--- a/docs/tables/entire/sec5_ckd_composite.docx
+++ b/docs/tables/entire/sec5_ckd_composite.docx
@@ -944,7 +944,7 @@
                 <w:szCs w:val="22"/>
                 <w:color w:val="000000"/>
               </w:rPr>
-              <w:t xml:space="preserve">0.94, 1.15</w:t>
+              <w:t xml:space="preserve">0.95, 1.13</w:t>
             </w:r>
           </w:p>
         </w:tc>
@@ -997,7 +997,7 @@
                 <w:szCs w:val="22"/>
                 <w:color w:val="000000"/>
               </w:rPr>
-              <w:t xml:space="preserve">0.410</w:t>
+              <w:t xml:space="preserve">0.460</w:t>
             </w:r>
           </w:p>
         </w:tc>
@@ -1103,7 +1103,7 @@
                 <w:szCs w:val="22"/>
                 <w:color w:val="000000"/>
               </w:rPr>
-              <w:t xml:space="preserve">1.03</w:t>
+              <w:t xml:space="preserve">1.05</w:t>
             </w:r>
           </w:p>
         </w:tc>
@@ -1156,7 +1156,7 @@
                 <w:szCs w:val="22"/>
                 <w:color w:val="000000"/>
               </w:rPr>
-              <w:t xml:space="preserve">0.90, 1.17</w:t>
+              <w:t xml:space="preserve">0.93, 1.18</w:t>
             </w:r>
           </w:p>
         </w:tc>
@@ -1209,7 +1209,7 @@
                 <w:szCs w:val="22"/>
                 <w:color w:val="000000"/>
               </w:rPr>
-              <w:t xml:space="preserve">0.690</w:t>
+              <w:t xml:space="preserve">0.440</w:t>
             </w:r>
           </w:p>
         </w:tc>
@@ -1374,6 +1374,218 @@
                 <w:szCs w:val="22"/>
                 <w:color w:val="000000"/>
               </w:rPr>
+              <w:t xml:space="preserve">1.04</w:t>
+            </w:r>
+          </w:p>
+        </w:tc>
+        <w:tc>
+          <w:tcPr>
+            <w:tcBorders>
+              <w:bottom w:val="none" w:sz="0" w:space="0" w:color="000000"/>
+              <w:top w:val="none" w:sz="0" w:space="0" w:color="000000"/>
+              <w:left w:val="none" w:sz="0" w:space="0" w:color="000000"/>
+              <w:right w:val="none" w:sz="0" w:space="0" w:color="000000"/>
+            </w:tcBorders>
+            <w:shd w:val="clear" w:color="auto" w:fill="FFFFFF"/>
+            <w:tcMar>
+              <w:top w:w="0" w:type="dxa"/>
+              <w:bottom w:w="0" w:type="dxa"/>
+              <w:left w:w="0" w:type="dxa"/>
+              <w:right w:w="0" w:type="dxa"/>
+            </w:tcMar>
+            <w:vAlign w:val="top"/>
+          </w:tcPr>
+          <w:p>
+            <w:pPr>
+              <w:pStyle w:val="Normal"/>
+              <w:jc w:val="center"/>
+              <w:pBdr>
+                <w:bottom w:val="none" w:sz="0" w:space="0" w:color="000000"/>
+                <w:top w:val="none" w:sz="0" w:space="0" w:color="000000"/>
+                <w:left w:val="none" w:sz="0" w:space="0" w:color="000000"/>
+                <w:right w:val="none" w:sz="0" w:space="0" w:color="000000"/>
+              </w:pBdr>
+              <w:spacing w:after="100" w:before="100" w:line="240"/>
+              <w:ind w:left="100" w:right="100" w:firstLine="0" w:firstLineChars="0"/>
+              <w:rPr>
+                <w:rFonts w:ascii="Helvetica" w:hAnsi="Helvetica" w:eastAsia="Helvetica" w:cs="Helvetica"/>
+                <w:i w:val="false"/>
+                <w:b w:val="false"/>
+                <w:u w:val="none"/>
+                <w:sz w:val="22"/>
+                <w:szCs w:val="22"/>
+                <w:color w:val="000000"/>
+              </w:rPr>
+            </w:pPr>
+            <w:r>
+              <w:rPr>
+                <w:rFonts w:ascii="Helvetica" w:hAnsi="Helvetica" w:eastAsia="Helvetica" w:cs="Helvetica"/>
+                <w:i w:val="false"/>
+                <w:b w:val="false"/>
+                <w:u w:val="none"/>
+                <w:sz w:val="22"/>
+                <w:szCs w:val="22"/>
+                <w:color w:val="000000"/>
+              </w:rPr>
+              <w:t xml:space="preserve">1.02, 1.06</w:t>
+            </w:r>
+          </w:p>
+        </w:tc>
+        <w:tc>
+          <w:tcPr>
+            <w:tcBorders>
+              <w:bottom w:val="none" w:sz="0" w:space="0" w:color="000000"/>
+              <w:top w:val="none" w:sz="0" w:space="0" w:color="000000"/>
+              <w:left w:val="none" w:sz="0" w:space="0" w:color="000000"/>
+              <w:right w:val="none" w:sz="0" w:space="0" w:color="000000"/>
+            </w:tcBorders>
+            <w:shd w:val="clear" w:color="auto" w:fill="FFFFFF"/>
+            <w:tcMar>
+              <w:top w:w="0" w:type="dxa"/>
+              <w:bottom w:w="0" w:type="dxa"/>
+              <w:left w:w="0" w:type="dxa"/>
+              <w:right w:w="0" w:type="dxa"/>
+            </w:tcMar>
+            <w:vAlign w:val="top"/>
+          </w:tcPr>
+          <w:p>
+            <w:pPr>
+              <w:pStyle w:val="Normal"/>
+              <w:jc w:val="center"/>
+              <w:pBdr>
+                <w:bottom w:val="none" w:sz="0" w:space="0" w:color="000000"/>
+                <w:top w:val="none" w:sz="0" w:space="0" w:color="000000"/>
+                <w:left w:val="none" w:sz="0" w:space="0" w:color="000000"/>
+                <w:right w:val="none" w:sz="0" w:space="0" w:color="000000"/>
+              </w:pBdr>
+              <w:spacing w:after="100" w:before="100" w:line="240"/>
+              <w:ind w:left="100" w:right="100" w:firstLine="0" w:firstLineChars="0"/>
+              <w:rPr>
+                <w:rFonts w:ascii="Helvetica" w:hAnsi="Helvetica" w:eastAsia="Helvetica" w:cs="Helvetica"/>
+                <w:i w:val="false"/>
+                <w:b w:val="false"/>
+                <w:u w:val="none"/>
+                <w:sz w:val="22"/>
+                <w:szCs w:val="22"/>
+                <w:color w:val="000000"/>
+              </w:rPr>
+            </w:pPr>
+            <w:r>
+              <w:rPr>
+                <w:rFonts w:ascii="Helvetica" w:hAnsi="Helvetica" w:eastAsia="Helvetica" w:cs="Helvetica"/>
+                <w:i w:val="false"/>
+                <w:b w:val="false"/>
+                <w:u w:val="none"/>
+                <w:sz w:val="22"/>
+                <w:szCs w:val="22"/>
+                <w:color w:val="000000"/>
+              </w:rPr>
+              <w:t xml:space="preserve">&lt;0.001</w:t>
+            </w:r>
+          </w:p>
+        </w:tc>
+        <w:tc>
+          <w:tcPr>
+            <w:tcBorders>
+              <w:bottom w:val="none" w:sz="0" w:space="0" w:color="000000"/>
+              <w:top w:val="none" w:sz="0" w:space="0" w:color="000000"/>
+              <w:left w:val="none" w:sz="0" w:space="0" w:color="000000"/>
+              <w:right w:val="none" w:sz="0" w:space="0" w:color="000000"/>
+            </w:tcBorders>
+            <w:shd w:val="clear" w:color="auto" w:fill="FFFFFF"/>
+            <w:tcMar>
+              <w:top w:w="0" w:type="dxa"/>
+              <w:bottom w:w="0" w:type="dxa"/>
+              <w:left w:w="0" w:type="dxa"/>
+              <w:right w:w="0" w:type="dxa"/>
+            </w:tcMar>
+            <w:vAlign w:val="top"/>
+          </w:tcPr>
+          <w:p>
+            <w:pPr>
+              <w:pStyle w:val="Normal"/>
+              <w:jc w:val="center"/>
+              <w:pBdr>
+                <w:bottom w:val="none" w:sz="0" w:space="0" w:color="000000"/>
+                <w:top w:val="none" w:sz="0" w:space="0" w:color="000000"/>
+                <w:left w:val="none" w:sz="0" w:space="0" w:color="000000"/>
+                <w:right w:val="none" w:sz="0" w:space="0" w:color="000000"/>
+              </w:pBdr>
+              <w:spacing w:after="100" w:before="100" w:line="240"/>
+              <w:ind w:left="100" w:right="100" w:firstLine="0" w:firstLineChars="0"/>
+              <w:rPr>
+                <w:rFonts w:ascii="Helvetica" w:hAnsi="Helvetica" w:eastAsia="Helvetica" w:cs="Helvetica"/>
+                <w:i w:val="false"/>
+                <w:b w:val="false"/>
+                <w:u w:val="none"/>
+                <w:sz w:val="22"/>
+                <w:szCs w:val="22"/>
+                <w:color w:val="000000"/>
+              </w:rPr>
+            </w:pPr>
+            <w:r>
+              <w:rPr>
+                <w:rFonts w:ascii="Helvetica" w:hAnsi="Helvetica" w:eastAsia="Helvetica" w:cs="Helvetica"/>
+                <w:i w:val="false"/>
+                <w:b w:val="false"/>
+                <w:u w:val="none"/>
+                <w:sz w:val="22"/>
+                <w:szCs w:val="22"/>
+                <w:color w:val="000000"/>
+              </w:rPr>
+              <w:t xml:space="preserve">943</w:t>
+            </w:r>
+          </w:p>
+        </w:tc>
+        <w:tc>
+          <w:tcPr>
+            <w:tcBorders>
+              <w:bottom w:val="none" w:sz="0" w:space="0" w:color="000000"/>
+              <w:top w:val="none" w:sz="0" w:space="0" w:color="000000"/>
+              <w:left w:val="none" w:sz="0" w:space="0" w:color="000000"/>
+              <w:right w:val="none" w:sz="0" w:space="0" w:color="000000"/>
+            </w:tcBorders>
+            <w:shd w:val="clear" w:color="auto" w:fill="FFFFFF"/>
+            <w:tcMar>
+              <w:top w:w="0" w:type="dxa"/>
+              <w:bottom w:w="0" w:type="dxa"/>
+              <w:left w:w="0" w:type="dxa"/>
+              <w:right w:w="0" w:type="dxa"/>
+            </w:tcMar>
+            <w:vAlign w:val="top"/>
+          </w:tcPr>
+          <w:p>
+            <w:pPr>
+              <w:pStyle w:val="Normal"/>
+              <w:jc w:val="center"/>
+              <w:pBdr>
+                <w:bottom w:val="none" w:sz="0" w:space="0" w:color="000000"/>
+                <w:top w:val="none" w:sz="0" w:space="0" w:color="000000"/>
+                <w:left w:val="none" w:sz="0" w:space="0" w:color="000000"/>
+                <w:right w:val="none" w:sz="0" w:space="0" w:color="000000"/>
+              </w:pBdr>
+              <w:spacing w:after="100" w:before="100" w:line="240"/>
+              <w:ind w:left="100" w:right="100" w:firstLine="0" w:firstLineChars="0"/>
+              <w:rPr>
+                <w:rFonts w:ascii="Helvetica" w:hAnsi="Helvetica" w:eastAsia="Helvetica" w:cs="Helvetica"/>
+                <w:i w:val="false"/>
+                <w:b w:val="false"/>
+                <w:u w:val="none"/>
+                <w:sz w:val="22"/>
+                <w:szCs w:val="22"/>
+                <w:color w:val="000000"/>
+              </w:rPr>
+            </w:pPr>
+            <w:r>
+              <w:rPr>
+                <w:rFonts w:ascii="Helvetica" w:hAnsi="Helvetica" w:eastAsia="Helvetica" w:cs="Helvetica"/>
+                <w:i w:val="false"/>
+                <w:b w:val="false"/>
+                <w:u w:val="none"/>
+                <w:sz w:val="22"/>
+                <w:szCs w:val="22"/>
+                <w:color w:val="000000"/>
+              </w:rPr>
               <w:t xml:space="preserve">1.05</w:t>
             </w:r>
           </w:p>
@@ -1427,218 +1639,6 @@
                 <w:szCs w:val="22"/>
                 <w:color w:val="000000"/>
               </w:rPr>
-              <w:t xml:space="preserve">1.03, 1.07</w:t>
-            </w:r>
-          </w:p>
-        </w:tc>
-        <w:tc>
-          <w:tcPr>
-            <w:tcBorders>
-              <w:bottom w:val="none" w:sz="0" w:space="0" w:color="000000"/>
-              <w:top w:val="none" w:sz="0" w:space="0" w:color="000000"/>
-              <w:left w:val="none" w:sz="0" w:space="0" w:color="000000"/>
-              <w:right w:val="none" w:sz="0" w:space="0" w:color="000000"/>
-            </w:tcBorders>
-            <w:shd w:val="clear" w:color="auto" w:fill="FFFFFF"/>
-            <w:tcMar>
-              <w:top w:w="0" w:type="dxa"/>
-              <w:bottom w:w="0" w:type="dxa"/>
-              <w:left w:w="0" w:type="dxa"/>
-              <w:right w:w="0" w:type="dxa"/>
-            </w:tcMar>
-            <w:vAlign w:val="top"/>
-          </w:tcPr>
-          <w:p>
-            <w:pPr>
-              <w:pStyle w:val="Normal"/>
-              <w:jc w:val="center"/>
-              <w:pBdr>
-                <w:bottom w:val="none" w:sz="0" w:space="0" w:color="000000"/>
-                <w:top w:val="none" w:sz="0" w:space="0" w:color="000000"/>
-                <w:left w:val="none" w:sz="0" w:space="0" w:color="000000"/>
-                <w:right w:val="none" w:sz="0" w:space="0" w:color="000000"/>
-              </w:pBdr>
-              <w:spacing w:after="100" w:before="100" w:line="240"/>
-              <w:ind w:left="100" w:right="100" w:firstLine="0" w:firstLineChars="0"/>
-              <w:rPr>
-                <w:rFonts w:ascii="Helvetica" w:hAnsi="Helvetica" w:eastAsia="Helvetica" w:cs="Helvetica"/>
-                <w:i w:val="false"/>
-                <w:b w:val="false"/>
-                <w:u w:val="none"/>
-                <w:sz w:val="22"/>
-                <w:szCs w:val="22"/>
-                <w:color w:val="000000"/>
-              </w:rPr>
-            </w:pPr>
-            <w:r>
-              <w:rPr>
-                <w:rFonts w:ascii="Helvetica" w:hAnsi="Helvetica" w:eastAsia="Helvetica" w:cs="Helvetica"/>
-                <w:i w:val="false"/>
-                <w:b w:val="false"/>
-                <w:u w:val="none"/>
-                <w:sz w:val="22"/>
-                <w:szCs w:val="22"/>
-                <w:color w:val="000000"/>
-              </w:rPr>
-              <w:t xml:space="preserve">&lt;0.001</w:t>
-            </w:r>
-          </w:p>
-        </w:tc>
-        <w:tc>
-          <w:tcPr>
-            <w:tcBorders>
-              <w:bottom w:val="none" w:sz="0" w:space="0" w:color="000000"/>
-              <w:top w:val="none" w:sz="0" w:space="0" w:color="000000"/>
-              <w:left w:val="none" w:sz="0" w:space="0" w:color="000000"/>
-              <w:right w:val="none" w:sz="0" w:space="0" w:color="000000"/>
-            </w:tcBorders>
-            <w:shd w:val="clear" w:color="auto" w:fill="FFFFFF"/>
-            <w:tcMar>
-              <w:top w:w="0" w:type="dxa"/>
-              <w:bottom w:w="0" w:type="dxa"/>
-              <w:left w:w="0" w:type="dxa"/>
-              <w:right w:w="0" w:type="dxa"/>
-            </w:tcMar>
-            <w:vAlign w:val="top"/>
-          </w:tcPr>
-          <w:p>
-            <w:pPr>
-              <w:pStyle w:val="Normal"/>
-              <w:jc w:val="center"/>
-              <w:pBdr>
-                <w:bottom w:val="none" w:sz="0" w:space="0" w:color="000000"/>
-                <w:top w:val="none" w:sz="0" w:space="0" w:color="000000"/>
-                <w:left w:val="none" w:sz="0" w:space="0" w:color="000000"/>
-                <w:right w:val="none" w:sz="0" w:space="0" w:color="000000"/>
-              </w:pBdr>
-              <w:spacing w:after="100" w:before="100" w:line="240"/>
-              <w:ind w:left="100" w:right="100" w:firstLine="0" w:firstLineChars="0"/>
-              <w:rPr>
-                <w:rFonts w:ascii="Helvetica" w:hAnsi="Helvetica" w:eastAsia="Helvetica" w:cs="Helvetica"/>
-                <w:i w:val="false"/>
-                <w:b w:val="false"/>
-                <w:u w:val="none"/>
-                <w:sz w:val="22"/>
-                <w:szCs w:val="22"/>
-                <w:color w:val="000000"/>
-              </w:rPr>
-            </w:pPr>
-            <w:r>
-              <w:rPr>
-                <w:rFonts w:ascii="Helvetica" w:hAnsi="Helvetica" w:eastAsia="Helvetica" w:cs="Helvetica"/>
-                <w:i w:val="false"/>
-                <w:b w:val="false"/>
-                <w:u w:val="none"/>
-                <w:sz w:val="22"/>
-                <w:szCs w:val="22"/>
-                <w:color w:val="000000"/>
-              </w:rPr>
-              <w:t xml:space="preserve">943</w:t>
-            </w:r>
-          </w:p>
-        </w:tc>
-        <w:tc>
-          <w:tcPr>
-            <w:tcBorders>
-              <w:bottom w:val="none" w:sz="0" w:space="0" w:color="000000"/>
-              <w:top w:val="none" w:sz="0" w:space="0" w:color="000000"/>
-              <w:left w:val="none" w:sz="0" w:space="0" w:color="000000"/>
-              <w:right w:val="none" w:sz="0" w:space="0" w:color="000000"/>
-            </w:tcBorders>
-            <w:shd w:val="clear" w:color="auto" w:fill="FFFFFF"/>
-            <w:tcMar>
-              <w:top w:w="0" w:type="dxa"/>
-              <w:bottom w:w="0" w:type="dxa"/>
-              <w:left w:w="0" w:type="dxa"/>
-              <w:right w:w="0" w:type="dxa"/>
-            </w:tcMar>
-            <w:vAlign w:val="top"/>
-          </w:tcPr>
-          <w:p>
-            <w:pPr>
-              <w:pStyle w:val="Normal"/>
-              <w:jc w:val="center"/>
-              <w:pBdr>
-                <w:bottom w:val="none" w:sz="0" w:space="0" w:color="000000"/>
-                <w:top w:val="none" w:sz="0" w:space="0" w:color="000000"/>
-                <w:left w:val="none" w:sz="0" w:space="0" w:color="000000"/>
-                <w:right w:val="none" w:sz="0" w:space="0" w:color="000000"/>
-              </w:pBdr>
-              <w:spacing w:after="100" w:before="100" w:line="240"/>
-              <w:ind w:left="100" w:right="100" w:firstLine="0" w:firstLineChars="0"/>
-              <w:rPr>
-                <w:rFonts w:ascii="Helvetica" w:hAnsi="Helvetica" w:eastAsia="Helvetica" w:cs="Helvetica"/>
-                <w:i w:val="false"/>
-                <w:b w:val="false"/>
-                <w:u w:val="none"/>
-                <w:sz w:val="22"/>
-                <w:szCs w:val="22"/>
-                <w:color w:val="000000"/>
-              </w:rPr>
-            </w:pPr>
-            <w:r>
-              <w:rPr>
-                <w:rFonts w:ascii="Helvetica" w:hAnsi="Helvetica" w:eastAsia="Helvetica" w:cs="Helvetica"/>
-                <w:i w:val="false"/>
-                <w:b w:val="false"/>
-                <w:u w:val="none"/>
-                <w:sz w:val="22"/>
-                <w:szCs w:val="22"/>
-                <w:color w:val="000000"/>
-              </w:rPr>
-              <w:t xml:space="preserve">1.05</w:t>
-            </w:r>
-          </w:p>
-        </w:tc>
-        <w:tc>
-          <w:tcPr>
-            <w:tcBorders>
-              <w:bottom w:val="none" w:sz="0" w:space="0" w:color="000000"/>
-              <w:top w:val="none" w:sz="0" w:space="0" w:color="000000"/>
-              <w:left w:val="none" w:sz="0" w:space="0" w:color="000000"/>
-              <w:right w:val="none" w:sz="0" w:space="0" w:color="000000"/>
-            </w:tcBorders>
-            <w:shd w:val="clear" w:color="auto" w:fill="FFFFFF"/>
-            <w:tcMar>
-              <w:top w:w="0" w:type="dxa"/>
-              <w:bottom w:w="0" w:type="dxa"/>
-              <w:left w:w="0" w:type="dxa"/>
-              <w:right w:w="0" w:type="dxa"/>
-            </w:tcMar>
-            <w:vAlign w:val="top"/>
-          </w:tcPr>
-          <w:p>
-            <w:pPr>
-              <w:pStyle w:val="Normal"/>
-              <w:jc w:val="center"/>
-              <w:pBdr>
-                <w:bottom w:val="none" w:sz="0" w:space="0" w:color="000000"/>
-                <w:top w:val="none" w:sz="0" w:space="0" w:color="000000"/>
-                <w:left w:val="none" w:sz="0" w:space="0" w:color="000000"/>
-                <w:right w:val="none" w:sz="0" w:space="0" w:color="000000"/>
-              </w:pBdr>
-              <w:spacing w:after="100" w:before="100" w:line="240"/>
-              <w:ind w:left="100" w:right="100" w:firstLine="0" w:firstLineChars="0"/>
-              <w:rPr>
-                <w:rFonts w:ascii="Helvetica" w:hAnsi="Helvetica" w:eastAsia="Helvetica" w:cs="Helvetica"/>
-                <w:i w:val="false"/>
-                <w:b w:val="false"/>
-                <w:u w:val="none"/>
-                <w:sz w:val="22"/>
-                <w:szCs w:val="22"/>
-                <w:color w:val="000000"/>
-              </w:rPr>
-            </w:pPr>
-            <w:r>
-              <w:rPr>
-                <w:rFonts w:ascii="Helvetica" w:hAnsi="Helvetica" w:eastAsia="Helvetica" w:cs="Helvetica"/>
-                <w:i w:val="false"/>
-                <w:b w:val="false"/>
-                <w:u w:val="none"/>
-                <w:sz w:val="22"/>
-                <w:szCs w:val="22"/>
-                <w:color w:val="000000"/>
-              </w:rPr>
               <w:t xml:space="preserve">1.02, 1.09</w:t>
             </w:r>
           </w:p>
@@ -1692,7 +1692,7 @@
                 <w:szCs w:val="22"/>
                 <w:color w:val="000000"/>
               </w:rPr>
-              <w:t xml:space="preserve">0.005</w:t>
+              <w:t xml:space="preserve">0.002</w:t>
             </w:r>
           </w:p>
         </w:tc>
@@ -2823,113 +2823,113 @@
                 <w:szCs w:val="22"/>
                 <w:color w:val="000000"/>
               </w:rPr>
-              <w:t xml:space="preserve">1.09</w:t>
-            </w:r>
-          </w:p>
-        </w:tc>
-        <w:tc>
-          <w:tcPr>
-            <w:tcBorders>
-              <w:bottom w:val="none" w:sz="0" w:space="0" w:color="000000"/>
-              <w:top w:val="none" w:sz="0" w:space="0" w:color="000000"/>
-              <w:left w:val="none" w:sz="0" w:space="0" w:color="000000"/>
-              <w:right w:val="none" w:sz="0" w:space="0" w:color="000000"/>
-            </w:tcBorders>
-            <w:shd w:val="clear" w:color="auto" w:fill="FFFFFF"/>
-            <w:tcMar>
-              <w:top w:w="0" w:type="dxa"/>
-              <w:bottom w:w="0" w:type="dxa"/>
-              <w:left w:w="0" w:type="dxa"/>
-              <w:right w:w="0" w:type="dxa"/>
-            </w:tcMar>
-            <w:vAlign w:val="top"/>
-          </w:tcPr>
-          <w:p>
-            <w:pPr>
-              <w:pStyle w:val="Normal"/>
-              <w:jc w:val="center"/>
-              <w:pBdr>
-                <w:bottom w:val="none" w:sz="0" w:space="0" w:color="000000"/>
-                <w:top w:val="none" w:sz="0" w:space="0" w:color="000000"/>
-                <w:left w:val="none" w:sz="0" w:space="0" w:color="000000"/>
-                <w:right w:val="none" w:sz="0" w:space="0" w:color="000000"/>
-              </w:pBdr>
-              <w:spacing w:after="100" w:before="100" w:line="240"/>
-              <w:ind w:left="100" w:right="100" w:firstLine="0" w:firstLineChars="0"/>
-              <w:rPr>
-                <w:rFonts w:ascii="Helvetica" w:hAnsi="Helvetica" w:eastAsia="Helvetica" w:cs="Helvetica"/>
-                <w:i w:val="false"/>
-                <w:b w:val="false"/>
-                <w:u w:val="none"/>
-                <w:sz w:val="22"/>
-                <w:szCs w:val="22"/>
-                <w:color w:val="000000"/>
-              </w:rPr>
-            </w:pPr>
-            <w:r>
-              <w:rPr>
-                <w:rFonts w:ascii="Helvetica" w:hAnsi="Helvetica" w:eastAsia="Helvetica" w:cs="Helvetica"/>
-                <w:i w:val="false"/>
-                <w:b w:val="false"/>
-                <w:u w:val="none"/>
-                <w:sz w:val="22"/>
-                <w:szCs w:val="22"/>
-                <w:color w:val="000000"/>
-              </w:rPr>
-              <w:t xml:space="preserve">0.68, 1.75</w:t>
-            </w:r>
-          </w:p>
-        </w:tc>
-        <w:tc>
-          <w:tcPr>
-            <w:tcBorders>
-              <w:bottom w:val="none" w:sz="0" w:space="0" w:color="000000"/>
-              <w:top w:val="none" w:sz="0" w:space="0" w:color="000000"/>
-              <w:left w:val="none" w:sz="0" w:space="0" w:color="000000"/>
-              <w:right w:val="none" w:sz="0" w:space="0" w:color="000000"/>
-            </w:tcBorders>
-            <w:shd w:val="clear" w:color="auto" w:fill="FFFFFF"/>
-            <w:tcMar>
-              <w:top w:w="0" w:type="dxa"/>
-              <w:bottom w:w="0" w:type="dxa"/>
-              <w:left w:w="0" w:type="dxa"/>
-              <w:right w:w="0" w:type="dxa"/>
-            </w:tcMar>
-            <w:vAlign w:val="top"/>
-          </w:tcPr>
-          <w:p>
-            <w:pPr>
-              <w:pStyle w:val="Normal"/>
-              <w:jc w:val="center"/>
-              <w:pBdr>
-                <w:bottom w:val="none" w:sz="0" w:space="0" w:color="000000"/>
-                <w:top w:val="none" w:sz="0" w:space="0" w:color="000000"/>
-                <w:left w:val="none" w:sz="0" w:space="0" w:color="000000"/>
-                <w:right w:val="none" w:sz="0" w:space="0" w:color="000000"/>
-              </w:pBdr>
-              <w:spacing w:after="100" w:before="100" w:line="240"/>
-              <w:ind w:left="100" w:right="100" w:firstLine="0" w:firstLineChars="0"/>
-              <w:rPr>
-                <w:rFonts w:ascii="Helvetica" w:hAnsi="Helvetica" w:eastAsia="Helvetica" w:cs="Helvetica"/>
-                <w:i w:val="false"/>
-                <w:b w:val="false"/>
-                <w:u w:val="none"/>
-                <w:sz w:val="22"/>
-                <w:szCs w:val="22"/>
-                <w:color w:val="000000"/>
-              </w:rPr>
-            </w:pPr>
-            <w:r>
-              <w:rPr>
-                <w:rFonts w:ascii="Helvetica" w:hAnsi="Helvetica" w:eastAsia="Helvetica" w:cs="Helvetica"/>
-                <w:i w:val="false"/>
-                <w:b w:val="false"/>
-                <w:u w:val="none"/>
-                <w:sz w:val="22"/>
-                <w:szCs w:val="22"/>
-                <w:color w:val="000000"/>
-              </w:rPr>
-              <w:t xml:space="preserve">0.710</w:t>
+              <w:t xml:space="preserve">1.04</w:t>
+            </w:r>
+          </w:p>
+        </w:tc>
+        <w:tc>
+          <w:tcPr>
+            <w:tcBorders>
+              <w:bottom w:val="none" w:sz="0" w:space="0" w:color="000000"/>
+              <w:top w:val="none" w:sz="0" w:space="0" w:color="000000"/>
+              <w:left w:val="none" w:sz="0" w:space="0" w:color="000000"/>
+              <w:right w:val="none" w:sz="0" w:space="0" w:color="000000"/>
+            </w:tcBorders>
+            <w:shd w:val="clear" w:color="auto" w:fill="FFFFFF"/>
+            <w:tcMar>
+              <w:top w:w="0" w:type="dxa"/>
+              <w:bottom w:w="0" w:type="dxa"/>
+              <w:left w:w="0" w:type="dxa"/>
+              <w:right w:w="0" w:type="dxa"/>
+            </w:tcMar>
+            <w:vAlign w:val="top"/>
+          </w:tcPr>
+          <w:p>
+            <w:pPr>
+              <w:pStyle w:val="Normal"/>
+              <w:jc w:val="center"/>
+              <w:pBdr>
+                <w:bottom w:val="none" w:sz="0" w:space="0" w:color="000000"/>
+                <w:top w:val="none" w:sz="0" w:space="0" w:color="000000"/>
+                <w:left w:val="none" w:sz="0" w:space="0" w:color="000000"/>
+                <w:right w:val="none" w:sz="0" w:space="0" w:color="000000"/>
+              </w:pBdr>
+              <w:spacing w:after="100" w:before="100" w:line="240"/>
+              <w:ind w:left="100" w:right="100" w:firstLine="0" w:firstLineChars="0"/>
+              <w:rPr>
+                <w:rFonts w:ascii="Helvetica" w:hAnsi="Helvetica" w:eastAsia="Helvetica" w:cs="Helvetica"/>
+                <w:i w:val="false"/>
+                <w:b w:val="false"/>
+                <w:u w:val="none"/>
+                <w:sz w:val="22"/>
+                <w:szCs w:val="22"/>
+                <w:color w:val="000000"/>
+              </w:rPr>
+            </w:pPr>
+            <w:r>
+              <w:rPr>
+                <w:rFonts w:ascii="Helvetica" w:hAnsi="Helvetica" w:eastAsia="Helvetica" w:cs="Helvetica"/>
+                <w:i w:val="false"/>
+                <w:b w:val="false"/>
+                <w:u w:val="none"/>
+                <w:sz w:val="22"/>
+                <w:szCs w:val="22"/>
+                <w:color w:val="000000"/>
+              </w:rPr>
+              <w:t xml:space="preserve">0.67, 1.61</w:t>
+            </w:r>
+          </w:p>
+        </w:tc>
+        <w:tc>
+          <w:tcPr>
+            <w:tcBorders>
+              <w:bottom w:val="none" w:sz="0" w:space="0" w:color="000000"/>
+              <w:top w:val="none" w:sz="0" w:space="0" w:color="000000"/>
+              <w:left w:val="none" w:sz="0" w:space="0" w:color="000000"/>
+              <w:right w:val="none" w:sz="0" w:space="0" w:color="000000"/>
+            </w:tcBorders>
+            <w:shd w:val="clear" w:color="auto" w:fill="FFFFFF"/>
+            <w:tcMar>
+              <w:top w:w="0" w:type="dxa"/>
+              <w:bottom w:w="0" w:type="dxa"/>
+              <w:left w:w="0" w:type="dxa"/>
+              <w:right w:w="0" w:type="dxa"/>
+            </w:tcMar>
+            <w:vAlign w:val="top"/>
+          </w:tcPr>
+          <w:p>
+            <w:pPr>
+              <w:pStyle w:val="Normal"/>
+              <w:jc w:val="center"/>
+              <w:pBdr>
+                <w:bottom w:val="none" w:sz="0" w:space="0" w:color="000000"/>
+                <w:top w:val="none" w:sz="0" w:space="0" w:color="000000"/>
+                <w:left w:val="none" w:sz="0" w:space="0" w:color="000000"/>
+                <w:right w:val="none" w:sz="0" w:space="0" w:color="000000"/>
+              </w:pBdr>
+              <w:spacing w:after="100" w:before="100" w:line="240"/>
+              <w:ind w:left="100" w:right="100" w:firstLine="0" w:firstLineChars="0"/>
+              <w:rPr>
+                <w:rFonts w:ascii="Helvetica" w:hAnsi="Helvetica" w:eastAsia="Helvetica" w:cs="Helvetica"/>
+                <w:i w:val="false"/>
+                <w:b w:val="false"/>
+                <w:u w:val="none"/>
+                <w:sz w:val="22"/>
+                <w:szCs w:val="22"/>
+                <w:color w:val="000000"/>
+              </w:rPr>
+            </w:pPr>
+            <w:r>
+              <w:rPr>
+                <w:rFonts w:ascii="Helvetica" w:hAnsi="Helvetica" w:eastAsia="Helvetica" w:cs="Helvetica"/>
+                <w:i w:val="false"/>
+                <w:b w:val="false"/>
+                <w:u w:val="none"/>
+                <w:sz w:val="22"/>
+                <w:szCs w:val="22"/>
+                <w:color w:val="000000"/>
+              </w:rPr>
+              <w:t xml:space="preserve">0.870</w:t>
             </w:r>
           </w:p>
         </w:tc>
@@ -3035,120 +3035,120 @@
                 <w:szCs w:val="22"/>
                 <w:color w:val="000000"/>
               </w:rPr>
-              <w:t xml:space="preserve">1.16</w:t>
-            </w:r>
-          </w:p>
-        </w:tc>
-        <w:tc>
-          <w:tcPr>
-            <w:tcBorders>
-              <w:bottom w:val="none" w:sz="0" w:space="0" w:color="000000"/>
-              <w:top w:val="none" w:sz="0" w:space="0" w:color="000000"/>
-              <w:left w:val="none" w:sz="0" w:space="0" w:color="000000"/>
-              <w:right w:val="none" w:sz="0" w:space="0" w:color="000000"/>
-            </w:tcBorders>
-            <w:shd w:val="clear" w:color="auto" w:fill="FFFFFF"/>
-            <w:tcMar>
-              <w:top w:w="0" w:type="dxa"/>
-              <w:bottom w:w="0" w:type="dxa"/>
-              <w:left w:w="0" w:type="dxa"/>
-              <w:right w:w="0" w:type="dxa"/>
-            </w:tcMar>
-            <w:vAlign w:val="top"/>
-          </w:tcPr>
-          <w:p>
-            <w:pPr>
-              <w:pStyle w:val="Normal"/>
-              <w:jc w:val="center"/>
-              <w:pBdr>
-                <w:bottom w:val="none" w:sz="0" w:space="0" w:color="000000"/>
-                <w:top w:val="none" w:sz="0" w:space="0" w:color="000000"/>
-                <w:left w:val="none" w:sz="0" w:space="0" w:color="000000"/>
-                <w:right w:val="none" w:sz="0" w:space="0" w:color="000000"/>
-              </w:pBdr>
-              <w:spacing w:after="100" w:before="100" w:line="240"/>
-              <w:ind w:left="100" w:right="100" w:firstLine="0" w:firstLineChars="0"/>
-              <w:rPr>
-                <w:rFonts w:ascii="Helvetica" w:hAnsi="Helvetica" w:eastAsia="Helvetica" w:cs="Helvetica"/>
-                <w:i w:val="false"/>
-                <w:b w:val="false"/>
-                <w:u w:val="none"/>
-                <w:sz w:val="22"/>
-                <w:szCs w:val="22"/>
-                <w:color w:val="000000"/>
-              </w:rPr>
-            </w:pPr>
-            <w:r>
-              <w:rPr>
-                <w:rFonts w:ascii="Helvetica" w:hAnsi="Helvetica" w:eastAsia="Helvetica" w:cs="Helvetica"/>
-                <w:i w:val="false"/>
-                <w:b w:val="false"/>
-                <w:u w:val="none"/>
-                <w:sz w:val="22"/>
-                <w:szCs w:val="22"/>
-                <w:color w:val="000000"/>
-              </w:rPr>
-              <w:t xml:space="preserve">0.62, 2.17</w:t>
-            </w:r>
-          </w:p>
-        </w:tc>
-        <w:tc>
-          <w:tcPr>
-            <w:tcBorders>
-              <w:bottom w:val="none" w:sz="0" w:space="0" w:color="000000"/>
-              <w:top w:val="none" w:sz="0" w:space="0" w:color="000000"/>
-              <w:left w:val="none" w:sz="0" w:space="0" w:color="000000"/>
-              <w:right w:val="none" w:sz="0" w:space="0" w:color="000000"/>
-            </w:tcBorders>
-            <w:shd w:val="clear" w:color="auto" w:fill="FFFFFF"/>
-            <w:tcMar>
-              <w:top w:w="0" w:type="dxa"/>
-              <w:bottom w:w="0" w:type="dxa"/>
-              <w:left w:w="0" w:type="dxa"/>
-              <w:right w:w="0" w:type="dxa"/>
-            </w:tcMar>
-            <w:vAlign w:val="top"/>
-          </w:tcPr>
-          <w:p>
-            <w:pPr>
-              <w:pStyle w:val="Normal"/>
-              <w:jc w:val="center"/>
-              <w:pBdr>
-                <w:bottom w:val="none" w:sz="0" w:space="0" w:color="000000"/>
-                <w:top w:val="none" w:sz="0" w:space="0" w:color="000000"/>
-                <w:left w:val="none" w:sz="0" w:space="0" w:color="000000"/>
-                <w:right w:val="none" w:sz="0" w:space="0" w:color="000000"/>
-              </w:pBdr>
-              <w:spacing w:after="100" w:before="100" w:line="240"/>
-              <w:ind w:left="100" w:right="100" w:firstLine="0" w:firstLineChars="0"/>
-              <w:rPr>
-                <w:rFonts w:ascii="Helvetica" w:hAnsi="Helvetica" w:eastAsia="Helvetica" w:cs="Helvetica"/>
-                <w:i w:val="false"/>
-                <w:b w:val="false"/>
-                <w:u w:val="none"/>
-                <w:sz w:val="22"/>
-                <w:szCs w:val="22"/>
-                <w:color w:val="000000"/>
-              </w:rPr>
-            </w:pPr>
-            <w:r>
-              <w:rPr>
-                <w:rFonts w:ascii="Helvetica" w:hAnsi="Helvetica" w:eastAsia="Helvetica" w:cs="Helvetica"/>
-                <w:i w:val="false"/>
-                <w:b w:val="false"/>
-                <w:u w:val="none"/>
-                <w:sz w:val="22"/>
-                <w:szCs w:val="22"/>
-                <w:color w:val="000000"/>
-              </w:rPr>
-              <w:t xml:space="preserve">0.650</w:t>
+              <w:t xml:space="preserve">1.11</w:t>
+            </w:r>
+          </w:p>
+        </w:tc>
+        <w:tc>
+          <w:tcPr>
+            <w:tcBorders>
+              <w:bottom w:val="none" w:sz="0" w:space="0" w:color="000000"/>
+              <w:top w:val="none" w:sz="0" w:space="0" w:color="000000"/>
+              <w:left w:val="none" w:sz="0" w:space="0" w:color="000000"/>
+              <w:right w:val="none" w:sz="0" w:space="0" w:color="000000"/>
+            </w:tcBorders>
+            <w:shd w:val="clear" w:color="auto" w:fill="FFFFFF"/>
+            <w:tcMar>
+              <w:top w:w="0" w:type="dxa"/>
+              <w:bottom w:w="0" w:type="dxa"/>
+              <w:left w:w="0" w:type="dxa"/>
+              <w:right w:w="0" w:type="dxa"/>
+            </w:tcMar>
+            <w:vAlign w:val="top"/>
+          </w:tcPr>
+          <w:p>
+            <w:pPr>
+              <w:pStyle w:val="Normal"/>
+              <w:jc w:val="center"/>
+              <w:pBdr>
+                <w:bottom w:val="none" w:sz="0" w:space="0" w:color="000000"/>
+                <w:top w:val="none" w:sz="0" w:space="0" w:color="000000"/>
+                <w:left w:val="none" w:sz="0" w:space="0" w:color="000000"/>
+                <w:right w:val="none" w:sz="0" w:space="0" w:color="000000"/>
+              </w:pBdr>
+              <w:spacing w:after="100" w:before="100" w:line="240"/>
+              <w:ind w:left="100" w:right="100" w:firstLine="0" w:firstLineChars="0"/>
+              <w:rPr>
+                <w:rFonts w:ascii="Helvetica" w:hAnsi="Helvetica" w:eastAsia="Helvetica" w:cs="Helvetica"/>
+                <w:i w:val="false"/>
+                <w:b w:val="false"/>
+                <w:u w:val="none"/>
+                <w:sz w:val="22"/>
+                <w:szCs w:val="22"/>
+                <w:color w:val="000000"/>
+              </w:rPr>
+            </w:pPr>
+            <w:r>
+              <w:rPr>
+                <w:rFonts w:ascii="Helvetica" w:hAnsi="Helvetica" w:eastAsia="Helvetica" w:cs="Helvetica"/>
+                <w:i w:val="false"/>
+                <w:b w:val="false"/>
+                <w:u w:val="none"/>
+                <w:sz w:val="22"/>
+                <w:szCs w:val="22"/>
+                <w:color w:val="000000"/>
+              </w:rPr>
+              <w:t xml:space="preserve">0.61, 2.01</w:t>
+            </w:r>
+          </w:p>
+        </w:tc>
+        <w:tc>
+          <w:tcPr>
+            <w:tcBorders>
+              <w:bottom w:val="none" w:sz="0" w:space="0" w:color="000000"/>
+              <w:top w:val="none" w:sz="0" w:space="0" w:color="000000"/>
+              <w:left w:val="none" w:sz="0" w:space="0" w:color="000000"/>
+              <w:right w:val="none" w:sz="0" w:space="0" w:color="000000"/>
+            </w:tcBorders>
+            <w:shd w:val="clear" w:color="auto" w:fill="FFFFFF"/>
+            <w:tcMar>
+              <w:top w:w="0" w:type="dxa"/>
+              <w:bottom w:w="0" w:type="dxa"/>
+              <w:left w:w="0" w:type="dxa"/>
+              <w:right w:w="0" w:type="dxa"/>
+            </w:tcMar>
+            <w:vAlign w:val="top"/>
+          </w:tcPr>
+          <w:p>
+            <w:pPr>
+              <w:pStyle w:val="Normal"/>
+              <w:jc w:val="center"/>
+              <w:pBdr>
+                <w:bottom w:val="none" w:sz="0" w:space="0" w:color="000000"/>
+                <w:top w:val="none" w:sz="0" w:space="0" w:color="000000"/>
+                <w:left w:val="none" w:sz="0" w:space="0" w:color="000000"/>
+                <w:right w:val="none" w:sz="0" w:space="0" w:color="000000"/>
+              </w:pBdr>
+              <w:spacing w:after="100" w:before="100" w:line="240"/>
+              <w:ind w:left="100" w:right="100" w:firstLine="0" w:firstLineChars="0"/>
+              <w:rPr>
+                <w:rFonts w:ascii="Helvetica" w:hAnsi="Helvetica" w:eastAsia="Helvetica" w:cs="Helvetica"/>
+                <w:i w:val="false"/>
+                <w:b w:val="false"/>
+                <w:u w:val="none"/>
+                <w:sz w:val="22"/>
+                <w:szCs w:val="22"/>
+                <w:color w:val="000000"/>
+              </w:rPr>
+            </w:pPr>
+            <w:r>
+              <w:rPr>
+                <w:rFonts w:ascii="Helvetica" w:hAnsi="Helvetica" w:eastAsia="Helvetica" w:cs="Helvetica"/>
+                <w:i w:val="false"/>
+                <w:b w:val="false"/>
+                <w:u w:val="none"/>
+                <w:sz w:val="22"/>
+                <w:szCs w:val="22"/>
+                <w:color w:val="000000"/>
+              </w:rPr>
+              <w:t xml:space="preserve">0.730</w:t>
             </w:r>
           </w:p>
         </w:tc>
       </w:tr>
       <w:tr>
         <w:trPr>
-          <w:trHeight w:val="598" w:hRule="auto"/>
+          <w:trHeight w:val="597" w:hRule="auto"/>
         </w:trPr>
         body 6
         <w:tc>
@@ -3306,113 +3306,113 @@
                 <w:szCs w:val="22"/>
                 <w:color w:val="000000"/>
               </w:rPr>
-              <w:t xml:space="preserve">1.08</w:t>
-            </w:r>
-          </w:p>
-        </w:tc>
-        <w:tc>
-          <w:tcPr>
-            <w:tcBorders>
-              <w:bottom w:val="none" w:sz="0" w:space="0" w:color="000000"/>
-              <w:top w:val="none" w:sz="0" w:space="0" w:color="000000"/>
-              <w:left w:val="none" w:sz="0" w:space="0" w:color="000000"/>
-              <w:right w:val="none" w:sz="0" w:space="0" w:color="000000"/>
-            </w:tcBorders>
-            <w:shd w:val="clear" w:color="auto" w:fill="FFFFFF"/>
-            <w:tcMar>
-              <w:top w:w="0" w:type="dxa"/>
-              <w:bottom w:w="0" w:type="dxa"/>
-              <w:left w:w="0" w:type="dxa"/>
-              <w:right w:w="0" w:type="dxa"/>
-            </w:tcMar>
-            <w:vAlign w:val="top"/>
-          </w:tcPr>
-          <w:p>
-            <w:pPr>
-              <w:pStyle w:val="Normal"/>
-              <w:jc w:val="center"/>
-              <w:pBdr>
-                <w:bottom w:val="none" w:sz="0" w:space="0" w:color="000000"/>
-                <w:top w:val="none" w:sz="0" w:space="0" w:color="000000"/>
-                <w:left w:val="none" w:sz="0" w:space="0" w:color="000000"/>
-                <w:right w:val="none" w:sz="0" w:space="0" w:color="000000"/>
-              </w:pBdr>
-              <w:spacing w:after="100" w:before="100" w:line="240"/>
-              <w:ind w:left="100" w:right="100" w:firstLine="0" w:firstLineChars="0"/>
-              <w:rPr>
-                <w:rFonts w:ascii="Helvetica" w:hAnsi="Helvetica" w:eastAsia="Helvetica" w:cs="Helvetica"/>
-                <w:i w:val="false"/>
-                <w:b w:val="false"/>
-                <w:u w:val="none"/>
-                <w:sz w:val="22"/>
-                <w:szCs w:val="22"/>
-                <w:color w:val="000000"/>
-              </w:rPr>
-            </w:pPr>
-            <w:r>
-              <w:rPr>
-                <w:rFonts w:ascii="Helvetica" w:hAnsi="Helvetica" w:eastAsia="Helvetica" w:cs="Helvetica"/>
-                <w:i w:val="false"/>
-                <w:b w:val="false"/>
-                <w:u w:val="none"/>
-                <w:sz w:val="22"/>
-                <w:szCs w:val="22"/>
-                <w:color w:val="000000"/>
-              </w:rPr>
-              <w:t xml:space="preserve">1.02, 1.15</w:t>
-            </w:r>
-          </w:p>
-        </w:tc>
-        <w:tc>
-          <w:tcPr>
-            <w:tcBorders>
-              <w:bottom w:val="none" w:sz="0" w:space="0" w:color="000000"/>
-              <w:top w:val="none" w:sz="0" w:space="0" w:color="000000"/>
-              <w:left w:val="none" w:sz="0" w:space="0" w:color="000000"/>
-              <w:right w:val="none" w:sz="0" w:space="0" w:color="000000"/>
-            </w:tcBorders>
-            <w:shd w:val="clear" w:color="auto" w:fill="FFFFFF"/>
-            <w:tcMar>
-              <w:top w:w="0" w:type="dxa"/>
-              <w:bottom w:w="0" w:type="dxa"/>
-              <w:left w:w="0" w:type="dxa"/>
-              <w:right w:w="0" w:type="dxa"/>
-            </w:tcMar>
-            <w:vAlign w:val="top"/>
-          </w:tcPr>
-          <w:p>
-            <w:pPr>
-              <w:pStyle w:val="Normal"/>
-              <w:jc w:val="center"/>
-              <w:pBdr>
-                <w:bottom w:val="none" w:sz="0" w:space="0" w:color="000000"/>
-                <w:top w:val="none" w:sz="0" w:space="0" w:color="000000"/>
-                <w:left w:val="none" w:sz="0" w:space="0" w:color="000000"/>
-                <w:right w:val="none" w:sz="0" w:space="0" w:color="000000"/>
-              </w:pBdr>
-              <w:spacing w:after="100" w:before="100" w:line="240"/>
-              <w:ind w:left="100" w:right="100" w:firstLine="0" w:firstLineChars="0"/>
-              <w:rPr>
-                <w:rFonts w:ascii="Helvetica" w:hAnsi="Helvetica" w:eastAsia="Helvetica" w:cs="Helvetica"/>
-                <w:i w:val="false"/>
-                <w:b w:val="false"/>
-                <w:u w:val="none"/>
-                <w:sz w:val="22"/>
-                <w:szCs w:val="22"/>
-                <w:color w:val="000000"/>
-              </w:rPr>
-            </w:pPr>
-            <w:r>
-              <w:rPr>
-                <w:rFonts w:ascii="Helvetica" w:hAnsi="Helvetica" w:eastAsia="Helvetica" w:cs="Helvetica"/>
-                <w:i w:val="false"/>
-                <w:b w:val="false"/>
-                <w:u w:val="none"/>
-                <w:sz w:val="22"/>
-                <w:szCs w:val="22"/>
-                <w:color w:val="000000"/>
-              </w:rPr>
-              <w:t xml:space="preserve">0.012</w:t>
+              <w:t xml:space="preserve">1.07</w:t>
+            </w:r>
+          </w:p>
+        </w:tc>
+        <w:tc>
+          <w:tcPr>
+            <w:tcBorders>
+              <w:bottom w:val="none" w:sz="0" w:space="0" w:color="000000"/>
+              <w:top w:val="none" w:sz="0" w:space="0" w:color="000000"/>
+              <w:left w:val="none" w:sz="0" w:space="0" w:color="000000"/>
+              <w:right w:val="none" w:sz="0" w:space="0" w:color="000000"/>
+            </w:tcBorders>
+            <w:shd w:val="clear" w:color="auto" w:fill="FFFFFF"/>
+            <w:tcMar>
+              <w:top w:w="0" w:type="dxa"/>
+              <w:bottom w:w="0" w:type="dxa"/>
+              <w:left w:w="0" w:type="dxa"/>
+              <w:right w:w="0" w:type="dxa"/>
+            </w:tcMar>
+            <w:vAlign w:val="top"/>
+          </w:tcPr>
+          <w:p>
+            <w:pPr>
+              <w:pStyle w:val="Normal"/>
+              <w:jc w:val="center"/>
+              <w:pBdr>
+                <w:bottom w:val="none" w:sz="0" w:space="0" w:color="000000"/>
+                <w:top w:val="none" w:sz="0" w:space="0" w:color="000000"/>
+                <w:left w:val="none" w:sz="0" w:space="0" w:color="000000"/>
+                <w:right w:val="none" w:sz="0" w:space="0" w:color="000000"/>
+              </w:pBdr>
+              <w:spacing w:after="100" w:before="100" w:line="240"/>
+              <w:ind w:left="100" w:right="100" w:firstLine="0" w:firstLineChars="0"/>
+              <w:rPr>
+                <w:rFonts w:ascii="Helvetica" w:hAnsi="Helvetica" w:eastAsia="Helvetica" w:cs="Helvetica"/>
+                <w:i w:val="false"/>
+                <w:b w:val="false"/>
+                <w:u w:val="none"/>
+                <w:sz w:val="22"/>
+                <w:szCs w:val="22"/>
+                <w:color w:val="000000"/>
+              </w:rPr>
+            </w:pPr>
+            <w:r>
+              <w:rPr>
+                <w:rFonts w:ascii="Helvetica" w:hAnsi="Helvetica" w:eastAsia="Helvetica" w:cs="Helvetica"/>
+                <w:i w:val="false"/>
+                <w:b w:val="false"/>
+                <w:u w:val="none"/>
+                <w:sz w:val="22"/>
+                <w:szCs w:val="22"/>
+                <w:color w:val="000000"/>
+              </w:rPr>
+              <w:t xml:space="preserve">1.01, 1.13</w:t>
+            </w:r>
+          </w:p>
+        </w:tc>
+        <w:tc>
+          <w:tcPr>
+            <w:tcBorders>
+              <w:bottom w:val="none" w:sz="0" w:space="0" w:color="000000"/>
+              <w:top w:val="none" w:sz="0" w:space="0" w:color="000000"/>
+              <w:left w:val="none" w:sz="0" w:space="0" w:color="000000"/>
+              <w:right w:val="none" w:sz="0" w:space="0" w:color="000000"/>
+            </w:tcBorders>
+            <w:shd w:val="clear" w:color="auto" w:fill="FFFFFF"/>
+            <w:tcMar>
+              <w:top w:w="0" w:type="dxa"/>
+              <w:bottom w:w="0" w:type="dxa"/>
+              <w:left w:w="0" w:type="dxa"/>
+              <w:right w:w="0" w:type="dxa"/>
+            </w:tcMar>
+            <w:vAlign w:val="top"/>
+          </w:tcPr>
+          <w:p>
+            <w:pPr>
+              <w:pStyle w:val="Normal"/>
+              <w:jc w:val="center"/>
+              <w:pBdr>
+                <w:bottom w:val="none" w:sz="0" w:space="0" w:color="000000"/>
+                <w:top w:val="none" w:sz="0" w:space="0" w:color="000000"/>
+                <w:left w:val="none" w:sz="0" w:space="0" w:color="000000"/>
+                <w:right w:val="none" w:sz="0" w:space="0" w:color="000000"/>
+              </w:pBdr>
+              <w:spacing w:after="100" w:before="100" w:line="240"/>
+              <w:ind w:left="100" w:right="100" w:firstLine="0" w:firstLineChars="0"/>
+              <w:rPr>
+                <w:rFonts w:ascii="Helvetica" w:hAnsi="Helvetica" w:eastAsia="Helvetica" w:cs="Helvetica"/>
+                <w:i w:val="false"/>
+                <w:b w:val="false"/>
+                <w:u w:val="none"/>
+                <w:sz w:val="22"/>
+                <w:szCs w:val="22"/>
+                <w:color w:val="000000"/>
+              </w:rPr>
+            </w:pPr>
+            <w:r>
+              <w:rPr>
+                <w:rFonts w:ascii="Helvetica" w:hAnsi="Helvetica" w:eastAsia="Helvetica" w:cs="Helvetica"/>
+                <w:i w:val="false"/>
+                <w:b w:val="false"/>
+                <w:u w:val="none"/>
+                <w:sz w:val="22"/>
+                <w:szCs w:val="22"/>
+                <w:color w:val="000000"/>
+              </w:rPr>
+              <w:t xml:space="preserve">0.027</w:t>
             </w:r>
           </w:p>
         </w:tc>
@@ -3518,113 +3518,113 @@
                 <w:szCs w:val="22"/>
                 <w:color w:val="000000"/>
               </w:rPr>
-              <w:t xml:space="preserve">1.00</w:t>
-            </w:r>
-          </w:p>
-        </w:tc>
-        <w:tc>
-          <w:tcPr>
-            <w:tcBorders>
-              <w:bottom w:val="none" w:sz="0" w:space="0" w:color="000000"/>
-              <w:top w:val="none" w:sz="0" w:space="0" w:color="000000"/>
-              <w:left w:val="none" w:sz="0" w:space="0" w:color="000000"/>
-              <w:right w:val="none" w:sz="0" w:space="0" w:color="000000"/>
-            </w:tcBorders>
-            <w:shd w:val="clear" w:color="auto" w:fill="FFFFFF"/>
-            <w:tcMar>
-              <w:top w:w="0" w:type="dxa"/>
-              <w:bottom w:w="0" w:type="dxa"/>
-              <w:left w:w="0" w:type="dxa"/>
-              <w:right w:w="0" w:type="dxa"/>
-            </w:tcMar>
-            <w:vAlign w:val="top"/>
-          </w:tcPr>
-          <w:p>
-            <w:pPr>
-              <w:pStyle w:val="Normal"/>
-              <w:jc w:val="center"/>
-              <w:pBdr>
-                <w:bottom w:val="none" w:sz="0" w:space="0" w:color="000000"/>
-                <w:top w:val="none" w:sz="0" w:space="0" w:color="000000"/>
-                <w:left w:val="none" w:sz="0" w:space="0" w:color="000000"/>
-                <w:right w:val="none" w:sz="0" w:space="0" w:color="000000"/>
-              </w:pBdr>
-              <w:spacing w:after="100" w:before="100" w:line="240"/>
-              <w:ind w:left="100" w:right="100" w:firstLine="0" w:firstLineChars="0"/>
-              <w:rPr>
-                <w:rFonts w:ascii="Helvetica" w:hAnsi="Helvetica" w:eastAsia="Helvetica" w:cs="Helvetica"/>
-                <w:i w:val="false"/>
-                <w:b w:val="false"/>
-                <w:u w:val="none"/>
-                <w:sz w:val="22"/>
-                <w:szCs w:val="22"/>
-                <w:color w:val="000000"/>
-              </w:rPr>
-            </w:pPr>
-            <w:r>
-              <w:rPr>
-                <w:rFonts w:ascii="Helvetica" w:hAnsi="Helvetica" w:eastAsia="Helvetica" w:cs="Helvetica"/>
-                <w:i w:val="false"/>
-                <w:b w:val="false"/>
-                <w:u w:val="none"/>
-                <w:sz w:val="22"/>
-                <w:szCs w:val="22"/>
-                <w:color w:val="000000"/>
-              </w:rPr>
-              <w:t xml:space="preserve">0.92, 1.10</w:t>
-            </w:r>
-          </w:p>
-        </w:tc>
-        <w:tc>
-          <w:tcPr>
-            <w:tcBorders>
-              <w:bottom w:val="none" w:sz="0" w:space="0" w:color="000000"/>
-              <w:top w:val="none" w:sz="0" w:space="0" w:color="000000"/>
-              <w:left w:val="none" w:sz="0" w:space="0" w:color="000000"/>
-              <w:right w:val="none" w:sz="0" w:space="0" w:color="000000"/>
-            </w:tcBorders>
-            <w:shd w:val="clear" w:color="auto" w:fill="FFFFFF"/>
-            <w:tcMar>
-              <w:top w:w="0" w:type="dxa"/>
-              <w:bottom w:w="0" w:type="dxa"/>
-              <w:left w:w="0" w:type="dxa"/>
-              <w:right w:w="0" w:type="dxa"/>
-            </w:tcMar>
-            <w:vAlign w:val="top"/>
-          </w:tcPr>
-          <w:p>
-            <w:pPr>
-              <w:pStyle w:val="Normal"/>
-              <w:jc w:val="center"/>
-              <w:pBdr>
-                <w:bottom w:val="none" w:sz="0" w:space="0" w:color="000000"/>
-                <w:top w:val="none" w:sz="0" w:space="0" w:color="000000"/>
-                <w:left w:val="none" w:sz="0" w:space="0" w:color="000000"/>
-                <w:right w:val="none" w:sz="0" w:space="0" w:color="000000"/>
-              </w:pBdr>
-              <w:spacing w:after="100" w:before="100" w:line="240"/>
-              <w:ind w:left="100" w:right="100" w:firstLine="0" w:firstLineChars="0"/>
-              <w:rPr>
-                <w:rFonts w:ascii="Helvetica" w:hAnsi="Helvetica" w:eastAsia="Helvetica" w:cs="Helvetica"/>
-                <w:i w:val="false"/>
-                <w:b w:val="false"/>
-                <w:u w:val="none"/>
-                <w:sz w:val="22"/>
-                <w:szCs w:val="22"/>
-                <w:color w:val="000000"/>
-              </w:rPr>
-            </w:pPr>
-            <w:r>
-              <w:rPr>
-                <w:rFonts w:ascii="Helvetica" w:hAnsi="Helvetica" w:eastAsia="Helvetica" w:cs="Helvetica"/>
-                <w:i w:val="false"/>
-                <w:b w:val="false"/>
-                <w:u w:val="none"/>
-                <w:sz w:val="22"/>
-                <w:szCs w:val="22"/>
-                <w:color w:val="000000"/>
-              </w:rPr>
-              <w:t xml:space="preserve">0.930</w:t>
+              <w:t xml:space="preserve">0.99</w:t>
+            </w:r>
+          </w:p>
+        </w:tc>
+        <w:tc>
+          <w:tcPr>
+            <w:tcBorders>
+              <w:bottom w:val="none" w:sz="0" w:space="0" w:color="000000"/>
+              <w:top w:val="none" w:sz="0" w:space="0" w:color="000000"/>
+              <w:left w:val="none" w:sz="0" w:space="0" w:color="000000"/>
+              <w:right w:val="none" w:sz="0" w:space="0" w:color="000000"/>
+            </w:tcBorders>
+            <w:shd w:val="clear" w:color="auto" w:fill="FFFFFF"/>
+            <w:tcMar>
+              <w:top w:w="0" w:type="dxa"/>
+              <w:bottom w:w="0" w:type="dxa"/>
+              <w:left w:w="0" w:type="dxa"/>
+              <w:right w:w="0" w:type="dxa"/>
+            </w:tcMar>
+            <w:vAlign w:val="top"/>
+          </w:tcPr>
+          <w:p>
+            <w:pPr>
+              <w:pStyle w:val="Normal"/>
+              <w:jc w:val="center"/>
+              <w:pBdr>
+                <w:bottom w:val="none" w:sz="0" w:space="0" w:color="000000"/>
+                <w:top w:val="none" w:sz="0" w:space="0" w:color="000000"/>
+                <w:left w:val="none" w:sz="0" w:space="0" w:color="000000"/>
+                <w:right w:val="none" w:sz="0" w:space="0" w:color="000000"/>
+              </w:pBdr>
+              <w:spacing w:after="100" w:before="100" w:line="240"/>
+              <w:ind w:left="100" w:right="100" w:firstLine="0" w:firstLineChars="0"/>
+              <w:rPr>
+                <w:rFonts w:ascii="Helvetica" w:hAnsi="Helvetica" w:eastAsia="Helvetica" w:cs="Helvetica"/>
+                <w:i w:val="false"/>
+                <w:b w:val="false"/>
+                <w:u w:val="none"/>
+                <w:sz w:val="22"/>
+                <w:szCs w:val="22"/>
+                <w:color w:val="000000"/>
+              </w:rPr>
+            </w:pPr>
+            <w:r>
+              <w:rPr>
+                <w:rFonts w:ascii="Helvetica" w:hAnsi="Helvetica" w:eastAsia="Helvetica" w:cs="Helvetica"/>
+                <w:i w:val="false"/>
+                <w:b w:val="false"/>
+                <w:u w:val="none"/>
+                <w:sz w:val="22"/>
+                <w:szCs w:val="22"/>
+                <w:color w:val="000000"/>
+              </w:rPr>
+              <w:t xml:space="preserve">0.91, 1.09</w:t>
+            </w:r>
+          </w:p>
+        </w:tc>
+        <w:tc>
+          <w:tcPr>
+            <w:tcBorders>
+              <w:bottom w:val="none" w:sz="0" w:space="0" w:color="000000"/>
+              <w:top w:val="none" w:sz="0" w:space="0" w:color="000000"/>
+              <w:left w:val="none" w:sz="0" w:space="0" w:color="000000"/>
+              <w:right w:val="none" w:sz="0" w:space="0" w:color="000000"/>
+            </w:tcBorders>
+            <w:shd w:val="clear" w:color="auto" w:fill="FFFFFF"/>
+            <w:tcMar>
+              <w:top w:w="0" w:type="dxa"/>
+              <w:bottom w:w="0" w:type="dxa"/>
+              <w:left w:w="0" w:type="dxa"/>
+              <w:right w:w="0" w:type="dxa"/>
+            </w:tcMar>
+            <w:vAlign w:val="top"/>
+          </w:tcPr>
+          <w:p>
+            <w:pPr>
+              <w:pStyle w:val="Normal"/>
+              <w:jc w:val="center"/>
+              <w:pBdr>
+                <w:bottom w:val="none" w:sz="0" w:space="0" w:color="000000"/>
+                <w:top w:val="none" w:sz="0" w:space="0" w:color="000000"/>
+                <w:left w:val="none" w:sz="0" w:space="0" w:color="000000"/>
+                <w:right w:val="none" w:sz="0" w:space="0" w:color="000000"/>
+              </w:pBdr>
+              <w:spacing w:after="100" w:before="100" w:line="240"/>
+              <w:ind w:left="100" w:right="100" w:firstLine="0" w:firstLineChars="0"/>
+              <w:rPr>
+                <w:rFonts w:ascii="Helvetica" w:hAnsi="Helvetica" w:eastAsia="Helvetica" w:cs="Helvetica"/>
+                <w:i w:val="false"/>
+                <w:b w:val="false"/>
+                <w:u w:val="none"/>
+                <w:sz w:val="22"/>
+                <w:szCs w:val="22"/>
+                <w:color w:val="000000"/>
+              </w:rPr>
+            </w:pPr>
+            <w:r>
+              <w:rPr>
+                <w:rFonts w:ascii="Helvetica" w:hAnsi="Helvetica" w:eastAsia="Helvetica" w:cs="Helvetica"/>
+                <w:i w:val="false"/>
+                <w:b w:val="false"/>
+                <w:u w:val="none"/>
+                <w:sz w:val="22"/>
+                <w:szCs w:val="22"/>
+                <w:color w:val="000000"/>
+              </w:rPr>
+              <w:t xml:space="preserve">0.900</w:t>
             </w:r>
           </w:p>
         </w:tc>
@@ -4755,113 +4755,113 @@
                 <w:szCs w:val="22"/>
                 <w:color w:val="000000"/>
               </w:rPr>
-              <w:t xml:space="preserve">1.27</w:t>
-            </w:r>
-          </w:p>
-        </w:tc>
-        <w:tc>
-          <w:tcPr>
-            <w:tcBorders>
-              <w:bottom w:val="none" w:sz="0" w:space="0" w:color="000000"/>
-              <w:top w:val="none" w:sz="0" w:space="0" w:color="000000"/>
-              <w:left w:val="none" w:sz="0" w:space="0" w:color="000000"/>
-              <w:right w:val="none" w:sz="0" w:space="0" w:color="000000"/>
-            </w:tcBorders>
-            <w:shd w:val="clear" w:color="auto" w:fill="FFFFFF"/>
-            <w:tcMar>
-              <w:top w:w="0" w:type="dxa"/>
-              <w:bottom w:w="0" w:type="dxa"/>
-              <w:left w:w="0" w:type="dxa"/>
-              <w:right w:w="0" w:type="dxa"/>
-            </w:tcMar>
-            <w:vAlign w:val="top"/>
-          </w:tcPr>
-          <w:p>
-            <w:pPr>
-              <w:pStyle w:val="Normal"/>
-              <w:jc w:val="center"/>
-              <w:pBdr>
-                <w:bottom w:val="none" w:sz="0" w:space="0" w:color="000000"/>
-                <w:top w:val="none" w:sz="0" w:space="0" w:color="000000"/>
-                <w:left w:val="none" w:sz="0" w:space="0" w:color="000000"/>
-                <w:right w:val="none" w:sz="0" w:space="0" w:color="000000"/>
-              </w:pBdr>
-              <w:spacing w:after="100" w:before="100" w:line="240"/>
-              <w:ind w:left="100" w:right="100" w:firstLine="0" w:firstLineChars="0"/>
-              <w:rPr>
-                <w:rFonts w:ascii="Helvetica" w:hAnsi="Helvetica" w:eastAsia="Helvetica" w:cs="Helvetica"/>
-                <w:i w:val="false"/>
-                <w:b w:val="false"/>
-                <w:u w:val="none"/>
-                <w:sz w:val="22"/>
-                <w:szCs w:val="22"/>
-                <w:color w:val="000000"/>
-              </w:rPr>
-            </w:pPr>
-            <w:r>
-              <w:rPr>
-                <w:rFonts w:ascii="Helvetica" w:hAnsi="Helvetica" w:eastAsia="Helvetica" w:cs="Helvetica"/>
-                <w:i w:val="false"/>
-                <w:b w:val="false"/>
-                <w:u w:val="none"/>
-                <w:sz w:val="22"/>
-                <w:szCs w:val="22"/>
-                <w:color w:val="000000"/>
-              </w:rPr>
-              <w:t xml:space="preserve">0.79, 2.04</w:t>
-            </w:r>
-          </w:p>
-        </w:tc>
-        <w:tc>
-          <w:tcPr>
-            <w:tcBorders>
-              <w:bottom w:val="none" w:sz="0" w:space="0" w:color="000000"/>
-              <w:top w:val="none" w:sz="0" w:space="0" w:color="000000"/>
-              <w:left w:val="none" w:sz="0" w:space="0" w:color="000000"/>
-              <w:right w:val="none" w:sz="0" w:space="0" w:color="000000"/>
-            </w:tcBorders>
-            <w:shd w:val="clear" w:color="auto" w:fill="FFFFFF"/>
-            <w:tcMar>
-              <w:top w:w="0" w:type="dxa"/>
-              <w:bottom w:w="0" w:type="dxa"/>
-              <w:left w:w="0" w:type="dxa"/>
-              <w:right w:w="0" w:type="dxa"/>
-            </w:tcMar>
-            <w:vAlign w:val="top"/>
-          </w:tcPr>
-          <w:p>
-            <w:pPr>
-              <w:pStyle w:val="Normal"/>
-              <w:jc w:val="center"/>
-              <w:pBdr>
-                <w:bottom w:val="none" w:sz="0" w:space="0" w:color="000000"/>
-                <w:top w:val="none" w:sz="0" w:space="0" w:color="000000"/>
-                <w:left w:val="none" w:sz="0" w:space="0" w:color="000000"/>
-                <w:right w:val="none" w:sz="0" w:space="0" w:color="000000"/>
-              </w:pBdr>
-              <w:spacing w:after="100" w:before="100" w:line="240"/>
-              <w:ind w:left="100" w:right="100" w:firstLine="0" w:firstLineChars="0"/>
-              <w:rPr>
-                <w:rFonts w:ascii="Helvetica" w:hAnsi="Helvetica" w:eastAsia="Helvetica" w:cs="Helvetica"/>
-                <w:i w:val="false"/>
-                <w:b w:val="false"/>
-                <w:u w:val="none"/>
-                <w:sz w:val="22"/>
-                <w:szCs w:val="22"/>
-                <w:color w:val="000000"/>
-              </w:rPr>
-            </w:pPr>
-            <w:r>
-              <w:rPr>
-                <w:rFonts w:ascii="Helvetica" w:hAnsi="Helvetica" w:eastAsia="Helvetica" w:cs="Helvetica"/>
-                <w:i w:val="false"/>
-                <w:b w:val="false"/>
-                <w:u w:val="none"/>
-                <w:sz w:val="22"/>
-                <w:szCs w:val="22"/>
-                <w:color w:val="000000"/>
-              </w:rPr>
-              <w:t xml:space="preserve">0.330</w:t>
+              <w:t xml:space="preserve">1.08</w:t>
+            </w:r>
+          </w:p>
+        </w:tc>
+        <w:tc>
+          <w:tcPr>
+            <w:tcBorders>
+              <w:bottom w:val="none" w:sz="0" w:space="0" w:color="000000"/>
+              <w:top w:val="none" w:sz="0" w:space="0" w:color="000000"/>
+              <w:left w:val="none" w:sz="0" w:space="0" w:color="000000"/>
+              <w:right w:val="none" w:sz="0" w:space="0" w:color="000000"/>
+            </w:tcBorders>
+            <w:shd w:val="clear" w:color="auto" w:fill="FFFFFF"/>
+            <w:tcMar>
+              <w:top w:w="0" w:type="dxa"/>
+              <w:bottom w:w="0" w:type="dxa"/>
+              <w:left w:w="0" w:type="dxa"/>
+              <w:right w:w="0" w:type="dxa"/>
+            </w:tcMar>
+            <w:vAlign w:val="top"/>
+          </w:tcPr>
+          <w:p>
+            <w:pPr>
+              <w:pStyle w:val="Normal"/>
+              <w:jc w:val="center"/>
+              <w:pBdr>
+                <w:bottom w:val="none" w:sz="0" w:space="0" w:color="000000"/>
+                <w:top w:val="none" w:sz="0" w:space="0" w:color="000000"/>
+                <w:left w:val="none" w:sz="0" w:space="0" w:color="000000"/>
+                <w:right w:val="none" w:sz="0" w:space="0" w:color="000000"/>
+              </w:pBdr>
+              <w:spacing w:after="100" w:before="100" w:line="240"/>
+              <w:ind w:left="100" w:right="100" w:firstLine="0" w:firstLineChars="0"/>
+              <w:rPr>
+                <w:rFonts w:ascii="Helvetica" w:hAnsi="Helvetica" w:eastAsia="Helvetica" w:cs="Helvetica"/>
+                <w:i w:val="false"/>
+                <w:b w:val="false"/>
+                <w:u w:val="none"/>
+                <w:sz w:val="22"/>
+                <w:szCs w:val="22"/>
+                <w:color w:val="000000"/>
+              </w:rPr>
+            </w:pPr>
+            <w:r>
+              <w:rPr>
+                <w:rFonts w:ascii="Helvetica" w:hAnsi="Helvetica" w:eastAsia="Helvetica" w:cs="Helvetica"/>
+                <w:i w:val="false"/>
+                <w:b w:val="false"/>
+                <w:u w:val="none"/>
+                <w:sz w:val="22"/>
+                <w:szCs w:val="22"/>
+                <w:color w:val="000000"/>
+              </w:rPr>
+              <w:t xml:space="preserve">0.69, 1.68</w:t>
+            </w:r>
+          </w:p>
+        </w:tc>
+        <w:tc>
+          <w:tcPr>
+            <w:tcBorders>
+              <w:bottom w:val="none" w:sz="0" w:space="0" w:color="000000"/>
+              <w:top w:val="none" w:sz="0" w:space="0" w:color="000000"/>
+              <w:left w:val="none" w:sz="0" w:space="0" w:color="000000"/>
+              <w:right w:val="none" w:sz="0" w:space="0" w:color="000000"/>
+            </w:tcBorders>
+            <w:shd w:val="clear" w:color="auto" w:fill="FFFFFF"/>
+            <w:tcMar>
+              <w:top w:w="0" w:type="dxa"/>
+              <w:bottom w:w="0" w:type="dxa"/>
+              <w:left w:w="0" w:type="dxa"/>
+              <w:right w:w="0" w:type="dxa"/>
+            </w:tcMar>
+            <w:vAlign w:val="top"/>
+          </w:tcPr>
+          <w:p>
+            <w:pPr>
+              <w:pStyle w:val="Normal"/>
+              <w:jc w:val="center"/>
+              <w:pBdr>
+                <w:bottom w:val="none" w:sz="0" w:space="0" w:color="000000"/>
+                <w:top w:val="none" w:sz="0" w:space="0" w:color="000000"/>
+                <w:left w:val="none" w:sz="0" w:space="0" w:color="000000"/>
+                <w:right w:val="none" w:sz="0" w:space="0" w:color="000000"/>
+              </w:pBdr>
+              <w:spacing w:after="100" w:before="100" w:line="240"/>
+              <w:ind w:left="100" w:right="100" w:firstLine="0" w:firstLineChars="0"/>
+              <w:rPr>
+                <w:rFonts w:ascii="Helvetica" w:hAnsi="Helvetica" w:eastAsia="Helvetica" w:cs="Helvetica"/>
+                <w:i w:val="false"/>
+                <w:b w:val="false"/>
+                <w:u w:val="none"/>
+                <w:sz w:val="22"/>
+                <w:szCs w:val="22"/>
+                <w:color w:val="000000"/>
+              </w:rPr>
+            </w:pPr>
+            <w:r>
+              <w:rPr>
+                <w:rFonts w:ascii="Helvetica" w:hAnsi="Helvetica" w:eastAsia="Helvetica" w:cs="Helvetica"/>
+                <w:i w:val="false"/>
+                <w:b w:val="false"/>
+                <w:u w:val="none"/>
+                <w:sz w:val="22"/>
+                <w:szCs w:val="22"/>
+                <w:color w:val="000000"/>
+              </w:rPr>
+              <w:t xml:space="preserve">0.750</w:t>
             </w:r>
           </w:p>
         </w:tc>
@@ -4967,113 +4967,113 @@
                 <w:szCs w:val="22"/>
                 <w:color w:val="000000"/>
               </w:rPr>
-              <w:t xml:space="preserve">0.96</w:t>
-            </w:r>
-          </w:p>
-        </w:tc>
-        <w:tc>
-          <w:tcPr>
-            <w:tcBorders>
-              <w:bottom w:val="none" w:sz="0" w:space="0" w:color="000000"/>
-              <w:top w:val="none" w:sz="0" w:space="0" w:color="000000"/>
-              <w:left w:val="none" w:sz="0" w:space="0" w:color="000000"/>
-              <w:right w:val="none" w:sz="0" w:space="0" w:color="000000"/>
-            </w:tcBorders>
-            <w:shd w:val="clear" w:color="auto" w:fill="FFFFFF"/>
-            <w:tcMar>
-              <w:top w:w="0" w:type="dxa"/>
-              <w:bottom w:w="0" w:type="dxa"/>
-              <w:left w:w="0" w:type="dxa"/>
-              <w:right w:w="0" w:type="dxa"/>
-            </w:tcMar>
-            <w:vAlign w:val="top"/>
-          </w:tcPr>
-          <w:p>
-            <w:pPr>
-              <w:pStyle w:val="Normal"/>
-              <w:jc w:val="center"/>
-              <w:pBdr>
-                <w:bottom w:val="none" w:sz="0" w:space="0" w:color="000000"/>
-                <w:top w:val="none" w:sz="0" w:space="0" w:color="000000"/>
-                <w:left w:val="none" w:sz="0" w:space="0" w:color="000000"/>
-                <w:right w:val="none" w:sz="0" w:space="0" w:color="000000"/>
-              </w:pBdr>
-              <w:spacing w:after="100" w:before="100" w:line="240"/>
-              <w:ind w:left="100" w:right="100" w:firstLine="0" w:firstLineChars="0"/>
-              <w:rPr>
-                <w:rFonts w:ascii="Helvetica" w:hAnsi="Helvetica" w:eastAsia="Helvetica" w:cs="Helvetica"/>
-                <w:i w:val="false"/>
-                <w:b w:val="false"/>
-                <w:u w:val="none"/>
-                <w:sz w:val="22"/>
-                <w:szCs w:val="22"/>
-                <w:color w:val="000000"/>
-              </w:rPr>
-            </w:pPr>
-            <w:r>
-              <w:rPr>
-                <w:rFonts w:ascii="Helvetica" w:hAnsi="Helvetica" w:eastAsia="Helvetica" w:cs="Helvetica"/>
-                <w:i w:val="false"/>
-                <w:b w:val="false"/>
-                <w:u w:val="none"/>
-                <w:sz w:val="22"/>
-                <w:szCs w:val="22"/>
-                <w:color w:val="000000"/>
-              </w:rPr>
-              <w:t xml:space="preserve">0.55, 1.68</w:t>
-            </w:r>
-          </w:p>
-        </w:tc>
-        <w:tc>
-          <w:tcPr>
-            <w:tcBorders>
-              <w:bottom w:val="none" w:sz="0" w:space="0" w:color="000000"/>
-              <w:top w:val="none" w:sz="0" w:space="0" w:color="000000"/>
-              <w:left w:val="none" w:sz="0" w:space="0" w:color="000000"/>
-              <w:right w:val="none" w:sz="0" w:space="0" w:color="000000"/>
-            </w:tcBorders>
-            <w:shd w:val="clear" w:color="auto" w:fill="FFFFFF"/>
-            <w:tcMar>
-              <w:top w:w="0" w:type="dxa"/>
-              <w:bottom w:w="0" w:type="dxa"/>
-              <w:left w:w="0" w:type="dxa"/>
-              <w:right w:w="0" w:type="dxa"/>
-            </w:tcMar>
-            <w:vAlign w:val="top"/>
-          </w:tcPr>
-          <w:p>
-            <w:pPr>
-              <w:pStyle w:val="Normal"/>
-              <w:jc w:val="center"/>
-              <w:pBdr>
-                <w:bottom w:val="none" w:sz="0" w:space="0" w:color="000000"/>
-                <w:top w:val="none" w:sz="0" w:space="0" w:color="000000"/>
-                <w:left w:val="none" w:sz="0" w:space="0" w:color="000000"/>
-                <w:right w:val="none" w:sz="0" w:space="0" w:color="000000"/>
-              </w:pBdr>
-              <w:spacing w:after="100" w:before="100" w:line="240"/>
-              <w:ind w:left="100" w:right="100" w:firstLine="0" w:firstLineChars="0"/>
-              <w:rPr>
-                <w:rFonts w:ascii="Helvetica" w:hAnsi="Helvetica" w:eastAsia="Helvetica" w:cs="Helvetica"/>
-                <w:i w:val="false"/>
-                <w:b w:val="false"/>
-                <w:u w:val="none"/>
-                <w:sz w:val="22"/>
-                <w:szCs w:val="22"/>
-                <w:color w:val="000000"/>
-              </w:rPr>
-            </w:pPr>
-            <w:r>
-              <w:rPr>
-                <w:rFonts w:ascii="Helvetica" w:hAnsi="Helvetica" w:eastAsia="Helvetica" w:cs="Helvetica"/>
-                <w:i w:val="false"/>
-                <w:b w:val="false"/>
-                <w:u w:val="none"/>
-                <w:sz w:val="22"/>
-                <w:szCs w:val="22"/>
-                <w:color w:val="000000"/>
-              </w:rPr>
-              <w:t xml:space="preserve">0.890</w:t>
+              <w:t xml:space="preserve">0.80</w:t>
+            </w:r>
+          </w:p>
+        </w:tc>
+        <w:tc>
+          <w:tcPr>
+            <w:tcBorders>
+              <w:bottom w:val="none" w:sz="0" w:space="0" w:color="000000"/>
+              <w:top w:val="none" w:sz="0" w:space="0" w:color="000000"/>
+              <w:left w:val="none" w:sz="0" w:space="0" w:color="000000"/>
+              <w:right w:val="none" w:sz="0" w:space="0" w:color="000000"/>
+            </w:tcBorders>
+            <w:shd w:val="clear" w:color="auto" w:fill="FFFFFF"/>
+            <w:tcMar>
+              <w:top w:w="0" w:type="dxa"/>
+              <w:bottom w:w="0" w:type="dxa"/>
+              <w:left w:w="0" w:type="dxa"/>
+              <w:right w:w="0" w:type="dxa"/>
+            </w:tcMar>
+            <w:vAlign w:val="top"/>
+          </w:tcPr>
+          <w:p>
+            <w:pPr>
+              <w:pStyle w:val="Normal"/>
+              <w:jc w:val="center"/>
+              <w:pBdr>
+                <w:bottom w:val="none" w:sz="0" w:space="0" w:color="000000"/>
+                <w:top w:val="none" w:sz="0" w:space="0" w:color="000000"/>
+                <w:left w:val="none" w:sz="0" w:space="0" w:color="000000"/>
+                <w:right w:val="none" w:sz="0" w:space="0" w:color="000000"/>
+              </w:pBdr>
+              <w:spacing w:after="100" w:before="100" w:line="240"/>
+              <w:ind w:left="100" w:right="100" w:firstLine="0" w:firstLineChars="0"/>
+              <w:rPr>
+                <w:rFonts w:ascii="Helvetica" w:hAnsi="Helvetica" w:eastAsia="Helvetica" w:cs="Helvetica"/>
+                <w:i w:val="false"/>
+                <w:b w:val="false"/>
+                <w:u w:val="none"/>
+                <w:sz w:val="22"/>
+                <w:szCs w:val="22"/>
+                <w:color w:val="000000"/>
+              </w:rPr>
+            </w:pPr>
+            <w:r>
+              <w:rPr>
+                <w:rFonts w:ascii="Helvetica" w:hAnsi="Helvetica" w:eastAsia="Helvetica" w:cs="Helvetica"/>
+                <w:i w:val="false"/>
+                <w:b w:val="false"/>
+                <w:u w:val="none"/>
+                <w:sz w:val="22"/>
+                <w:szCs w:val="22"/>
+                <w:color w:val="000000"/>
+              </w:rPr>
+              <w:t xml:space="preserve">0.48, 1.35</w:t>
+            </w:r>
+          </w:p>
+        </w:tc>
+        <w:tc>
+          <w:tcPr>
+            <w:tcBorders>
+              <w:bottom w:val="none" w:sz="0" w:space="0" w:color="000000"/>
+              <w:top w:val="none" w:sz="0" w:space="0" w:color="000000"/>
+              <w:left w:val="none" w:sz="0" w:space="0" w:color="000000"/>
+              <w:right w:val="none" w:sz="0" w:space="0" w:color="000000"/>
+            </w:tcBorders>
+            <w:shd w:val="clear" w:color="auto" w:fill="FFFFFF"/>
+            <w:tcMar>
+              <w:top w:w="0" w:type="dxa"/>
+              <w:bottom w:w="0" w:type="dxa"/>
+              <w:left w:w="0" w:type="dxa"/>
+              <w:right w:w="0" w:type="dxa"/>
+            </w:tcMar>
+            <w:vAlign w:val="top"/>
+          </w:tcPr>
+          <w:p>
+            <w:pPr>
+              <w:pStyle w:val="Normal"/>
+              <w:jc w:val="center"/>
+              <w:pBdr>
+                <w:bottom w:val="none" w:sz="0" w:space="0" w:color="000000"/>
+                <w:top w:val="none" w:sz="0" w:space="0" w:color="000000"/>
+                <w:left w:val="none" w:sz="0" w:space="0" w:color="000000"/>
+                <w:right w:val="none" w:sz="0" w:space="0" w:color="000000"/>
+              </w:pBdr>
+              <w:spacing w:after="100" w:before="100" w:line="240"/>
+              <w:ind w:left="100" w:right="100" w:firstLine="0" w:firstLineChars="0"/>
+              <w:rPr>
+                <w:rFonts w:ascii="Helvetica" w:hAnsi="Helvetica" w:eastAsia="Helvetica" w:cs="Helvetica"/>
+                <w:i w:val="false"/>
+                <w:b w:val="false"/>
+                <w:u w:val="none"/>
+                <w:sz w:val="22"/>
+                <w:szCs w:val="22"/>
+                <w:color w:val="000000"/>
+              </w:rPr>
+            </w:pPr>
+            <w:r>
+              <w:rPr>
+                <w:rFonts w:ascii="Helvetica" w:hAnsi="Helvetica" w:eastAsia="Helvetica" w:cs="Helvetica"/>
+                <w:i w:val="false"/>
+                <w:b w:val="false"/>
+                <w:u w:val="none"/>
+                <w:sz w:val="22"/>
+                <w:szCs w:val="22"/>
+                <w:color w:val="000000"/>
+              </w:rPr>
+              <w:t xml:space="preserve">0.410</w:t>
             </w:r>
           </w:p>
         </w:tc>
@@ -6204,113 +6204,113 @@
                 <w:szCs w:val="22"/>
                 <w:color w:val="000000"/>
               </w:rPr>
-              <w:t xml:space="preserve">0.24</w:t>
-            </w:r>
-          </w:p>
-        </w:tc>
-        <w:tc>
-          <w:tcPr>
-            <w:tcBorders>
-              <w:bottom w:val="none" w:sz="0" w:space="0" w:color="000000"/>
-              <w:top w:val="none" w:sz="0" w:space="0" w:color="000000"/>
-              <w:left w:val="none" w:sz="0" w:space="0" w:color="000000"/>
-              <w:right w:val="none" w:sz="0" w:space="0" w:color="000000"/>
-            </w:tcBorders>
-            <w:shd w:val="clear" w:color="auto" w:fill="FFFFFF"/>
-            <w:tcMar>
-              <w:top w:w="0" w:type="dxa"/>
-              <w:bottom w:w="0" w:type="dxa"/>
-              <w:left w:w="0" w:type="dxa"/>
-              <w:right w:w="0" w:type="dxa"/>
-            </w:tcMar>
-            <w:vAlign w:val="top"/>
-          </w:tcPr>
-          <w:p>
-            <w:pPr>
-              <w:pStyle w:val="Normal"/>
-              <w:jc w:val="center"/>
-              <w:pBdr>
-                <w:bottom w:val="none" w:sz="0" w:space="0" w:color="000000"/>
-                <w:top w:val="none" w:sz="0" w:space="0" w:color="000000"/>
-                <w:left w:val="none" w:sz="0" w:space="0" w:color="000000"/>
-                <w:right w:val="none" w:sz="0" w:space="0" w:color="000000"/>
-              </w:pBdr>
-              <w:spacing w:after="100" w:before="100" w:line="240"/>
-              <w:ind w:left="100" w:right="100" w:firstLine="0" w:firstLineChars="0"/>
-              <w:rPr>
-                <w:rFonts w:ascii="Helvetica" w:hAnsi="Helvetica" w:eastAsia="Helvetica" w:cs="Helvetica"/>
-                <w:i w:val="false"/>
-                <w:b w:val="false"/>
-                <w:u w:val="none"/>
-                <w:sz w:val="22"/>
-                <w:szCs w:val="22"/>
-                <w:color w:val="000000"/>
-              </w:rPr>
-            </w:pPr>
-            <w:r>
-              <w:rPr>
-                <w:rFonts w:ascii="Helvetica" w:hAnsi="Helvetica" w:eastAsia="Helvetica" w:cs="Helvetica"/>
-                <w:i w:val="false"/>
-                <w:b w:val="false"/>
-                <w:u w:val="none"/>
-                <w:sz w:val="22"/>
-                <w:szCs w:val="22"/>
-                <w:color w:val="000000"/>
-              </w:rPr>
-              <w:t xml:space="preserve">0.06, 1.00</w:t>
-            </w:r>
-          </w:p>
-        </w:tc>
-        <w:tc>
-          <w:tcPr>
-            <w:tcBorders>
-              <w:bottom w:val="none" w:sz="0" w:space="0" w:color="000000"/>
-              <w:top w:val="none" w:sz="0" w:space="0" w:color="000000"/>
-              <w:left w:val="none" w:sz="0" w:space="0" w:color="000000"/>
-              <w:right w:val="none" w:sz="0" w:space="0" w:color="000000"/>
-            </w:tcBorders>
-            <w:shd w:val="clear" w:color="auto" w:fill="FFFFFF"/>
-            <w:tcMar>
-              <w:top w:w="0" w:type="dxa"/>
-              <w:bottom w:w="0" w:type="dxa"/>
-              <w:left w:w="0" w:type="dxa"/>
-              <w:right w:w="0" w:type="dxa"/>
-            </w:tcMar>
-            <w:vAlign w:val="top"/>
-          </w:tcPr>
-          <w:p>
-            <w:pPr>
-              <w:pStyle w:val="Normal"/>
-              <w:jc w:val="center"/>
-              <w:pBdr>
-                <w:bottom w:val="none" w:sz="0" w:space="0" w:color="000000"/>
-                <w:top w:val="none" w:sz="0" w:space="0" w:color="000000"/>
-                <w:left w:val="none" w:sz="0" w:space="0" w:color="000000"/>
-                <w:right w:val="none" w:sz="0" w:space="0" w:color="000000"/>
-              </w:pBdr>
-              <w:spacing w:after="100" w:before="100" w:line="240"/>
-              <w:ind w:left="100" w:right="100" w:firstLine="0" w:firstLineChars="0"/>
-              <w:rPr>
-                <w:rFonts w:ascii="Helvetica" w:hAnsi="Helvetica" w:eastAsia="Helvetica" w:cs="Helvetica"/>
-                <w:i w:val="false"/>
-                <w:b w:val="false"/>
-                <w:u w:val="none"/>
-                <w:sz w:val="22"/>
-                <w:szCs w:val="22"/>
-                <w:color w:val="000000"/>
-              </w:rPr>
-            </w:pPr>
-            <w:r>
-              <w:rPr>
-                <w:rFonts w:ascii="Helvetica" w:hAnsi="Helvetica" w:eastAsia="Helvetica" w:cs="Helvetica"/>
-                <w:i w:val="false"/>
-                <w:b w:val="false"/>
-                <w:u w:val="none"/>
-                <w:sz w:val="22"/>
-                <w:szCs w:val="22"/>
-                <w:color w:val="000000"/>
-              </w:rPr>
-              <w:t xml:space="preserve">0.050</w:t>
+              <w:t xml:space="preserve">0.32</w:t>
+            </w:r>
+          </w:p>
+        </w:tc>
+        <w:tc>
+          <w:tcPr>
+            <w:tcBorders>
+              <w:bottom w:val="none" w:sz="0" w:space="0" w:color="000000"/>
+              <w:top w:val="none" w:sz="0" w:space="0" w:color="000000"/>
+              <w:left w:val="none" w:sz="0" w:space="0" w:color="000000"/>
+              <w:right w:val="none" w:sz="0" w:space="0" w:color="000000"/>
+            </w:tcBorders>
+            <w:shd w:val="clear" w:color="auto" w:fill="FFFFFF"/>
+            <w:tcMar>
+              <w:top w:w="0" w:type="dxa"/>
+              <w:bottom w:w="0" w:type="dxa"/>
+              <w:left w:w="0" w:type="dxa"/>
+              <w:right w:w="0" w:type="dxa"/>
+            </w:tcMar>
+            <w:vAlign w:val="top"/>
+          </w:tcPr>
+          <w:p>
+            <w:pPr>
+              <w:pStyle w:val="Normal"/>
+              <w:jc w:val="center"/>
+              <w:pBdr>
+                <w:bottom w:val="none" w:sz="0" w:space="0" w:color="000000"/>
+                <w:top w:val="none" w:sz="0" w:space="0" w:color="000000"/>
+                <w:left w:val="none" w:sz="0" w:space="0" w:color="000000"/>
+                <w:right w:val="none" w:sz="0" w:space="0" w:color="000000"/>
+              </w:pBdr>
+              <w:spacing w:after="100" w:before="100" w:line="240"/>
+              <w:ind w:left="100" w:right="100" w:firstLine="0" w:firstLineChars="0"/>
+              <w:rPr>
+                <w:rFonts w:ascii="Helvetica" w:hAnsi="Helvetica" w:eastAsia="Helvetica" w:cs="Helvetica"/>
+                <w:i w:val="false"/>
+                <w:b w:val="false"/>
+                <w:u w:val="none"/>
+                <w:sz w:val="22"/>
+                <w:szCs w:val="22"/>
+                <w:color w:val="000000"/>
+              </w:rPr>
+            </w:pPr>
+            <w:r>
+              <w:rPr>
+                <w:rFonts w:ascii="Helvetica" w:hAnsi="Helvetica" w:eastAsia="Helvetica" w:cs="Helvetica"/>
+                <w:i w:val="false"/>
+                <w:b w:val="false"/>
+                <w:u w:val="none"/>
+                <w:sz w:val="22"/>
+                <w:szCs w:val="22"/>
+                <w:color w:val="000000"/>
+              </w:rPr>
+              <w:t xml:space="preserve">0.10, 1.04</w:t>
+            </w:r>
+          </w:p>
+        </w:tc>
+        <w:tc>
+          <w:tcPr>
+            <w:tcBorders>
+              <w:bottom w:val="none" w:sz="0" w:space="0" w:color="000000"/>
+              <w:top w:val="none" w:sz="0" w:space="0" w:color="000000"/>
+              <w:left w:val="none" w:sz="0" w:space="0" w:color="000000"/>
+              <w:right w:val="none" w:sz="0" w:space="0" w:color="000000"/>
+            </w:tcBorders>
+            <w:shd w:val="clear" w:color="auto" w:fill="FFFFFF"/>
+            <w:tcMar>
+              <w:top w:w="0" w:type="dxa"/>
+              <w:bottom w:w="0" w:type="dxa"/>
+              <w:left w:w="0" w:type="dxa"/>
+              <w:right w:w="0" w:type="dxa"/>
+            </w:tcMar>
+            <w:vAlign w:val="top"/>
+          </w:tcPr>
+          <w:p>
+            <w:pPr>
+              <w:pStyle w:val="Normal"/>
+              <w:jc w:val="center"/>
+              <w:pBdr>
+                <w:bottom w:val="none" w:sz="0" w:space="0" w:color="000000"/>
+                <w:top w:val="none" w:sz="0" w:space="0" w:color="000000"/>
+                <w:left w:val="none" w:sz="0" w:space="0" w:color="000000"/>
+                <w:right w:val="none" w:sz="0" w:space="0" w:color="000000"/>
+              </w:pBdr>
+              <w:spacing w:after="100" w:before="100" w:line="240"/>
+              <w:ind w:left="100" w:right="100" w:firstLine="0" w:firstLineChars="0"/>
+              <w:rPr>
+                <w:rFonts w:ascii="Helvetica" w:hAnsi="Helvetica" w:eastAsia="Helvetica" w:cs="Helvetica"/>
+                <w:i w:val="false"/>
+                <w:b w:val="false"/>
+                <w:u w:val="none"/>
+                <w:sz w:val="22"/>
+                <w:szCs w:val="22"/>
+                <w:color w:val="000000"/>
+              </w:rPr>
+            </w:pPr>
+            <w:r>
+              <w:rPr>
+                <w:rFonts w:ascii="Helvetica" w:hAnsi="Helvetica" w:eastAsia="Helvetica" w:cs="Helvetica"/>
+                <w:i w:val="false"/>
+                <w:b w:val="false"/>
+                <w:u w:val="none"/>
+                <w:sz w:val="22"/>
+                <w:szCs w:val="22"/>
+                <w:color w:val="000000"/>
+              </w:rPr>
+              <w:t xml:space="preserve">0.059</w:t>
             </w:r>
           </w:p>
         </w:tc>
@@ -6416,113 +6416,113 @@
                 <w:szCs w:val="22"/>
                 <w:color w:val="000000"/>
               </w:rPr>
-              <w:t xml:space="preserve">1.28</w:t>
-            </w:r>
-          </w:p>
-        </w:tc>
-        <w:tc>
-          <w:tcPr>
-            <w:tcBorders>
-              <w:bottom w:val="none" w:sz="0" w:space="0" w:color="000000"/>
-              <w:top w:val="none" w:sz="0" w:space="0" w:color="000000"/>
-              <w:left w:val="none" w:sz="0" w:space="0" w:color="000000"/>
-              <w:right w:val="none" w:sz="0" w:space="0" w:color="000000"/>
-            </w:tcBorders>
-            <w:shd w:val="clear" w:color="auto" w:fill="FFFFFF"/>
-            <w:tcMar>
-              <w:top w:w="0" w:type="dxa"/>
-              <w:bottom w:w="0" w:type="dxa"/>
-              <w:left w:w="0" w:type="dxa"/>
-              <w:right w:w="0" w:type="dxa"/>
-            </w:tcMar>
-            <w:vAlign w:val="top"/>
-          </w:tcPr>
-          <w:p>
-            <w:pPr>
-              <w:pStyle w:val="Normal"/>
-              <w:jc w:val="center"/>
-              <w:pBdr>
-                <w:bottom w:val="none" w:sz="0" w:space="0" w:color="000000"/>
-                <w:top w:val="none" w:sz="0" w:space="0" w:color="000000"/>
-                <w:left w:val="none" w:sz="0" w:space="0" w:color="000000"/>
-                <w:right w:val="none" w:sz="0" w:space="0" w:color="000000"/>
-              </w:pBdr>
-              <w:spacing w:after="100" w:before="100" w:line="240"/>
-              <w:ind w:left="100" w:right="100" w:firstLine="0" w:firstLineChars="0"/>
-              <w:rPr>
-                <w:rFonts w:ascii="Helvetica" w:hAnsi="Helvetica" w:eastAsia="Helvetica" w:cs="Helvetica"/>
-                <w:i w:val="false"/>
-                <w:b w:val="false"/>
-                <w:u w:val="none"/>
-                <w:sz w:val="22"/>
-                <w:szCs w:val="22"/>
-                <w:color w:val="000000"/>
-              </w:rPr>
-            </w:pPr>
-            <w:r>
-              <w:rPr>
-                <w:rFonts w:ascii="Helvetica" w:hAnsi="Helvetica" w:eastAsia="Helvetica" w:cs="Helvetica"/>
-                <w:i w:val="false"/>
-                <w:b w:val="false"/>
-                <w:u w:val="none"/>
-                <w:sz w:val="22"/>
-                <w:szCs w:val="22"/>
-                <w:color w:val="000000"/>
-              </w:rPr>
-              <w:t xml:space="preserve">0.19, 8.70</w:t>
-            </w:r>
-          </w:p>
-        </w:tc>
-        <w:tc>
-          <w:tcPr>
-            <w:tcBorders>
-              <w:bottom w:val="none" w:sz="0" w:space="0" w:color="000000"/>
-              <w:top w:val="none" w:sz="0" w:space="0" w:color="000000"/>
-              <w:left w:val="none" w:sz="0" w:space="0" w:color="000000"/>
-              <w:right w:val="none" w:sz="0" w:space="0" w:color="000000"/>
-            </w:tcBorders>
-            <w:shd w:val="clear" w:color="auto" w:fill="FFFFFF"/>
-            <w:tcMar>
-              <w:top w:w="0" w:type="dxa"/>
-              <w:bottom w:w="0" w:type="dxa"/>
-              <w:left w:w="0" w:type="dxa"/>
-              <w:right w:w="0" w:type="dxa"/>
-            </w:tcMar>
-            <w:vAlign w:val="top"/>
-          </w:tcPr>
-          <w:p>
-            <w:pPr>
-              <w:pStyle w:val="Normal"/>
-              <w:jc w:val="center"/>
-              <w:pBdr>
-                <w:bottom w:val="none" w:sz="0" w:space="0" w:color="000000"/>
-                <w:top w:val="none" w:sz="0" w:space="0" w:color="000000"/>
-                <w:left w:val="none" w:sz="0" w:space="0" w:color="000000"/>
-                <w:right w:val="none" w:sz="0" w:space="0" w:color="000000"/>
-              </w:pBdr>
-              <w:spacing w:after="100" w:before="100" w:line="240"/>
-              <w:ind w:left="100" w:right="100" w:firstLine="0" w:firstLineChars="0"/>
-              <w:rPr>
-                <w:rFonts w:ascii="Helvetica" w:hAnsi="Helvetica" w:eastAsia="Helvetica" w:cs="Helvetica"/>
-                <w:i w:val="false"/>
-                <w:b w:val="false"/>
-                <w:u w:val="none"/>
-                <w:sz w:val="22"/>
-                <w:szCs w:val="22"/>
-                <w:color w:val="000000"/>
-              </w:rPr>
-            </w:pPr>
-            <w:r>
-              <w:rPr>
-                <w:rFonts w:ascii="Helvetica" w:hAnsi="Helvetica" w:eastAsia="Helvetica" w:cs="Helvetica"/>
-                <w:i w:val="false"/>
-                <w:b w:val="false"/>
-                <w:u w:val="none"/>
-                <w:sz w:val="22"/>
-                <w:szCs w:val="22"/>
-                <w:color w:val="000000"/>
-              </w:rPr>
-              <w:t xml:space="preserve">0.800</w:t>
+              <w:t xml:space="preserve">1.44</w:t>
+            </w:r>
+          </w:p>
+        </w:tc>
+        <w:tc>
+          <w:tcPr>
+            <w:tcBorders>
+              <w:bottom w:val="none" w:sz="0" w:space="0" w:color="000000"/>
+              <w:top w:val="none" w:sz="0" w:space="0" w:color="000000"/>
+              <w:left w:val="none" w:sz="0" w:space="0" w:color="000000"/>
+              <w:right w:val="none" w:sz="0" w:space="0" w:color="000000"/>
+            </w:tcBorders>
+            <w:shd w:val="clear" w:color="auto" w:fill="FFFFFF"/>
+            <w:tcMar>
+              <w:top w:w="0" w:type="dxa"/>
+              <w:bottom w:w="0" w:type="dxa"/>
+              <w:left w:w="0" w:type="dxa"/>
+              <w:right w:w="0" w:type="dxa"/>
+            </w:tcMar>
+            <w:vAlign w:val="top"/>
+          </w:tcPr>
+          <w:p>
+            <w:pPr>
+              <w:pStyle w:val="Normal"/>
+              <w:jc w:val="center"/>
+              <w:pBdr>
+                <w:bottom w:val="none" w:sz="0" w:space="0" w:color="000000"/>
+                <w:top w:val="none" w:sz="0" w:space="0" w:color="000000"/>
+                <w:left w:val="none" w:sz="0" w:space="0" w:color="000000"/>
+                <w:right w:val="none" w:sz="0" w:space="0" w:color="000000"/>
+              </w:pBdr>
+              <w:spacing w:after="100" w:before="100" w:line="240"/>
+              <w:ind w:left="100" w:right="100" w:firstLine="0" w:firstLineChars="0"/>
+              <w:rPr>
+                <w:rFonts w:ascii="Helvetica" w:hAnsi="Helvetica" w:eastAsia="Helvetica" w:cs="Helvetica"/>
+                <w:i w:val="false"/>
+                <w:b w:val="false"/>
+                <w:u w:val="none"/>
+                <w:sz w:val="22"/>
+                <w:szCs w:val="22"/>
+                <w:color w:val="000000"/>
+              </w:rPr>
+            </w:pPr>
+            <w:r>
+              <w:rPr>
+                <w:rFonts w:ascii="Helvetica" w:hAnsi="Helvetica" w:eastAsia="Helvetica" w:cs="Helvetica"/>
+                <w:i w:val="false"/>
+                <w:b w:val="false"/>
+                <w:u w:val="none"/>
+                <w:sz w:val="22"/>
+                <w:szCs w:val="22"/>
+                <w:color w:val="000000"/>
+              </w:rPr>
+              <w:t xml:space="preserve">0.29, 7.23</w:t>
+            </w:r>
+          </w:p>
+        </w:tc>
+        <w:tc>
+          <w:tcPr>
+            <w:tcBorders>
+              <w:bottom w:val="none" w:sz="0" w:space="0" w:color="000000"/>
+              <w:top w:val="none" w:sz="0" w:space="0" w:color="000000"/>
+              <w:left w:val="none" w:sz="0" w:space="0" w:color="000000"/>
+              <w:right w:val="none" w:sz="0" w:space="0" w:color="000000"/>
+            </w:tcBorders>
+            <w:shd w:val="clear" w:color="auto" w:fill="FFFFFF"/>
+            <w:tcMar>
+              <w:top w:w="0" w:type="dxa"/>
+              <w:bottom w:w="0" w:type="dxa"/>
+              <w:left w:w="0" w:type="dxa"/>
+              <w:right w:w="0" w:type="dxa"/>
+            </w:tcMar>
+            <w:vAlign w:val="top"/>
+          </w:tcPr>
+          <w:p>
+            <w:pPr>
+              <w:pStyle w:val="Normal"/>
+              <w:jc w:val="center"/>
+              <w:pBdr>
+                <w:bottom w:val="none" w:sz="0" w:space="0" w:color="000000"/>
+                <w:top w:val="none" w:sz="0" w:space="0" w:color="000000"/>
+                <w:left w:val="none" w:sz="0" w:space="0" w:color="000000"/>
+                <w:right w:val="none" w:sz="0" w:space="0" w:color="000000"/>
+              </w:pBdr>
+              <w:spacing w:after="100" w:before="100" w:line="240"/>
+              <w:ind w:left="100" w:right="100" w:firstLine="0" w:firstLineChars="0"/>
+              <w:rPr>
+                <w:rFonts w:ascii="Helvetica" w:hAnsi="Helvetica" w:eastAsia="Helvetica" w:cs="Helvetica"/>
+                <w:i w:val="false"/>
+                <w:b w:val="false"/>
+                <w:u w:val="none"/>
+                <w:sz w:val="22"/>
+                <w:szCs w:val="22"/>
+                <w:color w:val="000000"/>
+              </w:rPr>
+            </w:pPr>
+            <w:r>
+              <w:rPr>
+                <w:rFonts w:ascii="Helvetica" w:hAnsi="Helvetica" w:eastAsia="Helvetica" w:cs="Helvetica"/>
+                <w:i w:val="false"/>
+                <w:b w:val="false"/>
+                <w:u w:val="none"/>
+                <w:sz w:val="22"/>
+                <w:szCs w:val="22"/>
+                <w:color w:val="000000"/>
+              </w:rPr>
+              <w:t xml:space="preserve">0.650</w:t>
             </w:r>
           </w:p>
         </w:tc>
@@ -6687,113 +6687,113 @@
                 <w:szCs w:val="22"/>
                 <w:color w:val="000000"/>
               </w:rPr>
-              <w:t xml:space="preserve">0.84</w:t>
-            </w:r>
-          </w:p>
-        </w:tc>
-        <w:tc>
-          <w:tcPr>
-            <w:tcBorders>
-              <w:bottom w:val="none" w:sz="0" w:space="0" w:color="000000"/>
-              <w:top w:val="none" w:sz="0" w:space="0" w:color="000000"/>
-              <w:left w:val="none" w:sz="0" w:space="0" w:color="000000"/>
-              <w:right w:val="none" w:sz="0" w:space="0" w:color="000000"/>
-            </w:tcBorders>
-            <w:shd w:val="clear" w:color="auto" w:fill="FFFFFF"/>
-            <w:tcMar>
-              <w:top w:w="0" w:type="dxa"/>
-              <w:bottom w:w="0" w:type="dxa"/>
-              <w:left w:w="0" w:type="dxa"/>
-              <w:right w:w="0" w:type="dxa"/>
-            </w:tcMar>
-            <w:vAlign w:val="top"/>
-          </w:tcPr>
-          <w:p>
-            <w:pPr>
-              <w:pStyle w:val="Normal"/>
-              <w:jc w:val="center"/>
-              <w:pBdr>
-                <w:bottom w:val="none" w:sz="0" w:space="0" w:color="000000"/>
-                <w:top w:val="none" w:sz="0" w:space="0" w:color="000000"/>
-                <w:left w:val="none" w:sz="0" w:space="0" w:color="000000"/>
-                <w:right w:val="none" w:sz="0" w:space="0" w:color="000000"/>
-              </w:pBdr>
-              <w:spacing w:after="100" w:before="100" w:line="240"/>
-              <w:ind w:left="100" w:right="100" w:firstLine="0" w:firstLineChars="0"/>
-              <w:rPr>
-                <w:rFonts w:ascii="Helvetica" w:hAnsi="Helvetica" w:eastAsia="Helvetica" w:cs="Helvetica"/>
-                <w:i w:val="false"/>
-                <w:b w:val="false"/>
-                <w:u w:val="none"/>
-                <w:sz w:val="22"/>
-                <w:szCs w:val="22"/>
-                <w:color w:val="000000"/>
-              </w:rPr>
-            </w:pPr>
-            <w:r>
-              <w:rPr>
-                <w:rFonts w:ascii="Helvetica" w:hAnsi="Helvetica" w:eastAsia="Helvetica" w:cs="Helvetica"/>
-                <w:i w:val="false"/>
-                <w:b w:val="false"/>
-                <w:u w:val="none"/>
-                <w:sz w:val="22"/>
-                <w:szCs w:val="22"/>
-                <w:color w:val="000000"/>
-              </w:rPr>
-              <w:t xml:space="preserve">0.38, 1.84</w:t>
-            </w:r>
-          </w:p>
-        </w:tc>
-        <w:tc>
-          <w:tcPr>
-            <w:tcBorders>
-              <w:bottom w:val="none" w:sz="0" w:space="0" w:color="000000"/>
-              <w:top w:val="none" w:sz="0" w:space="0" w:color="000000"/>
-              <w:left w:val="none" w:sz="0" w:space="0" w:color="000000"/>
-              <w:right w:val="none" w:sz="0" w:space="0" w:color="000000"/>
-            </w:tcBorders>
-            <w:shd w:val="clear" w:color="auto" w:fill="FFFFFF"/>
-            <w:tcMar>
-              <w:top w:w="0" w:type="dxa"/>
-              <w:bottom w:w="0" w:type="dxa"/>
-              <w:left w:w="0" w:type="dxa"/>
-              <w:right w:w="0" w:type="dxa"/>
-            </w:tcMar>
-            <w:vAlign w:val="top"/>
-          </w:tcPr>
-          <w:p>
-            <w:pPr>
-              <w:pStyle w:val="Normal"/>
-              <w:jc w:val="center"/>
-              <w:pBdr>
-                <w:bottom w:val="none" w:sz="0" w:space="0" w:color="000000"/>
-                <w:top w:val="none" w:sz="0" w:space="0" w:color="000000"/>
-                <w:left w:val="none" w:sz="0" w:space="0" w:color="000000"/>
-                <w:right w:val="none" w:sz="0" w:space="0" w:color="000000"/>
-              </w:pBdr>
-              <w:spacing w:after="100" w:before="100" w:line="240"/>
-              <w:ind w:left="100" w:right="100" w:firstLine="0" w:firstLineChars="0"/>
-              <w:rPr>
-                <w:rFonts w:ascii="Helvetica" w:hAnsi="Helvetica" w:eastAsia="Helvetica" w:cs="Helvetica"/>
-                <w:i w:val="false"/>
-                <w:b w:val="false"/>
-                <w:u w:val="none"/>
-                <w:sz w:val="22"/>
-                <w:szCs w:val="22"/>
-                <w:color w:val="000000"/>
-              </w:rPr>
-            </w:pPr>
-            <w:r>
-              <w:rPr>
-                <w:rFonts w:ascii="Helvetica" w:hAnsi="Helvetica" w:eastAsia="Helvetica" w:cs="Helvetica"/>
-                <w:i w:val="false"/>
-                <w:b w:val="false"/>
-                <w:u w:val="none"/>
-                <w:sz w:val="22"/>
-                <w:szCs w:val="22"/>
-                <w:color w:val="000000"/>
-              </w:rPr>
-              <w:t xml:space="preserve">0.660</w:t>
+              <w:t xml:space="preserve">0.76</w:t>
+            </w:r>
+          </w:p>
+        </w:tc>
+        <w:tc>
+          <w:tcPr>
+            <w:tcBorders>
+              <w:bottom w:val="none" w:sz="0" w:space="0" w:color="000000"/>
+              <w:top w:val="none" w:sz="0" w:space="0" w:color="000000"/>
+              <w:left w:val="none" w:sz="0" w:space="0" w:color="000000"/>
+              <w:right w:val="none" w:sz="0" w:space="0" w:color="000000"/>
+            </w:tcBorders>
+            <w:shd w:val="clear" w:color="auto" w:fill="FFFFFF"/>
+            <w:tcMar>
+              <w:top w:w="0" w:type="dxa"/>
+              <w:bottom w:w="0" w:type="dxa"/>
+              <w:left w:w="0" w:type="dxa"/>
+              <w:right w:w="0" w:type="dxa"/>
+            </w:tcMar>
+            <w:vAlign w:val="top"/>
+          </w:tcPr>
+          <w:p>
+            <w:pPr>
+              <w:pStyle w:val="Normal"/>
+              <w:jc w:val="center"/>
+              <w:pBdr>
+                <w:bottom w:val="none" w:sz="0" w:space="0" w:color="000000"/>
+                <w:top w:val="none" w:sz="0" w:space="0" w:color="000000"/>
+                <w:left w:val="none" w:sz="0" w:space="0" w:color="000000"/>
+                <w:right w:val="none" w:sz="0" w:space="0" w:color="000000"/>
+              </w:pBdr>
+              <w:spacing w:after="100" w:before="100" w:line="240"/>
+              <w:ind w:left="100" w:right="100" w:firstLine="0" w:firstLineChars="0"/>
+              <w:rPr>
+                <w:rFonts w:ascii="Helvetica" w:hAnsi="Helvetica" w:eastAsia="Helvetica" w:cs="Helvetica"/>
+                <w:i w:val="false"/>
+                <w:b w:val="false"/>
+                <w:u w:val="none"/>
+                <w:sz w:val="22"/>
+                <w:szCs w:val="22"/>
+                <w:color w:val="000000"/>
+              </w:rPr>
+            </w:pPr>
+            <w:r>
+              <w:rPr>
+                <w:rFonts w:ascii="Helvetica" w:hAnsi="Helvetica" w:eastAsia="Helvetica" w:cs="Helvetica"/>
+                <w:i w:val="false"/>
+                <w:b w:val="false"/>
+                <w:u w:val="none"/>
+                <w:sz w:val="22"/>
+                <w:szCs w:val="22"/>
+                <w:color w:val="000000"/>
+              </w:rPr>
+              <w:t xml:space="preserve">0.35, 1.65</w:t>
+            </w:r>
+          </w:p>
+        </w:tc>
+        <w:tc>
+          <w:tcPr>
+            <w:tcBorders>
+              <w:bottom w:val="none" w:sz="0" w:space="0" w:color="000000"/>
+              <w:top w:val="none" w:sz="0" w:space="0" w:color="000000"/>
+              <w:left w:val="none" w:sz="0" w:space="0" w:color="000000"/>
+              <w:right w:val="none" w:sz="0" w:space="0" w:color="000000"/>
+            </w:tcBorders>
+            <w:shd w:val="clear" w:color="auto" w:fill="FFFFFF"/>
+            <w:tcMar>
+              <w:top w:w="0" w:type="dxa"/>
+              <w:bottom w:w="0" w:type="dxa"/>
+              <w:left w:w="0" w:type="dxa"/>
+              <w:right w:w="0" w:type="dxa"/>
+            </w:tcMar>
+            <w:vAlign w:val="top"/>
+          </w:tcPr>
+          <w:p>
+            <w:pPr>
+              <w:pStyle w:val="Normal"/>
+              <w:jc w:val="center"/>
+              <w:pBdr>
+                <w:bottom w:val="none" w:sz="0" w:space="0" w:color="000000"/>
+                <w:top w:val="none" w:sz="0" w:space="0" w:color="000000"/>
+                <w:left w:val="none" w:sz="0" w:space="0" w:color="000000"/>
+                <w:right w:val="none" w:sz="0" w:space="0" w:color="000000"/>
+              </w:pBdr>
+              <w:spacing w:after="100" w:before="100" w:line="240"/>
+              <w:ind w:left="100" w:right="100" w:firstLine="0" w:firstLineChars="0"/>
+              <w:rPr>
+                <w:rFonts w:ascii="Helvetica" w:hAnsi="Helvetica" w:eastAsia="Helvetica" w:cs="Helvetica"/>
+                <w:i w:val="false"/>
+                <w:b w:val="false"/>
+                <w:u w:val="none"/>
+                <w:sz w:val="22"/>
+                <w:szCs w:val="22"/>
+                <w:color w:val="000000"/>
+              </w:rPr>
+            </w:pPr>
+            <w:r>
+              <w:rPr>
+                <w:rFonts w:ascii="Helvetica" w:hAnsi="Helvetica" w:eastAsia="Helvetica" w:cs="Helvetica"/>
+                <w:i w:val="false"/>
+                <w:b w:val="false"/>
+                <w:u w:val="none"/>
+                <w:sz w:val="22"/>
+                <w:szCs w:val="22"/>
+                <w:color w:val="000000"/>
+              </w:rPr>
+              <w:t xml:space="preserve">0.480</w:t>
             </w:r>
           </w:p>
         </w:tc>
@@ -6899,113 +6899,113 @@
                 <w:szCs w:val="22"/>
                 <w:color w:val="000000"/>
               </w:rPr>
-              <w:t xml:space="preserve">2.89</w:t>
-            </w:r>
-          </w:p>
-        </w:tc>
-        <w:tc>
-          <w:tcPr>
-            <w:tcBorders>
-              <w:bottom w:val="none" w:sz="0" w:space="0" w:color="000000"/>
-              <w:top w:val="none" w:sz="0" w:space="0" w:color="000000"/>
-              <w:left w:val="none" w:sz="0" w:space="0" w:color="000000"/>
-              <w:right w:val="none" w:sz="0" w:space="0" w:color="000000"/>
-            </w:tcBorders>
-            <w:shd w:val="clear" w:color="auto" w:fill="FFFFFF"/>
-            <w:tcMar>
-              <w:top w:w="0" w:type="dxa"/>
-              <w:bottom w:w="0" w:type="dxa"/>
-              <w:left w:w="0" w:type="dxa"/>
-              <w:right w:w="0" w:type="dxa"/>
-            </w:tcMar>
-            <w:vAlign w:val="top"/>
-          </w:tcPr>
-          <w:p>
-            <w:pPr>
-              <w:pStyle w:val="Normal"/>
-              <w:jc w:val="center"/>
-              <w:pBdr>
-                <w:bottom w:val="none" w:sz="0" w:space="0" w:color="000000"/>
-                <w:top w:val="none" w:sz="0" w:space="0" w:color="000000"/>
-                <w:left w:val="none" w:sz="0" w:space="0" w:color="000000"/>
-                <w:right w:val="none" w:sz="0" w:space="0" w:color="000000"/>
-              </w:pBdr>
-              <w:spacing w:after="100" w:before="100" w:line="240"/>
-              <w:ind w:left="100" w:right="100" w:firstLine="0" w:firstLineChars="0"/>
-              <w:rPr>
-                <w:rFonts w:ascii="Helvetica" w:hAnsi="Helvetica" w:eastAsia="Helvetica" w:cs="Helvetica"/>
-                <w:i w:val="false"/>
-                <w:b w:val="false"/>
-                <w:u w:val="none"/>
-                <w:sz w:val="22"/>
-                <w:szCs w:val="22"/>
-                <w:color w:val="000000"/>
-              </w:rPr>
-            </w:pPr>
-            <w:r>
-              <w:rPr>
-                <w:rFonts w:ascii="Helvetica" w:hAnsi="Helvetica" w:eastAsia="Helvetica" w:cs="Helvetica"/>
-                <w:i w:val="false"/>
-                <w:b w:val="false"/>
-                <w:u w:val="none"/>
-                <w:sz w:val="22"/>
-                <w:szCs w:val="22"/>
-                <w:color w:val="000000"/>
-              </w:rPr>
-              <w:t xml:space="preserve">0.81, 10.3</w:t>
-            </w:r>
-          </w:p>
-        </w:tc>
-        <w:tc>
-          <w:tcPr>
-            <w:tcBorders>
-              <w:bottom w:val="none" w:sz="0" w:space="0" w:color="000000"/>
-              <w:top w:val="none" w:sz="0" w:space="0" w:color="000000"/>
-              <w:left w:val="none" w:sz="0" w:space="0" w:color="000000"/>
-              <w:right w:val="none" w:sz="0" w:space="0" w:color="000000"/>
-            </w:tcBorders>
-            <w:shd w:val="clear" w:color="auto" w:fill="FFFFFF"/>
-            <w:tcMar>
-              <w:top w:w="0" w:type="dxa"/>
-              <w:bottom w:w="0" w:type="dxa"/>
-              <w:left w:w="0" w:type="dxa"/>
-              <w:right w:w="0" w:type="dxa"/>
-            </w:tcMar>
-            <w:vAlign w:val="top"/>
-          </w:tcPr>
-          <w:p>
-            <w:pPr>
-              <w:pStyle w:val="Normal"/>
-              <w:jc w:val="center"/>
-              <w:pBdr>
-                <w:bottom w:val="none" w:sz="0" w:space="0" w:color="000000"/>
-                <w:top w:val="none" w:sz="0" w:space="0" w:color="000000"/>
-                <w:left w:val="none" w:sz="0" w:space="0" w:color="000000"/>
-                <w:right w:val="none" w:sz="0" w:space="0" w:color="000000"/>
-              </w:pBdr>
-              <w:spacing w:after="100" w:before="100" w:line="240"/>
-              <w:ind w:left="100" w:right="100" w:firstLine="0" w:firstLineChars="0"/>
-              <w:rPr>
-                <w:rFonts w:ascii="Helvetica" w:hAnsi="Helvetica" w:eastAsia="Helvetica" w:cs="Helvetica"/>
-                <w:i w:val="false"/>
-                <w:b w:val="false"/>
-                <w:u w:val="none"/>
-                <w:sz w:val="22"/>
-                <w:szCs w:val="22"/>
-                <w:color w:val="000000"/>
-              </w:rPr>
-            </w:pPr>
-            <w:r>
-              <w:rPr>
-                <w:rFonts w:ascii="Helvetica" w:hAnsi="Helvetica" w:eastAsia="Helvetica" w:cs="Helvetica"/>
-                <w:i w:val="false"/>
-                <w:b w:val="false"/>
-                <w:u w:val="none"/>
-                <w:sz w:val="22"/>
-                <w:szCs w:val="22"/>
-                <w:color w:val="000000"/>
-              </w:rPr>
-              <w:t xml:space="preserve">0.100</w:t>
+              <w:t xml:space="preserve">2.09</w:t>
+            </w:r>
+          </w:p>
+        </w:tc>
+        <w:tc>
+          <w:tcPr>
+            <w:tcBorders>
+              <w:bottom w:val="none" w:sz="0" w:space="0" w:color="000000"/>
+              <w:top w:val="none" w:sz="0" w:space="0" w:color="000000"/>
+              <w:left w:val="none" w:sz="0" w:space="0" w:color="000000"/>
+              <w:right w:val="none" w:sz="0" w:space="0" w:color="000000"/>
+            </w:tcBorders>
+            <w:shd w:val="clear" w:color="auto" w:fill="FFFFFF"/>
+            <w:tcMar>
+              <w:top w:w="0" w:type="dxa"/>
+              <w:bottom w:w="0" w:type="dxa"/>
+              <w:left w:w="0" w:type="dxa"/>
+              <w:right w:w="0" w:type="dxa"/>
+            </w:tcMar>
+            <w:vAlign w:val="top"/>
+          </w:tcPr>
+          <w:p>
+            <w:pPr>
+              <w:pStyle w:val="Normal"/>
+              <w:jc w:val="center"/>
+              <w:pBdr>
+                <w:bottom w:val="none" w:sz="0" w:space="0" w:color="000000"/>
+                <w:top w:val="none" w:sz="0" w:space="0" w:color="000000"/>
+                <w:left w:val="none" w:sz="0" w:space="0" w:color="000000"/>
+                <w:right w:val="none" w:sz="0" w:space="0" w:color="000000"/>
+              </w:pBdr>
+              <w:spacing w:after="100" w:before="100" w:line="240"/>
+              <w:ind w:left="100" w:right="100" w:firstLine="0" w:firstLineChars="0"/>
+              <w:rPr>
+                <w:rFonts w:ascii="Helvetica" w:hAnsi="Helvetica" w:eastAsia="Helvetica" w:cs="Helvetica"/>
+                <w:i w:val="false"/>
+                <w:b w:val="false"/>
+                <w:u w:val="none"/>
+                <w:sz w:val="22"/>
+                <w:szCs w:val="22"/>
+                <w:color w:val="000000"/>
+              </w:rPr>
+            </w:pPr>
+            <w:r>
+              <w:rPr>
+                <w:rFonts w:ascii="Helvetica" w:hAnsi="Helvetica" w:eastAsia="Helvetica" w:cs="Helvetica"/>
+                <w:i w:val="false"/>
+                <w:b w:val="false"/>
+                <w:u w:val="none"/>
+                <w:sz w:val="22"/>
+                <w:szCs w:val="22"/>
+                <w:color w:val="000000"/>
+              </w:rPr>
+              <w:t xml:space="preserve">0.60, 7.26</w:t>
+            </w:r>
+          </w:p>
+        </w:tc>
+        <w:tc>
+          <w:tcPr>
+            <w:tcBorders>
+              <w:bottom w:val="none" w:sz="0" w:space="0" w:color="000000"/>
+              <w:top w:val="none" w:sz="0" w:space="0" w:color="000000"/>
+              <w:left w:val="none" w:sz="0" w:space="0" w:color="000000"/>
+              <w:right w:val="none" w:sz="0" w:space="0" w:color="000000"/>
+            </w:tcBorders>
+            <w:shd w:val="clear" w:color="auto" w:fill="FFFFFF"/>
+            <w:tcMar>
+              <w:top w:w="0" w:type="dxa"/>
+              <w:bottom w:w="0" w:type="dxa"/>
+              <w:left w:w="0" w:type="dxa"/>
+              <w:right w:w="0" w:type="dxa"/>
+            </w:tcMar>
+            <w:vAlign w:val="top"/>
+          </w:tcPr>
+          <w:p>
+            <w:pPr>
+              <w:pStyle w:val="Normal"/>
+              <w:jc w:val="center"/>
+              <w:pBdr>
+                <w:bottom w:val="none" w:sz="0" w:space="0" w:color="000000"/>
+                <w:top w:val="none" w:sz="0" w:space="0" w:color="000000"/>
+                <w:left w:val="none" w:sz="0" w:space="0" w:color="000000"/>
+                <w:right w:val="none" w:sz="0" w:space="0" w:color="000000"/>
+              </w:pBdr>
+              <w:spacing w:after="100" w:before="100" w:line="240"/>
+              <w:ind w:left="100" w:right="100" w:firstLine="0" w:firstLineChars="0"/>
+              <w:rPr>
+                <w:rFonts w:ascii="Helvetica" w:hAnsi="Helvetica" w:eastAsia="Helvetica" w:cs="Helvetica"/>
+                <w:i w:val="false"/>
+                <w:b w:val="false"/>
+                <w:u w:val="none"/>
+                <w:sz w:val="22"/>
+                <w:szCs w:val="22"/>
+                <w:color w:val="000000"/>
+              </w:rPr>
+            </w:pPr>
+            <w:r>
+              <w:rPr>
+                <w:rFonts w:ascii="Helvetica" w:hAnsi="Helvetica" w:eastAsia="Helvetica" w:cs="Helvetica"/>
+                <w:i w:val="false"/>
+                <w:b w:val="false"/>
+                <w:u w:val="none"/>
+                <w:sz w:val="22"/>
+                <w:szCs w:val="22"/>
+                <w:color w:val="000000"/>
+              </w:rPr>
+              <w:t xml:space="preserve">0.250</w:t>
             </w:r>
           </w:p>
         </w:tc>
@@ -7170,60 +7170,60 @@
                 <w:szCs w:val="22"/>
                 <w:color w:val="000000"/>
               </w:rPr>
-              <w:t xml:space="preserve">1.48</w:t>
-            </w:r>
-          </w:p>
-        </w:tc>
-        <w:tc>
-          <w:tcPr>
-            <w:tcBorders>
-              <w:bottom w:val="none" w:sz="0" w:space="0" w:color="000000"/>
-              <w:top w:val="none" w:sz="0" w:space="0" w:color="000000"/>
-              <w:left w:val="none" w:sz="0" w:space="0" w:color="000000"/>
-              <w:right w:val="none" w:sz="0" w:space="0" w:color="000000"/>
-            </w:tcBorders>
-            <w:shd w:val="clear" w:color="auto" w:fill="FFFFFF"/>
-            <w:tcMar>
-              <w:top w:w="0" w:type="dxa"/>
-              <w:bottom w:w="0" w:type="dxa"/>
-              <w:left w:w="0" w:type="dxa"/>
-              <w:right w:w="0" w:type="dxa"/>
-            </w:tcMar>
-            <w:vAlign w:val="top"/>
-          </w:tcPr>
-          <w:p>
-            <w:pPr>
-              <w:pStyle w:val="Normal"/>
-              <w:jc w:val="center"/>
-              <w:pBdr>
-                <w:bottom w:val="none" w:sz="0" w:space="0" w:color="000000"/>
-                <w:top w:val="none" w:sz="0" w:space="0" w:color="000000"/>
-                <w:left w:val="none" w:sz="0" w:space="0" w:color="000000"/>
-                <w:right w:val="none" w:sz="0" w:space="0" w:color="000000"/>
-              </w:pBdr>
-              <w:spacing w:after="100" w:before="100" w:line="240"/>
-              <w:ind w:left="100" w:right="100" w:firstLine="0" w:firstLineChars="0"/>
-              <w:rPr>
-                <w:rFonts w:ascii="Helvetica" w:hAnsi="Helvetica" w:eastAsia="Helvetica" w:cs="Helvetica"/>
-                <w:i w:val="false"/>
-                <w:b w:val="false"/>
-                <w:u w:val="none"/>
-                <w:sz w:val="22"/>
-                <w:szCs w:val="22"/>
-                <w:color w:val="000000"/>
-              </w:rPr>
-            </w:pPr>
-            <w:r>
-              <w:rPr>
-                <w:rFonts w:ascii="Helvetica" w:hAnsi="Helvetica" w:eastAsia="Helvetica" w:cs="Helvetica"/>
-                <w:i w:val="false"/>
-                <w:b w:val="false"/>
-                <w:u w:val="none"/>
-                <w:sz w:val="22"/>
-                <w:szCs w:val="22"/>
-                <w:color w:val="000000"/>
-              </w:rPr>
-              <w:t xml:space="preserve">0.76, 2.90</w:t>
+              <w:t xml:space="preserve">1.46</w:t>
+            </w:r>
+          </w:p>
+        </w:tc>
+        <w:tc>
+          <w:tcPr>
+            <w:tcBorders>
+              <w:bottom w:val="none" w:sz="0" w:space="0" w:color="000000"/>
+              <w:top w:val="none" w:sz="0" w:space="0" w:color="000000"/>
+              <w:left w:val="none" w:sz="0" w:space="0" w:color="000000"/>
+              <w:right w:val="none" w:sz="0" w:space="0" w:color="000000"/>
+            </w:tcBorders>
+            <w:shd w:val="clear" w:color="auto" w:fill="FFFFFF"/>
+            <w:tcMar>
+              <w:top w:w="0" w:type="dxa"/>
+              <w:bottom w:w="0" w:type="dxa"/>
+              <w:left w:w="0" w:type="dxa"/>
+              <w:right w:w="0" w:type="dxa"/>
+            </w:tcMar>
+            <w:vAlign w:val="top"/>
+          </w:tcPr>
+          <w:p>
+            <w:pPr>
+              <w:pStyle w:val="Normal"/>
+              <w:jc w:val="center"/>
+              <w:pBdr>
+                <w:bottom w:val="none" w:sz="0" w:space="0" w:color="000000"/>
+                <w:top w:val="none" w:sz="0" w:space="0" w:color="000000"/>
+                <w:left w:val="none" w:sz="0" w:space="0" w:color="000000"/>
+                <w:right w:val="none" w:sz="0" w:space="0" w:color="000000"/>
+              </w:pBdr>
+              <w:spacing w:after="100" w:before="100" w:line="240"/>
+              <w:ind w:left="100" w:right="100" w:firstLine="0" w:firstLineChars="0"/>
+              <w:rPr>
+                <w:rFonts w:ascii="Helvetica" w:hAnsi="Helvetica" w:eastAsia="Helvetica" w:cs="Helvetica"/>
+                <w:i w:val="false"/>
+                <w:b w:val="false"/>
+                <w:u w:val="none"/>
+                <w:sz w:val="22"/>
+                <w:szCs w:val="22"/>
+                <w:color w:val="000000"/>
+              </w:rPr>
+            </w:pPr>
+            <w:r>
+              <w:rPr>
+                <w:rFonts w:ascii="Helvetica" w:hAnsi="Helvetica" w:eastAsia="Helvetica" w:cs="Helvetica"/>
+                <w:i w:val="false"/>
+                <w:b w:val="false"/>
+                <w:u w:val="none"/>
+                <w:sz w:val="22"/>
+                <w:szCs w:val="22"/>
+                <w:color w:val="000000"/>
+              </w:rPr>
+              <w:t xml:space="preserve">0.77, 2.77</w:t>
             </w:r>
           </w:p>
         </w:tc>
@@ -7382,113 +7382,113 @@
                 <w:szCs w:val="22"/>
                 <w:color w:val="000000"/>
               </w:rPr>
-              <w:t xml:space="preserve">3.37</w:t>
-            </w:r>
-          </w:p>
-        </w:tc>
-        <w:tc>
-          <w:tcPr>
-            <w:tcBorders>
-              <w:bottom w:val="none" w:sz="0" w:space="0" w:color="000000"/>
-              <w:top w:val="none" w:sz="0" w:space="0" w:color="000000"/>
-              <w:left w:val="none" w:sz="0" w:space="0" w:color="000000"/>
-              <w:right w:val="none" w:sz="0" w:space="0" w:color="000000"/>
-            </w:tcBorders>
-            <w:shd w:val="clear" w:color="auto" w:fill="FFFFFF"/>
-            <w:tcMar>
-              <w:top w:w="0" w:type="dxa"/>
-              <w:bottom w:w="0" w:type="dxa"/>
-              <w:left w:w="0" w:type="dxa"/>
-              <w:right w:w="0" w:type="dxa"/>
-            </w:tcMar>
-            <w:vAlign w:val="top"/>
-          </w:tcPr>
-          <w:p>
-            <w:pPr>
-              <w:pStyle w:val="Normal"/>
-              <w:jc w:val="center"/>
-              <w:pBdr>
-                <w:bottom w:val="none" w:sz="0" w:space="0" w:color="000000"/>
-                <w:top w:val="none" w:sz="0" w:space="0" w:color="000000"/>
-                <w:left w:val="none" w:sz="0" w:space="0" w:color="000000"/>
-                <w:right w:val="none" w:sz="0" w:space="0" w:color="000000"/>
-              </w:pBdr>
-              <w:spacing w:after="100" w:before="100" w:line="240"/>
-              <w:ind w:left="100" w:right="100" w:firstLine="0" w:firstLineChars="0"/>
-              <w:rPr>
-                <w:rFonts w:ascii="Helvetica" w:hAnsi="Helvetica" w:eastAsia="Helvetica" w:cs="Helvetica"/>
-                <w:i w:val="false"/>
-                <w:b w:val="false"/>
-                <w:u w:val="none"/>
-                <w:sz w:val="22"/>
-                <w:szCs w:val="22"/>
-                <w:color w:val="000000"/>
-              </w:rPr>
-            </w:pPr>
-            <w:r>
-              <w:rPr>
-                <w:rFonts w:ascii="Helvetica" w:hAnsi="Helvetica" w:eastAsia="Helvetica" w:cs="Helvetica"/>
-                <w:i w:val="false"/>
-                <w:b w:val="false"/>
-                <w:u w:val="none"/>
-                <w:sz w:val="22"/>
-                <w:szCs w:val="22"/>
-                <w:color w:val="000000"/>
-              </w:rPr>
-              <w:t xml:space="preserve">0.88, 12.9</w:t>
-            </w:r>
-          </w:p>
-        </w:tc>
-        <w:tc>
-          <w:tcPr>
-            <w:tcBorders>
-              <w:bottom w:val="none" w:sz="0" w:space="0" w:color="000000"/>
-              <w:top w:val="none" w:sz="0" w:space="0" w:color="000000"/>
-              <w:left w:val="none" w:sz="0" w:space="0" w:color="000000"/>
-              <w:right w:val="none" w:sz="0" w:space="0" w:color="000000"/>
-            </w:tcBorders>
-            <w:shd w:val="clear" w:color="auto" w:fill="FFFFFF"/>
-            <w:tcMar>
-              <w:top w:w="0" w:type="dxa"/>
-              <w:bottom w:w="0" w:type="dxa"/>
-              <w:left w:w="0" w:type="dxa"/>
-              <w:right w:w="0" w:type="dxa"/>
-            </w:tcMar>
-            <w:vAlign w:val="top"/>
-          </w:tcPr>
-          <w:p>
-            <w:pPr>
-              <w:pStyle w:val="Normal"/>
-              <w:jc w:val="center"/>
-              <w:pBdr>
-                <w:bottom w:val="none" w:sz="0" w:space="0" w:color="000000"/>
-                <w:top w:val="none" w:sz="0" w:space="0" w:color="000000"/>
-                <w:left w:val="none" w:sz="0" w:space="0" w:color="000000"/>
-                <w:right w:val="none" w:sz="0" w:space="0" w:color="000000"/>
-              </w:pBdr>
-              <w:spacing w:after="100" w:before="100" w:line="240"/>
-              <w:ind w:left="100" w:right="100" w:firstLine="0" w:firstLineChars="0"/>
-              <w:rPr>
-                <w:rFonts w:ascii="Helvetica" w:hAnsi="Helvetica" w:eastAsia="Helvetica" w:cs="Helvetica"/>
-                <w:i w:val="false"/>
-                <w:b w:val="false"/>
-                <w:u w:val="none"/>
-                <w:sz w:val="22"/>
-                <w:szCs w:val="22"/>
-                <w:color w:val="000000"/>
-              </w:rPr>
-            </w:pPr>
-            <w:r>
-              <w:rPr>
-                <w:rFonts w:ascii="Helvetica" w:hAnsi="Helvetica" w:eastAsia="Helvetica" w:cs="Helvetica"/>
-                <w:i w:val="false"/>
-                <w:b w:val="false"/>
-                <w:u w:val="none"/>
-                <w:sz w:val="22"/>
-                <w:szCs w:val="22"/>
-                <w:color w:val="000000"/>
-              </w:rPr>
-              <w:t xml:space="preserve">0.076</w:t>
+              <w:t xml:space="preserve">2.52</w:t>
+            </w:r>
+          </w:p>
+        </w:tc>
+        <w:tc>
+          <w:tcPr>
+            <w:tcBorders>
+              <w:bottom w:val="none" w:sz="0" w:space="0" w:color="000000"/>
+              <w:top w:val="none" w:sz="0" w:space="0" w:color="000000"/>
+              <w:left w:val="none" w:sz="0" w:space="0" w:color="000000"/>
+              <w:right w:val="none" w:sz="0" w:space="0" w:color="000000"/>
+            </w:tcBorders>
+            <w:shd w:val="clear" w:color="auto" w:fill="FFFFFF"/>
+            <w:tcMar>
+              <w:top w:w="0" w:type="dxa"/>
+              <w:bottom w:w="0" w:type="dxa"/>
+              <w:left w:w="0" w:type="dxa"/>
+              <w:right w:w="0" w:type="dxa"/>
+            </w:tcMar>
+            <w:vAlign w:val="top"/>
+          </w:tcPr>
+          <w:p>
+            <w:pPr>
+              <w:pStyle w:val="Normal"/>
+              <w:jc w:val="center"/>
+              <w:pBdr>
+                <w:bottom w:val="none" w:sz="0" w:space="0" w:color="000000"/>
+                <w:top w:val="none" w:sz="0" w:space="0" w:color="000000"/>
+                <w:left w:val="none" w:sz="0" w:space="0" w:color="000000"/>
+                <w:right w:val="none" w:sz="0" w:space="0" w:color="000000"/>
+              </w:pBdr>
+              <w:spacing w:after="100" w:before="100" w:line="240"/>
+              <w:ind w:left="100" w:right="100" w:firstLine="0" w:firstLineChars="0"/>
+              <w:rPr>
+                <w:rFonts w:ascii="Helvetica" w:hAnsi="Helvetica" w:eastAsia="Helvetica" w:cs="Helvetica"/>
+                <w:i w:val="false"/>
+                <w:b w:val="false"/>
+                <w:u w:val="none"/>
+                <w:sz w:val="22"/>
+                <w:szCs w:val="22"/>
+                <w:color w:val="000000"/>
+              </w:rPr>
+            </w:pPr>
+            <w:r>
+              <w:rPr>
+                <w:rFonts w:ascii="Helvetica" w:hAnsi="Helvetica" w:eastAsia="Helvetica" w:cs="Helvetica"/>
+                <w:i w:val="false"/>
+                <w:b w:val="false"/>
+                <w:u w:val="none"/>
+                <w:sz w:val="22"/>
+                <w:szCs w:val="22"/>
+                <w:color w:val="000000"/>
+              </w:rPr>
+              <w:t xml:space="preserve">0.70, 9.07</w:t>
+            </w:r>
+          </w:p>
+        </w:tc>
+        <w:tc>
+          <w:tcPr>
+            <w:tcBorders>
+              <w:bottom w:val="none" w:sz="0" w:space="0" w:color="000000"/>
+              <w:top w:val="none" w:sz="0" w:space="0" w:color="000000"/>
+              <w:left w:val="none" w:sz="0" w:space="0" w:color="000000"/>
+              <w:right w:val="none" w:sz="0" w:space="0" w:color="000000"/>
+            </w:tcBorders>
+            <w:shd w:val="clear" w:color="auto" w:fill="FFFFFF"/>
+            <w:tcMar>
+              <w:top w:w="0" w:type="dxa"/>
+              <w:bottom w:w="0" w:type="dxa"/>
+              <w:left w:w="0" w:type="dxa"/>
+              <w:right w:w="0" w:type="dxa"/>
+            </w:tcMar>
+            <w:vAlign w:val="top"/>
+          </w:tcPr>
+          <w:p>
+            <w:pPr>
+              <w:pStyle w:val="Normal"/>
+              <w:jc w:val="center"/>
+              <w:pBdr>
+                <w:bottom w:val="none" w:sz="0" w:space="0" w:color="000000"/>
+                <w:top w:val="none" w:sz="0" w:space="0" w:color="000000"/>
+                <w:left w:val="none" w:sz="0" w:space="0" w:color="000000"/>
+                <w:right w:val="none" w:sz="0" w:space="0" w:color="000000"/>
+              </w:pBdr>
+              <w:spacing w:after="100" w:before="100" w:line="240"/>
+              <w:ind w:left="100" w:right="100" w:firstLine="0" w:firstLineChars="0"/>
+              <w:rPr>
+                <w:rFonts w:ascii="Helvetica" w:hAnsi="Helvetica" w:eastAsia="Helvetica" w:cs="Helvetica"/>
+                <w:i w:val="false"/>
+                <w:b w:val="false"/>
+                <w:u w:val="none"/>
+                <w:sz w:val="22"/>
+                <w:szCs w:val="22"/>
+                <w:color w:val="000000"/>
+              </w:rPr>
+            </w:pPr>
+            <w:r>
+              <w:rPr>
+                <w:rFonts w:ascii="Helvetica" w:hAnsi="Helvetica" w:eastAsia="Helvetica" w:cs="Helvetica"/>
+                <w:i w:val="false"/>
+                <w:b w:val="false"/>
+                <w:u w:val="none"/>
+                <w:sz w:val="22"/>
+                <w:szCs w:val="22"/>
+                <w:color w:val="000000"/>
+              </w:rPr>
+              <w:t xml:space="preserve">0.160</w:t>
             </w:r>
           </w:p>
         </w:tc>
@@ -7653,113 +7653,113 @@
                 <w:szCs w:val="22"/>
                 <w:color w:val="000000"/>
               </w:rPr>
-              <w:t xml:space="preserve">0.47</w:t>
-            </w:r>
-          </w:p>
-        </w:tc>
-        <w:tc>
-          <w:tcPr>
-            <w:tcBorders>
-              <w:bottom w:val="none" w:sz="0" w:space="0" w:color="000000"/>
-              <w:top w:val="none" w:sz="0" w:space="0" w:color="000000"/>
-              <w:left w:val="none" w:sz="0" w:space="0" w:color="000000"/>
-              <w:right w:val="none" w:sz="0" w:space="0" w:color="000000"/>
-            </w:tcBorders>
-            <w:shd w:val="clear" w:color="auto" w:fill="FFFFFF"/>
-            <w:tcMar>
-              <w:top w:w="0" w:type="dxa"/>
-              <w:bottom w:w="0" w:type="dxa"/>
-              <w:left w:w="0" w:type="dxa"/>
-              <w:right w:w="0" w:type="dxa"/>
-            </w:tcMar>
-            <w:vAlign w:val="top"/>
-          </w:tcPr>
-          <w:p>
-            <w:pPr>
-              <w:pStyle w:val="Normal"/>
-              <w:jc w:val="center"/>
-              <w:pBdr>
-                <w:bottom w:val="none" w:sz="0" w:space="0" w:color="000000"/>
-                <w:top w:val="none" w:sz="0" w:space="0" w:color="000000"/>
-                <w:left w:val="none" w:sz="0" w:space="0" w:color="000000"/>
-                <w:right w:val="none" w:sz="0" w:space="0" w:color="000000"/>
-              </w:pBdr>
-              <w:spacing w:after="100" w:before="100" w:line="240"/>
-              <w:ind w:left="100" w:right="100" w:firstLine="0" w:firstLineChars="0"/>
-              <w:rPr>
-                <w:rFonts w:ascii="Helvetica" w:hAnsi="Helvetica" w:eastAsia="Helvetica" w:cs="Helvetica"/>
-                <w:i w:val="false"/>
-                <w:b w:val="false"/>
-                <w:u w:val="none"/>
-                <w:sz w:val="22"/>
-                <w:szCs w:val="22"/>
-                <w:color w:val="000000"/>
-              </w:rPr>
-            </w:pPr>
-            <w:r>
-              <w:rPr>
-                <w:rFonts w:ascii="Helvetica" w:hAnsi="Helvetica" w:eastAsia="Helvetica" w:cs="Helvetica"/>
-                <w:i w:val="false"/>
-                <w:b w:val="false"/>
-                <w:u w:val="none"/>
-                <w:sz w:val="22"/>
-                <w:szCs w:val="22"/>
-                <w:color w:val="000000"/>
-              </w:rPr>
-              <w:t xml:space="preserve">0.24, 0.94</w:t>
-            </w:r>
-          </w:p>
-        </w:tc>
-        <w:tc>
-          <w:tcPr>
-            <w:tcBorders>
-              <w:bottom w:val="none" w:sz="0" w:space="0" w:color="000000"/>
-              <w:top w:val="none" w:sz="0" w:space="0" w:color="000000"/>
-              <w:left w:val="none" w:sz="0" w:space="0" w:color="000000"/>
-              <w:right w:val="none" w:sz="0" w:space="0" w:color="000000"/>
-            </w:tcBorders>
-            <w:shd w:val="clear" w:color="auto" w:fill="FFFFFF"/>
-            <w:tcMar>
-              <w:top w:w="0" w:type="dxa"/>
-              <w:bottom w:w="0" w:type="dxa"/>
-              <w:left w:w="0" w:type="dxa"/>
-              <w:right w:w="0" w:type="dxa"/>
-            </w:tcMar>
-            <w:vAlign w:val="top"/>
-          </w:tcPr>
-          <w:p>
-            <w:pPr>
-              <w:pStyle w:val="Normal"/>
-              <w:jc w:val="center"/>
-              <w:pBdr>
-                <w:bottom w:val="none" w:sz="0" w:space="0" w:color="000000"/>
-                <w:top w:val="none" w:sz="0" w:space="0" w:color="000000"/>
-                <w:left w:val="none" w:sz="0" w:space="0" w:color="000000"/>
-                <w:right w:val="none" w:sz="0" w:space="0" w:color="000000"/>
-              </w:pBdr>
-              <w:spacing w:after="100" w:before="100" w:line="240"/>
-              <w:ind w:left="100" w:right="100" w:firstLine="0" w:firstLineChars="0"/>
-              <w:rPr>
-                <w:rFonts w:ascii="Helvetica" w:hAnsi="Helvetica" w:eastAsia="Helvetica" w:cs="Helvetica"/>
-                <w:i w:val="false"/>
-                <w:b w:val="false"/>
-                <w:u w:val="none"/>
-                <w:sz w:val="22"/>
-                <w:szCs w:val="22"/>
-                <w:color w:val="000000"/>
-              </w:rPr>
-            </w:pPr>
-            <w:r>
-              <w:rPr>
-                <w:rFonts w:ascii="Helvetica" w:hAnsi="Helvetica" w:eastAsia="Helvetica" w:cs="Helvetica"/>
-                <w:i w:val="false"/>
-                <w:b w:val="false"/>
-                <w:u w:val="none"/>
-                <w:sz w:val="22"/>
-                <w:szCs w:val="22"/>
-                <w:color w:val="000000"/>
-              </w:rPr>
-              <w:t xml:space="preserve">0.033</w:t>
+              <w:t xml:space="preserve">0.45</w:t>
+            </w:r>
+          </w:p>
+        </w:tc>
+        <w:tc>
+          <w:tcPr>
+            <w:tcBorders>
+              <w:bottom w:val="none" w:sz="0" w:space="0" w:color="000000"/>
+              <w:top w:val="none" w:sz="0" w:space="0" w:color="000000"/>
+              <w:left w:val="none" w:sz="0" w:space="0" w:color="000000"/>
+              <w:right w:val="none" w:sz="0" w:space="0" w:color="000000"/>
+            </w:tcBorders>
+            <w:shd w:val="clear" w:color="auto" w:fill="FFFFFF"/>
+            <w:tcMar>
+              <w:top w:w="0" w:type="dxa"/>
+              <w:bottom w:w="0" w:type="dxa"/>
+              <w:left w:w="0" w:type="dxa"/>
+              <w:right w:w="0" w:type="dxa"/>
+            </w:tcMar>
+            <w:vAlign w:val="top"/>
+          </w:tcPr>
+          <w:p>
+            <w:pPr>
+              <w:pStyle w:val="Normal"/>
+              <w:jc w:val="center"/>
+              <w:pBdr>
+                <w:bottom w:val="none" w:sz="0" w:space="0" w:color="000000"/>
+                <w:top w:val="none" w:sz="0" w:space="0" w:color="000000"/>
+                <w:left w:val="none" w:sz="0" w:space="0" w:color="000000"/>
+                <w:right w:val="none" w:sz="0" w:space="0" w:color="000000"/>
+              </w:pBdr>
+              <w:spacing w:after="100" w:before="100" w:line="240"/>
+              <w:ind w:left="100" w:right="100" w:firstLine="0" w:firstLineChars="0"/>
+              <w:rPr>
+                <w:rFonts w:ascii="Helvetica" w:hAnsi="Helvetica" w:eastAsia="Helvetica" w:cs="Helvetica"/>
+                <w:i w:val="false"/>
+                <w:b w:val="false"/>
+                <w:u w:val="none"/>
+                <w:sz w:val="22"/>
+                <w:szCs w:val="22"/>
+                <w:color w:val="000000"/>
+              </w:rPr>
+            </w:pPr>
+            <w:r>
+              <w:rPr>
+                <w:rFonts w:ascii="Helvetica" w:hAnsi="Helvetica" w:eastAsia="Helvetica" w:cs="Helvetica"/>
+                <w:i w:val="false"/>
+                <w:b w:val="false"/>
+                <w:u w:val="none"/>
+                <w:sz w:val="22"/>
+                <w:szCs w:val="22"/>
+                <w:color w:val="000000"/>
+              </w:rPr>
+              <w:t xml:space="preserve">0.23, 0.87</w:t>
+            </w:r>
+          </w:p>
+        </w:tc>
+        <w:tc>
+          <w:tcPr>
+            <w:tcBorders>
+              <w:bottom w:val="none" w:sz="0" w:space="0" w:color="000000"/>
+              <w:top w:val="none" w:sz="0" w:space="0" w:color="000000"/>
+              <w:left w:val="none" w:sz="0" w:space="0" w:color="000000"/>
+              <w:right w:val="none" w:sz="0" w:space="0" w:color="000000"/>
+            </w:tcBorders>
+            <w:shd w:val="clear" w:color="auto" w:fill="FFFFFF"/>
+            <w:tcMar>
+              <w:top w:w="0" w:type="dxa"/>
+              <w:bottom w:w="0" w:type="dxa"/>
+              <w:left w:w="0" w:type="dxa"/>
+              <w:right w:w="0" w:type="dxa"/>
+            </w:tcMar>
+            <w:vAlign w:val="top"/>
+          </w:tcPr>
+          <w:p>
+            <w:pPr>
+              <w:pStyle w:val="Normal"/>
+              <w:jc w:val="center"/>
+              <w:pBdr>
+                <w:bottom w:val="none" w:sz="0" w:space="0" w:color="000000"/>
+                <w:top w:val="none" w:sz="0" w:space="0" w:color="000000"/>
+                <w:left w:val="none" w:sz="0" w:space="0" w:color="000000"/>
+                <w:right w:val="none" w:sz="0" w:space="0" w:color="000000"/>
+              </w:pBdr>
+              <w:spacing w:after="100" w:before="100" w:line="240"/>
+              <w:ind w:left="100" w:right="100" w:firstLine="0" w:firstLineChars="0"/>
+              <w:rPr>
+                <w:rFonts w:ascii="Helvetica" w:hAnsi="Helvetica" w:eastAsia="Helvetica" w:cs="Helvetica"/>
+                <w:i w:val="false"/>
+                <w:b w:val="false"/>
+                <w:u w:val="none"/>
+                <w:sz w:val="22"/>
+                <w:szCs w:val="22"/>
+                <w:color w:val="000000"/>
+              </w:rPr>
+            </w:pPr>
+            <w:r>
+              <w:rPr>
+                <w:rFonts w:ascii="Helvetica" w:hAnsi="Helvetica" w:eastAsia="Helvetica" w:cs="Helvetica"/>
+                <w:i w:val="false"/>
+                <w:b w:val="false"/>
+                <w:u w:val="none"/>
+                <w:sz w:val="22"/>
+                <w:szCs w:val="22"/>
+                <w:color w:val="000000"/>
+              </w:rPr>
+              <w:t xml:space="preserve">0.017</w:t>
             </w:r>
           </w:p>
         </w:tc>
@@ -7865,113 +7865,113 @@
                 <w:szCs w:val="22"/>
                 <w:color w:val="000000"/>
               </w:rPr>
-              <w:t xml:space="preserve">1.23</w:t>
-            </w:r>
-          </w:p>
-        </w:tc>
-        <w:tc>
-          <w:tcPr>
-            <w:tcBorders>
-              <w:bottom w:val="none" w:sz="0" w:space="0" w:color="000000"/>
-              <w:top w:val="none" w:sz="0" w:space="0" w:color="000000"/>
-              <w:left w:val="none" w:sz="0" w:space="0" w:color="000000"/>
-              <w:right w:val="none" w:sz="0" w:space="0" w:color="000000"/>
-            </w:tcBorders>
-            <w:shd w:val="clear" w:color="auto" w:fill="FFFFFF"/>
-            <w:tcMar>
-              <w:top w:w="0" w:type="dxa"/>
-              <w:bottom w:w="0" w:type="dxa"/>
-              <w:left w:w="0" w:type="dxa"/>
-              <w:right w:w="0" w:type="dxa"/>
-            </w:tcMar>
-            <w:vAlign w:val="top"/>
-          </w:tcPr>
-          <w:p>
-            <w:pPr>
-              <w:pStyle w:val="Normal"/>
-              <w:jc w:val="center"/>
-              <w:pBdr>
-                <w:bottom w:val="none" w:sz="0" w:space="0" w:color="000000"/>
-                <w:top w:val="none" w:sz="0" w:space="0" w:color="000000"/>
-                <w:left w:val="none" w:sz="0" w:space="0" w:color="000000"/>
-                <w:right w:val="none" w:sz="0" w:space="0" w:color="000000"/>
-              </w:pBdr>
-              <w:spacing w:after="100" w:before="100" w:line="240"/>
-              <w:ind w:left="100" w:right="100" w:firstLine="0" w:firstLineChars="0"/>
-              <w:rPr>
-                <w:rFonts w:ascii="Helvetica" w:hAnsi="Helvetica" w:eastAsia="Helvetica" w:cs="Helvetica"/>
-                <w:i w:val="false"/>
-                <w:b w:val="false"/>
-                <w:u w:val="none"/>
-                <w:sz w:val="22"/>
-                <w:szCs w:val="22"/>
-                <w:color w:val="000000"/>
-              </w:rPr>
-            </w:pPr>
-            <w:r>
-              <w:rPr>
-                <w:rFonts w:ascii="Helvetica" w:hAnsi="Helvetica" w:eastAsia="Helvetica" w:cs="Helvetica"/>
-                <w:i w:val="false"/>
-                <w:b w:val="false"/>
-                <w:u w:val="none"/>
-                <w:sz w:val="22"/>
-                <w:szCs w:val="22"/>
-                <w:color w:val="000000"/>
-              </w:rPr>
-              <w:t xml:space="preserve">0.35, 4.34</w:t>
-            </w:r>
-          </w:p>
-        </w:tc>
-        <w:tc>
-          <w:tcPr>
-            <w:tcBorders>
-              <w:bottom w:val="none" w:sz="0" w:space="0" w:color="000000"/>
-              <w:top w:val="none" w:sz="0" w:space="0" w:color="000000"/>
-              <w:left w:val="none" w:sz="0" w:space="0" w:color="000000"/>
-              <w:right w:val="none" w:sz="0" w:space="0" w:color="000000"/>
-            </w:tcBorders>
-            <w:shd w:val="clear" w:color="auto" w:fill="FFFFFF"/>
-            <w:tcMar>
-              <w:top w:w="0" w:type="dxa"/>
-              <w:bottom w:w="0" w:type="dxa"/>
-              <w:left w:w="0" w:type="dxa"/>
-              <w:right w:w="0" w:type="dxa"/>
-            </w:tcMar>
-            <w:vAlign w:val="top"/>
-          </w:tcPr>
-          <w:p>
-            <w:pPr>
-              <w:pStyle w:val="Normal"/>
-              <w:jc w:val="center"/>
-              <w:pBdr>
-                <w:bottom w:val="none" w:sz="0" w:space="0" w:color="000000"/>
-                <w:top w:val="none" w:sz="0" w:space="0" w:color="000000"/>
-                <w:left w:val="none" w:sz="0" w:space="0" w:color="000000"/>
-                <w:right w:val="none" w:sz="0" w:space="0" w:color="000000"/>
-              </w:pBdr>
-              <w:spacing w:after="100" w:before="100" w:line="240"/>
-              <w:ind w:left="100" w:right="100" w:firstLine="0" w:firstLineChars="0"/>
-              <w:rPr>
-                <w:rFonts w:ascii="Helvetica" w:hAnsi="Helvetica" w:eastAsia="Helvetica" w:cs="Helvetica"/>
-                <w:i w:val="false"/>
-                <w:b w:val="false"/>
-                <w:u w:val="none"/>
-                <w:sz w:val="22"/>
-                <w:szCs w:val="22"/>
-                <w:color w:val="000000"/>
-              </w:rPr>
-            </w:pPr>
-            <w:r>
-              <w:rPr>
-                <w:rFonts w:ascii="Helvetica" w:hAnsi="Helvetica" w:eastAsia="Helvetica" w:cs="Helvetica"/>
-                <w:i w:val="false"/>
-                <w:b w:val="false"/>
-                <w:u w:val="none"/>
-                <w:sz w:val="22"/>
-                <w:szCs w:val="22"/>
-                <w:color w:val="000000"/>
-              </w:rPr>
-              <w:t xml:space="preserve">0.750</w:t>
+              <w:t xml:space="preserve">1.00</w:t>
+            </w:r>
+          </w:p>
+        </w:tc>
+        <w:tc>
+          <w:tcPr>
+            <w:tcBorders>
+              <w:bottom w:val="none" w:sz="0" w:space="0" w:color="000000"/>
+              <w:top w:val="none" w:sz="0" w:space="0" w:color="000000"/>
+              <w:left w:val="none" w:sz="0" w:space="0" w:color="000000"/>
+              <w:right w:val="none" w:sz="0" w:space="0" w:color="000000"/>
+            </w:tcBorders>
+            <w:shd w:val="clear" w:color="auto" w:fill="FFFFFF"/>
+            <w:tcMar>
+              <w:top w:w="0" w:type="dxa"/>
+              <w:bottom w:w="0" w:type="dxa"/>
+              <w:left w:w="0" w:type="dxa"/>
+              <w:right w:w="0" w:type="dxa"/>
+            </w:tcMar>
+            <w:vAlign w:val="top"/>
+          </w:tcPr>
+          <w:p>
+            <w:pPr>
+              <w:pStyle w:val="Normal"/>
+              <w:jc w:val="center"/>
+              <w:pBdr>
+                <w:bottom w:val="none" w:sz="0" w:space="0" w:color="000000"/>
+                <w:top w:val="none" w:sz="0" w:space="0" w:color="000000"/>
+                <w:left w:val="none" w:sz="0" w:space="0" w:color="000000"/>
+                <w:right w:val="none" w:sz="0" w:space="0" w:color="000000"/>
+              </w:pBdr>
+              <w:spacing w:after="100" w:before="100" w:line="240"/>
+              <w:ind w:left="100" w:right="100" w:firstLine="0" w:firstLineChars="0"/>
+              <w:rPr>
+                <w:rFonts w:ascii="Helvetica" w:hAnsi="Helvetica" w:eastAsia="Helvetica" w:cs="Helvetica"/>
+                <w:i w:val="false"/>
+                <w:b w:val="false"/>
+                <w:u w:val="none"/>
+                <w:sz w:val="22"/>
+                <w:szCs w:val="22"/>
+                <w:color w:val="000000"/>
+              </w:rPr>
+            </w:pPr>
+            <w:r>
+              <w:rPr>
+                <w:rFonts w:ascii="Helvetica" w:hAnsi="Helvetica" w:eastAsia="Helvetica" w:cs="Helvetica"/>
+                <w:i w:val="false"/>
+                <w:b w:val="false"/>
+                <w:u w:val="none"/>
+                <w:sz w:val="22"/>
+                <w:szCs w:val="22"/>
+                <w:color w:val="000000"/>
+              </w:rPr>
+              <w:t xml:space="preserve">0.31, 3.27</w:t>
+            </w:r>
+          </w:p>
+        </w:tc>
+        <w:tc>
+          <w:tcPr>
+            <w:tcBorders>
+              <w:bottom w:val="none" w:sz="0" w:space="0" w:color="000000"/>
+              <w:top w:val="none" w:sz="0" w:space="0" w:color="000000"/>
+              <w:left w:val="none" w:sz="0" w:space="0" w:color="000000"/>
+              <w:right w:val="none" w:sz="0" w:space="0" w:color="000000"/>
+            </w:tcBorders>
+            <w:shd w:val="clear" w:color="auto" w:fill="FFFFFF"/>
+            <w:tcMar>
+              <w:top w:w="0" w:type="dxa"/>
+              <w:bottom w:w="0" w:type="dxa"/>
+              <w:left w:w="0" w:type="dxa"/>
+              <w:right w:w="0" w:type="dxa"/>
+            </w:tcMar>
+            <w:vAlign w:val="top"/>
+          </w:tcPr>
+          <w:p>
+            <w:pPr>
+              <w:pStyle w:val="Normal"/>
+              <w:jc w:val="center"/>
+              <w:pBdr>
+                <w:bottom w:val="none" w:sz="0" w:space="0" w:color="000000"/>
+                <w:top w:val="none" w:sz="0" w:space="0" w:color="000000"/>
+                <w:left w:val="none" w:sz="0" w:space="0" w:color="000000"/>
+                <w:right w:val="none" w:sz="0" w:space="0" w:color="000000"/>
+              </w:pBdr>
+              <w:spacing w:after="100" w:before="100" w:line="240"/>
+              <w:ind w:left="100" w:right="100" w:firstLine="0" w:firstLineChars="0"/>
+              <w:rPr>
+                <w:rFonts w:ascii="Helvetica" w:hAnsi="Helvetica" w:eastAsia="Helvetica" w:cs="Helvetica"/>
+                <w:i w:val="false"/>
+                <w:b w:val="false"/>
+                <w:u w:val="none"/>
+                <w:sz w:val="22"/>
+                <w:szCs w:val="22"/>
+                <w:color w:val="000000"/>
+              </w:rPr>
+            </w:pPr>
+            <w:r>
+              <w:rPr>
+                <w:rFonts w:ascii="Helvetica" w:hAnsi="Helvetica" w:eastAsia="Helvetica" w:cs="Helvetica"/>
+                <w:i w:val="false"/>
+                <w:b w:val="false"/>
+                <w:u w:val="none"/>
+                <w:sz w:val="22"/>
+                <w:szCs w:val="22"/>
+                <w:color w:val="000000"/>
+              </w:rPr>
+              <w:t xml:space="preserve">&gt;0.999</w:t>
             </w:r>
           </w:p>
         </w:tc>
@@ -8136,113 +8136,113 @@
                 <w:szCs w:val="22"/>
                 <w:color w:val="000000"/>
               </w:rPr>
-              <w:t xml:space="preserve">0.24</w:t>
-            </w:r>
-          </w:p>
-        </w:tc>
-        <w:tc>
-          <w:tcPr>
-            <w:tcBorders>
-              <w:bottom w:val="none" w:sz="0" w:space="0" w:color="000000"/>
-              <w:top w:val="none" w:sz="0" w:space="0" w:color="000000"/>
-              <w:left w:val="none" w:sz="0" w:space="0" w:color="000000"/>
-              <w:right w:val="none" w:sz="0" w:space="0" w:color="000000"/>
-            </w:tcBorders>
-            <w:shd w:val="clear" w:color="auto" w:fill="FFFFFF"/>
-            <w:tcMar>
-              <w:top w:w="0" w:type="dxa"/>
-              <w:bottom w:w="0" w:type="dxa"/>
-              <w:left w:w="0" w:type="dxa"/>
-              <w:right w:w="0" w:type="dxa"/>
-            </w:tcMar>
-            <w:vAlign w:val="top"/>
-          </w:tcPr>
-          <w:p>
-            <w:pPr>
-              <w:pStyle w:val="Normal"/>
-              <w:jc w:val="center"/>
-              <w:pBdr>
-                <w:bottom w:val="none" w:sz="0" w:space="0" w:color="000000"/>
-                <w:top w:val="none" w:sz="0" w:space="0" w:color="000000"/>
-                <w:left w:val="none" w:sz="0" w:space="0" w:color="000000"/>
-                <w:right w:val="none" w:sz="0" w:space="0" w:color="000000"/>
-              </w:pBdr>
-              <w:spacing w:after="100" w:before="100" w:line="240"/>
-              <w:ind w:left="100" w:right="100" w:firstLine="0" w:firstLineChars="0"/>
-              <w:rPr>
-                <w:rFonts w:ascii="Helvetica" w:hAnsi="Helvetica" w:eastAsia="Helvetica" w:cs="Helvetica"/>
-                <w:i w:val="false"/>
-                <w:b w:val="false"/>
-                <w:u w:val="none"/>
-                <w:sz w:val="22"/>
-                <w:szCs w:val="22"/>
-                <w:color w:val="000000"/>
-              </w:rPr>
-            </w:pPr>
-            <w:r>
-              <w:rPr>
-                <w:rFonts w:ascii="Helvetica" w:hAnsi="Helvetica" w:eastAsia="Helvetica" w:cs="Helvetica"/>
-                <w:i w:val="false"/>
-                <w:b w:val="false"/>
-                <w:u w:val="none"/>
-                <w:sz w:val="22"/>
-                <w:szCs w:val="22"/>
-                <w:color w:val="000000"/>
-              </w:rPr>
-              <w:t xml:space="preserve">0.08, 0.67</w:t>
-            </w:r>
-          </w:p>
-        </w:tc>
-        <w:tc>
-          <w:tcPr>
-            <w:tcBorders>
-              <w:bottom w:val="none" w:sz="0" w:space="0" w:color="000000"/>
-              <w:top w:val="none" w:sz="0" w:space="0" w:color="000000"/>
-              <w:left w:val="none" w:sz="0" w:space="0" w:color="000000"/>
-              <w:right w:val="none" w:sz="0" w:space="0" w:color="000000"/>
-            </w:tcBorders>
-            <w:shd w:val="clear" w:color="auto" w:fill="FFFFFF"/>
-            <w:tcMar>
-              <w:top w:w="0" w:type="dxa"/>
-              <w:bottom w:w="0" w:type="dxa"/>
-              <w:left w:w="0" w:type="dxa"/>
-              <w:right w:w="0" w:type="dxa"/>
-            </w:tcMar>
-            <w:vAlign w:val="top"/>
-          </w:tcPr>
-          <w:p>
-            <w:pPr>
-              <w:pStyle w:val="Normal"/>
-              <w:jc w:val="center"/>
-              <w:pBdr>
-                <w:bottom w:val="none" w:sz="0" w:space="0" w:color="000000"/>
-                <w:top w:val="none" w:sz="0" w:space="0" w:color="000000"/>
-                <w:left w:val="none" w:sz="0" w:space="0" w:color="000000"/>
-                <w:right w:val="none" w:sz="0" w:space="0" w:color="000000"/>
-              </w:pBdr>
-              <w:spacing w:after="100" w:before="100" w:line="240"/>
-              <w:ind w:left="100" w:right="100" w:firstLine="0" w:firstLineChars="0"/>
-              <w:rPr>
-                <w:rFonts w:ascii="Helvetica" w:hAnsi="Helvetica" w:eastAsia="Helvetica" w:cs="Helvetica"/>
-                <w:i w:val="false"/>
-                <w:b w:val="false"/>
-                <w:u w:val="none"/>
-                <w:sz w:val="22"/>
-                <w:szCs w:val="22"/>
-                <w:color w:val="000000"/>
-              </w:rPr>
-            </w:pPr>
-            <w:r>
-              <w:rPr>
-                <w:rFonts w:ascii="Helvetica" w:hAnsi="Helvetica" w:eastAsia="Helvetica" w:cs="Helvetica"/>
-                <w:i w:val="false"/>
-                <w:b w:val="false"/>
-                <w:u w:val="none"/>
-                <w:sz w:val="22"/>
-                <w:szCs w:val="22"/>
-                <w:color w:val="000000"/>
-              </w:rPr>
-              <w:t xml:space="preserve">0.007</w:t>
+              <w:t xml:space="preserve">0.26</w:t>
+            </w:r>
+          </w:p>
+        </w:tc>
+        <w:tc>
+          <w:tcPr>
+            <w:tcBorders>
+              <w:bottom w:val="none" w:sz="0" w:space="0" w:color="000000"/>
+              <w:top w:val="none" w:sz="0" w:space="0" w:color="000000"/>
+              <w:left w:val="none" w:sz="0" w:space="0" w:color="000000"/>
+              <w:right w:val="none" w:sz="0" w:space="0" w:color="000000"/>
+            </w:tcBorders>
+            <w:shd w:val="clear" w:color="auto" w:fill="FFFFFF"/>
+            <w:tcMar>
+              <w:top w:w="0" w:type="dxa"/>
+              <w:bottom w:w="0" w:type="dxa"/>
+              <w:left w:w="0" w:type="dxa"/>
+              <w:right w:w="0" w:type="dxa"/>
+            </w:tcMar>
+            <w:vAlign w:val="top"/>
+          </w:tcPr>
+          <w:p>
+            <w:pPr>
+              <w:pStyle w:val="Normal"/>
+              <w:jc w:val="center"/>
+              <w:pBdr>
+                <w:bottom w:val="none" w:sz="0" w:space="0" w:color="000000"/>
+                <w:top w:val="none" w:sz="0" w:space="0" w:color="000000"/>
+                <w:left w:val="none" w:sz="0" w:space="0" w:color="000000"/>
+                <w:right w:val="none" w:sz="0" w:space="0" w:color="000000"/>
+              </w:pBdr>
+              <w:spacing w:after="100" w:before="100" w:line="240"/>
+              <w:ind w:left="100" w:right="100" w:firstLine="0" w:firstLineChars="0"/>
+              <w:rPr>
+                <w:rFonts w:ascii="Helvetica" w:hAnsi="Helvetica" w:eastAsia="Helvetica" w:cs="Helvetica"/>
+                <w:i w:val="false"/>
+                <w:b w:val="false"/>
+                <w:u w:val="none"/>
+                <w:sz w:val="22"/>
+                <w:szCs w:val="22"/>
+                <w:color w:val="000000"/>
+              </w:rPr>
+            </w:pPr>
+            <w:r>
+              <w:rPr>
+                <w:rFonts w:ascii="Helvetica" w:hAnsi="Helvetica" w:eastAsia="Helvetica" w:cs="Helvetica"/>
+                <w:i w:val="false"/>
+                <w:b w:val="false"/>
+                <w:u w:val="none"/>
+                <w:sz w:val="22"/>
+                <w:szCs w:val="22"/>
+                <w:color w:val="000000"/>
+              </w:rPr>
+              <w:t xml:space="preserve">0.10, 0.67</w:t>
+            </w:r>
+          </w:p>
+        </w:tc>
+        <w:tc>
+          <w:tcPr>
+            <w:tcBorders>
+              <w:bottom w:val="none" w:sz="0" w:space="0" w:color="000000"/>
+              <w:top w:val="none" w:sz="0" w:space="0" w:color="000000"/>
+              <w:left w:val="none" w:sz="0" w:space="0" w:color="000000"/>
+              <w:right w:val="none" w:sz="0" w:space="0" w:color="000000"/>
+            </w:tcBorders>
+            <w:shd w:val="clear" w:color="auto" w:fill="FFFFFF"/>
+            <w:tcMar>
+              <w:top w:w="0" w:type="dxa"/>
+              <w:bottom w:w="0" w:type="dxa"/>
+              <w:left w:w="0" w:type="dxa"/>
+              <w:right w:w="0" w:type="dxa"/>
+            </w:tcMar>
+            <w:vAlign w:val="top"/>
+          </w:tcPr>
+          <w:p>
+            <w:pPr>
+              <w:pStyle w:val="Normal"/>
+              <w:jc w:val="center"/>
+              <w:pBdr>
+                <w:bottom w:val="none" w:sz="0" w:space="0" w:color="000000"/>
+                <w:top w:val="none" w:sz="0" w:space="0" w:color="000000"/>
+                <w:left w:val="none" w:sz="0" w:space="0" w:color="000000"/>
+                <w:right w:val="none" w:sz="0" w:space="0" w:color="000000"/>
+              </w:pBdr>
+              <w:spacing w:after="100" w:before="100" w:line="240"/>
+              <w:ind w:left="100" w:right="100" w:firstLine="0" w:firstLineChars="0"/>
+              <w:rPr>
+                <w:rFonts w:ascii="Helvetica" w:hAnsi="Helvetica" w:eastAsia="Helvetica" w:cs="Helvetica"/>
+                <w:i w:val="false"/>
+                <w:b w:val="false"/>
+                <w:u w:val="none"/>
+                <w:sz w:val="22"/>
+                <w:szCs w:val="22"/>
+                <w:color w:val="000000"/>
+              </w:rPr>
+            </w:pPr>
+            <w:r>
+              <w:rPr>
+                <w:rFonts w:ascii="Helvetica" w:hAnsi="Helvetica" w:eastAsia="Helvetica" w:cs="Helvetica"/>
+                <w:i w:val="false"/>
+                <w:b w:val="false"/>
+                <w:u w:val="none"/>
+                <w:sz w:val="22"/>
+                <w:szCs w:val="22"/>
+                <w:color w:val="000000"/>
+              </w:rPr>
+              <w:t xml:space="preserve">0.005</w:t>
             </w:r>
           </w:p>
         </w:tc>
@@ -8348,113 +8348,113 @@
                 <w:szCs w:val="22"/>
                 <w:color w:val="000000"/>
               </w:rPr>
-              <w:t xml:space="preserve">0.49</w:t>
-            </w:r>
-          </w:p>
-        </w:tc>
-        <w:tc>
-          <w:tcPr>
-            <w:tcBorders>
-              <w:bottom w:val="none" w:sz="0" w:space="0" w:color="000000"/>
-              <w:top w:val="none" w:sz="0" w:space="0" w:color="000000"/>
-              <w:left w:val="none" w:sz="0" w:space="0" w:color="000000"/>
-              <w:right w:val="none" w:sz="0" w:space="0" w:color="000000"/>
-            </w:tcBorders>
-            <w:shd w:val="clear" w:color="auto" w:fill="FFFFFF"/>
-            <w:tcMar>
-              <w:top w:w="0" w:type="dxa"/>
-              <w:bottom w:w="0" w:type="dxa"/>
-              <w:left w:w="0" w:type="dxa"/>
-              <w:right w:w="0" w:type="dxa"/>
-            </w:tcMar>
-            <w:vAlign w:val="top"/>
-          </w:tcPr>
-          <w:p>
-            <w:pPr>
-              <w:pStyle w:val="Normal"/>
-              <w:jc w:val="center"/>
-              <w:pBdr>
-                <w:bottom w:val="none" w:sz="0" w:space="0" w:color="000000"/>
-                <w:top w:val="none" w:sz="0" w:space="0" w:color="000000"/>
-                <w:left w:val="none" w:sz="0" w:space="0" w:color="000000"/>
-                <w:right w:val="none" w:sz="0" w:space="0" w:color="000000"/>
-              </w:pBdr>
-              <w:spacing w:after="100" w:before="100" w:line="240"/>
-              <w:ind w:left="100" w:right="100" w:firstLine="0" w:firstLineChars="0"/>
-              <w:rPr>
-                <w:rFonts w:ascii="Helvetica" w:hAnsi="Helvetica" w:eastAsia="Helvetica" w:cs="Helvetica"/>
-                <w:i w:val="false"/>
-                <w:b w:val="false"/>
-                <w:u w:val="none"/>
-                <w:sz w:val="22"/>
-                <w:szCs w:val="22"/>
-                <w:color w:val="000000"/>
-              </w:rPr>
-            </w:pPr>
-            <w:r>
-              <w:rPr>
-                <w:rFonts w:ascii="Helvetica" w:hAnsi="Helvetica" w:eastAsia="Helvetica" w:cs="Helvetica"/>
-                <w:i w:val="false"/>
-                <w:b w:val="false"/>
-                <w:u w:val="none"/>
-                <w:sz w:val="22"/>
-                <w:szCs w:val="22"/>
-                <w:color w:val="000000"/>
-              </w:rPr>
-              <w:t xml:space="preserve">0.10, 2.32</w:t>
-            </w:r>
-          </w:p>
-        </w:tc>
-        <w:tc>
-          <w:tcPr>
-            <w:tcBorders>
-              <w:bottom w:val="none" w:sz="0" w:space="0" w:color="000000"/>
-              <w:top w:val="none" w:sz="0" w:space="0" w:color="000000"/>
-              <w:left w:val="none" w:sz="0" w:space="0" w:color="000000"/>
-              <w:right w:val="none" w:sz="0" w:space="0" w:color="000000"/>
-            </w:tcBorders>
-            <w:shd w:val="clear" w:color="auto" w:fill="FFFFFF"/>
-            <w:tcMar>
-              <w:top w:w="0" w:type="dxa"/>
-              <w:bottom w:w="0" w:type="dxa"/>
-              <w:left w:w="0" w:type="dxa"/>
-              <w:right w:w="0" w:type="dxa"/>
-            </w:tcMar>
-            <w:vAlign w:val="top"/>
-          </w:tcPr>
-          <w:p>
-            <w:pPr>
-              <w:pStyle w:val="Normal"/>
-              <w:jc w:val="center"/>
-              <w:pBdr>
-                <w:bottom w:val="none" w:sz="0" w:space="0" w:color="000000"/>
-                <w:top w:val="none" w:sz="0" w:space="0" w:color="000000"/>
-                <w:left w:val="none" w:sz="0" w:space="0" w:color="000000"/>
-                <w:right w:val="none" w:sz="0" w:space="0" w:color="000000"/>
-              </w:pBdr>
-              <w:spacing w:after="100" w:before="100" w:line="240"/>
-              <w:ind w:left="100" w:right="100" w:firstLine="0" w:firstLineChars="0"/>
-              <w:rPr>
-                <w:rFonts w:ascii="Helvetica" w:hAnsi="Helvetica" w:eastAsia="Helvetica" w:cs="Helvetica"/>
-                <w:i w:val="false"/>
-                <w:b w:val="false"/>
-                <w:u w:val="none"/>
-                <w:sz w:val="22"/>
-                <w:szCs w:val="22"/>
-                <w:color w:val="000000"/>
-              </w:rPr>
-            </w:pPr>
-            <w:r>
-              <w:rPr>
-                <w:rFonts w:ascii="Helvetica" w:hAnsi="Helvetica" w:eastAsia="Helvetica" w:cs="Helvetica"/>
-                <w:i w:val="false"/>
-                <w:b w:val="false"/>
-                <w:u w:val="none"/>
-                <w:sz w:val="22"/>
-                <w:szCs w:val="22"/>
-                <w:color w:val="000000"/>
-              </w:rPr>
-              <w:t xml:space="preserve">0.370</w:t>
+              <w:t xml:space="preserve">0.47</w:t>
+            </w:r>
+          </w:p>
+        </w:tc>
+        <w:tc>
+          <w:tcPr>
+            <w:tcBorders>
+              <w:bottom w:val="none" w:sz="0" w:space="0" w:color="000000"/>
+              <w:top w:val="none" w:sz="0" w:space="0" w:color="000000"/>
+              <w:left w:val="none" w:sz="0" w:space="0" w:color="000000"/>
+              <w:right w:val="none" w:sz="0" w:space="0" w:color="000000"/>
+            </w:tcBorders>
+            <w:shd w:val="clear" w:color="auto" w:fill="FFFFFF"/>
+            <w:tcMar>
+              <w:top w:w="0" w:type="dxa"/>
+              <w:bottom w:w="0" w:type="dxa"/>
+              <w:left w:w="0" w:type="dxa"/>
+              <w:right w:w="0" w:type="dxa"/>
+            </w:tcMar>
+            <w:vAlign w:val="top"/>
+          </w:tcPr>
+          <w:p>
+            <w:pPr>
+              <w:pStyle w:val="Normal"/>
+              <w:jc w:val="center"/>
+              <w:pBdr>
+                <w:bottom w:val="none" w:sz="0" w:space="0" w:color="000000"/>
+                <w:top w:val="none" w:sz="0" w:space="0" w:color="000000"/>
+                <w:left w:val="none" w:sz="0" w:space="0" w:color="000000"/>
+                <w:right w:val="none" w:sz="0" w:space="0" w:color="000000"/>
+              </w:pBdr>
+              <w:spacing w:after="100" w:before="100" w:line="240"/>
+              <w:ind w:left="100" w:right="100" w:firstLine="0" w:firstLineChars="0"/>
+              <w:rPr>
+                <w:rFonts w:ascii="Helvetica" w:hAnsi="Helvetica" w:eastAsia="Helvetica" w:cs="Helvetica"/>
+                <w:i w:val="false"/>
+                <w:b w:val="false"/>
+                <w:u w:val="none"/>
+                <w:sz w:val="22"/>
+                <w:szCs w:val="22"/>
+                <w:color w:val="000000"/>
+              </w:rPr>
+            </w:pPr>
+            <w:r>
+              <w:rPr>
+                <w:rFonts w:ascii="Helvetica" w:hAnsi="Helvetica" w:eastAsia="Helvetica" w:cs="Helvetica"/>
+                <w:i w:val="false"/>
+                <w:b w:val="false"/>
+                <w:u w:val="none"/>
+                <w:sz w:val="22"/>
+                <w:szCs w:val="22"/>
+                <w:color w:val="000000"/>
+              </w:rPr>
+              <w:t xml:space="preserve">0.12, 1.90</w:t>
+            </w:r>
+          </w:p>
+        </w:tc>
+        <w:tc>
+          <w:tcPr>
+            <w:tcBorders>
+              <w:bottom w:val="none" w:sz="0" w:space="0" w:color="000000"/>
+              <w:top w:val="none" w:sz="0" w:space="0" w:color="000000"/>
+              <w:left w:val="none" w:sz="0" w:space="0" w:color="000000"/>
+              <w:right w:val="none" w:sz="0" w:space="0" w:color="000000"/>
+            </w:tcBorders>
+            <w:shd w:val="clear" w:color="auto" w:fill="FFFFFF"/>
+            <w:tcMar>
+              <w:top w:w="0" w:type="dxa"/>
+              <w:bottom w:w="0" w:type="dxa"/>
+              <w:left w:w="0" w:type="dxa"/>
+              <w:right w:w="0" w:type="dxa"/>
+            </w:tcMar>
+            <w:vAlign w:val="top"/>
+          </w:tcPr>
+          <w:p>
+            <w:pPr>
+              <w:pStyle w:val="Normal"/>
+              <w:jc w:val="center"/>
+              <w:pBdr>
+                <w:bottom w:val="none" w:sz="0" w:space="0" w:color="000000"/>
+                <w:top w:val="none" w:sz="0" w:space="0" w:color="000000"/>
+                <w:left w:val="none" w:sz="0" w:space="0" w:color="000000"/>
+                <w:right w:val="none" w:sz="0" w:space="0" w:color="000000"/>
+              </w:pBdr>
+              <w:spacing w:after="100" w:before="100" w:line="240"/>
+              <w:ind w:left="100" w:right="100" w:firstLine="0" w:firstLineChars="0"/>
+              <w:rPr>
+                <w:rFonts w:ascii="Helvetica" w:hAnsi="Helvetica" w:eastAsia="Helvetica" w:cs="Helvetica"/>
+                <w:i w:val="false"/>
+                <w:b w:val="false"/>
+                <w:u w:val="none"/>
+                <w:sz w:val="22"/>
+                <w:szCs w:val="22"/>
+                <w:color w:val="000000"/>
+              </w:rPr>
+            </w:pPr>
+            <w:r>
+              <w:rPr>
+                <w:rFonts w:ascii="Helvetica" w:hAnsi="Helvetica" w:eastAsia="Helvetica" w:cs="Helvetica"/>
+                <w:i w:val="false"/>
+                <w:b w:val="false"/>
+                <w:u w:val="none"/>
+                <w:sz w:val="22"/>
+                <w:szCs w:val="22"/>
+                <w:color w:val="000000"/>
+              </w:rPr>
+              <w:t xml:space="preserve">0.290</w:t>
             </w:r>
           </w:p>
         </w:tc>
@@ -8619,60 +8619,60 @@
                 <w:szCs w:val="22"/>
                 <w:color w:val="000000"/>
               </w:rPr>
-              <w:t xml:space="preserve">0.38</w:t>
-            </w:r>
-          </w:p>
-        </w:tc>
-        <w:tc>
-          <w:tcPr>
-            <w:tcBorders>
-              <w:bottom w:val="none" w:sz="0" w:space="0" w:color="000000"/>
-              <w:top w:val="none" w:sz="0" w:space="0" w:color="000000"/>
-              <w:left w:val="none" w:sz="0" w:space="0" w:color="000000"/>
-              <w:right w:val="none" w:sz="0" w:space="0" w:color="000000"/>
-            </w:tcBorders>
-            <w:shd w:val="clear" w:color="auto" w:fill="FFFFFF"/>
-            <w:tcMar>
-              <w:top w:w="0" w:type="dxa"/>
-              <w:bottom w:w="0" w:type="dxa"/>
-              <w:left w:w="0" w:type="dxa"/>
-              <w:right w:w="0" w:type="dxa"/>
-            </w:tcMar>
-            <w:vAlign w:val="top"/>
-          </w:tcPr>
-          <w:p>
-            <w:pPr>
-              <w:pStyle w:val="Normal"/>
-              <w:jc w:val="center"/>
-              <w:pBdr>
-                <w:bottom w:val="none" w:sz="0" w:space="0" w:color="000000"/>
-                <w:top w:val="none" w:sz="0" w:space="0" w:color="000000"/>
-                <w:left w:val="none" w:sz="0" w:space="0" w:color="000000"/>
-                <w:right w:val="none" w:sz="0" w:space="0" w:color="000000"/>
-              </w:pBdr>
-              <w:spacing w:after="100" w:before="100" w:line="240"/>
-              <w:ind w:left="100" w:right="100" w:firstLine="0" w:firstLineChars="0"/>
-              <w:rPr>
-                <w:rFonts w:ascii="Helvetica" w:hAnsi="Helvetica" w:eastAsia="Helvetica" w:cs="Helvetica"/>
-                <w:i w:val="false"/>
-                <w:b w:val="false"/>
-                <w:u w:val="none"/>
-                <w:sz w:val="22"/>
-                <w:szCs w:val="22"/>
-                <w:color w:val="000000"/>
-              </w:rPr>
-            </w:pPr>
-            <w:r>
-              <w:rPr>
-                <w:rFonts w:ascii="Helvetica" w:hAnsi="Helvetica" w:eastAsia="Helvetica" w:cs="Helvetica"/>
-                <w:i w:val="false"/>
-                <w:b w:val="false"/>
-                <w:u w:val="none"/>
-                <w:sz w:val="22"/>
-                <w:szCs w:val="22"/>
-                <w:color w:val="000000"/>
-              </w:rPr>
-              <w:t xml:space="preserve">0.13, 1.07</w:t>
+              <w:t xml:space="preserve">0.42</w:t>
+            </w:r>
+          </w:p>
+        </w:tc>
+        <w:tc>
+          <w:tcPr>
+            <w:tcBorders>
+              <w:bottom w:val="none" w:sz="0" w:space="0" w:color="000000"/>
+              <w:top w:val="none" w:sz="0" w:space="0" w:color="000000"/>
+              <w:left w:val="none" w:sz="0" w:space="0" w:color="000000"/>
+              <w:right w:val="none" w:sz="0" w:space="0" w:color="000000"/>
+            </w:tcBorders>
+            <w:shd w:val="clear" w:color="auto" w:fill="FFFFFF"/>
+            <w:tcMar>
+              <w:top w:w="0" w:type="dxa"/>
+              <w:bottom w:w="0" w:type="dxa"/>
+              <w:left w:w="0" w:type="dxa"/>
+              <w:right w:w="0" w:type="dxa"/>
+            </w:tcMar>
+            <w:vAlign w:val="top"/>
+          </w:tcPr>
+          <w:p>
+            <w:pPr>
+              <w:pStyle w:val="Normal"/>
+              <w:jc w:val="center"/>
+              <w:pBdr>
+                <w:bottom w:val="none" w:sz="0" w:space="0" w:color="000000"/>
+                <w:top w:val="none" w:sz="0" w:space="0" w:color="000000"/>
+                <w:left w:val="none" w:sz="0" w:space="0" w:color="000000"/>
+                <w:right w:val="none" w:sz="0" w:space="0" w:color="000000"/>
+              </w:pBdr>
+              <w:spacing w:after="100" w:before="100" w:line="240"/>
+              <w:ind w:left="100" w:right="100" w:firstLine="0" w:firstLineChars="0"/>
+              <w:rPr>
+                <w:rFonts w:ascii="Helvetica" w:hAnsi="Helvetica" w:eastAsia="Helvetica" w:cs="Helvetica"/>
+                <w:i w:val="false"/>
+                <w:b w:val="false"/>
+                <w:u w:val="none"/>
+                <w:sz w:val="22"/>
+                <w:szCs w:val="22"/>
+                <w:color w:val="000000"/>
+              </w:rPr>
+            </w:pPr>
+            <w:r>
+              <w:rPr>
+                <w:rFonts w:ascii="Helvetica" w:hAnsi="Helvetica" w:eastAsia="Helvetica" w:cs="Helvetica"/>
+                <w:i w:val="false"/>
+                <w:b w:val="false"/>
+                <w:u w:val="none"/>
+                <w:sz w:val="22"/>
+                <w:szCs w:val="22"/>
+                <w:color w:val="000000"/>
+              </w:rPr>
+              <w:t xml:space="preserve">0.16, 1.07</w:t>
             </w:r>
           </w:p>
         </w:tc>
@@ -8831,113 +8831,113 @@
                 <w:szCs w:val="22"/>
                 <w:color w:val="000000"/>
               </w:rPr>
-              <w:t xml:space="preserve">0.77</w:t>
-            </w:r>
-          </w:p>
-        </w:tc>
-        <w:tc>
-          <w:tcPr>
-            <w:tcBorders>
-              <w:bottom w:val="none" w:sz="0" w:space="0" w:color="000000"/>
-              <w:top w:val="none" w:sz="0" w:space="0" w:color="000000"/>
-              <w:left w:val="none" w:sz="0" w:space="0" w:color="000000"/>
-              <w:right w:val="none" w:sz="0" w:space="0" w:color="000000"/>
-            </w:tcBorders>
-            <w:shd w:val="clear" w:color="auto" w:fill="FFFFFF"/>
-            <w:tcMar>
-              <w:top w:w="0" w:type="dxa"/>
-              <w:bottom w:w="0" w:type="dxa"/>
-              <w:left w:w="0" w:type="dxa"/>
-              <w:right w:w="0" w:type="dxa"/>
-            </w:tcMar>
-            <w:vAlign w:val="top"/>
-          </w:tcPr>
-          <w:p>
-            <w:pPr>
-              <w:pStyle w:val="Normal"/>
-              <w:jc w:val="center"/>
-              <w:pBdr>
-                <w:bottom w:val="none" w:sz="0" w:space="0" w:color="000000"/>
-                <w:top w:val="none" w:sz="0" w:space="0" w:color="000000"/>
-                <w:left w:val="none" w:sz="0" w:space="0" w:color="000000"/>
-                <w:right w:val="none" w:sz="0" w:space="0" w:color="000000"/>
-              </w:pBdr>
-              <w:spacing w:after="100" w:before="100" w:line="240"/>
-              <w:ind w:left="100" w:right="100" w:firstLine="0" w:firstLineChars="0"/>
-              <w:rPr>
-                <w:rFonts w:ascii="Helvetica" w:hAnsi="Helvetica" w:eastAsia="Helvetica" w:cs="Helvetica"/>
-                <w:i w:val="false"/>
-                <w:b w:val="false"/>
-                <w:u w:val="none"/>
-                <w:sz w:val="22"/>
-                <w:szCs w:val="22"/>
-                <w:color w:val="000000"/>
-              </w:rPr>
-            </w:pPr>
-            <w:r>
-              <w:rPr>
-                <w:rFonts w:ascii="Helvetica" w:hAnsi="Helvetica" w:eastAsia="Helvetica" w:cs="Helvetica"/>
-                <w:i w:val="false"/>
-                <w:b w:val="false"/>
-                <w:u w:val="none"/>
-                <w:sz w:val="22"/>
-                <w:szCs w:val="22"/>
-                <w:color w:val="000000"/>
-              </w:rPr>
-              <w:t xml:space="preserve">0.17, 3.52</w:t>
-            </w:r>
-          </w:p>
-        </w:tc>
-        <w:tc>
-          <w:tcPr>
-            <w:tcBorders>
-              <w:bottom w:val="none" w:sz="0" w:space="0" w:color="000000"/>
-              <w:top w:val="none" w:sz="0" w:space="0" w:color="000000"/>
-              <w:left w:val="none" w:sz="0" w:space="0" w:color="000000"/>
-              <w:right w:val="none" w:sz="0" w:space="0" w:color="000000"/>
-            </w:tcBorders>
-            <w:shd w:val="clear" w:color="auto" w:fill="FFFFFF"/>
-            <w:tcMar>
-              <w:top w:w="0" w:type="dxa"/>
-              <w:bottom w:w="0" w:type="dxa"/>
-              <w:left w:w="0" w:type="dxa"/>
-              <w:right w:w="0" w:type="dxa"/>
-            </w:tcMar>
-            <w:vAlign w:val="top"/>
-          </w:tcPr>
-          <w:p>
-            <w:pPr>
-              <w:pStyle w:val="Normal"/>
-              <w:jc w:val="center"/>
-              <w:pBdr>
-                <w:bottom w:val="none" w:sz="0" w:space="0" w:color="000000"/>
-                <w:top w:val="none" w:sz="0" w:space="0" w:color="000000"/>
-                <w:left w:val="none" w:sz="0" w:space="0" w:color="000000"/>
-                <w:right w:val="none" w:sz="0" w:space="0" w:color="000000"/>
-              </w:pBdr>
-              <w:spacing w:after="100" w:before="100" w:line="240"/>
-              <w:ind w:left="100" w:right="100" w:firstLine="0" w:firstLineChars="0"/>
-              <w:rPr>
-                <w:rFonts w:ascii="Helvetica" w:hAnsi="Helvetica" w:eastAsia="Helvetica" w:cs="Helvetica"/>
-                <w:i w:val="false"/>
-                <w:b w:val="false"/>
-                <w:u w:val="none"/>
-                <w:sz w:val="22"/>
-                <w:szCs w:val="22"/>
-                <w:color w:val="000000"/>
-              </w:rPr>
-            </w:pPr>
-            <w:r>
-              <w:rPr>
-                <w:rFonts w:ascii="Helvetica" w:hAnsi="Helvetica" w:eastAsia="Helvetica" w:cs="Helvetica"/>
-                <w:i w:val="false"/>
-                <w:b w:val="false"/>
-                <w:u w:val="none"/>
-                <w:sz w:val="22"/>
-                <w:szCs w:val="22"/>
-                <w:color w:val="000000"/>
-              </w:rPr>
-              <w:t xml:space="preserve">0.740</w:t>
+              <w:t xml:space="preserve">0.72</w:t>
+            </w:r>
+          </w:p>
+        </w:tc>
+        <w:tc>
+          <w:tcPr>
+            <w:tcBorders>
+              <w:bottom w:val="none" w:sz="0" w:space="0" w:color="000000"/>
+              <w:top w:val="none" w:sz="0" w:space="0" w:color="000000"/>
+              <w:left w:val="none" w:sz="0" w:space="0" w:color="000000"/>
+              <w:right w:val="none" w:sz="0" w:space="0" w:color="000000"/>
+            </w:tcBorders>
+            <w:shd w:val="clear" w:color="auto" w:fill="FFFFFF"/>
+            <w:tcMar>
+              <w:top w:w="0" w:type="dxa"/>
+              <w:bottom w:w="0" w:type="dxa"/>
+              <w:left w:w="0" w:type="dxa"/>
+              <w:right w:w="0" w:type="dxa"/>
+            </w:tcMar>
+            <w:vAlign w:val="top"/>
+          </w:tcPr>
+          <w:p>
+            <w:pPr>
+              <w:pStyle w:val="Normal"/>
+              <w:jc w:val="center"/>
+              <w:pBdr>
+                <w:bottom w:val="none" w:sz="0" w:space="0" w:color="000000"/>
+                <w:top w:val="none" w:sz="0" w:space="0" w:color="000000"/>
+                <w:left w:val="none" w:sz="0" w:space="0" w:color="000000"/>
+                <w:right w:val="none" w:sz="0" w:space="0" w:color="000000"/>
+              </w:pBdr>
+              <w:spacing w:after="100" w:before="100" w:line="240"/>
+              <w:ind w:left="100" w:right="100" w:firstLine="0" w:firstLineChars="0"/>
+              <w:rPr>
+                <w:rFonts w:ascii="Helvetica" w:hAnsi="Helvetica" w:eastAsia="Helvetica" w:cs="Helvetica"/>
+                <w:i w:val="false"/>
+                <w:b w:val="false"/>
+                <w:u w:val="none"/>
+                <w:sz w:val="22"/>
+                <w:szCs w:val="22"/>
+                <w:color w:val="000000"/>
+              </w:rPr>
+            </w:pPr>
+            <w:r>
+              <w:rPr>
+                <w:rFonts w:ascii="Helvetica" w:hAnsi="Helvetica" w:eastAsia="Helvetica" w:cs="Helvetica"/>
+                <w:i w:val="false"/>
+                <w:b w:val="false"/>
+                <w:u w:val="none"/>
+                <w:sz w:val="22"/>
+                <w:szCs w:val="22"/>
+                <w:color w:val="000000"/>
+              </w:rPr>
+              <w:t xml:space="preserve">0.18, 2.87</w:t>
+            </w:r>
+          </w:p>
+        </w:tc>
+        <w:tc>
+          <w:tcPr>
+            <w:tcBorders>
+              <w:bottom w:val="none" w:sz="0" w:space="0" w:color="000000"/>
+              <w:top w:val="none" w:sz="0" w:space="0" w:color="000000"/>
+              <w:left w:val="none" w:sz="0" w:space="0" w:color="000000"/>
+              <w:right w:val="none" w:sz="0" w:space="0" w:color="000000"/>
+            </w:tcBorders>
+            <w:shd w:val="clear" w:color="auto" w:fill="FFFFFF"/>
+            <w:tcMar>
+              <w:top w:w="0" w:type="dxa"/>
+              <w:bottom w:w="0" w:type="dxa"/>
+              <w:left w:w="0" w:type="dxa"/>
+              <w:right w:w="0" w:type="dxa"/>
+            </w:tcMar>
+            <w:vAlign w:val="top"/>
+          </w:tcPr>
+          <w:p>
+            <w:pPr>
+              <w:pStyle w:val="Normal"/>
+              <w:jc w:val="center"/>
+              <w:pBdr>
+                <w:bottom w:val="none" w:sz="0" w:space="0" w:color="000000"/>
+                <w:top w:val="none" w:sz="0" w:space="0" w:color="000000"/>
+                <w:left w:val="none" w:sz="0" w:space="0" w:color="000000"/>
+                <w:right w:val="none" w:sz="0" w:space="0" w:color="000000"/>
+              </w:pBdr>
+              <w:spacing w:after="100" w:before="100" w:line="240"/>
+              <w:ind w:left="100" w:right="100" w:firstLine="0" w:firstLineChars="0"/>
+              <w:rPr>
+                <w:rFonts w:ascii="Helvetica" w:hAnsi="Helvetica" w:eastAsia="Helvetica" w:cs="Helvetica"/>
+                <w:i w:val="false"/>
+                <w:b w:val="false"/>
+                <w:u w:val="none"/>
+                <w:sz w:val="22"/>
+                <w:szCs w:val="22"/>
+                <w:color w:val="000000"/>
+              </w:rPr>
+            </w:pPr>
+            <w:r>
+              <w:rPr>
+                <w:rFonts w:ascii="Helvetica" w:hAnsi="Helvetica" w:eastAsia="Helvetica" w:cs="Helvetica"/>
+                <w:i w:val="false"/>
+                <w:b w:val="false"/>
+                <w:u w:val="none"/>
+                <w:sz w:val="22"/>
+                <w:szCs w:val="22"/>
+                <w:color w:val="000000"/>
+              </w:rPr>
+              <w:t xml:space="preserve">0.640</w:t>
             </w:r>
           </w:p>
         </w:tc>
@@ -10068,113 +10068,113 @@
                 <w:szCs w:val="22"/>
                 <w:color w:val="000000"/>
               </w:rPr>
-              <w:t xml:space="preserve">0.78</w:t>
-            </w:r>
-          </w:p>
-        </w:tc>
-        <w:tc>
-          <w:tcPr>
-            <w:tcBorders>
-              <w:bottom w:val="none" w:sz="0" w:space="0" w:color="000000"/>
-              <w:top w:val="none" w:sz="0" w:space="0" w:color="000000"/>
-              <w:left w:val="none" w:sz="0" w:space="0" w:color="000000"/>
-              <w:right w:val="none" w:sz="0" w:space="0" w:color="000000"/>
-            </w:tcBorders>
-            <w:shd w:val="clear" w:color="auto" w:fill="FFFFFF"/>
-            <w:tcMar>
-              <w:top w:w="0" w:type="dxa"/>
-              <w:bottom w:w="0" w:type="dxa"/>
-              <w:left w:w="0" w:type="dxa"/>
-              <w:right w:w="0" w:type="dxa"/>
-            </w:tcMar>
-            <w:vAlign w:val="top"/>
-          </w:tcPr>
-          <w:p>
-            <w:pPr>
-              <w:pStyle w:val="Normal"/>
-              <w:jc w:val="center"/>
-              <w:pBdr>
-                <w:bottom w:val="none" w:sz="0" w:space="0" w:color="000000"/>
-                <w:top w:val="none" w:sz="0" w:space="0" w:color="000000"/>
-                <w:left w:val="none" w:sz="0" w:space="0" w:color="000000"/>
-                <w:right w:val="none" w:sz="0" w:space="0" w:color="000000"/>
-              </w:pBdr>
-              <w:spacing w:after="100" w:before="100" w:line="240"/>
-              <w:ind w:left="100" w:right="100" w:firstLine="0" w:firstLineChars="0"/>
-              <w:rPr>
-                <w:rFonts w:ascii="Helvetica" w:hAnsi="Helvetica" w:eastAsia="Helvetica" w:cs="Helvetica"/>
-                <w:i w:val="false"/>
-                <w:b w:val="false"/>
-                <w:u w:val="none"/>
-                <w:sz w:val="22"/>
-                <w:szCs w:val="22"/>
-                <w:color w:val="000000"/>
-              </w:rPr>
-            </w:pPr>
-            <w:r>
-              <w:rPr>
-                <w:rFonts w:ascii="Helvetica" w:hAnsi="Helvetica" w:eastAsia="Helvetica" w:cs="Helvetica"/>
-                <w:i w:val="false"/>
-                <w:b w:val="false"/>
-                <w:u w:val="none"/>
-                <w:sz w:val="22"/>
-                <w:szCs w:val="22"/>
-                <w:color w:val="000000"/>
-              </w:rPr>
-              <w:t xml:space="preserve">0.48, 1.27</w:t>
-            </w:r>
-          </w:p>
-        </w:tc>
-        <w:tc>
-          <w:tcPr>
-            <w:tcBorders>
-              <w:bottom w:val="none" w:sz="0" w:space="0" w:color="000000"/>
-              <w:top w:val="none" w:sz="0" w:space="0" w:color="000000"/>
-              <w:left w:val="none" w:sz="0" w:space="0" w:color="000000"/>
-              <w:right w:val="none" w:sz="0" w:space="0" w:color="000000"/>
-            </w:tcBorders>
-            <w:shd w:val="clear" w:color="auto" w:fill="FFFFFF"/>
-            <w:tcMar>
-              <w:top w:w="0" w:type="dxa"/>
-              <w:bottom w:w="0" w:type="dxa"/>
-              <w:left w:w="0" w:type="dxa"/>
-              <w:right w:w="0" w:type="dxa"/>
-            </w:tcMar>
-            <w:vAlign w:val="top"/>
-          </w:tcPr>
-          <w:p>
-            <w:pPr>
-              <w:pStyle w:val="Normal"/>
-              <w:jc w:val="center"/>
-              <w:pBdr>
-                <w:bottom w:val="none" w:sz="0" w:space="0" w:color="000000"/>
-                <w:top w:val="none" w:sz="0" w:space="0" w:color="000000"/>
-                <w:left w:val="none" w:sz="0" w:space="0" w:color="000000"/>
-                <w:right w:val="none" w:sz="0" w:space="0" w:color="000000"/>
-              </w:pBdr>
-              <w:spacing w:after="100" w:before="100" w:line="240"/>
-              <w:ind w:left="100" w:right="100" w:firstLine="0" w:firstLineChars="0"/>
-              <w:rPr>
-                <w:rFonts w:ascii="Helvetica" w:hAnsi="Helvetica" w:eastAsia="Helvetica" w:cs="Helvetica"/>
-                <w:i w:val="false"/>
-                <w:b w:val="false"/>
-                <w:u w:val="none"/>
-                <w:sz w:val="22"/>
-                <w:szCs w:val="22"/>
-                <w:color w:val="000000"/>
-              </w:rPr>
-            </w:pPr>
-            <w:r>
-              <w:rPr>
-                <w:rFonts w:ascii="Helvetica" w:hAnsi="Helvetica" w:eastAsia="Helvetica" w:cs="Helvetica"/>
-                <w:i w:val="false"/>
-                <w:b w:val="false"/>
-                <w:u w:val="none"/>
-                <w:sz w:val="22"/>
-                <w:szCs w:val="22"/>
-                <w:color w:val="000000"/>
-              </w:rPr>
-              <w:t xml:space="preserve">0.320</w:t>
+              <w:t xml:space="preserve">0.76</w:t>
+            </w:r>
+          </w:p>
+        </w:tc>
+        <w:tc>
+          <w:tcPr>
+            <w:tcBorders>
+              <w:bottom w:val="none" w:sz="0" w:space="0" w:color="000000"/>
+              <w:top w:val="none" w:sz="0" w:space="0" w:color="000000"/>
+              <w:left w:val="none" w:sz="0" w:space="0" w:color="000000"/>
+              <w:right w:val="none" w:sz="0" w:space="0" w:color="000000"/>
+            </w:tcBorders>
+            <w:shd w:val="clear" w:color="auto" w:fill="FFFFFF"/>
+            <w:tcMar>
+              <w:top w:w="0" w:type="dxa"/>
+              <w:bottom w:w="0" w:type="dxa"/>
+              <w:left w:w="0" w:type="dxa"/>
+              <w:right w:w="0" w:type="dxa"/>
+            </w:tcMar>
+            <w:vAlign w:val="top"/>
+          </w:tcPr>
+          <w:p>
+            <w:pPr>
+              <w:pStyle w:val="Normal"/>
+              <w:jc w:val="center"/>
+              <w:pBdr>
+                <w:bottom w:val="none" w:sz="0" w:space="0" w:color="000000"/>
+                <w:top w:val="none" w:sz="0" w:space="0" w:color="000000"/>
+                <w:left w:val="none" w:sz="0" w:space="0" w:color="000000"/>
+                <w:right w:val="none" w:sz="0" w:space="0" w:color="000000"/>
+              </w:pBdr>
+              <w:spacing w:after="100" w:before="100" w:line="240"/>
+              <w:ind w:left="100" w:right="100" w:firstLine="0" w:firstLineChars="0"/>
+              <w:rPr>
+                <w:rFonts w:ascii="Helvetica" w:hAnsi="Helvetica" w:eastAsia="Helvetica" w:cs="Helvetica"/>
+                <w:i w:val="false"/>
+                <w:b w:val="false"/>
+                <w:u w:val="none"/>
+                <w:sz w:val="22"/>
+                <w:szCs w:val="22"/>
+                <w:color w:val="000000"/>
+              </w:rPr>
+            </w:pPr>
+            <w:r>
+              <w:rPr>
+                <w:rFonts w:ascii="Helvetica" w:hAnsi="Helvetica" w:eastAsia="Helvetica" w:cs="Helvetica"/>
+                <w:i w:val="false"/>
+                <w:b w:val="false"/>
+                <w:u w:val="none"/>
+                <w:sz w:val="22"/>
+                <w:szCs w:val="22"/>
+                <w:color w:val="000000"/>
+              </w:rPr>
+              <w:t xml:space="preserve">0.48, 1.19</w:t>
+            </w:r>
+          </w:p>
+        </w:tc>
+        <w:tc>
+          <w:tcPr>
+            <w:tcBorders>
+              <w:bottom w:val="none" w:sz="0" w:space="0" w:color="000000"/>
+              <w:top w:val="none" w:sz="0" w:space="0" w:color="000000"/>
+              <w:left w:val="none" w:sz="0" w:space="0" w:color="000000"/>
+              <w:right w:val="none" w:sz="0" w:space="0" w:color="000000"/>
+            </w:tcBorders>
+            <w:shd w:val="clear" w:color="auto" w:fill="FFFFFF"/>
+            <w:tcMar>
+              <w:top w:w="0" w:type="dxa"/>
+              <w:bottom w:w="0" w:type="dxa"/>
+              <w:left w:w="0" w:type="dxa"/>
+              <w:right w:w="0" w:type="dxa"/>
+            </w:tcMar>
+            <w:vAlign w:val="top"/>
+          </w:tcPr>
+          <w:p>
+            <w:pPr>
+              <w:pStyle w:val="Normal"/>
+              <w:jc w:val="center"/>
+              <w:pBdr>
+                <w:bottom w:val="none" w:sz="0" w:space="0" w:color="000000"/>
+                <w:top w:val="none" w:sz="0" w:space="0" w:color="000000"/>
+                <w:left w:val="none" w:sz="0" w:space="0" w:color="000000"/>
+                <w:right w:val="none" w:sz="0" w:space="0" w:color="000000"/>
+              </w:pBdr>
+              <w:spacing w:after="100" w:before="100" w:line="240"/>
+              <w:ind w:left="100" w:right="100" w:firstLine="0" w:firstLineChars="0"/>
+              <w:rPr>
+                <w:rFonts w:ascii="Helvetica" w:hAnsi="Helvetica" w:eastAsia="Helvetica" w:cs="Helvetica"/>
+                <w:i w:val="false"/>
+                <w:b w:val="false"/>
+                <w:u w:val="none"/>
+                <w:sz w:val="22"/>
+                <w:szCs w:val="22"/>
+                <w:color w:val="000000"/>
+              </w:rPr>
+            </w:pPr>
+            <w:r>
+              <w:rPr>
+                <w:rFonts w:ascii="Helvetica" w:hAnsi="Helvetica" w:eastAsia="Helvetica" w:cs="Helvetica"/>
+                <w:i w:val="false"/>
+                <w:b w:val="false"/>
+                <w:u w:val="none"/>
+                <w:sz w:val="22"/>
+                <w:szCs w:val="22"/>
+                <w:color w:val="000000"/>
+              </w:rPr>
+              <w:t xml:space="preserve">0.230</w:t>
             </w:r>
           </w:p>
         </w:tc>
@@ -10280,113 +10280,113 @@
                 <w:szCs w:val="22"/>
                 <w:color w:val="000000"/>
               </w:rPr>
-              <w:t xml:space="preserve">0.96</w:t>
-            </w:r>
-          </w:p>
-        </w:tc>
-        <w:tc>
-          <w:tcPr>
-            <w:tcBorders>
-              <w:bottom w:val="none" w:sz="0" w:space="0" w:color="000000"/>
-              <w:top w:val="none" w:sz="0" w:space="0" w:color="000000"/>
-              <w:left w:val="none" w:sz="0" w:space="0" w:color="000000"/>
-              <w:right w:val="none" w:sz="0" w:space="0" w:color="000000"/>
-            </w:tcBorders>
-            <w:shd w:val="clear" w:color="auto" w:fill="FFFFFF"/>
-            <w:tcMar>
-              <w:top w:w="0" w:type="dxa"/>
-              <w:bottom w:w="0" w:type="dxa"/>
-              <w:left w:w="0" w:type="dxa"/>
-              <w:right w:w="0" w:type="dxa"/>
-            </w:tcMar>
-            <w:vAlign w:val="top"/>
-          </w:tcPr>
-          <w:p>
-            <w:pPr>
-              <w:pStyle w:val="Normal"/>
-              <w:jc w:val="center"/>
-              <w:pBdr>
-                <w:bottom w:val="none" w:sz="0" w:space="0" w:color="000000"/>
-                <w:top w:val="none" w:sz="0" w:space="0" w:color="000000"/>
-                <w:left w:val="none" w:sz="0" w:space="0" w:color="000000"/>
-                <w:right w:val="none" w:sz="0" w:space="0" w:color="000000"/>
-              </w:pBdr>
-              <w:spacing w:after="100" w:before="100" w:line="240"/>
-              <w:ind w:left="100" w:right="100" w:firstLine="0" w:firstLineChars="0"/>
-              <w:rPr>
-                <w:rFonts w:ascii="Helvetica" w:hAnsi="Helvetica" w:eastAsia="Helvetica" w:cs="Helvetica"/>
-                <w:i w:val="false"/>
-                <w:b w:val="false"/>
-                <w:u w:val="none"/>
-                <w:sz w:val="22"/>
-                <w:szCs w:val="22"/>
-                <w:color w:val="000000"/>
-              </w:rPr>
-            </w:pPr>
-            <w:r>
-              <w:rPr>
-                <w:rFonts w:ascii="Helvetica" w:hAnsi="Helvetica" w:eastAsia="Helvetica" w:cs="Helvetica"/>
-                <w:i w:val="false"/>
-                <w:b w:val="false"/>
-                <w:u w:val="none"/>
-                <w:sz w:val="22"/>
-                <w:szCs w:val="22"/>
-                <w:color w:val="000000"/>
-              </w:rPr>
-              <w:t xml:space="preserve">0.49, 1.85</w:t>
-            </w:r>
-          </w:p>
-        </w:tc>
-        <w:tc>
-          <w:tcPr>
-            <w:tcBorders>
-              <w:bottom w:val="none" w:sz="0" w:space="0" w:color="000000"/>
-              <w:top w:val="none" w:sz="0" w:space="0" w:color="000000"/>
-              <w:left w:val="none" w:sz="0" w:space="0" w:color="000000"/>
-              <w:right w:val="none" w:sz="0" w:space="0" w:color="000000"/>
-            </w:tcBorders>
-            <w:shd w:val="clear" w:color="auto" w:fill="FFFFFF"/>
-            <w:tcMar>
-              <w:top w:w="0" w:type="dxa"/>
-              <w:bottom w:w="0" w:type="dxa"/>
-              <w:left w:w="0" w:type="dxa"/>
-              <w:right w:w="0" w:type="dxa"/>
-            </w:tcMar>
-            <w:vAlign w:val="top"/>
-          </w:tcPr>
-          <w:p>
-            <w:pPr>
-              <w:pStyle w:val="Normal"/>
-              <w:jc w:val="center"/>
-              <w:pBdr>
-                <w:bottom w:val="none" w:sz="0" w:space="0" w:color="000000"/>
-                <w:top w:val="none" w:sz="0" w:space="0" w:color="000000"/>
-                <w:left w:val="none" w:sz="0" w:space="0" w:color="000000"/>
-                <w:right w:val="none" w:sz="0" w:space="0" w:color="000000"/>
-              </w:pBdr>
-              <w:spacing w:after="100" w:before="100" w:line="240"/>
-              <w:ind w:left="100" w:right="100" w:firstLine="0" w:firstLineChars="0"/>
-              <w:rPr>
-                <w:rFonts w:ascii="Helvetica" w:hAnsi="Helvetica" w:eastAsia="Helvetica" w:cs="Helvetica"/>
-                <w:i w:val="false"/>
-                <w:b w:val="false"/>
-                <w:u w:val="none"/>
-                <w:sz w:val="22"/>
-                <w:szCs w:val="22"/>
-                <w:color w:val="000000"/>
-              </w:rPr>
-            </w:pPr>
-            <w:r>
-              <w:rPr>
-                <w:rFonts w:ascii="Helvetica" w:hAnsi="Helvetica" w:eastAsia="Helvetica" w:cs="Helvetica"/>
-                <w:i w:val="false"/>
-                <w:b w:val="false"/>
-                <w:u w:val="none"/>
-                <w:sz w:val="22"/>
-                <w:szCs w:val="22"/>
-                <w:color w:val="000000"/>
-              </w:rPr>
-              <w:t xml:space="preserve">0.890</w:t>
+              <w:t xml:space="preserve">0.99</w:t>
+            </w:r>
+          </w:p>
+        </w:tc>
+        <w:tc>
+          <w:tcPr>
+            <w:tcBorders>
+              <w:bottom w:val="none" w:sz="0" w:space="0" w:color="000000"/>
+              <w:top w:val="none" w:sz="0" w:space="0" w:color="000000"/>
+              <w:left w:val="none" w:sz="0" w:space="0" w:color="000000"/>
+              <w:right w:val="none" w:sz="0" w:space="0" w:color="000000"/>
+            </w:tcBorders>
+            <w:shd w:val="clear" w:color="auto" w:fill="FFFFFF"/>
+            <w:tcMar>
+              <w:top w:w="0" w:type="dxa"/>
+              <w:bottom w:w="0" w:type="dxa"/>
+              <w:left w:w="0" w:type="dxa"/>
+              <w:right w:w="0" w:type="dxa"/>
+            </w:tcMar>
+            <w:vAlign w:val="top"/>
+          </w:tcPr>
+          <w:p>
+            <w:pPr>
+              <w:pStyle w:val="Normal"/>
+              <w:jc w:val="center"/>
+              <w:pBdr>
+                <w:bottom w:val="none" w:sz="0" w:space="0" w:color="000000"/>
+                <w:top w:val="none" w:sz="0" w:space="0" w:color="000000"/>
+                <w:left w:val="none" w:sz="0" w:space="0" w:color="000000"/>
+                <w:right w:val="none" w:sz="0" w:space="0" w:color="000000"/>
+              </w:pBdr>
+              <w:spacing w:after="100" w:before="100" w:line="240"/>
+              <w:ind w:left="100" w:right="100" w:firstLine="0" w:firstLineChars="0"/>
+              <w:rPr>
+                <w:rFonts w:ascii="Helvetica" w:hAnsi="Helvetica" w:eastAsia="Helvetica" w:cs="Helvetica"/>
+                <w:i w:val="false"/>
+                <w:b w:val="false"/>
+                <w:u w:val="none"/>
+                <w:sz w:val="22"/>
+                <w:szCs w:val="22"/>
+                <w:color w:val="000000"/>
+              </w:rPr>
+            </w:pPr>
+            <w:r>
+              <w:rPr>
+                <w:rFonts w:ascii="Helvetica" w:hAnsi="Helvetica" w:eastAsia="Helvetica" w:cs="Helvetica"/>
+                <w:i w:val="false"/>
+                <w:b w:val="false"/>
+                <w:u w:val="none"/>
+                <w:sz w:val="22"/>
+                <w:szCs w:val="22"/>
+                <w:color w:val="000000"/>
+              </w:rPr>
+              <w:t xml:space="preserve">0.54, 1.82</w:t>
+            </w:r>
+          </w:p>
+        </w:tc>
+        <w:tc>
+          <w:tcPr>
+            <w:tcBorders>
+              <w:bottom w:val="none" w:sz="0" w:space="0" w:color="000000"/>
+              <w:top w:val="none" w:sz="0" w:space="0" w:color="000000"/>
+              <w:left w:val="none" w:sz="0" w:space="0" w:color="000000"/>
+              <w:right w:val="none" w:sz="0" w:space="0" w:color="000000"/>
+            </w:tcBorders>
+            <w:shd w:val="clear" w:color="auto" w:fill="FFFFFF"/>
+            <w:tcMar>
+              <w:top w:w="0" w:type="dxa"/>
+              <w:bottom w:w="0" w:type="dxa"/>
+              <w:left w:w="0" w:type="dxa"/>
+              <w:right w:w="0" w:type="dxa"/>
+            </w:tcMar>
+            <w:vAlign w:val="top"/>
+          </w:tcPr>
+          <w:p>
+            <w:pPr>
+              <w:pStyle w:val="Normal"/>
+              <w:jc w:val="center"/>
+              <w:pBdr>
+                <w:bottom w:val="none" w:sz="0" w:space="0" w:color="000000"/>
+                <w:top w:val="none" w:sz="0" w:space="0" w:color="000000"/>
+                <w:left w:val="none" w:sz="0" w:space="0" w:color="000000"/>
+                <w:right w:val="none" w:sz="0" w:space="0" w:color="000000"/>
+              </w:pBdr>
+              <w:spacing w:after="100" w:before="100" w:line="240"/>
+              <w:ind w:left="100" w:right="100" w:firstLine="0" w:firstLineChars="0"/>
+              <w:rPr>
+                <w:rFonts w:ascii="Helvetica" w:hAnsi="Helvetica" w:eastAsia="Helvetica" w:cs="Helvetica"/>
+                <w:i w:val="false"/>
+                <w:b w:val="false"/>
+                <w:u w:val="none"/>
+                <w:sz w:val="22"/>
+                <w:szCs w:val="22"/>
+                <w:color w:val="000000"/>
+              </w:rPr>
+            </w:pPr>
+            <w:r>
+              <w:rPr>
+                <w:rFonts w:ascii="Helvetica" w:hAnsi="Helvetica" w:eastAsia="Helvetica" w:cs="Helvetica"/>
+                <w:i w:val="false"/>
+                <w:b w:val="false"/>
+                <w:u w:val="none"/>
+                <w:sz w:val="22"/>
+                <w:szCs w:val="22"/>
+                <w:color w:val="000000"/>
+              </w:rPr>
+              <w:t xml:space="preserve">0.970</w:t>
             </w:r>
           </w:p>
         </w:tc>
@@ -11517,113 +11517,113 @@
                 <w:szCs w:val="22"/>
                 <w:color w:val="000000"/>
               </w:rPr>
-              <w:t xml:space="preserve">2.08</w:t>
-            </w:r>
-          </w:p>
-        </w:tc>
-        <w:tc>
-          <w:tcPr>
-            <w:tcBorders>
-              <w:bottom w:val="none" w:sz="0" w:space="0" w:color="000000"/>
-              <w:top w:val="none" w:sz="0" w:space="0" w:color="000000"/>
-              <w:left w:val="none" w:sz="0" w:space="0" w:color="000000"/>
-              <w:right w:val="none" w:sz="0" w:space="0" w:color="000000"/>
-            </w:tcBorders>
-            <w:shd w:val="clear" w:color="auto" w:fill="FFFFFF"/>
-            <w:tcMar>
-              <w:top w:w="0" w:type="dxa"/>
-              <w:bottom w:w="0" w:type="dxa"/>
-              <w:left w:w="0" w:type="dxa"/>
-              <w:right w:w="0" w:type="dxa"/>
-            </w:tcMar>
-            <w:vAlign w:val="top"/>
-          </w:tcPr>
-          <w:p>
-            <w:pPr>
-              <w:pStyle w:val="Normal"/>
-              <w:jc w:val="center"/>
-              <w:pBdr>
-                <w:bottom w:val="none" w:sz="0" w:space="0" w:color="000000"/>
-                <w:top w:val="none" w:sz="0" w:space="0" w:color="000000"/>
-                <w:left w:val="none" w:sz="0" w:space="0" w:color="000000"/>
-                <w:right w:val="none" w:sz="0" w:space="0" w:color="000000"/>
-              </w:pBdr>
-              <w:spacing w:after="100" w:before="100" w:line="240"/>
-              <w:ind w:left="100" w:right="100" w:firstLine="0" w:firstLineChars="0"/>
-              <w:rPr>
-                <w:rFonts w:ascii="Helvetica" w:hAnsi="Helvetica" w:eastAsia="Helvetica" w:cs="Helvetica"/>
-                <w:i w:val="false"/>
-                <w:b w:val="false"/>
-                <w:u w:val="none"/>
-                <w:sz w:val="22"/>
-                <w:szCs w:val="22"/>
-                <w:color w:val="000000"/>
-              </w:rPr>
-            </w:pPr>
-            <w:r>
-              <w:rPr>
-                <w:rFonts w:ascii="Helvetica" w:hAnsi="Helvetica" w:eastAsia="Helvetica" w:cs="Helvetica"/>
-                <w:i w:val="false"/>
-                <w:b w:val="false"/>
-                <w:u w:val="none"/>
-                <w:sz w:val="22"/>
-                <w:szCs w:val="22"/>
-                <w:color w:val="000000"/>
-              </w:rPr>
-              <w:t xml:space="preserve">1.30, 3.31</w:t>
-            </w:r>
-          </w:p>
-        </w:tc>
-        <w:tc>
-          <w:tcPr>
-            <w:tcBorders>
-              <w:bottom w:val="none" w:sz="0" w:space="0" w:color="000000"/>
-              <w:top w:val="none" w:sz="0" w:space="0" w:color="000000"/>
-              <w:left w:val="none" w:sz="0" w:space="0" w:color="000000"/>
-              <w:right w:val="none" w:sz="0" w:space="0" w:color="000000"/>
-            </w:tcBorders>
-            <w:shd w:val="clear" w:color="auto" w:fill="FFFFFF"/>
-            <w:tcMar>
-              <w:top w:w="0" w:type="dxa"/>
-              <w:bottom w:w="0" w:type="dxa"/>
-              <w:left w:w="0" w:type="dxa"/>
-              <w:right w:w="0" w:type="dxa"/>
-            </w:tcMar>
-            <w:vAlign w:val="top"/>
-          </w:tcPr>
-          <w:p>
-            <w:pPr>
-              <w:pStyle w:val="Normal"/>
-              <w:jc w:val="center"/>
-              <w:pBdr>
-                <w:bottom w:val="none" w:sz="0" w:space="0" w:color="000000"/>
-                <w:top w:val="none" w:sz="0" w:space="0" w:color="000000"/>
-                <w:left w:val="none" w:sz="0" w:space="0" w:color="000000"/>
-                <w:right w:val="none" w:sz="0" w:space="0" w:color="000000"/>
-              </w:pBdr>
-              <w:spacing w:after="100" w:before="100" w:line="240"/>
-              <w:ind w:left="100" w:right="100" w:firstLine="0" w:firstLineChars="0"/>
-              <w:rPr>
-                <w:rFonts w:ascii="Helvetica" w:hAnsi="Helvetica" w:eastAsia="Helvetica" w:cs="Helvetica"/>
-                <w:i w:val="false"/>
-                <w:b w:val="false"/>
-                <w:u w:val="none"/>
-                <w:sz w:val="22"/>
-                <w:szCs w:val="22"/>
-                <w:color w:val="000000"/>
-              </w:rPr>
-            </w:pPr>
-            <w:r>
-              <w:rPr>
-                <w:rFonts w:ascii="Helvetica" w:hAnsi="Helvetica" w:eastAsia="Helvetica" w:cs="Helvetica"/>
-                <w:i w:val="false"/>
-                <w:b w:val="false"/>
-                <w:u w:val="none"/>
-                <w:sz w:val="22"/>
-                <w:szCs w:val="22"/>
-                <w:color w:val="000000"/>
-              </w:rPr>
-              <w:t xml:space="preserve">0.002</w:t>
+              <w:t xml:space="preserve">2.14</w:t>
+            </w:r>
+          </w:p>
+        </w:tc>
+        <w:tc>
+          <w:tcPr>
+            <w:tcBorders>
+              <w:bottom w:val="none" w:sz="0" w:space="0" w:color="000000"/>
+              <w:top w:val="none" w:sz="0" w:space="0" w:color="000000"/>
+              <w:left w:val="none" w:sz="0" w:space="0" w:color="000000"/>
+              <w:right w:val="none" w:sz="0" w:space="0" w:color="000000"/>
+            </w:tcBorders>
+            <w:shd w:val="clear" w:color="auto" w:fill="FFFFFF"/>
+            <w:tcMar>
+              <w:top w:w="0" w:type="dxa"/>
+              <w:bottom w:w="0" w:type="dxa"/>
+              <w:left w:w="0" w:type="dxa"/>
+              <w:right w:w="0" w:type="dxa"/>
+            </w:tcMar>
+            <w:vAlign w:val="top"/>
+          </w:tcPr>
+          <w:p>
+            <w:pPr>
+              <w:pStyle w:val="Normal"/>
+              <w:jc w:val="center"/>
+              <w:pBdr>
+                <w:bottom w:val="none" w:sz="0" w:space="0" w:color="000000"/>
+                <w:top w:val="none" w:sz="0" w:space="0" w:color="000000"/>
+                <w:left w:val="none" w:sz="0" w:space="0" w:color="000000"/>
+                <w:right w:val="none" w:sz="0" w:space="0" w:color="000000"/>
+              </w:pBdr>
+              <w:spacing w:after="100" w:before="100" w:line="240"/>
+              <w:ind w:left="100" w:right="100" w:firstLine="0" w:firstLineChars="0"/>
+              <w:rPr>
+                <w:rFonts w:ascii="Helvetica" w:hAnsi="Helvetica" w:eastAsia="Helvetica" w:cs="Helvetica"/>
+                <w:i w:val="false"/>
+                <w:b w:val="false"/>
+                <w:u w:val="none"/>
+                <w:sz w:val="22"/>
+                <w:szCs w:val="22"/>
+                <w:color w:val="000000"/>
+              </w:rPr>
+            </w:pPr>
+            <w:r>
+              <w:rPr>
+                <w:rFonts w:ascii="Helvetica" w:hAnsi="Helvetica" w:eastAsia="Helvetica" w:cs="Helvetica"/>
+                <w:i w:val="false"/>
+                <w:b w:val="false"/>
+                <w:u w:val="none"/>
+                <w:sz w:val="22"/>
+                <w:szCs w:val="22"/>
+                <w:color w:val="000000"/>
+              </w:rPr>
+              <w:t xml:space="preserve">1.38, 3.32</w:t>
+            </w:r>
+          </w:p>
+        </w:tc>
+        <w:tc>
+          <w:tcPr>
+            <w:tcBorders>
+              <w:bottom w:val="none" w:sz="0" w:space="0" w:color="000000"/>
+              <w:top w:val="none" w:sz="0" w:space="0" w:color="000000"/>
+              <w:left w:val="none" w:sz="0" w:space="0" w:color="000000"/>
+              <w:right w:val="none" w:sz="0" w:space="0" w:color="000000"/>
+            </w:tcBorders>
+            <w:shd w:val="clear" w:color="auto" w:fill="FFFFFF"/>
+            <w:tcMar>
+              <w:top w:w="0" w:type="dxa"/>
+              <w:bottom w:w="0" w:type="dxa"/>
+              <w:left w:w="0" w:type="dxa"/>
+              <w:right w:w="0" w:type="dxa"/>
+            </w:tcMar>
+            <w:vAlign w:val="top"/>
+          </w:tcPr>
+          <w:p>
+            <w:pPr>
+              <w:pStyle w:val="Normal"/>
+              <w:jc w:val="center"/>
+              <w:pBdr>
+                <w:bottom w:val="none" w:sz="0" w:space="0" w:color="000000"/>
+                <w:top w:val="none" w:sz="0" w:space="0" w:color="000000"/>
+                <w:left w:val="none" w:sz="0" w:space="0" w:color="000000"/>
+                <w:right w:val="none" w:sz="0" w:space="0" w:color="000000"/>
+              </w:pBdr>
+              <w:spacing w:after="100" w:before="100" w:line="240"/>
+              <w:ind w:left="100" w:right="100" w:firstLine="0" w:firstLineChars="0"/>
+              <w:rPr>
+                <w:rFonts w:ascii="Helvetica" w:hAnsi="Helvetica" w:eastAsia="Helvetica" w:cs="Helvetica"/>
+                <w:i w:val="false"/>
+                <w:b w:val="false"/>
+                <w:u w:val="none"/>
+                <w:sz w:val="22"/>
+                <w:szCs w:val="22"/>
+                <w:color w:val="000000"/>
+              </w:rPr>
+            </w:pPr>
+            <w:r>
+              <w:rPr>
+                <w:rFonts w:ascii="Helvetica" w:hAnsi="Helvetica" w:eastAsia="Helvetica" w:cs="Helvetica"/>
+                <w:i w:val="false"/>
+                <w:b w:val="false"/>
+                <w:u w:val="none"/>
+                <w:sz w:val="22"/>
+                <w:szCs w:val="22"/>
+                <w:color w:val="000000"/>
+              </w:rPr>
+              <w:t xml:space="preserve">&lt;0.001</w:t>
             </w:r>
           </w:p>
         </w:tc>
@@ -11729,60 +11729,60 @@
                 <w:szCs w:val="22"/>
                 <w:color w:val="000000"/>
               </w:rPr>
-              <w:t xml:space="preserve">5.39</w:t>
-            </w:r>
-          </w:p>
-        </w:tc>
-        <w:tc>
-          <w:tcPr>
-            <w:tcBorders>
-              <w:bottom w:val="none" w:sz="0" w:space="0" w:color="000000"/>
-              <w:top w:val="none" w:sz="0" w:space="0" w:color="000000"/>
-              <w:left w:val="none" w:sz="0" w:space="0" w:color="000000"/>
-              <w:right w:val="none" w:sz="0" w:space="0" w:color="000000"/>
-            </w:tcBorders>
-            <w:shd w:val="clear" w:color="auto" w:fill="FFFFFF"/>
-            <w:tcMar>
-              <w:top w:w="0" w:type="dxa"/>
-              <w:bottom w:w="0" w:type="dxa"/>
-              <w:left w:w="0" w:type="dxa"/>
-              <w:right w:w="0" w:type="dxa"/>
-            </w:tcMar>
-            <w:vAlign w:val="top"/>
-          </w:tcPr>
-          <w:p>
-            <w:pPr>
-              <w:pStyle w:val="Normal"/>
-              <w:jc w:val="center"/>
-              <w:pBdr>
-                <w:bottom w:val="none" w:sz="0" w:space="0" w:color="000000"/>
-                <w:top w:val="none" w:sz="0" w:space="0" w:color="000000"/>
-                <w:left w:val="none" w:sz="0" w:space="0" w:color="000000"/>
-                <w:right w:val="none" w:sz="0" w:space="0" w:color="000000"/>
-              </w:pBdr>
-              <w:spacing w:after="100" w:before="100" w:line="240"/>
-              <w:ind w:left="100" w:right="100" w:firstLine="0" w:firstLineChars="0"/>
-              <w:rPr>
-                <w:rFonts w:ascii="Helvetica" w:hAnsi="Helvetica" w:eastAsia="Helvetica" w:cs="Helvetica"/>
-                <w:i w:val="false"/>
-                <w:b w:val="false"/>
-                <w:u w:val="none"/>
-                <w:sz w:val="22"/>
-                <w:szCs w:val="22"/>
-                <w:color w:val="000000"/>
-              </w:rPr>
-            </w:pPr>
-            <w:r>
-              <w:rPr>
-                <w:rFonts w:ascii="Helvetica" w:hAnsi="Helvetica" w:eastAsia="Helvetica" w:cs="Helvetica"/>
-                <w:i w:val="false"/>
-                <w:b w:val="false"/>
-                <w:u w:val="none"/>
-                <w:sz w:val="22"/>
-                <w:szCs w:val="22"/>
-                <w:color w:val="000000"/>
-              </w:rPr>
-              <w:t xml:space="preserve">2.59, 11.2</w:t>
+              <w:t xml:space="preserve">5.11</w:t>
+            </w:r>
+          </w:p>
+        </w:tc>
+        <w:tc>
+          <w:tcPr>
+            <w:tcBorders>
+              <w:bottom w:val="none" w:sz="0" w:space="0" w:color="000000"/>
+              <w:top w:val="none" w:sz="0" w:space="0" w:color="000000"/>
+              <w:left w:val="none" w:sz="0" w:space="0" w:color="000000"/>
+              <w:right w:val="none" w:sz="0" w:space="0" w:color="000000"/>
+            </w:tcBorders>
+            <w:shd w:val="clear" w:color="auto" w:fill="FFFFFF"/>
+            <w:tcMar>
+              <w:top w:w="0" w:type="dxa"/>
+              <w:bottom w:w="0" w:type="dxa"/>
+              <w:left w:w="0" w:type="dxa"/>
+              <w:right w:w="0" w:type="dxa"/>
+            </w:tcMar>
+            <w:vAlign w:val="top"/>
+          </w:tcPr>
+          <w:p>
+            <w:pPr>
+              <w:pStyle w:val="Normal"/>
+              <w:jc w:val="center"/>
+              <w:pBdr>
+                <w:bottom w:val="none" w:sz="0" w:space="0" w:color="000000"/>
+                <w:top w:val="none" w:sz="0" w:space="0" w:color="000000"/>
+                <w:left w:val="none" w:sz="0" w:space="0" w:color="000000"/>
+                <w:right w:val="none" w:sz="0" w:space="0" w:color="000000"/>
+              </w:pBdr>
+              <w:spacing w:after="100" w:before="100" w:line="240"/>
+              <w:ind w:left="100" w:right="100" w:firstLine="0" w:firstLineChars="0"/>
+              <w:rPr>
+                <w:rFonts w:ascii="Helvetica" w:hAnsi="Helvetica" w:eastAsia="Helvetica" w:cs="Helvetica"/>
+                <w:i w:val="false"/>
+                <w:b w:val="false"/>
+                <w:u w:val="none"/>
+                <w:sz w:val="22"/>
+                <w:szCs w:val="22"/>
+                <w:color w:val="000000"/>
+              </w:rPr>
+            </w:pPr>
+            <w:r>
+              <w:rPr>
+                <w:rFonts w:ascii="Helvetica" w:hAnsi="Helvetica" w:eastAsia="Helvetica" w:cs="Helvetica"/>
+                <w:i w:val="false"/>
+                <w:b w:val="false"/>
+                <w:u w:val="none"/>
+                <w:sz w:val="22"/>
+                <w:szCs w:val="22"/>
+                <w:color w:val="000000"/>
+              </w:rPr>
+              <w:t xml:space="preserve">2.59, 10.1</w:t>
             </w:r>
           </w:p>
         </w:tc>
@@ -12966,113 +12966,113 @@
                 <w:szCs w:val="22"/>
                 <w:color w:val="000000"/>
               </w:rPr>
-              <w:t xml:space="preserve">1.36</w:t>
-            </w:r>
-          </w:p>
-        </w:tc>
-        <w:tc>
-          <w:tcPr>
-            <w:tcBorders>
-              <w:bottom w:val="none" w:sz="0" w:space="0" w:color="000000"/>
-              <w:top w:val="none" w:sz="0" w:space="0" w:color="000000"/>
-              <w:left w:val="none" w:sz="0" w:space="0" w:color="000000"/>
-              <w:right w:val="none" w:sz="0" w:space="0" w:color="000000"/>
-            </w:tcBorders>
-            <w:shd w:val="clear" w:color="auto" w:fill="FFFFFF"/>
-            <w:tcMar>
-              <w:top w:w="0" w:type="dxa"/>
-              <w:bottom w:w="0" w:type="dxa"/>
-              <w:left w:w="0" w:type="dxa"/>
-              <w:right w:w="0" w:type="dxa"/>
-            </w:tcMar>
-            <w:vAlign w:val="top"/>
-          </w:tcPr>
-          <w:p>
-            <w:pPr>
-              <w:pStyle w:val="Normal"/>
-              <w:jc w:val="center"/>
-              <w:pBdr>
-                <w:bottom w:val="none" w:sz="0" w:space="0" w:color="000000"/>
-                <w:top w:val="none" w:sz="0" w:space="0" w:color="000000"/>
-                <w:left w:val="none" w:sz="0" w:space="0" w:color="000000"/>
-                <w:right w:val="none" w:sz="0" w:space="0" w:color="000000"/>
-              </w:pBdr>
-              <w:spacing w:after="100" w:before="100" w:line="240"/>
-              <w:ind w:left="100" w:right="100" w:firstLine="0" w:firstLineChars="0"/>
-              <w:rPr>
-                <w:rFonts w:ascii="Helvetica" w:hAnsi="Helvetica" w:eastAsia="Helvetica" w:cs="Helvetica"/>
-                <w:i w:val="false"/>
-                <w:b w:val="false"/>
-                <w:u w:val="none"/>
-                <w:sz w:val="22"/>
-                <w:szCs w:val="22"/>
-                <w:color w:val="000000"/>
-              </w:rPr>
-            </w:pPr>
-            <w:r>
-              <w:rPr>
-                <w:rFonts w:ascii="Helvetica" w:hAnsi="Helvetica" w:eastAsia="Helvetica" w:cs="Helvetica"/>
-                <w:i w:val="false"/>
-                <w:b w:val="false"/>
-                <w:u w:val="none"/>
-                <w:sz w:val="22"/>
-                <w:szCs w:val="22"/>
-                <w:color w:val="000000"/>
-              </w:rPr>
-              <w:t xml:space="preserve">0.85, 2.17</w:t>
-            </w:r>
-          </w:p>
-        </w:tc>
-        <w:tc>
-          <w:tcPr>
-            <w:tcBorders>
-              <w:bottom w:val="none" w:sz="0" w:space="0" w:color="000000"/>
-              <w:top w:val="none" w:sz="0" w:space="0" w:color="000000"/>
-              <w:left w:val="none" w:sz="0" w:space="0" w:color="000000"/>
-              <w:right w:val="none" w:sz="0" w:space="0" w:color="000000"/>
-            </w:tcBorders>
-            <w:shd w:val="clear" w:color="auto" w:fill="FFFFFF"/>
-            <w:tcMar>
-              <w:top w:w="0" w:type="dxa"/>
-              <w:bottom w:w="0" w:type="dxa"/>
-              <w:left w:w="0" w:type="dxa"/>
-              <w:right w:w="0" w:type="dxa"/>
-            </w:tcMar>
-            <w:vAlign w:val="top"/>
-          </w:tcPr>
-          <w:p>
-            <w:pPr>
-              <w:pStyle w:val="Normal"/>
-              <w:jc w:val="center"/>
-              <w:pBdr>
-                <w:bottom w:val="none" w:sz="0" w:space="0" w:color="000000"/>
-                <w:top w:val="none" w:sz="0" w:space="0" w:color="000000"/>
-                <w:left w:val="none" w:sz="0" w:space="0" w:color="000000"/>
-                <w:right w:val="none" w:sz="0" w:space="0" w:color="000000"/>
-              </w:pBdr>
-              <w:spacing w:after="100" w:before="100" w:line="240"/>
-              <w:ind w:left="100" w:right="100" w:firstLine="0" w:firstLineChars="0"/>
-              <w:rPr>
-                <w:rFonts w:ascii="Helvetica" w:hAnsi="Helvetica" w:eastAsia="Helvetica" w:cs="Helvetica"/>
-                <w:i w:val="false"/>
-                <w:b w:val="false"/>
-                <w:u w:val="none"/>
-                <w:sz w:val="22"/>
-                <w:szCs w:val="22"/>
-                <w:color w:val="000000"/>
-              </w:rPr>
-            </w:pPr>
-            <w:r>
-              <w:rPr>
-                <w:rFonts w:ascii="Helvetica" w:hAnsi="Helvetica" w:eastAsia="Helvetica" w:cs="Helvetica"/>
-                <w:i w:val="false"/>
-                <w:b w:val="false"/>
-                <w:u w:val="none"/>
-                <w:sz w:val="22"/>
-                <w:szCs w:val="22"/>
-                <w:color w:val="000000"/>
-              </w:rPr>
-              <w:t xml:space="preserve">0.210</w:t>
+              <w:t xml:space="preserve">1.40</w:t>
+            </w:r>
+          </w:p>
+        </w:tc>
+        <w:tc>
+          <w:tcPr>
+            <w:tcBorders>
+              <w:bottom w:val="none" w:sz="0" w:space="0" w:color="000000"/>
+              <w:top w:val="none" w:sz="0" w:space="0" w:color="000000"/>
+              <w:left w:val="none" w:sz="0" w:space="0" w:color="000000"/>
+              <w:right w:val="none" w:sz="0" w:space="0" w:color="000000"/>
+            </w:tcBorders>
+            <w:shd w:val="clear" w:color="auto" w:fill="FFFFFF"/>
+            <w:tcMar>
+              <w:top w:w="0" w:type="dxa"/>
+              <w:bottom w:w="0" w:type="dxa"/>
+              <w:left w:w="0" w:type="dxa"/>
+              <w:right w:w="0" w:type="dxa"/>
+            </w:tcMar>
+            <w:vAlign w:val="top"/>
+          </w:tcPr>
+          <w:p>
+            <w:pPr>
+              <w:pStyle w:val="Normal"/>
+              <w:jc w:val="center"/>
+              <w:pBdr>
+                <w:bottom w:val="none" w:sz="0" w:space="0" w:color="000000"/>
+                <w:top w:val="none" w:sz="0" w:space="0" w:color="000000"/>
+                <w:left w:val="none" w:sz="0" w:space="0" w:color="000000"/>
+                <w:right w:val="none" w:sz="0" w:space="0" w:color="000000"/>
+              </w:pBdr>
+              <w:spacing w:after="100" w:before="100" w:line="240"/>
+              <w:ind w:left="100" w:right="100" w:firstLine="0" w:firstLineChars="0"/>
+              <w:rPr>
+                <w:rFonts w:ascii="Helvetica" w:hAnsi="Helvetica" w:eastAsia="Helvetica" w:cs="Helvetica"/>
+                <w:i w:val="false"/>
+                <w:b w:val="false"/>
+                <w:u w:val="none"/>
+                <w:sz w:val="22"/>
+                <w:szCs w:val="22"/>
+                <w:color w:val="000000"/>
+              </w:rPr>
+            </w:pPr>
+            <w:r>
+              <w:rPr>
+                <w:rFonts w:ascii="Helvetica" w:hAnsi="Helvetica" w:eastAsia="Helvetica" w:cs="Helvetica"/>
+                <w:i w:val="false"/>
+                <w:b w:val="false"/>
+                <w:u w:val="none"/>
+                <w:sz w:val="22"/>
+                <w:szCs w:val="22"/>
+                <w:color w:val="000000"/>
+              </w:rPr>
+              <w:t xml:space="preserve">0.89, 2.18</w:t>
+            </w:r>
+          </w:p>
+        </w:tc>
+        <w:tc>
+          <w:tcPr>
+            <w:tcBorders>
+              <w:bottom w:val="none" w:sz="0" w:space="0" w:color="000000"/>
+              <w:top w:val="none" w:sz="0" w:space="0" w:color="000000"/>
+              <w:left w:val="none" w:sz="0" w:space="0" w:color="000000"/>
+              <w:right w:val="none" w:sz="0" w:space="0" w:color="000000"/>
+            </w:tcBorders>
+            <w:shd w:val="clear" w:color="auto" w:fill="FFFFFF"/>
+            <w:tcMar>
+              <w:top w:w="0" w:type="dxa"/>
+              <w:bottom w:w="0" w:type="dxa"/>
+              <w:left w:w="0" w:type="dxa"/>
+              <w:right w:w="0" w:type="dxa"/>
+            </w:tcMar>
+            <w:vAlign w:val="top"/>
+          </w:tcPr>
+          <w:p>
+            <w:pPr>
+              <w:pStyle w:val="Normal"/>
+              <w:jc w:val="center"/>
+              <w:pBdr>
+                <w:bottom w:val="none" w:sz="0" w:space="0" w:color="000000"/>
+                <w:top w:val="none" w:sz="0" w:space="0" w:color="000000"/>
+                <w:left w:val="none" w:sz="0" w:space="0" w:color="000000"/>
+                <w:right w:val="none" w:sz="0" w:space="0" w:color="000000"/>
+              </w:pBdr>
+              <w:spacing w:after="100" w:before="100" w:line="240"/>
+              <w:ind w:left="100" w:right="100" w:firstLine="0" w:firstLineChars="0"/>
+              <w:rPr>
+                <w:rFonts w:ascii="Helvetica" w:hAnsi="Helvetica" w:eastAsia="Helvetica" w:cs="Helvetica"/>
+                <w:i w:val="false"/>
+                <w:b w:val="false"/>
+                <w:u w:val="none"/>
+                <w:sz w:val="22"/>
+                <w:szCs w:val="22"/>
+                <w:color w:val="000000"/>
+              </w:rPr>
+            </w:pPr>
+            <w:r>
+              <w:rPr>
+                <w:rFonts w:ascii="Helvetica" w:hAnsi="Helvetica" w:eastAsia="Helvetica" w:cs="Helvetica"/>
+                <w:i w:val="false"/>
+                <w:b w:val="false"/>
+                <w:u w:val="none"/>
+                <w:sz w:val="22"/>
+                <w:szCs w:val="22"/>
+                <w:color w:val="000000"/>
+              </w:rPr>
+              <w:t xml:space="preserve">0.140</w:t>
             </w:r>
           </w:p>
         </w:tc>
@@ -13178,113 +13178,113 @@
                 <w:szCs w:val="22"/>
                 <w:color w:val="000000"/>
               </w:rPr>
-              <w:t xml:space="preserve">2.00</w:t>
-            </w:r>
-          </w:p>
-        </w:tc>
-        <w:tc>
-          <w:tcPr>
-            <w:tcBorders>
-              <w:bottom w:val="none" w:sz="0" w:space="0" w:color="000000"/>
-              <w:top w:val="none" w:sz="0" w:space="0" w:color="000000"/>
-              <w:left w:val="none" w:sz="0" w:space="0" w:color="000000"/>
-              <w:right w:val="none" w:sz="0" w:space="0" w:color="000000"/>
-            </w:tcBorders>
-            <w:shd w:val="clear" w:color="auto" w:fill="FFFFFF"/>
-            <w:tcMar>
-              <w:top w:w="0" w:type="dxa"/>
-              <w:bottom w:w="0" w:type="dxa"/>
-              <w:left w:w="0" w:type="dxa"/>
-              <w:right w:w="0" w:type="dxa"/>
-            </w:tcMar>
-            <w:vAlign w:val="top"/>
-          </w:tcPr>
-          <w:p>
-            <w:pPr>
-              <w:pStyle w:val="Normal"/>
-              <w:jc w:val="center"/>
-              <w:pBdr>
-                <w:bottom w:val="none" w:sz="0" w:space="0" w:color="000000"/>
-                <w:top w:val="none" w:sz="0" w:space="0" w:color="000000"/>
-                <w:left w:val="none" w:sz="0" w:space="0" w:color="000000"/>
-                <w:right w:val="none" w:sz="0" w:space="0" w:color="000000"/>
-              </w:pBdr>
-              <w:spacing w:after="100" w:before="100" w:line="240"/>
-              <w:ind w:left="100" w:right="100" w:firstLine="0" w:firstLineChars="0"/>
-              <w:rPr>
-                <w:rFonts w:ascii="Helvetica" w:hAnsi="Helvetica" w:eastAsia="Helvetica" w:cs="Helvetica"/>
-                <w:i w:val="false"/>
-                <w:b w:val="false"/>
-                <w:u w:val="none"/>
-                <w:sz w:val="22"/>
-                <w:szCs w:val="22"/>
-                <w:color w:val="000000"/>
-              </w:rPr>
-            </w:pPr>
-            <w:r>
-              <w:rPr>
-                <w:rFonts w:ascii="Helvetica" w:hAnsi="Helvetica" w:eastAsia="Helvetica" w:cs="Helvetica"/>
-                <w:i w:val="false"/>
-                <w:b w:val="false"/>
-                <w:u w:val="none"/>
-                <w:sz w:val="22"/>
-                <w:szCs w:val="22"/>
-                <w:color w:val="000000"/>
-              </w:rPr>
-              <w:t xml:space="preserve">1.07, 3.74</w:t>
-            </w:r>
-          </w:p>
-        </w:tc>
-        <w:tc>
-          <w:tcPr>
-            <w:tcBorders>
-              <w:bottom w:val="none" w:sz="0" w:space="0" w:color="000000"/>
-              <w:top w:val="none" w:sz="0" w:space="0" w:color="000000"/>
-              <w:left w:val="none" w:sz="0" w:space="0" w:color="000000"/>
-              <w:right w:val="none" w:sz="0" w:space="0" w:color="000000"/>
-            </w:tcBorders>
-            <w:shd w:val="clear" w:color="auto" w:fill="FFFFFF"/>
-            <w:tcMar>
-              <w:top w:w="0" w:type="dxa"/>
-              <w:bottom w:w="0" w:type="dxa"/>
-              <w:left w:w="0" w:type="dxa"/>
-              <w:right w:w="0" w:type="dxa"/>
-            </w:tcMar>
-            <w:vAlign w:val="top"/>
-          </w:tcPr>
-          <w:p>
-            <w:pPr>
-              <w:pStyle w:val="Normal"/>
-              <w:jc w:val="center"/>
-              <w:pBdr>
-                <w:bottom w:val="none" w:sz="0" w:space="0" w:color="000000"/>
-                <w:top w:val="none" w:sz="0" w:space="0" w:color="000000"/>
-                <w:left w:val="none" w:sz="0" w:space="0" w:color="000000"/>
-                <w:right w:val="none" w:sz="0" w:space="0" w:color="000000"/>
-              </w:pBdr>
-              <w:spacing w:after="100" w:before="100" w:line="240"/>
-              <w:ind w:left="100" w:right="100" w:firstLine="0" w:firstLineChars="0"/>
-              <w:rPr>
-                <w:rFonts w:ascii="Helvetica" w:hAnsi="Helvetica" w:eastAsia="Helvetica" w:cs="Helvetica"/>
-                <w:i w:val="false"/>
-                <w:b w:val="false"/>
-                <w:u w:val="none"/>
-                <w:sz w:val="22"/>
-                <w:szCs w:val="22"/>
-                <w:color w:val="000000"/>
-              </w:rPr>
-            </w:pPr>
-            <w:r>
-              <w:rPr>
-                <w:rFonts w:ascii="Helvetica" w:hAnsi="Helvetica" w:eastAsia="Helvetica" w:cs="Helvetica"/>
-                <w:i w:val="false"/>
-                <w:b w:val="false"/>
-                <w:u w:val="none"/>
-                <w:sz w:val="22"/>
-                <w:szCs w:val="22"/>
-                <w:color w:val="000000"/>
-              </w:rPr>
-              <w:t xml:space="preserve">0.030</w:t>
+              <w:t xml:space="preserve">1.99</w:t>
+            </w:r>
+          </w:p>
+        </w:tc>
+        <w:tc>
+          <w:tcPr>
+            <w:tcBorders>
+              <w:bottom w:val="none" w:sz="0" w:space="0" w:color="000000"/>
+              <w:top w:val="none" w:sz="0" w:space="0" w:color="000000"/>
+              <w:left w:val="none" w:sz="0" w:space="0" w:color="000000"/>
+              <w:right w:val="none" w:sz="0" w:space="0" w:color="000000"/>
+            </w:tcBorders>
+            <w:shd w:val="clear" w:color="auto" w:fill="FFFFFF"/>
+            <w:tcMar>
+              <w:top w:w="0" w:type="dxa"/>
+              <w:bottom w:w="0" w:type="dxa"/>
+              <w:left w:w="0" w:type="dxa"/>
+              <w:right w:w="0" w:type="dxa"/>
+            </w:tcMar>
+            <w:vAlign w:val="top"/>
+          </w:tcPr>
+          <w:p>
+            <w:pPr>
+              <w:pStyle w:val="Normal"/>
+              <w:jc w:val="center"/>
+              <w:pBdr>
+                <w:bottom w:val="none" w:sz="0" w:space="0" w:color="000000"/>
+                <w:top w:val="none" w:sz="0" w:space="0" w:color="000000"/>
+                <w:left w:val="none" w:sz="0" w:space="0" w:color="000000"/>
+                <w:right w:val="none" w:sz="0" w:space="0" w:color="000000"/>
+              </w:pBdr>
+              <w:spacing w:after="100" w:before="100" w:line="240"/>
+              <w:ind w:left="100" w:right="100" w:firstLine="0" w:firstLineChars="0"/>
+              <w:rPr>
+                <w:rFonts w:ascii="Helvetica" w:hAnsi="Helvetica" w:eastAsia="Helvetica" w:cs="Helvetica"/>
+                <w:i w:val="false"/>
+                <w:b w:val="false"/>
+                <w:u w:val="none"/>
+                <w:sz w:val="22"/>
+                <w:szCs w:val="22"/>
+                <w:color w:val="000000"/>
+              </w:rPr>
+            </w:pPr>
+            <w:r>
+              <w:rPr>
+                <w:rFonts w:ascii="Helvetica" w:hAnsi="Helvetica" w:eastAsia="Helvetica" w:cs="Helvetica"/>
+                <w:i w:val="false"/>
+                <w:b w:val="false"/>
+                <w:u w:val="none"/>
+                <w:sz w:val="22"/>
+                <w:szCs w:val="22"/>
+                <w:color w:val="000000"/>
+              </w:rPr>
+              <w:t xml:space="preserve">1.07, 3.68</w:t>
+            </w:r>
+          </w:p>
+        </w:tc>
+        <w:tc>
+          <w:tcPr>
+            <w:tcBorders>
+              <w:bottom w:val="none" w:sz="0" w:space="0" w:color="000000"/>
+              <w:top w:val="none" w:sz="0" w:space="0" w:color="000000"/>
+              <w:left w:val="none" w:sz="0" w:space="0" w:color="000000"/>
+              <w:right w:val="none" w:sz="0" w:space="0" w:color="000000"/>
+            </w:tcBorders>
+            <w:shd w:val="clear" w:color="auto" w:fill="FFFFFF"/>
+            <w:tcMar>
+              <w:top w:w="0" w:type="dxa"/>
+              <w:bottom w:w="0" w:type="dxa"/>
+              <w:left w:w="0" w:type="dxa"/>
+              <w:right w:w="0" w:type="dxa"/>
+            </w:tcMar>
+            <w:vAlign w:val="top"/>
+          </w:tcPr>
+          <w:p>
+            <w:pPr>
+              <w:pStyle w:val="Normal"/>
+              <w:jc w:val="center"/>
+              <w:pBdr>
+                <w:bottom w:val="none" w:sz="0" w:space="0" w:color="000000"/>
+                <w:top w:val="none" w:sz="0" w:space="0" w:color="000000"/>
+                <w:left w:val="none" w:sz="0" w:space="0" w:color="000000"/>
+                <w:right w:val="none" w:sz="0" w:space="0" w:color="000000"/>
+              </w:pBdr>
+              <w:spacing w:after="100" w:before="100" w:line="240"/>
+              <w:ind w:left="100" w:right="100" w:firstLine="0" w:firstLineChars="0"/>
+              <w:rPr>
+                <w:rFonts w:ascii="Helvetica" w:hAnsi="Helvetica" w:eastAsia="Helvetica" w:cs="Helvetica"/>
+                <w:i w:val="false"/>
+                <w:b w:val="false"/>
+                <w:u w:val="none"/>
+                <w:sz w:val="22"/>
+                <w:szCs w:val="22"/>
+                <w:color w:val="000000"/>
+              </w:rPr>
+            </w:pPr>
+            <w:r>
+              <w:rPr>
+                <w:rFonts w:ascii="Helvetica" w:hAnsi="Helvetica" w:eastAsia="Helvetica" w:cs="Helvetica"/>
+                <w:i w:val="false"/>
+                <w:b w:val="false"/>
+                <w:u w:val="none"/>
+                <w:sz w:val="22"/>
+                <w:szCs w:val="22"/>
+                <w:color w:val="000000"/>
+              </w:rPr>
+              <w:t xml:space="preserve">0.029</w:t>
             </w:r>
           </w:p>
         </w:tc>
@@ -13449,113 +13449,113 @@
                 <w:szCs w:val="22"/>
                 <w:color w:val="000000"/>
               </w:rPr>
-              <w:t xml:space="preserve">0.51</w:t>
-            </w:r>
-          </w:p>
-        </w:tc>
-        <w:tc>
-          <w:tcPr>
-            <w:tcBorders>
-              <w:bottom w:val="none" w:sz="0" w:space="0" w:color="000000"/>
-              <w:top w:val="none" w:sz="0" w:space="0" w:color="000000"/>
-              <w:left w:val="none" w:sz="0" w:space="0" w:color="000000"/>
-              <w:right w:val="none" w:sz="0" w:space="0" w:color="000000"/>
-            </w:tcBorders>
-            <w:shd w:val="clear" w:color="auto" w:fill="FFFFFF"/>
-            <w:tcMar>
-              <w:top w:w="0" w:type="dxa"/>
-              <w:bottom w:w="0" w:type="dxa"/>
-              <w:left w:w="0" w:type="dxa"/>
-              <w:right w:w="0" w:type="dxa"/>
-            </w:tcMar>
-            <w:vAlign w:val="top"/>
-          </w:tcPr>
-          <w:p>
-            <w:pPr>
-              <w:pStyle w:val="Normal"/>
-              <w:jc w:val="center"/>
-              <w:pBdr>
-                <w:bottom w:val="none" w:sz="0" w:space="0" w:color="000000"/>
-                <w:top w:val="none" w:sz="0" w:space="0" w:color="000000"/>
-                <w:left w:val="none" w:sz="0" w:space="0" w:color="000000"/>
-                <w:right w:val="none" w:sz="0" w:space="0" w:color="000000"/>
-              </w:pBdr>
-              <w:spacing w:after="100" w:before="100" w:line="240"/>
-              <w:ind w:left="100" w:right="100" w:firstLine="0" w:firstLineChars="0"/>
-              <w:rPr>
-                <w:rFonts w:ascii="Helvetica" w:hAnsi="Helvetica" w:eastAsia="Helvetica" w:cs="Helvetica"/>
-                <w:i w:val="false"/>
-                <w:b w:val="false"/>
-                <w:u w:val="none"/>
-                <w:sz w:val="22"/>
-                <w:szCs w:val="22"/>
-                <w:color w:val="000000"/>
-              </w:rPr>
-            </w:pPr>
-            <w:r>
-              <w:rPr>
-                <w:rFonts w:ascii="Helvetica" w:hAnsi="Helvetica" w:eastAsia="Helvetica" w:cs="Helvetica"/>
-                <w:i w:val="false"/>
-                <w:b w:val="false"/>
-                <w:u w:val="none"/>
-                <w:sz w:val="22"/>
-                <w:szCs w:val="22"/>
-                <w:color w:val="000000"/>
-              </w:rPr>
-              <w:t xml:space="preserve">0.29, 0.88</w:t>
-            </w:r>
-          </w:p>
-        </w:tc>
-        <w:tc>
-          <w:tcPr>
-            <w:tcBorders>
-              <w:bottom w:val="none" w:sz="0" w:space="0" w:color="000000"/>
-              <w:top w:val="none" w:sz="0" w:space="0" w:color="000000"/>
-              <w:left w:val="none" w:sz="0" w:space="0" w:color="000000"/>
-              <w:right w:val="none" w:sz="0" w:space="0" w:color="000000"/>
-            </w:tcBorders>
-            <w:shd w:val="clear" w:color="auto" w:fill="FFFFFF"/>
-            <w:tcMar>
-              <w:top w:w="0" w:type="dxa"/>
-              <w:bottom w:w="0" w:type="dxa"/>
-              <w:left w:w="0" w:type="dxa"/>
-              <w:right w:w="0" w:type="dxa"/>
-            </w:tcMar>
-            <w:vAlign w:val="top"/>
-          </w:tcPr>
-          <w:p>
-            <w:pPr>
-              <w:pStyle w:val="Normal"/>
-              <w:jc w:val="center"/>
-              <w:pBdr>
-                <w:bottom w:val="none" w:sz="0" w:space="0" w:color="000000"/>
-                <w:top w:val="none" w:sz="0" w:space="0" w:color="000000"/>
-                <w:left w:val="none" w:sz="0" w:space="0" w:color="000000"/>
-                <w:right w:val="none" w:sz="0" w:space="0" w:color="000000"/>
-              </w:pBdr>
-              <w:spacing w:after="100" w:before="100" w:line="240"/>
-              <w:ind w:left="100" w:right="100" w:firstLine="0" w:firstLineChars="0"/>
-              <w:rPr>
-                <w:rFonts w:ascii="Helvetica" w:hAnsi="Helvetica" w:eastAsia="Helvetica" w:cs="Helvetica"/>
-                <w:i w:val="false"/>
-                <w:b w:val="false"/>
-                <w:u w:val="none"/>
-                <w:sz w:val="22"/>
-                <w:szCs w:val="22"/>
-                <w:color w:val="000000"/>
-              </w:rPr>
-            </w:pPr>
-            <w:r>
-              <w:rPr>
-                <w:rFonts w:ascii="Helvetica" w:hAnsi="Helvetica" w:eastAsia="Helvetica" w:cs="Helvetica"/>
-                <w:i w:val="false"/>
-                <w:b w:val="false"/>
-                <w:u w:val="none"/>
-                <w:sz w:val="22"/>
-                <w:szCs w:val="22"/>
-                <w:color w:val="000000"/>
-              </w:rPr>
-              <w:t xml:space="preserve">0.016</w:t>
+              <w:t xml:space="preserve">0.50</w:t>
+            </w:r>
+          </w:p>
+        </w:tc>
+        <w:tc>
+          <w:tcPr>
+            <w:tcBorders>
+              <w:bottom w:val="none" w:sz="0" w:space="0" w:color="000000"/>
+              <w:top w:val="none" w:sz="0" w:space="0" w:color="000000"/>
+              <w:left w:val="none" w:sz="0" w:space="0" w:color="000000"/>
+              <w:right w:val="none" w:sz="0" w:space="0" w:color="000000"/>
+            </w:tcBorders>
+            <w:shd w:val="clear" w:color="auto" w:fill="FFFFFF"/>
+            <w:tcMar>
+              <w:top w:w="0" w:type="dxa"/>
+              <w:bottom w:w="0" w:type="dxa"/>
+              <w:left w:w="0" w:type="dxa"/>
+              <w:right w:w="0" w:type="dxa"/>
+            </w:tcMar>
+            <w:vAlign w:val="top"/>
+          </w:tcPr>
+          <w:p>
+            <w:pPr>
+              <w:pStyle w:val="Normal"/>
+              <w:jc w:val="center"/>
+              <w:pBdr>
+                <w:bottom w:val="none" w:sz="0" w:space="0" w:color="000000"/>
+                <w:top w:val="none" w:sz="0" w:space="0" w:color="000000"/>
+                <w:left w:val="none" w:sz="0" w:space="0" w:color="000000"/>
+                <w:right w:val="none" w:sz="0" w:space="0" w:color="000000"/>
+              </w:pBdr>
+              <w:spacing w:after="100" w:before="100" w:line="240"/>
+              <w:ind w:left="100" w:right="100" w:firstLine="0" w:firstLineChars="0"/>
+              <w:rPr>
+                <w:rFonts w:ascii="Helvetica" w:hAnsi="Helvetica" w:eastAsia="Helvetica" w:cs="Helvetica"/>
+                <w:i w:val="false"/>
+                <w:b w:val="false"/>
+                <w:u w:val="none"/>
+                <w:sz w:val="22"/>
+                <w:szCs w:val="22"/>
+                <w:color w:val="000000"/>
+              </w:rPr>
+            </w:pPr>
+            <w:r>
+              <w:rPr>
+                <w:rFonts w:ascii="Helvetica" w:hAnsi="Helvetica" w:eastAsia="Helvetica" w:cs="Helvetica"/>
+                <w:i w:val="false"/>
+                <w:b w:val="false"/>
+                <w:u w:val="none"/>
+                <w:sz w:val="22"/>
+                <w:szCs w:val="22"/>
+                <w:color w:val="000000"/>
+              </w:rPr>
+              <w:t xml:space="preserve">0.30, 0.84</w:t>
+            </w:r>
+          </w:p>
+        </w:tc>
+        <w:tc>
+          <w:tcPr>
+            <w:tcBorders>
+              <w:bottom w:val="none" w:sz="0" w:space="0" w:color="000000"/>
+              <w:top w:val="none" w:sz="0" w:space="0" w:color="000000"/>
+              <w:left w:val="none" w:sz="0" w:space="0" w:color="000000"/>
+              <w:right w:val="none" w:sz="0" w:space="0" w:color="000000"/>
+            </w:tcBorders>
+            <w:shd w:val="clear" w:color="auto" w:fill="FFFFFF"/>
+            <w:tcMar>
+              <w:top w:w="0" w:type="dxa"/>
+              <w:bottom w:w="0" w:type="dxa"/>
+              <w:left w:w="0" w:type="dxa"/>
+              <w:right w:w="0" w:type="dxa"/>
+            </w:tcMar>
+            <w:vAlign w:val="top"/>
+          </w:tcPr>
+          <w:p>
+            <w:pPr>
+              <w:pStyle w:val="Normal"/>
+              <w:jc w:val="center"/>
+              <w:pBdr>
+                <w:bottom w:val="none" w:sz="0" w:space="0" w:color="000000"/>
+                <w:top w:val="none" w:sz="0" w:space="0" w:color="000000"/>
+                <w:left w:val="none" w:sz="0" w:space="0" w:color="000000"/>
+                <w:right w:val="none" w:sz="0" w:space="0" w:color="000000"/>
+              </w:pBdr>
+              <w:spacing w:after="100" w:before="100" w:line="240"/>
+              <w:ind w:left="100" w:right="100" w:firstLine="0" w:firstLineChars="0"/>
+              <w:rPr>
+                <w:rFonts w:ascii="Helvetica" w:hAnsi="Helvetica" w:eastAsia="Helvetica" w:cs="Helvetica"/>
+                <w:i w:val="false"/>
+                <w:b w:val="false"/>
+                <w:u w:val="none"/>
+                <w:sz w:val="22"/>
+                <w:szCs w:val="22"/>
+                <w:color w:val="000000"/>
+              </w:rPr>
+            </w:pPr>
+            <w:r>
+              <w:rPr>
+                <w:rFonts w:ascii="Helvetica" w:hAnsi="Helvetica" w:eastAsia="Helvetica" w:cs="Helvetica"/>
+                <w:i w:val="false"/>
+                <w:b w:val="false"/>
+                <w:u w:val="none"/>
+                <w:sz w:val="22"/>
+                <w:szCs w:val="22"/>
+                <w:color w:val="000000"/>
+              </w:rPr>
+              <w:t xml:space="preserve">0.009</w:t>
             </w:r>
           </w:p>
         </w:tc>
@@ -13661,113 +13661,113 @@
                 <w:szCs w:val="22"/>
                 <w:color w:val="000000"/>
               </w:rPr>
-              <w:t xml:space="preserve">1.06</w:t>
-            </w:r>
-          </w:p>
-        </w:tc>
-        <w:tc>
-          <w:tcPr>
-            <w:tcBorders>
-              <w:bottom w:val="none" w:sz="0" w:space="0" w:color="000000"/>
-              <w:top w:val="none" w:sz="0" w:space="0" w:color="000000"/>
-              <w:left w:val="none" w:sz="0" w:space="0" w:color="000000"/>
-              <w:right w:val="none" w:sz="0" w:space="0" w:color="000000"/>
-            </w:tcBorders>
-            <w:shd w:val="clear" w:color="auto" w:fill="FFFFFF"/>
-            <w:tcMar>
-              <w:top w:w="0" w:type="dxa"/>
-              <w:bottom w:w="0" w:type="dxa"/>
-              <w:left w:w="0" w:type="dxa"/>
-              <w:right w:w="0" w:type="dxa"/>
-            </w:tcMar>
-            <w:vAlign w:val="top"/>
-          </w:tcPr>
-          <w:p>
-            <w:pPr>
-              <w:pStyle w:val="Normal"/>
-              <w:jc w:val="center"/>
-              <w:pBdr>
-                <w:bottom w:val="none" w:sz="0" w:space="0" w:color="000000"/>
-                <w:top w:val="none" w:sz="0" w:space="0" w:color="000000"/>
-                <w:left w:val="none" w:sz="0" w:space="0" w:color="000000"/>
-                <w:right w:val="none" w:sz="0" w:space="0" w:color="000000"/>
-              </w:pBdr>
-              <w:spacing w:after="100" w:before="100" w:line="240"/>
-              <w:ind w:left="100" w:right="100" w:firstLine="0" w:firstLineChars="0"/>
-              <w:rPr>
-                <w:rFonts w:ascii="Helvetica" w:hAnsi="Helvetica" w:eastAsia="Helvetica" w:cs="Helvetica"/>
-                <w:i w:val="false"/>
-                <w:b w:val="false"/>
-                <w:u w:val="none"/>
-                <w:sz w:val="22"/>
-                <w:szCs w:val="22"/>
-                <w:color w:val="000000"/>
-              </w:rPr>
-            </w:pPr>
-            <w:r>
-              <w:rPr>
-                <w:rFonts w:ascii="Helvetica" w:hAnsi="Helvetica" w:eastAsia="Helvetica" w:cs="Helvetica"/>
-                <w:i w:val="false"/>
-                <w:b w:val="false"/>
-                <w:u w:val="none"/>
-                <w:sz w:val="22"/>
-                <w:szCs w:val="22"/>
-                <w:color w:val="000000"/>
-              </w:rPr>
-              <w:t xml:space="preserve">0.39, 2.87</w:t>
-            </w:r>
-          </w:p>
-        </w:tc>
-        <w:tc>
-          <w:tcPr>
-            <w:tcBorders>
-              <w:bottom w:val="none" w:sz="0" w:space="0" w:color="000000"/>
-              <w:top w:val="none" w:sz="0" w:space="0" w:color="000000"/>
-              <w:left w:val="none" w:sz="0" w:space="0" w:color="000000"/>
-              <w:right w:val="none" w:sz="0" w:space="0" w:color="000000"/>
-            </w:tcBorders>
-            <w:shd w:val="clear" w:color="auto" w:fill="FFFFFF"/>
-            <w:tcMar>
-              <w:top w:w="0" w:type="dxa"/>
-              <w:bottom w:w="0" w:type="dxa"/>
-              <w:left w:w="0" w:type="dxa"/>
-              <w:right w:w="0" w:type="dxa"/>
-            </w:tcMar>
-            <w:vAlign w:val="top"/>
-          </w:tcPr>
-          <w:p>
-            <w:pPr>
-              <w:pStyle w:val="Normal"/>
-              <w:jc w:val="center"/>
-              <w:pBdr>
-                <w:bottom w:val="none" w:sz="0" w:space="0" w:color="000000"/>
-                <w:top w:val="none" w:sz="0" w:space="0" w:color="000000"/>
-                <w:left w:val="none" w:sz="0" w:space="0" w:color="000000"/>
-                <w:right w:val="none" w:sz="0" w:space="0" w:color="000000"/>
-              </w:pBdr>
-              <w:spacing w:after="100" w:before="100" w:line="240"/>
-              <w:ind w:left="100" w:right="100" w:firstLine="0" w:firstLineChars="0"/>
-              <w:rPr>
-                <w:rFonts w:ascii="Helvetica" w:hAnsi="Helvetica" w:eastAsia="Helvetica" w:cs="Helvetica"/>
-                <w:i w:val="false"/>
-                <w:b w:val="false"/>
-                <w:u w:val="none"/>
-                <w:sz w:val="22"/>
-                <w:szCs w:val="22"/>
-                <w:color w:val="000000"/>
-              </w:rPr>
-            </w:pPr>
-            <w:r>
-              <w:rPr>
-                <w:rFonts w:ascii="Helvetica" w:hAnsi="Helvetica" w:eastAsia="Helvetica" w:cs="Helvetica"/>
-                <w:i w:val="false"/>
-                <w:b w:val="false"/>
-                <w:u w:val="none"/>
-                <w:sz w:val="22"/>
-                <w:szCs w:val="22"/>
-                <w:color w:val="000000"/>
-              </w:rPr>
-              <w:t xml:space="preserve">0.910</w:t>
+              <w:t xml:space="preserve">1.15</w:t>
+            </w:r>
+          </w:p>
+        </w:tc>
+        <w:tc>
+          <w:tcPr>
+            <w:tcBorders>
+              <w:bottom w:val="none" w:sz="0" w:space="0" w:color="000000"/>
+              <w:top w:val="none" w:sz="0" w:space="0" w:color="000000"/>
+              <w:left w:val="none" w:sz="0" w:space="0" w:color="000000"/>
+              <w:right w:val="none" w:sz="0" w:space="0" w:color="000000"/>
+            </w:tcBorders>
+            <w:shd w:val="clear" w:color="auto" w:fill="FFFFFF"/>
+            <w:tcMar>
+              <w:top w:w="0" w:type="dxa"/>
+              <w:bottom w:w="0" w:type="dxa"/>
+              <w:left w:w="0" w:type="dxa"/>
+              <w:right w:w="0" w:type="dxa"/>
+            </w:tcMar>
+            <w:vAlign w:val="top"/>
+          </w:tcPr>
+          <w:p>
+            <w:pPr>
+              <w:pStyle w:val="Normal"/>
+              <w:jc w:val="center"/>
+              <w:pBdr>
+                <w:bottom w:val="none" w:sz="0" w:space="0" w:color="000000"/>
+                <w:top w:val="none" w:sz="0" w:space="0" w:color="000000"/>
+                <w:left w:val="none" w:sz="0" w:space="0" w:color="000000"/>
+                <w:right w:val="none" w:sz="0" w:space="0" w:color="000000"/>
+              </w:pBdr>
+              <w:spacing w:after="100" w:before="100" w:line="240"/>
+              <w:ind w:left="100" w:right="100" w:firstLine="0" w:firstLineChars="0"/>
+              <w:rPr>
+                <w:rFonts w:ascii="Helvetica" w:hAnsi="Helvetica" w:eastAsia="Helvetica" w:cs="Helvetica"/>
+                <w:i w:val="false"/>
+                <w:b w:val="false"/>
+                <w:u w:val="none"/>
+                <w:sz w:val="22"/>
+                <w:szCs w:val="22"/>
+                <w:color w:val="000000"/>
+              </w:rPr>
+            </w:pPr>
+            <w:r>
+              <w:rPr>
+                <w:rFonts w:ascii="Helvetica" w:hAnsi="Helvetica" w:eastAsia="Helvetica" w:cs="Helvetica"/>
+                <w:i w:val="false"/>
+                <w:b w:val="false"/>
+                <w:u w:val="none"/>
+                <w:sz w:val="22"/>
+                <w:szCs w:val="22"/>
+                <w:color w:val="000000"/>
+              </w:rPr>
+              <w:t xml:space="preserve">0.47, 2.87</w:t>
+            </w:r>
+          </w:p>
+        </w:tc>
+        <w:tc>
+          <w:tcPr>
+            <w:tcBorders>
+              <w:bottom w:val="none" w:sz="0" w:space="0" w:color="000000"/>
+              <w:top w:val="none" w:sz="0" w:space="0" w:color="000000"/>
+              <w:left w:val="none" w:sz="0" w:space="0" w:color="000000"/>
+              <w:right w:val="none" w:sz="0" w:space="0" w:color="000000"/>
+            </w:tcBorders>
+            <w:shd w:val="clear" w:color="auto" w:fill="FFFFFF"/>
+            <w:tcMar>
+              <w:top w:w="0" w:type="dxa"/>
+              <w:bottom w:w="0" w:type="dxa"/>
+              <w:left w:w="0" w:type="dxa"/>
+              <w:right w:w="0" w:type="dxa"/>
+            </w:tcMar>
+            <w:vAlign w:val="top"/>
+          </w:tcPr>
+          <w:p>
+            <w:pPr>
+              <w:pStyle w:val="Normal"/>
+              <w:jc w:val="center"/>
+              <w:pBdr>
+                <w:bottom w:val="none" w:sz="0" w:space="0" w:color="000000"/>
+                <w:top w:val="none" w:sz="0" w:space="0" w:color="000000"/>
+                <w:left w:val="none" w:sz="0" w:space="0" w:color="000000"/>
+                <w:right w:val="none" w:sz="0" w:space="0" w:color="000000"/>
+              </w:pBdr>
+              <w:spacing w:after="100" w:before="100" w:line="240"/>
+              <w:ind w:left="100" w:right="100" w:firstLine="0" w:firstLineChars="0"/>
+              <w:rPr>
+                <w:rFonts w:ascii="Helvetica" w:hAnsi="Helvetica" w:eastAsia="Helvetica" w:cs="Helvetica"/>
+                <w:i w:val="false"/>
+                <w:b w:val="false"/>
+                <w:u w:val="none"/>
+                <w:sz w:val="22"/>
+                <w:szCs w:val="22"/>
+                <w:color w:val="000000"/>
+              </w:rPr>
+            </w:pPr>
+            <w:r>
+              <w:rPr>
+                <w:rFonts w:ascii="Helvetica" w:hAnsi="Helvetica" w:eastAsia="Helvetica" w:cs="Helvetica"/>
+                <w:i w:val="false"/>
+                <w:b w:val="false"/>
+                <w:u w:val="none"/>
+                <w:sz w:val="22"/>
+                <w:szCs w:val="22"/>
+                <w:color w:val="000000"/>
+              </w:rPr>
+              <w:t xml:space="preserve">0.760</w:t>
             </w:r>
           </w:p>
         </w:tc>
@@ -13932,60 +13932,60 @@
                 <w:szCs w:val="22"/>
                 <w:color w:val="000000"/>
               </w:rPr>
-              <w:t xml:space="preserve">2.50</w:t>
-            </w:r>
-          </w:p>
-        </w:tc>
-        <w:tc>
-          <w:tcPr>
-            <w:tcBorders>
-              <w:bottom w:val="none" w:sz="0" w:space="0" w:color="000000"/>
-              <w:top w:val="none" w:sz="0" w:space="0" w:color="000000"/>
-              <w:left w:val="none" w:sz="0" w:space="0" w:color="000000"/>
-              <w:right w:val="none" w:sz="0" w:space="0" w:color="000000"/>
-            </w:tcBorders>
-            <w:shd w:val="clear" w:color="auto" w:fill="FFFFFF"/>
-            <w:tcMar>
-              <w:top w:w="0" w:type="dxa"/>
-              <w:bottom w:w="0" w:type="dxa"/>
-              <w:left w:w="0" w:type="dxa"/>
-              <w:right w:w="0" w:type="dxa"/>
-            </w:tcMar>
-            <w:vAlign w:val="top"/>
-          </w:tcPr>
-          <w:p>
-            <w:pPr>
-              <w:pStyle w:val="Normal"/>
-              <w:jc w:val="center"/>
-              <w:pBdr>
-                <w:bottom w:val="none" w:sz="0" w:space="0" w:color="000000"/>
-                <w:top w:val="none" w:sz="0" w:space="0" w:color="000000"/>
-                <w:left w:val="none" w:sz="0" w:space="0" w:color="000000"/>
-                <w:right w:val="none" w:sz="0" w:space="0" w:color="000000"/>
-              </w:pBdr>
-              <w:spacing w:after="100" w:before="100" w:line="240"/>
-              <w:ind w:left="100" w:right="100" w:firstLine="0" w:firstLineChars="0"/>
-              <w:rPr>
-                <w:rFonts w:ascii="Helvetica" w:hAnsi="Helvetica" w:eastAsia="Helvetica" w:cs="Helvetica"/>
-                <w:i w:val="false"/>
-                <w:b w:val="false"/>
-                <w:u w:val="none"/>
-                <w:sz w:val="22"/>
-                <w:szCs w:val="22"/>
-                <w:color w:val="000000"/>
-              </w:rPr>
-            </w:pPr>
-            <w:r>
-              <w:rPr>
-                <w:rFonts w:ascii="Helvetica" w:hAnsi="Helvetica" w:eastAsia="Helvetica" w:cs="Helvetica"/>
-                <w:i w:val="false"/>
-                <w:b w:val="false"/>
-                <w:u w:val="none"/>
-                <w:sz w:val="22"/>
-                <w:szCs w:val="22"/>
-                <w:color w:val="000000"/>
-              </w:rPr>
-              <w:t xml:space="preserve">1.54, 4.08</w:t>
+              <w:t xml:space="preserve">2.44</w:t>
+            </w:r>
+          </w:p>
+        </w:tc>
+        <w:tc>
+          <w:tcPr>
+            <w:tcBorders>
+              <w:bottom w:val="none" w:sz="0" w:space="0" w:color="000000"/>
+              <w:top w:val="none" w:sz="0" w:space="0" w:color="000000"/>
+              <w:left w:val="none" w:sz="0" w:space="0" w:color="000000"/>
+              <w:right w:val="none" w:sz="0" w:space="0" w:color="000000"/>
+            </w:tcBorders>
+            <w:shd w:val="clear" w:color="auto" w:fill="FFFFFF"/>
+            <w:tcMar>
+              <w:top w:w="0" w:type="dxa"/>
+              <w:bottom w:w="0" w:type="dxa"/>
+              <w:left w:w="0" w:type="dxa"/>
+              <w:right w:w="0" w:type="dxa"/>
+            </w:tcMar>
+            <w:vAlign w:val="top"/>
+          </w:tcPr>
+          <w:p>
+            <w:pPr>
+              <w:pStyle w:val="Normal"/>
+              <w:jc w:val="center"/>
+              <w:pBdr>
+                <w:bottom w:val="none" w:sz="0" w:space="0" w:color="000000"/>
+                <w:top w:val="none" w:sz="0" w:space="0" w:color="000000"/>
+                <w:left w:val="none" w:sz="0" w:space="0" w:color="000000"/>
+                <w:right w:val="none" w:sz="0" w:space="0" w:color="000000"/>
+              </w:pBdr>
+              <w:spacing w:after="100" w:before="100" w:line="240"/>
+              <w:ind w:left="100" w:right="100" w:firstLine="0" w:firstLineChars="0"/>
+              <w:rPr>
+                <w:rFonts w:ascii="Helvetica" w:hAnsi="Helvetica" w:eastAsia="Helvetica" w:cs="Helvetica"/>
+                <w:i w:val="false"/>
+                <w:b w:val="false"/>
+                <w:u w:val="none"/>
+                <w:sz w:val="22"/>
+                <w:szCs w:val="22"/>
+                <w:color w:val="000000"/>
+              </w:rPr>
+            </w:pPr>
+            <w:r>
+              <w:rPr>
+                <w:rFonts w:ascii="Helvetica" w:hAnsi="Helvetica" w:eastAsia="Helvetica" w:cs="Helvetica"/>
+                <w:i w:val="false"/>
+                <w:b w:val="false"/>
+                <w:u w:val="none"/>
+                <w:sz w:val="22"/>
+                <w:szCs w:val="22"/>
+                <w:color w:val="000000"/>
+              </w:rPr>
+              <w:t xml:space="preserve">1.54, 3.88</w:t>
             </w:r>
           </w:p>
         </w:tc>
@@ -14144,113 +14144,113 @@
                 <w:szCs w:val="22"/>
                 <w:color w:val="000000"/>
               </w:rPr>
-              <w:t xml:space="preserve">2.68</w:t>
-            </w:r>
-          </w:p>
-        </w:tc>
-        <w:tc>
-          <w:tcPr>
-            <w:tcBorders>
-              <w:bottom w:val="none" w:sz="0" w:space="0" w:color="000000"/>
-              <w:top w:val="none" w:sz="0" w:space="0" w:color="000000"/>
-              <w:left w:val="none" w:sz="0" w:space="0" w:color="000000"/>
-              <w:right w:val="none" w:sz="0" w:space="0" w:color="000000"/>
-            </w:tcBorders>
-            <w:shd w:val="clear" w:color="auto" w:fill="FFFFFF"/>
-            <w:tcMar>
-              <w:top w:w="0" w:type="dxa"/>
-              <w:bottom w:w="0" w:type="dxa"/>
-              <w:left w:w="0" w:type="dxa"/>
-              <w:right w:w="0" w:type="dxa"/>
-            </w:tcMar>
-            <w:vAlign w:val="top"/>
-          </w:tcPr>
-          <w:p>
-            <w:pPr>
-              <w:pStyle w:val="Normal"/>
-              <w:jc w:val="center"/>
-              <w:pBdr>
-                <w:bottom w:val="none" w:sz="0" w:space="0" w:color="000000"/>
-                <w:top w:val="none" w:sz="0" w:space="0" w:color="000000"/>
-                <w:left w:val="none" w:sz="0" w:space="0" w:color="000000"/>
-                <w:right w:val="none" w:sz="0" w:space="0" w:color="000000"/>
-              </w:pBdr>
-              <w:spacing w:after="100" w:before="100" w:line="240"/>
-              <w:ind w:left="100" w:right="100" w:firstLine="0" w:firstLineChars="0"/>
-              <w:rPr>
-                <w:rFonts w:ascii="Helvetica" w:hAnsi="Helvetica" w:eastAsia="Helvetica" w:cs="Helvetica"/>
-                <w:i w:val="false"/>
-                <w:b w:val="false"/>
-                <w:u w:val="none"/>
-                <w:sz w:val="22"/>
-                <w:szCs w:val="22"/>
-                <w:color w:val="000000"/>
-              </w:rPr>
-            </w:pPr>
-            <w:r>
-              <w:rPr>
-                <w:rFonts w:ascii="Helvetica" w:hAnsi="Helvetica" w:eastAsia="Helvetica" w:cs="Helvetica"/>
-                <w:i w:val="false"/>
-                <w:b w:val="false"/>
-                <w:u w:val="none"/>
-                <w:sz w:val="22"/>
-                <w:szCs w:val="22"/>
-                <w:color w:val="000000"/>
-              </w:rPr>
-              <w:t xml:space="preserve">0.89, 8.09</w:t>
-            </w:r>
-          </w:p>
-        </w:tc>
-        <w:tc>
-          <w:tcPr>
-            <w:tcBorders>
-              <w:bottom w:val="none" w:sz="0" w:space="0" w:color="000000"/>
-              <w:top w:val="none" w:sz="0" w:space="0" w:color="000000"/>
-              <w:left w:val="none" w:sz="0" w:space="0" w:color="000000"/>
-              <w:right w:val="none" w:sz="0" w:space="0" w:color="000000"/>
-            </w:tcBorders>
-            <w:shd w:val="clear" w:color="auto" w:fill="FFFFFF"/>
-            <w:tcMar>
-              <w:top w:w="0" w:type="dxa"/>
-              <w:bottom w:w="0" w:type="dxa"/>
-              <w:left w:w="0" w:type="dxa"/>
-              <w:right w:w="0" w:type="dxa"/>
-            </w:tcMar>
-            <w:vAlign w:val="top"/>
-          </w:tcPr>
-          <w:p>
-            <w:pPr>
-              <w:pStyle w:val="Normal"/>
-              <w:jc w:val="center"/>
-              <w:pBdr>
-                <w:bottom w:val="none" w:sz="0" w:space="0" w:color="000000"/>
-                <w:top w:val="none" w:sz="0" w:space="0" w:color="000000"/>
-                <w:left w:val="none" w:sz="0" w:space="0" w:color="000000"/>
-                <w:right w:val="none" w:sz="0" w:space="0" w:color="000000"/>
-              </w:pBdr>
-              <w:spacing w:after="100" w:before="100" w:line="240"/>
-              <w:ind w:left="100" w:right="100" w:firstLine="0" w:firstLineChars="0"/>
-              <w:rPr>
-                <w:rFonts w:ascii="Helvetica" w:hAnsi="Helvetica" w:eastAsia="Helvetica" w:cs="Helvetica"/>
-                <w:i w:val="false"/>
-                <w:b w:val="false"/>
-                <w:u w:val="none"/>
-                <w:sz w:val="22"/>
-                <w:szCs w:val="22"/>
-                <w:color w:val="000000"/>
-              </w:rPr>
-            </w:pPr>
-            <w:r>
-              <w:rPr>
-                <w:rFonts w:ascii="Helvetica" w:hAnsi="Helvetica" w:eastAsia="Helvetica" w:cs="Helvetica"/>
-                <w:i w:val="false"/>
-                <w:b w:val="false"/>
-                <w:u w:val="none"/>
-                <w:sz w:val="22"/>
-                <w:szCs w:val="22"/>
-                <w:color w:val="000000"/>
-              </w:rPr>
-              <w:t xml:space="preserve">0.081</w:t>
+              <w:t xml:space="preserve">2.49</w:t>
+            </w:r>
+          </w:p>
+        </w:tc>
+        <w:tc>
+          <w:tcPr>
+            <w:tcBorders>
+              <w:bottom w:val="none" w:sz="0" w:space="0" w:color="000000"/>
+              <w:top w:val="none" w:sz="0" w:space="0" w:color="000000"/>
+              <w:left w:val="none" w:sz="0" w:space="0" w:color="000000"/>
+              <w:right w:val="none" w:sz="0" w:space="0" w:color="000000"/>
+            </w:tcBorders>
+            <w:shd w:val="clear" w:color="auto" w:fill="FFFFFF"/>
+            <w:tcMar>
+              <w:top w:w="0" w:type="dxa"/>
+              <w:bottom w:w="0" w:type="dxa"/>
+              <w:left w:w="0" w:type="dxa"/>
+              <w:right w:w="0" w:type="dxa"/>
+            </w:tcMar>
+            <w:vAlign w:val="top"/>
+          </w:tcPr>
+          <w:p>
+            <w:pPr>
+              <w:pStyle w:val="Normal"/>
+              <w:jc w:val="center"/>
+              <w:pBdr>
+                <w:bottom w:val="none" w:sz="0" w:space="0" w:color="000000"/>
+                <w:top w:val="none" w:sz="0" w:space="0" w:color="000000"/>
+                <w:left w:val="none" w:sz="0" w:space="0" w:color="000000"/>
+                <w:right w:val="none" w:sz="0" w:space="0" w:color="000000"/>
+              </w:pBdr>
+              <w:spacing w:after="100" w:before="100" w:line="240"/>
+              <w:ind w:left="100" w:right="100" w:firstLine="0" w:firstLineChars="0"/>
+              <w:rPr>
+                <w:rFonts w:ascii="Helvetica" w:hAnsi="Helvetica" w:eastAsia="Helvetica" w:cs="Helvetica"/>
+                <w:i w:val="false"/>
+                <w:b w:val="false"/>
+                <w:u w:val="none"/>
+                <w:sz w:val="22"/>
+                <w:szCs w:val="22"/>
+                <w:color w:val="000000"/>
+              </w:rPr>
+            </w:pPr>
+            <w:r>
+              <w:rPr>
+                <w:rFonts w:ascii="Helvetica" w:hAnsi="Helvetica" w:eastAsia="Helvetica" w:cs="Helvetica"/>
+                <w:i w:val="false"/>
+                <w:b w:val="false"/>
+                <w:u w:val="none"/>
+                <w:sz w:val="22"/>
+                <w:szCs w:val="22"/>
+                <w:color w:val="000000"/>
+              </w:rPr>
+              <w:t xml:space="preserve">0.91, 6.79</w:t>
+            </w:r>
+          </w:p>
+        </w:tc>
+        <w:tc>
+          <w:tcPr>
+            <w:tcBorders>
+              <w:bottom w:val="none" w:sz="0" w:space="0" w:color="000000"/>
+              <w:top w:val="none" w:sz="0" w:space="0" w:color="000000"/>
+              <w:left w:val="none" w:sz="0" w:space="0" w:color="000000"/>
+              <w:right w:val="none" w:sz="0" w:space="0" w:color="000000"/>
+            </w:tcBorders>
+            <w:shd w:val="clear" w:color="auto" w:fill="FFFFFF"/>
+            <w:tcMar>
+              <w:top w:w="0" w:type="dxa"/>
+              <w:bottom w:w="0" w:type="dxa"/>
+              <w:left w:w="0" w:type="dxa"/>
+              <w:right w:w="0" w:type="dxa"/>
+            </w:tcMar>
+            <w:vAlign w:val="top"/>
+          </w:tcPr>
+          <w:p>
+            <w:pPr>
+              <w:pStyle w:val="Normal"/>
+              <w:jc w:val="center"/>
+              <w:pBdr>
+                <w:bottom w:val="none" w:sz="0" w:space="0" w:color="000000"/>
+                <w:top w:val="none" w:sz="0" w:space="0" w:color="000000"/>
+                <w:left w:val="none" w:sz="0" w:space="0" w:color="000000"/>
+                <w:right w:val="none" w:sz="0" w:space="0" w:color="000000"/>
+              </w:pBdr>
+              <w:spacing w:after="100" w:before="100" w:line="240"/>
+              <w:ind w:left="100" w:right="100" w:firstLine="0" w:firstLineChars="0"/>
+              <w:rPr>
+                <w:rFonts w:ascii="Helvetica" w:hAnsi="Helvetica" w:eastAsia="Helvetica" w:cs="Helvetica"/>
+                <w:i w:val="false"/>
+                <w:b w:val="false"/>
+                <w:u w:val="none"/>
+                <w:sz w:val="22"/>
+                <w:szCs w:val="22"/>
+                <w:color w:val="000000"/>
+              </w:rPr>
+            </w:pPr>
+            <w:r>
+              <w:rPr>
+                <w:rFonts w:ascii="Helvetica" w:hAnsi="Helvetica" w:eastAsia="Helvetica" w:cs="Helvetica"/>
+                <w:i w:val="false"/>
+                <w:b w:val="false"/>
+                <w:u w:val="none"/>
+                <w:sz w:val="22"/>
+                <w:szCs w:val="22"/>
+                <w:color w:val="000000"/>
+              </w:rPr>
+              <w:t xml:space="preserve">0.076</w:t>
             </w:r>
           </w:p>
         </w:tc>
@@ -14415,113 +14415,113 @@
                 <w:szCs w:val="22"/>
                 <w:color w:val="000000"/>
               </w:rPr>
-              <w:t xml:space="preserve">1.50</w:t>
-            </w:r>
-          </w:p>
-        </w:tc>
-        <w:tc>
-          <w:tcPr>
-            <w:tcBorders>
-              <w:bottom w:val="none" w:sz="0" w:space="0" w:color="000000"/>
-              <w:top w:val="none" w:sz="0" w:space="0" w:color="000000"/>
-              <w:left w:val="none" w:sz="0" w:space="0" w:color="000000"/>
-              <w:right w:val="none" w:sz="0" w:space="0" w:color="000000"/>
-            </w:tcBorders>
-            <w:shd w:val="clear" w:color="auto" w:fill="FFFFFF"/>
-            <w:tcMar>
-              <w:top w:w="0" w:type="dxa"/>
-              <w:bottom w:w="0" w:type="dxa"/>
-              <w:left w:w="0" w:type="dxa"/>
-              <w:right w:w="0" w:type="dxa"/>
-            </w:tcMar>
-            <w:vAlign w:val="top"/>
-          </w:tcPr>
-          <w:p>
-            <w:pPr>
-              <w:pStyle w:val="Normal"/>
-              <w:jc w:val="center"/>
-              <w:pBdr>
-                <w:bottom w:val="none" w:sz="0" w:space="0" w:color="000000"/>
-                <w:top w:val="none" w:sz="0" w:space="0" w:color="000000"/>
-                <w:left w:val="none" w:sz="0" w:space="0" w:color="000000"/>
-                <w:right w:val="none" w:sz="0" w:space="0" w:color="000000"/>
-              </w:pBdr>
-              <w:spacing w:after="100" w:before="100" w:line="240"/>
-              <w:ind w:left="100" w:right="100" w:firstLine="0" w:firstLineChars="0"/>
-              <w:rPr>
-                <w:rFonts w:ascii="Helvetica" w:hAnsi="Helvetica" w:eastAsia="Helvetica" w:cs="Helvetica"/>
-                <w:i w:val="false"/>
-                <w:b w:val="false"/>
-                <w:u w:val="none"/>
-                <w:sz w:val="22"/>
-                <w:szCs w:val="22"/>
-                <w:color w:val="000000"/>
-              </w:rPr>
-            </w:pPr>
-            <w:r>
-              <w:rPr>
-                <w:rFonts w:ascii="Helvetica" w:hAnsi="Helvetica" w:eastAsia="Helvetica" w:cs="Helvetica"/>
-                <w:i w:val="false"/>
-                <w:b w:val="false"/>
-                <w:u w:val="none"/>
-                <w:sz w:val="22"/>
-                <w:szCs w:val="22"/>
-                <w:color w:val="000000"/>
-              </w:rPr>
-              <w:t xml:space="preserve">0.83, 2.70</w:t>
-            </w:r>
-          </w:p>
-        </w:tc>
-        <w:tc>
-          <w:tcPr>
-            <w:tcBorders>
-              <w:bottom w:val="none" w:sz="0" w:space="0" w:color="000000"/>
-              <w:top w:val="none" w:sz="0" w:space="0" w:color="000000"/>
-              <w:left w:val="none" w:sz="0" w:space="0" w:color="000000"/>
-              <w:right w:val="none" w:sz="0" w:space="0" w:color="000000"/>
-            </w:tcBorders>
-            <w:shd w:val="clear" w:color="auto" w:fill="FFFFFF"/>
-            <w:tcMar>
-              <w:top w:w="0" w:type="dxa"/>
-              <w:bottom w:w="0" w:type="dxa"/>
-              <w:left w:w="0" w:type="dxa"/>
-              <w:right w:w="0" w:type="dxa"/>
-            </w:tcMar>
-            <w:vAlign w:val="top"/>
-          </w:tcPr>
-          <w:p>
-            <w:pPr>
-              <w:pStyle w:val="Normal"/>
-              <w:jc w:val="center"/>
-              <w:pBdr>
-                <w:bottom w:val="none" w:sz="0" w:space="0" w:color="000000"/>
-                <w:top w:val="none" w:sz="0" w:space="0" w:color="000000"/>
-                <w:left w:val="none" w:sz="0" w:space="0" w:color="000000"/>
-                <w:right w:val="none" w:sz="0" w:space="0" w:color="000000"/>
-              </w:pBdr>
-              <w:spacing w:after="100" w:before="100" w:line="240"/>
-              <w:ind w:left="100" w:right="100" w:firstLine="0" w:firstLineChars="0"/>
-              <w:rPr>
-                <w:rFonts w:ascii="Helvetica" w:hAnsi="Helvetica" w:eastAsia="Helvetica" w:cs="Helvetica"/>
-                <w:i w:val="false"/>
-                <w:b w:val="false"/>
-                <w:u w:val="none"/>
-                <w:sz w:val="22"/>
-                <w:szCs w:val="22"/>
-                <w:color w:val="000000"/>
-              </w:rPr>
-            </w:pPr>
-            <w:r>
-              <w:rPr>
-                <w:rFonts w:ascii="Helvetica" w:hAnsi="Helvetica" w:eastAsia="Helvetica" w:cs="Helvetica"/>
-                <w:i w:val="false"/>
-                <w:b w:val="false"/>
-                <w:u w:val="none"/>
-                <w:sz w:val="22"/>
-                <w:szCs w:val="22"/>
-                <w:color w:val="000000"/>
-              </w:rPr>
-              <w:t xml:space="preserve">0.180</w:t>
+              <w:t xml:space="preserve">1.55</w:t>
+            </w:r>
+          </w:p>
+        </w:tc>
+        <w:tc>
+          <w:tcPr>
+            <w:tcBorders>
+              <w:bottom w:val="none" w:sz="0" w:space="0" w:color="000000"/>
+              <w:top w:val="none" w:sz="0" w:space="0" w:color="000000"/>
+              <w:left w:val="none" w:sz="0" w:space="0" w:color="000000"/>
+              <w:right w:val="none" w:sz="0" w:space="0" w:color="000000"/>
+            </w:tcBorders>
+            <w:shd w:val="clear" w:color="auto" w:fill="FFFFFF"/>
+            <w:tcMar>
+              <w:top w:w="0" w:type="dxa"/>
+              <w:bottom w:w="0" w:type="dxa"/>
+              <w:left w:w="0" w:type="dxa"/>
+              <w:right w:w="0" w:type="dxa"/>
+            </w:tcMar>
+            <w:vAlign w:val="top"/>
+          </w:tcPr>
+          <w:p>
+            <w:pPr>
+              <w:pStyle w:val="Normal"/>
+              <w:jc w:val="center"/>
+              <w:pBdr>
+                <w:bottom w:val="none" w:sz="0" w:space="0" w:color="000000"/>
+                <w:top w:val="none" w:sz="0" w:space="0" w:color="000000"/>
+                <w:left w:val="none" w:sz="0" w:space="0" w:color="000000"/>
+                <w:right w:val="none" w:sz="0" w:space="0" w:color="000000"/>
+              </w:pBdr>
+              <w:spacing w:after="100" w:before="100" w:line="240"/>
+              <w:ind w:left="100" w:right="100" w:firstLine="0" w:firstLineChars="0"/>
+              <w:rPr>
+                <w:rFonts w:ascii="Helvetica" w:hAnsi="Helvetica" w:eastAsia="Helvetica" w:cs="Helvetica"/>
+                <w:i w:val="false"/>
+                <w:b w:val="false"/>
+                <w:u w:val="none"/>
+                <w:sz w:val="22"/>
+                <w:szCs w:val="22"/>
+                <w:color w:val="000000"/>
+              </w:rPr>
+            </w:pPr>
+            <w:r>
+              <w:rPr>
+                <w:rFonts w:ascii="Helvetica" w:hAnsi="Helvetica" w:eastAsia="Helvetica" w:cs="Helvetica"/>
+                <w:i w:val="false"/>
+                <w:b w:val="false"/>
+                <w:u w:val="none"/>
+                <w:sz w:val="22"/>
+                <w:szCs w:val="22"/>
+                <w:color w:val="000000"/>
+              </w:rPr>
+              <w:t xml:space="preserve">0.89, 2.69</w:t>
+            </w:r>
+          </w:p>
+        </w:tc>
+        <w:tc>
+          <w:tcPr>
+            <w:tcBorders>
+              <w:bottom w:val="none" w:sz="0" w:space="0" w:color="000000"/>
+              <w:top w:val="none" w:sz="0" w:space="0" w:color="000000"/>
+              <w:left w:val="none" w:sz="0" w:space="0" w:color="000000"/>
+              <w:right w:val="none" w:sz="0" w:space="0" w:color="000000"/>
+            </w:tcBorders>
+            <w:shd w:val="clear" w:color="auto" w:fill="FFFFFF"/>
+            <w:tcMar>
+              <w:top w:w="0" w:type="dxa"/>
+              <w:bottom w:w="0" w:type="dxa"/>
+              <w:left w:w="0" w:type="dxa"/>
+              <w:right w:w="0" w:type="dxa"/>
+            </w:tcMar>
+            <w:vAlign w:val="top"/>
+          </w:tcPr>
+          <w:p>
+            <w:pPr>
+              <w:pStyle w:val="Normal"/>
+              <w:jc w:val="center"/>
+              <w:pBdr>
+                <w:bottom w:val="none" w:sz="0" w:space="0" w:color="000000"/>
+                <w:top w:val="none" w:sz="0" w:space="0" w:color="000000"/>
+                <w:left w:val="none" w:sz="0" w:space="0" w:color="000000"/>
+                <w:right w:val="none" w:sz="0" w:space="0" w:color="000000"/>
+              </w:pBdr>
+              <w:spacing w:after="100" w:before="100" w:line="240"/>
+              <w:ind w:left="100" w:right="100" w:firstLine="0" w:firstLineChars="0"/>
+              <w:rPr>
+                <w:rFonts w:ascii="Helvetica" w:hAnsi="Helvetica" w:eastAsia="Helvetica" w:cs="Helvetica"/>
+                <w:i w:val="false"/>
+                <w:b w:val="false"/>
+                <w:u w:val="none"/>
+                <w:sz w:val="22"/>
+                <w:szCs w:val="22"/>
+                <w:color w:val="000000"/>
+              </w:rPr>
+            </w:pPr>
+            <w:r>
+              <w:rPr>
+                <w:rFonts w:ascii="Helvetica" w:hAnsi="Helvetica" w:eastAsia="Helvetica" w:cs="Helvetica"/>
+                <w:i w:val="false"/>
+                <w:b w:val="false"/>
+                <w:u w:val="none"/>
+                <w:sz w:val="22"/>
+                <w:szCs w:val="22"/>
+                <w:color w:val="000000"/>
+              </w:rPr>
+              <w:t xml:space="preserve">0.120</w:t>
             </w:r>
           </w:p>
         </w:tc>
@@ -14627,113 +14627,113 @@
                 <w:szCs w:val="22"/>
                 <w:color w:val="000000"/>
               </w:rPr>
-              <w:t xml:space="preserve">0.66</w:t>
-            </w:r>
-          </w:p>
-        </w:tc>
-        <w:tc>
-          <w:tcPr>
-            <w:tcBorders>
-              <w:bottom w:val="none" w:sz="0" w:space="0" w:color="000000"/>
-              <w:top w:val="none" w:sz="0" w:space="0" w:color="000000"/>
-              <w:left w:val="none" w:sz="0" w:space="0" w:color="000000"/>
-              <w:right w:val="none" w:sz="0" w:space="0" w:color="000000"/>
-            </w:tcBorders>
-            <w:shd w:val="clear" w:color="auto" w:fill="FFFFFF"/>
-            <w:tcMar>
-              <w:top w:w="0" w:type="dxa"/>
-              <w:bottom w:w="0" w:type="dxa"/>
-              <w:left w:w="0" w:type="dxa"/>
-              <w:right w:w="0" w:type="dxa"/>
-            </w:tcMar>
-            <w:vAlign w:val="top"/>
-          </w:tcPr>
-          <w:p>
-            <w:pPr>
-              <w:pStyle w:val="Normal"/>
-              <w:jc w:val="center"/>
-              <w:pBdr>
-                <w:bottom w:val="none" w:sz="0" w:space="0" w:color="000000"/>
-                <w:top w:val="none" w:sz="0" w:space="0" w:color="000000"/>
-                <w:left w:val="none" w:sz="0" w:space="0" w:color="000000"/>
-                <w:right w:val="none" w:sz="0" w:space="0" w:color="000000"/>
-              </w:pBdr>
-              <w:spacing w:after="100" w:before="100" w:line="240"/>
-              <w:ind w:left="100" w:right="100" w:firstLine="0" w:firstLineChars="0"/>
-              <w:rPr>
-                <w:rFonts w:ascii="Helvetica" w:hAnsi="Helvetica" w:eastAsia="Helvetica" w:cs="Helvetica"/>
-                <w:i w:val="false"/>
-                <w:b w:val="false"/>
-                <w:u w:val="none"/>
-                <w:sz w:val="22"/>
-                <w:szCs w:val="22"/>
-                <w:color w:val="000000"/>
-              </w:rPr>
-            </w:pPr>
-            <w:r>
-              <w:rPr>
-                <w:rFonts w:ascii="Helvetica" w:hAnsi="Helvetica" w:eastAsia="Helvetica" w:cs="Helvetica"/>
-                <w:i w:val="false"/>
-                <w:b w:val="false"/>
-                <w:u w:val="none"/>
-                <w:sz w:val="22"/>
-                <w:szCs w:val="22"/>
-                <w:color w:val="000000"/>
-              </w:rPr>
-              <w:t xml:space="preserve">0.26, 1.70</w:t>
-            </w:r>
-          </w:p>
-        </w:tc>
-        <w:tc>
-          <w:tcPr>
-            <w:tcBorders>
-              <w:bottom w:val="none" w:sz="0" w:space="0" w:color="000000"/>
-              <w:top w:val="none" w:sz="0" w:space="0" w:color="000000"/>
-              <w:left w:val="none" w:sz="0" w:space="0" w:color="000000"/>
-              <w:right w:val="none" w:sz="0" w:space="0" w:color="000000"/>
-            </w:tcBorders>
-            <w:shd w:val="clear" w:color="auto" w:fill="FFFFFF"/>
-            <w:tcMar>
-              <w:top w:w="0" w:type="dxa"/>
-              <w:bottom w:w="0" w:type="dxa"/>
-              <w:left w:w="0" w:type="dxa"/>
-              <w:right w:w="0" w:type="dxa"/>
-            </w:tcMar>
-            <w:vAlign w:val="top"/>
-          </w:tcPr>
-          <w:p>
-            <w:pPr>
-              <w:pStyle w:val="Normal"/>
-              <w:jc w:val="center"/>
-              <w:pBdr>
-                <w:bottom w:val="none" w:sz="0" w:space="0" w:color="000000"/>
-                <w:top w:val="none" w:sz="0" w:space="0" w:color="000000"/>
-                <w:left w:val="none" w:sz="0" w:space="0" w:color="000000"/>
-                <w:right w:val="none" w:sz="0" w:space="0" w:color="000000"/>
-              </w:pBdr>
-              <w:spacing w:after="100" w:before="100" w:line="240"/>
-              <w:ind w:left="100" w:right="100" w:firstLine="0" w:firstLineChars="0"/>
-              <w:rPr>
-                <w:rFonts w:ascii="Helvetica" w:hAnsi="Helvetica" w:eastAsia="Helvetica" w:cs="Helvetica"/>
-                <w:i w:val="false"/>
-                <w:b w:val="false"/>
-                <w:u w:val="none"/>
-                <w:sz w:val="22"/>
-                <w:szCs w:val="22"/>
-                <w:color w:val="000000"/>
-              </w:rPr>
-            </w:pPr>
-            <w:r>
-              <w:rPr>
-                <w:rFonts w:ascii="Helvetica" w:hAnsi="Helvetica" w:eastAsia="Helvetica" w:cs="Helvetica"/>
-                <w:i w:val="false"/>
-                <w:b w:val="false"/>
-                <w:u w:val="none"/>
-                <w:sz w:val="22"/>
-                <w:szCs w:val="22"/>
-                <w:color w:val="000000"/>
-              </w:rPr>
-              <w:t xml:space="preserve">0.390</w:t>
+              <w:t xml:space="preserve">0.83</w:t>
+            </w:r>
+          </w:p>
+        </w:tc>
+        <w:tc>
+          <w:tcPr>
+            <w:tcBorders>
+              <w:bottom w:val="none" w:sz="0" w:space="0" w:color="000000"/>
+              <w:top w:val="none" w:sz="0" w:space="0" w:color="000000"/>
+              <w:left w:val="none" w:sz="0" w:space="0" w:color="000000"/>
+              <w:right w:val="none" w:sz="0" w:space="0" w:color="000000"/>
+            </w:tcBorders>
+            <w:shd w:val="clear" w:color="auto" w:fill="FFFFFF"/>
+            <w:tcMar>
+              <w:top w:w="0" w:type="dxa"/>
+              <w:bottom w:w="0" w:type="dxa"/>
+              <w:left w:w="0" w:type="dxa"/>
+              <w:right w:w="0" w:type="dxa"/>
+            </w:tcMar>
+            <w:vAlign w:val="top"/>
+          </w:tcPr>
+          <w:p>
+            <w:pPr>
+              <w:pStyle w:val="Normal"/>
+              <w:jc w:val="center"/>
+              <w:pBdr>
+                <w:bottom w:val="none" w:sz="0" w:space="0" w:color="000000"/>
+                <w:top w:val="none" w:sz="0" w:space="0" w:color="000000"/>
+                <w:left w:val="none" w:sz="0" w:space="0" w:color="000000"/>
+                <w:right w:val="none" w:sz="0" w:space="0" w:color="000000"/>
+              </w:pBdr>
+              <w:spacing w:after="100" w:before="100" w:line="240"/>
+              <w:ind w:left="100" w:right="100" w:firstLine="0" w:firstLineChars="0"/>
+              <w:rPr>
+                <w:rFonts w:ascii="Helvetica" w:hAnsi="Helvetica" w:eastAsia="Helvetica" w:cs="Helvetica"/>
+                <w:i w:val="false"/>
+                <w:b w:val="false"/>
+                <w:u w:val="none"/>
+                <w:sz w:val="22"/>
+                <w:szCs w:val="22"/>
+                <w:color w:val="000000"/>
+              </w:rPr>
+            </w:pPr>
+            <w:r>
+              <w:rPr>
+                <w:rFonts w:ascii="Helvetica" w:hAnsi="Helvetica" w:eastAsia="Helvetica" w:cs="Helvetica"/>
+                <w:i w:val="false"/>
+                <w:b w:val="false"/>
+                <w:u w:val="none"/>
+                <w:sz w:val="22"/>
+                <w:szCs w:val="22"/>
+                <w:color w:val="000000"/>
+              </w:rPr>
+              <w:t xml:space="preserve">0.33, 2.10</w:t>
+            </w:r>
+          </w:p>
+        </w:tc>
+        <w:tc>
+          <w:tcPr>
+            <w:tcBorders>
+              <w:bottom w:val="none" w:sz="0" w:space="0" w:color="000000"/>
+              <w:top w:val="none" w:sz="0" w:space="0" w:color="000000"/>
+              <w:left w:val="none" w:sz="0" w:space="0" w:color="000000"/>
+              <w:right w:val="none" w:sz="0" w:space="0" w:color="000000"/>
+            </w:tcBorders>
+            <w:shd w:val="clear" w:color="auto" w:fill="FFFFFF"/>
+            <w:tcMar>
+              <w:top w:w="0" w:type="dxa"/>
+              <w:bottom w:w="0" w:type="dxa"/>
+              <w:left w:w="0" w:type="dxa"/>
+              <w:right w:w="0" w:type="dxa"/>
+            </w:tcMar>
+            <w:vAlign w:val="top"/>
+          </w:tcPr>
+          <w:p>
+            <w:pPr>
+              <w:pStyle w:val="Normal"/>
+              <w:jc w:val="center"/>
+              <w:pBdr>
+                <w:bottom w:val="none" w:sz="0" w:space="0" w:color="000000"/>
+                <w:top w:val="none" w:sz="0" w:space="0" w:color="000000"/>
+                <w:left w:val="none" w:sz="0" w:space="0" w:color="000000"/>
+                <w:right w:val="none" w:sz="0" w:space="0" w:color="000000"/>
+              </w:pBdr>
+              <w:spacing w:after="100" w:before="100" w:line="240"/>
+              <w:ind w:left="100" w:right="100" w:firstLine="0" w:firstLineChars="0"/>
+              <w:rPr>
+                <w:rFonts w:ascii="Helvetica" w:hAnsi="Helvetica" w:eastAsia="Helvetica" w:cs="Helvetica"/>
+                <w:i w:val="false"/>
+                <w:b w:val="false"/>
+                <w:u w:val="none"/>
+                <w:sz w:val="22"/>
+                <w:szCs w:val="22"/>
+                <w:color w:val="000000"/>
+              </w:rPr>
+            </w:pPr>
+            <w:r>
+              <w:rPr>
+                <w:rFonts w:ascii="Helvetica" w:hAnsi="Helvetica" w:eastAsia="Helvetica" w:cs="Helvetica"/>
+                <w:i w:val="false"/>
+                <w:b w:val="false"/>
+                <w:u w:val="none"/>
+                <w:sz w:val="22"/>
+                <w:szCs w:val="22"/>
+                <w:color w:val="000000"/>
+              </w:rPr>
+              <w:t xml:space="preserve">0.700</w:t>
             </w:r>
           </w:p>
         </w:tc>
@@ -14898,113 +14898,113 @@
                 <w:szCs w:val="22"/>
                 <w:color w:val="000000"/>
               </w:rPr>
-              <w:t xml:space="preserve">1.09</w:t>
-            </w:r>
-          </w:p>
-        </w:tc>
-        <w:tc>
-          <w:tcPr>
-            <w:tcBorders>
-              <w:bottom w:val="none" w:sz="0" w:space="0" w:color="000000"/>
-              <w:top w:val="none" w:sz="0" w:space="0" w:color="000000"/>
-              <w:left w:val="none" w:sz="0" w:space="0" w:color="000000"/>
-              <w:right w:val="none" w:sz="0" w:space="0" w:color="000000"/>
-            </w:tcBorders>
-            <w:shd w:val="clear" w:color="auto" w:fill="FFFFFF"/>
-            <w:tcMar>
-              <w:top w:w="0" w:type="dxa"/>
-              <w:bottom w:w="0" w:type="dxa"/>
-              <w:left w:w="0" w:type="dxa"/>
-              <w:right w:w="0" w:type="dxa"/>
-            </w:tcMar>
-            <w:vAlign w:val="top"/>
-          </w:tcPr>
-          <w:p>
-            <w:pPr>
-              <w:pStyle w:val="Normal"/>
-              <w:jc w:val="center"/>
-              <w:pBdr>
-                <w:bottom w:val="none" w:sz="0" w:space="0" w:color="000000"/>
-                <w:top w:val="none" w:sz="0" w:space="0" w:color="000000"/>
-                <w:left w:val="none" w:sz="0" w:space="0" w:color="000000"/>
-                <w:right w:val="none" w:sz="0" w:space="0" w:color="000000"/>
-              </w:pBdr>
-              <w:spacing w:after="100" w:before="100" w:line="240"/>
-              <w:ind w:left="100" w:right="100" w:firstLine="0" w:firstLineChars="0"/>
-              <w:rPr>
-                <w:rFonts w:ascii="Helvetica" w:hAnsi="Helvetica" w:eastAsia="Helvetica" w:cs="Helvetica"/>
-                <w:i w:val="false"/>
-                <w:b w:val="false"/>
-                <w:u w:val="none"/>
-                <w:sz w:val="22"/>
-                <w:szCs w:val="22"/>
-                <w:color w:val="000000"/>
-              </w:rPr>
-            </w:pPr>
-            <w:r>
-              <w:rPr>
-                <w:rFonts w:ascii="Helvetica" w:hAnsi="Helvetica" w:eastAsia="Helvetica" w:cs="Helvetica"/>
-                <w:i w:val="false"/>
-                <w:b w:val="false"/>
-                <w:u w:val="none"/>
-                <w:sz w:val="22"/>
-                <w:szCs w:val="22"/>
-                <w:color w:val="000000"/>
-              </w:rPr>
-              <w:t xml:space="preserve">0.63, 1.87</w:t>
-            </w:r>
-          </w:p>
-        </w:tc>
-        <w:tc>
-          <w:tcPr>
-            <w:tcBorders>
-              <w:bottom w:val="none" w:sz="0" w:space="0" w:color="000000"/>
-              <w:top w:val="none" w:sz="0" w:space="0" w:color="000000"/>
-              <w:left w:val="none" w:sz="0" w:space="0" w:color="000000"/>
-              <w:right w:val="none" w:sz="0" w:space="0" w:color="000000"/>
-            </w:tcBorders>
-            <w:shd w:val="clear" w:color="auto" w:fill="FFFFFF"/>
-            <w:tcMar>
-              <w:top w:w="0" w:type="dxa"/>
-              <w:bottom w:w="0" w:type="dxa"/>
-              <w:left w:w="0" w:type="dxa"/>
-              <w:right w:w="0" w:type="dxa"/>
-            </w:tcMar>
-            <w:vAlign w:val="top"/>
-          </w:tcPr>
-          <w:p>
-            <w:pPr>
-              <w:pStyle w:val="Normal"/>
-              <w:jc w:val="center"/>
-              <w:pBdr>
-                <w:bottom w:val="none" w:sz="0" w:space="0" w:color="000000"/>
-                <w:top w:val="none" w:sz="0" w:space="0" w:color="000000"/>
-                <w:left w:val="none" w:sz="0" w:space="0" w:color="000000"/>
-                <w:right w:val="none" w:sz="0" w:space="0" w:color="000000"/>
-              </w:pBdr>
-              <w:spacing w:after="100" w:before="100" w:line="240"/>
-              <w:ind w:left="100" w:right="100" w:firstLine="0" w:firstLineChars="0"/>
-              <w:rPr>
-                <w:rFonts w:ascii="Helvetica" w:hAnsi="Helvetica" w:eastAsia="Helvetica" w:cs="Helvetica"/>
-                <w:i w:val="false"/>
-                <w:b w:val="false"/>
-                <w:u w:val="none"/>
-                <w:sz w:val="22"/>
-                <w:szCs w:val="22"/>
-                <w:color w:val="000000"/>
-              </w:rPr>
-            </w:pPr>
-            <w:r>
-              <w:rPr>
-                <w:rFonts w:ascii="Helvetica" w:hAnsi="Helvetica" w:eastAsia="Helvetica" w:cs="Helvetica"/>
-                <w:i w:val="false"/>
-                <w:b w:val="false"/>
-                <w:u w:val="none"/>
-                <w:sz w:val="22"/>
-                <w:szCs w:val="22"/>
-                <w:color w:val="000000"/>
-              </w:rPr>
-              <w:t xml:space="preserve">0.760</w:t>
+              <w:t xml:space="preserve">1.00</w:t>
+            </w:r>
+          </w:p>
+        </w:tc>
+        <w:tc>
+          <w:tcPr>
+            <w:tcBorders>
+              <w:bottom w:val="none" w:sz="0" w:space="0" w:color="000000"/>
+              <w:top w:val="none" w:sz="0" w:space="0" w:color="000000"/>
+              <w:left w:val="none" w:sz="0" w:space="0" w:color="000000"/>
+              <w:right w:val="none" w:sz="0" w:space="0" w:color="000000"/>
+            </w:tcBorders>
+            <w:shd w:val="clear" w:color="auto" w:fill="FFFFFF"/>
+            <w:tcMar>
+              <w:top w:w="0" w:type="dxa"/>
+              <w:bottom w:w="0" w:type="dxa"/>
+              <w:left w:w="0" w:type="dxa"/>
+              <w:right w:w="0" w:type="dxa"/>
+            </w:tcMar>
+            <w:vAlign w:val="top"/>
+          </w:tcPr>
+          <w:p>
+            <w:pPr>
+              <w:pStyle w:val="Normal"/>
+              <w:jc w:val="center"/>
+              <w:pBdr>
+                <w:bottom w:val="none" w:sz="0" w:space="0" w:color="000000"/>
+                <w:top w:val="none" w:sz="0" w:space="0" w:color="000000"/>
+                <w:left w:val="none" w:sz="0" w:space="0" w:color="000000"/>
+                <w:right w:val="none" w:sz="0" w:space="0" w:color="000000"/>
+              </w:pBdr>
+              <w:spacing w:after="100" w:before="100" w:line="240"/>
+              <w:ind w:left="100" w:right="100" w:firstLine="0" w:firstLineChars="0"/>
+              <w:rPr>
+                <w:rFonts w:ascii="Helvetica" w:hAnsi="Helvetica" w:eastAsia="Helvetica" w:cs="Helvetica"/>
+                <w:i w:val="false"/>
+                <w:b w:val="false"/>
+                <w:u w:val="none"/>
+                <w:sz w:val="22"/>
+                <w:szCs w:val="22"/>
+                <w:color w:val="000000"/>
+              </w:rPr>
+            </w:pPr>
+            <w:r>
+              <w:rPr>
+                <w:rFonts w:ascii="Helvetica" w:hAnsi="Helvetica" w:eastAsia="Helvetica" w:cs="Helvetica"/>
+                <w:i w:val="false"/>
+                <w:b w:val="false"/>
+                <w:u w:val="none"/>
+                <w:sz w:val="22"/>
+                <w:szCs w:val="22"/>
+                <w:color w:val="000000"/>
+              </w:rPr>
+              <w:t xml:space="preserve">0.59, 1.69</w:t>
+            </w:r>
+          </w:p>
+        </w:tc>
+        <w:tc>
+          <w:tcPr>
+            <w:tcBorders>
+              <w:bottom w:val="none" w:sz="0" w:space="0" w:color="000000"/>
+              <w:top w:val="none" w:sz="0" w:space="0" w:color="000000"/>
+              <w:left w:val="none" w:sz="0" w:space="0" w:color="000000"/>
+              <w:right w:val="none" w:sz="0" w:space="0" w:color="000000"/>
+            </w:tcBorders>
+            <w:shd w:val="clear" w:color="auto" w:fill="FFFFFF"/>
+            <w:tcMar>
+              <w:top w:w="0" w:type="dxa"/>
+              <w:bottom w:w="0" w:type="dxa"/>
+              <w:left w:w="0" w:type="dxa"/>
+              <w:right w:w="0" w:type="dxa"/>
+            </w:tcMar>
+            <w:vAlign w:val="top"/>
+          </w:tcPr>
+          <w:p>
+            <w:pPr>
+              <w:pStyle w:val="Normal"/>
+              <w:jc w:val="center"/>
+              <w:pBdr>
+                <w:bottom w:val="none" w:sz="0" w:space="0" w:color="000000"/>
+                <w:top w:val="none" w:sz="0" w:space="0" w:color="000000"/>
+                <w:left w:val="none" w:sz="0" w:space="0" w:color="000000"/>
+                <w:right w:val="none" w:sz="0" w:space="0" w:color="000000"/>
+              </w:pBdr>
+              <w:spacing w:after="100" w:before="100" w:line="240"/>
+              <w:ind w:left="100" w:right="100" w:firstLine="0" w:firstLineChars="0"/>
+              <w:rPr>
+                <w:rFonts w:ascii="Helvetica" w:hAnsi="Helvetica" w:eastAsia="Helvetica" w:cs="Helvetica"/>
+                <w:i w:val="false"/>
+                <w:b w:val="false"/>
+                <w:u w:val="none"/>
+                <w:sz w:val="22"/>
+                <w:szCs w:val="22"/>
+                <w:color w:val="000000"/>
+              </w:rPr>
+            </w:pPr>
+            <w:r>
+              <w:rPr>
+                <w:rFonts w:ascii="Helvetica" w:hAnsi="Helvetica" w:eastAsia="Helvetica" w:cs="Helvetica"/>
+                <w:i w:val="false"/>
+                <w:b w:val="false"/>
+                <w:u w:val="none"/>
+                <w:sz w:val="22"/>
+                <w:szCs w:val="22"/>
+                <w:color w:val="000000"/>
+              </w:rPr>
+              <w:t xml:space="preserve">&gt;0.999</w:t>
             </w:r>
           </w:p>
         </w:tc>
@@ -15110,120 +15110,120 @@
                 <w:szCs w:val="22"/>
                 <w:color w:val="000000"/>
               </w:rPr>
-              <w:t xml:space="preserve">1.15</w:t>
-            </w:r>
-          </w:p>
-        </w:tc>
-        <w:tc>
-          <w:tcPr>
-            <w:tcBorders>
-              <w:bottom w:val="none" w:sz="0" w:space="0" w:color="000000"/>
-              <w:top w:val="none" w:sz="0" w:space="0" w:color="000000"/>
-              <w:left w:val="none" w:sz="0" w:space="0" w:color="000000"/>
-              <w:right w:val="none" w:sz="0" w:space="0" w:color="000000"/>
-            </w:tcBorders>
-            <w:shd w:val="clear" w:color="auto" w:fill="FFFFFF"/>
-            <w:tcMar>
-              <w:top w:w="0" w:type="dxa"/>
-              <w:bottom w:w="0" w:type="dxa"/>
-              <w:left w:w="0" w:type="dxa"/>
-              <w:right w:w="0" w:type="dxa"/>
-            </w:tcMar>
-            <w:vAlign w:val="top"/>
-          </w:tcPr>
-          <w:p>
-            <w:pPr>
-              <w:pStyle w:val="Normal"/>
-              <w:jc w:val="center"/>
-              <w:pBdr>
-                <w:bottom w:val="none" w:sz="0" w:space="0" w:color="000000"/>
-                <w:top w:val="none" w:sz="0" w:space="0" w:color="000000"/>
-                <w:left w:val="none" w:sz="0" w:space="0" w:color="000000"/>
-                <w:right w:val="none" w:sz="0" w:space="0" w:color="000000"/>
-              </w:pBdr>
-              <w:spacing w:after="100" w:before="100" w:line="240"/>
-              <w:ind w:left="100" w:right="100" w:firstLine="0" w:firstLineChars="0"/>
-              <w:rPr>
-                <w:rFonts w:ascii="Helvetica" w:hAnsi="Helvetica" w:eastAsia="Helvetica" w:cs="Helvetica"/>
-                <w:i w:val="false"/>
-                <w:b w:val="false"/>
-                <w:u w:val="none"/>
-                <w:sz w:val="22"/>
-                <w:szCs w:val="22"/>
-                <w:color w:val="000000"/>
-              </w:rPr>
-            </w:pPr>
-            <w:r>
-              <w:rPr>
-                <w:rFonts w:ascii="Helvetica" w:hAnsi="Helvetica" w:eastAsia="Helvetica" w:cs="Helvetica"/>
-                <w:i w:val="false"/>
-                <w:b w:val="false"/>
-                <w:u w:val="none"/>
-                <w:sz w:val="22"/>
-                <w:szCs w:val="22"/>
-                <w:color w:val="000000"/>
-              </w:rPr>
-              <w:t xml:space="preserve">0.63, 2.11</w:t>
-            </w:r>
-          </w:p>
-        </w:tc>
-        <w:tc>
-          <w:tcPr>
-            <w:tcBorders>
-              <w:bottom w:val="none" w:sz="0" w:space="0" w:color="000000"/>
-              <w:top w:val="none" w:sz="0" w:space="0" w:color="000000"/>
-              <w:left w:val="none" w:sz="0" w:space="0" w:color="000000"/>
-              <w:right w:val="none" w:sz="0" w:space="0" w:color="000000"/>
-            </w:tcBorders>
-            <w:shd w:val="clear" w:color="auto" w:fill="FFFFFF"/>
-            <w:tcMar>
-              <w:top w:w="0" w:type="dxa"/>
-              <w:bottom w:w="0" w:type="dxa"/>
-              <w:left w:w="0" w:type="dxa"/>
-              <w:right w:w="0" w:type="dxa"/>
-            </w:tcMar>
-            <w:vAlign w:val="top"/>
-          </w:tcPr>
-          <w:p>
-            <w:pPr>
-              <w:pStyle w:val="Normal"/>
-              <w:jc w:val="center"/>
-              <w:pBdr>
-                <w:bottom w:val="none" w:sz="0" w:space="0" w:color="000000"/>
-                <w:top w:val="none" w:sz="0" w:space="0" w:color="000000"/>
-                <w:left w:val="none" w:sz="0" w:space="0" w:color="000000"/>
-                <w:right w:val="none" w:sz="0" w:space="0" w:color="000000"/>
-              </w:pBdr>
-              <w:spacing w:after="100" w:before="100" w:line="240"/>
-              <w:ind w:left="100" w:right="100" w:firstLine="0" w:firstLineChars="0"/>
-              <w:rPr>
-                <w:rFonts w:ascii="Helvetica" w:hAnsi="Helvetica" w:eastAsia="Helvetica" w:cs="Helvetica"/>
-                <w:i w:val="false"/>
-                <w:b w:val="false"/>
-                <w:u w:val="none"/>
-                <w:sz w:val="22"/>
-                <w:szCs w:val="22"/>
-                <w:color w:val="000000"/>
-              </w:rPr>
-            </w:pPr>
-            <w:r>
-              <w:rPr>
-                <w:rFonts w:ascii="Helvetica" w:hAnsi="Helvetica" w:eastAsia="Helvetica" w:cs="Helvetica"/>
-                <w:i w:val="false"/>
-                <w:b w:val="false"/>
-                <w:u w:val="none"/>
-                <w:sz w:val="22"/>
-                <w:szCs w:val="22"/>
-                <w:color w:val="000000"/>
-              </w:rPr>
-              <w:t xml:space="preserve">0.650</w:t>
+              <w:t xml:space="preserve">1.04</w:t>
+            </w:r>
+          </w:p>
+        </w:tc>
+        <w:tc>
+          <w:tcPr>
+            <w:tcBorders>
+              <w:bottom w:val="none" w:sz="0" w:space="0" w:color="000000"/>
+              <w:top w:val="none" w:sz="0" w:space="0" w:color="000000"/>
+              <w:left w:val="none" w:sz="0" w:space="0" w:color="000000"/>
+              <w:right w:val="none" w:sz="0" w:space="0" w:color="000000"/>
+            </w:tcBorders>
+            <w:shd w:val="clear" w:color="auto" w:fill="FFFFFF"/>
+            <w:tcMar>
+              <w:top w:w="0" w:type="dxa"/>
+              <w:bottom w:w="0" w:type="dxa"/>
+              <w:left w:w="0" w:type="dxa"/>
+              <w:right w:w="0" w:type="dxa"/>
+            </w:tcMar>
+            <w:vAlign w:val="top"/>
+          </w:tcPr>
+          <w:p>
+            <w:pPr>
+              <w:pStyle w:val="Normal"/>
+              <w:jc w:val="center"/>
+              <w:pBdr>
+                <w:bottom w:val="none" w:sz="0" w:space="0" w:color="000000"/>
+                <w:top w:val="none" w:sz="0" w:space="0" w:color="000000"/>
+                <w:left w:val="none" w:sz="0" w:space="0" w:color="000000"/>
+                <w:right w:val="none" w:sz="0" w:space="0" w:color="000000"/>
+              </w:pBdr>
+              <w:spacing w:after="100" w:before="100" w:line="240"/>
+              <w:ind w:left="100" w:right="100" w:firstLine="0" w:firstLineChars="0"/>
+              <w:rPr>
+                <w:rFonts w:ascii="Helvetica" w:hAnsi="Helvetica" w:eastAsia="Helvetica" w:cs="Helvetica"/>
+                <w:i w:val="false"/>
+                <w:b w:val="false"/>
+                <w:u w:val="none"/>
+                <w:sz w:val="22"/>
+                <w:szCs w:val="22"/>
+                <w:color w:val="000000"/>
+              </w:rPr>
+            </w:pPr>
+            <w:r>
+              <w:rPr>
+                <w:rFonts w:ascii="Helvetica" w:hAnsi="Helvetica" w:eastAsia="Helvetica" w:cs="Helvetica"/>
+                <w:i w:val="false"/>
+                <w:b w:val="false"/>
+                <w:u w:val="none"/>
+                <w:sz w:val="22"/>
+                <w:szCs w:val="22"/>
+                <w:color w:val="000000"/>
+              </w:rPr>
+              <w:t xml:space="preserve">0.59, 1.84</w:t>
+            </w:r>
+          </w:p>
+        </w:tc>
+        <w:tc>
+          <w:tcPr>
+            <w:tcBorders>
+              <w:bottom w:val="none" w:sz="0" w:space="0" w:color="000000"/>
+              <w:top w:val="none" w:sz="0" w:space="0" w:color="000000"/>
+              <w:left w:val="none" w:sz="0" w:space="0" w:color="000000"/>
+              <w:right w:val="none" w:sz="0" w:space="0" w:color="000000"/>
+            </w:tcBorders>
+            <w:shd w:val="clear" w:color="auto" w:fill="FFFFFF"/>
+            <w:tcMar>
+              <w:top w:w="0" w:type="dxa"/>
+              <w:bottom w:w="0" w:type="dxa"/>
+              <w:left w:w="0" w:type="dxa"/>
+              <w:right w:w="0" w:type="dxa"/>
+            </w:tcMar>
+            <w:vAlign w:val="top"/>
+          </w:tcPr>
+          <w:p>
+            <w:pPr>
+              <w:pStyle w:val="Normal"/>
+              <w:jc w:val="center"/>
+              <w:pBdr>
+                <w:bottom w:val="none" w:sz="0" w:space="0" w:color="000000"/>
+                <w:top w:val="none" w:sz="0" w:space="0" w:color="000000"/>
+                <w:left w:val="none" w:sz="0" w:space="0" w:color="000000"/>
+                <w:right w:val="none" w:sz="0" w:space="0" w:color="000000"/>
+              </w:pBdr>
+              <w:spacing w:after="100" w:before="100" w:line="240"/>
+              <w:ind w:left="100" w:right="100" w:firstLine="0" w:firstLineChars="0"/>
+              <w:rPr>
+                <w:rFonts w:ascii="Helvetica" w:hAnsi="Helvetica" w:eastAsia="Helvetica" w:cs="Helvetica"/>
+                <w:i w:val="false"/>
+                <w:b w:val="false"/>
+                <w:u w:val="none"/>
+                <w:sz w:val="22"/>
+                <w:szCs w:val="22"/>
+                <w:color w:val="000000"/>
+              </w:rPr>
+            </w:pPr>
+            <w:r>
+              <w:rPr>
+                <w:rFonts w:ascii="Helvetica" w:hAnsi="Helvetica" w:eastAsia="Helvetica" w:cs="Helvetica"/>
+                <w:i w:val="false"/>
+                <w:b w:val="false"/>
+                <w:u w:val="none"/>
+                <w:sz w:val="22"/>
+                <w:szCs w:val="22"/>
+                <w:color w:val="000000"/>
+              </w:rPr>
+              <w:t xml:space="preserve">0.890</w:t>
             </w:r>
           </w:p>
         </w:tc>
       </w:tr>
       <w:tr>
         <w:trPr>
-          <w:trHeight w:val="598" w:hRule="auto"/>
+          <w:trHeight w:val="597" w:hRule="auto"/>
         </w:trPr>
         body31
         <w:tc>
@@ -15381,60 +15381,272 @@
                 <w:szCs w:val="22"/>
                 <w:color w:val="000000"/>
               </w:rPr>
-              <w:t xml:space="preserve">1.03</w:t>
-            </w:r>
-          </w:p>
-        </w:tc>
-        <w:tc>
-          <w:tcPr>
-            <w:tcBorders>
-              <w:bottom w:val="none" w:sz="0" w:space="0" w:color="000000"/>
-              <w:top w:val="none" w:sz="0" w:space="0" w:color="000000"/>
-              <w:left w:val="none" w:sz="0" w:space="0" w:color="000000"/>
-              <w:right w:val="none" w:sz="0" w:space="0" w:color="000000"/>
-            </w:tcBorders>
-            <w:shd w:val="clear" w:color="auto" w:fill="FFFFFF"/>
-            <w:tcMar>
-              <w:top w:w="0" w:type="dxa"/>
-              <w:bottom w:w="0" w:type="dxa"/>
-              <w:left w:w="0" w:type="dxa"/>
-              <w:right w:w="0" w:type="dxa"/>
-            </w:tcMar>
-            <w:vAlign w:val="top"/>
-          </w:tcPr>
-          <w:p>
-            <w:pPr>
-              <w:pStyle w:val="Normal"/>
-              <w:jc w:val="center"/>
-              <w:pBdr>
-                <w:bottom w:val="none" w:sz="0" w:space="0" w:color="000000"/>
-                <w:top w:val="none" w:sz="0" w:space="0" w:color="000000"/>
-                <w:left w:val="none" w:sz="0" w:space="0" w:color="000000"/>
-                <w:right w:val="none" w:sz="0" w:space="0" w:color="000000"/>
-              </w:pBdr>
-              <w:spacing w:after="100" w:before="100" w:line="240"/>
-              <w:ind w:left="100" w:right="100" w:firstLine="0" w:firstLineChars="0"/>
-              <w:rPr>
-                <w:rFonts w:ascii="Helvetica" w:hAnsi="Helvetica" w:eastAsia="Helvetica" w:cs="Helvetica"/>
-                <w:i w:val="false"/>
-                <w:b w:val="false"/>
-                <w:u w:val="none"/>
-                <w:sz w:val="22"/>
-                <w:szCs w:val="22"/>
-                <w:color w:val="000000"/>
-              </w:rPr>
-            </w:pPr>
-            <w:r>
-              <w:rPr>
-                <w:rFonts w:ascii="Helvetica" w:hAnsi="Helvetica" w:eastAsia="Helvetica" w:cs="Helvetica"/>
-                <w:i w:val="false"/>
-                <w:b w:val="false"/>
-                <w:u w:val="none"/>
-                <w:sz w:val="22"/>
-                <w:szCs w:val="22"/>
-                <w:color w:val="000000"/>
-              </w:rPr>
-              <w:t xml:space="preserve">0.99, 1.06</w:t>
+              <w:t xml:space="preserve">1.02</w:t>
+            </w:r>
+          </w:p>
+        </w:tc>
+        <w:tc>
+          <w:tcPr>
+            <w:tcBorders>
+              <w:bottom w:val="none" w:sz="0" w:space="0" w:color="000000"/>
+              <w:top w:val="none" w:sz="0" w:space="0" w:color="000000"/>
+              <w:left w:val="none" w:sz="0" w:space="0" w:color="000000"/>
+              <w:right w:val="none" w:sz="0" w:space="0" w:color="000000"/>
+            </w:tcBorders>
+            <w:shd w:val="clear" w:color="auto" w:fill="FFFFFF"/>
+            <w:tcMar>
+              <w:top w:w="0" w:type="dxa"/>
+              <w:bottom w:w="0" w:type="dxa"/>
+              <w:left w:w="0" w:type="dxa"/>
+              <w:right w:w="0" w:type="dxa"/>
+            </w:tcMar>
+            <w:vAlign w:val="top"/>
+          </w:tcPr>
+          <w:p>
+            <w:pPr>
+              <w:pStyle w:val="Normal"/>
+              <w:jc w:val="center"/>
+              <w:pBdr>
+                <w:bottom w:val="none" w:sz="0" w:space="0" w:color="000000"/>
+                <w:top w:val="none" w:sz="0" w:space="0" w:color="000000"/>
+                <w:left w:val="none" w:sz="0" w:space="0" w:color="000000"/>
+                <w:right w:val="none" w:sz="0" w:space="0" w:color="000000"/>
+              </w:pBdr>
+              <w:spacing w:after="100" w:before="100" w:line="240"/>
+              <w:ind w:left="100" w:right="100" w:firstLine="0" w:firstLineChars="0"/>
+              <w:rPr>
+                <w:rFonts w:ascii="Helvetica" w:hAnsi="Helvetica" w:eastAsia="Helvetica" w:cs="Helvetica"/>
+                <w:i w:val="false"/>
+                <w:b w:val="false"/>
+                <w:u w:val="none"/>
+                <w:sz w:val="22"/>
+                <w:szCs w:val="22"/>
+                <w:color w:val="000000"/>
+              </w:rPr>
+            </w:pPr>
+            <w:r>
+              <w:rPr>
+                <w:rFonts w:ascii="Helvetica" w:hAnsi="Helvetica" w:eastAsia="Helvetica" w:cs="Helvetica"/>
+                <w:i w:val="false"/>
+                <w:b w:val="false"/>
+                <w:u w:val="none"/>
+                <w:sz w:val="22"/>
+                <w:szCs w:val="22"/>
+                <w:color w:val="000000"/>
+              </w:rPr>
+              <w:t xml:space="preserve">0.99, 1.05</w:t>
+            </w:r>
+          </w:p>
+        </w:tc>
+        <w:tc>
+          <w:tcPr>
+            <w:tcBorders>
+              <w:bottom w:val="none" w:sz="0" w:space="0" w:color="000000"/>
+              <w:top w:val="none" w:sz="0" w:space="0" w:color="000000"/>
+              <w:left w:val="none" w:sz="0" w:space="0" w:color="000000"/>
+              <w:right w:val="none" w:sz="0" w:space="0" w:color="000000"/>
+            </w:tcBorders>
+            <w:shd w:val="clear" w:color="auto" w:fill="FFFFFF"/>
+            <w:tcMar>
+              <w:top w:w="0" w:type="dxa"/>
+              <w:bottom w:w="0" w:type="dxa"/>
+              <w:left w:w="0" w:type="dxa"/>
+              <w:right w:w="0" w:type="dxa"/>
+            </w:tcMar>
+            <w:vAlign w:val="top"/>
+          </w:tcPr>
+          <w:p>
+            <w:pPr>
+              <w:pStyle w:val="Normal"/>
+              <w:jc w:val="center"/>
+              <w:pBdr>
+                <w:bottom w:val="none" w:sz="0" w:space="0" w:color="000000"/>
+                <w:top w:val="none" w:sz="0" w:space="0" w:color="000000"/>
+                <w:left w:val="none" w:sz="0" w:space="0" w:color="000000"/>
+                <w:right w:val="none" w:sz="0" w:space="0" w:color="000000"/>
+              </w:pBdr>
+              <w:spacing w:after="100" w:before="100" w:line="240"/>
+              <w:ind w:left="100" w:right="100" w:firstLine="0" w:firstLineChars="0"/>
+              <w:rPr>
+                <w:rFonts w:ascii="Helvetica" w:hAnsi="Helvetica" w:eastAsia="Helvetica" w:cs="Helvetica"/>
+                <w:i w:val="false"/>
+                <w:b w:val="false"/>
+                <w:u w:val="none"/>
+                <w:sz w:val="22"/>
+                <w:szCs w:val="22"/>
+                <w:color w:val="000000"/>
+              </w:rPr>
+            </w:pPr>
+            <w:r>
+              <w:rPr>
+                <w:rFonts w:ascii="Helvetica" w:hAnsi="Helvetica" w:eastAsia="Helvetica" w:cs="Helvetica"/>
+                <w:i w:val="false"/>
+                <w:b w:val="false"/>
+                <w:u w:val="none"/>
+                <w:sz w:val="22"/>
+                <w:szCs w:val="22"/>
+                <w:color w:val="000000"/>
+              </w:rPr>
+              <w:t xml:space="preserve">0.200</w:t>
+            </w:r>
+          </w:p>
+        </w:tc>
+        <w:tc>
+          <w:tcPr>
+            <w:tcBorders>
+              <w:bottom w:val="none" w:sz="0" w:space="0" w:color="000000"/>
+              <w:top w:val="none" w:sz="0" w:space="0" w:color="000000"/>
+              <w:left w:val="none" w:sz="0" w:space="0" w:color="000000"/>
+              <w:right w:val="none" w:sz="0" w:space="0" w:color="000000"/>
+            </w:tcBorders>
+            <w:shd w:val="clear" w:color="auto" w:fill="FFFFFF"/>
+            <w:tcMar>
+              <w:top w:w="0" w:type="dxa"/>
+              <w:bottom w:w="0" w:type="dxa"/>
+              <w:left w:w="0" w:type="dxa"/>
+              <w:right w:w="0" w:type="dxa"/>
+            </w:tcMar>
+            <w:vAlign w:val="top"/>
+          </w:tcPr>
+          <w:p>
+            <w:pPr>
+              <w:pStyle w:val="Normal"/>
+              <w:jc w:val="center"/>
+              <w:pBdr>
+                <w:bottom w:val="none" w:sz="0" w:space="0" w:color="000000"/>
+                <w:top w:val="none" w:sz="0" w:space="0" w:color="000000"/>
+                <w:left w:val="none" w:sz="0" w:space="0" w:color="000000"/>
+                <w:right w:val="none" w:sz="0" w:space="0" w:color="000000"/>
+              </w:pBdr>
+              <w:spacing w:after="100" w:before="100" w:line="240"/>
+              <w:ind w:left="100" w:right="100" w:firstLine="0" w:firstLineChars="0"/>
+              <w:rPr>
+                <w:rFonts w:ascii="Helvetica" w:hAnsi="Helvetica" w:eastAsia="Helvetica" w:cs="Helvetica"/>
+                <w:i w:val="false"/>
+                <w:b w:val="false"/>
+                <w:u w:val="none"/>
+                <w:sz w:val="22"/>
+                <w:szCs w:val="22"/>
+                <w:color w:val="000000"/>
+              </w:rPr>
+            </w:pPr>
+            <w:r>
+              <w:rPr>
+                <w:rFonts w:ascii="Helvetica" w:hAnsi="Helvetica" w:eastAsia="Helvetica" w:cs="Helvetica"/>
+                <w:i w:val="false"/>
+                <w:b w:val="false"/>
+                <w:u w:val="none"/>
+                <w:sz w:val="22"/>
+                <w:szCs w:val="22"/>
+                <w:color w:val="000000"/>
+              </w:rPr>
+              <w:t xml:space="preserve">943</w:t>
+            </w:r>
+          </w:p>
+        </w:tc>
+        <w:tc>
+          <w:tcPr>
+            <w:tcBorders>
+              <w:bottom w:val="none" w:sz="0" w:space="0" w:color="000000"/>
+              <w:top w:val="none" w:sz="0" w:space="0" w:color="000000"/>
+              <w:left w:val="none" w:sz="0" w:space="0" w:color="000000"/>
+              <w:right w:val="none" w:sz="0" w:space="0" w:color="000000"/>
+            </w:tcBorders>
+            <w:shd w:val="clear" w:color="auto" w:fill="FFFFFF"/>
+            <w:tcMar>
+              <w:top w:w="0" w:type="dxa"/>
+              <w:bottom w:w="0" w:type="dxa"/>
+              <w:left w:w="0" w:type="dxa"/>
+              <w:right w:w="0" w:type="dxa"/>
+            </w:tcMar>
+            <w:vAlign w:val="top"/>
+          </w:tcPr>
+          <w:p>
+            <w:pPr>
+              <w:pStyle w:val="Normal"/>
+              <w:jc w:val="center"/>
+              <w:pBdr>
+                <w:bottom w:val="none" w:sz="0" w:space="0" w:color="000000"/>
+                <w:top w:val="none" w:sz="0" w:space="0" w:color="000000"/>
+                <w:left w:val="none" w:sz="0" w:space="0" w:color="000000"/>
+                <w:right w:val="none" w:sz="0" w:space="0" w:color="000000"/>
+              </w:pBdr>
+              <w:spacing w:after="100" w:before="100" w:line="240"/>
+              <w:ind w:left="100" w:right="100" w:firstLine="0" w:firstLineChars="0"/>
+              <w:rPr>
+                <w:rFonts w:ascii="Helvetica" w:hAnsi="Helvetica" w:eastAsia="Helvetica" w:cs="Helvetica"/>
+                <w:i w:val="false"/>
+                <w:b w:val="false"/>
+                <w:u w:val="none"/>
+                <w:sz w:val="22"/>
+                <w:szCs w:val="22"/>
+                <w:color w:val="000000"/>
+              </w:rPr>
+            </w:pPr>
+            <w:r>
+              <w:rPr>
+                <w:rFonts w:ascii="Helvetica" w:hAnsi="Helvetica" w:eastAsia="Helvetica" w:cs="Helvetica"/>
+                <w:i w:val="false"/>
+                <w:b w:val="false"/>
+                <w:u w:val="none"/>
+                <w:sz w:val="22"/>
+                <w:szCs w:val="22"/>
+                <w:color w:val="000000"/>
+              </w:rPr>
+              <w:t xml:space="preserve">1.04</w:t>
+            </w:r>
+          </w:p>
+        </w:tc>
+        <w:tc>
+          <w:tcPr>
+            <w:tcBorders>
+              <w:bottom w:val="none" w:sz="0" w:space="0" w:color="000000"/>
+              <w:top w:val="none" w:sz="0" w:space="0" w:color="000000"/>
+              <w:left w:val="none" w:sz="0" w:space="0" w:color="000000"/>
+              <w:right w:val="none" w:sz="0" w:space="0" w:color="000000"/>
+            </w:tcBorders>
+            <w:shd w:val="clear" w:color="auto" w:fill="FFFFFF"/>
+            <w:tcMar>
+              <w:top w:w="0" w:type="dxa"/>
+              <w:bottom w:w="0" w:type="dxa"/>
+              <w:left w:w="0" w:type="dxa"/>
+              <w:right w:w="0" w:type="dxa"/>
+            </w:tcMar>
+            <w:vAlign w:val="top"/>
+          </w:tcPr>
+          <w:p>
+            <w:pPr>
+              <w:pStyle w:val="Normal"/>
+              <w:jc w:val="center"/>
+              <w:pBdr>
+                <w:bottom w:val="none" w:sz="0" w:space="0" w:color="000000"/>
+                <w:top w:val="none" w:sz="0" w:space="0" w:color="000000"/>
+                <w:left w:val="none" w:sz="0" w:space="0" w:color="000000"/>
+                <w:right w:val="none" w:sz="0" w:space="0" w:color="000000"/>
+              </w:pBdr>
+              <w:spacing w:after="100" w:before="100" w:line="240"/>
+              <w:ind w:left="100" w:right="100" w:firstLine="0" w:firstLineChars="0"/>
+              <w:rPr>
+                <w:rFonts w:ascii="Helvetica" w:hAnsi="Helvetica" w:eastAsia="Helvetica" w:cs="Helvetica"/>
+                <w:i w:val="false"/>
+                <w:b w:val="false"/>
+                <w:u w:val="none"/>
+                <w:sz w:val="22"/>
+                <w:szCs w:val="22"/>
+                <w:color w:val="000000"/>
+              </w:rPr>
+            </w:pPr>
+            <w:r>
+              <w:rPr>
+                <w:rFonts w:ascii="Helvetica" w:hAnsi="Helvetica" w:eastAsia="Helvetica" w:cs="Helvetica"/>
+                <w:i w:val="false"/>
+                <w:b w:val="false"/>
+                <w:u w:val="none"/>
+                <w:sz w:val="22"/>
+                <w:szCs w:val="22"/>
+                <w:color w:val="000000"/>
+              </w:rPr>
+              <w:t xml:space="preserve">0.99, 1.09</w:t>
             </w:r>
           </w:p>
         </w:tc>
@@ -15488,218 +15700,6 @@
                 <w:color w:val="000000"/>
               </w:rPr>
               <w:t xml:space="preserve">0.110</w:t>
-            </w:r>
-          </w:p>
-        </w:tc>
-        <w:tc>
-          <w:tcPr>
-            <w:tcBorders>
-              <w:bottom w:val="none" w:sz="0" w:space="0" w:color="000000"/>
-              <w:top w:val="none" w:sz="0" w:space="0" w:color="000000"/>
-              <w:left w:val="none" w:sz="0" w:space="0" w:color="000000"/>
-              <w:right w:val="none" w:sz="0" w:space="0" w:color="000000"/>
-            </w:tcBorders>
-            <w:shd w:val="clear" w:color="auto" w:fill="FFFFFF"/>
-            <w:tcMar>
-              <w:top w:w="0" w:type="dxa"/>
-              <w:bottom w:w="0" w:type="dxa"/>
-              <w:left w:w="0" w:type="dxa"/>
-              <w:right w:w="0" w:type="dxa"/>
-            </w:tcMar>
-            <w:vAlign w:val="top"/>
-          </w:tcPr>
-          <w:p>
-            <w:pPr>
-              <w:pStyle w:val="Normal"/>
-              <w:jc w:val="center"/>
-              <w:pBdr>
-                <w:bottom w:val="none" w:sz="0" w:space="0" w:color="000000"/>
-                <w:top w:val="none" w:sz="0" w:space="0" w:color="000000"/>
-                <w:left w:val="none" w:sz="0" w:space="0" w:color="000000"/>
-                <w:right w:val="none" w:sz="0" w:space="0" w:color="000000"/>
-              </w:pBdr>
-              <w:spacing w:after="100" w:before="100" w:line="240"/>
-              <w:ind w:left="100" w:right="100" w:firstLine="0" w:firstLineChars="0"/>
-              <w:rPr>
-                <w:rFonts w:ascii="Helvetica" w:hAnsi="Helvetica" w:eastAsia="Helvetica" w:cs="Helvetica"/>
-                <w:i w:val="false"/>
-                <w:b w:val="false"/>
-                <w:u w:val="none"/>
-                <w:sz w:val="22"/>
-                <w:szCs w:val="22"/>
-                <w:color w:val="000000"/>
-              </w:rPr>
-            </w:pPr>
-            <w:r>
-              <w:rPr>
-                <w:rFonts w:ascii="Helvetica" w:hAnsi="Helvetica" w:eastAsia="Helvetica" w:cs="Helvetica"/>
-                <w:i w:val="false"/>
-                <w:b w:val="false"/>
-                <w:u w:val="none"/>
-                <w:sz w:val="22"/>
-                <w:szCs w:val="22"/>
-                <w:color w:val="000000"/>
-              </w:rPr>
-              <w:t xml:space="preserve">943</w:t>
-            </w:r>
-          </w:p>
-        </w:tc>
-        <w:tc>
-          <w:tcPr>
-            <w:tcBorders>
-              <w:bottom w:val="none" w:sz="0" w:space="0" w:color="000000"/>
-              <w:top w:val="none" w:sz="0" w:space="0" w:color="000000"/>
-              <w:left w:val="none" w:sz="0" w:space="0" w:color="000000"/>
-              <w:right w:val="none" w:sz="0" w:space="0" w:color="000000"/>
-            </w:tcBorders>
-            <w:shd w:val="clear" w:color="auto" w:fill="FFFFFF"/>
-            <w:tcMar>
-              <w:top w:w="0" w:type="dxa"/>
-              <w:bottom w:w="0" w:type="dxa"/>
-              <w:left w:w="0" w:type="dxa"/>
-              <w:right w:w="0" w:type="dxa"/>
-            </w:tcMar>
-            <w:vAlign w:val="top"/>
-          </w:tcPr>
-          <w:p>
-            <w:pPr>
-              <w:pStyle w:val="Normal"/>
-              <w:jc w:val="center"/>
-              <w:pBdr>
-                <w:bottom w:val="none" w:sz="0" w:space="0" w:color="000000"/>
-                <w:top w:val="none" w:sz="0" w:space="0" w:color="000000"/>
-                <w:left w:val="none" w:sz="0" w:space="0" w:color="000000"/>
-                <w:right w:val="none" w:sz="0" w:space="0" w:color="000000"/>
-              </w:pBdr>
-              <w:spacing w:after="100" w:before="100" w:line="240"/>
-              <w:ind w:left="100" w:right="100" w:firstLine="0" w:firstLineChars="0"/>
-              <w:rPr>
-                <w:rFonts w:ascii="Helvetica" w:hAnsi="Helvetica" w:eastAsia="Helvetica" w:cs="Helvetica"/>
-                <w:i w:val="false"/>
-                <w:b w:val="false"/>
-                <w:u w:val="none"/>
-                <w:sz w:val="22"/>
-                <w:szCs w:val="22"/>
-                <w:color w:val="000000"/>
-              </w:rPr>
-            </w:pPr>
-            <w:r>
-              <w:rPr>
-                <w:rFonts w:ascii="Helvetica" w:hAnsi="Helvetica" w:eastAsia="Helvetica" w:cs="Helvetica"/>
-                <w:i w:val="false"/>
-                <w:b w:val="false"/>
-                <w:u w:val="none"/>
-                <w:sz w:val="22"/>
-                <w:szCs w:val="22"/>
-                <w:color w:val="000000"/>
-              </w:rPr>
-              <w:t xml:space="preserve">1.05</w:t>
-            </w:r>
-          </w:p>
-        </w:tc>
-        <w:tc>
-          <w:tcPr>
-            <w:tcBorders>
-              <w:bottom w:val="none" w:sz="0" w:space="0" w:color="000000"/>
-              <w:top w:val="none" w:sz="0" w:space="0" w:color="000000"/>
-              <w:left w:val="none" w:sz="0" w:space="0" w:color="000000"/>
-              <w:right w:val="none" w:sz="0" w:space="0" w:color="000000"/>
-            </w:tcBorders>
-            <w:shd w:val="clear" w:color="auto" w:fill="FFFFFF"/>
-            <w:tcMar>
-              <w:top w:w="0" w:type="dxa"/>
-              <w:bottom w:w="0" w:type="dxa"/>
-              <w:left w:w="0" w:type="dxa"/>
-              <w:right w:w="0" w:type="dxa"/>
-            </w:tcMar>
-            <w:vAlign w:val="top"/>
-          </w:tcPr>
-          <w:p>
-            <w:pPr>
-              <w:pStyle w:val="Normal"/>
-              <w:jc w:val="center"/>
-              <w:pBdr>
-                <w:bottom w:val="none" w:sz="0" w:space="0" w:color="000000"/>
-                <w:top w:val="none" w:sz="0" w:space="0" w:color="000000"/>
-                <w:left w:val="none" w:sz="0" w:space="0" w:color="000000"/>
-                <w:right w:val="none" w:sz="0" w:space="0" w:color="000000"/>
-              </w:pBdr>
-              <w:spacing w:after="100" w:before="100" w:line="240"/>
-              <w:ind w:left="100" w:right="100" w:firstLine="0" w:firstLineChars="0"/>
-              <w:rPr>
-                <w:rFonts w:ascii="Helvetica" w:hAnsi="Helvetica" w:eastAsia="Helvetica" w:cs="Helvetica"/>
-                <w:i w:val="false"/>
-                <w:b w:val="false"/>
-                <w:u w:val="none"/>
-                <w:sz w:val="22"/>
-                <w:szCs w:val="22"/>
-                <w:color w:val="000000"/>
-              </w:rPr>
-            </w:pPr>
-            <w:r>
-              <w:rPr>
-                <w:rFonts w:ascii="Helvetica" w:hAnsi="Helvetica" w:eastAsia="Helvetica" w:cs="Helvetica"/>
-                <w:i w:val="false"/>
-                <w:b w:val="false"/>
-                <w:u w:val="none"/>
-                <w:sz w:val="22"/>
-                <w:szCs w:val="22"/>
-                <w:color w:val="000000"/>
-              </w:rPr>
-              <w:t xml:space="preserve">1.00, 1.11</w:t>
-            </w:r>
-          </w:p>
-        </w:tc>
-        <w:tc>
-          <w:tcPr>
-            <w:tcBorders>
-              <w:bottom w:val="none" w:sz="0" w:space="0" w:color="000000"/>
-              <w:top w:val="none" w:sz="0" w:space="0" w:color="000000"/>
-              <w:left w:val="none" w:sz="0" w:space="0" w:color="000000"/>
-              <w:right w:val="none" w:sz="0" w:space="0" w:color="000000"/>
-            </w:tcBorders>
-            <w:shd w:val="clear" w:color="auto" w:fill="FFFFFF"/>
-            <w:tcMar>
-              <w:top w:w="0" w:type="dxa"/>
-              <w:bottom w:w="0" w:type="dxa"/>
-              <w:left w:w="0" w:type="dxa"/>
-              <w:right w:w="0" w:type="dxa"/>
-            </w:tcMar>
-            <w:vAlign w:val="top"/>
-          </w:tcPr>
-          <w:p>
-            <w:pPr>
-              <w:pStyle w:val="Normal"/>
-              <w:jc w:val="center"/>
-              <w:pBdr>
-                <w:bottom w:val="none" w:sz="0" w:space="0" w:color="000000"/>
-                <w:top w:val="none" w:sz="0" w:space="0" w:color="000000"/>
-                <w:left w:val="none" w:sz="0" w:space="0" w:color="000000"/>
-                <w:right w:val="none" w:sz="0" w:space="0" w:color="000000"/>
-              </w:pBdr>
-              <w:spacing w:after="100" w:before="100" w:line="240"/>
-              <w:ind w:left="100" w:right="100" w:firstLine="0" w:firstLineChars="0"/>
-              <w:rPr>
-                <w:rFonts w:ascii="Helvetica" w:hAnsi="Helvetica" w:eastAsia="Helvetica" w:cs="Helvetica"/>
-                <w:i w:val="false"/>
-                <w:b w:val="false"/>
-                <w:u w:val="none"/>
-                <w:sz w:val="22"/>
-                <w:szCs w:val="22"/>
-                <w:color w:val="000000"/>
-              </w:rPr>
-            </w:pPr>
-            <w:r>
-              <w:rPr>
-                <w:rFonts w:ascii="Helvetica" w:hAnsi="Helvetica" w:eastAsia="Helvetica" w:cs="Helvetica"/>
-                <w:i w:val="false"/>
-                <w:b w:val="false"/>
-                <w:u w:val="none"/>
-                <w:sz w:val="22"/>
-                <w:szCs w:val="22"/>
-                <w:color w:val="000000"/>
-              </w:rPr>
-              <w:t xml:space="preserve">0.044</w:t>
             </w:r>
           </w:p>
         </w:tc>
@@ -15864,60 +15864,272 @@
                 <w:szCs w:val="22"/>
                 <w:color w:val="000000"/>
               </w:rPr>
-              <w:t xml:space="preserve">1.30</w:t>
-            </w:r>
-          </w:p>
-        </w:tc>
-        <w:tc>
-          <w:tcPr>
-            <w:tcBorders>
-              <w:bottom w:val="none" w:sz="0" w:space="0" w:color="000000"/>
-              <w:top w:val="none" w:sz="0" w:space="0" w:color="000000"/>
-              <w:left w:val="none" w:sz="0" w:space="0" w:color="000000"/>
-              <w:right w:val="none" w:sz="0" w:space="0" w:color="000000"/>
-            </w:tcBorders>
-            <w:shd w:val="clear" w:color="auto" w:fill="FFFFFF"/>
-            <w:tcMar>
-              <w:top w:w="0" w:type="dxa"/>
-              <w:bottom w:w="0" w:type="dxa"/>
-              <w:left w:w="0" w:type="dxa"/>
-              <w:right w:w="0" w:type="dxa"/>
-            </w:tcMar>
-            <w:vAlign w:val="top"/>
-          </w:tcPr>
-          <w:p>
-            <w:pPr>
-              <w:pStyle w:val="Normal"/>
-              <w:jc w:val="center"/>
-              <w:pBdr>
-                <w:bottom w:val="none" w:sz="0" w:space="0" w:color="000000"/>
-                <w:top w:val="none" w:sz="0" w:space="0" w:color="000000"/>
-                <w:left w:val="none" w:sz="0" w:space="0" w:color="000000"/>
-                <w:right w:val="none" w:sz="0" w:space="0" w:color="000000"/>
-              </w:pBdr>
-              <w:spacing w:after="100" w:before="100" w:line="240"/>
-              <w:ind w:left="100" w:right="100" w:firstLine="0" w:firstLineChars="0"/>
-              <w:rPr>
-                <w:rFonts w:ascii="Helvetica" w:hAnsi="Helvetica" w:eastAsia="Helvetica" w:cs="Helvetica"/>
-                <w:i w:val="false"/>
-                <w:b w:val="false"/>
-                <w:u w:val="none"/>
-                <w:sz w:val="22"/>
-                <w:szCs w:val="22"/>
-                <w:color w:val="000000"/>
-              </w:rPr>
-            </w:pPr>
-            <w:r>
-              <w:rPr>
-                <w:rFonts w:ascii="Helvetica" w:hAnsi="Helvetica" w:eastAsia="Helvetica" w:cs="Helvetica"/>
-                <w:i w:val="false"/>
-                <w:b w:val="false"/>
-                <w:u w:val="none"/>
-                <w:sz w:val="22"/>
-                <w:szCs w:val="22"/>
-                <w:color w:val="000000"/>
-              </w:rPr>
-              <w:t xml:space="preserve">0.81, 2.07</w:t>
+              <w:t xml:space="preserve">1.28</w:t>
+            </w:r>
+          </w:p>
+        </w:tc>
+        <w:tc>
+          <w:tcPr>
+            <w:tcBorders>
+              <w:bottom w:val="none" w:sz="0" w:space="0" w:color="000000"/>
+              <w:top w:val="none" w:sz="0" w:space="0" w:color="000000"/>
+              <w:left w:val="none" w:sz="0" w:space="0" w:color="000000"/>
+              <w:right w:val="none" w:sz="0" w:space="0" w:color="000000"/>
+            </w:tcBorders>
+            <w:shd w:val="clear" w:color="auto" w:fill="FFFFFF"/>
+            <w:tcMar>
+              <w:top w:w="0" w:type="dxa"/>
+              <w:bottom w:w="0" w:type="dxa"/>
+              <w:left w:w="0" w:type="dxa"/>
+              <w:right w:w="0" w:type="dxa"/>
+            </w:tcMar>
+            <w:vAlign w:val="top"/>
+          </w:tcPr>
+          <w:p>
+            <w:pPr>
+              <w:pStyle w:val="Normal"/>
+              <w:jc w:val="center"/>
+              <w:pBdr>
+                <w:bottom w:val="none" w:sz="0" w:space="0" w:color="000000"/>
+                <w:top w:val="none" w:sz="0" w:space="0" w:color="000000"/>
+                <w:left w:val="none" w:sz="0" w:space="0" w:color="000000"/>
+                <w:right w:val="none" w:sz="0" w:space="0" w:color="000000"/>
+              </w:pBdr>
+              <w:spacing w:after="100" w:before="100" w:line="240"/>
+              <w:ind w:left="100" w:right="100" w:firstLine="0" w:firstLineChars="0"/>
+              <w:rPr>
+                <w:rFonts w:ascii="Helvetica" w:hAnsi="Helvetica" w:eastAsia="Helvetica" w:cs="Helvetica"/>
+                <w:i w:val="false"/>
+                <w:b w:val="false"/>
+                <w:u w:val="none"/>
+                <w:sz w:val="22"/>
+                <w:szCs w:val="22"/>
+                <w:color w:val="000000"/>
+              </w:rPr>
+            </w:pPr>
+            <w:r>
+              <w:rPr>
+                <w:rFonts w:ascii="Helvetica" w:hAnsi="Helvetica" w:eastAsia="Helvetica" w:cs="Helvetica"/>
+                <w:i w:val="false"/>
+                <w:b w:val="false"/>
+                <w:u w:val="none"/>
+                <w:sz w:val="22"/>
+                <w:szCs w:val="22"/>
+                <w:color w:val="000000"/>
+              </w:rPr>
+              <w:t xml:space="preserve">0.82, 1.99</w:t>
+            </w:r>
+          </w:p>
+        </w:tc>
+        <w:tc>
+          <w:tcPr>
+            <w:tcBorders>
+              <w:bottom w:val="none" w:sz="0" w:space="0" w:color="000000"/>
+              <w:top w:val="none" w:sz="0" w:space="0" w:color="000000"/>
+              <w:left w:val="none" w:sz="0" w:space="0" w:color="000000"/>
+              <w:right w:val="none" w:sz="0" w:space="0" w:color="000000"/>
+            </w:tcBorders>
+            <w:shd w:val="clear" w:color="auto" w:fill="FFFFFF"/>
+            <w:tcMar>
+              <w:top w:w="0" w:type="dxa"/>
+              <w:bottom w:w="0" w:type="dxa"/>
+              <w:left w:w="0" w:type="dxa"/>
+              <w:right w:w="0" w:type="dxa"/>
+            </w:tcMar>
+            <w:vAlign w:val="top"/>
+          </w:tcPr>
+          <w:p>
+            <w:pPr>
+              <w:pStyle w:val="Normal"/>
+              <w:jc w:val="center"/>
+              <w:pBdr>
+                <w:bottom w:val="none" w:sz="0" w:space="0" w:color="000000"/>
+                <w:top w:val="none" w:sz="0" w:space="0" w:color="000000"/>
+                <w:left w:val="none" w:sz="0" w:space="0" w:color="000000"/>
+                <w:right w:val="none" w:sz="0" w:space="0" w:color="000000"/>
+              </w:pBdr>
+              <w:spacing w:after="100" w:before="100" w:line="240"/>
+              <w:ind w:left="100" w:right="100" w:firstLine="0" w:firstLineChars="0"/>
+              <w:rPr>
+                <w:rFonts w:ascii="Helvetica" w:hAnsi="Helvetica" w:eastAsia="Helvetica" w:cs="Helvetica"/>
+                <w:i w:val="false"/>
+                <w:b w:val="false"/>
+                <w:u w:val="none"/>
+                <w:sz w:val="22"/>
+                <w:szCs w:val="22"/>
+                <w:color w:val="000000"/>
+              </w:rPr>
+            </w:pPr>
+            <w:r>
+              <w:rPr>
+                <w:rFonts w:ascii="Helvetica" w:hAnsi="Helvetica" w:eastAsia="Helvetica" w:cs="Helvetica"/>
+                <w:i w:val="false"/>
+                <w:b w:val="false"/>
+                <w:u w:val="none"/>
+                <w:sz w:val="22"/>
+                <w:szCs w:val="22"/>
+                <w:color w:val="000000"/>
+              </w:rPr>
+              <w:t xml:space="preserve">0.270</w:t>
+            </w:r>
+          </w:p>
+        </w:tc>
+        <w:tc>
+          <w:tcPr>
+            <w:tcBorders>
+              <w:bottom w:val="none" w:sz="0" w:space="0" w:color="000000"/>
+              <w:top w:val="none" w:sz="0" w:space="0" w:color="000000"/>
+              <w:left w:val="none" w:sz="0" w:space="0" w:color="000000"/>
+              <w:right w:val="none" w:sz="0" w:space="0" w:color="000000"/>
+            </w:tcBorders>
+            <w:shd w:val="clear" w:color="auto" w:fill="FFFFFF"/>
+            <w:tcMar>
+              <w:top w:w="0" w:type="dxa"/>
+              <w:bottom w:w="0" w:type="dxa"/>
+              <w:left w:w="0" w:type="dxa"/>
+              <w:right w:w="0" w:type="dxa"/>
+            </w:tcMar>
+            <w:vAlign w:val="top"/>
+          </w:tcPr>
+          <w:p>
+            <w:pPr>
+              <w:pStyle w:val="Normal"/>
+              <w:jc w:val="center"/>
+              <w:pBdr>
+                <w:bottom w:val="none" w:sz="0" w:space="0" w:color="000000"/>
+                <w:top w:val="none" w:sz="0" w:space="0" w:color="000000"/>
+                <w:left w:val="none" w:sz="0" w:space="0" w:color="000000"/>
+                <w:right w:val="none" w:sz="0" w:space="0" w:color="000000"/>
+              </w:pBdr>
+              <w:spacing w:after="100" w:before="100" w:line="240"/>
+              <w:ind w:left="100" w:right="100" w:firstLine="0" w:firstLineChars="0"/>
+              <w:rPr>
+                <w:rFonts w:ascii="Helvetica" w:hAnsi="Helvetica" w:eastAsia="Helvetica" w:cs="Helvetica"/>
+                <w:i w:val="false"/>
+                <w:b w:val="false"/>
+                <w:u w:val="none"/>
+                <w:sz w:val="22"/>
+                <w:szCs w:val="22"/>
+                <w:color w:val="000000"/>
+              </w:rPr>
+            </w:pPr>
+            <w:r>
+              <w:rPr>
+                <w:rFonts w:ascii="Helvetica" w:hAnsi="Helvetica" w:eastAsia="Helvetica" w:cs="Helvetica"/>
+                <w:i w:val="false"/>
+                <w:b w:val="false"/>
+                <w:u w:val="none"/>
+                <w:sz w:val="22"/>
+                <w:szCs w:val="22"/>
+                <w:color w:val="000000"/>
+              </w:rPr>
+              <w:t xml:space="preserve">943</w:t>
+            </w:r>
+          </w:p>
+        </w:tc>
+        <w:tc>
+          <w:tcPr>
+            <w:tcBorders>
+              <w:bottom w:val="none" w:sz="0" w:space="0" w:color="000000"/>
+              <w:top w:val="none" w:sz="0" w:space="0" w:color="000000"/>
+              <w:left w:val="none" w:sz="0" w:space="0" w:color="000000"/>
+              <w:right w:val="none" w:sz="0" w:space="0" w:color="000000"/>
+            </w:tcBorders>
+            <w:shd w:val="clear" w:color="auto" w:fill="FFFFFF"/>
+            <w:tcMar>
+              <w:top w:w="0" w:type="dxa"/>
+              <w:bottom w:w="0" w:type="dxa"/>
+              <w:left w:w="0" w:type="dxa"/>
+              <w:right w:w="0" w:type="dxa"/>
+            </w:tcMar>
+            <w:vAlign w:val="top"/>
+          </w:tcPr>
+          <w:p>
+            <w:pPr>
+              <w:pStyle w:val="Normal"/>
+              <w:jc w:val="center"/>
+              <w:pBdr>
+                <w:bottom w:val="none" w:sz="0" w:space="0" w:color="000000"/>
+                <w:top w:val="none" w:sz="0" w:space="0" w:color="000000"/>
+                <w:left w:val="none" w:sz="0" w:space="0" w:color="000000"/>
+                <w:right w:val="none" w:sz="0" w:space="0" w:color="000000"/>
+              </w:pBdr>
+              <w:spacing w:after="100" w:before="100" w:line="240"/>
+              <w:ind w:left="100" w:right="100" w:firstLine="0" w:firstLineChars="0"/>
+              <w:rPr>
+                <w:rFonts w:ascii="Helvetica" w:hAnsi="Helvetica" w:eastAsia="Helvetica" w:cs="Helvetica"/>
+                <w:i w:val="false"/>
+                <w:b w:val="false"/>
+                <w:u w:val="none"/>
+                <w:sz w:val="22"/>
+                <w:szCs w:val="22"/>
+                <w:color w:val="000000"/>
+              </w:rPr>
+            </w:pPr>
+            <w:r>
+              <w:rPr>
+                <w:rFonts w:ascii="Helvetica" w:hAnsi="Helvetica" w:eastAsia="Helvetica" w:cs="Helvetica"/>
+                <w:i w:val="false"/>
+                <w:b w:val="false"/>
+                <w:u w:val="none"/>
+                <w:sz w:val="22"/>
+                <w:szCs w:val="22"/>
+                <w:color w:val="000000"/>
+              </w:rPr>
+              <w:t xml:space="preserve">0.78</w:t>
+            </w:r>
+          </w:p>
+        </w:tc>
+        <w:tc>
+          <w:tcPr>
+            <w:tcBorders>
+              <w:bottom w:val="none" w:sz="0" w:space="0" w:color="000000"/>
+              <w:top w:val="none" w:sz="0" w:space="0" w:color="000000"/>
+              <w:left w:val="none" w:sz="0" w:space="0" w:color="000000"/>
+              <w:right w:val="none" w:sz="0" w:space="0" w:color="000000"/>
+            </w:tcBorders>
+            <w:shd w:val="clear" w:color="auto" w:fill="FFFFFF"/>
+            <w:tcMar>
+              <w:top w:w="0" w:type="dxa"/>
+              <w:bottom w:w="0" w:type="dxa"/>
+              <w:left w:w="0" w:type="dxa"/>
+              <w:right w:w="0" w:type="dxa"/>
+            </w:tcMar>
+            <w:vAlign w:val="top"/>
+          </w:tcPr>
+          <w:p>
+            <w:pPr>
+              <w:pStyle w:val="Normal"/>
+              <w:jc w:val="center"/>
+              <w:pBdr>
+                <w:bottom w:val="none" w:sz="0" w:space="0" w:color="000000"/>
+                <w:top w:val="none" w:sz="0" w:space="0" w:color="000000"/>
+                <w:left w:val="none" w:sz="0" w:space="0" w:color="000000"/>
+                <w:right w:val="none" w:sz="0" w:space="0" w:color="000000"/>
+              </w:pBdr>
+              <w:spacing w:after="100" w:before="100" w:line="240"/>
+              <w:ind w:left="100" w:right="100" w:firstLine="0" w:firstLineChars="0"/>
+              <w:rPr>
+                <w:rFonts w:ascii="Helvetica" w:hAnsi="Helvetica" w:eastAsia="Helvetica" w:cs="Helvetica"/>
+                <w:i w:val="false"/>
+                <w:b w:val="false"/>
+                <w:u w:val="none"/>
+                <w:sz w:val="22"/>
+                <w:szCs w:val="22"/>
+                <w:color w:val="000000"/>
+              </w:rPr>
+            </w:pPr>
+            <w:r>
+              <w:rPr>
+                <w:rFonts w:ascii="Helvetica" w:hAnsi="Helvetica" w:eastAsia="Helvetica" w:cs="Helvetica"/>
+                <w:i w:val="false"/>
+                <w:b w:val="false"/>
+                <w:u w:val="none"/>
+                <w:sz w:val="22"/>
+                <w:szCs w:val="22"/>
+                <w:color w:val="000000"/>
+              </w:rPr>
+              <w:t xml:space="preserve">0.49, 1.23</w:t>
             </w:r>
           </w:p>
         </w:tc>
@@ -15971,218 +16183,6 @@
                 <w:color w:val="000000"/>
               </w:rPr>
               <w:t xml:space="preserve">0.280</w:t>
-            </w:r>
-          </w:p>
-        </w:tc>
-        <w:tc>
-          <w:tcPr>
-            <w:tcBorders>
-              <w:bottom w:val="none" w:sz="0" w:space="0" w:color="000000"/>
-              <w:top w:val="none" w:sz="0" w:space="0" w:color="000000"/>
-              <w:left w:val="none" w:sz="0" w:space="0" w:color="000000"/>
-              <w:right w:val="none" w:sz="0" w:space="0" w:color="000000"/>
-            </w:tcBorders>
-            <w:shd w:val="clear" w:color="auto" w:fill="FFFFFF"/>
-            <w:tcMar>
-              <w:top w:w="0" w:type="dxa"/>
-              <w:bottom w:w="0" w:type="dxa"/>
-              <w:left w:w="0" w:type="dxa"/>
-              <w:right w:w="0" w:type="dxa"/>
-            </w:tcMar>
-            <w:vAlign w:val="top"/>
-          </w:tcPr>
-          <w:p>
-            <w:pPr>
-              <w:pStyle w:val="Normal"/>
-              <w:jc w:val="center"/>
-              <w:pBdr>
-                <w:bottom w:val="none" w:sz="0" w:space="0" w:color="000000"/>
-                <w:top w:val="none" w:sz="0" w:space="0" w:color="000000"/>
-                <w:left w:val="none" w:sz="0" w:space="0" w:color="000000"/>
-                <w:right w:val="none" w:sz="0" w:space="0" w:color="000000"/>
-              </w:pBdr>
-              <w:spacing w:after="100" w:before="100" w:line="240"/>
-              <w:ind w:left="100" w:right="100" w:firstLine="0" w:firstLineChars="0"/>
-              <w:rPr>
-                <w:rFonts w:ascii="Helvetica" w:hAnsi="Helvetica" w:eastAsia="Helvetica" w:cs="Helvetica"/>
-                <w:i w:val="false"/>
-                <w:b w:val="false"/>
-                <w:u w:val="none"/>
-                <w:sz w:val="22"/>
-                <w:szCs w:val="22"/>
-                <w:color w:val="000000"/>
-              </w:rPr>
-            </w:pPr>
-            <w:r>
-              <w:rPr>
-                <w:rFonts w:ascii="Helvetica" w:hAnsi="Helvetica" w:eastAsia="Helvetica" w:cs="Helvetica"/>
-                <w:i w:val="false"/>
-                <w:b w:val="false"/>
-                <w:u w:val="none"/>
-                <w:sz w:val="22"/>
-                <w:szCs w:val="22"/>
-                <w:color w:val="000000"/>
-              </w:rPr>
-              <w:t xml:space="preserve">943</w:t>
-            </w:r>
-          </w:p>
-        </w:tc>
-        <w:tc>
-          <w:tcPr>
-            <w:tcBorders>
-              <w:bottom w:val="none" w:sz="0" w:space="0" w:color="000000"/>
-              <w:top w:val="none" w:sz="0" w:space="0" w:color="000000"/>
-              <w:left w:val="none" w:sz="0" w:space="0" w:color="000000"/>
-              <w:right w:val="none" w:sz="0" w:space="0" w:color="000000"/>
-            </w:tcBorders>
-            <w:shd w:val="clear" w:color="auto" w:fill="FFFFFF"/>
-            <w:tcMar>
-              <w:top w:w="0" w:type="dxa"/>
-              <w:bottom w:w="0" w:type="dxa"/>
-              <w:left w:w="0" w:type="dxa"/>
-              <w:right w:w="0" w:type="dxa"/>
-            </w:tcMar>
-            <w:vAlign w:val="top"/>
-          </w:tcPr>
-          <w:p>
-            <w:pPr>
-              <w:pStyle w:val="Normal"/>
-              <w:jc w:val="center"/>
-              <w:pBdr>
-                <w:bottom w:val="none" w:sz="0" w:space="0" w:color="000000"/>
-                <w:top w:val="none" w:sz="0" w:space="0" w:color="000000"/>
-                <w:left w:val="none" w:sz="0" w:space="0" w:color="000000"/>
-                <w:right w:val="none" w:sz="0" w:space="0" w:color="000000"/>
-              </w:pBdr>
-              <w:spacing w:after="100" w:before="100" w:line="240"/>
-              <w:ind w:left="100" w:right="100" w:firstLine="0" w:firstLineChars="0"/>
-              <w:rPr>
-                <w:rFonts w:ascii="Helvetica" w:hAnsi="Helvetica" w:eastAsia="Helvetica" w:cs="Helvetica"/>
-                <w:i w:val="false"/>
-                <w:b w:val="false"/>
-                <w:u w:val="none"/>
-                <w:sz w:val="22"/>
-                <w:szCs w:val="22"/>
-                <w:color w:val="000000"/>
-              </w:rPr>
-            </w:pPr>
-            <w:r>
-              <w:rPr>
-                <w:rFonts w:ascii="Helvetica" w:hAnsi="Helvetica" w:eastAsia="Helvetica" w:cs="Helvetica"/>
-                <w:i w:val="false"/>
-                <w:b w:val="false"/>
-                <w:u w:val="none"/>
-                <w:sz w:val="22"/>
-                <w:szCs w:val="22"/>
-                <w:color w:val="000000"/>
-              </w:rPr>
-              <w:t xml:space="preserve">0.79</w:t>
-            </w:r>
-          </w:p>
-        </w:tc>
-        <w:tc>
-          <w:tcPr>
-            <w:tcBorders>
-              <w:bottom w:val="none" w:sz="0" w:space="0" w:color="000000"/>
-              <w:top w:val="none" w:sz="0" w:space="0" w:color="000000"/>
-              <w:left w:val="none" w:sz="0" w:space="0" w:color="000000"/>
-              <w:right w:val="none" w:sz="0" w:space="0" w:color="000000"/>
-            </w:tcBorders>
-            <w:shd w:val="clear" w:color="auto" w:fill="FFFFFF"/>
-            <w:tcMar>
-              <w:top w:w="0" w:type="dxa"/>
-              <w:bottom w:w="0" w:type="dxa"/>
-              <w:left w:w="0" w:type="dxa"/>
-              <w:right w:w="0" w:type="dxa"/>
-            </w:tcMar>
-            <w:vAlign w:val="top"/>
-          </w:tcPr>
-          <w:p>
-            <w:pPr>
-              <w:pStyle w:val="Normal"/>
-              <w:jc w:val="center"/>
-              <w:pBdr>
-                <w:bottom w:val="none" w:sz="0" w:space="0" w:color="000000"/>
-                <w:top w:val="none" w:sz="0" w:space="0" w:color="000000"/>
-                <w:left w:val="none" w:sz="0" w:space="0" w:color="000000"/>
-                <w:right w:val="none" w:sz="0" w:space="0" w:color="000000"/>
-              </w:pBdr>
-              <w:spacing w:after="100" w:before="100" w:line="240"/>
-              <w:ind w:left="100" w:right="100" w:firstLine="0" w:firstLineChars="0"/>
-              <w:rPr>
-                <w:rFonts w:ascii="Helvetica" w:hAnsi="Helvetica" w:eastAsia="Helvetica" w:cs="Helvetica"/>
-                <w:i w:val="false"/>
-                <w:b w:val="false"/>
-                <w:u w:val="none"/>
-                <w:sz w:val="22"/>
-                <w:szCs w:val="22"/>
-                <w:color w:val="000000"/>
-              </w:rPr>
-            </w:pPr>
-            <w:r>
-              <w:rPr>
-                <w:rFonts w:ascii="Helvetica" w:hAnsi="Helvetica" w:eastAsia="Helvetica" w:cs="Helvetica"/>
-                <w:i w:val="false"/>
-                <w:b w:val="false"/>
-                <w:u w:val="none"/>
-                <w:sz w:val="22"/>
-                <w:szCs w:val="22"/>
-                <w:color w:val="000000"/>
-              </w:rPr>
-              <w:t xml:space="preserve">0.47, 1.30</w:t>
-            </w:r>
-          </w:p>
-        </w:tc>
-        <w:tc>
-          <w:tcPr>
-            <w:tcBorders>
-              <w:bottom w:val="none" w:sz="0" w:space="0" w:color="000000"/>
-              <w:top w:val="none" w:sz="0" w:space="0" w:color="000000"/>
-              <w:left w:val="none" w:sz="0" w:space="0" w:color="000000"/>
-              <w:right w:val="none" w:sz="0" w:space="0" w:color="000000"/>
-            </w:tcBorders>
-            <w:shd w:val="clear" w:color="auto" w:fill="FFFFFF"/>
-            <w:tcMar>
-              <w:top w:w="0" w:type="dxa"/>
-              <w:bottom w:w="0" w:type="dxa"/>
-              <w:left w:w="0" w:type="dxa"/>
-              <w:right w:w="0" w:type="dxa"/>
-            </w:tcMar>
-            <w:vAlign w:val="top"/>
-          </w:tcPr>
-          <w:p>
-            <w:pPr>
-              <w:pStyle w:val="Normal"/>
-              <w:jc w:val="center"/>
-              <w:pBdr>
-                <w:bottom w:val="none" w:sz="0" w:space="0" w:color="000000"/>
-                <w:top w:val="none" w:sz="0" w:space="0" w:color="000000"/>
-                <w:left w:val="none" w:sz="0" w:space="0" w:color="000000"/>
-                <w:right w:val="none" w:sz="0" w:space="0" w:color="000000"/>
-              </w:pBdr>
-              <w:spacing w:after="100" w:before="100" w:line="240"/>
-              <w:ind w:left="100" w:right="100" w:firstLine="0" w:firstLineChars="0"/>
-              <w:rPr>
-                <w:rFonts w:ascii="Helvetica" w:hAnsi="Helvetica" w:eastAsia="Helvetica" w:cs="Helvetica"/>
-                <w:i w:val="false"/>
-                <w:b w:val="false"/>
-                <w:u w:val="none"/>
-                <w:sz w:val="22"/>
-                <w:szCs w:val="22"/>
-                <w:color w:val="000000"/>
-              </w:rPr>
-            </w:pPr>
-            <w:r>
-              <w:rPr>
-                <w:rFonts w:ascii="Helvetica" w:hAnsi="Helvetica" w:eastAsia="Helvetica" w:cs="Helvetica"/>
-                <w:i w:val="false"/>
-                <w:b w:val="false"/>
-                <w:u w:val="none"/>
-                <w:sz w:val="22"/>
-                <w:szCs w:val="22"/>
-                <w:color w:val="000000"/>
-              </w:rPr>
-              <w:t xml:space="preserve">0.350</w:t>
             </w:r>
           </w:p>
         </w:tc>
@@ -16347,113 +16347,113 @@
                 <w:szCs w:val="22"/>
                 <w:color w:val="000000"/>
               </w:rPr>
-              <w:t xml:space="preserve">3.04</w:t>
-            </w:r>
-          </w:p>
-        </w:tc>
-        <w:tc>
-          <w:tcPr>
-            <w:tcBorders>
-              <w:bottom w:val="none" w:sz="0" w:space="0" w:color="000000"/>
-              <w:top w:val="none" w:sz="0" w:space="0" w:color="000000"/>
-              <w:left w:val="none" w:sz="0" w:space="0" w:color="000000"/>
-              <w:right w:val="none" w:sz="0" w:space="0" w:color="000000"/>
-            </w:tcBorders>
-            <w:shd w:val="clear" w:color="auto" w:fill="FFFFFF"/>
-            <w:tcMar>
-              <w:top w:w="0" w:type="dxa"/>
-              <w:bottom w:w="0" w:type="dxa"/>
-              <w:left w:w="0" w:type="dxa"/>
-              <w:right w:w="0" w:type="dxa"/>
-            </w:tcMar>
-            <w:vAlign w:val="top"/>
-          </w:tcPr>
-          <w:p>
-            <w:pPr>
-              <w:pStyle w:val="Normal"/>
-              <w:jc w:val="center"/>
-              <w:pBdr>
-                <w:bottom w:val="none" w:sz="0" w:space="0" w:color="000000"/>
-                <w:top w:val="none" w:sz="0" w:space="0" w:color="000000"/>
-                <w:left w:val="none" w:sz="0" w:space="0" w:color="000000"/>
-                <w:right w:val="none" w:sz="0" w:space="0" w:color="000000"/>
-              </w:pBdr>
-              <w:spacing w:after="100" w:before="100" w:line="240"/>
-              <w:ind w:left="100" w:right="100" w:firstLine="0" w:firstLineChars="0"/>
-              <w:rPr>
-                <w:rFonts w:ascii="Helvetica" w:hAnsi="Helvetica" w:eastAsia="Helvetica" w:cs="Helvetica"/>
-                <w:i w:val="false"/>
-                <w:b w:val="false"/>
-                <w:u w:val="none"/>
-                <w:sz w:val="22"/>
-                <w:szCs w:val="22"/>
-                <w:color w:val="000000"/>
-              </w:rPr>
-            </w:pPr>
-            <w:r>
-              <w:rPr>
-                <w:rFonts w:ascii="Helvetica" w:hAnsi="Helvetica" w:eastAsia="Helvetica" w:cs="Helvetica"/>
-                <w:i w:val="false"/>
-                <w:b w:val="false"/>
-                <w:u w:val="none"/>
-                <w:sz w:val="22"/>
-                <w:szCs w:val="22"/>
-                <w:color w:val="000000"/>
-              </w:rPr>
-              <w:t xml:space="preserve">0.41, 22.4</w:t>
-            </w:r>
-          </w:p>
-        </w:tc>
-        <w:tc>
-          <w:tcPr>
-            <w:tcBorders>
-              <w:bottom w:val="none" w:sz="0" w:space="0" w:color="000000"/>
-              <w:top w:val="none" w:sz="0" w:space="0" w:color="000000"/>
-              <w:left w:val="none" w:sz="0" w:space="0" w:color="000000"/>
-              <w:right w:val="none" w:sz="0" w:space="0" w:color="000000"/>
-            </w:tcBorders>
-            <w:shd w:val="clear" w:color="auto" w:fill="FFFFFF"/>
-            <w:tcMar>
-              <w:top w:w="0" w:type="dxa"/>
-              <w:bottom w:w="0" w:type="dxa"/>
-              <w:left w:w="0" w:type="dxa"/>
-              <w:right w:w="0" w:type="dxa"/>
-            </w:tcMar>
-            <w:vAlign w:val="top"/>
-          </w:tcPr>
-          <w:p>
-            <w:pPr>
-              <w:pStyle w:val="Normal"/>
-              <w:jc w:val="center"/>
-              <w:pBdr>
-                <w:bottom w:val="none" w:sz="0" w:space="0" w:color="000000"/>
-                <w:top w:val="none" w:sz="0" w:space="0" w:color="000000"/>
-                <w:left w:val="none" w:sz="0" w:space="0" w:color="000000"/>
-                <w:right w:val="none" w:sz="0" w:space="0" w:color="000000"/>
-              </w:pBdr>
-              <w:spacing w:after="100" w:before="100" w:line="240"/>
-              <w:ind w:left="100" w:right="100" w:firstLine="0" w:firstLineChars="0"/>
-              <w:rPr>
-                <w:rFonts w:ascii="Helvetica" w:hAnsi="Helvetica" w:eastAsia="Helvetica" w:cs="Helvetica"/>
-                <w:i w:val="false"/>
-                <w:b w:val="false"/>
-                <w:u w:val="none"/>
-                <w:sz w:val="22"/>
-                <w:szCs w:val="22"/>
-                <w:color w:val="000000"/>
-              </w:rPr>
-            </w:pPr>
-            <w:r>
-              <w:rPr>
-                <w:rFonts w:ascii="Helvetica" w:hAnsi="Helvetica" w:eastAsia="Helvetica" w:cs="Helvetica"/>
-                <w:i w:val="false"/>
-                <w:b w:val="false"/>
-                <w:u w:val="none"/>
-                <w:sz w:val="22"/>
-                <w:szCs w:val="22"/>
-                <w:color w:val="000000"/>
-              </w:rPr>
-              <w:t xml:space="preserve">0.280</w:t>
+              <w:t xml:space="preserve">3.52</w:t>
+            </w:r>
+          </w:p>
+        </w:tc>
+        <w:tc>
+          <w:tcPr>
+            <w:tcBorders>
+              <w:bottom w:val="none" w:sz="0" w:space="0" w:color="000000"/>
+              <w:top w:val="none" w:sz="0" w:space="0" w:color="000000"/>
+              <w:left w:val="none" w:sz="0" w:space="0" w:color="000000"/>
+              <w:right w:val="none" w:sz="0" w:space="0" w:color="000000"/>
+            </w:tcBorders>
+            <w:shd w:val="clear" w:color="auto" w:fill="FFFFFF"/>
+            <w:tcMar>
+              <w:top w:w="0" w:type="dxa"/>
+              <w:bottom w:w="0" w:type="dxa"/>
+              <w:left w:w="0" w:type="dxa"/>
+              <w:right w:w="0" w:type="dxa"/>
+            </w:tcMar>
+            <w:vAlign w:val="top"/>
+          </w:tcPr>
+          <w:p>
+            <w:pPr>
+              <w:pStyle w:val="Normal"/>
+              <w:jc w:val="center"/>
+              <w:pBdr>
+                <w:bottom w:val="none" w:sz="0" w:space="0" w:color="000000"/>
+                <w:top w:val="none" w:sz="0" w:space="0" w:color="000000"/>
+                <w:left w:val="none" w:sz="0" w:space="0" w:color="000000"/>
+                <w:right w:val="none" w:sz="0" w:space="0" w:color="000000"/>
+              </w:pBdr>
+              <w:spacing w:after="100" w:before="100" w:line="240"/>
+              <w:ind w:left="100" w:right="100" w:firstLine="0" w:firstLineChars="0"/>
+              <w:rPr>
+                <w:rFonts w:ascii="Helvetica" w:hAnsi="Helvetica" w:eastAsia="Helvetica" w:cs="Helvetica"/>
+                <w:i w:val="false"/>
+                <w:b w:val="false"/>
+                <w:u w:val="none"/>
+                <w:sz w:val="22"/>
+                <w:szCs w:val="22"/>
+                <w:color w:val="000000"/>
+              </w:rPr>
+            </w:pPr>
+            <w:r>
+              <w:rPr>
+                <w:rFonts w:ascii="Helvetica" w:hAnsi="Helvetica" w:eastAsia="Helvetica" w:cs="Helvetica"/>
+                <w:i w:val="false"/>
+                <w:b w:val="false"/>
+                <w:u w:val="none"/>
+                <w:sz w:val="22"/>
+                <w:szCs w:val="22"/>
+                <w:color w:val="000000"/>
+              </w:rPr>
+              <w:t xml:space="preserve">0.48, 25.9</w:t>
+            </w:r>
+          </w:p>
+        </w:tc>
+        <w:tc>
+          <w:tcPr>
+            <w:tcBorders>
+              <w:bottom w:val="none" w:sz="0" w:space="0" w:color="000000"/>
+              <w:top w:val="none" w:sz="0" w:space="0" w:color="000000"/>
+              <w:left w:val="none" w:sz="0" w:space="0" w:color="000000"/>
+              <w:right w:val="none" w:sz="0" w:space="0" w:color="000000"/>
+            </w:tcBorders>
+            <w:shd w:val="clear" w:color="auto" w:fill="FFFFFF"/>
+            <w:tcMar>
+              <w:top w:w="0" w:type="dxa"/>
+              <w:bottom w:w="0" w:type="dxa"/>
+              <w:left w:w="0" w:type="dxa"/>
+              <w:right w:w="0" w:type="dxa"/>
+            </w:tcMar>
+            <w:vAlign w:val="top"/>
+          </w:tcPr>
+          <w:p>
+            <w:pPr>
+              <w:pStyle w:val="Normal"/>
+              <w:jc w:val="center"/>
+              <w:pBdr>
+                <w:bottom w:val="none" w:sz="0" w:space="0" w:color="000000"/>
+                <w:top w:val="none" w:sz="0" w:space="0" w:color="000000"/>
+                <w:left w:val="none" w:sz="0" w:space="0" w:color="000000"/>
+                <w:right w:val="none" w:sz="0" w:space="0" w:color="000000"/>
+              </w:pBdr>
+              <w:spacing w:after="100" w:before="100" w:line="240"/>
+              <w:ind w:left="100" w:right="100" w:firstLine="0" w:firstLineChars="0"/>
+              <w:rPr>
+                <w:rFonts w:ascii="Helvetica" w:hAnsi="Helvetica" w:eastAsia="Helvetica" w:cs="Helvetica"/>
+                <w:i w:val="false"/>
+                <w:b w:val="false"/>
+                <w:u w:val="none"/>
+                <w:sz w:val="22"/>
+                <w:szCs w:val="22"/>
+                <w:color w:val="000000"/>
+              </w:rPr>
+            </w:pPr>
+            <w:r>
+              <w:rPr>
+                <w:rFonts w:ascii="Helvetica" w:hAnsi="Helvetica" w:eastAsia="Helvetica" w:cs="Helvetica"/>
+                <w:i w:val="false"/>
+                <w:b w:val="false"/>
+                <w:u w:val="none"/>
+                <w:sz w:val="22"/>
+                <w:szCs w:val="22"/>
+                <w:color w:val="000000"/>
+              </w:rPr>
+              <w:t xml:space="preserve">0.220</w:t>
             </w:r>
           </w:p>
         </w:tc>
@@ -16559,113 +16559,113 @@
                 <w:szCs w:val="22"/>
                 <w:color w:val="000000"/>
               </w:rPr>
-              <w:t xml:space="preserve">3.81</w:t>
-            </w:r>
-          </w:p>
-        </w:tc>
-        <w:tc>
-          <w:tcPr>
-            <w:tcBorders>
-              <w:bottom w:val="none" w:sz="0" w:space="0" w:color="000000"/>
-              <w:top w:val="none" w:sz="0" w:space="0" w:color="000000"/>
-              <w:left w:val="none" w:sz="0" w:space="0" w:color="000000"/>
-              <w:right w:val="none" w:sz="0" w:space="0" w:color="000000"/>
-            </w:tcBorders>
-            <w:shd w:val="clear" w:color="auto" w:fill="FFFFFF"/>
-            <w:tcMar>
-              <w:top w:w="0" w:type="dxa"/>
-              <w:bottom w:w="0" w:type="dxa"/>
-              <w:left w:w="0" w:type="dxa"/>
-              <w:right w:w="0" w:type="dxa"/>
-            </w:tcMar>
-            <w:vAlign w:val="top"/>
-          </w:tcPr>
-          <w:p>
-            <w:pPr>
-              <w:pStyle w:val="Normal"/>
-              <w:jc w:val="center"/>
-              <w:pBdr>
-                <w:bottom w:val="none" w:sz="0" w:space="0" w:color="000000"/>
-                <w:top w:val="none" w:sz="0" w:space="0" w:color="000000"/>
-                <w:left w:val="none" w:sz="0" w:space="0" w:color="000000"/>
-                <w:right w:val="none" w:sz="0" w:space="0" w:color="000000"/>
-              </w:pBdr>
-              <w:spacing w:after="100" w:before="100" w:line="240"/>
-              <w:ind w:left="100" w:right="100" w:firstLine="0" w:firstLineChars="0"/>
-              <w:rPr>
-                <w:rFonts w:ascii="Helvetica" w:hAnsi="Helvetica" w:eastAsia="Helvetica" w:cs="Helvetica"/>
-                <w:i w:val="false"/>
-                <w:b w:val="false"/>
-                <w:u w:val="none"/>
-                <w:sz w:val="22"/>
-                <w:szCs w:val="22"/>
-                <w:color w:val="000000"/>
-              </w:rPr>
-            </w:pPr>
-            <w:r>
-              <w:rPr>
-                <w:rFonts w:ascii="Helvetica" w:hAnsi="Helvetica" w:eastAsia="Helvetica" w:cs="Helvetica"/>
-                <w:i w:val="false"/>
-                <w:b w:val="false"/>
-                <w:u w:val="none"/>
-                <w:sz w:val="22"/>
-                <w:szCs w:val="22"/>
-                <w:color w:val="000000"/>
-              </w:rPr>
-              <w:t xml:space="preserve">0.45, 32.0</w:t>
-            </w:r>
-          </w:p>
-        </w:tc>
-        <w:tc>
-          <w:tcPr>
-            <w:tcBorders>
-              <w:bottom w:val="none" w:sz="0" w:space="0" w:color="000000"/>
-              <w:top w:val="none" w:sz="0" w:space="0" w:color="000000"/>
-              <w:left w:val="none" w:sz="0" w:space="0" w:color="000000"/>
-              <w:right w:val="none" w:sz="0" w:space="0" w:color="000000"/>
-            </w:tcBorders>
-            <w:shd w:val="clear" w:color="auto" w:fill="FFFFFF"/>
-            <w:tcMar>
-              <w:top w:w="0" w:type="dxa"/>
-              <w:bottom w:w="0" w:type="dxa"/>
-              <w:left w:w="0" w:type="dxa"/>
-              <w:right w:w="0" w:type="dxa"/>
-            </w:tcMar>
-            <w:vAlign w:val="top"/>
-          </w:tcPr>
-          <w:p>
-            <w:pPr>
-              <w:pStyle w:val="Normal"/>
-              <w:jc w:val="center"/>
-              <w:pBdr>
-                <w:bottom w:val="none" w:sz="0" w:space="0" w:color="000000"/>
-                <w:top w:val="none" w:sz="0" w:space="0" w:color="000000"/>
-                <w:left w:val="none" w:sz="0" w:space="0" w:color="000000"/>
-                <w:right w:val="none" w:sz="0" w:space="0" w:color="000000"/>
-              </w:pBdr>
-              <w:spacing w:after="100" w:before="100" w:line="240"/>
-              <w:ind w:left="100" w:right="100" w:firstLine="0" w:firstLineChars="0"/>
-              <w:rPr>
-                <w:rFonts w:ascii="Helvetica" w:hAnsi="Helvetica" w:eastAsia="Helvetica" w:cs="Helvetica"/>
-                <w:i w:val="false"/>
-                <w:b w:val="false"/>
-                <w:u w:val="none"/>
-                <w:sz w:val="22"/>
-                <w:szCs w:val="22"/>
-                <w:color w:val="000000"/>
-              </w:rPr>
-            </w:pPr>
-            <w:r>
-              <w:rPr>
-                <w:rFonts w:ascii="Helvetica" w:hAnsi="Helvetica" w:eastAsia="Helvetica" w:cs="Helvetica"/>
-                <w:i w:val="false"/>
-                <w:b w:val="false"/>
-                <w:u w:val="none"/>
-                <w:sz w:val="22"/>
-                <w:szCs w:val="22"/>
-                <w:color w:val="000000"/>
-              </w:rPr>
-              <w:t xml:space="preserve">0.220</w:t>
+              <w:t xml:space="preserve">4.52</w:t>
+            </w:r>
+          </w:p>
+        </w:tc>
+        <w:tc>
+          <w:tcPr>
+            <w:tcBorders>
+              <w:bottom w:val="none" w:sz="0" w:space="0" w:color="000000"/>
+              <w:top w:val="none" w:sz="0" w:space="0" w:color="000000"/>
+              <w:left w:val="none" w:sz="0" w:space="0" w:color="000000"/>
+              <w:right w:val="none" w:sz="0" w:space="0" w:color="000000"/>
+            </w:tcBorders>
+            <w:shd w:val="clear" w:color="auto" w:fill="FFFFFF"/>
+            <w:tcMar>
+              <w:top w:w="0" w:type="dxa"/>
+              <w:bottom w:w="0" w:type="dxa"/>
+              <w:left w:w="0" w:type="dxa"/>
+              <w:right w:w="0" w:type="dxa"/>
+            </w:tcMar>
+            <w:vAlign w:val="top"/>
+          </w:tcPr>
+          <w:p>
+            <w:pPr>
+              <w:pStyle w:val="Normal"/>
+              <w:jc w:val="center"/>
+              <w:pBdr>
+                <w:bottom w:val="none" w:sz="0" w:space="0" w:color="000000"/>
+                <w:top w:val="none" w:sz="0" w:space="0" w:color="000000"/>
+                <w:left w:val="none" w:sz="0" w:space="0" w:color="000000"/>
+                <w:right w:val="none" w:sz="0" w:space="0" w:color="000000"/>
+              </w:pBdr>
+              <w:spacing w:after="100" w:before="100" w:line="240"/>
+              <w:ind w:left="100" w:right="100" w:firstLine="0" w:firstLineChars="0"/>
+              <w:rPr>
+                <w:rFonts w:ascii="Helvetica" w:hAnsi="Helvetica" w:eastAsia="Helvetica" w:cs="Helvetica"/>
+                <w:i w:val="false"/>
+                <w:b w:val="false"/>
+                <w:u w:val="none"/>
+                <w:sz w:val="22"/>
+                <w:szCs w:val="22"/>
+                <w:color w:val="000000"/>
+              </w:rPr>
+            </w:pPr>
+            <w:r>
+              <w:rPr>
+                <w:rFonts w:ascii="Helvetica" w:hAnsi="Helvetica" w:eastAsia="Helvetica" w:cs="Helvetica"/>
+                <w:i w:val="false"/>
+                <w:b w:val="false"/>
+                <w:u w:val="none"/>
+                <w:sz w:val="22"/>
+                <w:szCs w:val="22"/>
+                <w:color w:val="000000"/>
+              </w:rPr>
+              <w:t xml:space="preserve">0.55, 37.4</w:t>
+            </w:r>
+          </w:p>
+        </w:tc>
+        <w:tc>
+          <w:tcPr>
+            <w:tcBorders>
+              <w:bottom w:val="none" w:sz="0" w:space="0" w:color="000000"/>
+              <w:top w:val="none" w:sz="0" w:space="0" w:color="000000"/>
+              <w:left w:val="none" w:sz="0" w:space="0" w:color="000000"/>
+              <w:right w:val="none" w:sz="0" w:space="0" w:color="000000"/>
+            </w:tcBorders>
+            <w:shd w:val="clear" w:color="auto" w:fill="FFFFFF"/>
+            <w:tcMar>
+              <w:top w:w="0" w:type="dxa"/>
+              <w:bottom w:w="0" w:type="dxa"/>
+              <w:left w:w="0" w:type="dxa"/>
+              <w:right w:w="0" w:type="dxa"/>
+            </w:tcMar>
+            <w:vAlign w:val="top"/>
+          </w:tcPr>
+          <w:p>
+            <w:pPr>
+              <w:pStyle w:val="Normal"/>
+              <w:jc w:val="center"/>
+              <w:pBdr>
+                <w:bottom w:val="none" w:sz="0" w:space="0" w:color="000000"/>
+                <w:top w:val="none" w:sz="0" w:space="0" w:color="000000"/>
+                <w:left w:val="none" w:sz="0" w:space="0" w:color="000000"/>
+                <w:right w:val="none" w:sz="0" w:space="0" w:color="000000"/>
+              </w:pBdr>
+              <w:spacing w:after="100" w:before="100" w:line="240"/>
+              <w:ind w:left="100" w:right="100" w:firstLine="0" w:firstLineChars="0"/>
+              <w:rPr>
+                <w:rFonts w:ascii="Helvetica" w:hAnsi="Helvetica" w:eastAsia="Helvetica" w:cs="Helvetica"/>
+                <w:i w:val="false"/>
+                <w:b w:val="false"/>
+                <w:u w:val="none"/>
+                <w:sz w:val="22"/>
+                <w:szCs w:val="22"/>
+                <w:color w:val="000000"/>
+              </w:rPr>
+            </w:pPr>
+            <w:r>
+              <w:rPr>
+                <w:rFonts w:ascii="Helvetica" w:hAnsi="Helvetica" w:eastAsia="Helvetica" w:cs="Helvetica"/>
+                <w:i w:val="false"/>
+                <w:b w:val="false"/>
+                <w:u w:val="none"/>
+                <w:sz w:val="22"/>
+                <w:szCs w:val="22"/>
+                <w:color w:val="000000"/>
+              </w:rPr>
+              <w:t xml:space="preserve">0.160</w:t>
             </w:r>
           </w:p>
         </w:tc>
@@ -16830,113 +16830,113 @@
                 <w:szCs w:val="22"/>
                 <w:color w:val="000000"/>
               </w:rPr>
-              <w:t xml:space="preserve">1.30</w:t>
-            </w:r>
-          </w:p>
-        </w:tc>
-        <w:tc>
-          <w:tcPr>
-            <w:tcBorders>
-              <w:bottom w:val="none" w:sz="0" w:space="0" w:color="000000"/>
-              <w:top w:val="none" w:sz="0" w:space="0" w:color="000000"/>
-              <w:left w:val="none" w:sz="0" w:space="0" w:color="000000"/>
-              <w:right w:val="none" w:sz="0" w:space="0" w:color="000000"/>
-            </w:tcBorders>
-            <w:shd w:val="clear" w:color="auto" w:fill="FFFFFF"/>
-            <w:tcMar>
-              <w:top w:w="0" w:type="dxa"/>
-              <w:bottom w:w="0" w:type="dxa"/>
-              <w:left w:w="0" w:type="dxa"/>
-              <w:right w:w="0" w:type="dxa"/>
-            </w:tcMar>
-            <w:vAlign w:val="top"/>
-          </w:tcPr>
-          <w:p>
-            <w:pPr>
-              <w:pStyle w:val="Normal"/>
-              <w:jc w:val="center"/>
-              <w:pBdr>
-                <w:bottom w:val="none" w:sz="0" w:space="0" w:color="000000"/>
-                <w:top w:val="none" w:sz="0" w:space="0" w:color="000000"/>
-                <w:left w:val="none" w:sz="0" w:space="0" w:color="000000"/>
-                <w:right w:val="none" w:sz="0" w:space="0" w:color="000000"/>
-              </w:pBdr>
-              <w:spacing w:after="100" w:before="100" w:line="240"/>
-              <w:ind w:left="100" w:right="100" w:firstLine="0" w:firstLineChars="0"/>
-              <w:rPr>
-                <w:rFonts w:ascii="Helvetica" w:hAnsi="Helvetica" w:eastAsia="Helvetica" w:cs="Helvetica"/>
-                <w:i w:val="false"/>
-                <w:b w:val="false"/>
-                <w:u w:val="none"/>
-                <w:sz w:val="22"/>
-                <w:szCs w:val="22"/>
-                <w:color w:val="000000"/>
-              </w:rPr>
-            </w:pPr>
-            <w:r>
-              <w:rPr>
-                <w:rFonts w:ascii="Helvetica" w:hAnsi="Helvetica" w:eastAsia="Helvetica" w:cs="Helvetica"/>
-                <w:i w:val="false"/>
-                <w:b w:val="false"/>
-                <w:u w:val="none"/>
-                <w:sz w:val="22"/>
-                <w:szCs w:val="22"/>
-                <w:color w:val="000000"/>
-              </w:rPr>
-              <w:t xml:space="preserve">0.74, 2.30</w:t>
-            </w:r>
-          </w:p>
-        </w:tc>
-        <w:tc>
-          <w:tcPr>
-            <w:tcBorders>
-              <w:bottom w:val="none" w:sz="0" w:space="0" w:color="000000"/>
-              <w:top w:val="none" w:sz="0" w:space="0" w:color="000000"/>
-              <w:left w:val="none" w:sz="0" w:space="0" w:color="000000"/>
-              <w:right w:val="none" w:sz="0" w:space="0" w:color="000000"/>
-            </w:tcBorders>
-            <w:shd w:val="clear" w:color="auto" w:fill="FFFFFF"/>
-            <w:tcMar>
-              <w:top w:w="0" w:type="dxa"/>
-              <w:bottom w:w="0" w:type="dxa"/>
-              <w:left w:w="0" w:type="dxa"/>
-              <w:right w:w="0" w:type="dxa"/>
-            </w:tcMar>
-            <w:vAlign w:val="top"/>
-          </w:tcPr>
-          <w:p>
-            <w:pPr>
-              <w:pStyle w:val="Normal"/>
-              <w:jc w:val="center"/>
-              <w:pBdr>
-                <w:bottom w:val="none" w:sz="0" w:space="0" w:color="000000"/>
-                <w:top w:val="none" w:sz="0" w:space="0" w:color="000000"/>
-                <w:left w:val="none" w:sz="0" w:space="0" w:color="000000"/>
-                <w:right w:val="none" w:sz="0" w:space="0" w:color="000000"/>
-              </w:pBdr>
-              <w:spacing w:after="100" w:before="100" w:line="240"/>
-              <w:ind w:left="100" w:right="100" w:firstLine="0" w:firstLineChars="0"/>
-              <w:rPr>
-                <w:rFonts w:ascii="Helvetica" w:hAnsi="Helvetica" w:eastAsia="Helvetica" w:cs="Helvetica"/>
-                <w:i w:val="false"/>
-                <w:b w:val="false"/>
-                <w:u w:val="none"/>
-                <w:sz w:val="22"/>
-                <w:szCs w:val="22"/>
-                <w:color w:val="000000"/>
-              </w:rPr>
-            </w:pPr>
-            <w:r>
-              <w:rPr>
-                <w:rFonts w:ascii="Helvetica" w:hAnsi="Helvetica" w:eastAsia="Helvetica" w:cs="Helvetica"/>
-                <w:i w:val="false"/>
-                <w:b w:val="false"/>
-                <w:u w:val="none"/>
-                <w:sz w:val="22"/>
-                <w:szCs w:val="22"/>
-                <w:color w:val="000000"/>
-              </w:rPr>
-              <w:t xml:space="preserve">0.360</w:t>
+              <w:t xml:space="preserve">1.11</w:t>
+            </w:r>
+          </w:p>
+        </w:tc>
+        <w:tc>
+          <w:tcPr>
+            <w:tcBorders>
+              <w:bottom w:val="none" w:sz="0" w:space="0" w:color="000000"/>
+              <w:top w:val="none" w:sz="0" w:space="0" w:color="000000"/>
+              <w:left w:val="none" w:sz="0" w:space="0" w:color="000000"/>
+              <w:right w:val="none" w:sz="0" w:space="0" w:color="000000"/>
+            </w:tcBorders>
+            <w:shd w:val="clear" w:color="auto" w:fill="FFFFFF"/>
+            <w:tcMar>
+              <w:top w:w="0" w:type="dxa"/>
+              <w:bottom w:w="0" w:type="dxa"/>
+              <w:left w:w="0" w:type="dxa"/>
+              <w:right w:w="0" w:type="dxa"/>
+            </w:tcMar>
+            <w:vAlign w:val="top"/>
+          </w:tcPr>
+          <w:p>
+            <w:pPr>
+              <w:pStyle w:val="Normal"/>
+              <w:jc w:val="center"/>
+              <w:pBdr>
+                <w:bottom w:val="none" w:sz="0" w:space="0" w:color="000000"/>
+                <w:top w:val="none" w:sz="0" w:space="0" w:color="000000"/>
+                <w:left w:val="none" w:sz="0" w:space="0" w:color="000000"/>
+                <w:right w:val="none" w:sz="0" w:space="0" w:color="000000"/>
+              </w:pBdr>
+              <w:spacing w:after="100" w:before="100" w:line="240"/>
+              <w:ind w:left="100" w:right="100" w:firstLine="0" w:firstLineChars="0"/>
+              <w:rPr>
+                <w:rFonts w:ascii="Helvetica" w:hAnsi="Helvetica" w:eastAsia="Helvetica" w:cs="Helvetica"/>
+                <w:i w:val="false"/>
+                <w:b w:val="false"/>
+                <w:u w:val="none"/>
+                <w:sz w:val="22"/>
+                <w:szCs w:val="22"/>
+                <w:color w:val="000000"/>
+              </w:rPr>
+            </w:pPr>
+            <w:r>
+              <w:rPr>
+                <w:rFonts w:ascii="Helvetica" w:hAnsi="Helvetica" w:eastAsia="Helvetica" w:cs="Helvetica"/>
+                <w:i w:val="false"/>
+                <w:b w:val="false"/>
+                <w:u w:val="none"/>
+                <w:sz w:val="22"/>
+                <w:szCs w:val="22"/>
+                <w:color w:val="000000"/>
+              </w:rPr>
+              <w:t xml:space="preserve">0.63, 1.94</w:t>
+            </w:r>
+          </w:p>
+        </w:tc>
+        <w:tc>
+          <w:tcPr>
+            <w:tcBorders>
+              <w:bottom w:val="none" w:sz="0" w:space="0" w:color="000000"/>
+              <w:top w:val="none" w:sz="0" w:space="0" w:color="000000"/>
+              <w:left w:val="none" w:sz="0" w:space="0" w:color="000000"/>
+              <w:right w:val="none" w:sz="0" w:space="0" w:color="000000"/>
+            </w:tcBorders>
+            <w:shd w:val="clear" w:color="auto" w:fill="FFFFFF"/>
+            <w:tcMar>
+              <w:top w:w="0" w:type="dxa"/>
+              <w:bottom w:w="0" w:type="dxa"/>
+              <w:left w:w="0" w:type="dxa"/>
+              <w:right w:w="0" w:type="dxa"/>
+            </w:tcMar>
+            <w:vAlign w:val="top"/>
+          </w:tcPr>
+          <w:p>
+            <w:pPr>
+              <w:pStyle w:val="Normal"/>
+              <w:jc w:val="center"/>
+              <w:pBdr>
+                <w:bottom w:val="none" w:sz="0" w:space="0" w:color="000000"/>
+                <w:top w:val="none" w:sz="0" w:space="0" w:color="000000"/>
+                <w:left w:val="none" w:sz="0" w:space="0" w:color="000000"/>
+                <w:right w:val="none" w:sz="0" w:space="0" w:color="000000"/>
+              </w:pBdr>
+              <w:spacing w:after="100" w:before="100" w:line="240"/>
+              <w:ind w:left="100" w:right="100" w:firstLine="0" w:firstLineChars="0"/>
+              <w:rPr>
+                <w:rFonts w:ascii="Helvetica" w:hAnsi="Helvetica" w:eastAsia="Helvetica" w:cs="Helvetica"/>
+                <w:i w:val="false"/>
+                <w:b w:val="false"/>
+                <w:u w:val="none"/>
+                <w:sz w:val="22"/>
+                <w:szCs w:val="22"/>
+                <w:color w:val="000000"/>
+              </w:rPr>
+            </w:pPr>
+            <w:r>
+              <w:rPr>
+                <w:rFonts w:ascii="Helvetica" w:hAnsi="Helvetica" w:eastAsia="Helvetica" w:cs="Helvetica"/>
+                <w:i w:val="false"/>
+                <w:b w:val="false"/>
+                <w:u w:val="none"/>
+                <w:sz w:val="22"/>
+                <w:szCs w:val="22"/>
+                <w:color w:val="000000"/>
+              </w:rPr>
+              <w:t xml:space="preserve">0.720</w:t>
             </w:r>
           </w:p>
         </w:tc>
@@ -17042,113 +17042,113 @@
                 <w:szCs w:val="22"/>
                 <w:color w:val="000000"/>
               </w:rPr>
-              <w:t xml:space="preserve">1.33</w:t>
-            </w:r>
-          </w:p>
-        </w:tc>
-        <w:tc>
-          <w:tcPr>
-            <w:tcBorders>
-              <w:bottom w:val="none" w:sz="0" w:space="0" w:color="000000"/>
-              <w:top w:val="none" w:sz="0" w:space="0" w:color="000000"/>
-              <w:left w:val="none" w:sz="0" w:space="0" w:color="000000"/>
-              <w:right w:val="none" w:sz="0" w:space="0" w:color="000000"/>
-            </w:tcBorders>
-            <w:shd w:val="clear" w:color="auto" w:fill="FFFFFF"/>
-            <w:tcMar>
-              <w:top w:w="0" w:type="dxa"/>
-              <w:bottom w:w="0" w:type="dxa"/>
-              <w:left w:w="0" w:type="dxa"/>
-              <w:right w:w="0" w:type="dxa"/>
-            </w:tcMar>
-            <w:vAlign w:val="top"/>
-          </w:tcPr>
-          <w:p>
-            <w:pPr>
-              <w:pStyle w:val="Normal"/>
-              <w:jc w:val="center"/>
-              <w:pBdr>
-                <w:bottom w:val="none" w:sz="0" w:space="0" w:color="000000"/>
-                <w:top w:val="none" w:sz="0" w:space="0" w:color="000000"/>
-                <w:left w:val="none" w:sz="0" w:space="0" w:color="000000"/>
-                <w:right w:val="none" w:sz="0" w:space="0" w:color="000000"/>
-              </w:pBdr>
-              <w:spacing w:after="100" w:before="100" w:line="240"/>
-              <w:ind w:left="100" w:right="100" w:firstLine="0" w:firstLineChars="0"/>
-              <w:rPr>
-                <w:rFonts w:ascii="Helvetica" w:hAnsi="Helvetica" w:eastAsia="Helvetica" w:cs="Helvetica"/>
-                <w:i w:val="false"/>
-                <w:b w:val="false"/>
-                <w:u w:val="none"/>
-                <w:sz w:val="22"/>
-                <w:szCs w:val="22"/>
-                <w:color w:val="000000"/>
-              </w:rPr>
-            </w:pPr>
-            <w:r>
-              <w:rPr>
-                <w:rFonts w:ascii="Helvetica" w:hAnsi="Helvetica" w:eastAsia="Helvetica" w:cs="Helvetica"/>
-                <w:i w:val="false"/>
-                <w:b w:val="false"/>
-                <w:u w:val="none"/>
-                <w:sz w:val="22"/>
-                <w:szCs w:val="22"/>
-                <w:color w:val="000000"/>
-              </w:rPr>
-              <w:t xml:space="preserve">0.73, 2.43</w:t>
-            </w:r>
-          </w:p>
-        </w:tc>
-        <w:tc>
-          <w:tcPr>
-            <w:tcBorders>
-              <w:bottom w:val="none" w:sz="0" w:space="0" w:color="000000"/>
-              <w:top w:val="none" w:sz="0" w:space="0" w:color="000000"/>
-              <w:left w:val="none" w:sz="0" w:space="0" w:color="000000"/>
-              <w:right w:val="none" w:sz="0" w:space="0" w:color="000000"/>
-            </w:tcBorders>
-            <w:shd w:val="clear" w:color="auto" w:fill="FFFFFF"/>
-            <w:tcMar>
-              <w:top w:w="0" w:type="dxa"/>
-              <w:bottom w:w="0" w:type="dxa"/>
-              <w:left w:w="0" w:type="dxa"/>
-              <w:right w:w="0" w:type="dxa"/>
-            </w:tcMar>
-            <w:vAlign w:val="top"/>
-          </w:tcPr>
-          <w:p>
-            <w:pPr>
-              <w:pStyle w:val="Normal"/>
-              <w:jc w:val="center"/>
-              <w:pBdr>
-                <w:bottom w:val="none" w:sz="0" w:space="0" w:color="000000"/>
-                <w:top w:val="none" w:sz="0" w:space="0" w:color="000000"/>
-                <w:left w:val="none" w:sz="0" w:space="0" w:color="000000"/>
-                <w:right w:val="none" w:sz="0" w:space="0" w:color="000000"/>
-              </w:pBdr>
-              <w:spacing w:after="100" w:before="100" w:line="240"/>
-              <w:ind w:left="100" w:right="100" w:firstLine="0" w:firstLineChars="0"/>
-              <w:rPr>
-                <w:rFonts w:ascii="Helvetica" w:hAnsi="Helvetica" w:eastAsia="Helvetica" w:cs="Helvetica"/>
-                <w:i w:val="false"/>
-                <w:b w:val="false"/>
-                <w:u w:val="none"/>
-                <w:sz w:val="22"/>
-                <w:szCs w:val="22"/>
-                <w:color w:val="000000"/>
-              </w:rPr>
-            </w:pPr>
-            <w:r>
-              <w:rPr>
-                <w:rFonts w:ascii="Helvetica" w:hAnsi="Helvetica" w:eastAsia="Helvetica" w:cs="Helvetica"/>
-                <w:i w:val="false"/>
-                <w:b w:val="false"/>
-                <w:u w:val="none"/>
-                <w:sz w:val="22"/>
-                <w:szCs w:val="22"/>
-                <w:color w:val="000000"/>
-              </w:rPr>
-              <w:t xml:space="preserve">0.350</w:t>
+              <w:t xml:space="preserve">1.06</w:t>
+            </w:r>
+          </w:p>
+        </w:tc>
+        <w:tc>
+          <w:tcPr>
+            <w:tcBorders>
+              <w:bottom w:val="none" w:sz="0" w:space="0" w:color="000000"/>
+              <w:top w:val="none" w:sz="0" w:space="0" w:color="000000"/>
+              <w:left w:val="none" w:sz="0" w:space="0" w:color="000000"/>
+              <w:right w:val="none" w:sz="0" w:space="0" w:color="000000"/>
+            </w:tcBorders>
+            <w:shd w:val="clear" w:color="auto" w:fill="FFFFFF"/>
+            <w:tcMar>
+              <w:top w:w="0" w:type="dxa"/>
+              <w:bottom w:w="0" w:type="dxa"/>
+              <w:left w:w="0" w:type="dxa"/>
+              <w:right w:w="0" w:type="dxa"/>
+            </w:tcMar>
+            <w:vAlign w:val="top"/>
+          </w:tcPr>
+          <w:p>
+            <w:pPr>
+              <w:pStyle w:val="Normal"/>
+              <w:jc w:val="center"/>
+              <w:pBdr>
+                <w:bottom w:val="none" w:sz="0" w:space="0" w:color="000000"/>
+                <w:top w:val="none" w:sz="0" w:space="0" w:color="000000"/>
+                <w:left w:val="none" w:sz="0" w:space="0" w:color="000000"/>
+                <w:right w:val="none" w:sz="0" w:space="0" w:color="000000"/>
+              </w:pBdr>
+              <w:spacing w:after="100" w:before="100" w:line="240"/>
+              <w:ind w:left="100" w:right="100" w:firstLine="0" w:firstLineChars="0"/>
+              <w:rPr>
+                <w:rFonts w:ascii="Helvetica" w:hAnsi="Helvetica" w:eastAsia="Helvetica" w:cs="Helvetica"/>
+                <w:i w:val="false"/>
+                <w:b w:val="false"/>
+                <w:u w:val="none"/>
+                <w:sz w:val="22"/>
+                <w:szCs w:val="22"/>
+                <w:color w:val="000000"/>
+              </w:rPr>
+            </w:pPr>
+            <w:r>
+              <w:rPr>
+                <w:rFonts w:ascii="Helvetica" w:hAnsi="Helvetica" w:eastAsia="Helvetica" w:cs="Helvetica"/>
+                <w:i w:val="false"/>
+                <w:b w:val="false"/>
+                <w:u w:val="none"/>
+                <w:sz w:val="22"/>
+                <w:szCs w:val="22"/>
+                <w:color w:val="000000"/>
+              </w:rPr>
+              <w:t xml:space="preserve">0.58, 1.94</w:t>
+            </w:r>
+          </w:p>
+        </w:tc>
+        <w:tc>
+          <w:tcPr>
+            <w:tcBorders>
+              <w:bottom w:val="none" w:sz="0" w:space="0" w:color="000000"/>
+              <w:top w:val="none" w:sz="0" w:space="0" w:color="000000"/>
+              <w:left w:val="none" w:sz="0" w:space="0" w:color="000000"/>
+              <w:right w:val="none" w:sz="0" w:space="0" w:color="000000"/>
+            </w:tcBorders>
+            <w:shd w:val="clear" w:color="auto" w:fill="FFFFFF"/>
+            <w:tcMar>
+              <w:top w:w="0" w:type="dxa"/>
+              <w:bottom w:w="0" w:type="dxa"/>
+              <w:left w:w="0" w:type="dxa"/>
+              <w:right w:w="0" w:type="dxa"/>
+            </w:tcMar>
+            <w:vAlign w:val="top"/>
+          </w:tcPr>
+          <w:p>
+            <w:pPr>
+              <w:pStyle w:val="Normal"/>
+              <w:jc w:val="center"/>
+              <w:pBdr>
+                <w:bottom w:val="none" w:sz="0" w:space="0" w:color="000000"/>
+                <w:top w:val="none" w:sz="0" w:space="0" w:color="000000"/>
+                <w:left w:val="none" w:sz="0" w:space="0" w:color="000000"/>
+                <w:right w:val="none" w:sz="0" w:space="0" w:color="000000"/>
+              </w:pBdr>
+              <w:spacing w:after="100" w:before="100" w:line="240"/>
+              <w:ind w:left="100" w:right="100" w:firstLine="0" w:firstLineChars="0"/>
+              <w:rPr>
+                <w:rFonts w:ascii="Helvetica" w:hAnsi="Helvetica" w:eastAsia="Helvetica" w:cs="Helvetica"/>
+                <w:i w:val="false"/>
+                <w:b w:val="false"/>
+                <w:u w:val="none"/>
+                <w:sz w:val="22"/>
+                <w:szCs w:val="22"/>
+                <w:color w:val="000000"/>
+              </w:rPr>
+            </w:pPr>
+            <w:r>
+              <w:rPr>
+                <w:rFonts w:ascii="Helvetica" w:hAnsi="Helvetica" w:eastAsia="Helvetica" w:cs="Helvetica"/>
+                <w:i w:val="false"/>
+                <w:b w:val="false"/>
+                <w:u w:val="none"/>
+                <w:sz w:val="22"/>
+                <w:szCs w:val="22"/>
+                <w:color w:val="000000"/>
+              </w:rPr>
+              <w:t xml:space="preserve">0.860</w:t>
             </w:r>
           </w:p>
         </w:tc>
@@ -17366,7 +17366,7 @@
                 <w:szCs w:val="22"/>
                 <w:color w:val="000000"/>
               </w:rPr>
-              <w:t xml:space="preserve">0.97, 0.99</w:t>
+              <w:t xml:space="preserve">0.98, 0.99</w:t>
             </w:r>
           </w:p>
         </w:tc>
@@ -17631,7 +17631,7 @@
                 <w:szCs w:val="22"/>
                 <w:color w:val="000000"/>
               </w:rPr>
-              <w:t xml:space="preserve">0.008</w:t>
+              <w:t xml:space="preserve">0.010</w:t>
             </w:r>
           </w:p>
         </w:tc>

--- a/docs/tables/entire/sec5_ckd_composite.docx
+++ b/docs/tables/entire/sec5_ckd_composite.docx
@@ -785,7 +785,7 @@
                 <w:szCs w:val="22"/>
                 <w:color w:val="000000"/>
               </w:rPr>
-              <w:t xml:space="preserve">egfr_diff_pct_per10</w:t>
+              <w:t xml:space="preserve">egfr_diff_pct_sens_per10</w:t>
             </w:r>
           </w:p>
         </w:tc>
@@ -891,7 +891,7 @@
                 <w:szCs w:val="22"/>
                 <w:color w:val="000000"/>
               </w:rPr>
-              <w:t xml:space="preserve">1.04</w:t>
+              <w:t xml:space="preserve">1.21</w:t>
             </w:r>
           </w:p>
         </w:tc>
@@ -944,7 +944,7 @@
                 <w:szCs w:val="22"/>
                 <w:color w:val="000000"/>
               </w:rPr>
-              <w:t xml:space="preserve">0.95, 1.13</w:t>
+              <w:t xml:space="preserve">1.09, 1.34</w:t>
             </w:r>
           </w:p>
         </w:tc>
@@ -997,7 +997,7 @@
                 <w:szCs w:val="22"/>
                 <w:color w:val="000000"/>
               </w:rPr>
-              <w:t xml:space="preserve">0.460</w:t>
+              <w:t xml:space="preserve">&lt;0.001</w:t>
             </w:r>
           </w:p>
         </w:tc>
@@ -1103,7 +1103,7 @@
                 <w:szCs w:val="22"/>
                 <w:color w:val="000000"/>
               </w:rPr>
-              <w:t xml:space="preserve">1.05</w:t>
+              <w:t xml:space="preserve">1.08</w:t>
             </w:r>
           </w:p>
         </w:tc>
@@ -1156,7 +1156,7 @@
                 <w:szCs w:val="22"/>
                 <w:color w:val="000000"/>
               </w:rPr>
-              <w:t xml:space="preserve">0.93, 1.18</w:t>
+              <w:t xml:space="preserve">0.96, 1.22</w:t>
             </w:r>
           </w:p>
         </w:tc>
@@ -1209,7 +1209,7 @@
                 <w:szCs w:val="22"/>
                 <w:color w:val="000000"/>
               </w:rPr>
-              <w:t xml:space="preserve">0.440</w:t>
+              <w:t xml:space="preserve">0.210</w:t>
             </w:r>
           </w:p>
         </w:tc>
@@ -1639,60 +1639,60 @@
                 <w:szCs w:val="22"/>
                 <w:color w:val="000000"/>
               </w:rPr>
-              <w:t xml:space="preserve">1.02, 1.09</w:t>
-            </w:r>
-          </w:p>
-        </w:tc>
-        <w:tc>
-          <w:tcPr>
-            <w:tcBorders>
-              <w:bottom w:val="none" w:sz="0" w:space="0" w:color="000000"/>
-              <w:top w:val="none" w:sz="0" w:space="0" w:color="000000"/>
-              <w:left w:val="none" w:sz="0" w:space="0" w:color="000000"/>
-              <w:right w:val="none" w:sz="0" w:space="0" w:color="000000"/>
-            </w:tcBorders>
-            <w:shd w:val="clear" w:color="auto" w:fill="FFFFFF"/>
-            <w:tcMar>
-              <w:top w:w="0" w:type="dxa"/>
-              <w:bottom w:w="0" w:type="dxa"/>
-              <w:left w:w="0" w:type="dxa"/>
-              <w:right w:w="0" w:type="dxa"/>
-            </w:tcMar>
-            <w:vAlign w:val="top"/>
-          </w:tcPr>
-          <w:p>
-            <w:pPr>
-              <w:pStyle w:val="Normal"/>
-              <w:jc w:val="center"/>
-              <w:pBdr>
-                <w:bottom w:val="none" w:sz="0" w:space="0" w:color="000000"/>
-                <w:top w:val="none" w:sz="0" w:space="0" w:color="000000"/>
-                <w:left w:val="none" w:sz="0" w:space="0" w:color="000000"/>
-                <w:right w:val="none" w:sz="0" w:space="0" w:color="000000"/>
-              </w:pBdr>
-              <w:spacing w:after="100" w:before="100" w:line="240"/>
-              <w:ind w:left="100" w:right="100" w:firstLine="0" w:firstLineChars="0"/>
-              <w:rPr>
-                <w:rFonts w:ascii="Helvetica" w:hAnsi="Helvetica" w:eastAsia="Helvetica" w:cs="Helvetica"/>
-                <w:i w:val="false"/>
-                <w:b w:val="false"/>
-                <w:u w:val="none"/>
-                <w:sz w:val="22"/>
-                <w:szCs w:val="22"/>
-                <w:color w:val="000000"/>
-              </w:rPr>
-            </w:pPr>
-            <w:r>
-              <w:rPr>
-                <w:rFonts w:ascii="Helvetica" w:hAnsi="Helvetica" w:eastAsia="Helvetica" w:cs="Helvetica"/>
-                <w:i w:val="false"/>
-                <w:b w:val="false"/>
-                <w:u w:val="none"/>
-                <w:sz w:val="22"/>
-                <w:szCs w:val="22"/>
-                <w:color w:val="000000"/>
-              </w:rPr>
-              <w:t xml:space="preserve">0.002</w:t>
+              <w:t xml:space="preserve">1.02, 1.08</w:t>
+            </w:r>
+          </w:p>
+        </w:tc>
+        <w:tc>
+          <w:tcPr>
+            <w:tcBorders>
+              <w:bottom w:val="none" w:sz="0" w:space="0" w:color="000000"/>
+              <w:top w:val="none" w:sz="0" w:space="0" w:color="000000"/>
+              <w:left w:val="none" w:sz="0" w:space="0" w:color="000000"/>
+              <w:right w:val="none" w:sz="0" w:space="0" w:color="000000"/>
+            </w:tcBorders>
+            <w:shd w:val="clear" w:color="auto" w:fill="FFFFFF"/>
+            <w:tcMar>
+              <w:top w:w="0" w:type="dxa"/>
+              <w:bottom w:w="0" w:type="dxa"/>
+              <w:left w:w="0" w:type="dxa"/>
+              <w:right w:w="0" w:type="dxa"/>
+            </w:tcMar>
+            <w:vAlign w:val="top"/>
+          </w:tcPr>
+          <w:p>
+            <w:pPr>
+              <w:pStyle w:val="Normal"/>
+              <w:jc w:val="center"/>
+              <w:pBdr>
+                <w:bottom w:val="none" w:sz="0" w:space="0" w:color="000000"/>
+                <w:top w:val="none" w:sz="0" w:space="0" w:color="000000"/>
+                <w:left w:val="none" w:sz="0" w:space="0" w:color="000000"/>
+                <w:right w:val="none" w:sz="0" w:space="0" w:color="000000"/>
+              </w:pBdr>
+              <w:spacing w:after="100" w:before="100" w:line="240"/>
+              <w:ind w:left="100" w:right="100" w:firstLine="0" w:firstLineChars="0"/>
+              <w:rPr>
+                <w:rFonts w:ascii="Helvetica" w:hAnsi="Helvetica" w:eastAsia="Helvetica" w:cs="Helvetica"/>
+                <w:i w:val="false"/>
+                <w:b w:val="false"/>
+                <w:u w:val="none"/>
+                <w:sz w:val="22"/>
+                <w:szCs w:val="22"/>
+                <w:color w:val="000000"/>
+              </w:rPr>
+            </w:pPr>
+            <w:r>
+              <w:rPr>
+                <w:rFonts w:ascii="Helvetica" w:hAnsi="Helvetica" w:eastAsia="Helvetica" w:cs="Helvetica"/>
+                <w:i w:val="false"/>
+                <w:b w:val="false"/>
+                <w:u w:val="none"/>
+                <w:sz w:val="22"/>
+                <w:szCs w:val="22"/>
+                <w:color w:val="000000"/>
+              </w:rPr>
+              <w:t xml:space="preserve">0.003</w:t>
             </w:r>
           </w:p>
         </w:tc>
@@ -3035,113 +3035,113 @@
                 <w:szCs w:val="22"/>
                 <w:color w:val="000000"/>
               </w:rPr>
-              <w:t xml:space="preserve">1.11</w:t>
-            </w:r>
-          </w:p>
-        </w:tc>
-        <w:tc>
-          <w:tcPr>
-            <w:tcBorders>
-              <w:bottom w:val="none" w:sz="0" w:space="0" w:color="000000"/>
-              <w:top w:val="none" w:sz="0" w:space="0" w:color="000000"/>
-              <w:left w:val="none" w:sz="0" w:space="0" w:color="000000"/>
-              <w:right w:val="none" w:sz="0" w:space="0" w:color="000000"/>
-            </w:tcBorders>
-            <w:shd w:val="clear" w:color="auto" w:fill="FFFFFF"/>
-            <w:tcMar>
-              <w:top w:w="0" w:type="dxa"/>
-              <w:bottom w:w="0" w:type="dxa"/>
-              <w:left w:w="0" w:type="dxa"/>
-              <w:right w:w="0" w:type="dxa"/>
-            </w:tcMar>
-            <w:vAlign w:val="top"/>
-          </w:tcPr>
-          <w:p>
-            <w:pPr>
-              <w:pStyle w:val="Normal"/>
-              <w:jc w:val="center"/>
-              <w:pBdr>
-                <w:bottom w:val="none" w:sz="0" w:space="0" w:color="000000"/>
-                <w:top w:val="none" w:sz="0" w:space="0" w:color="000000"/>
-                <w:left w:val="none" w:sz="0" w:space="0" w:color="000000"/>
-                <w:right w:val="none" w:sz="0" w:space="0" w:color="000000"/>
-              </w:pBdr>
-              <w:spacing w:after="100" w:before="100" w:line="240"/>
-              <w:ind w:left="100" w:right="100" w:firstLine="0" w:firstLineChars="0"/>
-              <w:rPr>
-                <w:rFonts w:ascii="Helvetica" w:hAnsi="Helvetica" w:eastAsia="Helvetica" w:cs="Helvetica"/>
-                <w:i w:val="false"/>
-                <w:b w:val="false"/>
-                <w:u w:val="none"/>
-                <w:sz w:val="22"/>
-                <w:szCs w:val="22"/>
-                <w:color w:val="000000"/>
-              </w:rPr>
-            </w:pPr>
-            <w:r>
-              <w:rPr>
-                <w:rFonts w:ascii="Helvetica" w:hAnsi="Helvetica" w:eastAsia="Helvetica" w:cs="Helvetica"/>
-                <w:i w:val="false"/>
-                <w:b w:val="false"/>
-                <w:u w:val="none"/>
-                <w:sz w:val="22"/>
-                <w:szCs w:val="22"/>
-                <w:color w:val="000000"/>
-              </w:rPr>
-              <w:t xml:space="preserve">0.61, 2.01</w:t>
-            </w:r>
-          </w:p>
-        </w:tc>
-        <w:tc>
-          <w:tcPr>
-            <w:tcBorders>
-              <w:bottom w:val="none" w:sz="0" w:space="0" w:color="000000"/>
-              <w:top w:val="none" w:sz="0" w:space="0" w:color="000000"/>
-              <w:left w:val="none" w:sz="0" w:space="0" w:color="000000"/>
-              <w:right w:val="none" w:sz="0" w:space="0" w:color="000000"/>
-            </w:tcBorders>
-            <w:shd w:val="clear" w:color="auto" w:fill="FFFFFF"/>
-            <w:tcMar>
-              <w:top w:w="0" w:type="dxa"/>
-              <w:bottom w:w="0" w:type="dxa"/>
-              <w:left w:w="0" w:type="dxa"/>
-              <w:right w:w="0" w:type="dxa"/>
-            </w:tcMar>
-            <w:vAlign w:val="top"/>
-          </w:tcPr>
-          <w:p>
-            <w:pPr>
-              <w:pStyle w:val="Normal"/>
-              <w:jc w:val="center"/>
-              <w:pBdr>
-                <w:bottom w:val="none" w:sz="0" w:space="0" w:color="000000"/>
-                <w:top w:val="none" w:sz="0" w:space="0" w:color="000000"/>
-                <w:left w:val="none" w:sz="0" w:space="0" w:color="000000"/>
-                <w:right w:val="none" w:sz="0" w:space="0" w:color="000000"/>
-              </w:pBdr>
-              <w:spacing w:after="100" w:before="100" w:line="240"/>
-              <w:ind w:left="100" w:right="100" w:firstLine="0" w:firstLineChars="0"/>
-              <w:rPr>
-                <w:rFonts w:ascii="Helvetica" w:hAnsi="Helvetica" w:eastAsia="Helvetica" w:cs="Helvetica"/>
-                <w:i w:val="false"/>
-                <w:b w:val="false"/>
-                <w:u w:val="none"/>
-                <w:sz w:val="22"/>
-                <w:szCs w:val="22"/>
-                <w:color w:val="000000"/>
-              </w:rPr>
-            </w:pPr>
-            <w:r>
-              <w:rPr>
-                <w:rFonts w:ascii="Helvetica" w:hAnsi="Helvetica" w:eastAsia="Helvetica" w:cs="Helvetica"/>
-                <w:i w:val="false"/>
-                <w:b w:val="false"/>
-                <w:u w:val="none"/>
-                <w:sz w:val="22"/>
-                <w:szCs w:val="22"/>
-                <w:color w:val="000000"/>
-              </w:rPr>
-              <w:t xml:space="preserve">0.730</w:t>
+              <w:t xml:space="preserve">1.07</w:t>
+            </w:r>
+          </w:p>
+        </w:tc>
+        <w:tc>
+          <w:tcPr>
+            <w:tcBorders>
+              <w:bottom w:val="none" w:sz="0" w:space="0" w:color="000000"/>
+              <w:top w:val="none" w:sz="0" w:space="0" w:color="000000"/>
+              <w:left w:val="none" w:sz="0" w:space="0" w:color="000000"/>
+              <w:right w:val="none" w:sz="0" w:space="0" w:color="000000"/>
+            </w:tcBorders>
+            <w:shd w:val="clear" w:color="auto" w:fill="FFFFFF"/>
+            <w:tcMar>
+              <w:top w:w="0" w:type="dxa"/>
+              <w:bottom w:w="0" w:type="dxa"/>
+              <w:left w:w="0" w:type="dxa"/>
+              <w:right w:w="0" w:type="dxa"/>
+            </w:tcMar>
+            <w:vAlign w:val="top"/>
+          </w:tcPr>
+          <w:p>
+            <w:pPr>
+              <w:pStyle w:val="Normal"/>
+              <w:jc w:val="center"/>
+              <w:pBdr>
+                <w:bottom w:val="none" w:sz="0" w:space="0" w:color="000000"/>
+                <w:top w:val="none" w:sz="0" w:space="0" w:color="000000"/>
+                <w:left w:val="none" w:sz="0" w:space="0" w:color="000000"/>
+                <w:right w:val="none" w:sz="0" w:space="0" w:color="000000"/>
+              </w:pBdr>
+              <w:spacing w:after="100" w:before="100" w:line="240"/>
+              <w:ind w:left="100" w:right="100" w:firstLine="0" w:firstLineChars="0"/>
+              <w:rPr>
+                <w:rFonts w:ascii="Helvetica" w:hAnsi="Helvetica" w:eastAsia="Helvetica" w:cs="Helvetica"/>
+                <w:i w:val="false"/>
+                <w:b w:val="false"/>
+                <w:u w:val="none"/>
+                <w:sz w:val="22"/>
+                <w:szCs w:val="22"/>
+                <w:color w:val="000000"/>
+              </w:rPr>
+            </w:pPr>
+            <w:r>
+              <w:rPr>
+                <w:rFonts w:ascii="Helvetica" w:hAnsi="Helvetica" w:eastAsia="Helvetica" w:cs="Helvetica"/>
+                <w:i w:val="false"/>
+                <w:b w:val="false"/>
+                <w:u w:val="none"/>
+                <w:sz w:val="22"/>
+                <w:szCs w:val="22"/>
+                <w:color w:val="000000"/>
+              </w:rPr>
+              <w:t xml:space="preserve">0.59, 1.94</w:t>
+            </w:r>
+          </w:p>
+        </w:tc>
+        <w:tc>
+          <w:tcPr>
+            <w:tcBorders>
+              <w:bottom w:val="none" w:sz="0" w:space="0" w:color="000000"/>
+              <w:top w:val="none" w:sz="0" w:space="0" w:color="000000"/>
+              <w:left w:val="none" w:sz="0" w:space="0" w:color="000000"/>
+              <w:right w:val="none" w:sz="0" w:space="0" w:color="000000"/>
+            </w:tcBorders>
+            <w:shd w:val="clear" w:color="auto" w:fill="FFFFFF"/>
+            <w:tcMar>
+              <w:top w:w="0" w:type="dxa"/>
+              <w:bottom w:w="0" w:type="dxa"/>
+              <w:left w:w="0" w:type="dxa"/>
+              <w:right w:w="0" w:type="dxa"/>
+            </w:tcMar>
+            <w:vAlign w:val="top"/>
+          </w:tcPr>
+          <w:p>
+            <w:pPr>
+              <w:pStyle w:val="Normal"/>
+              <w:jc w:val="center"/>
+              <w:pBdr>
+                <w:bottom w:val="none" w:sz="0" w:space="0" w:color="000000"/>
+                <w:top w:val="none" w:sz="0" w:space="0" w:color="000000"/>
+                <w:left w:val="none" w:sz="0" w:space="0" w:color="000000"/>
+                <w:right w:val="none" w:sz="0" w:space="0" w:color="000000"/>
+              </w:pBdr>
+              <w:spacing w:after="100" w:before="100" w:line="240"/>
+              <w:ind w:left="100" w:right="100" w:firstLine="0" w:firstLineChars="0"/>
+              <w:rPr>
+                <w:rFonts w:ascii="Helvetica" w:hAnsi="Helvetica" w:eastAsia="Helvetica" w:cs="Helvetica"/>
+                <w:i w:val="false"/>
+                <w:b w:val="false"/>
+                <w:u w:val="none"/>
+                <w:sz w:val="22"/>
+                <w:szCs w:val="22"/>
+                <w:color w:val="000000"/>
+              </w:rPr>
+            </w:pPr>
+            <w:r>
+              <w:rPr>
+                <w:rFonts w:ascii="Helvetica" w:hAnsi="Helvetica" w:eastAsia="Helvetica" w:cs="Helvetica"/>
+                <w:i w:val="false"/>
+                <w:b w:val="false"/>
+                <w:u w:val="none"/>
+                <w:sz w:val="22"/>
+                <w:szCs w:val="22"/>
+                <w:color w:val="000000"/>
+              </w:rPr>
+              <w:t xml:space="preserve">0.830</w:t>
             </w:r>
           </w:p>
         </w:tc>
@@ -3518,7 +3518,7 @@
                 <w:szCs w:val="22"/>
                 <w:color w:val="000000"/>
               </w:rPr>
-              <w:t xml:space="preserve">0.99</w:t>
+              <w:t xml:space="preserve">1.0</w:t>
             </w:r>
           </w:p>
         </w:tc>
@@ -3624,7 +3624,7 @@
                 <w:szCs w:val="22"/>
                 <w:color w:val="000000"/>
               </w:rPr>
-              <w:t xml:space="preserve">0.900</w:t>
+              <w:t xml:space="preserve">0.910</w:t>
             </w:r>
           </w:p>
         </w:tc>
@@ -4967,113 +4967,113 @@
                 <w:szCs w:val="22"/>
                 <w:color w:val="000000"/>
               </w:rPr>
-              <w:t xml:space="preserve">0.80</w:t>
-            </w:r>
-          </w:p>
-        </w:tc>
-        <w:tc>
-          <w:tcPr>
-            <w:tcBorders>
-              <w:bottom w:val="none" w:sz="0" w:space="0" w:color="000000"/>
-              <w:top w:val="none" w:sz="0" w:space="0" w:color="000000"/>
-              <w:left w:val="none" w:sz="0" w:space="0" w:color="000000"/>
-              <w:right w:val="none" w:sz="0" w:space="0" w:color="000000"/>
-            </w:tcBorders>
-            <w:shd w:val="clear" w:color="auto" w:fill="FFFFFF"/>
-            <w:tcMar>
-              <w:top w:w="0" w:type="dxa"/>
-              <w:bottom w:w="0" w:type="dxa"/>
-              <w:left w:w="0" w:type="dxa"/>
-              <w:right w:w="0" w:type="dxa"/>
-            </w:tcMar>
-            <w:vAlign w:val="top"/>
-          </w:tcPr>
-          <w:p>
-            <w:pPr>
-              <w:pStyle w:val="Normal"/>
-              <w:jc w:val="center"/>
-              <w:pBdr>
-                <w:bottom w:val="none" w:sz="0" w:space="0" w:color="000000"/>
-                <w:top w:val="none" w:sz="0" w:space="0" w:color="000000"/>
-                <w:left w:val="none" w:sz="0" w:space="0" w:color="000000"/>
-                <w:right w:val="none" w:sz="0" w:space="0" w:color="000000"/>
-              </w:pBdr>
-              <w:spacing w:after="100" w:before="100" w:line="240"/>
-              <w:ind w:left="100" w:right="100" w:firstLine="0" w:firstLineChars="0"/>
-              <w:rPr>
-                <w:rFonts w:ascii="Helvetica" w:hAnsi="Helvetica" w:eastAsia="Helvetica" w:cs="Helvetica"/>
-                <w:i w:val="false"/>
-                <w:b w:val="false"/>
-                <w:u w:val="none"/>
-                <w:sz w:val="22"/>
-                <w:szCs w:val="22"/>
-                <w:color w:val="000000"/>
-              </w:rPr>
-            </w:pPr>
-            <w:r>
-              <w:rPr>
-                <w:rFonts w:ascii="Helvetica" w:hAnsi="Helvetica" w:eastAsia="Helvetica" w:cs="Helvetica"/>
-                <w:i w:val="false"/>
-                <w:b w:val="false"/>
-                <w:u w:val="none"/>
-                <w:sz w:val="22"/>
-                <w:szCs w:val="22"/>
-                <w:color w:val="000000"/>
-              </w:rPr>
-              <w:t xml:space="preserve">0.48, 1.35</w:t>
-            </w:r>
-          </w:p>
-        </w:tc>
-        <w:tc>
-          <w:tcPr>
-            <w:tcBorders>
-              <w:bottom w:val="none" w:sz="0" w:space="0" w:color="000000"/>
-              <w:top w:val="none" w:sz="0" w:space="0" w:color="000000"/>
-              <w:left w:val="none" w:sz="0" w:space="0" w:color="000000"/>
-              <w:right w:val="none" w:sz="0" w:space="0" w:color="000000"/>
-            </w:tcBorders>
-            <w:shd w:val="clear" w:color="auto" w:fill="FFFFFF"/>
-            <w:tcMar>
-              <w:top w:w="0" w:type="dxa"/>
-              <w:bottom w:w="0" w:type="dxa"/>
-              <w:left w:w="0" w:type="dxa"/>
-              <w:right w:w="0" w:type="dxa"/>
-            </w:tcMar>
-            <w:vAlign w:val="top"/>
-          </w:tcPr>
-          <w:p>
-            <w:pPr>
-              <w:pStyle w:val="Normal"/>
-              <w:jc w:val="center"/>
-              <w:pBdr>
-                <w:bottom w:val="none" w:sz="0" w:space="0" w:color="000000"/>
-                <w:top w:val="none" w:sz="0" w:space="0" w:color="000000"/>
-                <w:left w:val="none" w:sz="0" w:space="0" w:color="000000"/>
-                <w:right w:val="none" w:sz="0" w:space="0" w:color="000000"/>
-              </w:pBdr>
-              <w:spacing w:after="100" w:before="100" w:line="240"/>
-              <w:ind w:left="100" w:right="100" w:firstLine="0" w:firstLineChars="0"/>
-              <w:rPr>
-                <w:rFonts w:ascii="Helvetica" w:hAnsi="Helvetica" w:eastAsia="Helvetica" w:cs="Helvetica"/>
-                <w:i w:val="false"/>
-                <w:b w:val="false"/>
-                <w:u w:val="none"/>
-                <w:sz w:val="22"/>
-                <w:szCs w:val="22"/>
-                <w:color w:val="000000"/>
-              </w:rPr>
-            </w:pPr>
-            <w:r>
-              <w:rPr>
-                <w:rFonts w:ascii="Helvetica" w:hAnsi="Helvetica" w:eastAsia="Helvetica" w:cs="Helvetica"/>
-                <w:i w:val="false"/>
-                <w:b w:val="false"/>
-                <w:u w:val="none"/>
-                <w:sz w:val="22"/>
-                <w:szCs w:val="22"/>
-                <w:color w:val="000000"/>
-              </w:rPr>
-              <w:t xml:space="preserve">0.410</w:t>
+              <w:t xml:space="preserve">0.78</w:t>
+            </w:r>
+          </w:p>
+        </w:tc>
+        <w:tc>
+          <w:tcPr>
+            <w:tcBorders>
+              <w:bottom w:val="none" w:sz="0" w:space="0" w:color="000000"/>
+              <w:top w:val="none" w:sz="0" w:space="0" w:color="000000"/>
+              <w:left w:val="none" w:sz="0" w:space="0" w:color="000000"/>
+              <w:right w:val="none" w:sz="0" w:space="0" w:color="000000"/>
+            </w:tcBorders>
+            <w:shd w:val="clear" w:color="auto" w:fill="FFFFFF"/>
+            <w:tcMar>
+              <w:top w:w="0" w:type="dxa"/>
+              <w:bottom w:w="0" w:type="dxa"/>
+              <w:left w:w="0" w:type="dxa"/>
+              <w:right w:w="0" w:type="dxa"/>
+            </w:tcMar>
+            <w:vAlign w:val="top"/>
+          </w:tcPr>
+          <w:p>
+            <w:pPr>
+              <w:pStyle w:val="Normal"/>
+              <w:jc w:val="center"/>
+              <w:pBdr>
+                <w:bottom w:val="none" w:sz="0" w:space="0" w:color="000000"/>
+                <w:top w:val="none" w:sz="0" w:space="0" w:color="000000"/>
+                <w:left w:val="none" w:sz="0" w:space="0" w:color="000000"/>
+                <w:right w:val="none" w:sz="0" w:space="0" w:color="000000"/>
+              </w:pBdr>
+              <w:spacing w:after="100" w:before="100" w:line="240"/>
+              <w:ind w:left="100" w:right="100" w:firstLine="0" w:firstLineChars="0"/>
+              <w:rPr>
+                <w:rFonts w:ascii="Helvetica" w:hAnsi="Helvetica" w:eastAsia="Helvetica" w:cs="Helvetica"/>
+                <w:i w:val="false"/>
+                <w:b w:val="false"/>
+                <w:u w:val="none"/>
+                <w:sz w:val="22"/>
+                <w:szCs w:val="22"/>
+                <w:color w:val="000000"/>
+              </w:rPr>
+            </w:pPr>
+            <w:r>
+              <w:rPr>
+                <w:rFonts w:ascii="Helvetica" w:hAnsi="Helvetica" w:eastAsia="Helvetica" w:cs="Helvetica"/>
+                <w:i w:val="false"/>
+                <w:b w:val="false"/>
+                <w:u w:val="none"/>
+                <w:sz w:val="22"/>
+                <w:szCs w:val="22"/>
+                <w:color w:val="000000"/>
+              </w:rPr>
+              <w:t xml:space="preserve">0.47, 1.32</w:t>
+            </w:r>
+          </w:p>
+        </w:tc>
+        <w:tc>
+          <w:tcPr>
+            <w:tcBorders>
+              <w:bottom w:val="none" w:sz="0" w:space="0" w:color="000000"/>
+              <w:top w:val="none" w:sz="0" w:space="0" w:color="000000"/>
+              <w:left w:val="none" w:sz="0" w:space="0" w:color="000000"/>
+              <w:right w:val="none" w:sz="0" w:space="0" w:color="000000"/>
+            </w:tcBorders>
+            <w:shd w:val="clear" w:color="auto" w:fill="FFFFFF"/>
+            <w:tcMar>
+              <w:top w:w="0" w:type="dxa"/>
+              <w:bottom w:w="0" w:type="dxa"/>
+              <w:left w:w="0" w:type="dxa"/>
+              <w:right w:w="0" w:type="dxa"/>
+            </w:tcMar>
+            <w:vAlign w:val="top"/>
+          </w:tcPr>
+          <w:p>
+            <w:pPr>
+              <w:pStyle w:val="Normal"/>
+              <w:jc w:val="center"/>
+              <w:pBdr>
+                <w:bottom w:val="none" w:sz="0" w:space="0" w:color="000000"/>
+                <w:top w:val="none" w:sz="0" w:space="0" w:color="000000"/>
+                <w:left w:val="none" w:sz="0" w:space="0" w:color="000000"/>
+                <w:right w:val="none" w:sz="0" w:space="0" w:color="000000"/>
+              </w:pBdr>
+              <w:spacing w:after="100" w:before="100" w:line="240"/>
+              <w:ind w:left="100" w:right="100" w:firstLine="0" w:firstLineChars="0"/>
+              <w:rPr>
+                <w:rFonts w:ascii="Helvetica" w:hAnsi="Helvetica" w:eastAsia="Helvetica" w:cs="Helvetica"/>
+                <w:i w:val="false"/>
+                <w:b w:val="false"/>
+                <w:u w:val="none"/>
+                <w:sz w:val="22"/>
+                <w:szCs w:val="22"/>
+                <w:color w:val="000000"/>
+              </w:rPr>
+            </w:pPr>
+            <w:r>
+              <w:rPr>
+                <w:rFonts w:ascii="Helvetica" w:hAnsi="Helvetica" w:eastAsia="Helvetica" w:cs="Helvetica"/>
+                <w:i w:val="false"/>
+                <w:b w:val="false"/>
+                <w:u w:val="none"/>
+                <w:sz w:val="22"/>
+                <w:szCs w:val="22"/>
+                <w:color w:val="000000"/>
+              </w:rPr>
+              <w:t xml:space="preserve">0.360</w:t>
             </w:r>
           </w:p>
         </w:tc>
@@ -6416,113 +6416,113 @@
                 <w:szCs w:val="22"/>
                 <w:color w:val="000000"/>
               </w:rPr>
-              <w:t xml:space="preserve">1.44</w:t>
-            </w:r>
-          </w:p>
-        </w:tc>
-        <w:tc>
-          <w:tcPr>
-            <w:tcBorders>
-              <w:bottom w:val="none" w:sz="0" w:space="0" w:color="000000"/>
-              <w:top w:val="none" w:sz="0" w:space="0" w:color="000000"/>
-              <w:left w:val="none" w:sz="0" w:space="0" w:color="000000"/>
-              <w:right w:val="none" w:sz="0" w:space="0" w:color="000000"/>
-            </w:tcBorders>
-            <w:shd w:val="clear" w:color="auto" w:fill="FFFFFF"/>
-            <w:tcMar>
-              <w:top w:w="0" w:type="dxa"/>
-              <w:bottom w:w="0" w:type="dxa"/>
-              <w:left w:w="0" w:type="dxa"/>
-              <w:right w:w="0" w:type="dxa"/>
-            </w:tcMar>
-            <w:vAlign w:val="top"/>
-          </w:tcPr>
-          <w:p>
-            <w:pPr>
-              <w:pStyle w:val="Normal"/>
-              <w:jc w:val="center"/>
-              <w:pBdr>
-                <w:bottom w:val="none" w:sz="0" w:space="0" w:color="000000"/>
-                <w:top w:val="none" w:sz="0" w:space="0" w:color="000000"/>
-                <w:left w:val="none" w:sz="0" w:space="0" w:color="000000"/>
-                <w:right w:val="none" w:sz="0" w:space="0" w:color="000000"/>
-              </w:pBdr>
-              <w:spacing w:after="100" w:before="100" w:line="240"/>
-              <w:ind w:left="100" w:right="100" w:firstLine="0" w:firstLineChars="0"/>
-              <w:rPr>
-                <w:rFonts w:ascii="Helvetica" w:hAnsi="Helvetica" w:eastAsia="Helvetica" w:cs="Helvetica"/>
-                <w:i w:val="false"/>
-                <w:b w:val="false"/>
-                <w:u w:val="none"/>
-                <w:sz w:val="22"/>
-                <w:szCs w:val="22"/>
-                <w:color w:val="000000"/>
-              </w:rPr>
-            </w:pPr>
-            <w:r>
-              <w:rPr>
-                <w:rFonts w:ascii="Helvetica" w:hAnsi="Helvetica" w:eastAsia="Helvetica" w:cs="Helvetica"/>
-                <w:i w:val="false"/>
-                <w:b w:val="false"/>
-                <w:u w:val="none"/>
-                <w:sz w:val="22"/>
-                <w:szCs w:val="22"/>
-                <w:color w:val="000000"/>
-              </w:rPr>
-              <w:t xml:space="preserve">0.29, 7.23</w:t>
-            </w:r>
-          </w:p>
-        </w:tc>
-        <w:tc>
-          <w:tcPr>
-            <w:tcBorders>
-              <w:bottom w:val="none" w:sz="0" w:space="0" w:color="000000"/>
-              <w:top w:val="none" w:sz="0" w:space="0" w:color="000000"/>
-              <w:left w:val="none" w:sz="0" w:space="0" w:color="000000"/>
-              <w:right w:val="none" w:sz="0" w:space="0" w:color="000000"/>
-            </w:tcBorders>
-            <w:shd w:val="clear" w:color="auto" w:fill="FFFFFF"/>
-            <w:tcMar>
-              <w:top w:w="0" w:type="dxa"/>
-              <w:bottom w:w="0" w:type="dxa"/>
-              <w:left w:w="0" w:type="dxa"/>
-              <w:right w:w="0" w:type="dxa"/>
-            </w:tcMar>
-            <w:vAlign w:val="top"/>
-          </w:tcPr>
-          <w:p>
-            <w:pPr>
-              <w:pStyle w:val="Normal"/>
-              <w:jc w:val="center"/>
-              <w:pBdr>
-                <w:bottom w:val="none" w:sz="0" w:space="0" w:color="000000"/>
-                <w:top w:val="none" w:sz="0" w:space="0" w:color="000000"/>
-                <w:left w:val="none" w:sz="0" w:space="0" w:color="000000"/>
-                <w:right w:val="none" w:sz="0" w:space="0" w:color="000000"/>
-              </w:pBdr>
-              <w:spacing w:after="100" w:before="100" w:line="240"/>
-              <w:ind w:left="100" w:right="100" w:firstLine="0" w:firstLineChars="0"/>
-              <w:rPr>
-                <w:rFonts w:ascii="Helvetica" w:hAnsi="Helvetica" w:eastAsia="Helvetica" w:cs="Helvetica"/>
-                <w:i w:val="false"/>
-                <w:b w:val="false"/>
-                <w:u w:val="none"/>
-                <w:sz w:val="22"/>
-                <w:szCs w:val="22"/>
-                <w:color w:val="000000"/>
-              </w:rPr>
-            </w:pPr>
-            <w:r>
-              <w:rPr>
-                <w:rFonts w:ascii="Helvetica" w:hAnsi="Helvetica" w:eastAsia="Helvetica" w:cs="Helvetica"/>
-                <w:i w:val="false"/>
-                <w:b w:val="false"/>
-                <w:u w:val="none"/>
-                <w:sz w:val="22"/>
-                <w:szCs w:val="22"/>
-                <w:color w:val="000000"/>
-              </w:rPr>
-              <w:t xml:space="preserve">0.650</w:t>
+              <w:t xml:space="preserve">1.37</w:t>
+            </w:r>
+          </w:p>
+        </w:tc>
+        <w:tc>
+          <w:tcPr>
+            <w:tcBorders>
+              <w:bottom w:val="none" w:sz="0" w:space="0" w:color="000000"/>
+              <w:top w:val="none" w:sz="0" w:space="0" w:color="000000"/>
+              <w:left w:val="none" w:sz="0" w:space="0" w:color="000000"/>
+              <w:right w:val="none" w:sz="0" w:space="0" w:color="000000"/>
+            </w:tcBorders>
+            <w:shd w:val="clear" w:color="auto" w:fill="FFFFFF"/>
+            <w:tcMar>
+              <w:top w:w="0" w:type="dxa"/>
+              <w:bottom w:w="0" w:type="dxa"/>
+              <w:left w:w="0" w:type="dxa"/>
+              <w:right w:w="0" w:type="dxa"/>
+            </w:tcMar>
+            <w:vAlign w:val="top"/>
+          </w:tcPr>
+          <w:p>
+            <w:pPr>
+              <w:pStyle w:val="Normal"/>
+              <w:jc w:val="center"/>
+              <w:pBdr>
+                <w:bottom w:val="none" w:sz="0" w:space="0" w:color="000000"/>
+                <w:top w:val="none" w:sz="0" w:space="0" w:color="000000"/>
+                <w:left w:val="none" w:sz="0" w:space="0" w:color="000000"/>
+                <w:right w:val="none" w:sz="0" w:space="0" w:color="000000"/>
+              </w:pBdr>
+              <w:spacing w:after="100" w:before="100" w:line="240"/>
+              <w:ind w:left="100" w:right="100" w:firstLine="0" w:firstLineChars="0"/>
+              <w:rPr>
+                <w:rFonts w:ascii="Helvetica" w:hAnsi="Helvetica" w:eastAsia="Helvetica" w:cs="Helvetica"/>
+                <w:i w:val="false"/>
+                <w:b w:val="false"/>
+                <w:u w:val="none"/>
+                <w:sz w:val="22"/>
+                <w:szCs w:val="22"/>
+                <w:color w:val="000000"/>
+              </w:rPr>
+            </w:pPr>
+            <w:r>
+              <w:rPr>
+                <w:rFonts w:ascii="Helvetica" w:hAnsi="Helvetica" w:eastAsia="Helvetica" w:cs="Helvetica"/>
+                <w:i w:val="false"/>
+                <w:b w:val="false"/>
+                <w:u w:val="none"/>
+                <w:sz w:val="22"/>
+                <w:szCs w:val="22"/>
+                <w:color w:val="000000"/>
+              </w:rPr>
+              <w:t xml:space="preserve">0.27, 6.87</w:t>
+            </w:r>
+          </w:p>
+        </w:tc>
+        <w:tc>
+          <w:tcPr>
+            <w:tcBorders>
+              <w:bottom w:val="none" w:sz="0" w:space="0" w:color="000000"/>
+              <w:top w:val="none" w:sz="0" w:space="0" w:color="000000"/>
+              <w:left w:val="none" w:sz="0" w:space="0" w:color="000000"/>
+              <w:right w:val="none" w:sz="0" w:space="0" w:color="000000"/>
+            </w:tcBorders>
+            <w:shd w:val="clear" w:color="auto" w:fill="FFFFFF"/>
+            <w:tcMar>
+              <w:top w:w="0" w:type="dxa"/>
+              <w:bottom w:w="0" w:type="dxa"/>
+              <w:left w:w="0" w:type="dxa"/>
+              <w:right w:w="0" w:type="dxa"/>
+            </w:tcMar>
+            <w:vAlign w:val="top"/>
+          </w:tcPr>
+          <w:p>
+            <w:pPr>
+              <w:pStyle w:val="Normal"/>
+              <w:jc w:val="center"/>
+              <w:pBdr>
+                <w:bottom w:val="none" w:sz="0" w:space="0" w:color="000000"/>
+                <w:top w:val="none" w:sz="0" w:space="0" w:color="000000"/>
+                <w:left w:val="none" w:sz="0" w:space="0" w:color="000000"/>
+                <w:right w:val="none" w:sz="0" w:space="0" w:color="000000"/>
+              </w:pBdr>
+              <w:spacing w:after="100" w:before="100" w:line="240"/>
+              <w:ind w:left="100" w:right="100" w:firstLine="0" w:firstLineChars="0"/>
+              <w:rPr>
+                <w:rFonts w:ascii="Helvetica" w:hAnsi="Helvetica" w:eastAsia="Helvetica" w:cs="Helvetica"/>
+                <w:i w:val="false"/>
+                <w:b w:val="false"/>
+                <w:u w:val="none"/>
+                <w:sz w:val="22"/>
+                <w:szCs w:val="22"/>
+                <w:color w:val="000000"/>
+              </w:rPr>
+            </w:pPr>
+            <w:r>
+              <w:rPr>
+                <w:rFonts w:ascii="Helvetica" w:hAnsi="Helvetica" w:eastAsia="Helvetica" w:cs="Helvetica"/>
+                <w:i w:val="false"/>
+                <w:b w:val="false"/>
+                <w:u w:val="none"/>
+                <w:sz w:val="22"/>
+                <w:szCs w:val="22"/>
+                <w:color w:val="000000"/>
+              </w:rPr>
+              <w:t xml:space="preserve">0.700</w:t>
             </w:r>
           </w:p>
         </w:tc>
@@ -6899,113 +6899,113 @@
                 <w:szCs w:val="22"/>
                 <w:color w:val="000000"/>
               </w:rPr>
-              <w:t xml:space="preserve">2.09</w:t>
-            </w:r>
-          </w:p>
-        </w:tc>
-        <w:tc>
-          <w:tcPr>
-            <w:tcBorders>
-              <w:bottom w:val="none" w:sz="0" w:space="0" w:color="000000"/>
-              <w:top w:val="none" w:sz="0" w:space="0" w:color="000000"/>
-              <w:left w:val="none" w:sz="0" w:space="0" w:color="000000"/>
-              <w:right w:val="none" w:sz="0" w:space="0" w:color="000000"/>
-            </w:tcBorders>
-            <w:shd w:val="clear" w:color="auto" w:fill="FFFFFF"/>
-            <w:tcMar>
-              <w:top w:w="0" w:type="dxa"/>
-              <w:bottom w:w="0" w:type="dxa"/>
-              <w:left w:w="0" w:type="dxa"/>
-              <w:right w:w="0" w:type="dxa"/>
-            </w:tcMar>
-            <w:vAlign w:val="top"/>
-          </w:tcPr>
-          <w:p>
-            <w:pPr>
-              <w:pStyle w:val="Normal"/>
-              <w:jc w:val="center"/>
-              <w:pBdr>
-                <w:bottom w:val="none" w:sz="0" w:space="0" w:color="000000"/>
-                <w:top w:val="none" w:sz="0" w:space="0" w:color="000000"/>
-                <w:left w:val="none" w:sz="0" w:space="0" w:color="000000"/>
-                <w:right w:val="none" w:sz="0" w:space="0" w:color="000000"/>
-              </w:pBdr>
-              <w:spacing w:after="100" w:before="100" w:line="240"/>
-              <w:ind w:left="100" w:right="100" w:firstLine="0" w:firstLineChars="0"/>
-              <w:rPr>
-                <w:rFonts w:ascii="Helvetica" w:hAnsi="Helvetica" w:eastAsia="Helvetica" w:cs="Helvetica"/>
-                <w:i w:val="false"/>
-                <w:b w:val="false"/>
-                <w:u w:val="none"/>
-                <w:sz w:val="22"/>
-                <w:szCs w:val="22"/>
-                <w:color w:val="000000"/>
-              </w:rPr>
-            </w:pPr>
-            <w:r>
-              <w:rPr>
-                <w:rFonts w:ascii="Helvetica" w:hAnsi="Helvetica" w:eastAsia="Helvetica" w:cs="Helvetica"/>
-                <w:i w:val="false"/>
-                <w:b w:val="false"/>
-                <w:u w:val="none"/>
-                <w:sz w:val="22"/>
-                <w:szCs w:val="22"/>
-                <w:color w:val="000000"/>
-              </w:rPr>
-              <w:t xml:space="preserve">0.60, 7.26</w:t>
-            </w:r>
-          </w:p>
-        </w:tc>
-        <w:tc>
-          <w:tcPr>
-            <w:tcBorders>
-              <w:bottom w:val="none" w:sz="0" w:space="0" w:color="000000"/>
-              <w:top w:val="none" w:sz="0" w:space="0" w:color="000000"/>
-              <w:left w:val="none" w:sz="0" w:space="0" w:color="000000"/>
-              <w:right w:val="none" w:sz="0" w:space="0" w:color="000000"/>
-            </w:tcBorders>
-            <w:shd w:val="clear" w:color="auto" w:fill="FFFFFF"/>
-            <w:tcMar>
-              <w:top w:w="0" w:type="dxa"/>
-              <w:bottom w:w="0" w:type="dxa"/>
-              <w:left w:w="0" w:type="dxa"/>
-              <w:right w:w="0" w:type="dxa"/>
-            </w:tcMar>
-            <w:vAlign w:val="top"/>
-          </w:tcPr>
-          <w:p>
-            <w:pPr>
-              <w:pStyle w:val="Normal"/>
-              <w:jc w:val="center"/>
-              <w:pBdr>
-                <w:bottom w:val="none" w:sz="0" w:space="0" w:color="000000"/>
-                <w:top w:val="none" w:sz="0" w:space="0" w:color="000000"/>
-                <w:left w:val="none" w:sz="0" w:space="0" w:color="000000"/>
-                <w:right w:val="none" w:sz="0" w:space="0" w:color="000000"/>
-              </w:pBdr>
-              <w:spacing w:after="100" w:before="100" w:line="240"/>
-              <w:ind w:left="100" w:right="100" w:firstLine="0" w:firstLineChars="0"/>
-              <w:rPr>
-                <w:rFonts w:ascii="Helvetica" w:hAnsi="Helvetica" w:eastAsia="Helvetica" w:cs="Helvetica"/>
-                <w:i w:val="false"/>
-                <w:b w:val="false"/>
-                <w:u w:val="none"/>
-                <w:sz w:val="22"/>
-                <w:szCs w:val="22"/>
-                <w:color w:val="000000"/>
-              </w:rPr>
-            </w:pPr>
-            <w:r>
-              <w:rPr>
-                <w:rFonts w:ascii="Helvetica" w:hAnsi="Helvetica" w:eastAsia="Helvetica" w:cs="Helvetica"/>
-                <w:i w:val="false"/>
-                <w:b w:val="false"/>
-                <w:u w:val="none"/>
-                <w:sz w:val="22"/>
-                <w:szCs w:val="22"/>
-                <w:color w:val="000000"/>
-              </w:rPr>
-              <w:t xml:space="preserve">0.250</w:t>
+              <w:t xml:space="preserve">2.06</w:t>
+            </w:r>
+          </w:p>
+        </w:tc>
+        <w:tc>
+          <w:tcPr>
+            <w:tcBorders>
+              <w:bottom w:val="none" w:sz="0" w:space="0" w:color="000000"/>
+              <w:top w:val="none" w:sz="0" w:space="0" w:color="000000"/>
+              <w:left w:val="none" w:sz="0" w:space="0" w:color="000000"/>
+              <w:right w:val="none" w:sz="0" w:space="0" w:color="000000"/>
+            </w:tcBorders>
+            <w:shd w:val="clear" w:color="auto" w:fill="FFFFFF"/>
+            <w:tcMar>
+              <w:top w:w="0" w:type="dxa"/>
+              <w:bottom w:w="0" w:type="dxa"/>
+              <w:left w:w="0" w:type="dxa"/>
+              <w:right w:w="0" w:type="dxa"/>
+            </w:tcMar>
+            <w:vAlign w:val="top"/>
+          </w:tcPr>
+          <w:p>
+            <w:pPr>
+              <w:pStyle w:val="Normal"/>
+              <w:jc w:val="center"/>
+              <w:pBdr>
+                <w:bottom w:val="none" w:sz="0" w:space="0" w:color="000000"/>
+                <w:top w:val="none" w:sz="0" w:space="0" w:color="000000"/>
+                <w:left w:val="none" w:sz="0" w:space="0" w:color="000000"/>
+                <w:right w:val="none" w:sz="0" w:space="0" w:color="000000"/>
+              </w:pBdr>
+              <w:spacing w:after="100" w:before="100" w:line="240"/>
+              <w:ind w:left="100" w:right="100" w:firstLine="0" w:firstLineChars="0"/>
+              <w:rPr>
+                <w:rFonts w:ascii="Helvetica" w:hAnsi="Helvetica" w:eastAsia="Helvetica" w:cs="Helvetica"/>
+                <w:i w:val="false"/>
+                <w:b w:val="false"/>
+                <w:u w:val="none"/>
+                <w:sz w:val="22"/>
+                <w:szCs w:val="22"/>
+                <w:color w:val="000000"/>
+              </w:rPr>
+            </w:pPr>
+            <w:r>
+              <w:rPr>
+                <w:rFonts w:ascii="Helvetica" w:hAnsi="Helvetica" w:eastAsia="Helvetica" w:cs="Helvetica"/>
+                <w:i w:val="false"/>
+                <w:b w:val="false"/>
+                <w:u w:val="none"/>
+                <w:sz w:val="22"/>
+                <w:szCs w:val="22"/>
+                <w:color w:val="000000"/>
+              </w:rPr>
+              <w:t xml:space="preserve">0.59, 7.19</w:t>
+            </w:r>
+          </w:p>
+        </w:tc>
+        <w:tc>
+          <w:tcPr>
+            <w:tcBorders>
+              <w:bottom w:val="none" w:sz="0" w:space="0" w:color="000000"/>
+              <w:top w:val="none" w:sz="0" w:space="0" w:color="000000"/>
+              <w:left w:val="none" w:sz="0" w:space="0" w:color="000000"/>
+              <w:right w:val="none" w:sz="0" w:space="0" w:color="000000"/>
+            </w:tcBorders>
+            <w:shd w:val="clear" w:color="auto" w:fill="FFFFFF"/>
+            <w:tcMar>
+              <w:top w:w="0" w:type="dxa"/>
+              <w:bottom w:w="0" w:type="dxa"/>
+              <w:left w:w="0" w:type="dxa"/>
+              <w:right w:w="0" w:type="dxa"/>
+            </w:tcMar>
+            <w:vAlign w:val="top"/>
+          </w:tcPr>
+          <w:p>
+            <w:pPr>
+              <w:pStyle w:val="Normal"/>
+              <w:jc w:val="center"/>
+              <w:pBdr>
+                <w:bottom w:val="none" w:sz="0" w:space="0" w:color="000000"/>
+                <w:top w:val="none" w:sz="0" w:space="0" w:color="000000"/>
+                <w:left w:val="none" w:sz="0" w:space="0" w:color="000000"/>
+                <w:right w:val="none" w:sz="0" w:space="0" w:color="000000"/>
+              </w:pBdr>
+              <w:spacing w:after="100" w:before="100" w:line="240"/>
+              <w:ind w:left="100" w:right="100" w:firstLine="0" w:firstLineChars="0"/>
+              <w:rPr>
+                <w:rFonts w:ascii="Helvetica" w:hAnsi="Helvetica" w:eastAsia="Helvetica" w:cs="Helvetica"/>
+                <w:i w:val="false"/>
+                <w:b w:val="false"/>
+                <w:u w:val="none"/>
+                <w:sz w:val="22"/>
+                <w:szCs w:val="22"/>
+                <w:color w:val="000000"/>
+              </w:rPr>
+            </w:pPr>
+            <w:r>
+              <w:rPr>
+                <w:rFonts w:ascii="Helvetica" w:hAnsi="Helvetica" w:eastAsia="Helvetica" w:cs="Helvetica"/>
+                <w:i w:val="false"/>
+                <w:b w:val="false"/>
+                <w:u w:val="none"/>
+                <w:sz w:val="22"/>
+                <w:szCs w:val="22"/>
+                <w:color w:val="000000"/>
+              </w:rPr>
+              <w:t xml:space="preserve">0.260</w:t>
             </w:r>
           </w:p>
         </w:tc>
@@ -7382,113 +7382,113 @@
                 <w:szCs w:val="22"/>
                 <w:color w:val="000000"/>
               </w:rPr>
-              <w:t xml:space="preserve">2.52</w:t>
-            </w:r>
-          </w:p>
-        </w:tc>
-        <w:tc>
-          <w:tcPr>
-            <w:tcBorders>
-              <w:bottom w:val="none" w:sz="0" w:space="0" w:color="000000"/>
-              <w:top w:val="none" w:sz="0" w:space="0" w:color="000000"/>
-              <w:left w:val="none" w:sz="0" w:space="0" w:color="000000"/>
-              <w:right w:val="none" w:sz="0" w:space="0" w:color="000000"/>
-            </w:tcBorders>
-            <w:shd w:val="clear" w:color="auto" w:fill="FFFFFF"/>
-            <w:tcMar>
-              <w:top w:w="0" w:type="dxa"/>
-              <w:bottom w:w="0" w:type="dxa"/>
-              <w:left w:w="0" w:type="dxa"/>
-              <w:right w:w="0" w:type="dxa"/>
-            </w:tcMar>
-            <w:vAlign w:val="top"/>
-          </w:tcPr>
-          <w:p>
-            <w:pPr>
-              <w:pStyle w:val="Normal"/>
-              <w:jc w:val="center"/>
-              <w:pBdr>
-                <w:bottom w:val="none" w:sz="0" w:space="0" w:color="000000"/>
-                <w:top w:val="none" w:sz="0" w:space="0" w:color="000000"/>
-                <w:left w:val="none" w:sz="0" w:space="0" w:color="000000"/>
-                <w:right w:val="none" w:sz="0" w:space="0" w:color="000000"/>
-              </w:pBdr>
-              <w:spacing w:after="100" w:before="100" w:line="240"/>
-              <w:ind w:left="100" w:right="100" w:firstLine="0" w:firstLineChars="0"/>
-              <w:rPr>
-                <w:rFonts w:ascii="Helvetica" w:hAnsi="Helvetica" w:eastAsia="Helvetica" w:cs="Helvetica"/>
-                <w:i w:val="false"/>
-                <w:b w:val="false"/>
-                <w:u w:val="none"/>
-                <w:sz w:val="22"/>
-                <w:szCs w:val="22"/>
-                <w:color w:val="000000"/>
-              </w:rPr>
-            </w:pPr>
-            <w:r>
-              <w:rPr>
-                <w:rFonts w:ascii="Helvetica" w:hAnsi="Helvetica" w:eastAsia="Helvetica" w:cs="Helvetica"/>
-                <w:i w:val="false"/>
-                <w:b w:val="false"/>
-                <w:u w:val="none"/>
-                <w:sz w:val="22"/>
-                <w:szCs w:val="22"/>
-                <w:color w:val="000000"/>
-              </w:rPr>
-              <w:t xml:space="preserve">0.70, 9.07</w:t>
-            </w:r>
-          </w:p>
-        </w:tc>
-        <w:tc>
-          <w:tcPr>
-            <w:tcBorders>
-              <w:bottom w:val="none" w:sz="0" w:space="0" w:color="000000"/>
-              <w:top w:val="none" w:sz="0" w:space="0" w:color="000000"/>
-              <w:left w:val="none" w:sz="0" w:space="0" w:color="000000"/>
-              <w:right w:val="none" w:sz="0" w:space="0" w:color="000000"/>
-            </w:tcBorders>
-            <w:shd w:val="clear" w:color="auto" w:fill="FFFFFF"/>
-            <w:tcMar>
-              <w:top w:w="0" w:type="dxa"/>
-              <w:bottom w:w="0" w:type="dxa"/>
-              <w:left w:w="0" w:type="dxa"/>
-              <w:right w:w="0" w:type="dxa"/>
-            </w:tcMar>
-            <w:vAlign w:val="top"/>
-          </w:tcPr>
-          <w:p>
-            <w:pPr>
-              <w:pStyle w:val="Normal"/>
-              <w:jc w:val="center"/>
-              <w:pBdr>
-                <w:bottom w:val="none" w:sz="0" w:space="0" w:color="000000"/>
-                <w:top w:val="none" w:sz="0" w:space="0" w:color="000000"/>
-                <w:left w:val="none" w:sz="0" w:space="0" w:color="000000"/>
-                <w:right w:val="none" w:sz="0" w:space="0" w:color="000000"/>
-              </w:pBdr>
-              <w:spacing w:after="100" w:before="100" w:line="240"/>
-              <w:ind w:left="100" w:right="100" w:firstLine="0" w:firstLineChars="0"/>
-              <w:rPr>
-                <w:rFonts w:ascii="Helvetica" w:hAnsi="Helvetica" w:eastAsia="Helvetica" w:cs="Helvetica"/>
-                <w:i w:val="false"/>
-                <w:b w:val="false"/>
-                <w:u w:val="none"/>
-                <w:sz w:val="22"/>
-                <w:szCs w:val="22"/>
-                <w:color w:val="000000"/>
-              </w:rPr>
-            </w:pPr>
-            <w:r>
-              <w:rPr>
-                <w:rFonts w:ascii="Helvetica" w:hAnsi="Helvetica" w:eastAsia="Helvetica" w:cs="Helvetica"/>
-                <w:i w:val="false"/>
-                <w:b w:val="false"/>
-                <w:u w:val="none"/>
-                <w:sz w:val="22"/>
-                <w:szCs w:val="22"/>
-                <w:color w:val="000000"/>
-              </w:rPr>
-              <w:t xml:space="preserve">0.160</w:t>
+              <w:t xml:space="preserve">2.59</w:t>
+            </w:r>
+          </w:p>
+        </w:tc>
+        <w:tc>
+          <w:tcPr>
+            <w:tcBorders>
+              <w:bottom w:val="none" w:sz="0" w:space="0" w:color="000000"/>
+              <w:top w:val="none" w:sz="0" w:space="0" w:color="000000"/>
+              <w:left w:val="none" w:sz="0" w:space="0" w:color="000000"/>
+              <w:right w:val="none" w:sz="0" w:space="0" w:color="000000"/>
+            </w:tcBorders>
+            <w:shd w:val="clear" w:color="auto" w:fill="FFFFFF"/>
+            <w:tcMar>
+              <w:top w:w="0" w:type="dxa"/>
+              <w:bottom w:w="0" w:type="dxa"/>
+              <w:left w:w="0" w:type="dxa"/>
+              <w:right w:w="0" w:type="dxa"/>
+            </w:tcMar>
+            <w:vAlign w:val="top"/>
+          </w:tcPr>
+          <w:p>
+            <w:pPr>
+              <w:pStyle w:val="Normal"/>
+              <w:jc w:val="center"/>
+              <w:pBdr>
+                <w:bottom w:val="none" w:sz="0" w:space="0" w:color="000000"/>
+                <w:top w:val="none" w:sz="0" w:space="0" w:color="000000"/>
+                <w:left w:val="none" w:sz="0" w:space="0" w:color="000000"/>
+                <w:right w:val="none" w:sz="0" w:space="0" w:color="000000"/>
+              </w:pBdr>
+              <w:spacing w:after="100" w:before="100" w:line="240"/>
+              <w:ind w:left="100" w:right="100" w:firstLine="0" w:firstLineChars="0"/>
+              <w:rPr>
+                <w:rFonts w:ascii="Helvetica" w:hAnsi="Helvetica" w:eastAsia="Helvetica" w:cs="Helvetica"/>
+                <w:i w:val="false"/>
+                <w:b w:val="false"/>
+                <w:u w:val="none"/>
+                <w:sz w:val="22"/>
+                <w:szCs w:val="22"/>
+                <w:color w:val="000000"/>
+              </w:rPr>
+            </w:pPr>
+            <w:r>
+              <w:rPr>
+                <w:rFonts w:ascii="Helvetica" w:hAnsi="Helvetica" w:eastAsia="Helvetica" w:cs="Helvetica"/>
+                <w:i w:val="false"/>
+                <w:b w:val="false"/>
+                <w:u w:val="none"/>
+                <w:sz w:val="22"/>
+                <w:szCs w:val="22"/>
+                <w:color w:val="000000"/>
+              </w:rPr>
+              <w:t xml:space="preserve">0.72, 9.39</w:t>
+            </w:r>
+          </w:p>
+        </w:tc>
+        <w:tc>
+          <w:tcPr>
+            <w:tcBorders>
+              <w:bottom w:val="none" w:sz="0" w:space="0" w:color="000000"/>
+              <w:top w:val="none" w:sz="0" w:space="0" w:color="000000"/>
+              <w:left w:val="none" w:sz="0" w:space="0" w:color="000000"/>
+              <w:right w:val="none" w:sz="0" w:space="0" w:color="000000"/>
+            </w:tcBorders>
+            <w:shd w:val="clear" w:color="auto" w:fill="FFFFFF"/>
+            <w:tcMar>
+              <w:top w:w="0" w:type="dxa"/>
+              <w:bottom w:w="0" w:type="dxa"/>
+              <w:left w:w="0" w:type="dxa"/>
+              <w:right w:w="0" w:type="dxa"/>
+            </w:tcMar>
+            <w:vAlign w:val="top"/>
+          </w:tcPr>
+          <w:p>
+            <w:pPr>
+              <w:pStyle w:val="Normal"/>
+              <w:jc w:val="center"/>
+              <w:pBdr>
+                <w:bottom w:val="none" w:sz="0" w:space="0" w:color="000000"/>
+                <w:top w:val="none" w:sz="0" w:space="0" w:color="000000"/>
+                <w:left w:val="none" w:sz="0" w:space="0" w:color="000000"/>
+                <w:right w:val="none" w:sz="0" w:space="0" w:color="000000"/>
+              </w:pBdr>
+              <w:spacing w:after="100" w:before="100" w:line="240"/>
+              <w:ind w:left="100" w:right="100" w:firstLine="0" w:firstLineChars="0"/>
+              <w:rPr>
+                <w:rFonts w:ascii="Helvetica" w:hAnsi="Helvetica" w:eastAsia="Helvetica" w:cs="Helvetica"/>
+                <w:i w:val="false"/>
+                <w:b w:val="false"/>
+                <w:u w:val="none"/>
+                <w:sz w:val="22"/>
+                <w:szCs w:val="22"/>
+                <w:color w:val="000000"/>
+              </w:rPr>
+            </w:pPr>
+            <w:r>
+              <w:rPr>
+                <w:rFonts w:ascii="Helvetica" w:hAnsi="Helvetica" w:eastAsia="Helvetica" w:cs="Helvetica"/>
+                <w:i w:val="false"/>
+                <w:b w:val="false"/>
+                <w:u w:val="none"/>
+                <w:sz w:val="22"/>
+                <w:szCs w:val="22"/>
+                <w:color w:val="000000"/>
+              </w:rPr>
+              <w:t xml:space="preserve">0.150</w:t>
             </w:r>
           </w:p>
         </w:tc>
@@ -7865,113 +7865,113 @@
                 <w:szCs w:val="22"/>
                 <w:color w:val="000000"/>
               </w:rPr>
-              <w:t xml:space="preserve">1.00</w:t>
-            </w:r>
-          </w:p>
-        </w:tc>
-        <w:tc>
-          <w:tcPr>
-            <w:tcBorders>
-              <w:bottom w:val="none" w:sz="0" w:space="0" w:color="000000"/>
-              <w:top w:val="none" w:sz="0" w:space="0" w:color="000000"/>
-              <w:left w:val="none" w:sz="0" w:space="0" w:color="000000"/>
-              <w:right w:val="none" w:sz="0" w:space="0" w:color="000000"/>
-            </w:tcBorders>
-            <w:shd w:val="clear" w:color="auto" w:fill="FFFFFF"/>
-            <w:tcMar>
-              <w:top w:w="0" w:type="dxa"/>
-              <w:bottom w:w="0" w:type="dxa"/>
-              <w:left w:w="0" w:type="dxa"/>
-              <w:right w:w="0" w:type="dxa"/>
-            </w:tcMar>
-            <w:vAlign w:val="top"/>
-          </w:tcPr>
-          <w:p>
-            <w:pPr>
-              <w:pStyle w:val="Normal"/>
-              <w:jc w:val="center"/>
-              <w:pBdr>
-                <w:bottom w:val="none" w:sz="0" w:space="0" w:color="000000"/>
-                <w:top w:val="none" w:sz="0" w:space="0" w:color="000000"/>
-                <w:left w:val="none" w:sz="0" w:space="0" w:color="000000"/>
-                <w:right w:val="none" w:sz="0" w:space="0" w:color="000000"/>
-              </w:pBdr>
-              <w:spacing w:after="100" w:before="100" w:line="240"/>
-              <w:ind w:left="100" w:right="100" w:firstLine="0" w:firstLineChars="0"/>
-              <w:rPr>
-                <w:rFonts w:ascii="Helvetica" w:hAnsi="Helvetica" w:eastAsia="Helvetica" w:cs="Helvetica"/>
-                <w:i w:val="false"/>
-                <w:b w:val="false"/>
-                <w:u w:val="none"/>
-                <w:sz w:val="22"/>
-                <w:szCs w:val="22"/>
-                <w:color w:val="000000"/>
-              </w:rPr>
-            </w:pPr>
-            <w:r>
-              <w:rPr>
-                <w:rFonts w:ascii="Helvetica" w:hAnsi="Helvetica" w:eastAsia="Helvetica" w:cs="Helvetica"/>
-                <w:i w:val="false"/>
-                <w:b w:val="false"/>
-                <w:u w:val="none"/>
-                <w:sz w:val="22"/>
-                <w:szCs w:val="22"/>
-                <w:color w:val="000000"/>
-              </w:rPr>
-              <w:t xml:space="preserve">0.31, 3.27</w:t>
-            </w:r>
-          </w:p>
-        </w:tc>
-        <w:tc>
-          <w:tcPr>
-            <w:tcBorders>
-              <w:bottom w:val="none" w:sz="0" w:space="0" w:color="000000"/>
-              <w:top w:val="none" w:sz="0" w:space="0" w:color="000000"/>
-              <w:left w:val="none" w:sz="0" w:space="0" w:color="000000"/>
-              <w:right w:val="none" w:sz="0" w:space="0" w:color="000000"/>
-            </w:tcBorders>
-            <w:shd w:val="clear" w:color="auto" w:fill="FFFFFF"/>
-            <w:tcMar>
-              <w:top w:w="0" w:type="dxa"/>
-              <w:bottom w:w="0" w:type="dxa"/>
-              <w:left w:w="0" w:type="dxa"/>
-              <w:right w:w="0" w:type="dxa"/>
-            </w:tcMar>
-            <w:vAlign w:val="top"/>
-          </w:tcPr>
-          <w:p>
-            <w:pPr>
-              <w:pStyle w:val="Normal"/>
-              <w:jc w:val="center"/>
-              <w:pBdr>
-                <w:bottom w:val="none" w:sz="0" w:space="0" w:color="000000"/>
-                <w:top w:val="none" w:sz="0" w:space="0" w:color="000000"/>
-                <w:left w:val="none" w:sz="0" w:space="0" w:color="000000"/>
-                <w:right w:val="none" w:sz="0" w:space="0" w:color="000000"/>
-              </w:pBdr>
-              <w:spacing w:after="100" w:before="100" w:line="240"/>
-              <w:ind w:left="100" w:right="100" w:firstLine="0" w:firstLineChars="0"/>
-              <w:rPr>
-                <w:rFonts w:ascii="Helvetica" w:hAnsi="Helvetica" w:eastAsia="Helvetica" w:cs="Helvetica"/>
-                <w:i w:val="false"/>
-                <w:b w:val="false"/>
-                <w:u w:val="none"/>
-                <w:sz w:val="22"/>
-                <w:szCs w:val="22"/>
-                <w:color w:val="000000"/>
-              </w:rPr>
-            </w:pPr>
-            <w:r>
-              <w:rPr>
-                <w:rFonts w:ascii="Helvetica" w:hAnsi="Helvetica" w:eastAsia="Helvetica" w:cs="Helvetica"/>
-                <w:i w:val="false"/>
-                <w:b w:val="false"/>
-                <w:u w:val="none"/>
-                <w:sz w:val="22"/>
-                <w:szCs w:val="22"/>
-                <w:color w:val="000000"/>
-              </w:rPr>
-              <w:t xml:space="preserve">&gt;0.999</w:t>
+              <w:t xml:space="preserve">1.01</w:t>
+            </w:r>
+          </w:p>
+        </w:tc>
+        <w:tc>
+          <w:tcPr>
+            <w:tcBorders>
+              <w:bottom w:val="none" w:sz="0" w:space="0" w:color="000000"/>
+              <w:top w:val="none" w:sz="0" w:space="0" w:color="000000"/>
+              <w:left w:val="none" w:sz="0" w:space="0" w:color="000000"/>
+              <w:right w:val="none" w:sz="0" w:space="0" w:color="000000"/>
+            </w:tcBorders>
+            <w:shd w:val="clear" w:color="auto" w:fill="FFFFFF"/>
+            <w:tcMar>
+              <w:top w:w="0" w:type="dxa"/>
+              <w:bottom w:w="0" w:type="dxa"/>
+              <w:left w:w="0" w:type="dxa"/>
+              <w:right w:w="0" w:type="dxa"/>
+            </w:tcMar>
+            <w:vAlign w:val="top"/>
+          </w:tcPr>
+          <w:p>
+            <w:pPr>
+              <w:pStyle w:val="Normal"/>
+              <w:jc w:val="center"/>
+              <w:pBdr>
+                <w:bottom w:val="none" w:sz="0" w:space="0" w:color="000000"/>
+                <w:top w:val="none" w:sz="0" w:space="0" w:color="000000"/>
+                <w:left w:val="none" w:sz="0" w:space="0" w:color="000000"/>
+                <w:right w:val="none" w:sz="0" w:space="0" w:color="000000"/>
+              </w:pBdr>
+              <w:spacing w:after="100" w:before="100" w:line="240"/>
+              <w:ind w:left="100" w:right="100" w:firstLine="0" w:firstLineChars="0"/>
+              <w:rPr>
+                <w:rFonts w:ascii="Helvetica" w:hAnsi="Helvetica" w:eastAsia="Helvetica" w:cs="Helvetica"/>
+                <w:i w:val="false"/>
+                <w:b w:val="false"/>
+                <w:u w:val="none"/>
+                <w:sz w:val="22"/>
+                <w:szCs w:val="22"/>
+                <w:color w:val="000000"/>
+              </w:rPr>
+            </w:pPr>
+            <w:r>
+              <w:rPr>
+                <w:rFonts w:ascii="Helvetica" w:hAnsi="Helvetica" w:eastAsia="Helvetica" w:cs="Helvetica"/>
+                <w:i w:val="false"/>
+                <w:b w:val="false"/>
+                <w:u w:val="none"/>
+                <w:sz w:val="22"/>
+                <w:szCs w:val="22"/>
+                <w:color w:val="000000"/>
+              </w:rPr>
+              <w:t xml:space="preserve">0.31, 3.28</w:t>
+            </w:r>
+          </w:p>
+        </w:tc>
+        <w:tc>
+          <w:tcPr>
+            <w:tcBorders>
+              <w:bottom w:val="none" w:sz="0" w:space="0" w:color="000000"/>
+              <w:top w:val="none" w:sz="0" w:space="0" w:color="000000"/>
+              <w:left w:val="none" w:sz="0" w:space="0" w:color="000000"/>
+              <w:right w:val="none" w:sz="0" w:space="0" w:color="000000"/>
+            </w:tcBorders>
+            <w:shd w:val="clear" w:color="auto" w:fill="FFFFFF"/>
+            <w:tcMar>
+              <w:top w:w="0" w:type="dxa"/>
+              <w:bottom w:w="0" w:type="dxa"/>
+              <w:left w:w="0" w:type="dxa"/>
+              <w:right w:w="0" w:type="dxa"/>
+            </w:tcMar>
+            <w:vAlign w:val="top"/>
+          </w:tcPr>
+          <w:p>
+            <w:pPr>
+              <w:pStyle w:val="Normal"/>
+              <w:jc w:val="center"/>
+              <w:pBdr>
+                <w:bottom w:val="none" w:sz="0" w:space="0" w:color="000000"/>
+                <w:top w:val="none" w:sz="0" w:space="0" w:color="000000"/>
+                <w:left w:val="none" w:sz="0" w:space="0" w:color="000000"/>
+                <w:right w:val="none" w:sz="0" w:space="0" w:color="000000"/>
+              </w:pBdr>
+              <w:spacing w:after="100" w:before="100" w:line="240"/>
+              <w:ind w:left="100" w:right="100" w:firstLine="0" w:firstLineChars="0"/>
+              <w:rPr>
+                <w:rFonts w:ascii="Helvetica" w:hAnsi="Helvetica" w:eastAsia="Helvetica" w:cs="Helvetica"/>
+                <w:i w:val="false"/>
+                <w:b w:val="false"/>
+                <w:u w:val="none"/>
+                <w:sz w:val="22"/>
+                <w:szCs w:val="22"/>
+                <w:color w:val="000000"/>
+              </w:rPr>
+            </w:pPr>
+            <w:r>
+              <w:rPr>
+                <w:rFonts w:ascii="Helvetica" w:hAnsi="Helvetica" w:eastAsia="Helvetica" w:cs="Helvetica"/>
+                <w:i w:val="false"/>
+                <w:b w:val="false"/>
+                <w:u w:val="none"/>
+                <w:sz w:val="22"/>
+                <w:szCs w:val="22"/>
+                <w:color w:val="000000"/>
+              </w:rPr>
+              <w:t xml:space="preserve">0.990</w:t>
             </w:r>
           </w:p>
         </w:tc>
@@ -8348,60 +8348,60 @@
                 <w:szCs w:val="22"/>
                 <w:color w:val="000000"/>
               </w:rPr>
-              <w:t xml:space="preserve">0.47</w:t>
-            </w:r>
-          </w:p>
-        </w:tc>
-        <w:tc>
-          <w:tcPr>
-            <w:tcBorders>
-              <w:bottom w:val="none" w:sz="0" w:space="0" w:color="000000"/>
-              <w:top w:val="none" w:sz="0" w:space="0" w:color="000000"/>
-              <w:left w:val="none" w:sz="0" w:space="0" w:color="000000"/>
-              <w:right w:val="none" w:sz="0" w:space="0" w:color="000000"/>
-            </w:tcBorders>
-            <w:shd w:val="clear" w:color="auto" w:fill="FFFFFF"/>
-            <w:tcMar>
-              <w:top w:w="0" w:type="dxa"/>
-              <w:bottom w:w="0" w:type="dxa"/>
-              <w:left w:w="0" w:type="dxa"/>
-              <w:right w:w="0" w:type="dxa"/>
-            </w:tcMar>
-            <w:vAlign w:val="top"/>
-          </w:tcPr>
-          <w:p>
-            <w:pPr>
-              <w:pStyle w:val="Normal"/>
-              <w:jc w:val="center"/>
-              <w:pBdr>
-                <w:bottom w:val="none" w:sz="0" w:space="0" w:color="000000"/>
-                <w:top w:val="none" w:sz="0" w:space="0" w:color="000000"/>
-                <w:left w:val="none" w:sz="0" w:space="0" w:color="000000"/>
-                <w:right w:val="none" w:sz="0" w:space="0" w:color="000000"/>
-              </w:pBdr>
-              <w:spacing w:after="100" w:before="100" w:line="240"/>
-              <w:ind w:left="100" w:right="100" w:firstLine="0" w:firstLineChars="0"/>
-              <w:rPr>
-                <w:rFonts w:ascii="Helvetica" w:hAnsi="Helvetica" w:eastAsia="Helvetica" w:cs="Helvetica"/>
-                <w:i w:val="false"/>
-                <w:b w:val="false"/>
-                <w:u w:val="none"/>
-                <w:sz w:val="22"/>
-                <w:szCs w:val="22"/>
-                <w:color w:val="000000"/>
-              </w:rPr>
-            </w:pPr>
-            <w:r>
-              <w:rPr>
-                <w:rFonts w:ascii="Helvetica" w:hAnsi="Helvetica" w:eastAsia="Helvetica" w:cs="Helvetica"/>
-                <w:i w:val="false"/>
-                <w:b w:val="false"/>
-                <w:u w:val="none"/>
-                <w:sz w:val="22"/>
-                <w:szCs w:val="22"/>
-                <w:color w:val="000000"/>
-              </w:rPr>
-              <w:t xml:space="preserve">0.12, 1.90</w:t>
+              <w:t xml:space="preserve">0.48</w:t>
+            </w:r>
+          </w:p>
+        </w:tc>
+        <w:tc>
+          <w:tcPr>
+            <w:tcBorders>
+              <w:bottom w:val="none" w:sz="0" w:space="0" w:color="000000"/>
+              <w:top w:val="none" w:sz="0" w:space="0" w:color="000000"/>
+              <w:left w:val="none" w:sz="0" w:space="0" w:color="000000"/>
+              <w:right w:val="none" w:sz="0" w:space="0" w:color="000000"/>
+            </w:tcBorders>
+            <w:shd w:val="clear" w:color="auto" w:fill="FFFFFF"/>
+            <w:tcMar>
+              <w:top w:w="0" w:type="dxa"/>
+              <w:bottom w:w="0" w:type="dxa"/>
+              <w:left w:w="0" w:type="dxa"/>
+              <w:right w:w="0" w:type="dxa"/>
+            </w:tcMar>
+            <w:vAlign w:val="top"/>
+          </w:tcPr>
+          <w:p>
+            <w:pPr>
+              <w:pStyle w:val="Normal"/>
+              <w:jc w:val="center"/>
+              <w:pBdr>
+                <w:bottom w:val="none" w:sz="0" w:space="0" w:color="000000"/>
+                <w:top w:val="none" w:sz="0" w:space="0" w:color="000000"/>
+                <w:left w:val="none" w:sz="0" w:space="0" w:color="000000"/>
+                <w:right w:val="none" w:sz="0" w:space="0" w:color="000000"/>
+              </w:pBdr>
+              <w:spacing w:after="100" w:before="100" w:line="240"/>
+              <w:ind w:left="100" w:right="100" w:firstLine="0" w:firstLineChars="0"/>
+              <w:rPr>
+                <w:rFonts w:ascii="Helvetica" w:hAnsi="Helvetica" w:eastAsia="Helvetica" w:cs="Helvetica"/>
+                <w:i w:val="false"/>
+                <w:b w:val="false"/>
+                <w:u w:val="none"/>
+                <w:sz w:val="22"/>
+                <w:szCs w:val="22"/>
+                <w:color w:val="000000"/>
+              </w:rPr>
+            </w:pPr>
+            <w:r>
+              <w:rPr>
+                <w:rFonts w:ascii="Helvetica" w:hAnsi="Helvetica" w:eastAsia="Helvetica" w:cs="Helvetica"/>
+                <w:i w:val="false"/>
+                <w:b w:val="false"/>
+                <w:u w:val="none"/>
+                <w:sz w:val="22"/>
+                <w:szCs w:val="22"/>
+                <w:color w:val="000000"/>
+              </w:rPr>
+              <w:t xml:space="preserve">0.12, 1.91</w:t>
             </w:r>
           </w:p>
         </w:tc>
@@ -8831,113 +8831,113 @@
                 <w:szCs w:val="22"/>
                 <w:color w:val="000000"/>
               </w:rPr>
-              <w:t xml:space="preserve">0.72</w:t>
-            </w:r>
-          </w:p>
-        </w:tc>
-        <w:tc>
-          <w:tcPr>
-            <w:tcBorders>
-              <w:bottom w:val="none" w:sz="0" w:space="0" w:color="000000"/>
-              <w:top w:val="none" w:sz="0" w:space="0" w:color="000000"/>
-              <w:left w:val="none" w:sz="0" w:space="0" w:color="000000"/>
-              <w:right w:val="none" w:sz="0" w:space="0" w:color="000000"/>
-            </w:tcBorders>
-            <w:shd w:val="clear" w:color="auto" w:fill="FFFFFF"/>
-            <w:tcMar>
-              <w:top w:w="0" w:type="dxa"/>
-              <w:bottom w:w="0" w:type="dxa"/>
-              <w:left w:w="0" w:type="dxa"/>
-              <w:right w:w="0" w:type="dxa"/>
-            </w:tcMar>
-            <w:vAlign w:val="top"/>
-          </w:tcPr>
-          <w:p>
-            <w:pPr>
-              <w:pStyle w:val="Normal"/>
-              <w:jc w:val="center"/>
-              <w:pBdr>
-                <w:bottom w:val="none" w:sz="0" w:space="0" w:color="000000"/>
-                <w:top w:val="none" w:sz="0" w:space="0" w:color="000000"/>
-                <w:left w:val="none" w:sz="0" w:space="0" w:color="000000"/>
-                <w:right w:val="none" w:sz="0" w:space="0" w:color="000000"/>
-              </w:pBdr>
-              <w:spacing w:after="100" w:before="100" w:line="240"/>
-              <w:ind w:left="100" w:right="100" w:firstLine="0" w:firstLineChars="0"/>
-              <w:rPr>
-                <w:rFonts w:ascii="Helvetica" w:hAnsi="Helvetica" w:eastAsia="Helvetica" w:cs="Helvetica"/>
-                <w:i w:val="false"/>
-                <w:b w:val="false"/>
-                <w:u w:val="none"/>
-                <w:sz w:val="22"/>
-                <w:szCs w:val="22"/>
-                <w:color w:val="000000"/>
-              </w:rPr>
-            </w:pPr>
-            <w:r>
-              <w:rPr>
-                <w:rFonts w:ascii="Helvetica" w:hAnsi="Helvetica" w:eastAsia="Helvetica" w:cs="Helvetica"/>
-                <w:i w:val="false"/>
-                <w:b w:val="false"/>
-                <w:u w:val="none"/>
-                <w:sz w:val="22"/>
-                <w:szCs w:val="22"/>
-                <w:color w:val="000000"/>
-              </w:rPr>
-              <w:t xml:space="preserve">0.18, 2.87</w:t>
-            </w:r>
-          </w:p>
-        </w:tc>
-        <w:tc>
-          <w:tcPr>
-            <w:tcBorders>
-              <w:bottom w:val="none" w:sz="0" w:space="0" w:color="000000"/>
-              <w:top w:val="none" w:sz="0" w:space="0" w:color="000000"/>
-              <w:left w:val="none" w:sz="0" w:space="0" w:color="000000"/>
-              <w:right w:val="none" w:sz="0" w:space="0" w:color="000000"/>
-            </w:tcBorders>
-            <w:shd w:val="clear" w:color="auto" w:fill="FFFFFF"/>
-            <w:tcMar>
-              <w:top w:w="0" w:type="dxa"/>
-              <w:bottom w:w="0" w:type="dxa"/>
-              <w:left w:w="0" w:type="dxa"/>
-              <w:right w:w="0" w:type="dxa"/>
-            </w:tcMar>
-            <w:vAlign w:val="top"/>
-          </w:tcPr>
-          <w:p>
-            <w:pPr>
-              <w:pStyle w:val="Normal"/>
-              <w:jc w:val="center"/>
-              <w:pBdr>
-                <w:bottom w:val="none" w:sz="0" w:space="0" w:color="000000"/>
-                <w:top w:val="none" w:sz="0" w:space="0" w:color="000000"/>
-                <w:left w:val="none" w:sz="0" w:space="0" w:color="000000"/>
-                <w:right w:val="none" w:sz="0" w:space="0" w:color="000000"/>
-              </w:pBdr>
-              <w:spacing w:after="100" w:before="100" w:line="240"/>
-              <w:ind w:left="100" w:right="100" w:firstLine="0" w:firstLineChars="0"/>
-              <w:rPr>
-                <w:rFonts w:ascii="Helvetica" w:hAnsi="Helvetica" w:eastAsia="Helvetica" w:cs="Helvetica"/>
-                <w:i w:val="false"/>
-                <w:b w:val="false"/>
-                <w:u w:val="none"/>
-                <w:sz w:val="22"/>
-                <w:szCs w:val="22"/>
-                <w:color w:val="000000"/>
-              </w:rPr>
-            </w:pPr>
-            <w:r>
-              <w:rPr>
-                <w:rFonts w:ascii="Helvetica" w:hAnsi="Helvetica" w:eastAsia="Helvetica" w:cs="Helvetica"/>
-                <w:i w:val="false"/>
-                <w:b w:val="false"/>
-                <w:u w:val="none"/>
-                <w:sz w:val="22"/>
-                <w:szCs w:val="22"/>
-                <w:color w:val="000000"/>
-              </w:rPr>
-              <w:t xml:space="preserve">0.640</w:t>
+              <w:t xml:space="preserve">0.71</w:t>
+            </w:r>
+          </w:p>
+        </w:tc>
+        <w:tc>
+          <w:tcPr>
+            <w:tcBorders>
+              <w:bottom w:val="none" w:sz="0" w:space="0" w:color="000000"/>
+              <w:top w:val="none" w:sz="0" w:space="0" w:color="000000"/>
+              <w:left w:val="none" w:sz="0" w:space="0" w:color="000000"/>
+              <w:right w:val="none" w:sz="0" w:space="0" w:color="000000"/>
+            </w:tcBorders>
+            <w:shd w:val="clear" w:color="auto" w:fill="FFFFFF"/>
+            <w:tcMar>
+              <w:top w:w="0" w:type="dxa"/>
+              <w:bottom w:w="0" w:type="dxa"/>
+              <w:left w:w="0" w:type="dxa"/>
+              <w:right w:w="0" w:type="dxa"/>
+            </w:tcMar>
+            <w:vAlign w:val="top"/>
+          </w:tcPr>
+          <w:p>
+            <w:pPr>
+              <w:pStyle w:val="Normal"/>
+              <w:jc w:val="center"/>
+              <w:pBdr>
+                <w:bottom w:val="none" w:sz="0" w:space="0" w:color="000000"/>
+                <w:top w:val="none" w:sz="0" w:space="0" w:color="000000"/>
+                <w:left w:val="none" w:sz="0" w:space="0" w:color="000000"/>
+                <w:right w:val="none" w:sz="0" w:space="0" w:color="000000"/>
+              </w:pBdr>
+              <w:spacing w:after="100" w:before="100" w:line="240"/>
+              <w:ind w:left="100" w:right="100" w:firstLine="0" w:firstLineChars="0"/>
+              <w:rPr>
+                <w:rFonts w:ascii="Helvetica" w:hAnsi="Helvetica" w:eastAsia="Helvetica" w:cs="Helvetica"/>
+                <w:i w:val="false"/>
+                <w:b w:val="false"/>
+                <w:u w:val="none"/>
+                <w:sz w:val="22"/>
+                <w:szCs w:val="22"/>
+                <w:color w:val="000000"/>
+              </w:rPr>
+            </w:pPr>
+            <w:r>
+              <w:rPr>
+                <w:rFonts w:ascii="Helvetica" w:hAnsi="Helvetica" w:eastAsia="Helvetica" w:cs="Helvetica"/>
+                <w:i w:val="false"/>
+                <w:b w:val="false"/>
+                <w:u w:val="none"/>
+                <w:sz w:val="22"/>
+                <w:szCs w:val="22"/>
+                <w:color w:val="000000"/>
+              </w:rPr>
+              <w:t xml:space="preserve">0.18, 2.85</w:t>
+            </w:r>
+          </w:p>
+        </w:tc>
+        <w:tc>
+          <w:tcPr>
+            <w:tcBorders>
+              <w:bottom w:val="none" w:sz="0" w:space="0" w:color="000000"/>
+              <w:top w:val="none" w:sz="0" w:space="0" w:color="000000"/>
+              <w:left w:val="none" w:sz="0" w:space="0" w:color="000000"/>
+              <w:right w:val="none" w:sz="0" w:space="0" w:color="000000"/>
+            </w:tcBorders>
+            <w:shd w:val="clear" w:color="auto" w:fill="FFFFFF"/>
+            <w:tcMar>
+              <w:top w:w="0" w:type="dxa"/>
+              <w:bottom w:w="0" w:type="dxa"/>
+              <w:left w:w="0" w:type="dxa"/>
+              <w:right w:w="0" w:type="dxa"/>
+            </w:tcMar>
+            <w:vAlign w:val="top"/>
+          </w:tcPr>
+          <w:p>
+            <w:pPr>
+              <w:pStyle w:val="Normal"/>
+              <w:jc w:val="center"/>
+              <w:pBdr>
+                <w:bottom w:val="none" w:sz="0" w:space="0" w:color="000000"/>
+                <w:top w:val="none" w:sz="0" w:space="0" w:color="000000"/>
+                <w:left w:val="none" w:sz="0" w:space="0" w:color="000000"/>
+                <w:right w:val="none" w:sz="0" w:space="0" w:color="000000"/>
+              </w:pBdr>
+              <w:spacing w:after="100" w:before="100" w:line="240"/>
+              <w:ind w:left="100" w:right="100" w:firstLine="0" w:firstLineChars="0"/>
+              <w:rPr>
+                <w:rFonts w:ascii="Helvetica" w:hAnsi="Helvetica" w:eastAsia="Helvetica" w:cs="Helvetica"/>
+                <w:i w:val="false"/>
+                <w:b w:val="false"/>
+                <w:u w:val="none"/>
+                <w:sz w:val="22"/>
+                <w:szCs w:val="22"/>
+                <w:color w:val="000000"/>
+              </w:rPr>
+            </w:pPr>
+            <w:r>
+              <w:rPr>
+                <w:rFonts w:ascii="Helvetica" w:hAnsi="Helvetica" w:eastAsia="Helvetica" w:cs="Helvetica"/>
+                <w:i w:val="false"/>
+                <w:b w:val="false"/>
+                <w:u w:val="none"/>
+                <w:sz w:val="22"/>
+                <w:szCs w:val="22"/>
+                <w:color w:val="000000"/>
+              </w:rPr>
+              <w:t xml:space="preserve">0.630</w:t>
             </w:r>
           </w:p>
         </w:tc>
@@ -10280,113 +10280,113 @@
                 <w:szCs w:val="22"/>
                 <w:color w:val="000000"/>
               </w:rPr>
-              <w:t xml:space="preserve">0.99</w:t>
-            </w:r>
-          </w:p>
-        </w:tc>
-        <w:tc>
-          <w:tcPr>
-            <w:tcBorders>
-              <w:bottom w:val="none" w:sz="0" w:space="0" w:color="000000"/>
-              <w:top w:val="none" w:sz="0" w:space="0" w:color="000000"/>
-              <w:left w:val="none" w:sz="0" w:space="0" w:color="000000"/>
-              <w:right w:val="none" w:sz="0" w:space="0" w:color="000000"/>
-            </w:tcBorders>
-            <w:shd w:val="clear" w:color="auto" w:fill="FFFFFF"/>
-            <w:tcMar>
-              <w:top w:w="0" w:type="dxa"/>
-              <w:bottom w:w="0" w:type="dxa"/>
-              <w:left w:w="0" w:type="dxa"/>
-              <w:right w:w="0" w:type="dxa"/>
-            </w:tcMar>
-            <w:vAlign w:val="top"/>
-          </w:tcPr>
-          <w:p>
-            <w:pPr>
-              <w:pStyle w:val="Normal"/>
-              <w:jc w:val="center"/>
-              <w:pBdr>
-                <w:bottom w:val="none" w:sz="0" w:space="0" w:color="000000"/>
-                <w:top w:val="none" w:sz="0" w:space="0" w:color="000000"/>
-                <w:left w:val="none" w:sz="0" w:space="0" w:color="000000"/>
-                <w:right w:val="none" w:sz="0" w:space="0" w:color="000000"/>
-              </w:pBdr>
-              <w:spacing w:after="100" w:before="100" w:line="240"/>
-              <w:ind w:left="100" w:right="100" w:firstLine="0" w:firstLineChars="0"/>
-              <w:rPr>
-                <w:rFonts w:ascii="Helvetica" w:hAnsi="Helvetica" w:eastAsia="Helvetica" w:cs="Helvetica"/>
-                <w:i w:val="false"/>
-                <w:b w:val="false"/>
-                <w:u w:val="none"/>
-                <w:sz w:val="22"/>
-                <w:szCs w:val="22"/>
-                <w:color w:val="000000"/>
-              </w:rPr>
-            </w:pPr>
-            <w:r>
-              <w:rPr>
-                <w:rFonts w:ascii="Helvetica" w:hAnsi="Helvetica" w:eastAsia="Helvetica" w:cs="Helvetica"/>
-                <w:i w:val="false"/>
-                <w:b w:val="false"/>
-                <w:u w:val="none"/>
-                <w:sz w:val="22"/>
-                <w:szCs w:val="22"/>
-                <w:color w:val="000000"/>
-              </w:rPr>
-              <w:t xml:space="preserve">0.54, 1.82</w:t>
-            </w:r>
-          </w:p>
-        </w:tc>
-        <w:tc>
-          <w:tcPr>
-            <w:tcBorders>
-              <w:bottom w:val="none" w:sz="0" w:space="0" w:color="000000"/>
-              <w:top w:val="none" w:sz="0" w:space="0" w:color="000000"/>
-              <w:left w:val="none" w:sz="0" w:space="0" w:color="000000"/>
-              <w:right w:val="none" w:sz="0" w:space="0" w:color="000000"/>
-            </w:tcBorders>
-            <w:shd w:val="clear" w:color="auto" w:fill="FFFFFF"/>
-            <w:tcMar>
-              <w:top w:w="0" w:type="dxa"/>
-              <w:bottom w:w="0" w:type="dxa"/>
-              <w:left w:w="0" w:type="dxa"/>
-              <w:right w:w="0" w:type="dxa"/>
-            </w:tcMar>
-            <w:vAlign w:val="top"/>
-          </w:tcPr>
-          <w:p>
-            <w:pPr>
-              <w:pStyle w:val="Normal"/>
-              <w:jc w:val="center"/>
-              <w:pBdr>
-                <w:bottom w:val="none" w:sz="0" w:space="0" w:color="000000"/>
-                <w:top w:val="none" w:sz="0" w:space="0" w:color="000000"/>
-                <w:left w:val="none" w:sz="0" w:space="0" w:color="000000"/>
-                <w:right w:val="none" w:sz="0" w:space="0" w:color="000000"/>
-              </w:pBdr>
-              <w:spacing w:after="100" w:before="100" w:line="240"/>
-              <w:ind w:left="100" w:right="100" w:firstLine="0" w:firstLineChars="0"/>
-              <w:rPr>
-                <w:rFonts w:ascii="Helvetica" w:hAnsi="Helvetica" w:eastAsia="Helvetica" w:cs="Helvetica"/>
-                <w:i w:val="false"/>
-                <w:b w:val="false"/>
-                <w:u w:val="none"/>
-                <w:sz w:val="22"/>
-                <w:szCs w:val="22"/>
-                <w:color w:val="000000"/>
-              </w:rPr>
-            </w:pPr>
-            <w:r>
-              <w:rPr>
-                <w:rFonts w:ascii="Helvetica" w:hAnsi="Helvetica" w:eastAsia="Helvetica" w:cs="Helvetica"/>
-                <w:i w:val="false"/>
-                <w:b w:val="false"/>
-                <w:u w:val="none"/>
-                <w:sz w:val="22"/>
-                <w:szCs w:val="22"/>
-                <w:color w:val="000000"/>
-              </w:rPr>
-              <w:t xml:space="preserve">0.970</w:t>
+              <w:t xml:space="preserve">0.97</w:t>
+            </w:r>
+          </w:p>
+        </w:tc>
+        <w:tc>
+          <w:tcPr>
+            <w:tcBorders>
+              <w:bottom w:val="none" w:sz="0" w:space="0" w:color="000000"/>
+              <w:top w:val="none" w:sz="0" w:space="0" w:color="000000"/>
+              <w:left w:val="none" w:sz="0" w:space="0" w:color="000000"/>
+              <w:right w:val="none" w:sz="0" w:space="0" w:color="000000"/>
+            </w:tcBorders>
+            <w:shd w:val="clear" w:color="auto" w:fill="FFFFFF"/>
+            <w:tcMar>
+              <w:top w:w="0" w:type="dxa"/>
+              <w:bottom w:w="0" w:type="dxa"/>
+              <w:left w:w="0" w:type="dxa"/>
+              <w:right w:w="0" w:type="dxa"/>
+            </w:tcMar>
+            <w:vAlign w:val="top"/>
+          </w:tcPr>
+          <w:p>
+            <w:pPr>
+              <w:pStyle w:val="Normal"/>
+              <w:jc w:val="center"/>
+              <w:pBdr>
+                <w:bottom w:val="none" w:sz="0" w:space="0" w:color="000000"/>
+                <w:top w:val="none" w:sz="0" w:space="0" w:color="000000"/>
+                <w:left w:val="none" w:sz="0" w:space="0" w:color="000000"/>
+                <w:right w:val="none" w:sz="0" w:space="0" w:color="000000"/>
+              </w:pBdr>
+              <w:spacing w:after="100" w:before="100" w:line="240"/>
+              <w:ind w:left="100" w:right="100" w:firstLine="0" w:firstLineChars="0"/>
+              <w:rPr>
+                <w:rFonts w:ascii="Helvetica" w:hAnsi="Helvetica" w:eastAsia="Helvetica" w:cs="Helvetica"/>
+                <w:i w:val="false"/>
+                <w:b w:val="false"/>
+                <w:u w:val="none"/>
+                <w:sz w:val="22"/>
+                <w:szCs w:val="22"/>
+                <w:color w:val="000000"/>
+              </w:rPr>
+            </w:pPr>
+            <w:r>
+              <w:rPr>
+                <w:rFonts w:ascii="Helvetica" w:hAnsi="Helvetica" w:eastAsia="Helvetica" w:cs="Helvetica"/>
+                <w:i w:val="false"/>
+                <w:b w:val="false"/>
+                <w:u w:val="none"/>
+                <w:sz w:val="22"/>
+                <w:szCs w:val="22"/>
+                <w:color w:val="000000"/>
+              </w:rPr>
+              <w:t xml:space="preserve">0.53, 1.80</w:t>
+            </w:r>
+          </w:p>
+        </w:tc>
+        <w:tc>
+          <w:tcPr>
+            <w:tcBorders>
+              <w:bottom w:val="none" w:sz="0" w:space="0" w:color="000000"/>
+              <w:top w:val="none" w:sz="0" w:space="0" w:color="000000"/>
+              <w:left w:val="none" w:sz="0" w:space="0" w:color="000000"/>
+              <w:right w:val="none" w:sz="0" w:space="0" w:color="000000"/>
+            </w:tcBorders>
+            <w:shd w:val="clear" w:color="auto" w:fill="FFFFFF"/>
+            <w:tcMar>
+              <w:top w:w="0" w:type="dxa"/>
+              <w:bottom w:w="0" w:type="dxa"/>
+              <w:left w:w="0" w:type="dxa"/>
+              <w:right w:w="0" w:type="dxa"/>
+            </w:tcMar>
+            <w:vAlign w:val="top"/>
+          </w:tcPr>
+          <w:p>
+            <w:pPr>
+              <w:pStyle w:val="Normal"/>
+              <w:jc w:val="center"/>
+              <w:pBdr>
+                <w:bottom w:val="none" w:sz="0" w:space="0" w:color="000000"/>
+                <w:top w:val="none" w:sz="0" w:space="0" w:color="000000"/>
+                <w:left w:val="none" w:sz="0" w:space="0" w:color="000000"/>
+                <w:right w:val="none" w:sz="0" w:space="0" w:color="000000"/>
+              </w:pBdr>
+              <w:spacing w:after="100" w:before="100" w:line="240"/>
+              <w:ind w:left="100" w:right="100" w:firstLine="0" w:firstLineChars="0"/>
+              <w:rPr>
+                <w:rFonts w:ascii="Helvetica" w:hAnsi="Helvetica" w:eastAsia="Helvetica" w:cs="Helvetica"/>
+                <w:i w:val="false"/>
+                <w:b w:val="false"/>
+                <w:u w:val="none"/>
+                <w:sz w:val="22"/>
+                <w:szCs w:val="22"/>
+                <w:color w:val="000000"/>
+              </w:rPr>
+            </w:pPr>
+            <w:r>
+              <w:rPr>
+                <w:rFonts w:ascii="Helvetica" w:hAnsi="Helvetica" w:eastAsia="Helvetica" w:cs="Helvetica"/>
+                <w:i w:val="false"/>
+                <w:b w:val="false"/>
+                <w:u w:val="none"/>
+                <w:sz w:val="22"/>
+                <w:szCs w:val="22"/>
+                <w:color w:val="000000"/>
+              </w:rPr>
+              <w:t xml:space="preserve">0.930</w:t>
             </w:r>
           </w:p>
         </w:tc>
@@ -11729,60 +11729,60 @@
                 <w:szCs w:val="22"/>
                 <w:color w:val="000000"/>
               </w:rPr>
-              <w:t xml:space="preserve">5.11</w:t>
-            </w:r>
-          </w:p>
-        </w:tc>
-        <w:tc>
-          <w:tcPr>
-            <w:tcBorders>
-              <w:bottom w:val="none" w:sz="0" w:space="0" w:color="000000"/>
-              <w:top w:val="none" w:sz="0" w:space="0" w:color="000000"/>
-              <w:left w:val="none" w:sz="0" w:space="0" w:color="000000"/>
-              <w:right w:val="none" w:sz="0" w:space="0" w:color="000000"/>
-            </w:tcBorders>
-            <w:shd w:val="clear" w:color="auto" w:fill="FFFFFF"/>
-            <w:tcMar>
-              <w:top w:w="0" w:type="dxa"/>
-              <w:bottom w:w="0" w:type="dxa"/>
-              <w:left w:w="0" w:type="dxa"/>
-              <w:right w:w="0" w:type="dxa"/>
-            </w:tcMar>
-            <w:vAlign w:val="top"/>
-          </w:tcPr>
-          <w:p>
-            <w:pPr>
-              <w:pStyle w:val="Normal"/>
-              <w:jc w:val="center"/>
-              <w:pBdr>
-                <w:bottom w:val="none" w:sz="0" w:space="0" w:color="000000"/>
-                <w:top w:val="none" w:sz="0" w:space="0" w:color="000000"/>
-                <w:left w:val="none" w:sz="0" w:space="0" w:color="000000"/>
-                <w:right w:val="none" w:sz="0" w:space="0" w:color="000000"/>
-              </w:pBdr>
-              <w:spacing w:after="100" w:before="100" w:line="240"/>
-              <w:ind w:left="100" w:right="100" w:firstLine="0" w:firstLineChars="0"/>
-              <w:rPr>
-                <w:rFonts w:ascii="Helvetica" w:hAnsi="Helvetica" w:eastAsia="Helvetica" w:cs="Helvetica"/>
-                <w:i w:val="false"/>
-                <w:b w:val="false"/>
-                <w:u w:val="none"/>
-                <w:sz w:val="22"/>
-                <w:szCs w:val="22"/>
-                <w:color w:val="000000"/>
-              </w:rPr>
-            </w:pPr>
-            <w:r>
-              <w:rPr>
-                <w:rFonts w:ascii="Helvetica" w:hAnsi="Helvetica" w:eastAsia="Helvetica" w:cs="Helvetica"/>
-                <w:i w:val="false"/>
-                <w:b w:val="false"/>
-                <w:u w:val="none"/>
-                <w:sz w:val="22"/>
-                <w:szCs w:val="22"/>
-                <w:color w:val="000000"/>
-              </w:rPr>
-              <w:t xml:space="preserve">2.59, 10.1</w:t>
+              <w:t xml:space="preserve">5.03</w:t>
+            </w:r>
+          </w:p>
+        </w:tc>
+        <w:tc>
+          <w:tcPr>
+            <w:tcBorders>
+              <w:bottom w:val="none" w:sz="0" w:space="0" w:color="000000"/>
+              <w:top w:val="none" w:sz="0" w:space="0" w:color="000000"/>
+              <w:left w:val="none" w:sz="0" w:space="0" w:color="000000"/>
+              <w:right w:val="none" w:sz="0" w:space="0" w:color="000000"/>
+            </w:tcBorders>
+            <w:shd w:val="clear" w:color="auto" w:fill="FFFFFF"/>
+            <w:tcMar>
+              <w:top w:w="0" w:type="dxa"/>
+              <w:bottom w:w="0" w:type="dxa"/>
+              <w:left w:w="0" w:type="dxa"/>
+              <w:right w:w="0" w:type="dxa"/>
+            </w:tcMar>
+            <w:vAlign w:val="top"/>
+          </w:tcPr>
+          <w:p>
+            <w:pPr>
+              <w:pStyle w:val="Normal"/>
+              <w:jc w:val="center"/>
+              <w:pBdr>
+                <w:bottom w:val="none" w:sz="0" w:space="0" w:color="000000"/>
+                <w:top w:val="none" w:sz="0" w:space="0" w:color="000000"/>
+                <w:left w:val="none" w:sz="0" w:space="0" w:color="000000"/>
+                <w:right w:val="none" w:sz="0" w:space="0" w:color="000000"/>
+              </w:pBdr>
+              <w:spacing w:after="100" w:before="100" w:line="240"/>
+              <w:ind w:left="100" w:right="100" w:firstLine="0" w:firstLineChars="0"/>
+              <w:rPr>
+                <w:rFonts w:ascii="Helvetica" w:hAnsi="Helvetica" w:eastAsia="Helvetica" w:cs="Helvetica"/>
+                <w:i w:val="false"/>
+                <w:b w:val="false"/>
+                <w:u w:val="none"/>
+                <w:sz w:val="22"/>
+                <w:szCs w:val="22"/>
+                <w:color w:val="000000"/>
+              </w:rPr>
+            </w:pPr>
+            <w:r>
+              <w:rPr>
+                <w:rFonts w:ascii="Helvetica" w:hAnsi="Helvetica" w:eastAsia="Helvetica" w:cs="Helvetica"/>
+                <w:i w:val="false"/>
+                <w:b w:val="false"/>
+                <w:u w:val="none"/>
+                <w:sz w:val="22"/>
+                <w:szCs w:val="22"/>
+                <w:color w:val="000000"/>
+              </w:rPr>
+              <w:t xml:space="preserve">2.55, 9.93</w:t>
             </w:r>
           </w:p>
         </w:tc>
@@ -13178,113 +13178,113 @@
                 <w:szCs w:val="22"/>
                 <w:color w:val="000000"/>
               </w:rPr>
-              <w:t xml:space="preserve">1.99</w:t>
-            </w:r>
-          </w:p>
-        </w:tc>
-        <w:tc>
-          <w:tcPr>
-            <w:tcBorders>
-              <w:bottom w:val="none" w:sz="0" w:space="0" w:color="000000"/>
-              <w:top w:val="none" w:sz="0" w:space="0" w:color="000000"/>
-              <w:left w:val="none" w:sz="0" w:space="0" w:color="000000"/>
-              <w:right w:val="none" w:sz="0" w:space="0" w:color="000000"/>
-            </w:tcBorders>
-            <w:shd w:val="clear" w:color="auto" w:fill="FFFFFF"/>
-            <w:tcMar>
-              <w:top w:w="0" w:type="dxa"/>
-              <w:bottom w:w="0" w:type="dxa"/>
-              <w:left w:w="0" w:type="dxa"/>
-              <w:right w:w="0" w:type="dxa"/>
-            </w:tcMar>
-            <w:vAlign w:val="top"/>
-          </w:tcPr>
-          <w:p>
-            <w:pPr>
-              <w:pStyle w:val="Normal"/>
-              <w:jc w:val="center"/>
-              <w:pBdr>
-                <w:bottom w:val="none" w:sz="0" w:space="0" w:color="000000"/>
-                <w:top w:val="none" w:sz="0" w:space="0" w:color="000000"/>
-                <w:left w:val="none" w:sz="0" w:space="0" w:color="000000"/>
-                <w:right w:val="none" w:sz="0" w:space="0" w:color="000000"/>
-              </w:pBdr>
-              <w:spacing w:after="100" w:before="100" w:line="240"/>
-              <w:ind w:left="100" w:right="100" w:firstLine="0" w:firstLineChars="0"/>
-              <w:rPr>
-                <w:rFonts w:ascii="Helvetica" w:hAnsi="Helvetica" w:eastAsia="Helvetica" w:cs="Helvetica"/>
-                <w:i w:val="false"/>
-                <w:b w:val="false"/>
-                <w:u w:val="none"/>
-                <w:sz w:val="22"/>
-                <w:szCs w:val="22"/>
-                <w:color w:val="000000"/>
-              </w:rPr>
-            </w:pPr>
-            <w:r>
-              <w:rPr>
-                <w:rFonts w:ascii="Helvetica" w:hAnsi="Helvetica" w:eastAsia="Helvetica" w:cs="Helvetica"/>
-                <w:i w:val="false"/>
-                <w:b w:val="false"/>
-                <w:u w:val="none"/>
-                <w:sz w:val="22"/>
-                <w:szCs w:val="22"/>
-                <w:color w:val="000000"/>
-              </w:rPr>
-              <w:t xml:space="preserve">1.07, 3.68</w:t>
-            </w:r>
-          </w:p>
-        </w:tc>
-        <w:tc>
-          <w:tcPr>
-            <w:tcBorders>
-              <w:bottom w:val="none" w:sz="0" w:space="0" w:color="000000"/>
-              <w:top w:val="none" w:sz="0" w:space="0" w:color="000000"/>
-              <w:left w:val="none" w:sz="0" w:space="0" w:color="000000"/>
-              <w:right w:val="none" w:sz="0" w:space="0" w:color="000000"/>
-            </w:tcBorders>
-            <w:shd w:val="clear" w:color="auto" w:fill="FFFFFF"/>
-            <w:tcMar>
-              <w:top w:w="0" w:type="dxa"/>
-              <w:bottom w:w="0" w:type="dxa"/>
-              <w:left w:w="0" w:type="dxa"/>
-              <w:right w:w="0" w:type="dxa"/>
-            </w:tcMar>
-            <w:vAlign w:val="top"/>
-          </w:tcPr>
-          <w:p>
-            <w:pPr>
-              <w:pStyle w:val="Normal"/>
-              <w:jc w:val="center"/>
-              <w:pBdr>
-                <w:bottom w:val="none" w:sz="0" w:space="0" w:color="000000"/>
-                <w:top w:val="none" w:sz="0" w:space="0" w:color="000000"/>
-                <w:left w:val="none" w:sz="0" w:space="0" w:color="000000"/>
-                <w:right w:val="none" w:sz="0" w:space="0" w:color="000000"/>
-              </w:pBdr>
-              <w:spacing w:after="100" w:before="100" w:line="240"/>
-              <w:ind w:left="100" w:right="100" w:firstLine="0" w:firstLineChars="0"/>
-              <w:rPr>
-                <w:rFonts w:ascii="Helvetica" w:hAnsi="Helvetica" w:eastAsia="Helvetica" w:cs="Helvetica"/>
-                <w:i w:val="false"/>
-                <w:b w:val="false"/>
-                <w:u w:val="none"/>
-                <w:sz w:val="22"/>
-                <w:szCs w:val="22"/>
-                <w:color w:val="000000"/>
-              </w:rPr>
-            </w:pPr>
-            <w:r>
-              <w:rPr>
-                <w:rFonts w:ascii="Helvetica" w:hAnsi="Helvetica" w:eastAsia="Helvetica" w:cs="Helvetica"/>
-                <w:i w:val="false"/>
-                <w:b w:val="false"/>
-                <w:u w:val="none"/>
-                <w:sz w:val="22"/>
-                <w:szCs w:val="22"/>
-                <w:color w:val="000000"/>
-              </w:rPr>
-              <w:t xml:space="preserve">0.029</w:t>
+              <w:t xml:space="preserve">2.00</w:t>
+            </w:r>
+          </w:p>
+        </w:tc>
+        <w:tc>
+          <w:tcPr>
+            <w:tcBorders>
+              <w:bottom w:val="none" w:sz="0" w:space="0" w:color="000000"/>
+              <w:top w:val="none" w:sz="0" w:space="0" w:color="000000"/>
+              <w:left w:val="none" w:sz="0" w:space="0" w:color="000000"/>
+              <w:right w:val="none" w:sz="0" w:space="0" w:color="000000"/>
+            </w:tcBorders>
+            <w:shd w:val="clear" w:color="auto" w:fill="FFFFFF"/>
+            <w:tcMar>
+              <w:top w:w="0" w:type="dxa"/>
+              <w:bottom w:w="0" w:type="dxa"/>
+              <w:left w:w="0" w:type="dxa"/>
+              <w:right w:w="0" w:type="dxa"/>
+            </w:tcMar>
+            <w:vAlign w:val="top"/>
+          </w:tcPr>
+          <w:p>
+            <w:pPr>
+              <w:pStyle w:val="Normal"/>
+              <w:jc w:val="center"/>
+              <w:pBdr>
+                <w:bottom w:val="none" w:sz="0" w:space="0" w:color="000000"/>
+                <w:top w:val="none" w:sz="0" w:space="0" w:color="000000"/>
+                <w:left w:val="none" w:sz="0" w:space="0" w:color="000000"/>
+                <w:right w:val="none" w:sz="0" w:space="0" w:color="000000"/>
+              </w:pBdr>
+              <w:spacing w:after="100" w:before="100" w:line="240"/>
+              <w:ind w:left="100" w:right="100" w:firstLine="0" w:firstLineChars="0"/>
+              <w:rPr>
+                <w:rFonts w:ascii="Helvetica" w:hAnsi="Helvetica" w:eastAsia="Helvetica" w:cs="Helvetica"/>
+                <w:i w:val="false"/>
+                <w:b w:val="false"/>
+                <w:u w:val="none"/>
+                <w:sz w:val="22"/>
+                <w:szCs w:val="22"/>
+                <w:color w:val="000000"/>
+              </w:rPr>
+            </w:pPr>
+            <w:r>
+              <w:rPr>
+                <w:rFonts w:ascii="Helvetica" w:hAnsi="Helvetica" w:eastAsia="Helvetica" w:cs="Helvetica"/>
+                <w:i w:val="false"/>
+                <w:b w:val="false"/>
+                <w:u w:val="none"/>
+                <w:sz w:val="22"/>
+                <w:szCs w:val="22"/>
+                <w:color w:val="000000"/>
+              </w:rPr>
+              <w:t xml:space="preserve">1.08, 3.70</w:t>
+            </w:r>
+          </w:p>
+        </w:tc>
+        <w:tc>
+          <w:tcPr>
+            <w:tcBorders>
+              <w:bottom w:val="none" w:sz="0" w:space="0" w:color="000000"/>
+              <w:top w:val="none" w:sz="0" w:space="0" w:color="000000"/>
+              <w:left w:val="none" w:sz="0" w:space="0" w:color="000000"/>
+              <w:right w:val="none" w:sz="0" w:space="0" w:color="000000"/>
+            </w:tcBorders>
+            <w:shd w:val="clear" w:color="auto" w:fill="FFFFFF"/>
+            <w:tcMar>
+              <w:top w:w="0" w:type="dxa"/>
+              <w:bottom w:w="0" w:type="dxa"/>
+              <w:left w:w="0" w:type="dxa"/>
+              <w:right w:w="0" w:type="dxa"/>
+            </w:tcMar>
+            <w:vAlign w:val="top"/>
+          </w:tcPr>
+          <w:p>
+            <w:pPr>
+              <w:pStyle w:val="Normal"/>
+              <w:jc w:val="center"/>
+              <w:pBdr>
+                <w:bottom w:val="none" w:sz="0" w:space="0" w:color="000000"/>
+                <w:top w:val="none" w:sz="0" w:space="0" w:color="000000"/>
+                <w:left w:val="none" w:sz="0" w:space="0" w:color="000000"/>
+                <w:right w:val="none" w:sz="0" w:space="0" w:color="000000"/>
+              </w:pBdr>
+              <w:spacing w:after="100" w:before="100" w:line="240"/>
+              <w:ind w:left="100" w:right="100" w:firstLine="0" w:firstLineChars="0"/>
+              <w:rPr>
+                <w:rFonts w:ascii="Helvetica" w:hAnsi="Helvetica" w:eastAsia="Helvetica" w:cs="Helvetica"/>
+                <w:i w:val="false"/>
+                <w:b w:val="false"/>
+                <w:u w:val="none"/>
+                <w:sz w:val="22"/>
+                <w:szCs w:val="22"/>
+                <w:color w:val="000000"/>
+              </w:rPr>
+            </w:pPr>
+            <w:r>
+              <w:rPr>
+                <w:rFonts w:ascii="Helvetica" w:hAnsi="Helvetica" w:eastAsia="Helvetica" w:cs="Helvetica"/>
+                <w:i w:val="false"/>
+                <w:b w:val="false"/>
+                <w:u w:val="none"/>
+                <w:sz w:val="22"/>
+                <w:szCs w:val="22"/>
+                <w:color w:val="000000"/>
+              </w:rPr>
+              <w:t xml:space="preserve">0.027</w:t>
             </w:r>
           </w:p>
         </w:tc>
@@ -13661,7 +13661,7 @@
                 <w:szCs w:val="22"/>
                 <w:color w:val="000000"/>
               </w:rPr>
-              <w:t xml:space="preserve">1.15</w:t>
+              <w:t xml:space="preserve">1.16</w:t>
             </w:r>
           </w:p>
         </w:tc>
@@ -13767,7 +13767,7 @@
                 <w:szCs w:val="22"/>
                 <w:color w:val="000000"/>
               </w:rPr>
-              <w:t xml:space="preserve">0.760</w:t>
+              <w:t xml:space="preserve">0.750</w:t>
             </w:r>
           </w:p>
         </w:tc>
@@ -14144,113 +14144,113 @@
                 <w:szCs w:val="22"/>
                 <w:color w:val="000000"/>
               </w:rPr>
-              <w:t xml:space="preserve">2.49</w:t>
-            </w:r>
-          </w:p>
-        </w:tc>
-        <w:tc>
-          <w:tcPr>
-            <w:tcBorders>
-              <w:bottom w:val="none" w:sz="0" w:space="0" w:color="000000"/>
-              <w:top w:val="none" w:sz="0" w:space="0" w:color="000000"/>
-              <w:left w:val="none" w:sz="0" w:space="0" w:color="000000"/>
-              <w:right w:val="none" w:sz="0" w:space="0" w:color="000000"/>
-            </w:tcBorders>
-            <w:shd w:val="clear" w:color="auto" w:fill="FFFFFF"/>
-            <w:tcMar>
-              <w:top w:w="0" w:type="dxa"/>
-              <w:bottom w:w="0" w:type="dxa"/>
-              <w:left w:w="0" w:type="dxa"/>
-              <w:right w:w="0" w:type="dxa"/>
-            </w:tcMar>
-            <w:vAlign w:val="top"/>
-          </w:tcPr>
-          <w:p>
-            <w:pPr>
-              <w:pStyle w:val="Normal"/>
-              <w:jc w:val="center"/>
-              <w:pBdr>
-                <w:bottom w:val="none" w:sz="0" w:space="0" w:color="000000"/>
-                <w:top w:val="none" w:sz="0" w:space="0" w:color="000000"/>
-                <w:left w:val="none" w:sz="0" w:space="0" w:color="000000"/>
-                <w:right w:val="none" w:sz="0" w:space="0" w:color="000000"/>
-              </w:pBdr>
-              <w:spacing w:after="100" w:before="100" w:line="240"/>
-              <w:ind w:left="100" w:right="100" w:firstLine="0" w:firstLineChars="0"/>
-              <w:rPr>
-                <w:rFonts w:ascii="Helvetica" w:hAnsi="Helvetica" w:eastAsia="Helvetica" w:cs="Helvetica"/>
-                <w:i w:val="false"/>
-                <w:b w:val="false"/>
-                <w:u w:val="none"/>
-                <w:sz w:val="22"/>
-                <w:szCs w:val="22"/>
-                <w:color w:val="000000"/>
-              </w:rPr>
-            </w:pPr>
-            <w:r>
-              <w:rPr>
-                <w:rFonts w:ascii="Helvetica" w:hAnsi="Helvetica" w:eastAsia="Helvetica" w:cs="Helvetica"/>
-                <w:i w:val="false"/>
-                <w:b w:val="false"/>
-                <w:u w:val="none"/>
-                <w:sz w:val="22"/>
-                <w:szCs w:val="22"/>
-                <w:color w:val="000000"/>
-              </w:rPr>
-              <w:t xml:space="preserve">0.91, 6.79</w:t>
-            </w:r>
-          </w:p>
-        </w:tc>
-        <w:tc>
-          <w:tcPr>
-            <w:tcBorders>
-              <w:bottom w:val="none" w:sz="0" w:space="0" w:color="000000"/>
-              <w:top w:val="none" w:sz="0" w:space="0" w:color="000000"/>
-              <w:left w:val="none" w:sz="0" w:space="0" w:color="000000"/>
-              <w:right w:val="none" w:sz="0" w:space="0" w:color="000000"/>
-            </w:tcBorders>
-            <w:shd w:val="clear" w:color="auto" w:fill="FFFFFF"/>
-            <w:tcMar>
-              <w:top w:w="0" w:type="dxa"/>
-              <w:bottom w:w="0" w:type="dxa"/>
-              <w:left w:w="0" w:type="dxa"/>
-              <w:right w:w="0" w:type="dxa"/>
-            </w:tcMar>
-            <w:vAlign w:val="top"/>
-          </w:tcPr>
-          <w:p>
-            <w:pPr>
-              <w:pStyle w:val="Normal"/>
-              <w:jc w:val="center"/>
-              <w:pBdr>
-                <w:bottom w:val="none" w:sz="0" w:space="0" w:color="000000"/>
-                <w:top w:val="none" w:sz="0" w:space="0" w:color="000000"/>
-                <w:left w:val="none" w:sz="0" w:space="0" w:color="000000"/>
-                <w:right w:val="none" w:sz="0" w:space="0" w:color="000000"/>
-              </w:pBdr>
-              <w:spacing w:after="100" w:before="100" w:line="240"/>
-              <w:ind w:left="100" w:right="100" w:firstLine="0" w:firstLineChars="0"/>
-              <w:rPr>
-                <w:rFonts w:ascii="Helvetica" w:hAnsi="Helvetica" w:eastAsia="Helvetica" w:cs="Helvetica"/>
-                <w:i w:val="false"/>
-                <w:b w:val="false"/>
-                <w:u w:val="none"/>
-                <w:sz w:val="22"/>
-                <w:szCs w:val="22"/>
-                <w:color w:val="000000"/>
-              </w:rPr>
-            </w:pPr>
-            <w:r>
-              <w:rPr>
-                <w:rFonts w:ascii="Helvetica" w:hAnsi="Helvetica" w:eastAsia="Helvetica" w:cs="Helvetica"/>
-                <w:i w:val="false"/>
-                <w:b w:val="false"/>
-                <w:u w:val="none"/>
-                <w:sz w:val="22"/>
-                <w:szCs w:val="22"/>
-                <w:color w:val="000000"/>
-              </w:rPr>
-              <w:t xml:space="preserve">0.076</w:t>
+              <w:t xml:space="preserve">2.41</w:t>
+            </w:r>
+          </w:p>
+        </w:tc>
+        <w:tc>
+          <w:tcPr>
+            <w:tcBorders>
+              <w:bottom w:val="none" w:sz="0" w:space="0" w:color="000000"/>
+              <w:top w:val="none" w:sz="0" w:space="0" w:color="000000"/>
+              <w:left w:val="none" w:sz="0" w:space="0" w:color="000000"/>
+              <w:right w:val="none" w:sz="0" w:space="0" w:color="000000"/>
+            </w:tcBorders>
+            <w:shd w:val="clear" w:color="auto" w:fill="FFFFFF"/>
+            <w:tcMar>
+              <w:top w:w="0" w:type="dxa"/>
+              <w:bottom w:w="0" w:type="dxa"/>
+              <w:left w:w="0" w:type="dxa"/>
+              <w:right w:w="0" w:type="dxa"/>
+            </w:tcMar>
+            <w:vAlign w:val="top"/>
+          </w:tcPr>
+          <w:p>
+            <w:pPr>
+              <w:pStyle w:val="Normal"/>
+              <w:jc w:val="center"/>
+              <w:pBdr>
+                <w:bottom w:val="none" w:sz="0" w:space="0" w:color="000000"/>
+                <w:top w:val="none" w:sz="0" w:space="0" w:color="000000"/>
+                <w:left w:val="none" w:sz="0" w:space="0" w:color="000000"/>
+                <w:right w:val="none" w:sz="0" w:space="0" w:color="000000"/>
+              </w:pBdr>
+              <w:spacing w:after="100" w:before="100" w:line="240"/>
+              <w:ind w:left="100" w:right="100" w:firstLine="0" w:firstLineChars="0"/>
+              <w:rPr>
+                <w:rFonts w:ascii="Helvetica" w:hAnsi="Helvetica" w:eastAsia="Helvetica" w:cs="Helvetica"/>
+                <w:i w:val="false"/>
+                <w:b w:val="false"/>
+                <w:u w:val="none"/>
+                <w:sz w:val="22"/>
+                <w:szCs w:val="22"/>
+                <w:color w:val="000000"/>
+              </w:rPr>
+            </w:pPr>
+            <w:r>
+              <w:rPr>
+                <w:rFonts w:ascii="Helvetica" w:hAnsi="Helvetica" w:eastAsia="Helvetica" w:cs="Helvetica"/>
+                <w:i w:val="false"/>
+                <w:b w:val="false"/>
+                <w:u w:val="none"/>
+                <w:sz w:val="22"/>
+                <w:szCs w:val="22"/>
+                <w:color w:val="000000"/>
+              </w:rPr>
+              <w:t xml:space="preserve">0.88, 6.59</w:t>
+            </w:r>
+          </w:p>
+        </w:tc>
+        <w:tc>
+          <w:tcPr>
+            <w:tcBorders>
+              <w:bottom w:val="none" w:sz="0" w:space="0" w:color="000000"/>
+              <w:top w:val="none" w:sz="0" w:space="0" w:color="000000"/>
+              <w:left w:val="none" w:sz="0" w:space="0" w:color="000000"/>
+              <w:right w:val="none" w:sz="0" w:space="0" w:color="000000"/>
+            </w:tcBorders>
+            <w:shd w:val="clear" w:color="auto" w:fill="FFFFFF"/>
+            <w:tcMar>
+              <w:top w:w="0" w:type="dxa"/>
+              <w:bottom w:w="0" w:type="dxa"/>
+              <w:left w:w="0" w:type="dxa"/>
+              <w:right w:w="0" w:type="dxa"/>
+            </w:tcMar>
+            <w:vAlign w:val="top"/>
+          </w:tcPr>
+          <w:p>
+            <w:pPr>
+              <w:pStyle w:val="Normal"/>
+              <w:jc w:val="center"/>
+              <w:pBdr>
+                <w:bottom w:val="none" w:sz="0" w:space="0" w:color="000000"/>
+                <w:top w:val="none" w:sz="0" w:space="0" w:color="000000"/>
+                <w:left w:val="none" w:sz="0" w:space="0" w:color="000000"/>
+                <w:right w:val="none" w:sz="0" w:space="0" w:color="000000"/>
+              </w:pBdr>
+              <w:spacing w:after="100" w:before="100" w:line="240"/>
+              <w:ind w:left="100" w:right="100" w:firstLine="0" w:firstLineChars="0"/>
+              <w:rPr>
+                <w:rFonts w:ascii="Helvetica" w:hAnsi="Helvetica" w:eastAsia="Helvetica" w:cs="Helvetica"/>
+                <w:i w:val="false"/>
+                <w:b w:val="false"/>
+                <w:u w:val="none"/>
+                <w:sz w:val="22"/>
+                <w:szCs w:val="22"/>
+                <w:color w:val="000000"/>
+              </w:rPr>
+            </w:pPr>
+            <w:r>
+              <w:rPr>
+                <w:rFonts w:ascii="Helvetica" w:hAnsi="Helvetica" w:eastAsia="Helvetica" w:cs="Helvetica"/>
+                <w:i w:val="false"/>
+                <w:b w:val="false"/>
+                <w:u w:val="none"/>
+                <w:sz w:val="22"/>
+                <w:szCs w:val="22"/>
+                <w:color w:val="000000"/>
+              </w:rPr>
+              <w:t xml:space="preserve">0.085</w:t>
             </w:r>
           </w:p>
         </w:tc>
@@ -14627,113 +14627,113 @@
                 <w:szCs w:val="22"/>
                 <w:color w:val="000000"/>
               </w:rPr>
-              <w:t xml:space="preserve">0.83</w:t>
-            </w:r>
-          </w:p>
-        </w:tc>
-        <w:tc>
-          <w:tcPr>
-            <w:tcBorders>
-              <w:bottom w:val="none" w:sz="0" w:space="0" w:color="000000"/>
-              <w:top w:val="none" w:sz="0" w:space="0" w:color="000000"/>
-              <w:left w:val="none" w:sz="0" w:space="0" w:color="000000"/>
-              <w:right w:val="none" w:sz="0" w:space="0" w:color="000000"/>
-            </w:tcBorders>
-            <w:shd w:val="clear" w:color="auto" w:fill="FFFFFF"/>
-            <w:tcMar>
-              <w:top w:w="0" w:type="dxa"/>
-              <w:bottom w:w="0" w:type="dxa"/>
-              <w:left w:w="0" w:type="dxa"/>
-              <w:right w:w="0" w:type="dxa"/>
-            </w:tcMar>
-            <w:vAlign w:val="top"/>
-          </w:tcPr>
-          <w:p>
-            <w:pPr>
-              <w:pStyle w:val="Normal"/>
-              <w:jc w:val="center"/>
-              <w:pBdr>
-                <w:bottom w:val="none" w:sz="0" w:space="0" w:color="000000"/>
-                <w:top w:val="none" w:sz="0" w:space="0" w:color="000000"/>
-                <w:left w:val="none" w:sz="0" w:space="0" w:color="000000"/>
-                <w:right w:val="none" w:sz="0" w:space="0" w:color="000000"/>
-              </w:pBdr>
-              <w:spacing w:after="100" w:before="100" w:line="240"/>
-              <w:ind w:left="100" w:right="100" w:firstLine="0" w:firstLineChars="0"/>
-              <w:rPr>
-                <w:rFonts w:ascii="Helvetica" w:hAnsi="Helvetica" w:eastAsia="Helvetica" w:cs="Helvetica"/>
-                <w:i w:val="false"/>
-                <w:b w:val="false"/>
-                <w:u w:val="none"/>
-                <w:sz w:val="22"/>
-                <w:szCs w:val="22"/>
-                <w:color w:val="000000"/>
-              </w:rPr>
-            </w:pPr>
-            <w:r>
-              <w:rPr>
-                <w:rFonts w:ascii="Helvetica" w:hAnsi="Helvetica" w:eastAsia="Helvetica" w:cs="Helvetica"/>
-                <w:i w:val="false"/>
-                <w:b w:val="false"/>
-                <w:u w:val="none"/>
-                <w:sz w:val="22"/>
-                <w:szCs w:val="22"/>
-                <w:color w:val="000000"/>
-              </w:rPr>
-              <w:t xml:space="preserve">0.33, 2.10</w:t>
-            </w:r>
-          </w:p>
-        </w:tc>
-        <w:tc>
-          <w:tcPr>
-            <w:tcBorders>
-              <w:bottom w:val="none" w:sz="0" w:space="0" w:color="000000"/>
-              <w:top w:val="none" w:sz="0" w:space="0" w:color="000000"/>
-              <w:left w:val="none" w:sz="0" w:space="0" w:color="000000"/>
-              <w:right w:val="none" w:sz="0" w:space="0" w:color="000000"/>
-            </w:tcBorders>
-            <w:shd w:val="clear" w:color="auto" w:fill="FFFFFF"/>
-            <w:tcMar>
-              <w:top w:w="0" w:type="dxa"/>
-              <w:bottom w:w="0" w:type="dxa"/>
-              <w:left w:w="0" w:type="dxa"/>
-              <w:right w:w="0" w:type="dxa"/>
-            </w:tcMar>
-            <w:vAlign w:val="top"/>
-          </w:tcPr>
-          <w:p>
-            <w:pPr>
-              <w:pStyle w:val="Normal"/>
-              <w:jc w:val="center"/>
-              <w:pBdr>
-                <w:bottom w:val="none" w:sz="0" w:space="0" w:color="000000"/>
-                <w:top w:val="none" w:sz="0" w:space="0" w:color="000000"/>
-                <w:left w:val="none" w:sz="0" w:space="0" w:color="000000"/>
-                <w:right w:val="none" w:sz="0" w:space="0" w:color="000000"/>
-              </w:pBdr>
-              <w:spacing w:after="100" w:before="100" w:line="240"/>
-              <w:ind w:left="100" w:right="100" w:firstLine="0" w:firstLineChars="0"/>
-              <w:rPr>
-                <w:rFonts w:ascii="Helvetica" w:hAnsi="Helvetica" w:eastAsia="Helvetica" w:cs="Helvetica"/>
-                <w:i w:val="false"/>
-                <w:b w:val="false"/>
-                <w:u w:val="none"/>
-                <w:sz w:val="22"/>
-                <w:szCs w:val="22"/>
-                <w:color w:val="000000"/>
-              </w:rPr>
-            </w:pPr>
-            <w:r>
-              <w:rPr>
-                <w:rFonts w:ascii="Helvetica" w:hAnsi="Helvetica" w:eastAsia="Helvetica" w:cs="Helvetica"/>
-                <w:i w:val="false"/>
-                <w:b w:val="false"/>
-                <w:u w:val="none"/>
-                <w:sz w:val="22"/>
-                <w:szCs w:val="22"/>
-                <w:color w:val="000000"/>
-              </w:rPr>
-              <w:t xml:space="preserve">0.700</w:t>
+              <w:t xml:space="preserve">0.82</w:t>
+            </w:r>
+          </w:p>
+        </w:tc>
+        <w:tc>
+          <w:tcPr>
+            <w:tcBorders>
+              <w:bottom w:val="none" w:sz="0" w:space="0" w:color="000000"/>
+              <w:top w:val="none" w:sz="0" w:space="0" w:color="000000"/>
+              <w:left w:val="none" w:sz="0" w:space="0" w:color="000000"/>
+              <w:right w:val="none" w:sz="0" w:space="0" w:color="000000"/>
+            </w:tcBorders>
+            <w:shd w:val="clear" w:color="auto" w:fill="FFFFFF"/>
+            <w:tcMar>
+              <w:top w:w="0" w:type="dxa"/>
+              <w:bottom w:w="0" w:type="dxa"/>
+              <w:left w:w="0" w:type="dxa"/>
+              <w:right w:w="0" w:type="dxa"/>
+            </w:tcMar>
+            <w:vAlign w:val="top"/>
+          </w:tcPr>
+          <w:p>
+            <w:pPr>
+              <w:pStyle w:val="Normal"/>
+              <w:jc w:val="center"/>
+              <w:pBdr>
+                <w:bottom w:val="none" w:sz="0" w:space="0" w:color="000000"/>
+                <w:top w:val="none" w:sz="0" w:space="0" w:color="000000"/>
+                <w:left w:val="none" w:sz="0" w:space="0" w:color="000000"/>
+                <w:right w:val="none" w:sz="0" w:space="0" w:color="000000"/>
+              </w:pBdr>
+              <w:spacing w:after="100" w:before="100" w:line="240"/>
+              <w:ind w:left="100" w:right="100" w:firstLine="0" w:firstLineChars="0"/>
+              <w:rPr>
+                <w:rFonts w:ascii="Helvetica" w:hAnsi="Helvetica" w:eastAsia="Helvetica" w:cs="Helvetica"/>
+                <w:i w:val="false"/>
+                <w:b w:val="false"/>
+                <w:u w:val="none"/>
+                <w:sz w:val="22"/>
+                <w:szCs w:val="22"/>
+                <w:color w:val="000000"/>
+              </w:rPr>
+            </w:pPr>
+            <w:r>
+              <w:rPr>
+                <w:rFonts w:ascii="Helvetica" w:hAnsi="Helvetica" w:eastAsia="Helvetica" w:cs="Helvetica"/>
+                <w:i w:val="false"/>
+                <w:b w:val="false"/>
+                <w:u w:val="none"/>
+                <w:sz w:val="22"/>
+                <w:szCs w:val="22"/>
+                <w:color w:val="000000"/>
+              </w:rPr>
+              <w:t xml:space="preserve">0.33, 2.05</w:t>
+            </w:r>
+          </w:p>
+        </w:tc>
+        <w:tc>
+          <w:tcPr>
+            <w:tcBorders>
+              <w:bottom w:val="none" w:sz="0" w:space="0" w:color="000000"/>
+              <w:top w:val="none" w:sz="0" w:space="0" w:color="000000"/>
+              <w:left w:val="none" w:sz="0" w:space="0" w:color="000000"/>
+              <w:right w:val="none" w:sz="0" w:space="0" w:color="000000"/>
+            </w:tcBorders>
+            <w:shd w:val="clear" w:color="auto" w:fill="FFFFFF"/>
+            <w:tcMar>
+              <w:top w:w="0" w:type="dxa"/>
+              <w:bottom w:w="0" w:type="dxa"/>
+              <w:left w:w="0" w:type="dxa"/>
+              <w:right w:w="0" w:type="dxa"/>
+            </w:tcMar>
+            <w:vAlign w:val="top"/>
+          </w:tcPr>
+          <w:p>
+            <w:pPr>
+              <w:pStyle w:val="Normal"/>
+              <w:jc w:val="center"/>
+              <w:pBdr>
+                <w:bottom w:val="none" w:sz="0" w:space="0" w:color="000000"/>
+                <w:top w:val="none" w:sz="0" w:space="0" w:color="000000"/>
+                <w:left w:val="none" w:sz="0" w:space="0" w:color="000000"/>
+                <w:right w:val="none" w:sz="0" w:space="0" w:color="000000"/>
+              </w:pBdr>
+              <w:spacing w:after="100" w:before="100" w:line="240"/>
+              <w:ind w:left="100" w:right="100" w:firstLine="0" w:firstLineChars="0"/>
+              <w:rPr>
+                <w:rFonts w:ascii="Helvetica" w:hAnsi="Helvetica" w:eastAsia="Helvetica" w:cs="Helvetica"/>
+                <w:i w:val="false"/>
+                <w:b w:val="false"/>
+                <w:u w:val="none"/>
+                <w:sz w:val="22"/>
+                <w:szCs w:val="22"/>
+                <w:color w:val="000000"/>
+              </w:rPr>
+            </w:pPr>
+            <w:r>
+              <w:rPr>
+                <w:rFonts w:ascii="Helvetica" w:hAnsi="Helvetica" w:eastAsia="Helvetica" w:cs="Helvetica"/>
+                <w:i w:val="false"/>
+                <w:b w:val="false"/>
+                <w:u w:val="none"/>
+                <w:sz w:val="22"/>
+                <w:szCs w:val="22"/>
+                <w:color w:val="000000"/>
+              </w:rPr>
+              <w:t xml:space="preserve">0.670</w:t>
             </w:r>
           </w:p>
         </w:tc>
@@ -15110,113 +15110,113 @@
                 <w:szCs w:val="22"/>
                 <w:color w:val="000000"/>
               </w:rPr>
-              <w:t xml:space="preserve">1.04</w:t>
-            </w:r>
-          </w:p>
-        </w:tc>
-        <w:tc>
-          <w:tcPr>
-            <w:tcBorders>
-              <w:bottom w:val="none" w:sz="0" w:space="0" w:color="000000"/>
-              <w:top w:val="none" w:sz="0" w:space="0" w:color="000000"/>
-              <w:left w:val="none" w:sz="0" w:space="0" w:color="000000"/>
-              <w:right w:val="none" w:sz="0" w:space="0" w:color="000000"/>
-            </w:tcBorders>
-            <w:shd w:val="clear" w:color="auto" w:fill="FFFFFF"/>
-            <w:tcMar>
-              <w:top w:w="0" w:type="dxa"/>
-              <w:bottom w:w="0" w:type="dxa"/>
-              <w:left w:w="0" w:type="dxa"/>
-              <w:right w:w="0" w:type="dxa"/>
-            </w:tcMar>
-            <w:vAlign w:val="top"/>
-          </w:tcPr>
-          <w:p>
-            <w:pPr>
-              <w:pStyle w:val="Normal"/>
-              <w:jc w:val="center"/>
-              <w:pBdr>
-                <w:bottom w:val="none" w:sz="0" w:space="0" w:color="000000"/>
-                <w:top w:val="none" w:sz="0" w:space="0" w:color="000000"/>
-                <w:left w:val="none" w:sz="0" w:space="0" w:color="000000"/>
-                <w:right w:val="none" w:sz="0" w:space="0" w:color="000000"/>
-              </w:pBdr>
-              <w:spacing w:after="100" w:before="100" w:line="240"/>
-              <w:ind w:left="100" w:right="100" w:firstLine="0" w:firstLineChars="0"/>
-              <w:rPr>
-                <w:rFonts w:ascii="Helvetica" w:hAnsi="Helvetica" w:eastAsia="Helvetica" w:cs="Helvetica"/>
-                <w:i w:val="false"/>
-                <w:b w:val="false"/>
-                <w:u w:val="none"/>
-                <w:sz w:val="22"/>
-                <w:szCs w:val="22"/>
-                <w:color w:val="000000"/>
-              </w:rPr>
-            </w:pPr>
-            <w:r>
-              <w:rPr>
-                <w:rFonts w:ascii="Helvetica" w:hAnsi="Helvetica" w:eastAsia="Helvetica" w:cs="Helvetica"/>
-                <w:i w:val="false"/>
-                <w:b w:val="false"/>
-                <w:u w:val="none"/>
-                <w:sz w:val="22"/>
-                <w:szCs w:val="22"/>
-                <w:color w:val="000000"/>
-              </w:rPr>
-              <w:t xml:space="preserve">0.59, 1.84</w:t>
-            </w:r>
-          </w:p>
-        </w:tc>
-        <w:tc>
-          <w:tcPr>
-            <w:tcBorders>
-              <w:bottom w:val="none" w:sz="0" w:space="0" w:color="000000"/>
-              <w:top w:val="none" w:sz="0" w:space="0" w:color="000000"/>
-              <w:left w:val="none" w:sz="0" w:space="0" w:color="000000"/>
-              <w:right w:val="none" w:sz="0" w:space="0" w:color="000000"/>
-            </w:tcBorders>
-            <w:shd w:val="clear" w:color="auto" w:fill="FFFFFF"/>
-            <w:tcMar>
-              <w:top w:w="0" w:type="dxa"/>
-              <w:bottom w:w="0" w:type="dxa"/>
-              <w:left w:w="0" w:type="dxa"/>
-              <w:right w:w="0" w:type="dxa"/>
-            </w:tcMar>
-            <w:vAlign w:val="top"/>
-          </w:tcPr>
-          <w:p>
-            <w:pPr>
-              <w:pStyle w:val="Normal"/>
-              <w:jc w:val="center"/>
-              <w:pBdr>
-                <w:bottom w:val="none" w:sz="0" w:space="0" w:color="000000"/>
-                <w:top w:val="none" w:sz="0" w:space="0" w:color="000000"/>
-                <w:left w:val="none" w:sz="0" w:space="0" w:color="000000"/>
-                <w:right w:val="none" w:sz="0" w:space="0" w:color="000000"/>
-              </w:pBdr>
-              <w:spacing w:after="100" w:before="100" w:line="240"/>
-              <w:ind w:left="100" w:right="100" w:firstLine="0" w:firstLineChars="0"/>
-              <w:rPr>
-                <w:rFonts w:ascii="Helvetica" w:hAnsi="Helvetica" w:eastAsia="Helvetica" w:cs="Helvetica"/>
-                <w:i w:val="false"/>
-                <w:b w:val="false"/>
-                <w:u w:val="none"/>
-                <w:sz w:val="22"/>
-                <w:szCs w:val="22"/>
-                <w:color w:val="000000"/>
-              </w:rPr>
-            </w:pPr>
-            <w:r>
-              <w:rPr>
-                <w:rFonts w:ascii="Helvetica" w:hAnsi="Helvetica" w:eastAsia="Helvetica" w:cs="Helvetica"/>
-                <w:i w:val="false"/>
-                <w:b w:val="false"/>
-                <w:u w:val="none"/>
-                <w:sz w:val="22"/>
-                <w:szCs w:val="22"/>
-                <w:color w:val="000000"/>
-              </w:rPr>
-              <w:t xml:space="preserve">0.890</w:t>
+              <w:t xml:space="preserve">1.05</w:t>
+            </w:r>
+          </w:p>
+        </w:tc>
+        <w:tc>
+          <w:tcPr>
+            <w:tcBorders>
+              <w:bottom w:val="none" w:sz="0" w:space="0" w:color="000000"/>
+              <w:top w:val="none" w:sz="0" w:space="0" w:color="000000"/>
+              <w:left w:val="none" w:sz="0" w:space="0" w:color="000000"/>
+              <w:right w:val="none" w:sz="0" w:space="0" w:color="000000"/>
+            </w:tcBorders>
+            <w:shd w:val="clear" w:color="auto" w:fill="FFFFFF"/>
+            <w:tcMar>
+              <w:top w:w="0" w:type="dxa"/>
+              <w:bottom w:w="0" w:type="dxa"/>
+              <w:left w:w="0" w:type="dxa"/>
+              <w:right w:w="0" w:type="dxa"/>
+            </w:tcMar>
+            <w:vAlign w:val="top"/>
+          </w:tcPr>
+          <w:p>
+            <w:pPr>
+              <w:pStyle w:val="Normal"/>
+              <w:jc w:val="center"/>
+              <w:pBdr>
+                <w:bottom w:val="none" w:sz="0" w:space="0" w:color="000000"/>
+                <w:top w:val="none" w:sz="0" w:space="0" w:color="000000"/>
+                <w:left w:val="none" w:sz="0" w:space="0" w:color="000000"/>
+                <w:right w:val="none" w:sz="0" w:space="0" w:color="000000"/>
+              </w:pBdr>
+              <w:spacing w:after="100" w:before="100" w:line="240"/>
+              <w:ind w:left="100" w:right="100" w:firstLine="0" w:firstLineChars="0"/>
+              <w:rPr>
+                <w:rFonts w:ascii="Helvetica" w:hAnsi="Helvetica" w:eastAsia="Helvetica" w:cs="Helvetica"/>
+                <w:i w:val="false"/>
+                <w:b w:val="false"/>
+                <w:u w:val="none"/>
+                <w:sz w:val="22"/>
+                <w:szCs w:val="22"/>
+                <w:color w:val="000000"/>
+              </w:rPr>
+            </w:pPr>
+            <w:r>
+              <w:rPr>
+                <w:rFonts w:ascii="Helvetica" w:hAnsi="Helvetica" w:eastAsia="Helvetica" w:cs="Helvetica"/>
+                <w:i w:val="false"/>
+                <w:b w:val="false"/>
+                <w:u w:val="none"/>
+                <w:sz w:val="22"/>
+                <w:szCs w:val="22"/>
+                <w:color w:val="000000"/>
+              </w:rPr>
+              <w:t xml:space="preserve">0.59, 1.87</w:t>
+            </w:r>
+          </w:p>
+        </w:tc>
+        <w:tc>
+          <w:tcPr>
+            <w:tcBorders>
+              <w:bottom w:val="none" w:sz="0" w:space="0" w:color="000000"/>
+              <w:top w:val="none" w:sz="0" w:space="0" w:color="000000"/>
+              <w:left w:val="none" w:sz="0" w:space="0" w:color="000000"/>
+              <w:right w:val="none" w:sz="0" w:space="0" w:color="000000"/>
+            </w:tcBorders>
+            <w:shd w:val="clear" w:color="auto" w:fill="FFFFFF"/>
+            <w:tcMar>
+              <w:top w:w="0" w:type="dxa"/>
+              <w:bottom w:w="0" w:type="dxa"/>
+              <w:left w:w="0" w:type="dxa"/>
+              <w:right w:w="0" w:type="dxa"/>
+            </w:tcMar>
+            <w:vAlign w:val="top"/>
+          </w:tcPr>
+          <w:p>
+            <w:pPr>
+              <w:pStyle w:val="Normal"/>
+              <w:jc w:val="center"/>
+              <w:pBdr>
+                <w:bottom w:val="none" w:sz="0" w:space="0" w:color="000000"/>
+                <w:top w:val="none" w:sz="0" w:space="0" w:color="000000"/>
+                <w:left w:val="none" w:sz="0" w:space="0" w:color="000000"/>
+                <w:right w:val="none" w:sz="0" w:space="0" w:color="000000"/>
+              </w:pBdr>
+              <w:spacing w:after="100" w:before="100" w:line="240"/>
+              <w:ind w:left="100" w:right="100" w:firstLine="0" w:firstLineChars="0"/>
+              <w:rPr>
+                <w:rFonts w:ascii="Helvetica" w:hAnsi="Helvetica" w:eastAsia="Helvetica" w:cs="Helvetica"/>
+                <w:i w:val="false"/>
+                <w:b w:val="false"/>
+                <w:u w:val="none"/>
+                <w:sz w:val="22"/>
+                <w:szCs w:val="22"/>
+                <w:color w:val="000000"/>
+              </w:rPr>
+            </w:pPr>
+            <w:r>
+              <w:rPr>
+                <w:rFonts w:ascii="Helvetica" w:hAnsi="Helvetica" w:eastAsia="Helvetica" w:cs="Helvetica"/>
+                <w:i w:val="false"/>
+                <w:b w:val="false"/>
+                <w:u w:val="none"/>
+                <w:sz w:val="22"/>
+                <w:szCs w:val="22"/>
+                <w:color w:val="000000"/>
+              </w:rPr>
+              <w:t xml:space="preserve">0.860</w:t>
             </w:r>
           </w:p>
         </w:tc>
@@ -15646,60 +15646,60 @@
                 <w:szCs w:val="22"/>
                 <w:color w:val="000000"/>
               </w:rPr>
-              <w:t xml:space="preserve">0.99, 1.09</w:t>
-            </w:r>
-          </w:p>
-        </w:tc>
-        <w:tc>
-          <w:tcPr>
-            <w:tcBorders>
-              <w:bottom w:val="none" w:sz="0" w:space="0" w:color="000000"/>
-              <w:top w:val="none" w:sz="0" w:space="0" w:color="000000"/>
-              <w:left w:val="none" w:sz="0" w:space="0" w:color="000000"/>
-              <w:right w:val="none" w:sz="0" w:space="0" w:color="000000"/>
-            </w:tcBorders>
-            <w:shd w:val="clear" w:color="auto" w:fill="FFFFFF"/>
-            <w:tcMar>
-              <w:top w:w="0" w:type="dxa"/>
-              <w:bottom w:w="0" w:type="dxa"/>
-              <w:left w:w="0" w:type="dxa"/>
-              <w:right w:w="0" w:type="dxa"/>
-            </w:tcMar>
-            <w:vAlign w:val="top"/>
-          </w:tcPr>
-          <w:p>
-            <w:pPr>
-              <w:pStyle w:val="Normal"/>
-              <w:jc w:val="center"/>
-              <w:pBdr>
-                <w:bottom w:val="none" w:sz="0" w:space="0" w:color="000000"/>
-                <w:top w:val="none" w:sz="0" w:space="0" w:color="000000"/>
-                <w:left w:val="none" w:sz="0" w:space="0" w:color="000000"/>
-                <w:right w:val="none" w:sz="0" w:space="0" w:color="000000"/>
-              </w:pBdr>
-              <w:spacing w:after="100" w:before="100" w:line="240"/>
-              <w:ind w:left="100" w:right="100" w:firstLine="0" w:firstLineChars="0"/>
-              <w:rPr>
-                <w:rFonts w:ascii="Helvetica" w:hAnsi="Helvetica" w:eastAsia="Helvetica" w:cs="Helvetica"/>
-                <w:i w:val="false"/>
-                <w:b w:val="false"/>
-                <w:u w:val="none"/>
-                <w:sz w:val="22"/>
-                <w:szCs w:val="22"/>
-                <w:color w:val="000000"/>
-              </w:rPr>
-            </w:pPr>
-            <w:r>
-              <w:rPr>
-                <w:rFonts w:ascii="Helvetica" w:hAnsi="Helvetica" w:eastAsia="Helvetica" w:cs="Helvetica"/>
-                <w:i w:val="false"/>
-                <w:b w:val="false"/>
-                <w:u w:val="none"/>
-                <w:sz w:val="22"/>
-                <w:szCs w:val="22"/>
-                <w:color w:val="000000"/>
-              </w:rPr>
-              <w:t xml:space="preserve">0.110</w:t>
+              <w:t xml:space="preserve">1.00, 1.09</w:t>
+            </w:r>
+          </w:p>
+        </w:tc>
+        <w:tc>
+          <w:tcPr>
+            <w:tcBorders>
+              <w:bottom w:val="none" w:sz="0" w:space="0" w:color="000000"/>
+              <w:top w:val="none" w:sz="0" w:space="0" w:color="000000"/>
+              <w:left w:val="none" w:sz="0" w:space="0" w:color="000000"/>
+              <w:right w:val="none" w:sz="0" w:space="0" w:color="000000"/>
+            </w:tcBorders>
+            <w:shd w:val="clear" w:color="auto" w:fill="FFFFFF"/>
+            <w:tcMar>
+              <w:top w:w="0" w:type="dxa"/>
+              <w:bottom w:w="0" w:type="dxa"/>
+              <w:left w:w="0" w:type="dxa"/>
+              <w:right w:w="0" w:type="dxa"/>
+            </w:tcMar>
+            <w:vAlign w:val="top"/>
+          </w:tcPr>
+          <w:p>
+            <w:pPr>
+              <w:pStyle w:val="Normal"/>
+              <w:jc w:val="center"/>
+              <w:pBdr>
+                <w:bottom w:val="none" w:sz="0" w:space="0" w:color="000000"/>
+                <w:top w:val="none" w:sz="0" w:space="0" w:color="000000"/>
+                <w:left w:val="none" w:sz="0" w:space="0" w:color="000000"/>
+                <w:right w:val="none" w:sz="0" w:space="0" w:color="000000"/>
+              </w:pBdr>
+              <w:spacing w:after="100" w:before="100" w:line="240"/>
+              <w:ind w:left="100" w:right="100" w:firstLine="0" w:firstLineChars="0"/>
+              <w:rPr>
+                <w:rFonts w:ascii="Helvetica" w:hAnsi="Helvetica" w:eastAsia="Helvetica" w:cs="Helvetica"/>
+                <w:i w:val="false"/>
+                <w:b w:val="false"/>
+                <w:u w:val="none"/>
+                <w:sz w:val="22"/>
+                <w:szCs w:val="22"/>
+                <w:color w:val="000000"/>
+              </w:rPr>
+            </w:pPr>
+            <w:r>
+              <w:rPr>
+                <w:rFonts w:ascii="Helvetica" w:hAnsi="Helvetica" w:eastAsia="Helvetica" w:cs="Helvetica"/>
+                <w:i w:val="false"/>
+                <w:b w:val="false"/>
+                <w:u w:val="none"/>
+                <w:sz w:val="22"/>
+                <w:szCs w:val="22"/>
+                <w:color w:val="000000"/>
+              </w:rPr>
+              <w:t xml:space="preserve">0.033</w:t>
             </w:r>
           </w:p>
         </w:tc>
@@ -16559,60 +16559,60 @@
                 <w:szCs w:val="22"/>
                 <w:color w:val="000000"/>
               </w:rPr>
-              <w:t xml:space="preserve">4.52</w:t>
-            </w:r>
-          </w:p>
-        </w:tc>
-        <w:tc>
-          <w:tcPr>
-            <w:tcBorders>
-              <w:bottom w:val="none" w:sz="0" w:space="0" w:color="000000"/>
-              <w:top w:val="none" w:sz="0" w:space="0" w:color="000000"/>
-              <w:left w:val="none" w:sz="0" w:space="0" w:color="000000"/>
-              <w:right w:val="none" w:sz="0" w:space="0" w:color="000000"/>
-            </w:tcBorders>
-            <w:shd w:val="clear" w:color="auto" w:fill="FFFFFF"/>
-            <w:tcMar>
-              <w:top w:w="0" w:type="dxa"/>
-              <w:bottom w:w="0" w:type="dxa"/>
-              <w:left w:w="0" w:type="dxa"/>
-              <w:right w:w="0" w:type="dxa"/>
-            </w:tcMar>
-            <w:vAlign w:val="top"/>
-          </w:tcPr>
-          <w:p>
-            <w:pPr>
-              <w:pStyle w:val="Normal"/>
-              <w:jc w:val="center"/>
-              <w:pBdr>
-                <w:bottom w:val="none" w:sz="0" w:space="0" w:color="000000"/>
-                <w:top w:val="none" w:sz="0" w:space="0" w:color="000000"/>
-                <w:left w:val="none" w:sz="0" w:space="0" w:color="000000"/>
-                <w:right w:val="none" w:sz="0" w:space="0" w:color="000000"/>
-              </w:pBdr>
-              <w:spacing w:after="100" w:before="100" w:line="240"/>
-              <w:ind w:left="100" w:right="100" w:firstLine="0" w:firstLineChars="0"/>
-              <w:rPr>
-                <w:rFonts w:ascii="Helvetica" w:hAnsi="Helvetica" w:eastAsia="Helvetica" w:cs="Helvetica"/>
-                <w:i w:val="false"/>
-                <w:b w:val="false"/>
-                <w:u w:val="none"/>
-                <w:sz w:val="22"/>
-                <w:szCs w:val="22"/>
-                <w:color w:val="000000"/>
-              </w:rPr>
-            </w:pPr>
-            <w:r>
-              <w:rPr>
-                <w:rFonts w:ascii="Helvetica" w:hAnsi="Helvetica" w:eastAsia="Helvetica" w:cs="Helvetica"/>
-                <w:i w:val="false"/>
-                <w:b w:val="false"/>
-                <w:u w:val="none"/>
-                <w:sz w:val="22"/>
-                <w:szCs w:val="22"/>
-                <w:color w:val="000000"/>
-              </w:rPr>
-              <w:t xml:space="preserve">0.55, 37.4</w:t>
+              <w:t xml:space="preserve">4.57</w:t>
+            </w:r>
+          </w:p>
+        </w:tc>
+        <w:tc>
+          <w:tcPr>
+            <w:tcBorders>
+              <w:bottom w:val="none" w:sz="0" w:space="0" w:color="000000"/>
+              <w:top w:val="none" w:sz="0" w:space="0" w:color="000000"/>
+              <w:left w:val="none" w:sz="0" w:space="0" w:color="000000"/>
+              <w:right w:val="none" w:sz="0" w:space="0" w:color="000000"/>
+            </w:tcBorders>
+            <w:shd w:val="clear" w:color="auto" w:fill="FFFFFF"/>
+            <w:tcMar>
+              <w:top w:w="0" w:type="dxa"/>
+              <w:bottom w:w="0" w:type="dxa"/>
+              <w:left w:w="0" w:type="dxa"/>
+              <w:right w:w="0" w:type="dxa"/>
+            </w:tcMar>
+            <w:vAlign w:val="top"/>
+          </w:tcPr>
+          <w:p>
+            <w:pPr>
+              <w:pStyle w:val="Normal"/>
+              <w:jc w:val="center"/>
+              <w:pBdr>
+                <w:bottom w:val="none" w:sz="0" w:space="0" w:color="000000"/>
+                <w:top w:val="none" w:sz="0" w:space="0" w:color="000000"/>
+                <w:left w:val="none" w:sz="0" w:space="0" w:color="000000"/>
+                <w:right w:val="none" w:sz="0" w:space="0" w:color="000000"/>
+              </w:pBdr>
+              <w:spacing w:after="100" w:before="100" w:line="240"/>
+              <w:ind w:left="100" w:right="100" w:firstLine="0" w:firstLineChars="0"/>
+              <w:rPr>
+                <w:rFonts w:ascii="Helvetica" w:hAnsi="Helvetica" w:eastAsia="Helvetica" w:cs="Helvetica"/>
+                <w:i w:val="false"/>
+                <w:b w:val="false"/>
+                <w:u w:val="none"/>
+                <w:sz w:val="22"/>
+                <w:szCs w:val="22"/>
+                <w:color w:val="000000"/>
+              </w:rPr>
+            </w:pPr>
+            <w:r>
+              <w:rPr>
+                <w:rFonts w:ascii="Helvetica" w:hAnsi="Helvetica" w:eastAsia="Helvetica" w:cs="Helvetica"/>
+                <w:i w:val="false"/>
+                <w:b w:val="false"/>
+                <w:u w:val="none"/>
+                <w:sz w:val="22"/>
+                <w:szCs w:val="22"/>
+                <w:color w:val="000000"/>
+              </w:rPr>
+              <w:t xml:space="preserve">0.55, 37.7</w:t>
             </w:r>
           </w:p>
         </w:tc>
@@ -17095,60 +17095,60 @@
                 <w:szCs w:val="22"/>
                 <w:color w:val="000000"/>
               </w:rPr>
-              <w:t xml:space="preserve">0.58, 1.94</w:t>
-            </w:r>
-          </w:p>
-        </w:tc>
-        <w:tc>
-          <w:tcPr>
-            <w:tcBorders>
-              <w:bottom w:val="none" w:sz="0" w:space="0" w:color="000000"/>
-              <w:top w:val="none" w:sz="0" w:space="0" w:color="000000"/>
-              <w:left w:val="none" w:sz="0" w:space="0" w:color="000000"/>
-              <w:right w:val="none" w:sz="0" w:space="0" w:color="000000"/>
-            </w:tcBorders>
-            <w:shd w:val="clear" w:color="auto" w:fill="FFFFFF"/>
-            <w:tcMar>
-              <w:top w:w="0" w:type="dxa"/>
-              <w:bottom w:w="0" w:type="dxa"/>
-              <w:left w:w="0" w:type="dxa"/>
-              <w:right w:w="0" w:type="dxa"/>
-            </w:tcMar>
-            <w:vAlign w:val="top"/>
-          </w:tcPr>
-          <w:p>
-            <w:pPr>
-              <w:pStyle w:val="Normal"/>
-              <w:jc w:val="center"/>
-              <w:pBdr>
-                <w:bottom w:val="none" w:sz="0" w:space="0" w:color="000000"/>
-                <w:top w:val="none" w:sz="0" w:space="0" w:color="000000"/>
-                <w:left w:val="none" w:sz="0" w:space="0" w:color="000000"/>
-                <w:right w:val="none" w:sz="0" w:space="0" w:color="000000"/>
-              </w:pBdr>
-              <w:spacing w:after="100" w:before="100" w:line="240"/>
-              <w:ind w:left="100" w:right="100" w:firstLine="0" w:firstLineChars="0"/>
-              <w:rPr>
-                <w:rFonts w:ascii="Helvetica" w:hAnsi="Helvetica" w:eastAsia="Helvetica" w:cs="Helvetica"/>
-                <w:i w:val="false"/>
-                <w:b w:val="false"/>
-                <w:u w:val="none"/>
-                <w:sz w:val="22"/>
-                <w:szCs w:val="22"/>
-                <w:color w:val="000000"/>
-              </w:rPr>
-            </w:pPr>
-            <w:r>
-              <w:rPr>
-                <w:rFonts w:ascii="Helvetica" w:hAnsi="Helvetica" w:eastAsia="Helvetica" w:cs="Helvetica"/>
-                <w:i w:val="false"/>
-                <w:b w:val="false"/>
-                <w:u w:val="none"/>
-                <w:sz w:val="22"/>
-                <w:szCs w:val="22"/>
-                <w:color w:val="000000"/>
-              </w:rPr>
-              <w:t xml:space="preserve">0.860</w:t>
+              <w:t xml:space="preserve">0.57, 1.95</w:t>
+            </w:r>
+          </w:p>
+        </w:tc>
+        <w:tc>
+          <w:tcPr>
+            <w:tcBorders>
+              <w:bottom w:val="none" w:sz="0" w:space="0" w:color="000000"/>
+              <w:top w:val="none" w:sz="0" w:space="0" w:color="000000"/>
+              <w:left w:val="none" w:sz="0" w:space="0" w:color="000000"/>
+              <w:right w:val="none" w:sz="0" w:space="0" w:color="000000"/>
+            </w:tcBorders>
+            <w:shd w:val="clear" w:color="auto" w:fill="FFFFFF"/>
+            <w:tcMar>
+              <w:top w:w="0" w:type="dxa"/>
+              <w:bottom w:w="0" w:type="dxa"/>
+              <w:left w:w="0" w:type="dxa"/>
+              <w:right w:w="0" w:type="dxa"/>
+            </w:tcMar>
+            <w:vAlign w:val="top"/>
+          </w:tcPr>
+          <w:p>
+            <w:pPr>
+              <w:pStyle w:val="Normal"/>
+              <w:jc w:val="center"/>
+              <w:pBdr>
+                <w:bottom w:val="none" w:sz="0" w:space="0" w:color="000000"/>
+                <w:top w:val="none" w:sz="0" w:space="0" w:color="000000"/>
+                <w:left w:val="none" w:sz="0" w:space="0" w:color="000000"/>
+                <w:right w:val="none" w:sz="0" w:space="0" w:color="000000"/>
+              </w:pBdr>
+              <w:spacing w:after="100" w:before="100" w:line="240"/>
+              <w:ind w:left="100" w:right="100" w:firstLine="0" w:firstLineChars="0"/>
+              <w:rPr>
+                <w:rFonts w:ascii="Helvetica" w:hAnsi="Helvetica" w:eastAsia="Helvetica" w:cs="Helvetica"/>
+                <w:i w:val="false"/>
+                <w:b w:val="false"/>
+                <w:u w:val="none"/>
+                <w:sz w:val="22"/>
+                <w:szCs w:val="22"/>
+                <w:color w:val="000000"/>
+              </w:rPr>
+            </w:pPr>
+            <w:r>
+              <w:rPr>
+                <w:rFonts w:ascii="Helvetica" w:hAnsi="Helvetica" w:eastAsia="Helvetica" w:cs="Helvetica"/>
+                <w:i w:val="false"/>
+                <w:b w:val="false"/>
+                <w:u w:val="none"/>
+                <w:sz w:val="22"/>
+                <w:szCs w:val="22"/>
+                <w:color w:val="000000"/>
+              </w:rPr>
+              <w:t xml:space="preserve">0.850</w:t>
             </w:r>
           </w:p>
         </w:tc>
@@ -17525,7 +17525,7 @@
                 <w:szCs w:val="22"/>
                 <w:color w:val="000000"/>
               </w:rPr>
-              <w:t xml:space="preserve">0.98</w:t>
+              <w:t xml:space="preserve">0.99</w:t>
             </w:r>
           </w:p>
         </w:tc>
@@ -17631,7 +17631,7 @@
                 <w:szCs w:val="22"/>
                 <w:color w:val="000000"/>
               </w:rPr>
-              <w:t xml:space="preserve">0.010</w:t>
+              <w:t xml:space="preserve">0.029</w:t>
             </w:r>
           </w:p>
         </w:tc>

--- a/docs/tables/entire/sec5_ckd_composite.docx
+++ b/docs/tables/entire/sec5_ckd_composite.docx
@@ -17,7 +17,7 @@
         <w:tblLook w:firstRow="1" w:lastRow="0" w:firstColumn="0" w:lastColumn="0" w:noHBand="0" w:noVBand="1"/>
       </w:tblPr>
       <w:tblGrid>
-        <w:gridCol w:w="3321"/>
+        <w:gridCol w:w="2894"/>
         <w:gridCol w:w="778"/>
         <w:gridCol w:w="839"/>
         <w:gridCol w:w="1389"/>
@@ -1103,7 +1103,7 @@
                 <w:szCs w:val="22"/>
                 <w:color w:val="000000"/>
               </w:rPr>
-              <w:t xml:space="preserve">1.08</w:t>
+              <w:t xml:space="preserve">1.16</w:t>
             </w:r>
           </w:p>
         </w:tc>
@@ -1156,7 +1156,7 @@
                 <w:szCs w:val="22"/>
                 <w:color w:val="000000"/>
               </w:rPr>
-              <w:t xml:space="preserve">0.96, 1.22</w:t>
+              <w:t xml:space="preserve">1.04, 1.30</w:t>
             </w:r>
           </w:p>
         </w:tc>
@@ -1209,7 +1209,7 @@
                 <w:szCs w:val="22"/>
                 <w:color w:val="000000"/>
               </w:rPr>
-              <w:t xml:space="preserve">0.210</w:t>
+              <w:t xml:space="preserve">0.009</w:t>
             </w:r>
           </w:p>
         </w:tc>
@@ -1586,113 +1586,113 @@
                 <w:szCs w:val="22"/>
                 <w:color w:val="000000"/>
               </w:rPr>
-              <w:t xml:space="preserve">1.05</w:t>
-            </w:r>
-          </w:p>
-        </w:tc>
-        <w:tc>
-          <w:tcPr>
-            <w:tcBorders>
-              <w:bottom w:val="none" w:sz="0" w:space="0" w:color="000000"/>
-              <w:top w:val="none" w:sz="0" w:space="0" w:color="000000"/>
-              <w:left w:val="none" w:sz="0" w:space="0" w:color="000000"/>
-              <w:right w:val="none" w:sz="0" w:space="0" w:color="000000"/>
-            </w:tcBorders>
-            <w:shd w:val="clear" w:color="auto" w:fill="FFFFFF"/>
-            <w:tcMar>
-              <w:top w:w="0" w:type="dxa"/>
-              <w:bottom w:w="0" w:type="dxa"/>
-              <w:left w:w="0" w:type="dxa"/>
-              <w:right w:w="0" w:type="dxa"/>
-            </w:tcMar>
-            <w:vAlign w:val="top"/>
-          </w:tcPr>
-          <w:p>
-            <w:pPr>
-              <w:pStyle w:val="Normal"/>
-              <w:jc w:val="center"/>
-              <w:pBdr>
-                <w:bottom w:val="none" w:sz="0" w:space="0" w:color="000000"/>
-                <w:top w:val="none" w:sz="0" w:space="0" w:color="000000"/>
-                <w:left w:val="none" w:sz="0" w:space="0" w:color="000000"/>
-                <w:right w:val="none" w:sz="0" w:space="0" w:color="000000"/>
-              </w:pBdr>
-              <w:spacing w:after="100" w:before="100" w:line="240"/>
-              <w:ind w:left="100" w:right="100" w:firstLine="0" w:firstLineChars="0"/>
-              <w:rPr>
-                <w:rFonts w:ascii="Helvetica" w:hAnsi="Helvetica" w:eastAsia="Helvetica" w:cs="Helvetica"/>
-                <w:i w:val="false"/>
-                <w:b w:val="false"/>
-                <w:u w:val="none"/>
-                <w:sz w:val="22"/>
-                <w:szCs w:val="22"/>
-                <w:color w:val="000000"/>
-              </w:rPr>
-            </w:pPr>
-            <w:r>
-              <w:rPr>
-                <w:rFonts w:ascii="Helvetica" w:hAnsi="Helvetica" w:eastAsia="Helvetica" w:cs="Helvetica"/>
-                <w:i w:val="false"/>
-                <w:b w:val="false"/>
-                <w:u w:val="none"/>
-                <w:sz w:val="22"/>
-                <w:szCs w:val="22"/>
-                <w:color w:val="000000"/>
-              </w:rPr>
-              <w:t xml:space="preserve">1.02, 1.08</w:t>
-            </w:r>
-          </w:p>
-        </w:tc>
-        <w:tc>
-          <w:tcPr>
-            <w:tcBorders>
-              <w:bottom w:val="none" w:sz="0" w:space="0" w:color="000000"/>
-              <w:top w:val="none" w:sz="0" w:space="0" w:color="000000"/>
-              <w:left w:val="none" w:sz="0" w:space="0" w:color="000000"/>
-              <w:right w:val="none" w:sz="0" w:space="0" w:color="000000"/>
-            </w:tcBorders>
-            <w:shd w:val="clear" w:color="auto" w:fill="FFFFFF"/>
-            <w:tcMar>
-              <w:top w:w="0" w:type="dxa"/>
-              <w:bottom w:w="0" w:type="dxa"/>
-              <w:left w:w="0" w:type="dxa"/>
-              <w:right w:w="0" w:type="dxa"/>
-            </w:tcMar>
-            <w:vAlign w:val="top"/>
-          </w:tcPr>
-          <w:p>
-            <w:pPr>
-              <w:pStyle w:val="Normal"/>
-              <w:jc w:val="center"/>
-              <w:pBdr>
-                <w:bottom w:val="none" w:sz="0" w:space="0" w:color="000000"/>
-                <w:top w:val="none" w:sz="0" w:space="0" w:color="000000"/>
-                <w:left w:val="none" w:sz="0" w:space="0" w:color="000000"/>
-                <w:right w:val="none" w:sz="0" w:space="0" w:color="000000"/>
-              </w:pBdr>
-              <w:spacing w:after="100" w:before="100" w:line="240"/>
-              <w:ind w:left="100" w:right="100" w:firstLine="0" w:firstLineChars="0"/>
-              <w:rPr>
-                <w:rFonts w:ascii="Helvetica" w:hAnsi="Helvetica" w:eastAsia="Helvetica" w:cs="Helvetica"/>
-                <w:i w:val="false"/>
-                <w:b w:val="false"/>
-                <w:u w:val="none"/>
-                <w:sz w:val="22"/>
-                <w:szCs w:val="22"/>
-                <w:color w:val="000000"/>
-              </w:rPr>
-            </w:pPr>
-            <w:r>
-              <w:rPr>
-                <w:rFonts w:ascii="Helvetica" w:hAnsi="Helvetica" w:eastAsia="Helvetica" w:cs="Helvetica"/>
-                <w:i w:val="false"/>
-                <w:b w:val="false"/>
-                <w:u w:val="none"/>
-                <w:sz w:val="22"/>
-                <w:szCs w:val="22"/>
-                <w:color w:val="000000"/>
-              </w:rPr>
-              <w:t xml:space="preserve">0.003</w:t>
+              <w:t xml:space="preserve">1.03</w:t>
+            </w:r>
+          </w:p>
+        </w:tc>
+        <w:tc>
+          <w:tcPr>
+            <w:tcBorders>
+              <w:bottom w:val="none" w:sz="0" w:space="0" w:color="000000"/>
+              <w:top w:val="none" w:sz="0" w:space="0" w:color="000000"/>
+              <w:left w:val="none" w:sz="0" w:space="0" w:color="000000"/>
+              <w:right w:val="none" w:sz="0" w:space="0" w:color="000000"/>
+            </w:tcBorders>
+            <w:shd w:val="clear" w:color="auto" w:fill="FFFFFF"/>
+            <w:tcMar>
+              <w:top w:w="0" w:type="dxa"/>
+              <w:bottom w:w="0" w:type="dxa"/>
+              <w:left w:w="0" w:type="dxa"/>
+              <w:right w:w="0" w:type="dxa"/>
+            </w:tcMar>
+            <w:vAlign w:val="top"/>
+          </w:tcPr>
+          <w:p>
+            <w:pPr>
+              <w:pStyle w:val="Normal"/>
+              <w:jc w:val="center"/>
+              <w:pBdr>
+                <w:bottom w:val="none" w:sz="0" w:space="0" w:color="000000"/>
+                <w:top w:val="none" w:sz="0" w:space="0" w:color="000000"/>
+                <w:left w:val="none" w:sz="0" w:space="0" w:color="000000"/>
+                <w:right w:val="none" w:sz="0" w:space="0" w:color="000000"/>
+              </w:pBdr>
+              <w:spacing w:after="100" w:before="100" w:line="240"/>
+              <w:ind w:left="100" w:right="100" w:firstLine="0" w:firstLineChars="0"/>
+              <w:rPr>
+                <w:rFonts w:ascii="Helvetica" w:hAnsi="Helvetica" w:eastAsia="Helvetica" w:cs="Helvetica"/>
+                <w:i w:val="false"/>
+                <w:b w:val="false"/>
+                <w:u w:val="none"/>
+                <w:sz w:val="22"/>
+                <w:szCs w:val="22"/>
+                <w:color w:val="000000"/>
+              </w:rPr>
+            </w:pPr>
+            <w:r>
+              <w:rPr>
+                <w:rFonts w:ascii="Helvetica" w:hAnsi="Helvetica" w:eastAsia="Helvetica" w:cs="Helvetica"/>
+                <w:i w:val="false"/>
+                <w:b w:val="false"/>
+                <w:u w:val="none"/>
+                <w:sz w:val="22"/>
+                <w:szCs w:val="22"/>
+                <w:color w:val="000000"/>
+              </w:rPr>
+              <w:t xml:space="preserve">1.00, 1.07</w:t>
+            </w:r>
+          </w:p>
+        </w:tc>
+        <w:tc>
+          <w:tcPr>
+            <w:tcBorders>
+              <w:bottom w:val="none" w:sz="0" w:space="0" w:color="000000"/>
+              <w:top w:val="none" w:sz="0" w:space="0" w:color="000000"/>
+              <w:left w:val="none" w:sz="0" w:space="0" w:color="000000"/>
+              <w:right w:val="none" w:sz="0" w:space="0" w:color="000000"/>
+            </w:tcBorders>
+            <w:shd w:val="clear" w:color="auto" w:fill="FFFFFF"/>
+            <w:tcMar>
+              <w:top w:w="0" w:type="dxa"/>
+              <w:bottom w:w="0" w:type="dxa"/>
+              <w:left w:w="0" w:type="dxa"/>
+              <w:right w:w="0" w:type="dxa"/>
+            </w:tcMar>
+            <w:vAlign w:val="top"/>
+          </w:tcPr>
+          <w:p>
+            <w:pPr>
+              <w:pStyle w:val="Normal"/>
+              <w:jc w:val="center"/>
+              <w:pBdr>
+                <w:bottom w:val="none" w:sz="0" w:space="0" w:color="000000"/>
+                <w:top w:val="none" w:sz="0" w:space="0" w:color="000000"/>
+                <w:left w:val="none" w:sz="0" w:space="0" w:color="000000"/>
+                <w:right w:val="none" w:sz="0" w:space="0" w:color="000000"/>
+              </w:pBdr>
+              <w:spacing w:after="100" w:before="100" w:line="240"/>
+              <w:ind w:left="100" w:right="100" w:firstLine="0" w:firstLineChars="0"/>
+              <w:rPr>
+                <w:rFonts w:ascii="Helvetica" w:hAnsi="Helvetica" w:eastAsia="Helvetica" w:cs="Helvetica"/>
+                <w:i w:val="false"/>
+                <w:b w:val="false"/>
+                <w:u w:val="none"/>
+                <w:sz w:val="22"/>
+                <w:szCs w:val="22"/>
+                <w:color w:val="000000"/>
+              </w:rPr>
+            </w:pPr>
+            <w:r>
+              <w:rPr>
+                <w:rFonts w:ascii="Helvetica" w:hAnsi="Helvetica" w:eastAsia="Helvetica" w:cs="Helvetica"/>
+                <w:i w:val="false"/>
+                <w:b w:val="false"/>
+                <w:u w:val="none"/>
+                <w:sz w:val="22"/>
+                <w:szCs w:val="22"/>
+                <w:color w:val="000000"/>
+              </w:rPr>
+              <w:t xml:space="preserve">0.043</w:t>
             </w:r>
           </w:p>
         </w:tc>
@@ -3035,113 +3035,113 @@
                 <w:szCs w:val="22"/>
                 <w:color w:val="000000"/>
               </w:rPr>
-              <w:t xml:space="preserve">1.07</w:t>
-            </w:r>
-          </w:p>
-        </w:tc>
-        <w:tc>
-          <w:tcPr>
-            <w:tcBorders>
-              <w:bottom w:val="none" w:sz="0" w:space="0" w:color="000000"/>
-              <w:top w:val="none" w:sz="0" w:space="0" w:color="000000"/>
-              <w:left w:val="none" w:sz="0" w:space="0" w:color="000000"/>
-              <w:right w:val="none" w:sz="0" w:space="0" w:color="000000"/>
-            </w:tcBorders>
-            <w:shd w:val="clear" w:color="auto" w:fill="FFFFFF"/>
-            <w:tcMar>
-              <w:top w:w="0" w:type="dxa"/>
-              <w:bottom w:w="0" w:type="dxa"/>
-              <w:left w:w="0" w:type="dxa"/>
-              <w:right w:w="0" w:type="dxa"/>
-            </w:tcMar>
-            <w:vAlign w:val="top"/>
-          </w:tcPr>
-          <w:p>
-            <w:pPr>
-              <w:pStyle w:val="Normal"/>
-              <w:jc w:val="center"/>
-              <w:pBdr>
-                <w:bottom w:val="none" w:sz="0" w:space="0" w:color="000000"/>
-                <w:top w:val="none" w:sz="0" w:space="0" w:color="000000"/>
-                <w:left w:val="none" w:sz="0" w:space="0" w:color="000000"/>
-                <w:right w:val="none" w:sz="0" w:space="0" w:color="000000"/>
-              </w:pBdr>
-              <w:spacing w:after="100" w:before="100" w:line="240"/>
-              <w:ind w:left="100" w:right="100" w:firstLine="0" w:firstLineChars="0"/>
-              <w:rPr>
-                <w:rFonts w:ascii="Helvetica" w:hAnsi="Helvetica" w:eastAsia="Helvetica" w:cs="Helvetica"/>
-                <w:i w:val="false"/>
-                <w:b w:val="false"/>
-                <w:u w:val="none"/>
-                <w:sz w:val="22"/>
-                <w:szCs w:val="22"/>
-                <w:color w:val="000000"/>
-              </w:rPr>
-            </w:pPr>
-            <w:r>
-              <w:rPr>
-                <w:rFonts w:ascii="Helvetica" w:hAnsi="Helvetica" w:eastAsia="Helvetica" w:cs="Helvetica"/>
-                <w:i w:val="false"/>
-                <w:b w:val="false"/>
-                <w:u w:val="none"/>
-                <w:sz w:val="22"/>
-                <w:szCs w:val="22"/>
-                <w:color w:val="000000"/>
-              </w:rPr>
-              <w:t xml:space="preserve">0.59, 1.94</w:t>
-            </w:r>
-          </w:p>
-        </w:tc>
-        <w:tc>
-          <w:tcPr>
-            <w:tcBorders>
-              <w:bottom w:val="none" w:sz="0" w:space="0" w:color="000000"/>
-              <w:top w:val="none" w:sz="0" w:space="0" w:color="000000"/>
-              <w:left w:val="none" w:sz="0" w:space="0" w:color="000000"/>
-              <w:right w:val="none" w:sz="0" w:space="0" w:color="000000"/>
-            </w:tcBorders>
-            <w:shd w:val="clear" w:color="auto" w:fill="FFFFFF"/>
-            <w:tcMar>
-              <w:top w:w="0" w:type="dxa"/>
-              <w:bottom w:w="0" w:type="dxa"/>
-              <w:left w:w="0" w:type="dxa"/>
-              <w:right w:w="0" w:type="dxa"/>
-            </w:tcMar>
-            <w:vAlign w:val="top"/>
-          </w:tcPr>
-          <w:p>
-            <w:pPr>
-              <w:pStyle w:val="Normal"/>
-              <w:jc w:val="center"/>
-              <w:pBdr>
-                <w:bottom w:val="none" w:sz="0" w:space="0" w:color="000000"/>
-                <w:top w:val="none" w:sz="0" w:space="0" w:color="000000"/>
-                <w:left w:val="none" w:sz="0" w:space="0" w:color="000000"/>
-                <w:right w:val="none" w:sz="0" w:space="0" w:color="000000"/>
-              </w:pBdr>
-              <w:spacing w:after="100" w:before="100" w:line="240"/>
-              <w:ind w:left="100" w:right="100" w:firstLine="0" w:firstLineChars="0"/>
-              <w:rPr>
-                <w:rFonts w:ascii="Helvetica" w:hAnsi="Helvetica" w:eastAsia="Helvetica" w:cs="Helvetica"/>
-                <w:i w:val="false"/>
-                <w:b w:val="false"/>
-                <w:u w:val="none"/>
-                <w:sz w:val="22"/>
-                <w:szCs w:val="22"/>
-                <w:color w:val="000000"/>
-              </w:rPr>
-            </w:pPr>
-            <w:r>
-              <w:rPr>
-                <w:rFonts w:ascii="Helvetica" w:hAnsi="Helvetica" w:eastAsia="Helvetica" w:cs="Helvetica"/>
-                <w:i w:val="false"/>
-                <w:b w:val="false"/>
-                <w:u w:val="none"/>
-                <w:sz w:val="22"/>
-                <w:szCs w:val="22"/>
-                <w:color w:val="000000"/>
-              </w:rPr>
-              <w:t xml:space="preserve">0.830</w:t>
+              <w:t xml:space="preserve">1.05</w:t>
+            </w:r>
+          </w:p>
+        </w:tc>
+        <w:tc>
+          <w:tcPr>
+            <w:tcBorders>
+              <w:bottom w:val="none" w:sz="0" w:space="0" w:color="000000"/>
+              <w:top w:val="none" w:sz="0" w:space="0" w:color="000000"/>
+              <w:left w:val="none" w:sz="0" w:space="0" w:color="000000"/>
+              <w:right w:val="none" w:sz="0" w:space="0" w:color="000000"/>
+            </w:tcBorders>
+            <w:shd w:val="clear" w:color="auto" w:fill="FFFFFF"/>
+            <w:tcMar>
+              <w:top w:w="0" w:type="dxa"/>
+              <w:bottom w:w="0" w:type="dxa"/>
+              <w:left w:w="0" w:type="dxa"/>
+              <w:right w:w="0" w:type="dxa"/>
+            </w:tcMar>
+            <w:vAlign w:val="top"/>
+          </w:tcPr>
+          <w:p>
+            <w:pPr>
+              <w:pStyle w:val="Normal"/>
+              <w:jc w:val="center"/>
+              <w:pBdr>
+                <w:bottom w:val="none" w:sz="0" w:space="0" w:color="000000"/>
+                <w:top w:val="none" w:sz="0" w:space="0" w:color="000000"/>
+                <w:left w:val="none" w:sz="0" w:space="0" w:color="000000"/>
+                <w:right w:val="none" w:sz="0" w:space="0" w:color="000000"/>
+              </w:pBdr>
+              <w:spacing w:after="100" w:before="100" w:line="240"/>
+              <w:ind w:left="100" w:right="100" w:firstLine="0" w:firstLineChars="0"/>
+              <w:rPr>
+                <w:rFonts w:ascii="Helvetica" w:hAnsi="Helvetica" w:eastAsia="Helvetica" w:cs="Helvetica"/>
+                <w:i w:val="false"/>
+                <w:b w:val="false"/>
+                <w:u w:val="none"/>
+                <w:sz w:val="22"/>
+                <w:szCs w:val="22"/>
+                <w:color w:val="000000"/>
+              </w:rPr>
+            </w:pPr>
+            <w:r>
+              <w:rPr>
+                <w:rFonts w:ascii="Helvetica" w:hAnsi="Helvetica" w:eastAsia="Helvetica" w:cs="Helvetica"/>
+                <w:i w:val="false"/>
+                <w:b w:val="false"/>
+                <w:u w:val="none"/>
+                <w:sz w:val="22"/>
+                <w:szCs w:val="22"/>
+                <w:color w:val="000000"/>
+              </w:rPr>
+              <w:t xml:space="preserve">0.59, 1.88</w:t>
+            </w:r>
+          </w:p>
+        </w:tc>
+        <w:tc>
+          <w:tcPr>
+            <w:tcBorders>
+              <w:bottom w:val="none" w:sz="0" w:space="0" w:color="000000"/>
+              <w:top w:val="none" w:sz="0" w:space="0" w:color="000000"/>
+              <w:left w:val="none" w:sz="0" w:space="0" w:color="000000"/>
+              <w:right w:val="none" w:sz="0" w:space="0" w:color="000000"/>
+            </w:tcBorders>
+            <w:shd w:val="clear" w:color="auto" w:fill="FFFFFF"/>
+            <w:tcMar>
+              <w:top w:w="0" w:type="dxa"/>
+              <w:bottom w:w="0" w:type="dxa"/>
+              <w:left w:w="0" w:type="dxa"/>
+              <w:right w:w="0" w:type="dxa"/>
+            </w:tcMar>
+            <w:vAlign w:val="top"/>
+          </w:tcPr>
+          <w:p>
+            <w:pPr>
+              <w:pStyle w:val="Normal"/>
+              <w:jc w:val="center"/>
+              <w:pBdr>
+                <w:bottom w:val="none" w:sz="0" w:space="0" w:color="000000"/>
+                <w:top w:val="none" w:sz="0" w:space="0" w:color="000000"/>
+                <w:left w:val="none" w:sz="0" w:space="0" w:color="000000"/>
+                <w:right w:val="none" w:sz="0" w:space="0" w:color="000000"/>
+              </w:pBdr>
+              <w:spacing w:after="100" w:before="100" w:line="240"/>
+              <w:ind w:left="100" w:right="100" w:firstLine="0" w:firstLineChars="0"/>
+              <w:rPr>
+                <w:rFonts w:ascii="Helvetica" w:hAnsi="Helvetica" w:eastAsia="Helvetica" w:cs="Helvetica"/>
+                <w:i w:val="false"/>
+                <w:b w:val="false"/>
+                <w:u w:val="none"/>
+                <w:sz w:val="22"/>
+                <w:szCs w:val="22"/>
+                <w:color w:val="000000"/>
+              </w:rPr>
+            </w:pPr>
+            <w:r>
+              <w:rPr>
+                <w:rFonts w:ascii="Helvetica" w:hAnsi="Helvetica" w:eastAsia="Helvetica" w:cs="Helvetica"/>
+                <w:i w:val="false"/>
+                <w:b w:val="false"/>
+                <w:u w:val="none"/>
+                <w:sz w:val="22"/>
+                <w:szCs w:val="22"/>
+                <w:color w:val="000000"/>
+              </w:rPr>
+              <w:t xml:space="preserve">0.860</w:t>
             </w:r>
           </w:p>
         </w:tc>
@@ -3518,7 +3518,7 @@
                 <w:szCs w:val="22"/>
                 <w:color w:val="000000"/>
               </w:rPr>
-              <w:t xml:space="preserve">1.0</w:t>
+              <w:t xml:space="preserve">0.99</w:t>
             </w:r>
           </w:p>
         </w:tc>
@@ -3624,7 +3624,7 @@
                 <w:szCs w:val="22"/>
                 <w:color w:val="000000"/>
               </w:rPr>
-              <w:t xml:space="preserve">0.910</w:t>
+              <w:t xml:space="preserve">0.870</w:t>
             </w:r>
           </w:p>
         </w:tc>
@@ -4967,113 +4967,113 @@
                 <w:szCs w:val="22"/>
                 <w:color w:val="000000"/>
               </w:rPr>
-              <w:t xml:space="preserve">0.78</w:t>
-            </w:r>
-          </w:p>
-        </w:tc>
-        <w:tc>
-          <w:tcPr>
-            <w:tcBorders>
-              <w:bottom w:val="none" w:sz="0" w:space="0" w:color="000000"/>
-              <w:top w:val="none" w:sz="0" w:space="0" w:color="000000"/>
-              <w:left w:val="none" w:sz="0" w:space="0" w:color="000000"/>
-              <w:right w:val="none" w:sz="0" w:space="0" w:color="000000"/>
-            </w:tcBorders>
-            <w:shd w:val="clear" w:color="auto" w:fill="FFFFFF"/>
-            <w:tcMar>
-              <w:top w:w="0" w:type="dxa"/>
-              <w:bottom w:w="0" w:type="dxa"/>
-              <w:left w:w="0" w:type="dxa"/>
-              <w:right w:w="0" w:type="dxa"/>
-            </w:tcMar>
-            <w:vAlign w:val="top"/>
-          </w:tcPr>
-          <w:p>
-            <w:pPr>
-              <w:pStyle w:val="Normal"/>
-              <w:jc w:val="center"/>
-              <w:pBdr>
-                <w:bottom w:val="none" w:sz="0" w:space="0" w:color="000000"/>
-                <w:top w:val="none" w:sz="0" w:space="0" w:color="000000"/>
-                <w:left w:val="none" w:sz="0" w:space="0" w:color="000000"/>
-                <w:right w:val="none" w:sz="0" w:space="0" w:color="000000"/>
-              </w:pBdr>
-              <w:spacing w:after="100" w:before="100" w:line="240"/>
-              <w:ind w:left="100" w:right="100" w:firstLine="0" w:firstLineChars="0"/>
-              <w:rPr>
-                <w:rFonts w:ascii="Helvetica" w:hAnsi="Helvetica" w:eastAsia="Helvetica" w:cs="Helvetica"/>
-                <w:i w:val="false"/>
-                <w:b w:val="false"/>
-                <w:u w:val="none"/>
-                <w:sz w:val="22"/>
-                <w:szCs w:val="22"/>
-                <w:color w:val="000000"/>
-              </w:rPr>
-            </w:pPr>
-            <w:r>
-              <w:rPr>
-                <w:rFonts w:ascii="Helvetica" w:hAnsi="Helvetica" w:eastAsia="Helvetica" w:cs="Helvetica"/>
-                <w:i w:val="false"/>
-                <w:b w:val="false"/>
-                <w:u w:val="none"/>
-                <w:sz w:val="22"/>
-                <w:szCs w:val="22"/>
-                <w:color w:val="000000"/>
-              </w:rPr>
-              <w:t xml:space="preserve">0.47, 1.32</w:t>
-            </w:r>
-          </w:p>
-        </w:tc>
-        <w:tc>
-          <w:tcPr>
-            <w:tcBorders>
-              <w:bottom w:val="none" w:sz="0" w:space="0" w:color="000000"/>
-              <w:top w:val="none" w:sz="0" w:space="0" w:color="000000"/>
-              <w:left w:val="none" w:sz="0" w:space="0" w:color="000000"/>
-              <w:right w:val="none" w:sz="0" w:space="0" w:color="000000"/>
-            </w:tcBorders>
-            <w:shd w:val="clear" w:color="auto" w:fill="FFFFFF"/>
-            <w:tcMar>
-              <w:top w:w="0" w:type="dxa"/>
-              <w:bottom w:w="0" w:type="dxa"/>
-              <w:left w:w="0" w:type="dxa"/>
-              <w:right w:w="0" w:type="dxa"/>
-            </w:tcMar>
-            <w:vAlign w:val="top"/>
-          </w:tcPr>
-          <w:p>
-            <w:pPr>
-              <w:pStyle w:val="Normal"/>
-              <w:jc w:val="center"/>
-              <w:pBdr>
-                <w:bottom w:val="none" w:sz="0" w:space="0" w:color="000000"/>
-                <w:top w:val="none" w:sz="0" w:space="0" w:color="000000"/>
-                <w:left w:val="none" w:sz="0" w:space="0" w:color="000000"/>
-                <w:right w:val="none" w:sz="0" w:space="0" w:color="000000"/>
-              </w:pBdr>
-              <w:spacing w:after="100" w:before="100" w:line="240"/>
-              <w:ind w:left="100" w:right="100" w:firstLine="0" w:firstLineChars="0"/>
-              <w:rPr>
-                <w:rFonts w:ascii="Helvetica" w:hAnsi="Helvetica" w:eastAsia="Helvetica" w:cs="Helvetica"/>
-                <w:i w:val="false"/>
-                <w:b w:val="false"/>
-                <w:u w:val="none"/>
-                <w:sz w:val="22"/>
-                <w:szCs w:val="22"/>
-                <w:color w:val="000000"/>
-              </w:rPr>
-            </w:pPr>
-            <w:r>
-              <w:rPr>
-                <w:rFonts w:ascii="Helvetica" w:hAnsi="Helvetica" w:eastAsia="Helvetica" w:cs="Helvetica"/>
-                <w:i w:val="false"/>
-                <w:b w:val="false"/>
-                <w:u w:val="none"/>
-                <w:sz w:val="22"/>
-                <w:szCs w:val="22"/>
-                <w:color w:val="000000"/>
-              </w:rPr>
-              <w:t xml:space="preserve">0.360</w:t>
+              <w:t xml:space="preserve">0.79</w:t>
+            </w:r>
+          </w:p>
+        </w:tc>
+        <w:tc>
+          <w:tcPr>
+            <w:tcBorders>
+              <w:bottom w:val="none" w:sz="0" w:space="0" w:color="000000"/>
+              <w:top w:val="none" w:sz="0" w:space="0" w:color="000000"/>
+              <w:left w:val="none" w:sz="0" w:space="0" w:color="000000"/>
+              <w:right w:val="none" w:sz="0" w:space="0" w:color="000000"/>
+            </w:tcBorders>
+            <w:shd w:val="clear" w:color="auto" w:fill="FFFFFF"/>
+            <w:tcMar>
+              <w:top w:w="0" w:type="dxa"/>
+              <w:bottom w:w="0" w:type="dxa"/>
+              <w:left w:w="0" w:type="dxa"/>
+              <w:right w:w="0" w:type="dxa"/>
+            </w:tcMar>
+            <w:vAlign w:val="top"/>
+          </w:tcPr>
+          <w:p>
+            <w:pPr>
+              <w:pStyle w:val="Normal"/>
+              <w:jc w:val="center"/>
+              <w:pBdr>
+                <w:bottom w:val="none" w:sz="0" w:space="0" w:color="000000"/>
+                <w:top w:val="none" w:sz="0" w:space="0" w:color="000000"/>
+                <w:left w:val="none" w:sz="0" w:space="0" w:color="000000"/>
+                <w:right w:val="none" w:sz="0" w:space="0" w:color="000000"/>
+              </w:pBdr>
+              <w:spacing w:after="100" w:before="100" w:line="240"/>
+              <w:ind w:left="100" w:right="100" w:firstLine="0" w:firstLineChars="0"/>
+              <w:rPr>
+                <w:rFonts w:ascii="Helvetica" w:hAnsi="Helvetica" w:eastAsia="Helvetica" w:cs="Helvetica"/>
+                <w:i w:val="false"/>
+                <w:b w:val="false"/>
+                <w:u w:val="none"/>
+                <w:sz w:val="22"/>
+                <w:szCs w:val="22"/>
+                <w:color w:val="000000"/>
+              </w:rPr>
+            </w:pPr>
+            <w:r>
+              <w:rPr>
+                <w:rFonts w:ascii="Helvetica" w:hAnsi="Helvetica" w:eastAsia="Helvetica" w:cs="Helvetica"/>
+                <w:i w:val="false"/>
+                <w:b w:val="false"/>
+                <w:u w:val="none"/>
+                <w:sz w:val="22"/>
+                <w:szCs w:val="22"/>
+                <w:color w:val="000000"/>
+              </w:rPr>
+              <w:t xml:space="preserve">0.47, 1.33</w:t>
+            </w:r>
+          </w:p>
+        </w:tc>
+        <w:tc>
+          <w:tcPr>
+            <w:tcBorders>
+              <w:bottom w:val="none" w:sz="0" w:space="0" w:color="000000"/>
+              <w:top w:val="none" w:sz="0" w:space="0" w:color="000000"/>
+              <w:left w:val="none" w:sz="0" w:space="0" w:color="000000"/>
+              <w:right w:val="none" w:sz="0" w:space="0" w:color="000000"/>
+            </w:tcBorders>
+            <w:shd w:val="clear" w:color="auto" w:fill="FFFFFF"/>
+            <w:tcMar>
+              <w:top w:w="0" w:type="dxa"/>
+              <w:bottom w:w="0" w:type="dxa"/>
+              <w:left w:w="0" w:type="dxa"/>
+              <w:right w:w="0" w:type="dxa"/>
+            </w:tcMar>
+            <w:vAlign w:val="top"/>
+          </w:tcPr>
+          <w:p>
+            <w:pPr>
+              <w:pStyle w:val="Normal"/>
+              <w:jc w:val="center"/>
+              <w:pBdr>
+                <w:bottom w:val="none" w:sz="0" w:space="0" w:color="000000"/>
+                <w:top w:val="none" w:sz="0" w:space="0" w:color="000000"/>
+                <w:left w:val="none" w:sz="0" w:space="0" w:color="000000"/>
+                <w:right w:val="none" w:sz="0" w:space="0" w:color="000000"/>
+              </w:pBdr>
+              <w:spacing w:after="100" w:before="100" w:line="240"/>
+              <w:ind w:left="100" w:right="100" w:firstLine="0" w:firstLineChars="0"/>
+              <w:rPr>
+                <w:rFonts w:ascii="Helvetica" w:hAnsi="Helvetica" w:eastAsia="Helvetica" w:cs="Helvetica"/>
+                <w:i w:val="false"/>
+                <w:b w:val="false"/>
+                <w:u w:val="none"/>
+                <w:sz w:val="22"/>
+                <w:szCs w:val="22"/>
+                <w:color w:val="000000"/>
+              </w:rPr>
+            </w:pPr>
+            <w:r>
+              <w:rPr>
+                <w:rFonts w:ascii="Helvetica" w:hAnsi="Helvetica" w:eastAsia="Helvetica" w:cs="Helvetica"/>
+                <w:i w:val="false"/>
+                <w:b w:val="false"/>
+                <w:u w:val="none"/>
+                <w:sz w:val="22"/>
+                <w:szCs w:val="22"/>
+                <w:color w:val="000000"/>
+              </w:rPr>
+              <w:t xml:space="preserve">0.370</w:t>
             </w:r>
           </w:p>
         </w:tc>
@@ -6416,7 +6416,7 @@
                 <w:szCs w:val="22"/>
                 <w:color w:val="000000"/>
               </w:rPr>
-              <w:t xml:space="preserve">1.37</w:t>
+              <w:t xml:space="preserve">1.36</w:t>
             </w:r>
           </w:p>
         </w:tc>
@@ -6522,7 +6522,7 @@
                 <w:szCs w:val="22"/>
                 <w:color w:val="000000"/>
               </w:rPr>
-              <w:t xml:space="preserve">0.700</w:t>
+              <w:t xml:space="preserve">0.710</w:t>
             </w:r>
           </w:p>
         </w:tc>
@@ -6899,113 +6899,113 @@
                 <w:szCs w:val="22"/>
                 <w:color w:val="000000"/>
               </w:rPr>
-              <w:t xml:space="preserve">2.06</w:t>
-            </w:r>
-          </w:p>
-        </w:tc>
-        <w:tc>
-          <w:tcPr>
-            <w:tcBorders>
-              <w:bottom w:val="none" w:sz="0" w:space="0" w:color="000000"/>
-              <w:top w:val="none" w:sz="0" w:space="0" w:color="000000"/>
-              <w:left w:val="none" w:sz="0" w:space="0" w:color="000000"/>
-              <w:right w:val="none" w:sz="0" w:space="0" w:color="000000"/>
-            </w:tcBorders>
-            <w:shd w:val="clear" w:color="auto" w:fill="FFFFFF"/>
-            <w:tcMar>
-              <w:top w:w="0" w:type="dxa"/>
-              <w:bottom w:w="0" w:type="dxa"/>
-              <w:left w:w="0" w:type="dxa"/>
-              <w:right w:w="0" w:type="dxa"/>
-            </w:tcMar>
-            <w:vAlign w:val="top"/>
-          </w:tcPr>
-          <w:p>
-            <w:pPr>
-              <w:pStyle w:val="Normal"/>
-              <w:jc w:val="center"/>
-              <w:pBdr>
-                <w:bottom w:val="none" w:sz="0" w:space="0" w:color="000000"/>
-                <w:top w:val="none" w:sz="0" w:space="0" w:color="000000"/>
-                <w:left w:val="none" w:sz="0" w:space="0" w:color="000000"/>
-                <w:right w:val="none" w:sz="0" w:space="0" w:color="000000"/>
-              </w:pBdr>
-              <w:spacing w:after="100" w:before="100" w:line="240"/>
-              <w:ind w:left="100" w:right="100" w:firstLine="0" w:firstLineChars="0"/>
-              <w:rPr>
-                <w:rFonts w:ascii="Helvetica" w:hAnsi="Helvetica" w:eastAsia="Helvetica" w:cs="Helvetica"/>
-                <w:i w:val="false"/>
-                <w:b w:val="false"/>
-                <w:u w:val="none"/>
-                <w:sz w:val="22"/>
-                <w:szCs w:val="22"/>
-                <w:color w:val="000000"/>
-              </w:rPr>
-            </w:pPr>
-            <w:r>
-              <w:rPr>
-                <w:rFonts w:ascii="Helvetica" w:hAnsi="Helvetica" w:eastAsia="Helvetica" w:cs="Helvetica"/>
-                <w:i w:val="false"/>
-                <w:b w:val="false"/>
-                <w:u w:val="none"/>
-                <w:sz w:val="22"/>
-                <w:szCs w:val="22"/>
-                <w:color w:val="000000"/>
-              </w:rPr>
-              <w:t xml:space="preserve">0.59, 7.19</w:t>
-            </w:r>
-          </w:p>
-        </w:tc>
-        <w:tc>
-          <w:tcPr>
-            <w:tcBorders>
-              <w:bottom w:val="none" w:sz="0" w:space="0" w:color="000000"/>
-              <w:top w:val="none" w:sz="0" w:space="0" w:color="000000"/>
-              <w:left w:val="none" w:sz="0" w:space="0" w:color="000000"/>
-              <w:right w:val="none" w:sz="0" w:space="0" w:color="000000"/>
-            </w:tcBorders>
-            <w:shd w:val="clear" w:color="auto" w:fill="FFFFFF"/>
-            <w:tcMar>
-              <w:top w:w="0" w:type="dxa"/>
-              <w:bottom w:w="0" w:type="dxa"/>
-              <w:left w:w="0" w:type="dxa"/>
-              <w:right w:w="0" w:type="dxa"/>
-            </w:tcMar>
-            <w:vAlign w:val="top"/>
-          </w:tcPr>
-          <w:p>
-            <w:pPr>
-              <w:pStyle w:val="Normal"/>
-              <w:jc w:val="center"/>
-              <w:pBdr>
-                <w:bottom w:val="none" w:sz="0" w:space="0" w:color="000000"/>
-                <w:top w:val="none" w:sz="0" w:space="0" w:color="000000"/>
-                <w:left w:val="none" w:sz="0" w:space="0" w:color="000000"/>
-                <w:right w:val="none" w:sz="0" w:space="0" w:color="000000"/>
-              </w:pBdr>
-              <w:spacing w:after="100" w:before="100" w:line="240"/>
-              <w:ind w:left="100" w:right="100" w:firstLine="0" w:firstLineChars="0"/>
-              <w:rPr>
-                <w:rFonts w:ascii="Helvetica" w:hAnsi="Helvetica" w:eastAsia="Helvetica" w:cs="Helvetica"/>
-                <w:i w:val="false"/>
-                <w:b w:val="false"/>
-                <w:u w:val="none"/>
-                <w:sz w:val="22"/>
-                <w:szCs w:val="22"/>
-                <w:color w:val="000000"/>
-              </w:rPr>
-            </w:pPr>
-            <w:r>
-              <w:rPr>
-                <w:rFonts w:ascii="Helvetica" w:hAnsi="Helvetica" w:eastAsia="Helvetica" w:cs="Helvetica"/>
-                <w:i w:val="false"/>
-                <w:b w:val="false"/>
-                <w:u w:val="none"/>
-                <w:sz w:val="22"/>
-                <w:szCs w:val="22"/>
-                <w:color w:val="000000"/>
-              </w:rPr>
-              <w:t xml:space="preserve">0.260</w:t>
+              <w:t xml:space="preserve">2.10</w:t>
+            </w:r>
+          </w:p>
+        </w:tc>
+        <w:tc>
+          <w:tcPr>
+            <w:tcBorders>
+              <w:bottom w:val="none" w:sz="0" w:space="0" w:color="000000"/>
+              <w:top w:val="none" w:sz="0" w:space="0" w:color="000000"/>
+              <w:left w:val="none" w:sz="0" w:space="0" w:color="000000"/>
+              <w:right w:val="none" w:sz="0" w:space="0" w:color="000000"/>
+            </w:tcBorders>
+            <w:shd w:val="clear" w:color="auto" w:fill="FFFFFF"/>
+            <w:tcMar>
+              <w:top w:w="0" w:type="dxa"/>
+              <w:bottom w:w="0" w:type="dxa"/>
+              <w:left w:w="0" w:type="dxa"/>
+              <w:right w:w="0" w:type="dxa"/>
+            </w:tcMar>
+            <w:vAlign w:val="top"/>
+          </w:tcPr>
+          <w:p>
+            <w:pPr>
+              <w:pStyle w:val="Normal"/>
+              <w:jc w:val="center"/>
+              <w:pBdr>
+                <w:bottom w:val="none" w:sz="0" w:space="0" w:color="000000"/>
+                <w:top w:val="none" w:sz="0" w:space="0" w:color="000000"/>
+                <w:left w:val="none" w:sz="0" w:space="0" w:color="000000"/>
+                <w:right w:val="none" w:sz="0" w:space="0" w:color="000000"/>
+              </w:pBdr>
+              <w:spacing w:after="100" w:before="100" w:line="240"/>
+              <w:ind w:left="100" w:right="100" w:firstLine="0" w:firstLineChars="0"/>
+              <w:rPr>
+                <w:rFonts w:ascii="Helvetica" w:hAnsi="Helvetica" w:eastAsia="Helvetica" w:cs="Helvetica"/>
+                <w:i w:val="false"/>
+                <w:b w:val="false"/>
+                <w:u w:val="none"/>
+                <w:sz w:val="22"/>
+                <w:szCs w:val="22"/>
+                <w:color w:val="000000"/>
+              </w:rPr>
+            </w:pPr>
+            <w:r>
+              <w:rPr>
+                <w:rFonts w:ascii="Helvetica" w:hAnsi="Helvetica" w:eastAsia="Helvetica" w:cs="Helvetica"/>
+                <w:i w:val="false"/>
+                <w:b w:val="false"/>
+                <w:u w:val="none"/>
+                <w:sz w:val="22"/>
+                <w:szCs w:val="22"/>
+                <w:color w:val="000000"/>
+              </w:rPr>
+              <w:t xml:space="preserve">0.60, 7.38</w:t>
+            </w:r>
+          </w:p>
+        </w:tc>
+        <w:tc>
+          <w:tcPr>
+            <w:tcBorders>
+              <w:bottom w:val="none" w:sz="0" w:space="0" w:color="000000"/>
+              <w:top w:val="none" w:sz="0" w:space="0" w:color="000000"/>
+              <w:left w:val="none" w:sz="0" w:space="0" w:color="000000"/>
+              <w:right w:val="none" w:sz="0" w:space="0" w:color="000000"/>
+            </w:tcBorders>
+            <w:shd w:val="clear" w:color="auto" w:fill="FFFFFF"/>
+            <w:tcMar>
+              <w:top w:w="0" w:type="dxa"/>
+              <w:bottom w:w="0" w:type="dxa"/>
+              <w:left w:w="0" w:type="dxa"/>
+              <w:right w:w="0" w:type="dxa"/>
+            </w:tcMar>
+            <w:vAlign w:val="top"/>
+          </w:tcPr>
+          <w:p>
+            <w:pPr>
+              <w:pStyle w:val="Normal"/>
+              <w:jc w:val="center"/>
+              <w:pBdr>
+                <w:bottom w:val="none" w:sz="0" w:space="0" w:color="000000"/>
+                <w:top w:val="none" w:sz="0" w:space="0" w:color="000000"/>
+                <w:left w:val="none" w:sz="0" w:space="0" w:color="000000"/>
+                <w:right w:val="none" w:sz="0" w:space="0" w:color="000000"/>
+              </w:pBdr>
+              <w:spacing w:after="100" w:before="100" w:line="240"/>
+              <w:ind w:left="100" w:right="100" w:firstLine="0" w:firstLineChars="0"/>
+              <w:rPr>
+                <w:rFonts w:ascii="Helvetica" w:hAnsi="Helvetica" w:eastAsia="Helvetica" w:cs="Helvetica"/>
+                <w:i w:val="false"/>
+                <w:b w:val="false"/>
+                <w:u w:val="none"/>
+                <w:sz w:val="22"/>
+                <w:szCs w:val="22"/>
+                <w:color w:val="000000"/>
+              </w:rPr>
+            </w:pPr>
+            <w:r>
+              <w:rPr>
+                <w:rFonts w:ascii="Helvetica" w:hAnsi="Helvetica" w:eastAsia="Helvetica" w:cs="Helvetica"/>
+                <w:i w:val="false"/>
+                <w:b w:val="false"/>
+                <w:u w:val="none"/>
+                <w:sz w:val="22"/>
+                <w:szCs w:val="22"/>
+                <w:color w:val="000000"/>
+              </w:rPr>
+              <w:t xml:space="preserve">0.250</w:t>
             </w:r>
           </w:p>
         </w:tc>
@@ -7382,113 +7382,113 @@
                 <w:szCs w:val="22"/>
                 <w:color w:val="000000"/>
               </w:rPr>
-              <w:t xml:space="preserve">2.59</w:t>
-            </w:r>
-          </w:p>
-        </w:tc>
-        <w:tc>
-          <w:tcPr>
-            <w:tcBorders>
-              <w:bottom w:val="none" w:sz="0" w:space="0" w:color="000000"/>
-              <w:top w:val="none" w:sz="0" w:space="0" w:color="000000"/>
-              <w:left w:val="none" w:sz="0" w:space="0" w:color="000000"/>
-              <w:right w:val="none" w:sz="0" w:space="0" w:color="000000"/>
-            </w:tcBorders>
-            <w:shd w:val="clear" w:color="auto" w:fill="FFFFFF"/>
-            <w:tcMar>
-              <w:top w:w="0" w:type="dxa"/>
-              <w:bottom w:w="0" w:type="dxa"/>
-              <w:left w:w="0" w:type="dxa"/>
-              <w:right w:w="0" w:type="dxa"/>
-            </w:tcMar>
-            <w:vAlign w:val="top"/>
-          </w:tcPr>
-          <w:p>
-            <w:pPr>
-              <w:pStyle w:val="Normal"/>
-              <w:jc w:val="center"/>
-              <w:pBdr>
-                <w:bottom w:val="none" w:sz="0" w:space="0" w:color="000000"/>
-                <w:top w:val="none" w:sz="0" w:space="0" w:color="000000"/>
-                <w:left w:val="none" w:sz="0" w:space="0" w:color="000000"/>
-                <w:right w:val="none" w:sz="0" w:space="0" w:color="000000"/>
-              </w:pBdr>
-              <w:spacing w:after="100" w:before="100" w:line="240"/>
-              <w:ind w:left="100" w:right="100" w:firstLine="0" w:firstLineChars="0"/>
-              <w:rPr>
-                <w:rFonts w:ascii="Helvetica" w:hAnsi="Helvetica" w:eastAsia="Helvetica" w:cs="Helvetica"/>
-                <w:i w:val="false"/>
-                <w:b w:val="false"/>
-                <w:u w:val="none"/>
-                <w:sz w:val="22"/>
-                <w:szCs w:val="22"/>
-                <w:color w:val="000000"/>
-              </w:rPr>
-            </w:pPr>
-            <w:r>
-              <w:rPr>
-                <w:rFonts w:ascii="Helvetica" w:hAnsi="Helvetica" w:eastAsia="Helvetica" w:cs="Helvetica"/>
-                <w:i w:val="false"/>
-                <w:b w:val="false"/>
-                <w:u w:val="none"/>
-                <w:sz w:val="22"/>
-                <w:szCs w:val="22"/>
-                <w:color w:val="000000"/>
-              </w:rPr>
-              <w:t xml:space="preserve">0.72, 9.39</w:t>
-            </w:r>
-          </w:p>
-        </w:tc>
-        <w:tc>
-          <w:tcPr>
-            <w:tcBorders>
-              <w:bottom w:val="none" w:sz="0" w:space="0" w:color="000000"/>
-              <w:top w:val="none" w:sz="0" w:space="0" w:color="000000"/>
-              <w:left w:val="none" w:sz="0" w:space="0" w:color="000000"/>
-              <w:right w:val="none" w:sz="0" w:space="0" w:color="000000"/>
-            </w:tcBorders>
-            <w:shd w:val="clear" w:color="auto" w:fill="FFFFFF"/>
-            <w:tcMar>
-              <w:top w:w="0" w:type="dxa"/>
-              <w:bottom w:w="0" w:type="dxa"/>
-              <w:left w:w="0" w:type="dxa"/>
-              <w:right w:w="0" w:type="dxa"/>
-            </w:tcMar>
-            <w:vAlign w:val="top"/>
-          </w:tcPr>
-          <w:p>
-            <w:pPr>
-              <w:pStyle w:val="Normal"/>
-              <w:jc w:val="center"/>
-              <w:pBdr>
-                <w:bottom w:val="none" w:sz="0" w:space="0" w:color="000000"/>
-                <w:top w:val="none" w:sz="0" w:space="0" w:color="000000"/>
-                <w:left w:val="none" w:sz="0" w:space="0" w:color="000000"/>
-                <w:right w:val="none" w:sz="0" w:space="0" w:color="000000"/>
-              </w:pBdr>
-              <w:spacing w:after="100" w:before="100" w:line="240"/>
-              <w:ind w:left="100" w:right="100" w:firstLine="0" w:firstLineChars="0"/>
-              <w:rPr>
-                <w:rFonts w:ascii="Helvetica" w:hAnsi="Helvetica" w:eastAsia="Helvetica" w:cs="Helvetica"/>
-                <w:i w:val="false"/>
-                <w:b w:val="false"/>
-                <w:u w:val="none"/>
-                <w:sz w:val="22"/>
-                <w:szCs w:val="22"/>
-                <w:color w:val="000000"/>
-              </w:rPr>
-            </w:pPr>
-            <w:r>
-              <w:rPr>
-                <w:rFonts w:ascii="Helvetica" w:hAnsi="Helvetica" w:eastAsia="Helvetica" w:cs="Helvetica"/>
-                <w:i w:val="false"/>
-                <w:b w:val="false"/>
-                <w:u w:val="none"/>
-                <w:sz w:val="22"/>
-                <w:szCs w:val="22"/>
-                <w:color w:val="000000"/>
-              </w:rPr>
-              <w:t xml:space="preserve">0.150</w:t>
+              <w:t xml:space="preserve">2.51</w:t>
+            </w:r>
+          </w:p>
+        </w:tc>
+        <w:tc>
+          <w:tcPr>
+            <w:tcBorders>
+              <w:bottom w:val="none" w:sz="0" w:space="0" w:color="000000"/>
+              <w:top w:val="none" w:sz="0" w:space="0" w:color="000000"/>
+              <w:left w:val="none" w:sz="0" w:space="0" w:color="000000"/>
+              <w:right w:val="none" w:sz="0" w:space="0" w:color="000000"/>
+            </w:tcBorders>
+            <w:shd w:val="clear" w:color="auto" w:fill="FFFFFF"/>
+            <w:tcMar>
+              <w:top w:w="0" w:type="dxa"/>
+              <w:bottom w:w="0" w:type="dxa"/>
+              <w:left w:w="0" w:type="dxa"/>
+              <w:right w:w="0" w:type="dxa"/>
+            </w:tcMar>
+            <w:vAlign w:val="top"/>
+          </w:tcPr>
+          <w:p>
+            <w:pPr>
+              <w:pStyle w:val="Normal"/>
+              <w:jc w:val="center"/>
+              <w:pBdr>
+                <w:bottom w:val="none" w:sz="0" w:space="0" w:color="000000"/>
+                <w:top w:val="none" w:sz="0" w:space="0" w:color="000000"/>
+                <w:left w:val="none" w:sz="0" w:space="0" w:color="000000"/>
+                <w:right w:val="none" w:sz="0" w:space="0" w:color="000000"/>
+              </w:pBdr>
+              <w:spacing w:after="100" w:before="100" w:line="240"/>
+              <w:ind w:left="100" w:right="100" w:firstLine="0" w:firstLineChars="0"/>
+              <w:rPr>
+                <w:rFonts w:ascii="Helvetica" w:hAnsi="Helvetica" w:eastAsia="Helvetica" w:cs="Helvetica"/>
+                <w:i w:val="false"/>
+                <w:b w:val="false"/>
+                <w:u w:val="none"/>
+                <w:sz w:val="22"/>
+                <w:szCs w:val="22"/>
+                <w:color w:val="000000"/>
+              </w:rPr>
+            </w:pPr>
+            <w:r>
+              <w:rPr>
+                <w:rFonts w:ascii="Helvetica" w:hAnsi="Helvetica" w:eastAsia="Helvetica" w:cs="Helvetica"/>
+                <w:i w:val="false"/>
+                <w:b w:val="false"/>
+                <w:u w:val="none"/>
+                <w:sz w:val="22"/>
+                <w:szCs w:val="22"/>
+                <w:color w:val="000000"/>
+              </w:rPr>
+              <w:t xml:space="preserve">0.69, 9.15</w:t>
+            </w:r>
+          </w:p>
+        </w:tc>
+        <w:tc>
+          <w:tcPr>
+            <w:tcBorders>
+              <w:bottom w:val="none" w:sz="0" w:space="0" w:color="000000"/>
+              <w:top w:val="none" w:sz="0" w:space="0" w:color="000000"/>
+              <w:left w:val="none" w:sz="0" w:space="0" w:color="000000"/>
+              <w:right w:val="none" w:sz="0" w:space="0" w:color="000000"/>
+            </w:tcBorders>
+            <w:shd w:val="clear" w:color="auto" w:fill="FFFFFF"/>
+            <w:tcMar>
+              <w:top w:w="0" w:type="dxa"/>
+              <w:bottom w:w="0" w:type="dxa"/>
+              <w:left w:w="0" w:type="dxa"/>
+              <w:right w:w="0" w:type="dxa"/>
+            </w:tcMar>
+            <w:vAlign w:val="top"/>
+          </w:tcPr>
+          <w:p>
+            <w:pPr>
+              <w:pStyle w:val="Normal"/>
+              <w:jc w:val="center"/>
+              <w:pBdr>
+                <w:bottom w:val="none" w:sz="0" w:space="0" w:color="000000"/>
+                <w:top w:val="none" w:sz="0" w:space="0" w:color="000000"/>
+                <w:left w:val="none" w:sz="0" w:space="0" w:color="000000"/>
+                <w:right w:val="none" w:sz="0" w:space="0" w:color="000000"/>
+              </w:pBdr>
+              <w:spacing w:after="100" w:before="100" w:line="240"/>
+              <w:ind w:left="100" w:right="100" w:firstLine="0" w:firstLineChars="0"/>
+              <w:rPr>
+                <w:rFonts w:ascii="Helvetica" w:hAnsi="Helvetica" w:eastAsia="Helvetica" w:cs="Helvetica"/>
+                <w:i w:val="false"/>
+                <w:b w:val="false"/>
+                <w:u w:val="none"/>
+                <w:sz w:val="22"/>
+                <w:szCs w:val="22"/>
+                <w:color w:val="000000"/>
+              </w:rPr>
+            </w:pPr>
+            <w:r>
+              <w:rPr>
+                <w:rFonts w:ascii="Helvetica" w:hAnsi="Helvetica" w:eastAsia="Helvetica" w:cs="Helvetica"/>
+                <w:i w:val="false"/>
+                <w:b w:val="false"/>
+                <w:u w:val="none"/>
+                <w:sz w:val="22"/>
+                <w:szCs w:val="22"/>
+                <w:color w:val="000000"/>
+              </w:rPr>
+              <w:t xml:space="preserve">0.160</w:t>
             </w:r>
           </w:p>
         </w:tc>
@@ -7865,113 +7865,113 @@
                 <w:szCs w:val="22"/>
                 <w:color w:val="000000"/>
               </w:rPr>
-              <w:t xml:space="preserve">1.01</w:t>
-            </w:r>
-          </w:p>
-        </w:tc>
-        <w:tc>
-          <w:tcPr>
-            <w:tcBorders>
-              <w:bottom w:val="none" w:sz="0" w:space="0" w:color="000000"/>
-              <w:top w:val="none" w:sz="0" w:space="0" w:color="000000"/>
-              <w:left w:val="none" w:sz="0" w:space="0" w:color="000000"/>
-              <w:right w:val="none" w:sz="0" w:space="0" w:color="000000"/>
-            </w:tcBorders>
-            <w:shd w:val="clear" w:color="auto" w:fill="FFFFFF"/>
-            <w:tcMar>
-              <w:top w:w="0" w:type="dxa"/>
-              <w:bottom w:w="0" w:type="dxa"/>
-              <w:left w:w="0" w:type="dxa"/>
-              <w:right w:w="0" w:type="dxa"/>
-            </w:tcMar>
-            <w:vAlign w:val="top"/>
-          </w:tcPr>
-          <w:p>
-            <w:pPr>
-              <w:pStyle w:val="Normal"/>
-              <w:jc w:val="center"/>
-              <w:pBdr>
-                <w:bottom w:val="none" w:sz="0" w:space="0" w:color="000000"/>
-                <w:top w:val="none" w:sz="0" w:space="0" w:color="000000"/>
-                <w:left w:val="none" w:sz="0" w:space="0" w:color="000000"/>
-                <w:right w:val="none" w:sz="0" w:space="0" w:color="000000"/>
-              </w:pBdr>
-              <w:spacing w:after="100" w:before="100" w:line="240"/>
-              <w:ind w:left="100" w:right="100" w:firstLine="0" w:firstLineChars="0"/>
-              <w:rPr>
-                <w:rFonts w:ascii="Helvetica" w:hAnsi="Helvetica" w:eastAsia="Helvetica" w:cs="Helvetica"/>
-                <w:i w:val="false"/>
-                <w:b w:val="false"/>
-                <w:u w:val="none"/>
-                <w:sz w:val="22"/>
-                <w:szCs w:val="22"/>
-                <w:color w:val="000000"/>
-              </w:rPr>
-            </w:pPr>
-            <w:r>
-              <w:rPr>
-                <w:rFonts w:ascii="Helvetica" w:hAnsi="Helvetica" w:eastAsia="Helvetica" w:cs="Helvetica"/>
-                <w:i w:val="false"/>
-                <w:b w:val="false"/>
-                <w:u w:val="none"/>
-                <w:sz w:val="22"/>
-                <w:szCs w:val="22"/>
-                <w:color w:val="000000"/>
-              </w:rPr>
-              <w:t xml:space="preserve">0.31, 3.28</w:t>
-            </w:r>
-          </w:p>
-        </w:tc>
-        <w:tc>
-          <w:tcPr>
-            <w:tcBorders>
-              <w:bottom w:val="none" w:sz="0" w:space="0" w:color="000000"/>
-              <w:top w:val="none" w:sz="0" w:space="0" w:color="000000"/>
-              <w:left w:val="none" w:sz="0" w:space="0" w:color="000000"/>
-              <w:right w:val="none" w:sz="0" w:space="0" w:color="000000"/>
-            </w:tcBorders>
-            <w:shd w:val="clear" w:color="auto" w:fill="FFFFFF"/>
-            <w:tcMar>
-              <w:top w:w="0" w:type="dxa"/>
-              <w:bottom w:w="0" w:type="dxa"/>
-              <w:left w:w="0" w:type="dxa"/>
-              <w:right w:w="0" w:type="dxa"/>
-            </w:tcMar>
-            <w:vAlign w:val="top"/>
-          </w:tcPr>
-          <w:p>
-            <w:pPr>
-              <w:pStyle w:val="Normal"/>
-              <w:jc w:val="center"/>
-              <w:pBdr>
-                <w:bottom w:val="none" w:sz="0" w:space="0" w:color="000000"/>
-                <w:top w:val="none" w:sz="0" w:space="0" w:color="000000"/>
-                <w:left w:val="none" w:sz="0" w:space="0" w:color="000000"/>
-                <w:right w:val="none" w:sz="0" w:space="0" w:color="000000"/>
-              </w:pBdr>
-              <w:spacing w:after="100" w:before="100" w:line="240"/>
-              <w:ind w:left="100" w:right="100" w:firstLine="0" w:firstLineChars="0"/>
-              <w:rPr>
-                <w:rFonts w:ascii="Helvetica" w:hAnsi="Helvetica" w:eastAsia="Helvetica" w:cs="Helvetica"/>
-                <w:i w:val="false"/>
-                <w:b w:val="false"/>
-                <w:u w:val="none"/>
-                <w:sz w:val="22"/>
-                <w:szCs w:val="22"/>
-                <w:color w:val="000000"/>
-              </w:rPr>
-            </w:pPr>
-            <w:r>
-              <w:rPr>
-                <w:rFonts w:ascii="Helvetica" w:hAnsi="Helvetica" w:eastAsia="Helvetica" w:cs="Helvetica"/>
-                <w:i w:val="false"/>
-                <w:b w:val="false"/>
-                <w:u w:val="none"/>
-                <w:sz w:val="22"/>
-                <w:szCs w:val="22"/>
-                <w:color w:val="000000"/>
-              </w:rPr>
-              <w:t xml:space="preserve">0.990</w:t>
+              <w:t xml:space="preserve">1.03</w:t>
+            </w:r>
+          </w:p>
+        </w:tc>
+        <w:tc>
+          <w:tcPr>
+            <w:tcBorders>
+              <w:bottom w:val="none" w:sz="0" w:space="0" w:color="000000"/>
+              <w:top w:val="none" w:sz="0" w:space="0" w:color="000000"/>
+              <w:left w:val="none" w:sz="0" w:space="0" w:color="000000"/>
+              <w:right w:val="none" w:sz="0" w:space="0" w:color="000000"/>
+            </w:tcBorders>
+            <w:shd w:val="clear" w:color="auto" w:fill="FFFFFF"/>
+            <w:tcMar>
+              <w:top w:w="0" w:type="dxa"/>
+              <w:bottom w:w="0" w:type="dxa"/>
+              <w:left w:w="0" w:type="dxa"/>
+              <w:right w:w="0" w:type="dxa"/>
+            </w:tcMar>
+            <w:vAlign w:val="top"/>
+          </w:tcPr>
+          <w:p>
+            <w:pPr>
+              <w:pStyle w:val="Normal"/>
+              <w:jc w:val="center"/>
+              <w:pBdr>
+                <w:bottom w:val="none" w:sz="0" w:space="0" w:color="000000"/>
+                <w:top w:val="none" w:sz="0" w:space="0" w:color="000000"/>
+                <w:left w:val="none" w:sz="0" w:space="0" w:color="000000"/>
+                <w:right w:val="none" w:sz="0" w:space="0" w:color="000000"/>
+              </w:pBdr>
+              <w:spacing w:after="100" w:before="100" w:line="240"/>
+              <w:ind w:left="100" w:right="100" w:firstLine="0" w:firstLineChars="0"/>
+              <w:rPr>
+                <w:rFonts w:ascii="Helvetica" w:hAnsi="Helvetica" w:eastAsia="Helvetica" w:cs="Helvetica"/>
+                <w:i w:val="false"/>
+                <w:b w:val="false"/>
+                <w:u w:val="none"/>
+                <w:sz w:val="22"/>
+                <w:szCs w:val="22"/>
+                <w:color w:val="000000"/>
+              </w:rPr>
+            </w:pPr>
+            <w:r>
+              <w:rPr>
+                <w:rFonts w:ascii="Helvetica" w:hAnsi="Helvetica" w:eastAsia="Helvetica" w:cs="Helvetica"/>
+                <w:i w:val="false"/>
+                <w:b w:val="false"/>
+                <w:u w:val="none"/>
+                <w:sz w:val="22"/>
+                <w:szCs w:val="22"/>
+                <w:color w:val="000000"/>
+              </w:rPr>
+              <w:t xml:space="preserve">0.31, 3.39</w:t>
+            </w:r>
+          </w:p>
+        </w:tc>
+        <w:tc>
+          <w:tcPr>
+            <w:tcBorders>
+              <w:bottom w:val="none" w:sz="0" w:space="0" w:color="000000"/>
+              <w:top w:val="none" w:sz="0" w:space="0" w:color="000000"/>
+              <w:left w:val="none" w:sz="0" w:space="0" w:color="000000"/>
+              <w:right w:val="none" w:sz="0" w:space="0" w:color="000000"/>
+            </w:tcBorders>
+            <w:shd w:val="clear" w:color="auto" w:fill="FFFFFF"/>
+            <w:tcMar>
+              <w:top w:w="0" w:type="dxa"/>
+              <w:bottom w:w="0" w:type="dxa"/>
+              <w:left w:w="0" w:type="dxa"/>
+              <w:right w:w="0" w:type="dxa"/>
+            </w:tcMar>
+            <w:vAlign w:val="top"/>
+          </w:tcPr>
+          <w:p>
+            <w:pPr>
+              <w:pStyle w:val="Normal"/>
+              <w:jc w:val="center"/>
+              <w:pBdr>
+                <w:bottom w:val="none" w:sz="0" w:space="0" w:color="000000"/>
+                <w:top w:val="none" w:sz="0" w:space="0" w:color="000000"/>
+                <w:left w:val="none" w:sz="0" w:space="0" w:color="000000"/>
+                <w:right w:val="none" w:sz="0" w:space="0" w:color="000000"/>
+              </w:pBdr>
+              <w:spacing w:after="100" w:before="100" w:line="240"/>
+              <w:ind w:left="100" w:right="100" w:firstLine="0" w:firstLineChars="0"/>
+              <w:rPr>
+                <w:rFonts w:ascii="Helvetica" w:hAnsi="Helvetica" w:eastAsia="Helvetica" w:cs="Helvetica"/>
+                <w:i w:val="false"/>
+                <w:b w:val="false"/>
+                <w:u w:val="none"/>
+                <w:sz w:val="22"/>
+                <w:szCs w:val="22"/>
+                <w:color w:val="000000"/>
+              </w:rPr>
+            </w:pPr>
+            <w:r>
+              <w:rPr>
+                <w:rFonts w:ascii="Helvetica" w:hAnsi="Helvetica" w:eastAsia="Helvetica" w:cs="Helvetica"/>
+                <w:i w:val="false"/>
+                <w:b w:val="false"/>
+                <w:u w:val="none"/>
+                <w:sz w:val="22"/>
+                <w:szCs w:val="22"/>
+                <w:color w:val="000000"/>
+              </w:rPr>
+              <w:t xml:space="preserve">0.960</w:t>
             </w:r>
           </w:p>
         </w:tc>
@@ -8454,7 +8454,7 @@
                 <w:szCs w:val="22"/>
                 <w:color w:val="000000"/>
               </w:rPr>
-              <w:t xml:space="preserve">0.290</w:t>
+              <w:t xml:space="preserve">0.300</w:t>
             </w:r>
           </w:p>
         </w:tc>
@@ -8884,7 +8884,7 @@
                 <w:szCs w:val="22"/>
                 <w:color w:val="000000"/>
               </w:rPr>
-              <w:t xml:space="preserve">0.18, 2.85</w:t>
+              <w:t xml:space="preserve">0.17, 2.91</w:t>
             </w:r>
           </w:p>
         </w:tc>
@@ -10280,113 +10280,113 @@
                 <w:szCs w:val="22"/>
                 <w:color w:val="000000"/>
               </w:rPr>
-              <w:t xml:space="preserve">0.97</w:t>
-            </w:r>
-          </w:p>
-        </w:tc>
-        <w:tc>
-          <w:tcPr>
-            <w:tcBorders>
-              <w:bottom w:val="none" w:sz="0" w:space="0" w:color="000000"/>
-              <w:top w:val="none" w:sz="0" w:space="0" w:color="000000"/>
-              <w:left w:val="none" w:sz="0" w:space="0" w:color="000000"/>
-              <w:right w:val="none" w:sz="0" w:space="0" w:color="000000"/>
-            </w:tcBorders>
-            <w:shd w:val="clear" w:color="auto" w:fill="FFFFFF"/>
-            <w:tcMar>
-              <w:top w:w="0" w:type="dxa"/>
-              <w:bottom w:w="0" w:type="dxa"/>
-              <w:left w:w="0" w:type="dxa"/>
-              <w:right w:w="0" w:type="dxa"/>
-            </w:tcMar>
-            <w:vAlign w:val="top"/>
-          </w:tcPr>
-          <w:p>
-            <w:pPr>
-              <w:pStyle w:val="Normal"/>
-              <w:jc w:val="center"/>
-              <w:pBdr>
-                <w:bottom w:val="none" w:sz="0" w:space="0" w:color="000000"/>
-                <w:top w:val="none" w:sz="0" w:space="0" w:color="000000"/>
-                <w:left w:val="none" w:sz="0" w:space="0" w:color="000000"/>
-                <w:right w:val="none" w:sz="0" w:space="0" w:color="000000"/>
-              </w:pBdr>
-              <w:spacing w:after="100" w:before="100" w:line="240"/>
-              <w:ind w:left="100" w:right="100" w:firstLine="0" w:firstLineChars="0"/>
-              <w:rPr>
-                <w:rFonts w:ascii="Helvetica" w:hAnsi="Helvetica" w:eastAsia="Helvetica" w:cs="Helvetica"/>
-                <w:i w:val="false"/>
-                <w:b w:val="false"/>
-                <w:u w:val="none"/>
-                <w:sz w:val="22"/>
-                <w:szCs w:val="22"/>
-                <w:color w:val="000000"/>
-              </w:rPr>
-            </w:pPr>
-            <w:r>
-              <w:rPr>
-                <w:rFonts w:ascii="Helvetica" w:hAnsi="Helvetica" w:eastAsia="Helvetica" w:cs="Helvetica"/>
-                <w:i w:val="false"/>
-                <w:b w:val="false"/>
-                <w:u w:val="none"/>
-                <w:sz w:val="22"/>
-                <w:szCs w:val="22"/>
-                <w:color w:val="000000"/>
-              </w:rPr>
-              <w:t xml:space="preserve">0.53, 1.80</w:t>
-            </w:r>
-          </w:p>
-        </w:tc>
-        <w:tc>
-          <w:tcPr>
-            <w:tcBorders>
-              <w:bottom w:val="none" w:sz="0" w:space="0" w:color="000000"/>
-              <w:top w:val="none" w:sz="0" w:space="0" w:color="000000"/>
-              <w:left w:val="none" w:sz="0" w:space="0" w:color="000000"/>
-              <w:right w:val="none" w:sz="0" w:space="0" w:color="000000"/>
-            </w:tcBorders>
-            <w:shd w:val="clear" w:color="auto" w:fill="FFFFFF"/>
-            <w:tcMar>
-              <w:top w:w="0" w:type="dxa"/>
-              <w:bottom w:w="0" w:type="dxa"/>
-              <w:left w:w="0" w:type="dxa"/>
-              <w:right w:w="0" w:type="dxa"/>
-            </w:tcMar>
-            <w:vAlign w:val="top"/>
-          </w:tcPr>
-          <w:p>
-            <w:pPr>
-              <w:pStyle w:val="Normal"/>
-              <w:jc w:val="center"/>
-              <w:pBdr>
-                <w:bottom w:val="none" w:sz="0" w:space="0" w:color="000000"/>
-                <w:top w:val="none" w:sz="0" w:space="0" w:color="000000"/>
-                <w:left w:val="none" w:sz="0" w:space="0" w:color="000000"/>
-                <w:right w:val="none" w:sz="0" w:space="0" w:color="000000"/>
-              </w:pBdr>
-              <w:spacing w:after="100" w:before="100" w:line="240"/>
-              <w:ind w:left="100" w:right="100" w:firstLine="0" w:firstLineChars="0"/>
-              <w:rPr>
-                <w:rFonts w:ascii="Helvetica" w:hAnsi="Helvetica" w:eastAsia="Helvetica" w:cs="Helvetica"/>
-                <w:i w:val="false"/>
-                <w:b w:val="false"/>
-                <w:u w:val="none"/>
-                <w:sz w:val="22"/>
-                <w:szCs w:val="22"/>
-                <w:color w:val="000000"/>
-              </w:rPr>
-            </w:pPr>
-            <w:r>
-              <w:rPr>
-                <w:rFonts w:ascii="Helvetica" w:hAnsi="Helvetica" w:eastAsia="Helvetica" w:cs="Helvetica"/>
-                <w:i w:val="false"/>
-                <w:b w:val="false"/>
-                <w:u w:val="none"/>
-                <w:sz w:val="22"/>
-                <w:szCs w:val="22"/>
-                <w:color w:val="000000"/>
-              </w:rPr>
-              <w:t xml:space="preserve">0.930</w:t>
+              <w:t xml:space="preserve">0.98</w:t>
+            </w:r>
+          </w:p>
+        </w:tc>
+        <w:tc>
+          <w:tcPr>
+            <w:tcBorders>
+              <w:bottom w:val="none" w:sz="0" w:space="0" w:color="000000"/>
+              <w:top w:val="none" w:sz="0" w:space="0" w:color="000000"/>
+              <w:left w:val="none" w:sz="0" w:space="0" w:color="000000"/>
+              <w:right w:val="none" w:sz="0" w:space="0" w:color="000000"/>
+            </w:tcBorders>
+            <w:shd w:val="clear" w:color="auto" w:fill="FFFFFF"/>
+            <w:tcMar>
+              <w:top w:w="0" w:type="dxa"/>
+              <w:bottom w:w="0" w:type="dxa"/>
+              <w:left w:w="0" w:type="dxa"/>
+              <w:right w:w="0" w:type="dxa"/>
+            </w:tcMar>
+            <w:vAlign w:val="top"/>
+          </w:tcPr>
+          <w:p>
+            <w:pPr>
+              <w:pStyle w:val="Normal"/>
+              <w:jc w:val="center"/>
+              <w:pBdr>
+                <w:bottom w:val="none" w:sz="0" w:space="0" w:color="000000"/>
+                <w:top w:val="none" w:sz="0" w:space="0" w:color="000000"/>
+                <w:left w:val="none" w:sz="0" w:space="0" w:color="000000"/>
+                <w:right w:val="none" w:sz="0" w:space="0" w:color="000000"/>
+              </w:pBdr>
+              <w:spacing w:after="100" w:before="100" w:line="240"/>
+              <w:ind w:left="100" w:right="100" w:firstLine="0" w:firstLineChars="0"/>
+              <w:rPr>
+                <w:rFonts w:ascii="Helvetica" w:hAnsi="Helvetica" w:eastAsia="Helvetica" w:cs="Helvetica"/>
+                <w:i w:val="false"/>
+                <w:b w:val="false"/>
+                <w:u w:val="none"/>
+                <w:sz w:val="22"/>
+                <w:szCs w:val="22"/>
+                <w:color w:val="000000"/>
+              </w:rPr>
+            </w:pPr>
+            <w:r>
+              <w:rPr>
+                <w:rFonts w:ascii="Helvetica" w:hAnsi="Helvetica" w:eastAsia="Helvetica" w:cs="Helvetica"/>
+                <w:i w:val="false"/>
+                <w:b w:val="false"/>
+                <w:u w:val="none"/>
+                <w:sz w:val="22"/>
+                <w:szCs w:val="22"/>
+                <w:color w:val="000000"/>
+              </w:rPr>
+              <w:t xml:space="preserve">0.53, 1.79</w:t>
+            </w:r>
+          </w:p>
+        </w:tc>
+        <w:tc>
+          <w:tcPr>
+            <w:tcBorders>
+              <w:bottom w:val="none" w:sz="0" w:space="0" w:color="000000"/>
+              <w:top w:val="none" w:sz="0" w:space="0" w:color="000000"/>
+              <w:left w:val="none" w:sz="0" w:space="0" w:color="000000"/>
+              <w:right w:val="none" w:sz="0" w:space="0" w:color="000000"/>
+            </w:tcBorders>
+            <w:shd w:val="clear" w:color="auto" w:fill="FFFFFF"/>
+            <w:tcMar>
+              <w:top w:w="0" w:type="dxa"/>
+              <w:bottom w:w="0" w:type="dxa"/>
+              <w:left w:w="0" w:type="dxa"/>
+              <w:right w:w="0" w:type="dxa"/>
+            </w:tcMar>
+            <w:vAlign w:val="top"/>
+          </w:tcPr>
+          <w:p>
+            <w:pPr>
+              <w:pStyle w:val="Normal"/>
+              <w:jc w:val="center"/>
+              <w:pBdr>
+                <w:bottom w:val="none" w:sz="0" w:space="0" w:color="000000"/>
+                <w:top w:val="none" w:sz="0" w:space="0" w:color="000000"/>
+                <w:left w:val="none" w:sz="0" w:space="0" w:color="000000"/>
+                <w:right w:val="none" w:sz="0" w:space="0" w:color="000000"/>
+              </w:pBdr>
+              <w:spacing w:after="100" w:before="100" w:line="240"/>
+              <w:ind w:left="100" w:right="100" w:firstLine="0" w:firstLineChars="0"/>
+              <w:rPr>
+                <w:rFonts w:ascii="Helvetica" w:hAnsi="Helvetica" w:eastAsia="Helvetica" w:cs="Helvetica"/>
+                <w:i w:val="false"/>
+                <w:b w:val="false"/>
+                <w:u w:val="none"/>
+                <w:sz w:val="22"/>
+                <w:szCs w:val="22"/>
+                <w:color w:val="000000"/>
+              </w:rPr>
+            </w:pPr>
+            <w:r>
+              <w:rPr>
+                <w:rFonts w:ascii="Helvetica" w:hAnsi="Helvetica" w:eastAsia="Helvetica" w:cs="Helvetica"/>
+                <w:i w:val="false"/>
+                <w:b w:val="false"/>
+                <w:u w:val="none"/>
+                <w:sz w:val="22"/>
+                <w:szCs w:val="22"/>
+                <w:color w:val="000000"/>
+              </w:rPr>
+              <w:t xml:space="preserve">0.940</w:t>
             </w:r>
           </w:p>
         </w:tc>
@@ -11729,60 +11729,60 @@
                 <w:szCs w:val="22"/>
                 <w:color w:val="000000"/>
               </w:rPr>
-              <w:t xml:space="preserve">5.03</w:t>
-            </w:r>
-          </w:p>
-        </w:tc>
-        <w:tc>
-          <w:tcPr>
-            <w:tcBorders>
-              <w:bottom w:val="none" w:sz="0" w:space="0" w:color="000000"/>
-              <w:top w:val="none" w:sz="0" w:space="0" w:color="000000"/>
-              <w:left w:val="none" w:sz="0" w:space="0" w:color="000000"/>
-              <w:right w:val="none" w:sz="0" w:space="0" w:color="000000"/>
-            </w:tcBorders>
-            <w:shd w:val="clear" w:color="auto" w:fill="FFFFFF"/>
-            <w:tcMar>
-              <w:top w:w="0" w:type="dxa"/>
-              <w:bottom w:w="0" w:type="dxa"/>
-              <w:left w:w="0" w:type="dxa"/>
-              <w:right w:w="0" w:type="dxa"/>
-            </w:tcMar>
-            <w:vAlign w:val="top"/>
-          </w:tcPr>
-          <w:p>
-            <w:pPr>
-              <w:pStyle w:val="Normal"/>
-              <w:jc w:val="center"/>
-              <w:pBdr>
-                <w:bottom w:val="none" w:sz="0" w:space="0" w:color="000000"/>
-                <w:top w:val="none" w:sz="0" w:space="0" w:color="000000"/>
-                <w:left w:val="none" w:sz="0" w:space="0" w:color="000000"/>
-                <w:right w:val="none" w:sz="0" w:space="0" w:color="000000"/>
-              </w:pBdr>
-              <w:spacing w:after="100" w:before="100" w:line="240"/>
-              <w:ind w:left="100" w:right="100" w:firstLine="0" w:firstLineChars="0"/>
-              <w:rPr>
-                <w:rFonts w:ascii="Helvetica" w:hAnsi="Helvetica" w:eastAsia="Helvetica" w:cs="Helvetica"/>
-                <w:i w:val="false"/>
-                <w:b w:val="false"/>
-                <w:u w:val="none"/>
-                <w:sz w:val="22"/>
-                <w:szCs w:val="22"/>
-                <w:color w:val="000000"/>
-              </w:rPr>
-            </w:pPr>
-            <w:r>
-              <w:rPr>
-                <w:rFonts w:ascii="Helvetica" w:hAnsi="Helvetica" w:eastAsia="Helvetica" w:cs="Helvetica"/>
-                <w:i w:val="false"/>
-                <w:b w:val="false"/>
-                <w:u w:val="none"/>
-                <w:sz w:val="22"/>
-                <w:szCs w:val="22"/>
-                <w:color w:val="000000"/>
-              </w:rPr>
-              <w:t xml:space="preserve">2.55, 9.93</w:t>
+              <w:t xml:space="preserve">4.97</w:t>
+            </w:r>
+          </w:p>
+        </w:tc>
+        <w:tc>
+          <w:tcPr>
+            <w:tcBorders>
+              <w:bottom w:val="none" w:sz="0" w:space="0" w:color="000000"/>
+              <w:top w:val="none" w:sz="0" w:space="0" w:color="000000"/>
+              <w:left w:val="none" w:sz="0" w:space="0" w:color="000000"/>
+              <w:right w:val="none" w:sz="0" w:space="0" w:color="000000"/>
+            </w:tcBorders>
+            <w:shd w:val="clear" w:color="auto" w:fill="FFFFFF"/>
+            <w:tcMar>
+              <w:top w:w="0" w:type="dxa"/>
+              <w:bottom w:w="0" w:type="dxa"/>
+              <w:left w:w="0" w:type="dxa"/>
+              <w:right w:w="0" w:type="dxa"/>
+            </w:tcMar>
+            <w:vAlign w:val="top"/>
+          </w:tcPr>
+          <w:p>
+            <w:pPr>
+              <w:pStyle w:val="Normal"/>
+              <w:jc w:val="center"/>
+              <w:pBdr>
+                <w:bottom w:val="none" w:sz="0" w:space="0" w:color="000000"/>
+                <w:top w:val="none" w:sz="0" w:space="0" w:color="000000"/>
+                <w:left w:val="none" w:sz="0" w:space="0" w:color="000000"/>
+                <w:right w:val="none" w:sz="0" w:space="0" w:color="000000"/>
+              </w:pBdr>
+              <w:spacing w:after="100" w:before="100" w:line="240"/>
+              <w:ind w:left="100" w:right="100" w:firstLine="0" w:firstLineChars="0"/>
+              <w:rPr>
+                <w:rFonts w:ascii="Helvetica" w:hAnsi="Helvetica" w:eastAsia="Helvetica" w:cs="Helvetica"/>
+                <w:i w:val="false"/>
+                <w:b w:val="false"/>
+                <w:u w:val="none"/>
+                <w:sz w:val="22"/>
+                <w:szCs w:val="22"/>
+                <w:color w:val="000000"/>
+              </w:rPr>
+            </w:pPr>
+            <w:r>
+              <w:rPr>
+                <w:rFonts w:ascii="Helvetica" w:hAnsi="Helvetica" w:eastAsia="Helvetica" w:cs="Helvetica"/>
+                <w:i w:val="false"/>
+                <w:b w:val="false"/>
+                <w:u w:val="none"/>
+                <w:sz w:val="22"/>
+                <w:szCs w:val="22"/>
+                <w:color w:val="000000"/>
+              </w:rPr>
+              <w:t xml:space="preserve">2.53, 9.76</w:t>
             </w:r>
           </w:p>
         </w:tc>
@@ -13178,113 +13178,113 @@
                 <w:szCs w:val="22"/>
                 <w:color w:val="000000"/>
               </w:rPr>
-              <w:t xml:space="preserve">2.00</w:t>
-            </w:r>
-          </w:p>
-        </w:tc>
-        <w:tc>
-          <w:tcPr>
-            <w:tcBorders>
-              <w:bottom w:val="none" w:sz="0" w:space="0" w:color="000000"/>
-              <w:top w:val="none" w:sz="0" w:space="0" w:color="000000"/>
-              <w:left w:val="none" w:sz="0" w:space="0" w:color="000000"/>
-              <w:right w:val="none" w:sz="0" w:space="0" w:color="000000"/>
-            </w:tcBorders>
-            <w:shd w:val="clear" w:color="auto" w:fill="FFFFFF"/>
-            <w:tcMar>
-              <w:top w:w="0" w:type="dxa"/>
-              <w:bottom w:w="0" w:type="dxa"/>
-              <w:left w:w="0" w:type="dxa"/>
-              <w:right w:w="0" w:type="dxa"/>
-            </w:tcMar>
-            <w:vAlign w:val="top"/>
-          </w:tcPr>
-          <w:p>
-            <w:pPr>
-              <w:pStyle w:val="Normal"/>
-              <w:jc w:val="center"/>
-              <w:pBdr>
-                <w:bottom w:val="none" w:sz="0" w:space="0" w:color="000000"/>
-                <w:top w:val="none" w:sz="0" w:space="0" w:color="000000"/>
-                <w:left w:val="none" w:sz="0" w:space="0" w:color="000000"/>
-                <w:right w:val="none" w:sz="0" w:space="0" w:color="000000"/>
-              </w:pBdr>
-              <w:spacing w:after="100" w:before="100" w:line="240"/>
-              <w:ind w:left="100" w:right="100" w:firstLine="0" w:firstLineChars="0"/>
-              <w:rPr>
-                <w:rFonts w:ascii="Helvetica" w:hAnsi="Helvetica" w:eastAsia="Helvetica" w:cs="Helvetica"/>
-                <w:i w:val="false"/>
-                <w:b w:val="false"/>
-                <w:u w:val="none"/>
-                <w:sz w:val="22"/>
-                <w:szCs w:val="22"/>
-                <w:color w:val="000000"/>
-              </w:rPr>
-            </w:pPr>
-            <w:r>
-              <w:rPr>
-                <w:rFonts w:ascii="Helvetica" w:hAnsi="Helvetica" w:eastAsia="Helvetica" w:cs="Helvetica"/>
-                <w:i w:val="false"/>
-                <w:b w:val="false"/>
-                <w:u w:val="none"/>
-                <w:sz w:val="22"/>
-                <w:szCs w:val="22"/>
-                <w:color w:val="000000"/>
-              </w:rPr>
-              <w:t xml:space="preserve">1.08, 3.70</w:t>
-            </w:r>
-          </w:p>
-        </w:tc>
-        <w:tc>
-          <w:tcPr>
-            <w:tcBorders>
-              <w:bottom w:val="none" w:sz="0" w:space="0" w:color="000000"/>
-              <w:top w:val="none" w:sz="0" w:space="0" w:color="000000"/>
-              <w:left w:val="none" w:sz="0" w:space="0" w:color="000000"/>
-              <w:right w:val="none" w:sz="0" w:space="0" w:color="000000"/>
-            </w:tcBorders>
-            <w:shd w:val="clear" w:color="auto" w:fill="FFFFFF"/>
-            <w:tcMar>
-              <w:top w:w="0" w:type="dxa"/>
-              <w:bottom w:w="0" w:type="dxa"/>
-              <w:left w:w="0" w:type="dxa"/>
-              <w:right w:w="0" w:type="dxa"/>
-            </w:tcMar>
-            <w:vAlign w:val="top"/>
-          </w:tcPr>
-          <w:p>
-            <w:pPr>
-              <w:pStyle w:val="Normal"/>
-              <w:jc w:val="center"/>
-              <w:pBdr>
-                <w:bottom w:val="none" w:sz="0" w:space="0" w:color="000000"/>
-                <w:top w:val="none" w:sz="0" w:space="0" w:color="000000"/>
-                <w:left w:val="none" w:sz="0" w:space="0" w:color="000000"/>
-                <w:right w:val="none" w:sz="0" w:space="0" w:color="000000"/>
-              </w:pBdr>
-              <w:spacing w:after="100" w:before="100" w:line="240"/>
-              <w:ind w:left="100" w:right="100" w:firstLine="0" w:firstLineChars="0"/>
-              <w:rPr>
-                <w:rFonts w:ascii="Helvetica" w:hAnsi="Helvetica" w:eastAsia="Helvetica" w:cs="Helvetica"/>
-                <w:i w:val="false"/>
-                <w:b w:val="false"/>
-                <w:u w:val="none"/>
-                <w:sz w:val="22"/>
-                <w:szCs w:val="22"/>
-                <w:color w:val="000000"/>
-              </w:rPr>
-            </w:pPr>
-            <w:r>
-              <w:rPr>
-                <w:rFonts w:ascii="Helvetica" w:hAnsi="Helvetica" w:eastAsia="Helvetica" w:cs="Helvetica"/>
-                <w:i w:val="false"/>
-                <w:b w:val="false"/>
-                <w:u w:val="none"/>
-                <w:sz w:val="22"/>
-                <w:szCs w:val="22"/>
-                <w:color w:val="000000"/>
-              </w:rPr>
-              <w:t xml:space="preserve">0.027</w:t>
+              <w:t xml:space="preserve">1.96</w:t>
+            </w:r>
+          </w:p>
+        </w:tc>
+        <w:tc>
+          <w:tcPr>
+            <w:tcBorders>
+              <w:bottom w:val="none" w:sz="0" w:space="0" w:color="000000"/>
+              <w:top w:val="none" w:sz="0" w:space="0" w:color="000000"/>
+              <w:left w:val="none" w:sz="0" w:space="0" w:color="000000"/>
+              <w:right w:val="none" w:sz="0" w:space="0" w:color="000000"/>
+            </w:tcBorders>
+            <w:shd w:val="clear" w:color="auto" w:fill="FFFFFF"/>
+            <w:tcMar>
+              <w:top w:w="0" w:type="dxa"/>
+              <w:bottom w:w="0" w:type="dxa"/>
+              <w:left w:w="0" w:type="dxa"/>
+              <w:right w:w="0" w:type="dxa"/>
+            </w:tcMar>
+            <w:vAlign w:val="top"/>
+          </w:tcPr>
+          <w:p>
+            <w:pPr>
+              <w:pStyle w:val="Normal"/>
+              <w:jc w:val="center"/>
+              <w:pBdr>
+                <w:bottom w:val="none" w:sz="0" w:space="0" w:color="000000"/>
+                <w:top w:val="none" w:sz="0" w:space="0" w:color="000000"/>
+                <w:left w:val="none" w:sz="0" w:space="0" w:color="000000"/>
+                <w:right w:val="none" w:sz="0" w:space="0" w:color="000000"/>
+              </w:pBdr>
+              <w:spacing w:after="100" w:before="100" w:line="240"/>
+              <w:ind w:left="100" w:right="100" w:firstLine="0" w:firstLineChars="0"/>
+              <w:rPr>
+                <w:rFonts w:ascii="Helvetica" w:hAnsi="Helvetica" w:eastAsia="Helvetica" w:cs="Helvetica"/>
+                <w:i w:val="false"/>
+                <w:b w:val="false"/>
+                <w:u w:val="none"/>
+                <w:sz w:val="22"/>
+                <w:szCs w:val="22"/>
+                <w:color w:val="000000"/>
+              </w:rPr>
+            </w:pPr>
+            <w:r>
+              <w:rPr>
+                <w:rFonts w:ascii="Helvetica" w:hAnsi="Helvetica" w:eastAsia="Helvetica" w:cs="Helvetica"/>
+                <w:i w:val="false"/>
+                <w:b w:val="false"/>
+                <w:u w:val="none"/>
+                <w:sz w:val="22"/>
+                <w:szCs w:val="22"/>
+                <w:color w:val="000000"/>
+              </w:rPr>
+              <w:t xml:space="preserve">1.05, 3.66</w:t>
+            </w:r>
+          </w:p>
+        </w:tc>
+        <w:tc>
+          <w:tcPr>
+            <w:tcBorders>
+              <w:bottom w:val="none" w:sz="0" w:space="0" w:color="000000"/>
+              <w:top w:val="none" w:sz="0" w:space="0" w:color="000000"/>
+              <w:left w:val="none" w:sz="0" w:space="0" w:color="000000"/>
+              <w:right w:val="none" w:sz="0" w:space="0" w:color="000000"/>
+            </w:tcBorders>
+            <w:shd w:val="clear" w:color="auto" w:fill="FFFFFF"/>
+            <w:tcMar>
+              <w:top w:w="0" w:type="dxa"/>
+              <w:bottom w:w="0" w:type="dxa"/>
+              <w:left w:w="0" w:type="dxa"/>
+              <w:right w:w="0" w:type="dxa"/>
+            </w:tcMar>
+            <w:vAlign w:val="top"/>
+          </w:tcPr>
+          <w:p>
+            <w:pPr>
+              <w:pStyle w:val="Normal"/>
+              <w:jc w:val="center"/>
+              <w:pBdr>
+                <w:bottom w:val="none" w:sz="0" w:space="0" w:color="000000"/>
+                <w:top w:val="none" w:sz="0" w:space="0" w:color="000000"/>
+                <w:left w:val="none" w:sz="0" w:space="0" w:color="000000"/>
+                <w:right w:val="none" w:sz="0" w:space="0" w:color="000000"/>
+              </w:pBdr>
+              <w:spacing w:after="100" w:before="100" w:line="240"/>
+              <w:ind w:left="100" w:right="100" w:firstLine="0" w:firstLineChars="0"/>
+              <w:rPr>
+                <w:rFonts w:ascii="Helvetica" w:hAnsi="Helvetica" w:eastAsia="Helvetica" w:cs="Helvetica"/>
+                <w:i w:val="false"/>
+                <w:b w:val="false"/>
+                <w:u w:val="none"/>
+                <w:sz w:val="22"/>
+                <w:szCs w:val="22"/>
+                <w:color w:val="000000"/>
+              </w:rPr>
+            </w:pPr>
+            <w:r>
+              <w:rPr>
+                <w:rFonts w:ascii="Helvetica" w:hAnsi="Helvetica" w:eastAsia="Helvetica" w:cs="Helvetica"/>
+                <w:i w:val="false"/>
+                <w:b w:val="false"/>
+                <w:u w:val="none"/>
+                <w:sz w:val="22"/>
+                <w:szCs w:val="22"/>
+                <w:color w:val="000000"/>
+              </w:rPr>
+              <w:t xml:space="preserve">0.033</w:t>
             </w:r>
           </w:p>
         </w:tc>
@@ -13661,113 +13661,113 @@
                 <w:szCs w:val="22"/>
                 <w:color w:val="000000"/>
               </w:rPr>
-              <w:t xml:space="preserve">1.16</w:t>
-            </w:r>
-          </w:p>
-        </w:tc>
-        <w:tc>
-          <w:tcPr>
-            <w:tcBorders>
-              <w:bottom w:val="none" w:sz="0" w:space="0" w:color="000000"/>
-              <w:top w:val="none" w:sz="0" w:space="0" w:color="000000"/>
-              <w:left w:val="none" w:sz="0" w:space="0" w:color="000000"/>
-              <w:right w:val="none" w:sz="0" w:space="0" w:color="000000"/>
-            </w:tcBorders>
-            <w:shd w:val="clear" w:color="auto" w:fill="FFFFFF"/>
-            <w:tcMar>
-              <w:top w:w="0" w:type="dxa"/>
-              <w:bottom w:w="0" w:type="dxa"/>
-              <w:left w:w="0" w:type="dxa"/>
-              <w:right w:w="0" w:type="dxa"/>
-            </w:tcMar>
-            <w:vAlign w:val="top"/>
-          </w:tcPr>
-          <w:p>
-            <w:pPr>
-              <w:pStyle w:val="Normal"/>
-              <w:jc w:val="center"/>
-              <w:pBdr>
-                <w:bottom w:val="none" w:sz="0" w:space="0" w:color="000000"/>
-                <w:top w:val="none" w:sz="0" w:space="0" w:color="000000"/>
-                <w:left w:val="none" w:sz="0" w:space="0" w:color="000000"/>
-                <w:right w:val="none" w:sz="0" w:space="0" w:color="000000"/>
-              </w:pBdr>
-              <w:spacing w:after="100" w:before="100" w:line="240"/>
-              <w:ind w:left="100" w:right="100" w:firstLine="0" w:firstLineChars="0"/>
-              <w:rPr>
-                <w:rFonts w:ascii="Helvetica" w:hAnsi="Helvetica" w:eastAsia="Helvetica" w:cs="Helvetica"/>
-                <w:i w:val="false"/>
-                <w:b w:val="false"/>
-                <w:u w:val="none"/>
-                <w:sz w:val="22"/>
-                <w:szCs w:val="22"/>
-                <w:color w:val="000000"/>
-              </w:rPr>
-            </w:pPr>
-            <w:r>
-              <w:rPr>
-                <w:rFonts w:ascii="Helvetica" w:hAnsi="Helvetica" w:eastAsia="Helvetica" w:cs="Helvetica"/>
-                <w:i w:val="false"/>
-                <w:b w:val="false"/>
-                <w:u w:val="none"/>
-                <w:sz w:val="22"/>
-                <w:szCs w:val="22"/>
-                <w:color w:val="000000"/>
-              </w:rPr>
-              <w:t xml:space="preserve">0.47, 2.87</w:t>
-            </w:r>
-          </w:p>
-        </w:tc>
-        <w:tc>
-          <w:tcPr>
-            <w:tcBorders>
-              <w:bottom w:val="none" w:sz="0" w:space="0" w:color="000000"/>
-              <w:top w:val="none" w:sz="0" w:space="0" w:color="000000"/>
-              <w:left w:val="none" w:sz="0" w:space="0" w:color="000000"/>
-              <w:right w:val="none" w:sz="0" w:space="0" w:color="000000"/>
-            </w:tcBorders>
-            <w:shd w:val="clear" w:color="auto" w:fill="FFFFFF"/>
-            <w:tcMar>
-              <w:top w:w="0" w:type="dxa"/>
-              <w:bottom w:w="0" w:type="dxa"/>
-              <w:left w:w="0" w:type="dxa"/>
-              <w:right w:w="0" w:type="dxa"/>
-            </w:tcMar>
-            <w:vAlign w:val="top"/>
-          </w:tcPr>
-          <w:p>
-            <w:pPr>
-              <w:pStyle w:val="Normal"/>
-              <w:jc w:val="center"/>
-              <w:pBdr>
-                <w:bottom w:val="none" w:sz="0" w:space="0" w:color="000000"/>
-                <w:top w:val="none" w:sz="0" w:space="0" w:color="000000"/>
-                <w:left w:val="none" w:sz="0" w:space="0" w:color="000000"/>
-                <w:right w:val="none" w:sz="0" w:space="0" w:color="000000"/>
-              </w:pBdr>
-              <w:spacing w:after="100" w:before="100" w:line="240"/>
-              <w:ind w:left="100" w:right="100" w:firstLine="0" w:firstLineChars="0"/>
-              <w:rPr>
-                <w:rFonts w:ascii="Helvetica" w:hAnsi="Helvetica" w:eastAsia="Helvetica" w:cs="Helvetica"/>
-                <w:i w:val="false"/>
-                <w:b w:val="false"/>
-                <w:u w:val="none"/>
-                <w:sz w:val="22"/>
-                <w:szCs w:val="22"/>
-                <w:color w:val="000000"/>
-              </w:rPr>
-            </w:pPr>
-            <w:r>
-              <w:rPr>
-                <w:rFonts w:ascii="Helvetica" w:hAnsi="Helvetica" w:eastAsia="Helvetica" w:cs="Helvetica"/>
-                <w:i w:val="false"/>
-                <w:b w:val="false"/>
-                <w:u w:val="none"/>
-                <w:sz w:val="22"/>
-                <w:szCs w:val="22"/>
-                <w:color w:val="000000"/>
-              </w:rPr>
-              <w:t xml:space="preserve">0.750</w:t>
+              <w:t xml:space="preserve">1.15</w:t>
+            </w:r>
+          </w:p>
+        </w:tc>
+        <w:tc>
+          <w:tcPr>
+            <w:tcBorders>
+              <w:bottom w:val="none" w:sz="0" w:space="0" w:color="000000"/>
+              <w:top w:val="none" w:sz="0" w:space="0" w:color="000000"/>
+              <w:left w:val="none" w:sz="0" w:space="0" w:color="000000"/>
+              <w:right w:val="none" w:sz="0" w:space="0" w:color="000000"/>
+            </w:tcBorders>
+            <w:shd w:val="clear" w:color="auto" w:fill="FFFFFF"/>
+            <w:tcMar>
+              <w:top w:w="0" w:type="dxa"/>
+              <w:bottom w:w="0" w:type="dxa"/>
+              <w:left w:w="0" w:type="dxa"/>
+              <w:right w:w="0" w:type="dxa"/>
+            </w:tcMar>
+            <w:vAlign w:val="top"/>
+          </w:tcPr>
+          <w:p>
+            <w:pPr>
+              <w:pStyle w:val="Normal"/>
+              <w:jc w:val="center"/>
+              <w:pBdr>
+                <w:bottom w:val="none" w:sz="0" w:space="0" w:color="000000"/>
+                <w:top w:val="none" w:sz="0" w:space="0" w:color="000000"/>
+                <w:left w:val="none" w:sz="0" w:space="0" w:color="000000"/>
+                <w:right w:val="none" w:sz="0" w:space="0" w:color="000000"/>
+              </w:pBdr>
+              <w:spacing w:after="100" w:before="100" w:line="240"/>
+              <w:ind w:left="100" w:right="100" w:firstLine="0" w:firstLineChars="0"/>
+              <w:rPr>
+                <w:rFonts w:ascii="Helvetica" w:hAnsi="Helvetica" w:eastAsia="Helvetica" w:cs="Helvetica"/>
+                <w:i w:val="false"/>
+                <w:b w:val="false"/>
+                <w:u w:val="none"/>
+                <w:sz w:val="22"/>
+                <w:szCs w:val="22"/>
+                <w:color w:val="000000"/>
+              </w:rPr>
+            </w:pPr>
+            <w:r>
+              <w:rPr>
+                <w:rFonts w:ascii="Helvetica" w:hAnsi="Helvetica" w:eastAsia="Helvetica" w:cs="Helvetica"/>
+                <w:i w:val="false"/>
+                <w:b w:val="false"/>
+                <w:u w:val="none"/>
+                <w:sz w:val="22"/>
+                <w:szCs w:val="22"/>
+                <w:color w:val="000000"/>
+              </w:rPr>
+              <w:t xml:space="preserve">0.46, 2.86</w:t>
+            </w:r>
+          </w:p>
+        </w:tc>
+        <w:tc>
+          <w:tcPr>
+            <w:tcBorders>
+              <w:bottom w:val="none" w:sz="0" w:space="0" w:color="000000"/>
+              <w:top w:val="none" w:sz="0" w:space="0" w:color="000000"/>
+              <w:left w:val="none" w:sz="0" w:space="0" w:color="000000"/>
+              <w:right w:val="none" w:sz="0" w:space="0" w:color="000000"/>
+            </w:tcBorders>
+            <w:shd w:val="clear" w:color="auto" w:fill="FFFFFF"/>
+            <w:tcMar>
+              <w:top w:w="0" w:type="dxa"/>
+              <w:bottom w:w="0" w:type="dxa"/>
+              <w:left w:w="0" w:type="dxa"/>
+              <w:right w:w="0" w:type="dxa"/>
+            </w:tcMar>
+            <w:vAlign w:val="top"/>
+          </w:tcPr>
+          <w:p>
+            <w:pPr>
+              <w:pStyle w:val="Normal"/>
+              <w:jc w:val="center"/>
+              <w:pBdr>
+                <w:bottom w:val="none" w:sz="0" w:space="0" w:color="000000"/>
+                <w:top w:val="none" w:sz="0" w:space="0" w:color="000000"/>
+                <w:left w:val="none" w:sz="0" w:space="0" w:color="000000"/>
+                <w:right w:val="none" w:sz="0" w:space="0" w:color="000000"/>
+              </w:pBdr>
+              <w:spacing w:after="100" w:before="100" w:line="240"/>
+              <w:ind w:left="100" w:right="100" w:firstLine="0" w:firstLineChars="0"/>
+              <w:rPr>
+                <w:rFonts w:ascii="Helvetica" w:hAnsi="Helvetica" w:eastAsia="Helvetica" w:cs="Helvetica"/>
+                <w:i w:val="false"/>
+                <w:b w:val="false"/>
+                <w:u w:val="none"/>
+                <w:sz w:val="22"/>
+                <w:szCs w:val="22"/>
+                <w:color w:val="000000"/>
+              </w:rPr>
+            </w:pPr>
+            <w:r>
+              <w:rPr>
+                <w:rFonts w:ascii="Helvetica" w:hAnsi="Helvetica" w:eastAsia="Helvetica" w:cs="Helvetica"/>
+                <w:i w:val="false"/>
+                <w:b w:val="false"/>
+                <w:u w:val="none"/>
+                <w:sz w:val="22"/>
+                <w:szCs w:val="22"/>
+                <w:color w:val="000000"/>
+              </w:rPr>
+              <w:t xml:space="preserve">0.760</w:t>
             </w:r>
           </w:p>
         </w:tc>
@@ -14144,113 +14144,113 @@
                 <w:szCs w:val="22"/>
                 <w:color w:val="000000"/>
               </w:rPr>
-              <w:t xml:space="preserve">2.41</w:t>
-            </w:r>
-          </w:p>
-        </w:tc>
-        <w:tc>
-          <w:tcPr>
-            <w:tcBorders>
-              <w:bottom w:val="none" w:sz="0" w:space="0" w:color="000000"/>
-              <w:top w:val="none" w:sz="0" w:space="0" w:color="000000"/>
-              <w:left w:val="none" w:sz="0" w:space="0" w:color="000000"/>
-              <w:right w:val="none" w:sz="0" w:space="0" w:color="000000"/>
-            </w:tcBorders>
-            <w:shd w:val="clear" w:color="auto" w:fill="FFFFFF"/>
-            <w:tcMar>
-              <w:top w:w="0" w:type="dxa"/>
-              <w:bottom w:w="0" w:type="dxa"/>
-              <w:left w:w="0" w:type="dxa"/>
-              <w:right w:w="0" w:type="dxa"/>
-            </w:tcMar>
-            <w:vAlign w:val="top"/>
-          </w:tcPr>
-          <w:p>
-            <w:pPr>
-              <w:pStyle w:val="Normal"/>
-              <w:jc w:val="center"/>
-              <w:pBdr>
-                <w:bottom w:val="none" w:sz="0" w:space="0" w:color="000000"/>
-                <w:top w:val="none" w:sz="0" w:space="0" w:color="000000"/>
-                <w:left w:val="none" w:sz="0" w:space="0" w:color="000000"/>
-                <w:right w:val="none" w:sz="0" w:space="0" w:color="000000"/>
-              </w:pBdr>
-              <w:spacing w:after="100" w:before="100" w:line="240"/>
-              <w:ind w:left="100" w:right="100" w:firstLine="0" w:firstLineChars="0"/>
-              <w:rPr>
-                <w:rFonts w:ascii="Helvetica" w:hAnsi="Helvetica" w:eastAsia="Helvetica" w:cs="Helvetica"/>
-                <w:i w:val="false"/>
-                <w:b w:val="false"/>
-                <w:u w:val="none"/>
-                <w:sz w:val="22"/>
-                <w:szCs w:val="22"/>
-                <w:color w:val="000000"/>
-              </w:rPr>
-            </w:pPr>
-            <w:r>
-              <w:rPr>
-                <w:rFonts w:ascii="Helvetica" w:hAnsi="Helvetica" w:eastAsia="Helvetica" w:cs="Helvetica"/>
-                <w:i w:val="false"/>
-                <w:b w:val="false"/>
-                <w:u w:val="none"/>
-                <w:sz w:val="22"/>
-                <w:szCs w:val="22"/>
-                <w:color w:val="000000"/>
-              </w:rPr>
-              <w:t xml:space="preserve">0.88, 6.59</w:t>
-            </w:r>
-          </w:p>
-        </w:tc>
-        <w:tc>
-          <w:tcPr>
-            <w:tcBorders>
-              <w:bottom w:val="none" w:sz="0" w:space="0" w:color="000000"/>
-              <w:top w:val="none" w:sz="0" w:space="0" w:color="000000"/>
-              <w:left w:val="none" w:sz="0" w:space="0" w:color="000000"/>
-              <w:right w:val="none" w:sz="0" w:space="0" w:color="000000"/>
-            </w:tcBorders>
-            <w:shd w:val="clear" w:color="auto" w:fill="FFFFFF"/>
-            <w:tcMar>
-              <w:top w:w="0" w:type="dxa"/>
-              <w:bottom w:w="0" w:type="dxa"/>
-              <w:left w:w="0" w:type="dxa"/>
-              <w:right w:w="0" w:type="dxa"/>
-            </w:tcMar>
-            <w:vAlign w:val="top"/>
-          </w:tcPr>
-          <w:p>
-            <w:pPr>
-              <w:pStyle w:val="Normal"/>
-              <w:jc w:val="center"/>
-              <w:pBdr>
-                <w:bottom w:val="none" w:sz="0" w:space="0" w:color="000000"/>
-                <w:top w:val="none" w:sz="0" w:space="0" w:color="000000"/>
-                <w:left w:val="none" w:sz="0" w:space="0" w:color="000000"/>
-                <w:right w:val="none" w:sz="0" w:space="0" w:color="000000"/>
-              </w:pBdr>
-              <w:spacing w:after="100" w:before="100" w:line="240"/>
-              <w:ind w:left="100" w:right="100" w:firstLine="0" w:firstLineChars="0"/>
-              <w:rPr>
-                <w:rFonts w:ascii="Helvetica" w:hAnsi="Helvetica" w:eastAsia="Helvetica" w:cs="Helvetica"/>
-                <w:i w:val="false"/>
-                <w:b w:val="false"/>
-                <w:u w:val="none"/>
-                <w:sz w:val="22"/>
-                <w:szCs w:val="22"/>
-                <w:color w:val="000000"/>
-              </w:rPr>
-            </w:pPr>
-            <w:r>
-              <w:rPr>
-                <w:rFonts w:ascii="Helvetica" w:hAnsi="Helvetica" w:eastAsia="Helvetica" w:cs="Helvetica"/>
-                <w:i w:val="false"/>
-                <w:b w:val="false"/>
-                <w:u w:val="none"/>
-                <w:sz w:val="22"/>
-                <w:szCs w:val="22"/>
-                <w:color w:val="000000"/>
-              </w:rPr>
-              <w:t xml:space="preserve">0.085</w:t>
+              <w:t xml:space="preserve">2.45</w:t>
+            </w:r>
+          </w:p>
+        </w:tc>
+        <w:tc>
+          <w:tcPr>
+            <w:tcBorders>
+              <w:bottom w:val="none" w:sz="0" w:space="0" w:color="000000"/>
+              <w:top w:val="none" w:sz="0" w:space="0" w:color="000000"/>
+              <w:left w:val="none" w:sz="0" w:space="0" w:color="000000"/>
+              <w:right w:val="none" w:sz="0" w:space="0" w:color="000000"/>
+            </w:tcBorders>
+            <w:shd w:val="clear" w:color="auto" w:fill="FFFFFF"/>
+            <w:tcMar>
+              <w:top w:w="0" w:type="dxa"/>
+              <w:bottom w:w="0" w:type="dxa"/>
+              <w:left w:w="0" w:type="dxa"/>
+              <w:right w:w="0" w:type="dxa"/>
+            </w:tcMar>
+            <w:vAlign w:val="top"/>
+          </w:tcPr>
+          <w:p>
+            <w:pPr>
+              <w:pStyle w:val="Normal"/>
+              <w:jc w:val="center"/>
+              <w:pBdr>
+                <w:bottom w:val="none" w:sz="0" w:space="0" w:color="000000"/>
+                <w:top w:val="none" w:sz="0" w:space="0" w:color="000000"/>
+                <w:left w:val="none" w:sz="0" w:space="0" w:color="000000"/>
+                <w:right w:val="none" w:sz="0" w:space="0" w:color="000000"/>
+              </w:pBdr>
+              <w:spacing w:after="100" w:before="100" w:line="240"/>
+              <w:ind w:left="100" w:right="100" w:firstLine="0" w:firstLineChars="0"/>
+              <w:rPr>
+                <w:rFonts w:ascii="Helvetica" w:hAnsi="Helvetica" w:eastAsia="Helvetica" w:cs="Helvetica"/>
+                <w:i w:val="false"/>
+                <w:b w:val="false"/>
+                <w:u w:val="none"/>
+                <w:sz w:val="22"/>
+                <w:szCs w:val="22"/>
+                <w:color w:val="000000"/>
+              </w:rPr>
+            </w:pPr>
+            <w:r>
+              <w:rPr>
+                <w:rFonts w:ascii="Helvetica" w:hAnsi="Helvetica" w:eastAsia="Helvetica" w:cs="Helvetica"/>
+                <w:i w:val="false"/>
+                <w:b w:val="false"/>
+                <w:u w:val="none"/>
+                <w:sz w:val="22"/>
+                <w:szCs w:val="22"/>
+                <w:color w:val="000000"/>
+              </w:rPr>
+              <w:t xml:space="preserve">0.90, 6.70</w:t>
+            </w:r>
+          </w:p>
+        </w:tc>
+        <w:tc>
+          <w:tcPr>
+            <w:tcBorders>
+              <w:bottom w:val="none" w:sz="0" w:space="0" w:color="000000"/>
+              <w:top w:val="none" w:sz="0" w:space="0" w:color="000000"/>
+              <w:left w:val="none" w:sz="0" w:space="0" w:color="000000"/>
+              <w:right w:val="none" w:sz="0" w:space="0" w:color="000000"/>
+            </w:tcBorders>
+            <w:shd w:val="clear" w:color="auto" w:fill="FFFFFF"/>
+            <w:tcMar>
+              <w:top w:w="0" w:type="dxa"/>
+              <w:bottom w:w="0" w:type="dxa"/>
+              <w:left w:w="0" w:type="dxa"/>
+              <w:right w:w="0" w:type="dxa"/>
+            </w:tcMar>
+            <w:vAlign w:val="top"/>
+          </w:tcPr>
+          <w:p>
+            <w:pPr>
+              <w:pStyle w:val="Normal"/>
+              <w:jc w:val="center"/>
+              <w:pBdr>
+                <w:bottom w:val="none" w:sz="0" w:space="0" w:color="000000"/>
+                <w:top w:val="none" w:sz="0" w:space="0" w:color="000000"/>
+                <w:left w:val="none" w:sz="0" w:space="0" w:color="000000"/>
+                <w:right w:val="none" w:sz="0" w:space="0" w:color="000000"/>
+              </w:pBdr>
+              <w:spacing w:after="100" w:before="100" w:line="240"/>
+              <w:ind w:left="100" w:right="100" w:firstLine="0" w:firstLineChars="0"/>
+              <w:rPr>
+                <w:rFonts w:ascii="Helvetica" w:hAnsi="Helvetica" w:eastAsia="Helvetica" w:cs="Helvetica"/>
+                <w:i w:val="false"/>
+                <w:b w:val="false"/>
+                <w:u w:val="none"/>
+                <w:sz w:val="22"/>
+                <w:szCs w:val="22"/>
+                <w:color w:val="000000"/>
+              </w:rPr>
+            </w:pPr>
+            <w:r>
+              <w:rPr>
+                <w:rFonts w:ascii="Helvetica" w:hAnsi="Helvetica" w:eastAsia="Helvetica" w:cs="Helvetica"/>
+                <w:i w:val="false"/>
+                <w:b w:val="false"/>
+                <w:u w:val="none"/>
+                <w:sz w:val="22"/>
+                <w:szCs w:val="22"/>
+                <w:color w:val="000000"/>
+              </w:rPr>
+              <w:t xml:space="preserve">0.079</w:t>
             </w:r>
           </w:p>
         </w:tc>
@@ -14627,113 +14627,113 @@
                 <w:szCs w:val="22"/>
                 <w:color w:val="000000"/>
               </w:rPr>
-              <w:t xml:space="preserve">0.82</w:t>
-            </w:r>
-          </w:p>
-        </w:tc>
-        <w:tc>
-          <w:tcPr>
-            <w:tcBorders>
-              <w:bottom w:val="none" w:sz="0" w:space="0" w:color="000000"/>
-              <w:top w:val="none" w:sz="0" w:space="0" w:color="000000"/>
-              <w:left w:val="none" w:sz="0" w:space="0" w:color="000000"/>
-              <w:right w:val="none" w:sz="0" w:space="0" w:color="000000"/>
-            </w:tcBorders>
-            <w:shd w:val="clear" w:color="auto" w:fill="FFFFFF"/>
-            <w:tcMar>
-              <w:top w:w="0" w:type="dxa"/>
-              <w:bottom w:w="0" w:type="dxa"/>
-              <w:left w:w="0" w:type="dxa"/>
-              <w:right w:w="0" w:type="dxa"/>
-            </w:tcMar>
-            <w:vAlign w:val="top"/>
-          </w:tcPr>
-          <w:p>
-            <w:pPr>
-              <w:pStyle w:val="Normal"/>
-              <w:jc w:val="center"/>
-              <w:pBdr>
-                <w:bottom w:val="none" w:sz="0" w:space="0" w:color="000000"/>
-                <w:top w:val="none" w:sz="0" w:space="0" w:color="000000"/>
-                <w:left w:val="none" w:sz="0" w:space="0" w:color="000000"/>
-                <w:right w:val="none" w:sz="0" w:space="0" w:color="000000"/>
-              </w:pBdr>
-              <w:spacing w:after="100" w:before="100" w:line="240"/>
-              <w:ind w:left="100" w:right="100" w:firstLine="0" w:firstLineChars="0"/>
-              <w:rPr>
-                <w:rFonts w:ascii="Helvetica" w:hAnsi="Helvetica" w:eastAsia="Helvetica" w:cs="Helvetica"/>
-                <w:i w:val="false"/>
-                <w:b w:val="false"/>
-                <w:u w:val="none"/>
-                <w:sz w:val="22"/>
-                <w:szCs w:val="22"/>
-                <w:color w:val="000000"/>
-              </w:rPr>
-            </w:pPr>
-            <w:r>
-              <w:rPr>
-                <w:rFonts w:ascii="Helvetica" w:hAnsi="Helvetica" w:eastAsia="Helvetica" w:cs="Helvetica"/>
-                <w:i w:val="false"/>
-                <w:b w:val="false"/>
-                <w:u w:val="none"/>
-                <w:sz w:val="22"/>
-                <w:szCs w:val="22"/>
-                <w:color w:val="000000"/>
-              </w:rPr>
-              <w:t xml:space="preserve">0.33, 2.05</w:t>
-            </w:r>
-          </w:p>
-        </w:tc>
-        <w:tc>
-          <w:tcPr>
-            <w:tcBorders>
-              <w:bottom w:val="none" w:sz="0" w:space="0" w:color="000000"/>
-              <w:top w:val="none" w:sz="0" w:space="0" w:color="000000"/>
-              <w:left w:val="none" w:sz="0" w:space="0" w:color="000000"/>
-              <w:right w:val="none" w:sz="0" w:space="0" w:color="000000"/>
-            </w:tcBorders>
-            <w:shd w:val="clear" w:color="auto" w:fill="FFFFFF"/>
-            <w:tcMar>
-              <w:top w:w="0" w:type="dxa"/>
-              <w:bottom w:w="0" w:type="dxa"/>
-              <w:left w:w="0" w:type="dxa"/>
-              <w:right w:w="0" w:type="dxa"/>
-            </w:tcMar>
-            <w:vAlign w:val="top"/>
-          </w:tcPr>
-          <w:p>
-            <w:pPr>
-              <w:pStyle w:val="Normal"/>
-              <w:jc w:val="center"/>
-              <w:pBdr>
-                <w:bottom w:val="none" w:sz="0" w:space="0" w:color="000000"/>
-                <w:top w:val="none" w:sz="0" w:space="0" w:color="000000"/>
-                <w:left w:val="none" w:sz="0" w:space="0" w:color="000000"/>
-                <w:right w:val="none" w:sz="0" w:space="0" w:color="000000"/>
-              </w:pBdr>
-              <w:spacing w:after="100" w:before="100" w:line="240"/>
-              <w:ind w:left="100" w:right="100" w:firstLine="0" w:firstLineChars="0"/>
-              <w:rPr>
-                <w:rFonts w:ascii="Helvetica" w:hAnsi="Helvetica" w:eastAsia="Helvetica" w:cs="Helvetica"/>
-                <w:i w:val="false"/>
-                <w:b w:val="false"/>
-                <w:u w:val="none"/>
-                <w:sz w:val="22"/>
-                <w:szCs w:val="22"/>
-                <w:color w:val="000000"/>
-              </w:rPr>
-            </w:pPr>
-            <w:r>
-              <w:rPr>
-                <w:rFonts w:ascii="Helvetica" w:hAnsi="Helvetica" w:eastAsia="Helvetica" w:cs="Helvetica"/>
-                <w:i w:val="false"/>
-                <w:b w:val="false"/>
-                <w:u w:val="none"/>
-                <w:sz w:val="22"/>
-                <w:szCs w:val="22"/>
-                <w:color w:val="000000"/>
-              </w:rPr>
-              <w:t xml:space="preserve">0.670</w:t>
+              <w:t xml:space="preserve">0.84</w:t>
+            </w:r>
+          </w:p>
+        </w:tc>
+        <w:tc>
+          <w:tcPr>
+            <w:tcBorders>
+              <w:bottom w:val="none" w:sz="0" w:space="0" w:color="000000"/>
+              <w:top w:val="none" w:sz="0" w:space="0" w:color="000000"/>
+              <w:left w:val="none" w:sz="0" w:space="0" w:color="000000"/>
+              <w:right w:val="none" w:sz="0" w:space="0" w:color="000000"/>
+            </w:tcBorders>
+            <w:shd w:val="clear" w:color="auto" w:fill="FFFFFF"/>
+            <w:tcMar>
+              <w:top w:w="0" w:type="dxa"/>
+              <w:bottom w:w="0" w:type="dxa"/>
+              <w:left w:w="0" w:type="dxa"/>
+              <w:right w:w="0" w:type="dxa"/>
+            </w:tcMar>
+            <w:vAlign w:val="top"/>
+          </w:tcPr>
+          <w:p>
+            <w:pPr>
+              <w:pStyle w:val="Normal"/>
+              <w:jc w:val="center"/>
+              <w:pBdr>
+                <w:bottom w:val="none" w:sz="0" w:space="0" w:color="000000"/>
+                <w:top w:val="none" w:sz="0" w:space="0" w:color="000000"/>
+                <w:left w:val="none" w:sz="0" w:space="0" w:color="000000"/>
+                <w:right w:val="none" w:sz="0" w:space="0" w:color="000000"/>
+              </w:pBdr>
+              <w:spacing w:after="100" w:before="100" w:line="240"/>
+              <w:ind w:left="100" w:right="100" w:firstLine="0" w:firstLineChars="0"/>
+              <w:rPr>
+                <w:rFonts w:ascii="Helvetica" w:hAnsi="Helvetica" w:eastAsia="Helvetica" w:cs="Helvetica"/>
+                <w:i w:val="false"/>
+                <w:b w:val="false"/>
+                <w:u w:val="none"/>
+                <w:sz w:val="22"/>
+                <w:szCs w:val="22"/>
+                <w:color w:val="000000"/>
+              </w:rPr>
+            </w:pPr>
+            <w:r>
+              <w:rPr>
+                <w:rFonts w:ascii="Helvetica" w:hAnsi="Helvetica" w:eastAsia="Helvetica" w:cs="Helvetica"/>
+                <w:i w:val="false"/>
+                <w:b w:val="false"/>
+                <w:u w:val="none"/>
+                <w:sz w:val="22"/>
+                <w:szCs w:val="22"/>
+                <w:color w:val="000000"/>
+              </w:rPr>
+              <w:t xml:space="preserve">0.34, 2.12</w:t>
+            </w:r>
+          </w:p>
+        </w:tc>
+        <w:tc>
+          <w:tcPr>
+            <w:tcBorders>
+              <w:bottom w:val="none" w:sz="0" w:space="0" w:color="000000"/>
+              <w:top w:val="none" w:sz="0" w:space="0" w:color="000000"/>
+              <w:left w:val="none" w:sz="0" w:space="0" w:color="000000"/>
+              <w:right w:val="none" w:sz="0" w:space="0" w:color="000000"/>
+            </w:tcBorders>
+            <w:shd w:val="clear" w:color="auto" w:fill="FFFFFF"/>
+            <w:tcMar>
+              <w:top w:w="0" w:type="dxa"/>
+              <w:bottom w:w="0" w:type="dxa"/>
+              <w:left w:w="0" w:type="dxa"/>
+              <w:right w:w="0" w:type="dxa"/>
+            </w:tcMar>
+            <w:vAlign w:val="top"/>
+          </w:tcPr>
+          <w:p>
+            <w:pPr>
+              <w:pStyle w:val="Normal"/>
+              <w:jc w:val="center"/>
+              <w:pBdr>
+                <w:bottom w:val="none" w:sz="0" w:space="0" w:color="000000"/>
+                <w:top w:val="none" w:sz="0" w:space="0" w:color="000000"/>
+                <w:left w:val="none" w:sz="0" w:space="0" w:color="000000"/>
+                <w:right w:val="none" w:sz="0" w:space="0" w:color="000000"/>
+              </w:pBdr>
+              <w:spacing w:after="100" w:before="100" w:line="240"/>
+              <w:ind w:left="100" w:right="100" w:firstLine="0" w:firstLineChars="0"/>
+              <w:rPr>
+                <w:rFonts w:ascii="Helvetica" w:hAnsi="Helvetica" w:eastAsia="Helvetica" w:cs="Helvetica"/>
+                <w:i w:val="false"/>
+                <w:b w:val="false"/>
+                <w:u w:val="none"/>
+                <w:sz w:val="22"/>
+                <w:szCs w:val="22"/>
+                <w:color w:val="000000"/>
+              </w:rPr>
+            </w:pPr>
+            <w:r>
+              <w:rPr>
+                <w:rFonts w:ascii="Helvetica" w:hAnsi="Helvetica" w:eastAsia="Helvetica" w:cs="Helvetica"/>
+                <w:i w:val="false"/>
+                <w:b w:val="false"/>
+                <w:u w:val="none"/>
+                <w:sz w:val="22"/>
+                <w:szCs w:val="22"/>
+                <w:color w:val="000000"/>
+              </w:rPr>
+              <w:t xml:space="preserve">0.720</w:t>
             </w:r>
           </w:p>
         </w:tc>
@@ -15110,120 +15110,120 @@
                 <w:szCs w:val="22"/>
                 <w:color w:val="000000"/>
               </w:rPr>
-              <w:t xml:space="preserve">1.05</w:t>
-            </w:r>
-          </w:p>
-        </w:tc>
-        <w:tc>
-          <w:tcPr>
-            <w:tcBorders>
-              <w:bottom w:val="none" w:sz="0" w:space="0" w:color="000000"/>
-              <w:top w:val="none" w:sz="0" w:space="0" w:color="000000"/>
-              <w:left w:val="none" w:sz="0" w:space="0" w:color="000000"/>
-              <w:right w:val="none" w:sz="0" w:space="0" w:color="000000"/>
-            </w:tcBorders>
-            <w:shd w:val="clear" w:color="auto" w:fill="FFFFFF"/>
-            <w:tcMar>
-              <w:top w:w="0" w:type="dxa"/>
-              <w:bottom w:w="0" w:type="dxa"/>
-              <w:left w:w="0" w:type="dxa"/>
-              <w:right w:w="0" w:type="dxa"/>
-            </w:tcMar>
-            <w:vAlign w:val="top"/>
-          </w:tcPr>
-          <w:p>
-            <w:pPr>
-              <w:pStyle w:val="Normal"/>
-              <w:jc w:val="center"/>
-              <w:pBdr>
-                <w:bottom w:val="none" w:sz="0" w:space="0" w:color="000000"/>
-                <w:top w:val="none" w:sz="0" w:space="0" w:color="000000"/>
-                <w:left w:val="none" w:sz="0" w:space="0" w:color="000000"/>
-                <w:right w:val="none" w:sz="0" w:space="0" w:color="000000"/>
-              </w:pBdr>
-              <w:spacing w:after="100" w:before="100" w:line="240"/>
-              <w:ind w:left="100" w:right="100" w:firstLine="0" w:firstLineChars="0"/>
-              <w:rPr>
-                <w:rFonts w:ascii="Helvetica" w:hAnsi="Helvetica" w:eastAsia="Helvetica" w:cs="Helvetica"/>
-                <w:i w:val="false"/>
-                <w:b w:val="false"/>
-                <w:u w:val="none"/>
-                <w:sz w:val="22"/>
-                <w:szCs w:val="22"/>
-                <w:color w:val="000000"/>
-              </w:rPr>
-            </w:pPr>
-            <w:r>
-              <w:rPr>
-                <w:rFonts w:ascii="Helvetica" w:hAnsi="Helvetica" w:eastAsia="Helvetica" w:cs="Helvetica"/>
-                <w:i w:val="false"/>
-                <w:b w:val="false"/>
-                <w:u w:val="none"/>
-                <w:sz w:val="22"/>
-                <w:szCs w:val="22"/>
-                <w:color w:val="000000"/>
-              </w:rPr>
-              <w:t xml:space="preserve">0.59, 1.87</w:t>
-            </w:r>
-          </w:p>
-        </w:tc>
-        <w:tc>
-          <w:tcPr>
-            <w:tcBorders>
-              <w:bottom w:val="none" w:sz="0" w:space="0" w:color="000000"/>
-              <w:top w:val="none" w:sz="0" w:space="0" w:color="000000"/>
-              <w:left w:val="none" w:sz="0" w:space="0" w:color="000000"/>
-              <w:right w:val="none" w:sz="0" w:space="0" w:color="000000"/>
-            </w:tcBorders>
-            <w:shd w:val="clear" w:color="auto" w:fill="FFFFFF"/>
-            <w:tcMar>
-              <w:top w:w="0" w:type="dxa"/>
-              <w:bottom w:w="0" w:type="dxa"/>
-              <w:left w:w="0" w:type="dxa"/>
-              <w:right w:w="0" w:type="dxa"/>
-            </w:tcMar>
-            <w:vAlign w:val="top"/>
-          </w:tcPr>
-          <w:p>
-            <w:pPr>
-              <w:pStyle w:val="Normal"/>
-              <w:jc w:val="center"/>
-              <w:pBdr>
-                <w:bottom w:val="none" w:sz="0" w:space="0" w:color="000000"/>
-                <w:top w:val="none" w:sz="0" w:space="0" w:color="000000"/>
-                <w:left w:val="none" w:sz="0" w:space="0" w:color="000000"/>
-                <w:right w:val="none" w:sz="0" w:space="0" w:color="000000"/>
-              </w:pBdr>
-              <w:spacing w:after="100" w:before="100" w:line="240"/>
-              <w:ind w:left="100" w:right="100" w:firstLine="0" w:firstLineChars="0"/>
-              <w:rPr>
-                <w:rFonts w:ascii="Helvetica" w:hAnsi="Helvetica" w:eastAsia="Helvetica" w:cs="Helvetica"/>
-                <w:i w:val="false"/>
-                <w:b w:val="false"/>
-                <w:u w:val="none"/>
-                <w:sz w:val="22"/>
-                <w:szCs w:val="22"/>
-                <w:color w:val="000000"/>
-              </w:rPr>
-            </w:pPr>
-            <w:r>
-              <w:rPr>
-                <w:rFonts w:ascii="Helvetica" w:hAnsi="Helvetica" w:eastAsia="Helvetica" w:cs="Helvetica"/>
-                <w:i w:val="false"/>
-                <w:b w:val="false"/>
-                <w:u w:val="none"/>
-                <w:sz w:val="22"/>
-                <w:szCs w:val="22"/>
-                <w:color w:val="000000"/>
-              </w:rPr>
-              <w:t xml:space="preserve">0.860</w:t>
+              <w:t xml:space="preserve">1.07</w:t>
+            </w:r>
+          </w:p>
+        </w:tc>
+        <w:tc>
+          <w:tcPr>
+            <w:tcBorders>
+              <w:bottom w:val="none" w:sz="0" w:space="0" w:color="000000"/>
+              <w:top w:val="none" w:sz="0" w:space="0" w:color="000000"/>
+              <w:left w:val="none" w:sz="0" w:space="0" w:color="000000"/>
+              <w:right w:val="none" w:sz="0" w:space="0" w:color="000000"/>
+            </w:tcBorders>
+            <w:shd w:val="clear" w:color="auto" w:fill="FFFFFF"/>
+            <w:tcMar>
+              <w:top w:w="0" w:type="dxa"/>
+              <w:bottom w:w="0" w:type="dxa"/>
+              <w:left w:w="0" w:type="dxa"/>
+              <w:right w:w="0" w:type="dxa"/>
+            </w:tcMar>
+            <w:vAlign w:val="top"/>
+          </w:tcPr>
+          <w:p>
+            <w:pPr>
+              <w:pStyle w:val="Normal"/>
+              <w:jc w:val="center"/>
+              <w:pBdr>
+                <w:bottom w:val="none" w:sz="0" w:space="0" w:color="000000"/>
+                <w:top w:val="none" w:sz="0" w:space="0" w:color="000000"/>
+                <w:left w:val="none" w:sz="0" w:space="0" w:color="000000"/>
+                <w:right w:val="none" w:sz="0" w:space="0" w:color="000000"/>
+              </w:pBdr>
+              <w:spacing w:after="100" w:before="100" w:line="240"/>
+              <w:ind w:left="100" w:right="100" w:firstLine="0" w:firstLineChars="0"/>
+              <w:rPr>
+                <w:rFonts w:ascii="Helvetica" w:hAnsi="Helvetica" w:eastAsia="Helvetica" w:cs="Helvetica"/>
+                <w:i w:val="false"/>
+                <w:b w:val="false"/>
+                <w:u w:val="none"/>
+                <w:sz w:val="22"/>
+                <w:szCs w:val="22"/>
+                <w:color w:val="000000"/>
+              </w:rPr>
+            </w:pPr>
+            <w:r>
+              <w:rPr>
+                <w:rFonts w:ascii="Helvetica" w:hAnsi="Helvetica" w:eastAsia="Helvetica" w:cs="Helvetica"/>
+                <w:i w:val="false"/>
+                <w:b w:val="false"/>
+                <w:u w:val="none"/>
+                <w:sz w:val="22"/>
+                <w:szCs w:val="22"/>
+                <w:color w:val="000000"/>
+              </w:rPr>
+              <w:t xml:space="preserve">0.60, 1.89</w:t>
+            </w:r>
+          </w:p>
+        </w:tc>
+        <w:tc>
+          <w:tcPr>
+            <w:tcBorders>
+              <w:bottom w:val="none" w:sz="0" w:space="0" w:color="000000"/>
+              <w:top w:val="none" w:sz="0" w:space="0" w:color="000000"/>
+              <w:left w:val="none" w:sz="0" w:space="0" w:color="000000"/>
+              <w:right w:val="none" w:sz="0" w:space="0" w:color="000000"/>
+            </w:tcBorders>
+            <w:shd w:val="clear" w:color="auto" w:fill="FFFFFF"/>
+            <w:tcMar>
+              <w:top w:w="0" w:type="dxa"/>
+              <w:bottom w:w="0" w:type="dxa"/>
+              <w:left w:w="0" w:type="dxa"/>
+              <w:right w:w="0" w:type="dxa"/>
+            </w:tcMar>
+            <w:vAlign w:val="top"/>
+          </w:tcPr>
+          <w:p>
+            <w:pPr>
+              <w:pStyle w:val="Normal"/>
+              <w:jc w:val="center"/>
+              <w:pBdr>
+                <w:bottom w:val="none" w:sz="0" w:space="0" w:color="000000"/>
+                <w:top w:val="none" w:sz="0" w:space="0" w:color="000000"/>
+                <w:left w:val="none" w:sz="0" w:space="0" w:color="000000"/>
+                <w:right w:val="none" w:sz="0" w:space="0" w:color="000000"/>
+              </w:pBdr>
+              <w:spacing w:after="100" w:before="100" w:line="240"/>
+              <w:ind w:left="100" w:right="100" w:firstLine="0" w:firstLineChars="0"/>
+              <w:rPr>
+                <w:rFonts w:ascii="Helvetica" w:hAnsi="Helvetica" w:eastAsia="Helvetica" w:cs="Helvetica"/>
+                <w:i w:val="false"/>
+                <w:b w:val="false"/>
+                <w:u w:val="none"/>
+                <w:sz w:val="22"/>
+                <w:szCs w:val="22"/>
+                <w:color w:val="000000"/>
+              </w:rPr>
+            </w:pPr>
+            <w:r>
+              <w:rPr>
+                <w:rFonts w:ascii="Helvetica" w:hAnsi="Helvetica" w:eastAsia="Helvetica" w:cs="Helvetica"/>
+                <w:i w:val="false"/>
+                <w:b w:val="false"/>
+                <w:u w:val="none"/>
+                <w:sz w:val="22"/>
+                <w:szCs w:val="22"/>
+                <w:color w:val="000000"/>
+              </w:rPr>
+              <w:t xml:space="preserve">0.820</w:t>
             </w:r>
           </w:p>
         </w:tc>
       </w:tr>
       <w:tr>
         <w:trPr>
-          <w:trHeight w:val="597" w:hRule="auto"/>
+          <w:trHeight w:val="598" w:hRule="auto"/>
         </w:trPr>
         body31
         <w:tc>
@@ -15593,113 +15593,113 @@
                 <w:szCs w:val="22"/>
                 <w:color w:val="000000"/>
               </w:rPr>
-              <w:t xml:space="preserve">1.04</w:t>
-            </w:r>
-          </w:p>
-        </w:tc>
-        <w:tc>
-          <w:tcPr>
-            <w:tcBorders>
-              <w:bottom w:val="none" w:sz="0" w:space="0" w:color="000000"/>
-              <w:top w:val="none" w:sz="0" w:space="0" w:color="000000"/>
-              <w:left w:val="none" w:sz="0" w:space="0" w:color="000000"/>
-              <w:right w:val="none" w:sz="0" w:space="0" w:color="000000"/>
-            </w:tcBorders>
-            <w:shd w:val="clear" w:color="auto" w:fill="FFFFFF"/>
-            <w:tcMar>
-              <w:top w:w="0" w:type="dxa"/>
-              <w:bottom w:w="0" w:type="dxa"/>
-              <w:left w:w="0" w:type="dxa"/>
-              <w:right w:w="0" w:type="dxa"/>
-            </w:tcMar>
-            <w:vAlign w:val="top"/>
-          </w:tcPr>
-          <w:p>
-            <w:pPr>
-              <w:pStyle w:val="Normal"/>
-              <w:jc w:val="center"/>
-              <w:pBdr>
-                <w:bottom w:val="none" w:sz="0" w:space="0" w:color="000000"/>
-                <w:top w:val="none" w:sz="0" w:space="0" w:color="000000"/>
-                <w:left w:val="none" w:sz="0" w:space="0" w:color="000000"/>
-                <w:right w:val="none" w:sz="0" w:space="0" w:color="000000"/>
-              </w:pBdr>
-              <w:spacing w:after="100" w:before="100" w:line="240"/>
-              <w:ind w:left="100" w:right="100" w:firstLine="0" w:firstLineChars="0"/>
-              <w:rPr>
-                <w:rFonts w:ascii="Helvetica" w:hAnsi="Helvetica" w:eastAsia="Helvetica" w:cs="Helvetica"/>
-                <w:i w:val="false"/>
-                <w:b w:val="false"/>
-                <w:u w:val="none"/>
-                <w:sz w:val="22"/>
-                <w:szCs w:val="22"/>
-                <w:color w:val="000000"/>
-              </w:rPr>
-            </w:pPr>
-            <w:r>
-              <w:rPr>
-                <w:rFonts w:ascii="Helvetica" w:hAnsi="Helvetica" w:eastAsia="Helvetica" w:cs="Helvetica"/>
-                <w:i w:val="false"/>
-                <w:b w:val="false"/>
-                <w:u w:val="none"/>
-                <w:sz w:val="22"/>
-                <w:szCs w:val="22"/>
-                <w:color w:val="000000"/>
-              </w:rPr>
-              <w:t xml:space="preserve">1.00, 1.09</w:t>
-            </w:r>
-          </w:p>
-        </w:tc>
-        <w:tc>
-          <w:tcPr>
-            <w:tcBorders>
-              <w:bottom w:val="none" w:sz="0" w:space="0" w:color="000000"/>
-              <w:top w:val="none" w:sz="0" w:space="0" w:color="000000"/>
-              <w:left w:val="none" w:sz="0" w:space="0" w:color="000000"/>
-              <w:right w:val="none" w:sz="0" w:space="0" w:color="000000"/>
-            </w:tcBorders>
-            <w:shd w:val="clear" w:color="auto" w:fill="FFFFFF"/>
-            <w:tcMar>
-              <w:top w:w="0" w:type="dxa"/>
-              <w:bottom w:w="0" w:type="dxa"/>
-              <w:left w:w="0" w:type="dxa"/>
-              <w:right w:w="0" w:type="dxa"/>
-            </w:tcMar>
-            <w:vAlign w:val="top"/>
-          </w:tcPr>
-          <w:p>
-            <w:pPr>
-              <w:pStyle w:val="Normal"/>
-              <w:jc w:val="center"/>
-              <w:pBdr>
-                <w:bottom w:val="none" w:sz="0" w:space="0" w:color="000000"/>
-                <w:top w:val="none" w:sz="0" w:space="0" w:color="000000"/>
-                <w:left w:val="none" w:sz="0" w:space="0" w:color="000000"/>
-                <w:right w:val="none" w:sz="0" w:space="0" w:color="000000"/>
-              </w:pBdr>
-              <w:spacing w:after="100" w:before="100" w:line="240"/>
-              <w:ind w:left="100" w:right="100" w:firstLine="0" w:firstLineChars="0"/>
-              <w:rPr>
-                <w:rFonts w:ascii="Helvetica" w:hAnsi="Helvetica" w:eastAsia="Helvetica" w:cs="Helvetica"/>
-                <w:i w:val="false"/>
-                <w:b w:val="false"/>
-                <w:u w:val="none"/>
-                <w:sz w:val="22"/>
-                <w:szCs w:val="22"/>
-                <w:color w:val="000000"/>
-              </w:rPr>
-            </w:pPr>
-            <w:r>
-              <w:rPr>
-                <w:rFonts w:ascii="Helvetica" w:hAnsi="Helvetica" w:eastAsia="Helvetica" w:cs="Helvetica"/>
-                <w:i w:val="false"/>
-                <w:b w:val="false"/>
-                <w:u w:val="none"/>
-                <w:sz w:val="22"/>
-                <w:szCs w:val="22"/>
-                <w:color w:val="000000"/>
-              </w:rPr>
-              <w:t xml:space="preserve">0.033</w:t>
+              <w:t xml:space="preserve">1.07</w:t>
+            </w:r>
+          </w:p>
+        </w:tc>
+        <w:tc>
+          <w:tcPr>
+            <w:tcBorders>
+              <w:bottom w:val="none" w:sz="0" w:space="0" w:color="000000"/>
+              <w:top w:val="none" w:sz="0" w:space="0" w:color="000000"/>
+              <w:left w:val="none" w:sz="0" w:space="0" w:color="000000"/>
+              <w:right w:val="none" w:sz="0" w:space="0" w:color="000000"/>
+            </w:tcBorders>
+            <w:shd w:val="clear" w:color="auto" w:fill="FFFFFF"/>
+            <w:tcMar>
+              <w:top w:w="0" w:type="dxa"/>
+              <w:bottom w:w="0" w:type="dxa"/>
+              <w:left w:w="0" w:type="dxa"/>
+              <w:right w:w="0" w:type="dxa"/>
+            </w:tcMar>
+            <w:vAlign w:val="top"/>
+          </w:tcPr>
+          <w:p>
+            <w:pPr>
+              <w:pStyle w:val="Normal"/>
+              <w:jc w:val="center"/>
+              <w:pBdr>
+                <w:bottom w:val="none" w:sz="0" w:space="0" w:color="000000"/>
+                <w:top w:val="none" w:sz="0" w:space="0" w:color="000000"/>
+                <w:left w:val="none" w:sz="0" w:space="0" w:color="000000"/>
+                <w:right w:val="none" w:sz="0" w:space="0" w:color="000000"/>
+              </w:pBdr>
+              <w:spacing w:after="100" w:before="100" w:line="240"/>
+              <w:ind w:left="100" w:right="100" w:firstLine="0" w:firstLineChars="0"/>
+              <w:rPr>
+                <w:rFonts w:ascii="Helvetica" w:hAnsi="Helvetica" w:eastAsia="Helvetica" w:cs="Helvetica"/>
+                <w:i w:val="false"/>
+                <w:b w:val="false"/>
+                <w:u w:val="none"/>
+                <w:sz w:val="22"/>
+                <w:szCs w:val="22"/>
+                <w:color w:val="000000"/>
+              </w:rPr>
+            </w:pPr>
+            <w:r>
+              <w:rPr>
+                <w:rFonts w:ascii="Helvetica" w:hAnsi="Helvetica" w:eastAsia="Helvetica" w:cs="Helvetica"/>
+                <w:i w:val="false"/>
+                <w:b w:val="false"/>
+                <w:u w:val="none"/>
+                <w:sz w:val="22"/>
+                <w:szCs w:val="22"/>
+                <w:color w:val="000000"/>
+              </w:rPr>
+              <w:t xml:space="preserve">1.03, 1.12</w:t>
+            </w:r>
+          </w:p>
+        </w:tc>
+        <w:tc>
+          <w:tcPr>
+            <w:tcBorders>
+              <w:bottom w:val="none" w:sz="0" w:space="0" w:color="000000"/>
+              <w:top w:val="none" w:sz="0" w:space="0" w:color="000000"/>
+              <w:left w:val="none" w:sz="0" w:space="0" w:color="000000"/>
+              <w:right w:val="none" w:sz="0" w:space="0" w:color="000000"/>
+            </w:tcBorders>
+            <w:shd w:val="clear" w:color="auto" w:fill="FFFFFF"/>
+            <w:tcMar>
+              <w:top w:w="0" w:type="dxa"/>
+              <w:bottom w:w="0" w:type="dxa"/>
+              <w:left w:w="0" w:type="dxa"/>
+              <w:right w:w="0" w:type="dxa"/>
+            </w:tcMar>
+            <w:vAlign w:val="top"/>
+          </w:tcPr>
+          <w:p>
+            <w:pPr>
+              <w:pStyle w:val="Normal"/>
+              <w:jc w:val="center"/>
+              <w:pBdr>
+                <w:bottom w:val="none" w:sz="0" w:space="0" w:color="000000"/>
+                <w:top w:val="none" w:sz="0" w:space="0" w:color="000000"/>
+                <w:left w:val="none" w:sz="0" w:space="0" w:color="000000"/>
+                <w:right w:val="none" w:sz="0" w:space="0" w:color="000000"/>
+              </w:pBdr>
+              <w:spacing w:after="100" w:before="100" w:line="240"/>
+              <w:ind w:left="100" w:right="100" w:firstLine="0" w:firstLineChars="0"/>
+              <w:rPr>
+                <w:rFonts w:ascii="Helvetica" w:hAnsi="Helvetica" w:eastAsia="Helvetica" w:cs="Helvetica"/>
+                <w:i w:val="false"/>
+                <w:b w:val="false"/>
+                <w:u w:val="none"/>
+                <w:sz w:val="22"/>
+                <w:szCs w:val="22"/>
+                <w:color w:val="000000"/>
+              </w:rPr>
+            </w:pPr>
+            <w:r>
+              <w:rPr>
+                <w:rFonts w:ascii="Helvetica" w:hAnsi="Helvetica" w:eastAsia="Helvetica" w:cs="Helvetica"/>
+                <w:i w:val="false"/>
+                <w:b w:val="false"/>
+                <w:u w:val="none"/>
+                <w:sz w:val="22"/>
+                <w:szCs w:val="22"/>
+                <w:color w:val="000000"/>
+              </w:rPr>
+              <w:t xml:space="preserve">0.002</w:t>
             </w:r>
           </w:p>
         </w:tc>
@@ -16129,60 +16129,60 @@
                 <w:szCs w:val="22"/>
                 <w:color w:val="000000"/>
               </w:rPr>
-              <w:t xml:space="preserve">0.49, 1.23</w:t>
-            </w:r>
-          </w:p>
-        </w:tc>
-        <w:tc>
-          <w:tcPr>
-            <w:tcBorders>
-              <w:bottom w:val="none" w:sz="0" w:space="0" w:color="000000"/>
-              <w:top w:val="none" w:sz="0" w:space="0" w:color="000000"/>
-              <w:left w:val="none" w:sz="0" w:space="0" w:color="000000"/>
-              <w:right w:val="none" w:sz="0" w:space="0" w:color="000000"/>
-            </w:tcBorders>
-            <w:shd w:val="clear" w:color="auto" w:fill="FFFFFF"/>
-            <w:tcMar>
-              <w:top w:w="0" w:type="dxa"/>
-              <w:bottom w:w="0" w:type="dxa"/>
-              <w:left w:w="0" w:type="dxa"/>
-              <w:right w:w="0" w:type="dxa"/>
-            </w:tcMar>
-            <w:vAlign w:val="top"/>
-          </w:tcPr>
-          <w:p>
-            <w:pPr>
-              <w:pStyle w:val="Normal"/>
-              <w:jc w:val="center"/>
-              <w:pBdr>
-                <w:bottom w:val="none" w:sz="0" w:space="0" w:color="000000"/>
-                <w:top w:val="none" w:sz="0" w:space="0" w:color="000000"/>
-                <w:left w:val="none" w:sz="0" w:space="0" w:color="000000"/>
-                <w:right w:val="none" w:sz="0" w:space="0" w:color="000000"/>
-              </w:pBdr>
-              <w:spacing w:after="100" w:before="100" w:line="240"/>
-              <w:ind w:left="100" w:right="100" w:firstLine="0" w:firstLineChars="0"/>
-              <w:rPr>
-                <w:rFonts w:ascii="Helvetica" w:hAnsi="Helvetica" w:eastAsia="Helvetica" w:cs="Helvetica"/>
-                <w:i w:val="false"/>
-                <w:b w:val="false"/>
-                <w:u w:val="none"/>
-                <w:sz w:val="22"/>
-                <w:szCs w:val="22"/>
-                <w:color w:val="000000"/>
-              </w:rPr>
-            </w:pPr>
-            <w:r>
-              <w:rPr>
-                <w:rFonts w:ascii="Helvetica" w:hAnsi="Helvetica" w:eastAsia="Helvetica" w:cs="Helvetica"/>
-                <w:i w:val="false"/>
-                <w:b w:val="false"/>
-                <w:u w:val="none"/>
-                <w:sz w:val="22"/>
-                <w:szCs w:val="22"/>
-                <w:color w:val="000000"/>
-              </w:rPr>
-              <w:t xml:space="preserve">0.280</w:t>
+              <w:t xml:space="preserve">0.49, 1.24</w:t>
+            </w:r>
+          </w:p>
+        </w:tc>
+        <w:tc>
+          <w:tcPr>
+            <w:tcBorders>
+              <w:bottom w:val="none" w:sz="0" w:space="0" w:color="000000"/>
+              <w:top w:val="none" w:sz="0" w:space="0" w:color="000000"/>
+              <w:left w:val="none" w:sz="0" w:space="0" w:color="000000"/>
+              <w:right w:val="none" w:sz="0" w:space="0" w:color="000000"/>
+            </w:tcBorders>
+            <w:shd w:val="clear" w:color="auto" w:fill="FFFFFF"/>
+            <w:tcMar>
+              <w:top w:w="0" w:type="dxa"/>
+              <w:bottom w:w="0" w:type="dxa"/>
+              <w:left w:w="0" w:type="dxa"/>
+              <w:right w:w="0" w:type="dxa"/>
+            </w:tcMar>
+            <w:vAlign w:val="top"/>
+          </w:tcPr>
+          <w:p>
+            <w:pPr>
+              <w:pStyle w:val="Normal"/>
+              <w:jc w:val="center"/>
+              <w:pBdr>
+                <w:bottom w:val="none" w:sz="0" w:space="0" w:color="000000"/>
+                <w:top w:val="none" w:sz="0" w:space="0" w:color="000000"/>
+                <w:left w:val="none" w:sz="0" w:space="0" w:color="000000"/>
+                <w:right w:val="none" w:sz="0" w:space="0" w:color="000000"/>
+              </w:pBdr>
+              <w:spacing w:after="100" w:before="100" w:line="240"/>
+              <w:ind w:left="100" w:right="100" w:firstLine="0" w:firstLineChars="0"/>
+              <w:rPr>
+                <w:rFonts w:ascii="Helvetica" w:hAnsi="Helvetica" w:eastAsia="Helvetica" w:cs="Helvetica"/>
+                <w:i w:val="false"/>
+                <w:b w:val="false"/>
+                <w:u w:val="none"/>
+                <w:sz w:val="22"/>
+                <w:szCs w:val="22"/>
+                <w:color w:val="000000"/>
+              </w:rPr>
+            </w:pPr>
+            <w:r>
+              <w:rPr>
+                <w:rFonts w:ascii="Helvetica" w:hAnsi="Helvetica" w:eastAsia="Helvetica" w:cs="Helvetica"/>
+                <w:i w:val="false"/>
+                <w:b w:val="false"/>
+                <w:u w:val="none"/>
+                <w:sz w:val="22"/>
+                <w:szCs w:val="22"/>
+                <w:color w:val="000000"/>
+              </w:rPr>
+              <w:t xml:space="preserve">0.300</w:t>
             </w:r>
           </w:p>
         </w:tc>
@@ -16612,7 +16612,7 @@
                 <w:szCs w:val="22"/>
                 <w:color w:val="000000"/>
               </w:rPr>
-              <w:t xml:space="preserve">0.55, 37.7</w:t>
+              <w:t xml:space="preserve">0.55, 37.8</w:t>
             </w:r>
           </w:p>
         </w:tc>
@@ -17042,120 +17042,120 @@
                 <w:szCs w:val="22"/>
                 <w:color w:val="000000"/>
               </w:rPr>
-              <w:t xml:space="preserve">1.06</w:t>
-            </w:r>
-          </w:p>
-        </w:tc>
-        <w:tc>
-          <w:tcPr>
-            <w:tcBorders>
-              <w:bottom w:val="none" w:sz="0" w:space="0" w:color="000000"/>
-              <w:top w:val="none" w:sz="0" w:space="0" w:color="000000"/>
-              <w:left w:val="none" w:sz="0" w:space="0" w:color="000000"/>
-              <w:right w:val="none" w:sz="0" w:space="0" w:color="000000"/>
-            </w:tcBorders>
-            <w:shd w:val="clear" w:color="auto" w:fill="FFFFFF"/>
-            <w:tcMar>
-              <w:top w:w="0" w:type="dxa"/>
-              <w:bottom w:w="0" w:type="dxa"/>
-              <w:left w:w="0" w:type="dxa"/>
-              <w:right w:w="0" w:type="dxa"/>
-            </w:tcMar>
-            <w:vAlign w:val="top"/>
-          </w:tcPr>
-          <w:p>
-            <w:pPr>
-              <w:pStyle w:val="Normal"/>
-              <w:jc w:val="center"/>
-              <w:pBdr>
-                <w:bottom w:val="none" w:sz="0" w:space="0" w:color="000000"/>
-                <w:top w:val="none" w:sz="0" w:space="0" w:color="000000"/>
-                <w:left w:val="none" w:sz="0" w:space="0" w:color="000000"/>
-                <w:right w:val="none" w:sz="0" w:space="0" w:color="000000"/>
-              </w:pBdr>
-              <w:spacing w:after="100" w:before="100" w:line="240"/>
-              <w:ind w:left="100" w:right="100" w:firstLine="0" w:firstLineChars="0"/>
-              <w:rPr>
-                <w:rFonts w:ascii="Helvetica" w:hAnsi="Helvetica" w:eastAsia="Helvetica" w:cs="Helvetica"/>
-                <w:i w:val="false"/>
-                <w:b w:val="false"/>
-                <w:u w:val="none"/>
-                <w:sz w:val="22"/>
-                <w:szCs w:val="22"/>
-                <w:color w:val="000000"/>
-              </w:rPr>
-            </w:pPr>
-            <w:r>
-              <w:rPr>
-                <w:rFonts w:ascii="Helvetica" w:hAnsi="Helvetica" w:eastAsia="Helvetica" w:cs="Helvetica"/>
-                <w:i w:val="false"/>
-                <w:b w:val="false"/>
-                <w:u w:val="none"/>
-                <w:sz w:val="22"/>
-                <w:szCs w:val="22"/>
-                <w:color w:val="000000"/>
-              </w:rPr>
-              <w:t xml:space="preserve">0.57, 1.95</w:t>
-            </w:r>
-          </w:p>
-        </w:tc>
-        <w:tc>
-          <w:tcPr>
-            <w:tcBorders>
-              <w:bottom w:val="none" w:sz="0" w:space="0" w:color="000000"/>
-              <w:top w:val="none" w:sz="0" w:space="0" w:color="000000"/>
-              <w:left w:val="none" w:sz="0" w:space="0" w:color="000000"/>
-              <w:right w:val="none" w:sz="0" w:space="0" w:color="000000"/>
-            </w:tcBorders>
-            <w:shd w:val="clear" w:color="auto" w:fill="FFFFFF"/>
-            <w:tcMar>
-              <w:top w:w="0" w:type="dxa"/>
-              <w:bottom w:w="0" w:type="dxa"/>
-              <w:left w:w="0" w:type="dxa"/>
-              <w:right w:w="0" w:type="dxa"/>
-            </w:tcMar>
-            <w:vAlign w:val="top"/>
-          </w:tcPr>
-          <w:p>
-            <w:pPr>
-              <w:pStyle w:val="Normal"/>
-              <w:jc w:val="center"/>
-              <w:pBdr>
-                <w:bottom w:val="none" w:sz="0" w:space="0" w:color="000000"/>
-                <w:top w:val="none" w:sz="0" w:space="0" w:color="000000"/>
-                <w:left w:val="none" w:sz="0" w:space="0" w:color="000000"/>
-                <w:right w:val="none" w:sz="0" w:space="0" w:color="000000"/>
-              </w:pBdr>
-              <w:spacing w:after="100" w:before="100" w:line="240"/>
-              <w:ind w:left="100" w:right="100" w:firstLine="0" w:firstLineChars="0"/>
-              <w:rPr>
-                <w:rFonts w:ascii="Helvetica" w:hAnsi="Helvetica" w:eastAsia="Helvetica" w:cs="Helvetica"/>
-                <w:i w:val="false"/>
-                <w:b w:val="false"/>
-                <w:u w:val="none"/>
-                <w:sz w:val="22"/>
-                <w:szCs w:val="22"/>
-                <w:color w:val="000000"/>
-              </w:rPr>
-            </w:pPr>
-            <w:r>
-              <w:rPr>
-                <w:rFonts w:ascii="Helvetica" w:hAnsi="Helvetica" w:eastAsia="Helvetica" w:cs="Helvetica"/>
-                <w:i w:val="false"/>
-                <w:b w:val="false"/>
-                <w:u w:val="none"/>
-                <w:sz w:val="22"/>
-                <w:szCs w:val="22"/>
-                <w:color w:val="000000"/>
-              </w:rPr>
-              <w:t xml:space="preserve">0.850</w:t>
+              <w:t xml:space="preserve">1.07</w:t>
+            </w:r>
+          </w:p>
+        </w:tc>
+        <w:tc>
+          <w:tcPr>
+            <w:tcBorders>
+              <w:bottom w:val="none" w:sz="0" w:space="0" w:color="000000"/>
+              <w:top w:val="none" w:sz="0" w:space="0" w:color="000000"/>
+              <w:left w:val="none" w:sz="0" w:space="0" w:color="000000"/>
+              <w:right w:val="none" w:sz="0" w:space="0" w:color="000000"/>
+            </w:tcBorders>
+            <w:shd w:val="clear" w:color="auto" w:fill="FFFFFF"/>
+            <w:tcMar>
+              <w:top w:w="0" w:type="dxa"/>
+              <w:bottom w:w="0" w:type="dxa"/>
+              <w:left w:w="0" w:type="dxa"/>
+              <w:right w:w="0" w:type="dxa"/>
+            </w:tcMar>
+            <w:vAlign w:val="top"/>
+          </w:tcPr>
+          <w:p>
+            <w:pPr>
+              <w:pStyle w:val="Normal"/>
+              <w:jc w:val="center"/>
+              <w:pBdr>
+                <w:bottom w:val="none" w:sz="0" w:space="0" w:color="000000"/>
+                <w:top w:val="none" w:sz="0" w:space="0" w:color="000000"/>
+                <w:left w:val="none" w:sz="0" w:space="0" w:color="000000"/>
+                <w:right w:val="none" w:sz="0" w:space="0" w:color="000000"/>
+              </w:pBdr>
+              <w:spacing w:after="100" w:before="100" w:line="240"/>
+              <w:ind w:left="100" w:right="100" w:firstLine="0" w:firstLineChars="0"/>
+              <w:rPr>
+                <w:rFonts w:ascii="Helvetica" w:hAnsi="Helvetica" w:eastAsia="Helvetica" w:cs="Helvetica"/>
+                <w:i w:val="false"/>
+                <w:b w:val="false"/>
+                <w:u w:val="none"/>
+                <w:sz w:val="22"/>
+                <w:szCs w:val="22"/>
+                <w:color w:val="000000"/>
+              </w:rPr>
+            </w:pPr>
+            <w:r>
+              <w:rPr>
+                <w:rFonts w:ascii="Helvetica" w:hAnsi="Helvetica" w:eastAsia="Helvetica" w:cs="Helvetica"/>
+                <w:i w:val="false"/>
+                <w:b w:val="false"/>
+                <w:u w:val="none"/>
+                <w:sz w:val="22"/>
+                <w:szCs w:val="22"/>
+                <w:color w:val="000000"/>
+              </w:rPr>
+              <w:t xml:space="preserve">0.58, 1.97</w:t>
+            </w:r>
+          </w:p>
+        </w:tc>
+        <w:tc>
+          <w:tcPr>
+            <w:tcBorders>
+              <w:bottom w:val="none" w:sz="0" w:space="0" w:color="000000"/>
+              <w:top w:val="none" w:sz="0" w:space="0" w:color="000000"/>
+              <w:left w:val="none" w:sz="0" w:space="0" w:color="000000"/>
+              <w:right w:val="none" w:sz="0" w:space="0" w:color="000000"/>
+            </w:tcBorders>
+            <w:shd w:val="clear" w:color="auto" w:fill="FFFFFF"/>
+            <w:tcMar>
+              <w:top w:w="0" w:type="dxa"/>
+              <w:bottom w:w="0" w:type="dxa"/>
+              <w:left w:w="0" w:type="dxa"/>
+              <w:right w:w="0" w:type="dxa"/>
+            </w:tcMar>
+            <w:vAlign w:val="top"/>
+          </w:tcPr>
+          <w:p>
+            <w:pPr>
+              <w:pStyle w:val="Normal"/>
+              <w:jc w:val="center"/>
+              <w:pBdr>
+                <w:bottom w:val="none" w:sz="0" w:space="0" w:color="000000"/>
+                <w:top w:val="none" w:sz="0" w:space="0" w:color="000000"/>
+                <w:left w:val="none" w:sz="0" w:space="0" w:color="000000"/>
+                <w:right w:val="none" w:sz="0" w:space="0" w:color="000000"/>
+              </w:pBdr>
+              <w:spacing w:after="100" w:before="100" w:line="240"/>
+              <w:ind w:left="100" w:right="100" w:firstLine="0" w:firstLineChars="0"/>
+              <w:rPr>
+                <w:rFonts w:ascii="Helvetica" w:hAnsi="Helvetica" w:eastAsia="Helvetica" w:cs="Helvetica"/>
+                <w:i w:val="false"/>
+                <w:b w:val="false"/>
+                <w:u w:val="none"/>
+                <w:sz w:val="22"/>
+                <w:szCs w:val="22"/>
+                <w:color w:val="000000"/>
+              </w:rPr>
+            </w:pPr>
+            <w:r>
+              <w:rPr>
+                <w:rFonts w:ascii="Helvetica" w:hAnsi="Helvetica" w:eastAsia="Helvetica" w:cs="Helvetica"/>
+                <w:i w:val="false"/>
+                <w:b w:val="false"/>
+                <w:u w:val="none"/>
+                <w:sz w:val="22"/>
+                <w:szCs w:val="22"/>
+                <w:color w:val="000000"/>
+              </w:rPr>
+              <w:t xml:space="preserve">0.840</w:t>
             </w:r>
           </w:p>
         </w:tc>
       </w:tr>
       <w:tr>
         <w:trPr>
-          <w:trHeight w:val="619" w:hRule="auto"/>
+          <w:trHeight w:val="598" w:hRule="auto"/>
         </w:trPr>
         body35
         <w:tc>
@@ -17207,7 +17207,7 @@
                 <w:szCs w:val="22"/>
                 <w:color w:val="000000"/>
               </w:rPr>
-              <w:t xml:space="preserve">ckd_epi_gfr_cre_cys_unindex</w:t>
+              <w:t xml:space="preserve">cockcroft</w:t>
             </w:r>
           </w:p>
         </w:tc>
@@ -17313,7 +17313,7 @@
                 <w:szCs w:val="22"/>
                 <w:color w:val="000000"/>
               </w:rPr>
-              <w:t xml:space="preserve">0.98</w:t>
+              <w:t xml:space="preserve">0.99</w:t>
             </w:r>
           </w:p>
         </w:tc>
@@ -17578,7 +17578,7 @@
                 <w:szCs w:val="22"/>
                 <w:color w:val="000000"/>
               </w:rPr>
-              <w:t xml:space="preserve">0.97, 1.00</w:t>
+              <w:t xml:space="preserve">0.98, 1.00</w:t>
             </w:r>
           </w:p>
         </w:tc>
@@ -17631,7 +17631,7 @@
                 <w:szCs w:val="22"/>
                 <w:color w:val="000000"/>
               </w:rPr>
-              <w:t xml:space="preserve">0.029</w:t>
+              <w:t xml:space="preserve">0.005</w:t>
             </w:r>
           </w:p>
         </w:tc>

--- a/docs/tables/entire/sec5_ckd_composite.docx
+++ b/docs/tables/entire/sec5_ckd_composite.docx
@@ -1103,7 +1103,7 @@
                 <w:szCs w:val="22"/>
                 <w:color w:val="000000"/>
               </w:rPr>
-              <w:t xml:space="preserve">1.16</w:t>
+              <w:t xml:space="preserve">1.06</w:t>
             </w:r>
           </w:p>
         </w:tc>
@@ -1156,7 +1156,7 @@
                 <w:szCs w:val="22"/>
                 <w:color w:val="000000"/>
               </w:rPr>
-              <w:t xml:space="preserve">1.04, 1.30</w:t>
+              <w:t xml:space="preserve">0.94, 1.20</w:t>
             </w:r>
           </w:p>
         </w:tc>
@@ -1209,7 +1209,7 @@
                 <w:szCs w:val="22"/>
                 <w:color w:val="000000"/>
               </w:rPr>
-              <w:t xml:space="preserve">0.009</w:t>
+              <w:t xml:space="preserve">0.360</w:t>
             </w:r>
           </w:p>
         </w:tc>
@@ -1586,113 +1586,113 @@
                 <w:szCs w:val="22"/>
                 <w:color w:val="000000"/>
               </w:rPr>
-              <w:t xml:space="preserve">1.03</w:t>
-            </w:r>
-          </w:p>
-        </w:tc>
-        <w:tc>
-          <w:tcPr>
-            <w:tcBorders>
-              <w:bottom w:val="none" w:sz="0" w:space="0" w:color="000000"/>
-              <w:top w:val="none" w:sz="0" w:space="0" w:color="000000"/>
-              <w:left w:val="none" w:sz="0" w:space="0" w:color="000000"/>
-              <w:right w:val="none" w:sz="0" w:space="0" w:color="000000"/>
-            </w:tcBorders>
-            <w:shd w:val="clear" w:color="auto" w:fill="FFFFFF"/>
-            <w:tcMar>
-              <w:top w:w="0" w:type="dxa"/>
-              <w:bottom w:w="0" w:type="dxa"/>
-              <w:left w:w="0" w:type="dxa"/>
-              <w:right w:w="0" w:type="dxa"/>
-            </w:tcMar>
-            <w:vAlign w:val="top"/>
-          </w:tcPr>
-          <w:p>
-            <w:pPr>
-              <w:pStyle w:val="Normal"/>
-              <w:jc w:val="center"/>
-              <w:pBdr>
-                <w:bottom w:val="none" w:sz="0" w:space="0" w:color="000000"/>
-                <w:top w:val="none" w:sz="0" w:space="0" w:color="000000"/>
-                <w:left w:val="none" w:sz="0" w:space="0" w:color="000000"/>
-                <w:right w:val="none" w:sz="0" w:space="0" w:color="000000"/>
-              </w:pBdr>
-              <w:spacing w:after="100" w:before="100" w:line="240"/>
-              <w:ind w:left="100" w:right="100" w:firstLine="0" w:firstLineChars="0"/>
-              <w:rPr>
-                <w:rFonts w:ascii="Helvetica" w:hAnsi="Helvetica" w:eastAsia="Helvetica" w:cs="Helvetica"/>
-                <w:i w:val="false"/>
-                <w:b w:val="false"/>
-                <w:u w:val="none"/>
-                <w:sz w:val="22"/>
-                <w:szCs w:val="22"/>
-                <w:color w:val="000000"/>
-              </w:rPr>
-            </w:pPr>
-            <w:r>
-              <w:rPr>
-                <w:rFonts w:ascii="Helvetica" w:hAnsi="Helvetica" w:eastAsia="Helvetica" w:cs="Helvetica"/>
-                <w:i w:val="false"/>
-                <w:b w:val="false"/>
-                <w:u w:val="none"/>
-                <w:sz w:val="22"/>
-                <w:szCs w:val="22"/>
-                <w:color w:val="000000"/>
-              </w:rPr>
-              <w:t xml:space="preserve">1.00, 1.07</w:t>
-            </w:r>
-          </w:p>
-        </w:tc>
-        <w:tc>
-          <w:tcPr>
-            <w:tcBorders>
-              <w:bottom w:val="none" w:sz="0" w:space="0" w:color="000000"/>
-              <w:top w:val="none" w:sz="0" w:space="0" w:color="000000"/>
-              <w:left w:val="none" w:sz="0" w:space="0" w:color="000000"/>
-              <w:right w:val="none" w:sz="0" w:space="0" w:color="000000"/>
-            </w:tcBorders>
-            <w:shd w:val="clear" w:color="auto" w:fill="FFFFFF"/>
-            <w:tcMar>
-              <w:top w:w="0" w:type="dxa"/>
-              <w:bottom w:w="0" w:type="dxa"/>
-              <w:left w:w="0" w:type="dxa"/>
-              <w:right w:w="0" w:type="dxa"/>
-            </w:tcMar>
-            <w:vAlign w:val="top"/>
-          </w:tcPr>
-          <w:p>
-            <w:pPr>
-              <w:pStyle w:val="Normal"/>
-              <w:jc w:val="center"/>
-              <w:pBdr>
-                <w:bottom w:val="none" w:sz="0" w:space="0" w:color="000000"/>
-                <w:top w:val="none" w:sz="0" w:space="0" w:color="000000"/>
-                <w:left w:val="none" w:sz="0" w:space="0" w:color="000000"/>
-                <w:right w:val="none" w:sz="0" w:space="0" w:color="000000"/>
-              </w:pBdr>
-              <w:spacing w:after="100" w:before="100" w:line="240"/>
-              <w:ind w:left="100" w:right="100" w:firstLine="0" w:firstLineChars="0"/>
-              <w:rPr>
-                <w:rFonts w:ascii="Helvetica" w:hAnsi="Helvetica" w:eastAsia="Helvetica" w:cs="Helvetica"/>
-                <w:i w:val="false"/>
-                <w:b w:val="false"/>
-                <w:u w:val="none"/>
-                <w:sz w:val="22"/>
-                <w:szCs w:val="22"/>
-                <w:color w:val="000000"/>
-              </w:rPr>
-            </w:pPr>
-            <w:r>
-              <w:rPr>
-                <w:rFonts w:ascii="Helvetica" w:hAnsi="Helvetica" w:eastAsia="Helvetica" w:cs="Helvetica"/>
-                <w:i w:val="false"/>
-                <w:b w:val="false"/>
-                <w:u w:val="none"/>
-                <w:sz w:val="22"/>
-                <w:szCs w:val="22"/>
-                <w:color w:val="000000"/>
-              </w:rPr>
-              <w:t xml:space="preserve">0.043</w:t>
+              <w:t xml:space="preserve">1.05</w:t>
+            </w:r>
+          </w:p>
+        </w:tc>
+        <w:tc>
+          <w:tcPr>
+            <w:tcBorders>
+              <w:bottom w:val="none" w:sz="0" w:space="0" w:color="000000"/>
+              <w:top w:val="none" w:sz="0" w:space="0" w:color="000000"/>
+              <w:left w:val="none" w:sz="0" w:space="0" w:color="000000"/>
+              <w:right w:val="none" w:sz="0" w:space="0" w:color="000000"/>
+            </w:tcBorders>
+            <w:shd w:val="clear" w:color="auto" w:fill="FFFFFF"/>
+            <w:tcMar>
+              <w:top w:w="0" w:type="dxa"/>
+              <w:bottom w:w="0" w:type="dxa"/>
+              <w:left w:w="0" w:type="dxa"/>
+              <w:right w:w="0" w:type="dxa"/>
+            </w:tcMar>
+            <w:vAlign w:val="top"/>
+          </w:tcPr>
+          <w:p>
+            <w:pPr>
+              <w:pStyle w:val="Normal"/>
+              <w:jc w:val="center"/>
+              <w:pBdr>
+                <w:bottom w:val="none" w:sz="0" w:space="0" w:color="000000"/>
+                <w:top w:val="none" w:sz="0" w:space="0" w:color="000000"/>
+                <w:left w:val="none" w:sz="0" w:space="0" w:color="000000"/>
+                <w:right w:val="none" w:sz="0" w:space="0" w:color="000000"/>
+              </w:pBdr>
+              <w:spacing w:after="100" w:before="100" w:line="240"/>
+              <w:ind w:left="100" w:right="100" w:firstLine="0" w:firstLineChars="0"/>
+              <w:rPr>
+                <w:rFonts w:ascii="Helvetica" w:hAnsi="Helvetica" w:eastAsia="Helvetica" w:cs="Helvetica"/>
+                <w:i w:val="false"/>
+                <w:b w:val="false"/>
+                <w:u w:val="none"/>
+                <w:sz w:val="22"/>
+                <w:szCs w:val="22"/>
+                <w:color w:val="000000"/>
+              </w:rPr>
+            </w:pPr>
+            <w:r>
+              <w:rPr>
+                <w:rFonts w:ascii="Helvetica" w:hAnsi="Helvetica" w:eastAsia="Helvetica" w:cs="Helvetica"/>
+                <w:i w:val="false"/>
+                <w:b w:val="false"/>
+                <w:u w:val="none"/>
+                <w:sz w:val="22"/>
+                <w:szCs w:val="22"/>
+                <w:color w:val="000000"/>
+              </w:rPr>
+              <w:t xml:space="preserve">1.02, 1.08</w:t>
+            </w:r>
+          </w:p>
+        </w:tc>
+        <w:tc>
+          <w:tcPr>
+            <w:tcBorders>
+              <w:bottom w:val="none" w:sz="0" w:space="0" w:color="000000"/>
+              <w:top w:val="none" w:sz="0" w:space="0" w:color="000000"/>
+              <w:left w:val="none" w:sz="0" w:space="0" w:color="000000"/>
+              <w:right w:val="none" w:sz="0" w:space="0" w:color="000000"/>
+            </w:tcBorders>
+            <w:shd w:val="clear" w:color="auto" w:fill="FFFFFF"/>
+            <w:tcMar>
+              <w:top w:w="0" w:type="dxa"/>
+              <w:bottom w:w="0" w:type="dxa"/>
+              <w:left w:w="0" w:type="dxa"/>
+              <w:right w:w="0" w:type="dxa"/>
+            </w:tcMar>
+            <w:vAlign w:val="top"/>
+          </w:tcPr>
+          <w:p>
+            <w:pPr>
+              <w:pStyle w:val="Normal"/>
+              <w:jc w:val="center"/>
+              <w:pBdr>
+                <w:bottom w:val="none" w:sz="0" w:space="0" w:color="000000"/>
+                <w:top w:val="none" w:sz="0" w:space="0" w:color="000000"/>
+                <w:left w:val="none" w:sz="0" w:space="0" w:color="000000"/>
+                <w:right w:val="none" w:sz="0" w:space="0" w:color="000000"/>
+              </w:pBdr>
+              <w:spacing w:after="100" w:before="100" w:line="240"/>
+              <w:ind w:left="100" w:right="100" w:firstLine="0" w:firstLineChars="0"/>
+              <w:rPr>
+                <w:rFonts w:ascii="Helvetica" w:hAnsi="Helvetica" w:eastAsia="Helvetica" w:cs="Helvetica"/>
+                <w:i w:val="false"/>
+                <w:b w:val="false"/>
+                <w:u w:val="none"/>
+                <w:sz w:val="22"/>
+                <w:szCs w:val="22"/>
+                <w:color w:val="000000"/>
+              </w:rPr>
+            </w:pPr>
+            <w:r>
+              <w:rPr>
+                <w:rFonts w:ascii="Helvetica" w:hAnsi="Helvetica" w:eastAsia="Helvetica" w:cs="Helvetica"/>
+                <w:i w:val="false"/>
+                <w:b w:val="false"/>
+                <w:u w:val="none"/>
+                <w:sz w:val="22"/>
+                <w:szCs w:val="22"/>
+                <w:color w:val="000000"/>
+              </w:rPr>
+              <w:t xml:space="preserve">0.003</w:t>
             </w:r>
           </w:p>
         </w:tc>
@@ -3035,120 +3035,120 @@
                 <w:szCs w:val="22"/>
                 <w:color w:val="000000"/>
               </w:rPr>
-              <w:t xml:space="preserve">1.05</w:t>
-            </w:r>
-          </w:p>
-        </w:tc>
-        <w:tc>
-          <w:tcPr>
-            <w:tcBorders>
-              <w:bottom w:val="none" w:sz="0" w:space="0" w:color="000000"/>
-              <w:top w:val="none" w:sz="0" w:space="0" w:color="000000"/>
-              <w:left w:val="none" w:sz="0" w:space="0" w:color="000000"/>
-              <w:right w:val="none" w:sz="0" w:space="0" w:color="000000"/>
-            </w:tcBorders>
-            <w:shd w:val="clear" w:color="auto" w:fill="FFFFFF"/>
-            <w:tcMar>
-              <w:top w:w="0" w:type="dxa"/>
-              <w:bottom w:w="0" w:type="dxa"/>
-              <w:left w:w="0" w:type="dxa"/>
-              <w:right w:w="0" w:type="dxa"/>
-            </w:tcMar>
-            <w:vAlign w:val="top"/>
-          </w:tcPr>
-          <w:p>
-            <w:pPr>
-              <w:pStyle w:val="Normal"/>
-              <w:jc w:val="center"/>
-              <w:pBdr>
-                <w:bottom w:val="none" w:sz="0" w:space="0" w:color="000000"/>
-                <w:top w:val="none" w:sz="0" w:space="0" w:color="000000"/>
-                <w:left w:val="none" w:sz="0" w:space="0" w:color="000000"/>
-                <w:right w:val="none" w:sz="0" w:space="0" w:color="000000"/>
-              </w:pBdr>
-              <w:spacing w:after="100" w:before="100" w:line="240"/>
-              <w:ind w:left="100" w:right="100" w:firstLine="0" w:firstLineChars="0"/>
-              <w:rPr>
-                <w:rFonts w:ascii="Helvetica" w:hAnsi="Helvetica" w:eastAsia="Helvetica" w:cs="Helvetica"/>
-                <w:i w:val="false"/>
-                <w:b w:val="false"/>
-                <w:u w:val="none"/>
-                <w:sz w:val="22"/>
-                <w:szCs w:val="22"/>
-                <w:color w:val="000000"/>
-              </w:rPr>
-            </w:pPr>
-            <w:r>
-              <w:rPr>
-                <w:rFonts w:ascii="Helvetica" w:hAnsi="Helvetica" w:eastAsia="Helvetica" w:cs="Helvetica"/>
-                <w:i w:val="false"/>
-                <w:b w:val="false"/>
-                <w:u w:val="none"/>
-                <w:sz w:val="22"/>
-                <w:szCs w:val="22"/>
-                <w:color w:val="000000"/>
-              </w:rPr>
-              <w:t xml:space="preserve">0.59, 1.88</w:t>
-            </w:r>
-          </w:p>
-        </w:tc>
-        <w:tc>
-          <w:tcPr>
-            <w:tcBorders>
-              <w:bottom w:val="none" w:sz="0" w:space="0" w:color="000000"/>
-              <w:top w:val="none" w:sz="0" w:space="0" w:color="000000"/>
-              <w:left w:val="none" w:sz="0" w:space="0" w:color="000000"/>
-              <w:right w:val="none" w:sz="0" w:space="0" w:color="000000"/>
-            </w:tcBorders>
-            <w:shd w:val="clear" w:color="auto" w:fill="FFFFFF"/>
-            <w:tcMar>
-              <w:top w:w="0" w:type="dxa"/>
-              <w:bottom w:w="0" w:type="dxa"/>
-              <w:left w:w="0" w:type="dxa"/>
-              <w:right w:w="0" w:type="dxa"/>
-            </w:tcMar>
-            <w:vAlign w:val="top"/>
-          </w:tcPr>
-          <w:p>
-            <w:pPr>
-              <w:pStyle w:val="Normal"/>
-              <w:jc w:val="center"/>
-              <w:pBdr>
-                <w:bottom w:val="none" w:sz="0" w:space="0" w:color="000000"/>
-                <w:top w:val="none" w:sz="0" w:space="0" w:color="000000"/>
-                <w:left w:val="none" w:sz="0" w:space="0" w:color="000000"/>
-                <w:right w:val="none" w:sz="0" w:space="0" w:color="000000"/>
-              </w:pBdr>
-              <w:spacing w:after="100" w:before="100" w:line="240"/>
-              <w:ind w:left="100" w:right="100" w:firstLine="0" w:firstLineChars="0"/>
-              <w:rPr>
-                <w:rFonts w:ascii="Helvetica" w:hAnsi="Helvetica" w:eastAsia="Helvetica" w:cs="Helvetica"/>
-                <w:i w:val="false"/>
-                <w:b w:val="false"/>
-                <w:u w:val="none"/>
-                <w:sz w:val="22"/>
-                <w:szCs w:val="22"/>
-                <w:color w:val="000000"/>
-              </w:rPr>
-            </w:pPr>
-            <w:r>
-              <w:rPr>
-                <w:rFonts w:ascii="Helvetica" w:hAnsi="Helvetica" w:eastAsia="Helvetica" w:cs="Helvetica"/>
-                <w:i w:val="false"/>
-                <w:b w:val="false"/>
-                <w:u w:val="none"/>
-                <w:sz w:val="22"/>
-                <w:szCs w:val="22"/>
-                <w:color w:val="000000"/>
-              </w:rPr>
-              <w:t xml:space="preserve">0.860</w:t>
+              <w:t xml:space="preserve">0.95</w:t>
+            </w:r>
+          </w:p>
+        </w:tc>
+        <w:tc>
+          <w:tcPr>
+            <w:tcBorders>
+              <w:bottom w:val="none" w:sz="0" w:space="0" w:color="000000"/>
+              <w:top w:val="none" w:sz="0" w:space="0" w:color="000000"/>
+              <w:left w:val="none" w:sz="0" w:space="0" w:color="000000"/>
+              <w:right w:val="none" w:sz="0" w:space="0" w:color="000000"/>
+            </w:tcBorders>
+            <w:shd w:val="clear" w:color="auto" w:fill="FFFFFF"/>
+            <w:tcMar>
+              <w:top w:w="0" w:type="dxa"/>
+              <w:bottom w:w="0" w:type="dxa"/>
+              <w:left w:w="0" w:type="dxa"/>
+              <w:right w:w="0" w:type="dxa"/>
+            </w:tcMar>
+            <w:vAlign w:val="top"/>
+          </w:tcPr>
+          <w:p>
+            <w:pPr>
+              <w:pStyle w:val="Normal"/>
+              <w:jc w:val="center"/>
+              <w:pBdr>
+                <w:bottom w:val="none" w:sz="0" w:space="0" w:color="000000"/>
+                <w:top w:val="none" w:sz="0" w:space="0" w:color="000000"/>
+                <w:left w:val="none" w:sz="0" w:space="0" w:color="000000"/>
+                <w:right w:val="none" w:sz="0" w:space="0" w:color="000000"/>
+              </w:pBdr>
+              <w:spacing w:after="100" w:before="100" w:line="240"/>
+              <w:ind w:left="100" w:right="100" w:firstLine="0" w:firstLineChars="0"/>
+              <w:rPr>
+                <w:rFonts w:ascii="Helvetica" w:hAnsi="Helvetica" w:eastAsia="Helvetica" w:cs="Helvetica"/>
+                <w:i w:val="false"/>
+                <w:b w:val="false"/>
+                <w:u w:val="none"/>
+                <w:sz w:val="22"/>
+                <w:szCs w:val="22"/>
+                <w:color w:val="000000"/>
+              </w:rPr>
+            </w:pPr>
+            <w:r>
+              <w:rPr>
+                <w:rFonts w:ascii="Helvetica" w:hAnsi="Helvetica" w:eastAsia="Helvetica" w:cs="Helvetica"/>
+                <w:i w:val="false"/>
+                <w:b w:val="false"/>
+                <w:u w:val="none"/>
+                <w:sz w:val="22"/>
+                <w:szCs w:val="22"/>
+                <w:color w:val="000000"/>
+              </w:rPr>
+              <w:t xml:space="preserve">0.54, 1.67</w:t>
+            </w:r>
+          </w:p>
+        </w:tc>
+        <w:tc>
+          <w:tcPr>
+            <w:tcBorders>
+              <w:bottom w:val="none" w:sz="0" w:space="0" w:color="000000"/>
+              <w:top w:val="none" w:sz="0" w:space="0" w:color="000000"/>
+              <w:left w:val="none" w:sz="0" w:space="0" w:color="000000"/>
+              <w:right w:val="none" w:sz="0" w:space="0" w:color="000000"/>
+            </w:tcBorders>
+            <w:shd w:val="clear" w:color="auto" w:fill="FFFFFF"/>
+            <w:tcMar>
+              <w:top w:w="0" w:type="dxa"/>
+              <w:bottom w:w="0" w:type="dxa"/>
+              <w:left w:w="0" w:type="dxa"/>
+              <w:right w:w="0" w:type="dxa"/>
+            </w:tcMar>
+            <w:vAlign w:val="top"/>
+          </w:tcPr>
+          <w:p>
+            <w:pPr>
+              <w:pStyle w:val="Normal"/>
+              <w:jc w:val="center"/>
+              <w:pBdr>
+                <w:bottom w:val="none" w:sz="0" w:space="0" w:color="000000"/>
+                <w:top w:val="none" w:sz="0" w:space="0" w:color="000000"/>
+                <w:left w:val="none" w:sz="0" w:space="0" w:color="000000"/>
+                <w:right w:val="none" w:sz="0" w:space="0" w:color="000000"/>
+              </w:pBdr>
+              <w:spacing w:after="100" w:before="100" w:line="240"/>
+              <w:ind w:left="100" w:right="100" w:firstLine="0" w:firstLineChars="0"/>
+              <w:rPr>
+                <w:rFonts w:ascii="Helvetica" w:hAnsi="Helvetica" w:eastAsia="Helvetica" w:cs="Helvetica"/>
+                <w:i w:val="false"/>
+                <w:b w:val="false"/>
+                <w:u w:val="none"/>
+                <w:sz w:val="22"/>
+                <w:szCs w:val="22"/>
+                <w:color w:val="000000"/>
+              </w:rPr>
+            </w:pPr>
+            <w:r>
+              <w:rPr>
+                <w:rFonts w:ascii="Helvetica" w:hAnsi="Helvetica" w:eastAsia="Helvetica" w:cs="Helvetica"/>
+                <w:i w:val="false"/>
+                <w:b w:val="false"/>
+                <w:u w:val="none"/>
+                <w:sz w:val="22"/>
+                <w:szCs w:val="22"/>
+                <w:color w:val="000000"/>
+              </w:rPr>
+              <w:t xml:space="preserve">0.850</w:t>
             </w:r>
           </w:p>
         </w:tc>
       </w:tr>
       <w:tr>
         <w:trPr>
-          <w:trHeight w:val="597" w:hRule="auto"/>
+          <w:trHeight w:val="598" w:hRule="auto"/>
         </w:trPr>
         body 6
         <w:tc>
@@ -3571,60 +3571,60 @@
                 <w:szCs w:val="22"/>
                 <w:color w:val="000000"/>
               </w:rPr>
-              <w:t xml:space="preserve">0.91, 1.09</w:t>
-            </w:r>
-          </w:p>
-        </w:tc>
-        <w:tc>
-          <w:tcPr>
-            <w:tcBorders>
-              <w:bottom w:val="none" w:sz="0" w:space="0" w:color="000000"/>
-              <w:top w:val="none" w:sz="0" w:space="0" w:color="000000"/>
-              <w:left w:val="none" w:sz="0" w:space="0" w:color="000000"/>
-              <w:right w:val="none" w:sz="0" w:space="0" w:color="000000"/>
-            </w:tcBorders>
-            <w:shd w:val="clear" w:color="auto" w:fill="FFFFFF"/>
-            <w:tcMar>
-              <w:top w:w="0" w:type="dxa"/>
-              <w:bottom w:w="0" w:type="dxa"/>
-              <w:left w:w="0" w:type="dxa"/>
-              <w:right w:w="0" w:type="dxa"/>
-            </w:tcMar>
-            <w:vAlign w:val="top"/>
-          </w:tcPr>
-          <w:p>
-            <w:pPr>
-              <w:pStyle w:val="Normal"/>
-              <w:jc w:val="center"/>
-              <w:pBdr>
-                <w:bottom w:val="none" w:sz="0" w:space="0" w:color="000000"/>
-                <w:top w:val="none" w:sz="0" w:space="0" w:color="000000"/>
-                <w:left w:val="none" w:sz="0" w:space="0" w:color="000000"/>
-                <w:right w:val="none" w:sz="0" w:space="0" w:color="000000"/>
-              </w:pBdr>
-              <w:spacing w:after="100" w:before="100" w:line="240"/>
-              <w:ind w:left="100" w:right="100" w:firstLine="0" w:firstLineChars="0"/>
-              <w:rPr>
-                <w:rFonts w:ascii="Helvetica" w:hAnsi="Helvetica" w:eastAsia="Helvetica" w:cs="Helvetica"/>
-                <w:i w:val="false"/>
-                <w:b w:val="false"/>
-                <w:u w:val="none"/>
-                <w:sz w:val="22"/>
-                <w:szCs w:val="22"/>
-                <w:color w:val="000000"/>
-              </w:rPr>
-            </w:pPr>
-            <w:r>
-              <w:rPr>
-                <w:rFonts w:ascii="Helvetica" w:hAnsi="Helvetica" w:eastAsia="Helvetica" w:cs="Helvetica"/>
-                <w:i w:val="false"/>
-                <w:b w:val="false"/>
-                <w:u w:val="none"/>
-                <w:sz w:val="22"/>
-                <w:szCs w:val="22"/>
-                <w:color w:val="000000"/>
-              </w:rPr>
-              <w:t xml:space="preserve">0.870</w:t>
+              <w:t xml:space="preserve">0.91, 1.08</w:t>
+            </w:r>
+          </w:p>
+        </w:tc>
+        <w:tc>
+          <w:tcPr>
+            <w:tcBorders>
+              <w:bottom w:val="none" w:sz="0" w:space="0" w:color="000000"/>
+              <w:top w:val="none" w:sz="0" w:space="0" w:color="000000"/>
+              <w:left w:val="none" w:sz="0" w:space="0" w:color="000000"/>
+              <w:right w:val="none" w:sz="0" w:space="0" w:color="000000"/>
+            </w:tcBorders>
+            <w:shd w:val="clear" w:color="auto" w:fill="FFFFFF"/>
+            <w:tcMar>
+              <w:top w:w="0" w:type="dxa"/>
+              <w:bottom w:w="0" w:type="dxa"/>
+              <w:left w:w="0" w:type="dxa"/>
+              <w:right w:w="0" w:type="dxa"/>
+            </w:tcMar>
+            <w:vAlign w:val="top"/>
+          </w:tcPr>
+          <w:p>
+            <w:pPr>
+              <w:pStyle w:val="Normal"/>
+              <w:jc w:val="center"/>
+              <w:pBdr>
+                <w:bottom w:val="none" w:sz="0" w:space="0" w:color="000000"/>
+                <w:top w:val="none" w:sz="0" w:space="0" w:color="000000"/>
+                <w:left w:val="none" w:sz="0" w:space="0" w:color="000000"/>
+                <w:right w:val="none" w:sz="0" w:space="0" w:color="000000"/>
+              </w:pBdr>
+              <w:spacing w:after="100" w:before="100" w:line="240"/>
+              <w:ind w:left="100" w:right="100" w:firstLine="0" w:firstLineChars="0"/>
+              <w:rPr>
+                <w:rFonts w:ascii="Helvetica" w:hAnsi="Helvetica" w:eastAsia="Helvetica" w:cs="Helvetica"/>
+                <w:i w:val="false"/>
+                <w:b w:val="false"/>
+                <w:u w:val="none"/>
+                <w:sz w:val="22"/>
+                <w:szCs w:val="22"/>
+                <w:color w:val="000000"/>
+              </w:rPr>
+            </w:pPr>
+            <w:r>
+              <w:rPr>
+                <w:rFonts w:ascii="Helvetica" w:hAnsi="Helvetica" w:eastAsia="Helvetica" w:cs="Helvetica"/>
+                <w:i w:val="false"/>
+                <w:b w:val="false"/>
+                <w:u w:val="none"/>
+                <w:sz w:val="22"/>
+                <w:szCs w:val="22"/>
+                <w:color w:val="000000"/>
+              </w:rPr>
+              <w:t xml:space="preserve">0.820</w:t>
             </w:r>
           </w:p>
         </w:tc>
@@ -6416,113 +6416,113 @@
                 <w:szCs w:val="22"/>
                 <w:color w:val="000000"/>
               </w:rPr>
-              <w:t xml:space="preserve">1.36</w:t>
-            </w:r>
-          </w:p>
-        </w:tc>
-        <w:tc>
-          <w:tcPr>
-            <w:tcBorders>
-              <w:bottom w:val="none" w:sz="0" w:space="0" w:color="000000"/>
-              <w:top w:val="none" w:sz="0" w:space="0" w:color="000000"/>
-              <w:left w:val="none" w:sz="0" w:space="0" w:color="000000"/>
-              <w:right w:val="none" w:sz="0" w:space="0" w:color="000000"/>
-            </w:tcBorders>
-            <w:shd w:val="clear" w:color="auto" w:fill="FFFFFF"/>
-            <w:tcMar>
-              <w:top w:w="0" w:type="dxa"/>
-              <w:bottom w:w="0" w:type="dxa"/>
-              <w:left w:w="0" w:type="dxa"/>
-              <w:right w:w="0" w:type="dxa"/>
-            </w:tcMar>
-            <w:vAlign w:val="top"/>
-          </w:tcPr>
-          <w:p>
-            <w:pPr>
-              <w:pStyle w:val="Normal"/>
-              <w:jc w:val="center"/>
-              <w:pBdr>
-                <w:bottom w:val="none" w:sz="0" w:space="0" w:color="000000"/>
-                <w:top w:val="none" w:sz="0" w:space="0" w:color="000000"/>
-                <w:left w:val="none" w:sz="0" w:space="0" w:color="000000"/>
-                <w:right w:val="none" w:sz="0" w:space="0" w:color="000000"/>
-              </w:pBdr>
-              <w:spacing w:after="100" w:before="100" w:line="240"/>
-              <w:ind w:left="100" w:right="100" w:firstLine="0" w:firstLineChars="0"/>
-              <w:rPr>
-                <w:rFonts w:ascii="Helvetica" w:hAnsi="Helvetica" w:eastAsia="Helvetica" w:cs="Helvetica"/>
-                <w:i w:val="false"/>
-                <w:b w:val="false"/>
-                <w:u w:val="none"/>
-                <w:sz w:val="22"/>
-                <w:szCs w:val="22"/>
-                <w:color w:val="000000"/>
-              </w:rPr>
-            </w:pPr>
-            <w:r>
-              <w:rPr>
-                <w:rFonts w:ascii="Helvetica" w:hAnsi="Helvetica" w:eastAsia="Helvetica" w:cs="Helvetica"/>
-                <w:i w:val="false"/>
-                <w:b w:val="false"/>
-                <w:u w:val="none"/>
-                <w:sz w:val="22"/>
-                <w:szCs w:val="22"/>
-                <w:color w:val="000000"/>
-              </w:rPr>
-              <w:t xml:space="preserve">0.27, 6.87</w:t>
-            </w:r>
-          </w:p>
-        </w:tc>
-        <w:tc>
-          <w:tcPr>
-            <w:tcBorders>
-              <w:bottom w:val="none" w:sz="0" w:space="0" w:color="000000"/>
-              <w:top w:val="none" w:sz="0" w:space="0" w:color="000000"/>
-              <w:left w:val="none" w:sz="0" w:space="0" w:color="000000"/>
-              <w:right w:val="none" w:sz="0" w:space="0" w:color="000000"/>
-            </w:tcBorders>
-            <w:shd w:val="clear" w:color="auto" w:fill="FFFFFF"/>
-            <w:tcMar>
-              <w:top w:w="0" w:type="dxa"/>
-              <w:bottom w:w="0" w:type="dxa"/>
-              <w:left w:w="0" w:type="dxa"/>
-              <w:right w:w="0" w:type="dxa"/>
-            </w:tcMar>
-            <w:vAlign w:val="top"/>
-          </w:tcPr>
-          <w:p>
-            <w:pPr>
-              <w:pStyle w:val="Normal"/>
-              <w:jc w:val="center"/>
-              <w:pBdr>
-                <w:bottom w:val="none" w:sz="0" w:space="0" w:color="000000"/>
-                <w:top w:val="none" w:sz="0" w:space="0" w:color="000000"/>
-                <w:left w:val="none" w:sz="0" w:space="0" w:color="000000"/>
-                <w:right w:val="none" w:sz="0" w:space="0" w:color="000000"/>
-              </w:pBdr>
-              <w:spacing w:after="100" w:before="100" w:line="240"/>
-              <w:ind w:left="100" w:right="100" w:firstLine="0" w:firstLineChars="0"/>
-              <w:rPr>
-                <w:rFonts w:ascii="Helvetica" w:hAnsi="Helvetica" w:eastAsia="Helvetica" w:cs="Helvetica"/>
-                <w:i w:val="false"/>
-                <w:b w:val="false"/>
-                <w:u w:val="none"/>
-                <w:sz w:val="22"/>
-                <w:szCs w:val="22"/>
-                <w:color w:val="000000"/>
-              </w:rPr>
-            </w:pPr>
-            <w:r>
-              <w:rPr>
-                <w:rFonts w:ascii="Helvetica" w:hAnsi="Helvetica" w:eastAsia="Helvetica" w:cs="Helvetica"/>
-                <w:i w:val="false"/>
-                <w:b w:val="false"/>
-                <w:u w:val="none"/>
-                <w:sz w:val="22"/>
-                <w:szCs w:val="22"/>
-                <w:color w:val="000000"/>
-              </w:rPr>
-              <w:t xml:space="preserve">0.710</w:t>
+              <w:t xml:space="preserve">1.42</w:t>
+            </w:r>
+          </w:p>
+        </w:tc>
+        <w:tc>
+          <w:tcPr>
+            <w:tcBorders>
+              <w:bottom w:val="none" w:sz="0" w:space="0" w:color="000000"/>
+              <w:top w:val="none" w:sz="0" w:space="0" w:color="000000"/>
+              <w:left w:val="none" w:sz="0" w:space="0" w:color="000000"/>
+              <w:right w:val="none" w:sz="0" w:space="0" w:color="000000"/>
+            </w:tcBorders>
+            <w:shd w:val="clear" w:color="auto" w:fill="FFFFFF"/>
+            <w:tcMar>
+              <w:top w:w="0" w:type="dxa"/>
+              <w:bottom w:w="0" w:type="dxa"/>
+              <w:left w:w="0" w:type="dxa"/>
+              <w:right w:w="0" w:type="dxa"/>
+            </w:tcMar>
+            <w:vAlign w:val="top"/>
+          </w:tcPr>
+          <w:p>
+            <w:pPr>
+              <w:pStyle w:val="Normal"/>
+              <w:jc w:val="center"/>
+              <w:pBdr>
+                <w:bottom w:val="none" w:sz="0" w:space="0" w:color="000000"/>
+                <w:top w:val="none" w:sz="0" w:space="0" w:color="000000"/>
+                <w:left w:val="none" w:sz="0" w:space="0" w:color="000000"/>
+                <w:right w:val="none" w:sz="0" w:space="0" w:color="000000"/>
+              </w:pBdr>
+              <w:spacing w:after="100" w:before="100" w:line="240"/>
+              <w:ind w:left="100" w:right="100" w:firstLine="0" w:firstLineChars="0"/>
+              <w:rPr>
+                <w:rFonts w:ascii="Helvetica" w:hAnsi="Helvetica" w:eastAsia="Helvetica" w:cs="Helvetica"/>
+                <w:i w:val="false"/>
+                <w:b w:val="false"/>
+                <w:u w:val="none"/>
+                <w:sz w:val="22"/>
+                <w:szCs w:val="22"/>
+                <w:color w:val="000000"/>
+              </w:rPr>
+            </w:pPr>
+            <w:r>
+              <w:rPr>
+                <w:rFonts w:ascii="Helvetica" w:hAnsi="Helvetica" w:eastAsia="Helvetica" w:cs="Helvetica"/>
+                <w:i w:val="false"/>
+                <w:b w:val="false"/>
+                <w:u w:val="none"/>
+                <w:sz w:val="22"/>
+                <w:szCs w:val="22"/>
+                <w:color w:val="000000"/>
+              </w:rPr>
+              <w:t xml:space="preserve">0.28, 7.19</w:t>
+            </w:r>
+          </w:p>
+        </w:tc>
+        <w:tc>
+          <w:tcPr>
+            <w:tcBorders>
+              <w:bottom w:val="none" w:sz="0" w:space="0" w:color="000000"/>
+              <w:top w:val="none" w:sz="0" w:space="0" w:color="000000"/>
+              <w:left w:val="none" w:sz="0" w:space="0" w:color="000000"/>
+              <w:right w:val="none" w:sz="0" w:space="0" w:color="000000"/>
+            </w:tcBorders>
+            <w:shd w:val="clear" w:color="auto" w:fill="FFFFFF"/>
+            <w:tcMar>
+              <w:top w:w="0" w:type="dxa"/>
+              <w:bottom w:w="0" w:type="dxa"/>
+              <w:left w:w="0" w:type="dxa"/>
+              <w:right w:w="0" w:type="dxa"/>
+            </w:tcMar>
+            <w:vAlign w:val="top"/>
+          </w:tcPr>
+          <w:p>
+            <w:pPr>
+              <w:pStyle w:val="Normal"/>
+              <w:jc w:val="center"/>
+              <w:pBdr>
+                <w:bottom w:val="none" w:sz="0" w:space="0" w:color="000000"/>
+                <w:top w:val="none" w:sz="0" w:space="0" w:color="000000"/>
+                <w:left w:val="none" w:sz="0" w:space="0" w:color="000000"/>
+                <w:right w:val="none" w:sz="0" w:space="0" w:color="000000"/>
+              </w:pBdr>
+              <w:spacing w:after="100" w:before="100" w:line="240"/>
+              <w:ind w:left="100" w:right="100" w:firstLine="0" w:firstLineChars="0"/>
+              <w:rPr>
+                <w:rFonts w:ascii="Helvetica" w:hAnsi="Helvetica" w:eastAsia="Helvetica" w:cs="Helvetica"/>
+                <w:i w:val="false"/>
+                <w:b w:val="false"/>
+                <w:u w:val="none"/>
+                <w:sz w:val="22"/>
+                <w:szCs w:val="22"/>
+                <w:color w:val="000000"/>
+              </w:rPr>
+            </w:pPr>
+            <w:r>
+              <w:rPr>
+                <w:rFonts w:ascii="Helvetica" w:hAnsi="Helvetica" w:eastAsia="Helvetica" w:cs="Helvetica"/>
+                <w:i w:val="false"/>
+                <w:b w:val="false"/>
+                <w:u w:val="none"/>
+                <w:sz w:val="22"/>
+                <w:szCs w:val="22"/>
+                <w:color w:val="000000"/>
+              </w:rPr>
+              <w:t xml:space="preserve">0.670</w:t>
             </w:r>
           </w:p>
         </w:tc>
@@ -6899,113 +6899,113 @@
                 <w:szCs w:val="22"/>
                 <w:color w:val="000000"/>
               </w:rPr>
-              <w:t xml:space="preserve">2.10</w:t>
-            </w:r>
-          </w:p>
-        </w:tc>
-        <w:tc>
-          <w:tcPr>
-            <w:tcBorders>
-              <w:bottom w:val="none" w:sz="0" w:space="0" w:color="000000"/>
-              <w:top w:val="none" w:sz="0" w:space="0" w:color="000000"/>
-              <w:left w:val="none" w:sz="0" w:space="0" w:color="000000"/>
-              <w:right w:val="none" w:sz="0" w:space="0" w:color="000000"/>
-            </w:tcBorders>
-            <w:shd w:val="clear" w:color="auto" w:fill="FFFFFF"/>
-            <w:tcMar>
-              <w:top w:w="0" w:type="dxa"/>
-              <w:bottom w:w="0" w:type="dxa"/>
-              <w:left w:w="0" w:type="dxa"/>
-              <w:right w:w="0" w:type="dxa"/>
-            </w:tcMar>
-            <w:vAlign w:val="top"/>
-          </w:tcPr>
-          <w:p>
-            <w:pPr>
-              <w:pStyle w:val="Normal"/>
-              <w:jc w:val="center"/>
-              <w:pBdr>
-                <w:bottom w:val="none" w:sz="0" w:space="0" w:color="000000"/>
-                <w:top w:val="none" w:sz="0" w:space="0" w:color="000000"/>
-                <w:left w:val="none" w:sz="0" w:space="0" w:color="000000"/>
-                <w:right w:val="none" w:sz="0" w:space="0" w:color="000000"/>
-              </w:pBdr>
-              <w:spacing w:after="100" w:before="100" w:line="240"/>
-              <w:ind w:left="100" w:right="100" w:firstLine="0" w:firstLineChars="0"/>
-              <w:rPr>
-                <w:rFonts w:ascii="Helvetica" w:hAnsi="Helvetica" w:eastAsia="Helvetica" w:cs="Helvetica"/>
-                <w:i w:val="false"/>
-                <w:b w:val="false"/>
-                <w:u w:val="none"/>
-                <w:sz w:val="22"/>
-                <w:szCs w:val="22"/>
-                <w:color w:val="000000"/>
-              </w:rPr>
-            </w:pPr>
-            <w:r>
-              <w:rPr>
-                <w:rFonts w:ascii="Helvetica" w:hAnsi="Helvetica" w:eastAsia="Helvetica" w:cs="Helvetica"/>
-                <w:i w:val="false"/>
-                <w:b w:val="false"/>
-                <w:u w:val="none"/>
-                <w:sz w:val="22"/>
-                <w:szCs w:val="22"/>
-                <w:color w:val="000000"/>
-              </w:rPr>
-              <w:t xml:space="preserve">0.60, 7.38</w:t>
-            </w:r>
-          </w:p>
-        </w:tc>
-        <w:tc>
-          <w:tcPr>
-            <w:tcBorders>
-              <w:bottom w:val="none" w:sz="0" w:space="0" w:color="000000"/>
-              <w:top w:val="none" w:sz="0" w:space="0" w:color="000000"/>
-              <w:left w:val="none" w:sz="0" w:space="0" w:color="000000"/>
-              <w:right w:val="none" w:sz="0" w:space="0" w:color="000000"/>
-            </w:tcBorders>
-            <w:shd w:val="clear" w:color="auto" w:fill="FFFFFF"/>
-            <w:tcMar>
-              <w:top w:w="0" w:type="dxa"/>
-              <w:bottom w:w="0" w:type="dxa"/>
-              <w:left w:w="0" w:type="dxa"/>
-              <w:right w:w="0" w:type="dxa"/>
-            </w:tcMar>
-            <w:vAlign w:val="top"/>
-          </w:tcPr>
-          <w:p>
-            <w:pPr>
-              <w:pStyle w:val="Normal"/>
-              <w:jc w:val="center"/>
-              <w:pBdr>
-                <w:bottom w:val="none" w:sz="0" w:space="0" w:color="000000"/>
-                <w:top w:val="none" w:sz="0" w:space="0" w:color="000000"/>
-                <w:left w:val="none" w:sz="0" w:space="0" w:color="000000"/>
-                <w:right w:val="none" w:sz="0" w:space="0" w:color="000000"/>
-              </w:pBdr>
-              <w:spacing w:after="100" w:before="100" w:line="240"/>
-              <w:ind w:left="100" w:right="100" w:firstLine="0" w:firstLineChars="0"/>
-              <w:rPr>
-                <w:rFonts w:ascii="Helvetica" w:hAnsi="Helvetica" w:eastAsia="Helvetica" w:cs="Helvetica"/>
-                <w:i w:val="false"/>
-                <w:b w:val="false"/>
-                <w:u w:val="none"/>
-                <w:sz w:val="22"/>
-                <w:szCs w:val="22"/>
-                <w:color w:val="000000"/>
-              </w:rPr>
-            </w:pPr>
-            <w:r>
-              <w:rPr>
-                <w:rFonts w:ascii="Helvetica" w:hAnsi="Helvetica" w:eastAsia="Helvetica" w:cs="Helvetica"/>
-                <w:i w:val="false"/>
-                <w:b w:val="false"/>
-                <w:u w:val="none"/>
-                <w:sz w:val="22"/>
-                <w:szCs w:val="22"/>
-                <w:color w:val="000000"/>
-              </w:rPr>
-              <w:t xml:space="preserve">0.250</w:t>
+              <w:t xml:space="preserve">2.02</w:t>
+            </w:r>
+          </w:p>
+        </w:tc>
+        <w:tc>
+          <w:tcPr>
+            <w:tcBorders>
+              <w:bottom w:val="none" w:sz="0" w:space="0" w:color="000000"/>
+              <w:top w:val="none" w:sz="0" w:space="0" w:color="000000"/>
+              <w:left w:val="none" w:sz="0" w:space="0" w:color="000000"/>
+              <w:right w:val="none" w:sz="0" w:space="0" w:color="000000"/>
+            </w:tcBorders>
+            <w:shd w:val="clear" w:color="auto" w:fill="FFFFFF"/>
+            <w:tcMar>
+              <w:top w:w="0" w:type="dxa"/>
+              <w:bottom w:w="0" w:type="dxa"/>
+              <w:left w:w="0" w:type="dxa"/>
+              <w:right w:w="0" w:type="dxa"/>
+            </w:tcMar>
+            <w:vAlign w:val="top"/>
+          </w:tcPr>
+          <w:p>
+            <w:pPr>
+              <w:pStyle w:val="Normal"/>
+              <w:jc w:val="center"/>
+              <w:pBdr>
+                <w:bottom w:val="none" w:sz="0" w:space="0" w:color="000000"/>
+                <w:top w:val="none" w:sz="0" w:space="0" w:color="000000"/>
+                <w:left w:val="none" w:sz="0" w:space="0" w:color="000000"/>
+                <w:right w:val="none" w:sz="0" w:space="0" w:color="000000"/>
+              </w:pBdr>
+              <w:spacing w:after="100" w:before="100" w:line="240"/>
+              <w:ind w:left="100" w:right="100" w:firstLine="0" w:firstLineChars="0"/>
+              <w:rPr>
+                <w:rFonts w:ascii="Helvetica" w:hAnsi="Helvetica" w:eastAsia="Helvetica" w:cs="Helvetica"/>
+                <w:i w:val="false"/>
+                <w:b w:val="false"/>
+                <w:u w:val="none"/>
+                <w:sz w:val="22"/>
+                <w:szCs w:val="22"/>
+                <w:color w:val="000000"/>
+              </w:rPr>
+            </w:pPr>
+            <w:r>
+              <w:rPr>
+                <w:rFonts w:ascii="Helvetica" w:hAnsi="Helvetica" w:eastAsia="Helvetica" w:cs="Helvetica"/>
+                <w:i w:val="false"/>
+                <w:b w:val="false"/>
+                <w:u w:val="none"/>
+                <w:sz w:val="22"/>
+                <w:szCs w:val="22"/>
+                <w:color w:val="000000"/>
+              </w:rPr>
+              <w:t xml:space="preserve">0.58, 7.01</w:t>
+            </w:r>
+          </w:p>
+        </w:tc>
+        <w:tc>
+          <w:tcPr>
+            <w:tcBorders>
+              <w:bottom w:val="none" w:sz="0" w:space="0" w:color="000000"/>
+              <w:top w:val="none" w:sz="0" w:space="0" w:color="000000"/>
+              <w:left w:val="none" w:sz="0" w:space="0" w:color="000000"/>
+              <w:right w:val="none" w:sz="0" w:space="0" w:color="000000"/>
+            </w:tcBorders>
+            <w:shd w:val="clear" w:color="auto" w:fill="FFFFFF"/>
+            <w:tcMar>
+              <w:top w:w="0" w:type="dxa"/>
+              <w:bottom w:w="0" w:type="dxa"/>
+              <w:left w:w="0" w:type="dxa"/>
+              <w:right w:w="0" w:type="dxa"/>
+            </w:tcMar>
+            <w:vAlign w:val="top"/>
+          </w:tcPr>
+          <w:p>
+            <w:pPr>
+              <w:pStyle w:val="Normal"/>
+              <w:jc w:val="center"/>
+              <w:pBdr>
+                <w:bottom w:val="none" w:sz="0" w:space="0" w:color="000000"/>
+                <w:top w:val="none" w:sz="0" w:space="0" w:color="000000"/>
+                <w:left w:val="none" w:sz="0" w:space="0" w:color="000000"/>
+                <w:right w:val="none" w:sz="0" w:space="0" w:color="000000"/>
+              </w:pBdr>
+              <w:spacing w:after="100" w:before="100" w:line="240"/>
+              <w:ind w:left="100" w:right="100" w:firstLine="0" w:firstLineChars="0"/>
+              <w:rPr>
+                <w:rFonts w:ascii="Helvetica" w:hAnsi="Helvetica" w:eastAsia="Helvetica" w:cs="Helvetica"/>
+                <w:i w:val="false"/>
+                <w:b w:val="false"/>
+                <w:u w:val="none"/>
+                <w:sz w:val="22"/>
+                <w:szCs w:val="22"/>
+                <w:color w:val="000000"/>
+              </w:rPr>
+            </w:pPr>
+            <w:r>
+              <w:rPr>
+                <w:rFonts w:ascii="Helvetica" w:hAnsi="Helvetica" w:eastAsia="Helvetica" w:cs="Helvetica"/>
+                <w:i w:val="false"/>
+                <w:b w:val="false"/>
+                <w:u w:val="none"/>
+                <w:sz w:val="22"/>
+                <w:szCs w:val="22"/>
+                <w:color w:val="000000"/>
+              </w:rPr>
+              <w:t xml:space="preserve">0.270</w:t>
             </w:r>
           </w:p>
         </w:tc>
@@ -7382,113 +7382,113 @@
                 <w:szCs w:val="22"/>
                 <w:color w:val="000000"/>
               </w:rPr>
-              <w:t xml:space="preserve">2.51</w:t>
-            </w:r>
-          </w:p>
-        </w:tc>
-        <w:tc>
-          <w:tcPr>
-            <w:tcBorders>
-              <w:bottom w:val="none" w:sz="0" w:space="0" w:color="000000"/>
-              <w:top w:val="none" w:sz="0" w:space="0" w:color="000000"/>
-              <w:left w:val="none" w:sz="0" w:space="0" w:color="000000"/>
-              <w:right w:val="none" w:sz="0" w:space="0" w:color="000000"/>
-            </w:tcBorders>
-            <w:shd w:val="clear" w:color="auto" w:fill="FFFFFF"/>
-            <w:tcMar>
-              <w:top w:w="0" w:type="dxa"/>
-              <w:bottom w:w="0" w:type="dxa"/>
-              <w:left w:w="0" w:type="dxa"/>
-              <w:right w:w="0" w:type="dxa"/>
-            </w:tcMar>
-            <w:vAlign w:val="top"/>
-          </w:tcPr>
-          <w:p>
-            <w:pPr>
-              <w:pStyle w:val="Normal"/>
-              <w:jc w:val="center"/>
-              <w:pBdr>
-                <w:bottom w:val="none" w:sz="0" w:space="0" w:color="000000"/>
-                <w:top w:val="none" w:sz="0" w:space="0" w:color="000000"/>
-                <w:left w:val="none" w:sz="0" w:space="0" w:color="000000"/>
-                <w:right w:val="none" w:sz="0" w:space="0" w:color="000000"/>
-              </w:pBdr>
-              <w:spacing w:after="100" w:before="100" w:line="240"/>
-              <w:ind w:left="100" w:right="100" w:firstLine="0" w:firstLineChars="0"/>
-              <w:rPr>
-                <w:rFonts w:ascii="Helvetica" w:hAnsi="Helvetica" w:eastAsia="Helvetica" w:cs="Helvetica"/>
-                <w:i w:val="false"/>
-                <w:b w:val="false"/>
-                <w:u w:val="none"/>
-                <w:sz w:val="22"/>
-                <w:szCs w:val="22"/>
-                <w:color w:val="000000"/>
-              </w:rPr>
-            </w:pPr>
-            <w:r>
-              <w:rPr>
-                <w:rFonts w:ascii="Helvetica" w:hAnsi="Helvetica" w:eastAsia="Helvetica" w:cs="Helvetica"/>
-                <w:i w:val="false"/>
-                <w:b w:val="false"/>
-                <w:u w:val="none"/>
-                <w:sz w:val="22"/>
-                <w:szCs w:val="22"/>
-                <w:color w:val="000000"/>
-              </w:rPr>
-              <w:t xml:space="preserve">0.69, 9.15</w:t>
-            </w:r>
-          </w:p>
-        </w:tc>
-        <w:tc>
-          <w:tcPr>
-            <w:tcBorders>
-              <w:bottom w:val="none" w:sz="0" w:space="0" w:color="000000"/>
-              <w:top w:val="none" w:sz="0" w:space="0" w:color="000000"/>
-              <w:left w:val="none" w:sz="0" w:space="0" w:color="000000"/>
-              <w:right w:val="none" w:sz="0" w:space="0" w:color="000000"/>
-            </w:tcBorders>
-            <w:shd w:val="clear" w:color="auto" w:fill="FFFFFF"/>
-            <w:tcMar>
-              <w:top w:w="0" w:type="dxa"/>
-              <w:bottom w:w="0" w:type="dxa"/>
-              <w:left w:w="0" w:type="dxa"/>
-              <w:right w:w="0" w:type="dxa"/>
-            </w:tcMar>
-            <w:vAlign w:val="top"/>
-          </w:tcPr>
-          <w:p>
-            <w:pPr>
-              <w:pStyle w:val="Normal"/>
-              <w:jc w:val="center"/>
-              <w:pBdr>
-                <w:bottom w:val="none" w:sz="0" w:space="0" w:color="000000"/>
-                <w:top w:val="none" w:sz="0" w:space="0" w:color="000000"/>
-                <w:left w:val="none" w:sz="0" w:space="0" w:color="000000"/>
-                <w:right w:val="none" w:sz="0" w:space="0" w:color="000000"/>
-              </w:pBdr>
-              <w:spacing w:after="100" w:before="100" w:line="240"/>
-              <w:ind w:left="100" w:right="100" w:firstLine="0" w:firstLineChars="0"/>
-              <w:rPr>
-                <w:rFonts w:ascii="Helvetica" w:hAnsi="Helvetica" w:eastAsia="Helvetica" w:cs="Helvetica"/>
-                <w:i w:val="false"/>
-                <w:b w:val="false"/>
-                <w:u w:val="none"/>
-                <w:sz w:val="22"/>
-                <w:szCs w:val="22"/>
-                <w:color w:val="000000"/>
-              </w:rPr>
-            </w:pPr>
-            <w:r>
-              <w:rPr>
-                <w:rFonts w:ascii="Helvetica" w:hAnsi="Helvetica" w:eastAsia="Helvetica" w:cs="Helvetica"/>
-                <w:i w:val="false"/>
-                <w:b w:val="false"/>
-                <w:u w:val="none"/>
-                <w:sz w:val="22"/>
-                <w:szCs w:val="22"/>
-                <w:color w:val="000000"/>
-              </w:rPr>
-              <w:t xml:space="preserve">0.160</w:t>
+              <w:t xml:space="preserve">2.38</w:t>
+            </w:r>
+          </w:p>
+        </w:tc>
+        <w:tc>
+          <w:tcPr>
+            <w:tcBorders>
+              <w:bottom w:val="none" w:sz="0" w:space="0" w:color="000000"/>
+              <w:top w:val="none" w:sz="0" w:space="0" w:color="000000"/>
+              <w:left w:val="none" w:sz="0" w:space="0" w:color="000000"/>
+              <w:right w:val="none" w:sz="0" w:space="0" w:color="000000"/>
+            </w:tcBorders>
+            <w:shd w:val="clear" w:color="auto" w:fill="FFFFFF"/>
+            <w:tcMar>
+              <w:top w:w="0" w:type="dxa"/>
+              <w:bottom w:w="0" w:type="dxa"/>
+              <w:left w:w="0" w:type="dxa"/>
+              <w:right w:w="0" w:type="dxa"/>
+            </w:tcMar>
+            <w:vAlign w:val="top"/>
+          </w:tcPr>
+          <w:p>
+            <w:pPr>
+              <w:pStyle w:val="Normal"/>
+              <w:jc w:val="center"/>
+              <w:pBdr>
+                <w:bottom w:val="none" w:sz="0" w:space="0" w:color="000000"/>
+                <w:top w:val="none" w:sz="0" w:space="0" w:color="000000"/>
+                <w:left w:val="none" w:sz="0" w:space="0" w:color="000000"/>
+                <w:right w:val="none" w:sz="0" w:space="0" w:color="000000"/>
+              </w:pBdr>
+              <w:spacing w:after="100" w:before="100" w:line="240"/>
+              <w:ind w:left="100" w:right="100" w:firstLine="0" w:firstLineChars="0"/>
+              <w:rPr>
+                <w:rFonts w:ascii="Helvetica" w:hAnsi="Helvetica" w:eastAsia="Helvetica" w:cs="Helvetica"/>
+                <w:i w:val="false"/>
+                <w:b w:val="false"/>
+                <w:u w:val="none"/>
+                <w:sz w:val="22"/>
+                <w:szCs w:val="22"/>
+                <w:color w:val="000000"/>
+              </w:rPr>
+            </w:pPr>
+            <w:r>
+              <w:rPr>
+                <w:rFonts w:ascii="Helvetica" w:hAnsi="Helvetica" w:eastAsia="Helvetica" w:cs="Helvetica"/>
+                <w:i w:val="false"/>
+                <w:b w:val="false"/>
+                <w:u w:val="none"/>
+                <w:sz w:val="22"/>
+                <w:szCs w:val="22"/>
+                <w:color w:val="000000"/>
+              </w:rPr>
+              <w:t xml:space="preserve">0.65, 8.69</w:t>
+            </w:r>
+          </w:p>
+        </w:tc>
+        <w:tc>
+          <w:tcPr>
+            <w:tcBorders>
+              <w:bottom w:val="none" w:sz="0" w:space="0" w:color="000000"/>
+              <w:top w:val="none" w:sz="0" w:space="0" w:color="000000"/>
+              <w:left w:val="none" w:sz="0" w:space="0" w:color="000000"/>
+              <w:right w:val="none" w:sz="0" w:space="0" w:color="000000"/>
+            </w:tcBorders>
+            <w:shd w:val="clear" w:color="auto" w:fill="FFFFFF"/>
+            <w:tcMar>
+              <w:top w:w="0" w:type="dxa"/>
+              <w:bottom w:w="0" w:type="dxa"/>
+              <w:left w:w="0" w:type="dxa"/>
+              <w:right w:w="0" w:type="dxa"/>
+            </w:tcMar>
+            <w:vAlign w:val="top"/>
+          </w:tcPr>
+          <w:p>
+            <w:pPr>
+              <w:pStyle w:val="Normal"/>
+              <w:jc w:val="center"/>
+              <w:pBdr>
+                <w:bottom w:val="none" w:sz="0" w:space="0" w:color="000000"/>
+                <w:top w:val="none" w:sz="0" w:space="0" w:color="000000"/>
+                <w:left w:val="none" w:sz="0" w:space="0" w:color="000000"/>
+                <w:right w:val="none" w:sz="0" w:space="0" w:color="000000"/>
+              </w:pBdr>
+              <w:spacing w:after="100" w:before="100" w:line="240"/>
+              <w:ind w:left="100" w:right="100" w:firstLine="0" w:firstLineChars="0"/>
+              <w:rPr>
+                <w:rFonts w:ascii="Helvetica" w:hAnsi="Helvetica" w:eastAsia="Helvetica" w:cs="Helvetica"/>
+                <w:i w:val="false"/>
+                <w:b w:val="false"/>
+                <w:u w:val="none"/>
+                <w:sz w:val="22"/>
+                <w:szCs w:val="22"/>
+                <w:color w:val="000000"/>
+              </w:rPr>
+            </w:pPr>
+            <w:r>
+              <w:rPr>
+                <w:rFonts w:ascii="Helvetica" w:hAnsi="Helvetica" w:eastAsia="Helvetica" w:cs="Helvetica"/>
+                <w:i w:val="false"/>
+                <w:b w:val="false"/>
+                <w:u w:val="none"/>
+                <w:sz w:val="22"/>
+                <w:szCs w:val="22"/>
+                <w:color w:val="000000"/>
+              </w:rPr>
+              <w:t xml:space="preserve">0.190</w:t>
             </w:r>
           </w:p>
         </w:tc>
@@ -7865,113 +7865,113 @@
                 <w:szCs w:val="22"/>
                 <w:color w:val="000000"/>
               </w:rPr>
-              <w:t xml:space="preserve">1.03</w:t>
-            </w:r>
-          </w:p>
-        </w:tc>
-        <w:tc>
-          <w:tcPr>
-            <w:tcBorders>
-              <w:bottom w:val="none" w:sz="0" w:space="0" w:color="000000"/>
-              <w:top w:val="none" w:sz="0" w:space="0" w:color="000000"/>
-              <w:left w:val="none" w:sz="0" w:space="0" w:color="000000"/>
-              <w:right w:val="none" w:sz="0" w:space="0" w:color="000000"/>
-            </w:tcBorders>
-            <w:shd w:val="clear" w:color="auto" w:fill="FFFFFF"/>
-            <w:tcMar>
-              <w:top w:w="0" w:type="dxa"/>
-              <w:bottom w:w="0" w:type="dxa"/>
-              <w:left w:w="0" w:type="dxa"/>
-              <w:right w:w="0" w:type="dxa"/>
-            </w:tcMar>
-            <w:vAlign w:val="top"/>
-          </w:tcPr>
-          <w:p>
-            <w:pPr>
-              <w:pStyle w:val="Normal"/>
-              <w:jc w:val="center"/>
-              <w:pBdr>
-                <w:bottom w:val="none" w:sz="0" w:space="0" w:color="000000"/>
-                <w:top w:val="none" w:sz="0" w:space="0" w:color="000000"/>
-                <w:left w:val="none" w:sz="0" w:space="0" w:color="000000"/>
-                <w:right w:val="none" w:sz="0" w:space="0" w:color="000000"/>
-              </w:pBdr>
-              <w:spacing w:after="100" w:before="100" w:line="240"/>
-              <w:ind w:left="100" w:right="100" w:firstLine="0" w:firstLineChars="0"/>
-              <w:rPr>
-                <w:rFonts w:ascii="Helvetica" w:hAnsi="Helvetica" w:eastAsia="Helvetica" w:cs="Helvetica"/>
-                <w:i w:val="false"/>
-                <w:b w:val="false"/>
-                <w:u w:val="none"/>
-                <w:sz w:val="22"/>
-                <w:szCs w:val="22"/>
-                <w:color w:val="000000"/>
-              </w:rPr>
-            </w:pPr>
-            <w:r>
-              <w:rPr>
-                <w:rFonts w:ascii="Helvetica" w:hAnsi="Helvetica" w:eastAsia="Helvetica" w:cs="Helvetica"/>
-                <w:i w:val="false"/>
-                <w:b w:val="false"/>
-                <w:u w:val="none"/>
-                <w:sz w:val="22"/>
-                <w:szCs w:val="22"/>
-                <w:color w:val="000000"/>
-              </w:rPr>
-              <w:t xml:space="preserve">0.31, 3.39</w:t>
-            </w:r>
-          </w:p>
-        </w:tc>
-        <w:tc>
-          <w:tcPr>
-            <w:tcBorders>
-              <w:bottom w:val="none" w:sz="0" w:space="0" w:color="000000"/>
-              <w:top w:val="none" w:sz="0" w:space="0" w:color="000000"/>
-              <w:left w:val="none" w:sz="0" w:space="0" w:color="000000"/>
-              <w:right w:val="none" w:sz="0" w:space="0" w:color="000000"/>
-            </w:tcBorders>
-            <w:shd w:val="clear" w:color="auto" w:fill="FFFFFF"/>
-            <w:tcMar>
-              <w:top w:w="0" w:type="dxa"/>
-              <w:bottom w:w="0" w:type="dxa"/>
-              <w:left w:w="0" w:type="dxa"/>
-              <w:right w:w="0" w:type="dxa"/>
-            </w:tcMar>
-            <w:vAlign w:val="top"/>
-          </w:tcPr>
-          <w:p>
-            <w:pPr>
-              <w:pStyle w:val="Normal"/>
-              <w:jc w:val="center"/>
-              <w:pBdr>
-                <w:bottom w:val="none" w:sz="0" w:space="0" w:color="000000"/>
-                <w:top w:val="none" w:sz="0" w:space="0" w:color="000000"/>
-                <w:left w:val="none" w:sz="0" w:space="0" w:color="000000"/>
-                <w:right w:val="none" w:sz="0" w:space="0" w:color="000000"/>
-              </w:pBdr>
-              <w:spacing w:after="100" w:before="100" w:line="240"/>
-              <w:ind w:left="100" w:right="100" w:firstLine="0" w:firstLineChars="0"/>
-              <w:rPr>
-                <w:rFonts w:ascii="Helvetica" w:hAnsi="Helvetica" w:eastAsia="Helvetica" w:cs="Helvetica"/>
-                <w:i w:val="false"/>
-                <w:b w:val="false"/>
-                <w:u w:val="none"/>
-                <w:sz w:val="22"/>
-                <w:szCs w:val="22"/>
-                <w:color w:val="000000"/>
-              </w:rPr>
-            </w:pPr>
-            <w:r>
-              <w:rPr>
-                <w:rFonts w:ascii="Helvetica" w:hAnsi="Helvetica" w:eastAsia="Helvetica" w:cs="Helvetica"/>
-                <w:i w:val="false"/>
-                <w:b w:val="false"/>
-                <w:u w:val="none"/>
-                <w:sz w:val="22"/>
-                <w:szCs w:val="22"/>
-                <w:color w:val="000000"/>
-              </w:rPr>
-              <w:t xml:space="preserve">0.960</w:t>
+              <w:t xml:space="preserve">1.02</w:t>
+            </w:r>
+          </w:p>
+        </w:tc>
+        <w:tc>
+          <w:tcPr>
+            <w:tcBorders>
+              <w:bottom w:val="none" w:sz="0" w:space="0" w:color="000000"/>
+              <w:top w:val="none" w:sz="0" w:space="0" w:color="000000"/>
+              <w:left w:val="none" w:sz="0" w:space="0" w:color="000000"/>
+              <w:right w:val="none" w:sz="0" w:space="0" w:color="000000"/>
+            </w:tcBorders>
+            <w:shd w:val="clear" w:color="auto" w:fill="FFFFFF"/>
+            <w:tcMar>
+              <w:top w:w="0" w:type="dxa"/>
+              <w:bottom w:w="0" w:type="dxa"/>
+              <w:left w:w="0" w:type="dxa"/>
+              <w:right w:w="0" w:type="dxa"/>
+            </w:tcMar>
+            <w:vAlign w:val="top"/>
+          </w:tcPr>
+          <w:p>
+            <w:pPr>
+              <w:pStyle w:val="Normal"/>
+              <w:jc w:val="center"/>
+              <w:pBdr>
+                <w:bottom w:val="none" w:sz="0" w:space="0" w:color="000000"/>
+                <w:top w:val="none" w:sz="0" w:space="0" w:color="000000"/>
+                <w:left w:val="none" w:sz="0" w:space="0" w:color="000000"/>
+                <w:right w:val="none" w:sz="0" w:space="0" w:color="000000"/>
+              </w:pBdr>
+              <w:spacing w:after="100" w:before="100" w:line="240"/>
+              <w:ind w:left="100" w:right="100" w:firstLine="0" w:firstLineChars="0"/>
+              <w:rPr>
+                <w:rFonts w:ascii="Helvetica" w:hAnsi="Helvetica" w:eastAsia="Helvetica" w:cs="Helvetica"/>
+                <w:i w:val="false"/>
+                <w:b w:val="false"/>
+                <w:u w:val="none"/>
+                <w:sz w:val="22"/>
+                <w:szCs w:val="22"/>
+                <w:color w:val="000000"/>
+              </w:rPr>
+            </w:pPr>
+            <w:r>
+              <w:rPr>
+                <w:rFonts w:ascii="Helvetica" w:hAnsi="Helvetica" w:eastAsia="Helvetica" w:cs="Helvetica"/>
+                <w:i w:val="false"/>
+                <w:b w:val="false"/>
+                <w:u w:val="none"/>
+                <w:sz w:val="22"/>
+                <w:szCs w:val="22"/>
+                <w:color w:val="000000"/>
+              </w:rPr>
+              <w:t xml:space="preserve">0.31, 3.30</w:t>
+            </w:r>
+          </w:p>
+        </w:tc>
+        <w:tc>
+          <w:tcPr>
+            <w:tcBorders>
+              <w:bottom w:val="none" w:sz="0" w:space="0" w:color="000000"/>
+              <w:top w:val="none" w:sz="0" w:space="0" w:color="000000"/>
+              <w:left w:val="none" w:sz="0" w:space="0" w:color="000000"/>
+              <w:right w:val="none" w:sz="0" w:space="0" w:color="000000"/>
+            </w:tcBorders>
+            <w:shd w:val="clear" w:color="auto" w:fill="FFFFFF"/>
+            <w:tcMar>
+              <w:top w:w="0" w:type="dxa"/>
+              <w:bottom w:w="0" w:type="dxa"/>
+              <w:left w:w="0" w:type="dxa"/>
+              <w:right w:w="0" w:type="dxa"/>
+            </w:tcMar>
+            <w:vAlign w:val="top"/>
+          </w:tcPr>
+          <w:p>
+            <w:pPr>
+              <w:pStyle w:val="Normal"/>
+              <w:jc w:val="center"/>
+              <w:pBdr>
+                <w:bottom w:val="none" w:sz="0" w:space="0" w:color="000000"/>
+                <w:top w:val="none" w:sz="0" w:space="0" w:color="000000"/>
+                <w:left w:val="none" w:sz="0" w:space="0" w:color="000000"/>
+                <w:right w:val="none" w:sz="0" w:space="0" w:color="000000"/>
+              </w:pBdr>
+              <w:spacing w:after="100" w:before="100" w:line="240"/>
+              <w:ind w:left="100" w:right="100" w:firstLine="0" w:firstLineChars="0"/>
+              <w:rPr>
+                <w:rFonts w:ascii="Helvetica" w:hAnsi="Helvetica" w:eastAsia="Helvetica" w:cs="Helvetica"/>
+                <w:i w:val="false"/>
+                <w:b w:val="false"/>
+                <w:u w:val="none"/>
+                <w:sz w:val="22"/>
+                <w:szCs w:val="22"/>
+                <w:color w:val="000000"/>
+              </w:rPr>
+            </w:pPr>
+            <w:r>
+              <w:rPr>
+                <w:rFonts w:ascii="Helvetica" w:hAnsi="Helvetica" w:eastAsia="Helvetica" w:cs="Helvetica"/>
+                <w:i w:val="false"/>
+                <w:b w:val="false"/>
+                <w:u w:val="none"/>
+                <w:sz w:val="22"/>
+                <w:szCs w:val="22"/>
+                <w:color w:val="000000"/>
+              </w:rPr>
+              <w:t xml:space="preserve">0.980</w:t>
             </w:r>
           </w:p>
         </w:tc>
@@ -8348,113 +8348,113 @@
                 <w:szCs w:val="22"/>
                 <w:color w:val="000000"/>
               </w:rPr>
-              <w:t xml:space="preserve">0.48</w:t>
-            </w:r>
-          </w:p>
-        </w:tc>
-        <w:tc>
-          <w:tcPr>
-            <w:tcBorders>
-              <w:bottom w:val="none" w:sz="0" w:space="0" w:color="000000"/>
-              <w:top w:val="none" w:sz="0" w:space="0" w:color="000000"/>
-              <w:left w:val="none" w:sz="0" w:space="0" w:color="000000"/>
-              <w:right w:val="none" w:sz="0" w:space="0" w:color="000000"/>
-            </w:tcBorders>
-            <w:shd w:val="clear" w:color="auto" w:fill="FFFFFF"/>
-            <w:tcMar>
-              <w:top w:w="0" w:type="dxa"/>
-              <w:bottom w:w="0" w:type="dxa"/>
-              <w:left w:w="0" w:type="dxa"/>
-              <w:right w:w="0" w:type="dxa"/>
-            </w:tcMar>
-            <w:vAlign w:val="top"/>
-          </w:tcPr>
-          <w:p>
-            <w:pPr>
-              <w:pStyle w:val="Normal"/>
-              <w:jc w:val="center"/>
-              <w:pBdr>
-                <w:bottom w:val="none" w:sz="0" w:space="0" w:color="000000"/>
-                <w:top w:val="none" w:sz="0" w:space="0" w:color="000000"/>
-                <w:left w:val="none" w:sz="0" w:space="0" w:color="000000"/>
-                <w:right w:val="none" w:sz="0" w:space="0" w:color="000000"/>
-              </w:pBdr>
-              <w:spacing w:after="100" w:before="100" w:line="240"/>
-              <w:ind w:left="100" w:right="100" w:firstLine="0" w:firstLineChars="0"/>
-              <w:rPr>
-                <w:rFonts w:ascii="Helvetica" w:hAnsi="Helvetica" w:eastAsia="Helvetica" w:cs="Helvetica"/>
-                <w:i w:val="false"/>
-                <w:b w:val="false"/>
-                <w:u w:val="none"/>
-                <w:sz w:val="22"/>
-                <w:szCs w:val="22"/>
-                <w:color w:val="000000"/>
-              </w:rPr>
-            </w:pPr>
-            <w:r>
-              <w:rPr>
-                <w:rFonts w:ascii="Helvetica" w:hAnsi="Helvetica" w:eastAsia="Helvetica" w:cs="Helvetica"/>
-                <w:i w:val="false"/>
-                <w:b w:val="false"/>
-                <w:u w:val="none"/>
-                <w:sz w:val="22"/>
-                <w:szCs w:val="22"/>
-                <w:color w:val="000000"/>
-              </w:rPr>
-              <w:t xml:space="preserve">0.12, 1.91</w:t>
-            </w:r>
-          </w:p>
-        </w:tc>
-        <w:tc>
-          <w:tcPr>
-            <w:tcBorders>
-              <w:bottom w:val="none" w:sz="0" w:space="0" w:color="000000"/>
-              <w:top w:val="none" w:sz="0" w:space="0" w:color="000000"/>
-              <w:left w:val="none" w:sz="0" w:space="0" w:color="000000"/>
-              <w:right w:val="none" w:sz="0" w:space="0" w:color="000000"/>
-            </w:tcBorders>
-            <w:shd w:val="clear" w:color="auto" w:fill="FFFFFF"/>
-            <w:tcMar>
-              <w:top w:w="0" w:type="dxa"/>
-              <w:bottom w:w="0" w:type="dxa"/>
-              <w:left w:w="0" w:type="dxa"/>
-              <w:right w:w="0" w:type="dxa"/>
-            </w:tcMar>
-            <w:vAlign w:val="top"/>
-          </w:tcPr>
-          <w:p>
-            <w:pPr>
-              <w:pStyle w:val="Normal"/>
-              <w:jc w:val="center"/>
-              <w:pBdr>
-                <w:bottom w:val="none" w:sz="0" w:space="0" w:color="000000"/>
-                <w:top w:val="none" w:sz="0" w:space="0" w:color="000000"/>
-                <w:left w:val="none" w:sz="0" w:space="0" w:color="000000"/>
-                <w:right w:val="none" w:sz="0" w:space="0" w:color="000000"/>
-              </w:pBdr>
-              <w:spacing w:after="100" w:before="100" w:line="240"/>
-              <w:ind w:left="100" w:right="100" w:firstLine="0" w:firstLineChars="0"/>
-              <w:rPr>
-                <w:rFonts w:ascii="Helvetica" w:hAnsi="Helvetica" w:eastAsia="Helvetica" w:cs="Helvetica"/>
-                <w:i w:val="false"/>
-                <w:b w:val="false"/>
-                <w:u w:val="none"/>
-                <w:sz w:val="22"/>
-                <w:szCs w:val="22"/>
-                <w:color w:val="000000"/>
-              </w:rPr>
-            </w:pPr>
-            <w:r>
-              <w:rPr>
-                <w:rFonts w:ascii="Helvetica" w:hAnsi="Helvetica" w:eastAsia="Helvetica" w:cs="Helvetica"/>
-                <w:i w:val="false"/>
-                <w:b w:val="false"/>
-                <w:u w:val="none"/>
-                <w:sz w:val="22"/>
-                <w:szCs w:val="22"/>
-                <w:color w:val="000000"/>
-              </w:rPr>
-              <w:t xml:space="preserve">0.300</w:t>
+              <w:t xml:space="preserve">0.46</w:t>
+            </w:r>
+          </w:p>
+        </w:tc>
+        <w:tc>
+          <w:tcPr>
+            <w:tcBorders>
+              <w:bottom w:val="none" w:sz="0" w:space="0" w:color="000000"/>
+              <w:top w:val="none" w:sz="0" w:space="0" w:color="000000"/>
+              <w:left w:val="none" w:sz="0" w:space="0" w:color="000000"/>
+              <w:right w:val="none" w:sz="0" w:space="0" w:color="000000"/>
+            </w:tcBorders>
+            <w:shd w:val="clear" w:color="auto" w:fill="FFFFFF"/>
+            <w:tcMar>
+              <w:top w:w="0" w:type="dxa"/>
+              <w:bottom w:w="0" w:type="dxa"/>
+              <w:left w:w="0" w:type="dxa"/>
+              <w:right w:w="0" w:type="dxa"/>
+            </w:tcMar>
+            <w:vAlign w:val="top"/>
+          </w:tcPr>
+          <w:p>
+            <w:pPr>
+              <w:pStyle w:val="Normal"/>
+              <w:jc w:val="center"/>
+              <w:pBdr>
+                <w:bottom w:val="none" w:sz="0" w:space="0" w:color="000000"/>
+                <w:top w:val="none" w:sz="0" w:space="0" w:color="000000"/>
+                <w:left w:val="none" w:sz="0" w:space="0" w:color="000000"/>
+                <w:right w:val="none" w:sz="0" w:space="0" w:color="000000"/>
+              </w:pBdr>
+              <w:spacing w:after="100" w:before="100" w:line="240"/>
+              <w:ind w:left="100" w:right="100" w:firstLine="0" w:firstLineChars="0"/>
+              <w:rPr>
+                <w:rFonts w:ascii="Helvetica" w:hAnsi="Helvetica" w:eastAsia="Helvetica" w:cs="Helvetica"/>
+                <w:i w:val="false"/>
+                <w:b w:val="false"/>
+                <w:u w:val="none"/>
+                <w:sz w:val="22"/>
+                <w:szCs w:val="22"/>
+                <w:color w:val="000000"/>
+              </w:rPr>
+            </w:pPr>
+            <w:r>
+              <w:rPr>
+                <w:rFonts w:ascii="Helvetica" w:hAnsi="Helvetica" w:eastAsia="Helvetica" w:cs="Helvetica"/>
+                <w:i w:val="false"/>
+                <w:b w:val="false"/>
+                <w:u w:val="none"/>
+                <w:sz w:val="22"/>
+                <w:szCs w:val="22"/>
+                <w:color w:val="000000"/>
+              </w:rPr>
+              <w:t xml:space="preserve">0.11, 1.88</w:t>
+            </w:r>
+          </w:p>
+        </w:tc>
+        <w:tc>
+          <w:tcPr>
+            <w:tcBorders>
+              <w:bottom w:val="none" w:sz="0" w:space="0" w:color="000000"/>
+              <w:top w:val="none" w:sz="0" w:space="0" w:color="000000"/>
+              <w:left w:val="none" w:sz="0" w:space="0" w:color="000000"/>
+              <w:right w:val="none" w:sz="0" w:space="0" w:color="000000"/>
+            </w:tcBorders>
+            <w:shd w:val="clear" w:color="auto" w:fill="FFFFFF"/>
+            <w:tcMar>
+              <w:top w:w="0" w:type="dxa"/>
+              <w:bottom w:w="0" w:type="dxa"/>
+              <w:left w:w="0" w:type="dxa"/>
+              <w:right w:w="0" w:type="dxa"/>
+            </w:tcMar>
+            <w:vAlign w:val="top"/>
+          </w:tcPr>
+          <w:p>
+            <w:pPr>
+              <w:pStyle w:val="Normal"/>
+              <w:jc w:val="center"/>
+              <w:pBdr>
+                <w:bottom w:val="none" w:sz="0" w:space="0" w:color="000000"/>
+                <w:top w:val="none" w:sz="0" w:space="0" w:color="000000"/>
+                <w:left w:val="none" w:sz="0" w:space="0" w:color="000000"/>
+                <w:right w:val="none" w:sz="0" w:space="0" w:color="000000"/>
+              </w:pBdr>
+              <w:spacing w:after="100" w:before="100" w:line="240"/>
+              <w:ind w:left="100" w:right="100" w:firstLine="0" w:firstLineChars="0"/>
+              <w:rPr>
+                <w:rFonts w:ascii="Helvetica" w:hAnsi="Helvetica" w:eastAsia="Helvetica" w:cs="Helvetica"/>
+                <w:i w:val="false"/>
+                <w:b w:val="false"/>
+                <w:u w:val="none"/>
+                <w:sz w:val="22"/>
+                <w:szCs w:val="22"/>
+                <w:color w:val="000000"/>
+              </w:rPr>
+            </w:pPr>
+            <w:r>
+              <w:rPr>
+                <w:rFonts w:ascii="Helvetica" w:hAnsi="Helvetica" w:eastAsia="Helvetica" w:cs="Helvetica"/>
+                <w:i w:val="false"/>
+                <w:b w:val="false"/>
+                <w:u w:val="none"/>
+                <w:sz w:val="22"/>
+                <w:szCs w:val="22"/>
+                <w:color w:val="000000"/>
+              </w:rPr>
+              <w:t xml:space="preserve">0.280</w:t>
             </w:r>
           </w:p>
         </w:tc>
@@ -8831,113 +8831,113 @@
                 <w:szCs w:val="22"/>
                 <w:color w:val="000000"/>
               </w:rPr>
-              <w:t xml:space="preserve">0.71</w:t>
-            </w:r>
-          </w:p>
-        </w:tc>
-        <w:tc>
-          <w:tcPr>
-            <w:tcBorders>
-              <w:bottom w:val="none" w:sz="0" w:space="0" w:color="000000"/>
-              <w:top w:val="none" w:sz="0" w:space="0" w:color="000000"/>
-              <w:left w:val="none" w:sz="0" w:space="0" w:color="000000"/>
-              <w:right w:val="none" w:sz="0" w:space="0" w:color="000000"/>
-            </w:tcBorders>
-            <w:shd w:val="clear" w:color="auto" w:fill="FFFFFF"/>
-            <w:tcMar>
-              <w:top w:w="0" w:type="dxa"/>
-              <w:bottom w:w="0" w:type="dxa"/>
-              <w:left w:w="0" w:type="dxa"/>
-              <w:right w:w="0" w:type="dxa"/>
-            </w:tcMar>
-            <w:vAlign w:val="top"/>
-          </w:tcPr>
-          <w:p>
-            <w:pPr>
-              <w:pStyle w:val="Normal"/>
-              <w:jc w:val="center"/>
-              <w:pBdr>
-                <w:bottom w:val="none" w:sz="0" w:space="0" w:color="000000"/>
-                <w:top w:val="none" w:sz="0" w:space="0" w:color="000000"/>
-                <w:left w:val="none" w:sz="0" w:space="0" w:color="000000"/>
-                <w:right w:val="none" w:sz="0" w:space="0" w:color="000000"/>
-              </w:pBdr>
-              <w:spacing w:after="100" w:before="100" w:line="240"/>
-              <w:ind w:left="100" w:right="100" w:firstLine="0" w:firstLineChars="0"/>
-              <w:rPr>
-                <w:rFonts w:ascii="Helvetica" w:hAnsi="Helvetica" w:eastAsia="Helvetica" w:cs="Helvetica"/>
-                <w:i w:val="false"/>
-                <w:b w:val="false"/>
-                <w:u w:val="none"/>
-                <w:sz w:val="22"/>
-                <w:szCs w:val="22"/>
-                <w:color w:val="000000"/>
-              </w:rPr>
-            </w:pPr>
-            <w:r>
-              <w:rPr>
-                <w:rFonts w:ascii="Helvetica" w:hAnsi="Helvetica" w:eastAsia="Helvetica" w:cs="Helvetica"/>
-                <w:i w:val="false"/>
-                <w:b w:val="false"/>
-                <w:u w:val="none"/>
-                <w:sz w:val="22"/>
-                <w:szCs w:val="22"/>
-                <w:color w:val="000000"/>
-              </w:rPr>
-              <w:t xml:space="preserve">0.17, 2.91</w:t>
-            </w:r>
-          </w:p>
-        </w:tc>
-        <w:tc>
-          <w:tcPr>
-            <w:tcBorders>
-              <w:bottom w:val="none" w:sz="0" w:space="0" w:color="000000"/>
-              <w:top w:val="none" w:sz="0" w:space="0" w:color="000000"/>
-              <w:left w:val="none" w:sz="0" w:space="0" w:color="000000"/>
-              <w:right w:val="none" w:sz="0" w:space="0" w:color="000000"/>
-            </w:tcBorders>
-            <w:shd w:val="clear" w:color="auto" w:fill="FFFFFF"/>
-            <w:tcMar>
-              <w:top w:w="0" w:type="dxa"/>
-              <w:bottom w:w="0" w:type="dxa"/>
-              <w:left w:w="0" w:type="dxa"/>
-              <w:right w:w="0" w:type="dxa"/>
-            </w:tcMar>
-            <w:vAlign w:val="top"/>
-          </w:tcPr>
-          <w:p>
-            <w:pPr>
-              <w:pStyle w:val="Normal"/>
-              <w:jc w:val="center"/>
-              <w:pBdr>
-                <w:bottom w:val="none" w:sz="0" w:space="0" w:color="000000"/>
-                <w:top w:val="none" w:sz="0" w:space="0" w:color="000000"/>
-                <w:left w:val="none" w:sz="0" w:space="0" w:color="000000"/>
-                <w:right w:val="none" w:sz="0" w:space="0" w:color="000000"/>
-              </w:pBdr>
-              <w:spacing w:after="100" w:before="100" w:line="240"/>
-              <w:ind w:left="100" w:right="100" w:firstLine="0" w:firstLineChars="0"/>
-              <w:rPr>
-                <w:rFonts w:ascii="Helvetica" w:hAnsi="Helvetica" w:eastAsia="Helvetica" w:cs="Helvetica"/>
-                <w:i w:val="false"/>
-                <w:b w:val="false"/>
-                <w:u w:val="none"/>
-                <w:sz w:val="22"/>
-                <w:szCs w:val="22"/>
-                <w:color w:val="000000"/>
-              </w:rPr>
-            </w:pPr>
-            <w:r>
-              <w:rPr>
-                <w:rFonts w:ascii="Helvetica" w:hAnsi="Helvetica" w:eastAsia="Helvetica" w:cs="Helvetica"/>
-                <w:i w:val="false"/>
-                <w:b w:val="false"/>
-                <w:u w:val="none"/>
-                <w:sz w:val="22"/>
-                <w:szCs w:val="22"/>
-                <w:color w:val="000000"/>
-              </w:rPr>
-              <w:t xml:space="preserve">0.630</w:t>
+              <w:t xml:space="preserve">0.69</w:t>
+            </w:r>
+          </w:p>
+        </w:tc>
+        <w:tc>
+          <w:tcPr>
+            <w:tcBorders>
+              <w:bottom w:val="none" w:sz="0" w:space="0" w:color="000000"/>
+              <w:top w:val="none" w:sz="0" w:space="0" w:color="000000"/>
+              <w:left w:val="none" w:sz="0" w:space="0" w:color="000000"/>
+              <w:right w:val="none" w:sz="0" w:space="0" w:color="000000"/>
+            </w:tcBorders>
+            <w:shd w:val="clear" w:color="auto" w:fill="FFFFFF"/>
+            <w:tcMar>
+              <w:top w:w="0" w:type="dxa"/>
+              <w:bottom w:w="0" w:type="dxa"/>
+              <w:left w:w="0" w:type="dxa"/>
+              <w:right w:w="0" w:type="dxa"/>
+            </w:tcMar>
+            <w:vAlign w:val="top"/>
+          </w:tcPr>
+          <w:p>
+            <w:pPr>
+              <w:pStyle w:val="Normal"/>
+              <w:jc w:val="center"/>
+              <w:pBdr>
+                <w:bottom w:val="none" w:sz="0" w:space="0" w:color="000000"/>
+                <w:top w:val="none" w:sz="0" w:space="0" w:color="000000"/>
+                <w:left w:val="none" w:sz="0" w:space="0" w:color="000000"/>
+                <w:right w:val="none" w:sz="0" w:space="0" w:color="000000"/>
+              </w:pBdr>
+              <w:spacing w:after="100" w:before="100" w:line="240"/>
+              <w:ind w:left="100" w:right="100" w:firstLine="0" w:firstLineChars="0"/>
+              <w:rPr>
+                <w:rFonts w:ascii="Helvetica" w:hAnsi="Helvetica" w:eastAsia="Helvetica" w:cs="Helvetica"/>
+                <w:i w:val="false"/>
+                <w:b w:val="false"/>
+                <w:u w:val="none"/>
+                <w:sz w:val="22"/>
+                <w:szCs w:val="22"/>
+                <w:color w:val="000000"/>
+              </w:rPr>
+            </w:pPr>
+            <w:r>
+              <w:rPr>
+                <w:rFonts w:ascii="Helvetica" w:hAnsi="Helvetica" w:eastAsia="Helvetica" w:cs="Helvetica"/>
+                <w:i w:val="false"/>
+                <w:b w:val="false"/>
+                <w:u w:val="none"/>
+                <w:sz w:val="22"/>
+                <w:szCs w:val="22"/>
+                <w:color w:val="000000"/>
+              </w:rPr>
+              <w:t xml:space="preserve">0.17, 2.77</w:t>
+            </w:r>
+          </w:p>
+        </w:tc>
+        <w:tc>
+          <w:tcPr>
+            <w:tcBorders>
+              <w:bottom w:val="none" w:sz="0" w:space="0" w:color="000000"/>
+              <w:top w:val="none" w:sz="0" w:space="0" w:color="000000"/>
+              <w:left w:val="none" w:sz="0" w:space="0" w:color="000000"/>
+              <w:right w:val="none" w:sz="0" w:space="0" w:color="000000"/>
+            </w:tcBorders>
+            <w:shd w:val="clear" w:color="auto" w:fill="FFFFFF"/>
+            <w:tcMar>
+              <w:top w:w="0" w:type="dxa"/>
+              <w:bottom w:w="0" w:type="dxa"/>
+              <w:left w:w="0" w:type="dxa"/>
+              <w:right w:w="0" w:type="dxa"/>
+            </w:tcMar>
+            <w:vAlign w:val="top"/>
+          </w:tcPr>
+          <w:p>
+            <w:pPr>
+              <w:pStyle w:val="Normal"/>
+              <w:jc w:val="center"/>
+              <w:pBdr>
+                <w:bottom w:val="none" w:sz="0" w:space="0" w:color="000000"/>
+                <w:top w:val="none" w:sz="0" w:space="0" w:color="000000"/>
+                <w:left w:val="none" w:sz="0" w:space="0" w:color="000000"/>
+                <w:right w:val="none" w:sz="0" w:space="0" w:color="000000"/>
+              </w:pBdr>
+              <w:spacing w:after="100" w:before="100" w:line="240"/>
+              <w:ind w:left="100" w:right="100" w:firstLine="0" w:firstLineChars="0"/>
+              <w:rPr>
+                <w:rFonts w:ascii="Helvetica" w:hAnsi="Helvetica" w:eastAsia="Helvetica" w:cs="Helvetica"/>
+                <w:i w:val="false"/>
+                <w:b w:val="false"/>
+                <w:u w:val="none"/>
+                <w:sz w:val="22"/>
+                <w:szCs w:val="22"/>
+                <w:color w:val="000000"/>
+              </w:rPr>
+            </w:pPr>
+            <w:r>
+              <w:rPr>
+                <w:rFonts w:ascii="Helvetica" w:hAnsi="Helvetica" w:eastAsia="Helvetica" w:cs="Helvetica"/>
+                <w:i w:val="false"/>
+                <w:b w:val="false"/>
+                <w:u w:val="none"/>
+                <w:sz w:val="22"/>
+                <w:szCs w:val="22"/>
+                <w:color w:val="000000"/>
+              </w:rPr>
+              <w:t xml:space="preserve">0.600</w:t>
             </w:r>
           </w:p>
         </w:tc>
@@ -10280,113 +10280,113 @@
                 <w:szCs w:val="22"/>
                 <w:color w:val="000000"/>
               </w:rPr>
-              <w:t xml:space="preserve">0.98</w:t>
-            </w:r>
-          </w:p>
-        </w:tc>
-        <w:tc>
-          <w:tcPr>
-            <w:tcBorders>
-              <w:bottom w:val="none" w:sz="0" w:space="0" w:color="000000"/>
-              <w:top w:val="none" w:sz="0" w:space="0" w:color="000000"/>
-              <w:left w:val="none" w:sz="0" w:space="0" w:color="000000"/>
-              <w:right w:val="none" w:sz="0" w:space="0" w:color="000000"/>
-            </w:tcBorders>
-            <w:shd w:val="clear" w:color="auto" w:fill="FFFFFF"/>
-            <w:tcMar>
-              <w:top w:w="0" w:type="dxa"/>
-              <w:bottom w:w="0" w:type="dxa"/>
-              <w:left w:w="0" w:type="dxa"/>
-              <w:right w:w="0" w:type="dxa"/>
-            </w:tcMar>
-            <w:vAlign w:val="top"/>
-          </w:tcPr>
-          <w:p>
-            <w:pPr>
-              <w:pStyle w:val="Normal"/>
-              <w:jc w:val="center"/>
-              <w:pBdr>
-                <w:bottom w:val="none" w:sz="0" w:space="0" w:color="000000"/>
-                <w:top w:val="none" w:sz="0" w:space="0" w:color="000000"/>
-                <w:left w:val="none" w:sz="0" w:space="0" w:color="000000"/>
-                <w:right w:val="none" w:sz="0" w:space="0" w:color="000000"/>
-              </w:pBdr>
-              <w:spacing w:after="100" w:before="100" w:line="240"/>
-              <w:ind w:left="100" w:right="100" w:firstLine="0" w:firstLineChars="0"/>
-              <w:rPr>
-                <w:rFonts w:ascii="Helvetica" w:hAnsi="Helvetica" w:eastAsia="Helvetica" w:cs="Helvetica"/>
-                <w:i w:val="false"/>
-                <w:b w:val="false"/>
-                <w:u w:val="none"/>
-                <w:sz w:val="22"/>
-                <w:szCs w:val="22"/>
-                <w:color w:val="000000"/>
-              </w:rPr>
-            </w:pPr>
-            <w:r>
-              <w:rPr>
-                <w:rFonts w:ascii="Helvetica" w:hAnsi="Helvetica" w:eastAsia="Helvetica" w:cs="Helvetica"/>
-                <w:i w:val="false"/>
-                <w:b w:val="false"/>
-                <w:u w:val="none"/>
-                <w:sz w:val="22"/>
-                <w:szCs w:val="22"/>
-                <w:color w:val="000000"/>
-              </w:rPr>
-              <w:t xml:space="preserve">0.53, 1.79</w:t>
-            </w:r>
-          </w:p>
-        </w:tc>
-        <w:tc>
-          <w:tcPr>
-            <w:tcBorders>
-              <w:bottom w:val="none" w:sz="0" w:space="0" w:color="000000"/>
-              <w:top w:val="none" w:sz="0" w:space="0" w:color="000000"/>
-              <w:left w:val="none" w:sz="0" w:space="0" w:color="000000"/>
-              <w:right w:val="none" w:sz="0" w:space="0" w:color="000000"/>
-            </w:tcBorders>
-            <w:shd w:val="clear" w:color="auto" w:fill="FFFFFF"/>
-            <w:tcMar>
-              <w:top w:w="0" w:type="dxa"/>
-              <w:bottom w:w="0" w:type="dxa"/>
-              <w:left w:w="0" w:type="dxa"/>
-              <w:right w:w="0" w:type="dxa"/>
-            </w:tcMar>
-            <w:vAlign w:val="top"/>
-          </w:tcPr>
-          <w:p>
-            <w:pPr>
-              <w:pStyle w:val="Normal"/>
-              <w:jc w:val="center"/>
-              <w:pBdr>
-                <w:bottom w:val="none" w:sz="0" w:space="0" w:color="000000"/>
-                <w:top w:val="none" w:sz="0" w:space="0" w:color="000000"/>
-                <w:left w:val="none" w:sz="0" w:space="0" w:color="000000"/>
-                <w:right w:val="none" w:sz="0" w:space="0" w:color="000000"/>
-              </w:pBdr>
-              <w:spacing w:after="100" w:before="100" w:line="240"/>
-              <w:ind w:left="100" w:right="100" w:firstLine="0" w:firstLineChars="0"/>
-              <w:rPr>
-                <w:rFonts w:ascii="Helvetica" w:hAnsi="Helvetica" w:eastAsia="Helvetica" w:cs="Helvetica"/>
-                <w:i w:val="false"/>
-                <w:b w:val="false"/>
-                <w:u w:val="none"/>
-                <w:sz w:val="22"/>
-                <w:szCs w:val="22"/>
-                <w:color w:val="000000"/>
-              </w:rPr>
-            </w:pPr>
-            <w:r>
-              <w:rPr>
-                <w:rFonts w:ascii="Helvetica" w:hAnsi="Helvetica" w:eastAsia="Helvetica" w:cs="Helvetica"/>
-                <w:i w:val="false"/>
-                <w:b w:val="false"/>
-                <w:u w:val="none"/>
-                <w:sz w:val="22"/>
-                <w:szCs w:val="22"/>
-                <w:color w:val="000000"/>
-              </w:rPr>
-              <w:t xml:space="preserve">0.940</w:t>
+              <w:t xml:space="preserve">0.99</w:t>
+            </w:r>
+          </w:p>
+        </w:tc>
+        <w:tc>
+          <w:tcPr>
+            <w:tcBorders>
+              <w:bottom w:val="none" w:sz="0" w:space="0" w:color="000000"/>
+              <w:top w:val="none" w:sz="0" w:space="0" w:color="000000"/>
+              <w:left w:val="none" w:sz="0" w:space="0" w:color="000000"/>
+              <w:right w:val="none" w:sz="0" w:space="0" w:color="000000"/>
+            </w:tcBorders>
+            <w:shd w:val="clear" w:color="auto" w:fill="FFFFFF"/>
+            <w:tcMar>
+              <w:top w:w="0" w:type="dxa"/>
+              <w:bottom w:w="0" w:type="dxa"/>
+              <w:left w:w="0" w:type="dxa"/>
+              <w:right w:w="0" w:type="dxa"/>
+            </w:tcMar>
+            <w:vAlign w:val="top"/>
+          </w:tcPr>
+          <w:p>
+            <w:pPr>
+              <w:pStyle w:val="Normal"/>
+              <w:jc w:val="center"/>
+              <w:pBdr>
+                <w:bottom w:val="none" w:sz="0" w:space="0" w:color="000000"/>
+                <w:top w:val="none" w:sz="0" w:space="0" w:color="000000"/>
+                <w:left w:val="none" w:sz="0" w:space="0" w:color="000000"/>
+                <w:right w:val="none" w:sz="0" w:space="0" w:color="000000"/>
+              </w:pBdr>
+              <w:spacing w:after="100" w:before="100" w:line="240"/>
+              <w:ind w:left="100" w:right="100" w:firstLine="0" w:firstLineChars="0"/>
+              <w:rPr>
+                <w:rFonts w:ascii="Helvetica" w:hAnsi="Helvetica" w:eastAsia="Helvetica" w:cs="Helvetica"/>
+                <w:i w:val="false"/>
+                <w:b w:val="false"/>
+                <w:u w:val="none"/>
+                <w:sz w:val="22"/>
+                <w:szCs w:val="22"/>
+                <w:color w:val="000000"/>
+              </w:rPr>
+            </w:pPr>
+            <w:r>
+              <w:rPr>
+                <w:rFonts w:ascii="Helvetica" w:hAnsi="Helvetica" w:eastAsia="Helvetica" w:cs="Helvetica"/>
+                <w:i w:val="false"/>
+                <w:b w:val="false"/>
+                <w:u w:val="none"/>
+                <w:sz w:val="22"/>
+                <w:szCs w:val="22"/>
+                <w:color w:val="000000"/>
+              </w:rPr>
+              <w:t xml:space="preserve">0.53, 1.82</w:t>
+            </w:r>
+          </w:p>
+        </w:tc>
+        <w:tc>
+          <w:tcPr>
+            <w:tcBorders>
+              <w:bottom w:val="none" w:sz="0" w:space="0" w:color="000000"/>
+              <w:top w:val="none" w:sz="0" w:space="0" w:color="000000"/>
+              <w:left w:val="none" w:sz="0" w:space="0" w:color="000000"/>
+              <w:right w:val="none" w:sz="0" w:space="0" w:color="000000"/>
+            </w:tcBorders>
+            <w:shd w:val="clear" w:color="auto" w:fill="FFFFFF"/>
+            <w:tcMar>
+              <w:top w:w="0" w:type="dxa"/>
+              <w:bottom w:w="0" w:type="dxa"/>
+              <w:left w:w="0" w:type="dxa"/>
+              <w:right w:w="0" w:type="dxa"/>
+            </w:tcMar>
+            <w:vAlign w:val="top"/>
+          </w:tcPr>
+          <w:p>
+            <w:pPr>
+              <w:pStyle w:val="Normal"/>
+              <w:jc w:val="center"/>
+              <w:pBdr>
+                <w:bottom w:val="none" w:sz="0" w:space="0" w:color="000000"/>
+                <w:top w:val="none" w:sz="0" w:space="0" w:color="000000"/>
+                <w:left w:val="none" w:sz="0" w:space="0" w:color="000000"/>
+                <w:right w:val="none" w:sz="0" w:space="0" w:color="000000"/>
+              </w:pBdr>
+              <w:spacing w:after="100" w:before="100" w:line="240"/>
+              <w:ind w:left="100" w:right="100" w:firstLine="0" w:firstLineChars="0"/>
+              <w:rPr>
+                <w:rFonts w:ascii="Helvetica" w:hAnsi="Helvetica" w:eastAsia="Helvetica" w:cs="Helvetica"/>
+                <w:i w:val="false"/>
+                <w:b w:val="false"/>
+                <w:u w:val="none"/>
+                <w:sz w:val="22"/>
+                <w:szCs w:val="22"/>
+                <w:color w:val="000000"/>
+              </w:rPr>
+            </w:pPr>
+            <w:r>
+              <w:rPr>
+                <w:rFonts w:ascii="Helvetica" w:hAnsi="Helvetica" w:eastAsia="Helvetica" w:cs="Helvetica"/>
+                <w:i w:val="false"/>
+                <w:b w:val="false"/>
+                <w:u w:val="none"/>
+                <w:sz w:val="22"/>
+                <w:szCs w:val="22"/>
+                <w:color w:val="000000"/>
+              </w:rPr>
+              <w:t xml:space="preserve">0.970</w:t>
             </w:r>
           </w:p>
         </w:tc>
@@ -11729,60 +11729,60 @@
                 <w:szCs w:val="22"/>
                 <w:color w:val="000000"/>
               </w:rPr>
-              <w:t xml:space="preserve">4.97</w:t>
-            </w:r>
-          </w:p>
-        </w:tc>
-        <w:tc>
-          <w:tcPr>
-            <w:tcBorders>
-              <w:bottom w:val="none" w:sz="0" w:space="0" w:color="000000"/>
-              <w:top w:val="none" w:sz="0" w:space="0" w:color="000000"/>
-              <w:left w:val="none" w:sz="0" w:space="0" w:color="000000"/>
-              <w:right w:val="none" w:sz="0" w:space="0" w:color="000000"/>
-            </w:tcBorders>
-            <w:shd w:val="clear" w:color="auto" w:fill="FFFFFF"/>
-            <w:tcMar>
-              <w:top w:w="0" w:type="dxa"/>
-              <w:bottom w:w="0" w:type="dxa"/>
-              <w:left w:w="0" w:type="dxa"/>
-              <w:right w:w="0" w:type="dxa"/>
-            </w:tcMar>
-            <w:vAlign w:val="top"/>
-          </w:tcPr>
-          <w:p>
-            <w:pPr>
-              <w:pStyle w:val="Normal"/>
-              <w:jc w:val="center"/>
-              <w:pBdr>
-                <w:bottom w:val="none" w:sz="0" w:space="0" w:color="000000"/>
-                <w:top w:val="none" w:sz="0" w:space="0" w:color="000000"/>
-                <w:left w:val="none" w:sz="0" w:space="0" w:color="000000"/>
-                <w:right w:val="none" w:sz="0" w:space="0" w:color="000000"/>
-              </w:pBdr>
-              <w:spacing w:after="100" w:before="100" w:line="240"/>
-              <w:ind w:left="100" w:right="100" w:firstLine="0" w:firstLineChars="0"/>
-              <w:rPr>
-                <w:rFonts w:ascii="Helvetica" w:hAnsi="Helvetica" w:eastAsia="Helvetica" w:cs="Helvetica"/>
-                <w:i w:val="false"/>
-                <w:b w:val="false"/>
-                <w:u w:val="none"/>
-                <w:sz w:val="22"/>
-                <w:szCs w:val="22"/>
-                <w:color w:val="000000"/>
-              </w:rPr>
-            </w:pPr>
-            <w:r>
-              <w:rPr>
-                <w:rFonts w:ascii="Helvetica" w:hAnsi="Helvetica" w:eastAsia="Helvetica" w:cs="Helvetica"/>
-                <w:i w:val="false"/>
-                <w:b w:val="false"/>
-                <w:u w:val="none"/>
-                <w:sz w:val="22"/>
-                <w:szCs w:val="22"/>
-                <w:color w:val="000000"/>
-              </w:rPr>
-              <w:t xml:space="preserve">2.53, 9.76</w:t>
+              <w:t xml:space="preserve">5.10</w:t>
+            </w:r>
+          </w:p>
+        </w:tc>
+        <w:tc>
+          <w:tcPr>
+            <w:tcBorders>
+              <w:bottom w:val="none" w:sz="0" w:space="0" w:color="000000"/>
+              <w:top w:val="none" w:sz="0" w:space="0" w:color="000000"/>
+              <w:left w:val="none" w:sz="0" w:space="0" w:color="000000"/>
+              <w:right w:val="none" w:sz="0" w:space="0" w:color="000000"/>
+            </w:tcBorders>
+            <w:shd w:val="clear" w:color="auto" w:fill="FFFFFF"/>
+            <w:tcMar>
+              <w:top w:w="0" w:type="dxa"/>
+              <w:bottom w:w="0" w:type="dxa"/>
+              <w:left w:w="0" w:type="dxa"/>
+              <w:right w:w="0" w:type="dxa"/>
+            </w:tcMar>
+            <w:vAlign w:val="top"/>
+          </w:tcPr>
+          <w:p>
+            <w:pPr>
+              <w:pStyle w:val="Normal"/>
+              <w:jc w:val="center"/>
+              <w:pBdr>
+                <w:bottom w:val="none" w:sz="0" w:space="0" w:color="000000"/>
+                <w:top w:val="none" w:sz="0" w:space="0" w:color="000000"/>
+                <w:left w:val="none" w:sz="0" w:space="0" w:color="000000"/>
+                <w:right w:val="none" w:sz="0" w:space="0" w:color="000000"/>
+              </w:pBdr>
+              <w:spacing w:after="100" w:before="100" w:line="240"/>
+              <w:ind w:left="100" w:right="100" w:firstLine="0" w:firstLineChars="0"/>
+              <w:rPr>
+                <w:rFonts w:ascii="Helvetica" w:hAnsi="Helvetica" w:eastAsia="Helvetica" w:cs="Helvetica"/>
+                <w:i w:val="false"/>
+                <w:b w:val="false"/>
+                <w:u w:val="none"/>
+                <w:sz w:val="22"/>
+                <w:szCs w:val="22"/>
+                <w:color w:val="000000"/>
+              </w:rPr>
+            </w:pPr>
+            <w:r>
+              <w:rPr>
+                <w:rFonts w:ascii="Helvetica" w:hAnsi="Helvetica" w:eastAsia="Helvetica" w:cs="Helvetica"/>
+                <w:i w:val="false"/>
+                <w:b w:val="false"/>
+                <w:u w:val="none"/>
+                <w:sz w:val="22"/>
+                <w:szCs w:val="22"/>
+                <w:color w:val="000000"/>
+              </w:rPr>
+              <w:t xml:space="preserve">2.57, 10.1</w:t>
             </w:r>
           </w:p>
         </w:tc>
@@ -13231,60 +13231,60 @@
                 <w:szCs w:val="22"/>
                 <w:color w:val="000000"/>
               </w:rPr>
-              <w:t xml:space="preserve">1.05, 3.66</w:t>
-            </w:r>
-          </w:p>
-        </w:tc>
-        <w:tc>
-          <w:tcPr>
-            <w:tcBorders>
-              <w:bottom w:val="none" w:sz="0" w:space="0" w:color="000000"/>
-              <w:top w:val="none" w:sz="0" w:space="0" w:color="000000"/>
-              <w:left w:val="none" w:sz="0" w:space="0" w:color="000000"/>
-              <w:right w:val="none" w:sz="0" w:space="0" w:color="000000"/>
-            </w:tcBorders>
-            <w:shd w:val="clear" w:color="auto" w:fill="FFFFFF"/>
-            <w:tcMar>
-              <w:top w:w="0" w:type="dxa"/>
-              <w:bottom w:w="0" w:type="dxa"/>
-              <w:left w:w="0" w:type="dxa"/>
-              <w:right w:w="0" w:type="dxa"/>
-            </w:tcMar>
-            <w:vAlign w:val="top"/>
-          </w:tcPr>
-          <w:p>
-            <w:pPr>
-              <w:pStyle w:val="Normal"/>
-              <w:jc w:val="center"/>
-              <w:pBdr>
-                <w:bottom w:val="none" w:sz="0" w:space="0" w:color="000000"/>
-                <w:top w:val="none" w:sz="0" w:space="0" w:color="000000"/>
-                <w:left w:val="none" w:sz="0" w:space="0" w:color="000000"/>
-                <w:right w:val="none" w:sz="0" w:space="0" w:color="000000"/>
-              </w:pBdr>
-              <w:spacing w:after="100" w:before="100" w:line="240"/>
-              <w:ind w:left="100" w:right="100" w:firstLine="0" w:firstLineChars="0"/>
-              <w:rPr>
-                <w:rFonts w:ascii="Helvetica" w:hAnsi="Helvetica" w:eastAsia="Helvetica" w:cs="Helvetica"/>
-                <w:i w:val="false"/>
-                <w:b w:val="false"/>
-                <w:u w:val="none"/>
-                <w:sz w:val="22"/>
-                <w:szCs w:val="22"/>
-                <w:color w:val="000000"/>
-              </w:rPr>
-            </w:pPr>
-            <w:r>
-              <w:rPr>
-                <w:rFonts w:ascii="Helvetica" w:hAnsi="Helvetica" w:eastAsia="Helvetica" w:cs="Helvetica"/>
-                <w:i w:val="false"/>
-                <w:b w:val="false"/>
-                <w:u w:val="none"/>
-                <w:sz w:val="22"/>
-                <w:szCs w:val="22"/>
-                <w:color w:val="000000"/>
-              </w:rPr>
-              <w:t xml:space="preserve">0.033</w:t>
+              <w:t xml:space="preserve">1.06, 3.64</w:t>
+            </w:r>
+          </w:p>
+        </w:tc>
+        <w:tc>
+          <w:tcPr>
+            <w:tcBorders>
+              <w:bottom w:val="none" w:sz="0" w:space="0" w:color="000000"/>
+              <w:top w:val="none" w:sz="0" w:space="0" w:color="000000"/>
+              <w:left w:val="none" w:sz="0" w:space="0" w:color="000000"/>
+              <w:right w:val="none" w:sz="0" w:space="0" w:color="000000"/>
+            </w:tcBorders>
+            <w:shd w:val="clear" w:color="auto" w:fill="FFFFFF"/>
+            <w:tcMar>
+              <w:top w:w="0" w:type="dxa"/>
+              <w:bottom w:w="0" w:type="dxa"/>
+              <w:left w:w="0" w:type="dxa"/>
+              <w:right w:w="0" w:type="dxa"/>
+            </w:tcMar>
+            <w:vAlign w:val="top"/>
+          </w:tcPr>
+          <w:p>
+            <w:pPr>
+              <w:pStyle w:val="Normal"/>
+              <w:jc w:val="center"/>
+              <w:pBdr>
+                <w:bottom w:val="none" w:sz="0" w:space="0" w:color="000000"/>
+                <w:top w:val="none" w:sz="0" w:space="0" w:color="000000"/>
+                <w:left w:val="none" w:sz="0" w:space="0" w:color="000000"/>
+                <w:right w:val="none" w:sz="0" w:space="0" w:color="000000"/>
+              </w:pBdr>
+              <w:spacing w:after="100" w:before="100" w:line="240"/>
+              <w:ind w:left="100" w:right="100" w:firstLine="0" w:firstLineChars="0"/>
+              <w:rPr>
+                <w:rFonts w:ascii="Helvetica" w:hAnsi="Helvetica" w:eastAsia="Helvetica" w:cs="Helvetica"/>
+                <w:i w:val="false"/>
+                <w:b w:val="false"/>
+                <w:u w:val="none"/>
+                <w:sz w:val="22"/>
+                <w:szCs w:val="22"/>
+                <w:color w:val="000000"/>
+              </w:rPr>
+            </w:pPr>
+            <w:r>
+              <w:rPr>
+                <w:rFonts w:ascii="Helvetica" w:hAnsi="Helvetica" w:eastAsia="Helvetica" w:cs="Helvetica"/>
+                <w:i w:val="false"/>
+                <w:b w:val="false"/>
+                <w:u w:val="none"/>
+                <w:sz w:val="22"/>
+                <w:szCs w:val="22"/>
+                <w:color w:val="000000"/>
+              </w:rPr>
+              <w:t xml:space="preserve">0.032</w:t>
             </w:r>
           </w:p>
         </w:tc>
@@ -14144,113 +14144,113 @@
                 <w:szCs w:val="22"/>
                 <w:color w:val="000000"/>
               </w:rPr>
-              <w:t xml:space="preserve">2.45</w:t>
-            </w:r>
-          </w:p>
-        </w:tc>
-        <w:tc>
-          <w:tcPr>
-            <w:tcBorders>
-              <w:bottom w:val="none" w:sz="0" w:space="0" w:color="000000"/>
-              <w:top w:val="none" w:sz="0" w:space="0" w:color="000000"/>
-              <w:left w:val="none" w:sz="0" w:space="0" w:color="000000"/>
-              <w:right w:val="none" w:sz="0" w:space="0" w:color="000000"/>
-            </w:tcBorders>
-            <w:shd w:val="clear" w:color="auto" w:fill="FFFFFF"/>
-            <w:tcMar>
-              <w:top w:w="0" w:type="dxa"/>
-              <w:bottom w:w="0" w:type="dxa"/>
-              <w:left w:w="0" w:type="dxa"/>
-              <w:right w:w="0" w:type="dxa"/>
-            </w:tcMar>
-            <w:vAlign w:val="top"/>
-          </w:tcPr>
-          <w:p>
-            <w:pPr>
-              <w:pStyle w:val="Normal"/>
-              <w:jc w:val="center"/>
-              <w:pBdr>
-                <w:bottom w:val="none" w:sz="0" w:space="0" w:color="000000"/>
-                <w:top w:val="none" w:sz="0" w:space="0" w:color="000000"/>
-                <w:left w:val="none" w:sz="0" w:space="0" w:color="000000"/>
-                <w:right w:val="none" w:sz="0" w:space="0" w:color="000000"/>
-              </w:pBdr>
-              <w:spacing w:after="100" w:before="100" w:line="240"/>
-              <w:ind w:left="100" w:right="100" w:firstLine="0" w:firstLineChars="0"/>
-              <w:rPr>
-                <w:rFonts w:ascii="Helvetica" w:hAnsi="Helvetica" w:eastAsia="Helvetica" w:cs="Helvetica"/>
-                <w:i w:val="false"/>
-                <w:b w:val="false"/>
-                <w:u w:val="none"/>
-                <w:sz w:val="22"/>
-                <w:szCs w:val="22"/>
-                <w:color w:val="000000"/>
-              </w:rPr>
-            </w:pPr>
-            <w:r>
-              <w:rPr>
-                <w:rFonts w:ascii="Helvetica" w:hAnsi="Helvetica" w:eastAsia="Helvetica" w:cs="Helvetica"/>
-                <w:i w:val="false"/>
-                <w:b w:val="false"/>
-                <w:u w:val="none"/>
-                <w:sz w:val="22"/>
-                <w:szCs w:val="22"/>
-                <w:color w:val="000000"/>
-              </w:rPr>
-              <w:t xml:space="preserve">0.90, 6.70</w:t>
-            </w:r>
-          </w:p>
-        </w:tc>
-        <w:tc>
-          <w:tcPr>
-            <w:tcBorders>
-              <w:bottom w:val="none" w:sz="0" w:space="0" w:color="000000"/>
-              <w:top w:val="none" w:sz="0" w:space="0" w:color="000000"/>
-              <w:left w:val="none" w:sz="0" w:space="0" w:color="000000"/>
-              <w:right w:val="none" w:sz="0" w:space="0" w:color="000000"/>
-            </w:tcBorders>
-            <w:shd w:val="clear" w:color="auto" w:fill="FFFFFF"/>
-            <w:tcMar>
-              <w:top w:w="0" w:type="dxa"/>
-              <w:bottom w:w="0" w:type="dxa"/>
-              <w:left w:w="0" w:type="dxa"/>
-              <w:right w:w="0" w:type="dxa"/>
-            </w:tcMar>
-            <w:vAlign w:val="top"/>
-          </w:tcPr>
-          <w:p>
-            <w:pPr>
-              <w:pStyle w:val="Normal"/>
-              <w:jc w:val="center"/>
-              <w:pBdr>
-                <w:bottom w:val="none" w:sz="0" w:space="0" w:color="000000"/>
-                <w:top w:val="none" w:sz="0" w:space="0" w:color="000000"/>
-                <w:left w:val="none" w:sz="0" w:space="0" w:color="000000"/>
-                <w:right w:val="none" w:sz="0" w:space="0" w:color="000000"/>
-              </w:pBdr>
-              <w:spacing w:after="100" w:before="100" w:line="240"/>
-              <w:ind w:left="100" w:right="100" w:firstLine="0" w:firstLineChars="0"/>
-              <w:rPr>
-                <w:rFonts w:ascii="Helvetica" w:hAnsi="Helvetica" w:eastAsia="Helvetica" w:cs="Helvetica"/>
-                <w:i w:val="false"/>
-                <w:b w:val="false"/>
-                <w:u w:val="none"/>
-                <w:sz w:val="22"/>
-                <w:szCs w:val="22"/>
-                <w:color w:val="000000"/>
-              </w:rPr>
-            </w:pPr>
-            <w:r>
-              <w:rPr>
-                <w:rFonts w:ascii="Helvetica" w:hAnsi="Helvetica" w:eastAsia="Helvetica" w:cs="Helvetica"/>
-                <w:i w:val="false"/>
-                <w:b w:val="false"/>
-                <w:u w:val="none"/>
-                <w:sz w:val="22"/>
-                <w:szCs w:val="22"/>
-                <w:color w:val="000000"/>
-              </w:rPr>
-              <w:t xml:space="preserve">0.079</w:t>
+              <w:t xml:space="preserve">2.39</w:t>
+            </w:r>
+          </w:p>
+        </w:tc>
+        <w:tc>
+          <w:tcPr>
+            <w:tcBorders>
+              <w:bottom w:val="none" w:sz="0" w:space="0" w:color="000000"/>
+              <w:top w:val="none" w:sz="0" w:space="0" w:color="000000"/>
+              <w:left w:val="none" w:sz="0" w:space="0" w:color="000000"/>
+              <w:right w:val="none" w:sz="0" w:space="0" w:color="000000"/>
+            </w:tcBorders>
+            <w:shd w:val="clear" w:color="auto" w:fill="FFFFFF"/>
+            <w:tcMar>
+              <w:top w:w="0" w:type="dxa"/>
+              <w:bottom w:w="0" w:type="dxa"/>
+              <w:left w:w="0" w:type="dxa"/>
+              <w:right w:w="0" w:type="dxa"/>
+            </w:tcMar>
+            <w:vAlign w:val="top"/>
+          </w:tcPr>
+          <w:p>
+            <w:pPr>
+              <w:pStyle w:val="Normal"/>
+              <w:jc w:val="center"/>
+              <w:pBdr>
+                <w:bottom w:val="none" w:sz="0" w:space="0" w:color="000000"/>
+                <w:top w:val="none" w:sz="0" w:space="0" w:color="000000"/>
+                <w:left w:val="none" w:sz="0" w:space="0" w:color="000000"/>
+                <w:right w:val="none" w:sz="0" w:space="0" w:color="000000"/>
+              </w:pBdr>
+              <w:spacing w:after="100" w:before="100" w:line="240"/>
+              <w:ind w:left="100" w:right="100" w:firstLine="0" w:firstLineChars="0"/>
+              <w:rPr>
+                <w:rFonts w:ascii="Helvetica" w:hAnsi="Helvetica" w:eastAsia="Helvetica" w:cs="Helvetica"/>
+                <w:i w:val="false"/>
+                <w:b w:val="false"/>
+                <w:u w:val="none"/>
+                <w:sz w:val="22"/>
+                <w:szCs w:val="22"/>
+                <w:color w:val="000000"/>
+              </w:rPr>
+            </w:pPr>
+            <w:r>
+              <w:rPr>
+                <w:rFonts w:ascii="Helvetica" w:hAnsi="Helvetica" w:eastAsia="Helvetica" w:cs="Helvetica"/>
+                <w:i w:val="false"/>
+                <w:b w:val="false"/>
+                <w:u w:val="none"/>
+                <w:sz w:val="22"/>
+                <w:szCs w:val="22"/>
+                <w:color w:val="000000"/>
+              </w:rPr>
+              <w:t xml:space="preserve">0.87, 6.59</w:t>
+            </w:r>
+          </w:p>
+        </w:tc>
+        <w:tc>
+          <w:tcPr>
+            <w:tcBorders>
+              <w:bottom w:val="none" w:sz="0" w:space="0" w:color="000000"/>
+              <w:top w:val="none" w:sz="0" w:space="0" w:color="000000"/>
+              <w:left w:val="none" w:sz="0" w:space="0" w:color="000000"/>
+              <w:right w:val="none" w:sz="0" w:space="0" w:color="000000"/>
+            </w:tcBorders>
+            <w:shd w:val="clear" w:color="auto" w:fill="FFFFFF"/>
+            <w:tcMar>
+              <w:top w:w="0" w:type="dxa"/>
+              <w:bottom w:w="0" w:type="dxa"/>
+              <w:left w:w="0" w:type="dxa"/>
+              <w:right w:w="0" w:type="dxa"/>
+            </w:tcMar>
+            <w:vAlign w:val="top"/>
+          </w:tcPr>
+          <w:p>
+            <w:pPr>
+              <w:pStyle w:val="Normal"/>
+              <w:jc w:val="center"/>
+              <w:pBdr>
+                <w:bottom w:val="none" w:sz="0" w:space="0" w:color="000000"/>
+                <w:top w:val="none" w:sz="0" w:space="0" w:color="000000"/>
+                <w:left w:val="none" w:sz="0" w:space="0" w:color="000000"/>
+                <w:right w:val="none" w:sz="0" w:space="0" w:color="000000"/>
+              </w:pBdr>
+              <w:spacing w:after="100" w:before="100" w:line="240"/>
+              <w:ind w:left="100" w:right="100" w:firstLine="0" w:firstLineChars="0"/>
+              <w:rPr>
+                <w:rFonts w:ascii="Helvetica" w:hAnsi="Helvetica" w:eastAsia="Helvetica" w:cs="Helvetica"/>
+                <w:i w:val="false"/>
+                <w:b w:val="false"/>
+                <w:u w:val="none"/>
+                <w:sz w:val="22"/>
+                <w:szCs w:val="22"/>
+                <w:color w:val="000000"/>
+              </w:rPr>
+            </w:pPr>
+            <w:r>
+              <w:rPr>
+                <w:rFonts w:ascii="Helvetica" w:hAnsi="Helvetica" w:eastAsia="Helvetica" w:cs="Helvetica"/>
+                <w:i w:val="false"/>
+                <w:b w:val="false"/>
+                <w:u w:val="none"/>
+                <w:sz w:val="22"/>
+                <w:szCs w:val="22"/>
+                <w:color w:val="000000"/>
+              </w:rPr>
+              <w:t xml:space="preserve">0.092</w:t>
             </w:r>
           </w:p>
         </w:tc>
@@ -14627,113 +14627,113 @@
                 <w:szCs w:val="22"/>
                 <w:color w:val="000000"/>
               </w:rPr>
-              <w:t xml:space="preserve">0.84</w:t>
-            </w:r>
-          </w:p>
-        </w:tc>
-        <w:tc>
-          <w:tcPr>
-            <w:tcBorders>
-              <w:bottom w:val="none" w:sz="0" w:space="0" w:color="000000"/>
-              <w:top w:val="none" w:sz="0" w:space="0" w:color="000000"/>
-              <w:left w:val="none" w:sz="0" w:space="0" w:color="000000"/>
-              <w:right w:val="none" w:sz="0" w:space="0" w:color="000000"/>
-            </w:tcBorders>
-            <w:shd w:val="clear" w:color="auto" w:fill="FFFFFF"/>
-            <w:tcMar>
-              <w:top w:w="0" w:type="dxa"/>
-              <w:bottom w:w="0" w:type="dxa"/>
-              <w:left w:w="0" w:type="dxa"/>
-              <w:right w:w="0" w:type="dxa"/>
-            </w:tcMar>
-            <w:vAlign w:val="top"/>
-          </w:tcPr>
-          <w:p>
-            <w:pPr>
-              <w:pStyle w:val="Normal"/>
-              <w:jc w:val="center"/>
-              <w:pBdr>
-                <w:bottom w:val="none" w:sz="0" w:space="0" w:color="000000"/>
-                <w:top w:val="none" w:sz="0" w:space="0" w:color="000000"/>
-                <w:left w:val="none" w:sz="0" w:space="0" w:color="000000"/>
-                <w:right w:val="none" w:sz="0" w:space="0" w:color="000000"/>
-              </w:pBdr>
-              <w:spacing w:after="100" w:before="100" w:line="240"/>
-              <w:ind w:left="100" w:right="100" w:firstLine="0" w:firstLineChars="0"/>
-              <w:rPr>
-                <w:rFonts w:ascii="Helvetica" w:hAnsi="Helvetica" w:eastAsia="Helvetica" w:cs="Helvetica"/>
-                <w:i w:val="false"/>
-                <w:b w:val="false"/>
-                <w:u w:val="none"/>
-                <w:sz w:val="22"/>
-                <w:szCs w:val="22"/>
-                <w:color w:val="000000"/>
-              </w:rPr>
-            </w:pPr>
-            <w:r>
-              <w:rPr>
-                <w:rFonts w:ascii="Helvetica" w:hAnsi="Helvetica" w:eastAsia="Helvetica" w:cs="Helvetica"/>
-                <w:i w:val="false"/>
-                <w:b w:val="false"/>
-                <w:u w:val="none"/>
-                <w:sz w:val="22"/>
-                <w:szCs w:val="22"/>
-                <w:color w:val="000000"/>
-              </w:rPr>
-              <w:t xml:space="preserve">0.34, 2.12</w:t>
-            </w:r>
-          </w:p>
-        </w:tc>
-        <w:tc>
-          <w:tcPr>
-            <w:tcBorders>
-              <w:bottom w:val="none" w:sz="0" w:space="0" w:color="000000"/>
-              <w:top w:val="none" w:sz="0" w:space="0" w:color="000000"/>
-              <w:left w:val="none" w:sz="0" w:space="0" w:color="000000"/>
-              <w:right w:val="none" w:sz="0" w:space="0" w:color="000000"/>
-            </w:tcBorders>
-            <w:shd w:val="clear" w:color="auto" w:fill="FFFFFF"/>
-            <w:tcMar>
-              <w:top w:w="0" w:type="dxa"/>
-              <w:bottom w:w="0" w:type="dxa"/>
-              <w:left w:w="0" w:type="dxa"/>
-              <w:right w:w="0" w:type="dxa"/>
-            </w:tcMar>
-            <w:vAlign w:val="top"/>
-          </w:tcPr>
-          <w:p>
-            <w:pPr>
-              <w:pStyle w:val="Normal"/>
-              <w:jc w:val="center"/>
-              <w:pBdr>
-                <w:bottom w:val="none" w:sz="0" w:space="0" w:color="000000"/>
-                <w:top w:val="none" w:sz="0" w:space="0" w:color="000000"/>
-                <w:left w:val="none" w:sz="0" w:space="0" w:color="000000"/>
-                <w:right w:val="none" w:sz="0" w:space="0" w:color="000000"/>
-              </w:pBdr>
-              <w:spacing w:after="100" w:before="100" w:line="240"/>
-              <w:ind w:left="100" w:right="100" w:firstLine="0" w:firstLineChars="0"/>
-              <w:rPr>
-                <w:rFonts w:ascii="Helvetica" w:hAnsi="Helvetica" w:eastAsia="Helvetica" w:cs="Helvetica"/>
-                <w:i w:val="false"/>
-                <w:b w:val="false"/>
-                <w:u w:val="none"/>
-                <w:sz w:val="22"/>
-                <w:szCs w:val="22"/>
-                <w:color w:val="000000"/>
-              </w:rPr>
-            </w:pPr>
-            <w:r>
-              <w:rPr>
-                <w:rFonts w:ascii="Helvetica" w:hAnsi="Helvetica" w:eastAsia="Helvetica" w:cs="Helvetica"/>
-                <w:i w:val="false"/>
-                <w:b w:val="false"/>
-                <w:u w:val="none"/>
-                <w:sz w:val="22"/>
-                <w:szCs w:val="22"/>
-                <w:color w:val="000000"/>
-              </w:rPr>
-              <w:t xml:space="preserve">0.720</w:t>
+              <w:t xml:space="preserve">0.83</w:t>
+            </w:r>
+          </w:p>
+        </w:tc>
+        <w:tc>
+          <w:tcPr>
+            <w:tcBorders>
+              <w:bottom w:val="none" w:sz="0" w:space="0" w:color="000000"/>
+              <w:top w:val="none" w:sz="0" w:space="0" w:color="000000"/>
+              <w:left w:val="none" w:sz="0" w:space="0" w:color="000000"/>
+              <w:right w:val="none" w:sz="0" w:space="0" w:color="000000"/>
+            </w:tcBorders>
+            <w:shd w:val="clear" w:color="auto" w:fill="FFFFFF"/>
+            <w:tcMar>
+              <w:top w:w="0" w:type="dxa"/>
+              <w:bottom w:w="0" w:type="dxa"/>
+              <w:left w:w="0" w:type="dxa"/>
+              <w:right w:w="0" w:type="dxa"/>
+            </w:tcMar>
+            <w:vAlign w:val="top"/>
+          </w:tcPr>
+          <w:p>
+            <w:pPr>
+              <w:pStyle w:val="Normal"/>
+              <w:jc w:val="center"/>
+              <w:pBdr>
+                <w:bottom w:val="none" w:sz="0" w:space="0" w:color="000000"/>
+                <w:top w:val="none" w:sz="0" w:space="0" w:color="000000"/>
+                <w:left w:val="none" w:sz="0" w:space="0" w:color="000000"/>
+                <w:right w:val="none" w:sz="0" w:space="0" w:color="000000"/>
+              </w:pBdr>
+              <w:spacing w:after="100" w:before="100" w:line="240"/>
+              <w:ind w:left="100" w:right="100" w:firstLine="0" w:firstLineChars="0"/>
+              <w:rPr>
+                <w:rFonts w:ascii="Helvetica" w:hAnsi="Helvetica" w:eastAsia="Helvetica" w:cs="Helvetica"/>
+                <w:i w:val="false"/>
+                <w:b w:val="false"/>
+                <w:u w:val="none"/>
+                <w:sz w:val="22"/>
+                <w:szCs w:val="22"/>
+                <w:color w:val="000000"/>
+              </w:rPr>
+            </w:pPr>
+            <w:r>
+              <w:rPr>
+                <w:rFonts w:ascii="Helvetica" w:hAnsi="Helvetica" w:eastAsia="Helvetica" w:cs="Helvetica"/>
+                <w:i w:val="false"/>
+                <w:b w:val="false"/>
+                <w:u w:val="none"/>
+                <w:sz w:val="22"/>
+                <w:szCs w:val="22"/>
+                <w:color w:val="000000"/>
+              </w:rPr>
+              <w:t xml:space="preserve">0.33, 2.10</w:t>
+            </w:r>
+          </w:p>
+        </w:tc>
+        <w:tc>
+          <w:tcPr>
+            <w:tcBorders>
+              <w:bottom w:val="none" w:sz="0" w:space="0" w:color="000000"/>
+              <w:top w:val="none" w:sz="0" w:space="0" w:color="000000"/>
+              <w:left w:val="none" w:sz="0" w:space="0" w:color="000000"/>
+              <w:right w:val="none" w:sz="0" w:space="0" w:color="000000"/>
+            </w:tcBorders>
+            <w:shd w:val="clear" w:color="auto" w:fill="FFFFFF"/>
+            <w:tcMar>
+              <w:top w:w="0" w:type="dxa"/>
+              <w:bottom w:w="0" w:type="dxa"/>
+              <w:left w:w="0" w:type="dxa"/>
+              <w:right w:w="0" w:type="dxa"/>
+            </w:tcMar>
+            <w:vAlign w:val="top"/>
+          </w:tcPr>
+          <w:p>
+            <w:pPr>
+              <w:pStyle w:val="Normal"/>
+              <w:jc w:val="center"/>
+              <w:pBdr>
+                <w:bottom w:val="none" w:sz="0" w:space="0" w:color="000000"/>
+                <w:top w:val="none" w:sz="0" w:space="0" w:color="000000"/>
+                <w:left w:val="none" w:sz="0" w:space="0" w:color="000000"/>
+                <w:right w:val="none" w:sz="0" w:space="0" w:color="000000"/>
+              </w:pBdr>
+              <w:spacing w:after="100" w:before="100" w:line="240"/>
+              <w:ind w:left="100" w:right="100" w:firstLine="0" w:firstLineChars="0"/>
+              <w:rPr>
+                <w:rFonts w:ascii="Helvetica" w:hAnsi="Helvetica" w:eastAsia="Helvetica" w:cs="Helvetica"/>
+                <w:i w:val="false"/>
+                <w:b w:val="false"/>
+                <w:u w:val="none"/>
+                <w:sz w:val="22"/>
+                <w:szCs w:val="22"/>
+                <w:color w:val="000000"/>
+              </w:rPr>
+            </w:pPr>
+            <w:r>
+              <w:rPr>
+                <w:rFonts w:ascii="Helvetica" w:hAnsi="Helvetica" w:eastAsia="Helvetica" w:cs="Helvetica"/>
+                <w:i w:val="false"/>
+                <w:b w:val="false"/>
+                <w:u w:val="none"/>
+                <w:sz w:val="22"/>
+                <w:szCs w:val="22"/>
+                <w:color w:val="000000"/>
+              </w:rPr>
+              <w:t xml:space="preserve">0.700</w:t>
             </w:r>
           </w:p>
         </w:tc>
@@ -15110,113 +15110,113 @@
                 <w:szCs w:val="22"/>
                 <w:color w:val="000000"/>
               </w:rPr>
-              <w:t xml:space="preserve">1.07</w:t>
-            </w:r>
-          </w:p>
-        </w:tc>
-        <w:tc>
-          <w:tcPr>
-            <w:tcBorders>
-              <w:bottom w:val="none" w:sz="0" w:space="0" w:color="000000"/>
-              <w:top w:val="none" w:sz="0" w:space="0" w:color="000000"/>
-              <w:left w:val="none" w:sz="0" w:space="0" w:color="000000"/>
-              <w:right w:val="none" w:sz="0" w:space="0" w:color="000000"/>
-            </w:tcBorders>
-            <w:shd w:val="clear" w:color="auto" w:fill="FFFFFF"/>
-            <w:tcMar>
-              <w:top w:w="0" w:type="dxa"/>
-              <w:bottom w:w="0" w:type="dxa"/>
-              <w:left w:w="0" w:type="dxa"/>
-              <w:right w:w="0" w:type="dxa"/>
-            </w:tcMar>
-            <w:vAlign w:val="top"/>
-          </w:tcPr>
-          <w:p>
-            <w:pPr>
-              <w:pStyle w:val="Normal"/>
-              <w:jc w:val="center"/>
-              <w:pBdr>
-                <w:bottom w:val="none" w:sz="0" w:space="0" w:color="000000"/>
-                <w:top w:val="none" w:sz="0" w:space="0" w:color="000000"/>
-                <w:left w:val="none" w:sz="0" w:space="0" w:color="000000"/>
-                <w:right w:val="none" w:sz="0" w:space="0" w:color="000000"/>
-              </w:pBdr>
-              <w:spacing w:after="100" w:before="100" w:line="240"/>
-              <w:ind w:left="100" w:right="100" w:firstLine="0" w:firstLineChars="0"/>
-              <w:rPr>
-                <w:rFonts w:ascii="Helvetica" w:hAnsi="Helvetica" w:eastAsia="Helvetica" w:cs="Helvetica"/>
-                <w:i w:val="false"/>
-                <w:b w:val="false"/>
-                <w:u w:val="none"/>
-                <w:sz w:val="22"/>
-                <w:szCs w:val="22"/>
-                <w:color w:val="000000"/>
-              </w:rPr>
-            </w:pPr>
-            <w:r>
-              <w:rPr>
-                <w:rFonts w:ascii="Helvetica" w:hAnsi="Helvetica" w:eastAsia="Helvetica" w:cs="Helvetica"/>
-                <w:i w:val="false"/>
-                <w:b w:val="false"/>
-                <w:u w:val="none"/>
-                <w:sz w:val="22"/>
-                <w:szCs w:val="22"/>
-                <w:color w:val="000000"/>
-              </w:rPr>
-              <w:t xml:space="preserve">0.60, 1.89</w:t>
-            </w:r>
-          </w:p>
-        </w:tc>
-        <w:tc>
-          <w:tcPr>
-            <w:tcBorders>
-              <w:bottom w:val="none" w:sz="0" w:space="0" w:color="000000"/>
-              <w:top w:val="none" w:sz="0" w:space="0" w:color="000000"/>
-              <w:left w:val="none" w:sz="0" w:space="0" w:color="000000"/>
-              <w:right w:val="none" w:sz="0" w:space="0" w:color="000000"/>
-            </w:tcBorders>
-            <w:shd w:val="clear" w:color="auto" w:fill="FFFFFF"/>
-            <w:tcMar>
-              <w:top w:w="0" w:type="dxa"/>
-              <w:bottom w:w="0" w:type="dxa"/>
-              <w:left w:w="0" w:type="dxa"/>
-              <w:right w:w="0" w:type="dxa"/>
-            </w:tcMar>
-            <w:vAlign w:val="top"/>
-          </w:tcPr>
-          <w:p>
-            <w:pPr>
-              <w:pStyle w:val="Normal"/>
-              <w:jc w:val="center"/>
-              <w:pBdr>
-                <w:bottom w:val="none" w:sz="0" w:space="0" w:color="000000"/>
-                <w:top w:val="none" w:sz="0" w:space="0" w:color="000000"/>
-                <w:left w:val="none" w:sz="0" w:space="0" w:color="000000"/>
-                <w:right w:val="none" w:sz="0" w:space="0" w:color="000000"/>
-              </w:pBdr>
-              <w:spacing w:after="100" w:before="100" w:line="240"/>
-              <w:ind w:left="100" w:right="100" w:firstLine="0" w:firstLineChars="0"/>
-              <w:rPr>
-                <w:rFonts w:ascii="Helvetica" w:hAnsi="Helvetica" w:eastAsia="Helvetica" w:cs="Helvetica"/>
-                <w:i w:val="false"/>
-                <w:b w:val="false"/>
-                <w:u w:val="none"/>
-                <w:sz w:val="22"/>
-                <w:szCs w:val="22"/>
-                <w:color w:val="000000"/>
-              </w:rPr>
-            </w:pPr>
-            <w:r>
-              <w:rPr>
-                <w:rFonts w:ascii="Helvetica" w:hAnsi="Helvetica" w:eastAsia="Helvetica" w:cs="Helvetica"/>
-                <w:i w:val="false"/>
-                <w:b w:val="false"/>
-                <w:u w:val="none"/>
-                <w:sz w:val="22"/>
-                <w:szCs w:val="22"/>
-                <w:color w:val="000000"/>
-              </w:rPr>
-              <w:t xml:space="preserve">0.820</w:t>
+              <w:t xml:space="preserve">1.05</w:t>
+            </w:r>
+          </w:p>
+        </w:tc>
+        <w:tc>
+          <w:tcPr>
+            <w:tcBorders>
+              <w:bottom w:val="none" w:sz="0" w:space="0" w:color="000000"/>
+              <w:top w:val="none" w:sz="0" w:space="0" w:color="000000"/>
+              <w:left w:val="none" w:sz="0" w:space="0" w:color="000000"/>
+              <w:right w:val="none" w:sz="0" w:space="0" w:color="000000"/>
+            </w:tcBorders>
+            <w:shd w:val="clear" w:color="auto" w:fill="FFFFFF"/>
+            <w:tcMar>
+              <w:top w:w="0" w:type="dxa"/>
+              <w:bottom w:w="0" w:type="dxa"/>
+              <w:left w:w="0" w:type="dxa"/>
+              <w:right w:w="0" w:type="dxa"/>
+            </w:tcMar>
+            <w:vAlign w:val="top"/>
+          </w:tcPr>
+          <w:p>
+            <w:pPr>
+              <w:pStyle w:val="Normal"/>
+              <w:jc w:val="center"/>
+              <w:pBdr>
+                <w:bottom w:val="none" w:sz="0" w:space="0" w:color="000000"/>
+                <w:top w:val="none" w:sz="0" w:space="0" w:color="000000"/>
+                <w:left w:val="none" w:sz="0" w:space="0" w:color="000000"/>
+                <w:right w:val="none" w:sz="0" w:space="0" w:color="000000"/>
+              </w:pBdr>
+              <w:spacing w:after="100" w:before="100" w:line="240"/>
+              <w:ind w:left="100" w:right="100" w:firstLine="0" w:firstLineChars="0"/>
+              <w:rPr>
+                <w:rFonts w:ascii="Helvetica" w:hAnsi="Helvetica" w:eastAsia="Helvetica" w:cs="Helvetica"/>
+                <w:i w:val="false"/>
+                <w:b w:val="false"/>
+                <w:u w:val="none"/>
+                <w:sz w:val="22"/>
+                <w:szCs w:val="22"/>
+                <w:color w:val="000000"/>
+              </w:rPr>
+            </w:pPr>
+            <w:r>
+              <w:rPr>
+                <w:rFonts w:ascii="Helvetica" w:hAnsi="Helvetica" w:eastAsia="Helvetica" w:cs="Helvetica"/>
+                <w:i w:val="false"/>
+                <w:b w:val="false"/>
+                <w:u w:val="none"/>
+                <w:sz w:val="22"/>
+                <w:szCs w:val="22"/>
+                <w:color w:val="000000"/>
+              </w:rPr>
+              <w:t xml:space="preserve">0.59, 1.86</w:t>
+            </w:r>
+          </w:p>
+        </w:tc>
+        <w:tc>
+          <w:tcPr>
+            <w:tcBorders>
+              <w:bottom w:val="none" w:sz="0" w:space="0" w:color="000000"/>
+              <w:top w:val="none" w:sz="0" w:space="0" w:color="000000"/>
+              <w:left w:val="none" w:sz="0" w:space="0" w:color="000000"/>
+              <w:right w:val="none" w:sz="0" w:space="0" w:color="000000"/>
+            </w:tcBorders>
+            <w:shd w:val="clear" w:color="auto" w:fill="FFFFFF"/>
+            <w:tcMar>
+              <w:top w:w="0" w:type="dxa"/>
+              <w:bottom w:w="0" w:type="dxa"/>
+              <w:left w:w="0" w:type="dxa"/>
+              <w:right w:w="0" w:type="dxa"/>
+            </w:tcMar>
+            <w:vAlign w:val="top"/>
+          </w:tcPr>
+          <w:p>
+            <w:pPr>
+              <w:pStyle w:val="Normal"/>
+              <w:jc w:val="center"/>
+              <w:pBdr>
+                <w:bottom w:val="none" w:sz="0" w:space="0" w:color="000000"/>
+                <w:top w:val="none" w:sz="0" w:space="0" w:color="000000"/>
+                <w:left w:val="none" w:sz="0" w:space="0" w:color="000000"/>
+                <w:right w:val="none" w:sz="0" w:space="0" w:color="000000"/>
+              </w:pBdr>
+              <w:spacing w:after="100" w:before="100" w:line="240"/>
+              <w:ind w:left="100" w:right="100" w:firstLine="0" w:firstLineChars="0"/>
+              <w:rPr>
+                <w:rFonts w:ascii="Helvetica" w:hAnsi="Helvetica" w:eastAsia="Helvetica" w:cs="Helvetica"/>
+                <w:i w:val="false"/>
+                <w:b w:val="false"/>
+                <w:u w:val="none"/>
+                <w:sz w:val="22"/>
+                <w:szCs w:val="22"/>
+                <w:color w:val="000000"/>
+              </w:rPr>
+            </w:pPr>
+            <w:r>
+              <w:rPr>
+                <w:rFonts w:ascii="Helvetica" w:hAnsi="Helvetica" w:eastAsia="Helvetica" w:cs="Helvetica"/>
+                <w:i w:val="false"/>
+                <w:b w:val="false"/>
+                <w:u w:val="none"/>
+                <w:sz w:val="22"/>
+                <w:szCs w:val="22"/>
+                <w:color w:val="000000"/>
+              </w:rPr>
+              <w:t xml:space="preserve">0.860</w:t>
             </w:r>
           </w:p>
         </w:tc>
@@ -15593,113 +15593,113 @@
                 <w:szCs w:val="22"/>
                 <w:color w:val="000000"/>
               </w:rPr>
-              <w:t xml:space="preserve">1.07</w:t>
-            </w:r>
-          </w:p>
-        </w:tc>
-        <w:tc>
-          <w:tcPr>
-            <w:tcBorders>
-              <w:bottom w:val="none" w:sz="0" w:space="0" w:color="000000"/>
-              <w:top w:val="none" w:sz="0" w:space="0" w:color="000000"/>
-              <w:left w:val="none" w:sz="0" w:space="0" w:color="000000"/>
-              <w:right w:val="none" w:sz="0" w:space="0" w:color="000000"/>
-            </w:tcBorders>
-            <w:shd w:val="clear" w:color="auto" w:fill="FFFFFF"/>
-            <w:tcMar>
-              <w:top w:w="0" w:type="dxa"/>
-              <w:bottom w:w="0" w:type="dxa"/>
-              <w:left w:w="0" w:type="dxa"/>
-              <w:right w:w="0" w:type="dxa"/>
-            </w:tcMar>
-            <w:vAlign w:val="top"/>
-          </w:tcPr>
-          <w:p>
-            <w:pPr>
-              <w:pStyle w:val="Normal"/>
-              <w:jc w:val="center"/>
-              <w:pBdr>
-                <w:bottom w:val="none" w:sz="0" w:space="0" w:color="000000"/>
-                <w:top w:val="none" w:sz="0" w:space="0" w:color="000000"/>
-                <w:left w:val="none" w:sz="0" w:space="0" w:color="000000"/>
-                <w:right w:val="none" w:sz="0" w:space="0" w:color="000000"/>
-              </w:pBdr>
-              <w:spacing w:after="100" w:before="100" w:line="240"/>
-              <w:ind w:left="100" w:right="100" w:firstLine="0" w:firstLineChars="0"/>
-              <w:rPr>
-                <w:rFonts w:ascii="Helvetica" w:hAnsi="Helvetica" w:eastAsia="Helvetica" w:cs="Helvetica"/>
-                <w:i w:val="false"/>
-                <w:b w:val="false"/>
-                <w:u w:val="none"/>
-                <w:sz w:val="22"/>
-                <w:szCs w:val="22"/>
-                <w:color w:val="000000"/>
-              </w:rPr>
-            </w:pPr>
-            <w:r>
-              <w:rPr>
-                <w:rFonts w:ascii="Helvetica" w:hAnsi="Helvetica" w:eastAsia="Helvetica" w:cs="Helvetica"/>
-                <w:i w:val="false"/>
-                <w:b w:val="false"/>
-                <w:u w:val="none"/>
-                <w:sz w:val="22"/>
-                <w:szCs w:val="22"/>
-                <w:color w:val="000000"/>
-              </w:rPr>
-              <w:t xml:space="preserve">1.03, 1.12</w:t>
-            </w:r>
-          </w:p>
-        </w:tc>
-        <w:tc>
-          <w:tcPr>
-            <w:tcBorders>
-              <w:bottom w:val="none" w:sz="0" w:space="0" w:color="000000"/>
-              <w:top w:val="none" w:sz="0" w:space="0" w:color="000000"/>
-              <w:left w:val="none" w:sz="0" w:space="0" w:color="000000"/>
-              <w:right w:val="none" w:sz="0" w:space="0" w:color="000000"/>
-            </w:tcBorders>
-            <w:shd w:val="clear" w:color="auto" w:fill="FFFFFF"/>
-            <w:tcMar>
-              <w:top w:w="0" w:type="dxa"/>
-              <w:bottom w:w="0" w:type="dxa"/>
-              <w:left w:w="0" w:type="dxa"/>
-              <w:right w:w="0" w:type="dxa"/>
-            </w:tcMar>
-            <w:vAlign w:val="top"/>
-          </w:tcPr>
-          <w:p>
-            <w:pPr>
-              <w:pStyle w:val="Normal"/>
-              <w:jc w:val="center"/>
-              <w:pBdr>
-                <w:bottom w:val="none" w:sz="0" w:space="0" w:color="000000"/>
-                <w:top w:val="none" w:sz="0" w:space="0" w:color="000000"/>
-                <w:left w:val="none" w:sz="0" w:space="0" w:color="000000"/>
-                <w:right w:val="none" w:sz="0" w:space="0" w:color="000000"/>
-              </w:pBdr>
-              <w:spacing w:after="100" w:before="100" w:line="240"/>
-              <w:ind w:left="100" w:right="100" w:firstLine="0" w:firstLineChars="0"/>
-              <w:rPr>
-                <w:rFonts w:ascii="Helvetica" w:hAnsi="Helvetica" w:eastAsia="Helvetica" w:cs="Helvetica"/>
-                <w:i w:val="false"/>
-                <w:b w:val="false"/>
-                <w:u w:val="none"/>
-                <w:sz w:val="22"/>
-                <w:szCs w:val="22"/>
-                <w:color w:val="000000"/>
-              </w:rPr>
-            </w:pPr>
-            <w:r>
-              <w:rPr>
-                <w:rFonts w:ascii="Helvetica" w:hAnsi="Helvetica" w:eastAsia="Helvetica" w:cs="Helvetica"/>
-                <w:i w:val="false"/>
-                <w:b w:val="false"/>
-                <w:u w:val="none"/>
-                <w:sz w:val="22"/>
-                <w:szCs w:val="22"/>
-                <w:color w:val="000000"/>
-              </w:rPr>
-              <w:t xml:space="preserve">0.002</w:t>
+              <w:t xml:space="preserve">1.03</w:t>
+            </w:r>
+          </w:p>
+        </w:tc>
+        <w:tc>
+          <w:tcPr>
+            <w:tcBorders>
+              <w:bottom w:val="none" w:sz="0" w:space="0" w:color="000000"/>
+              <w:top w:val="none" w:sz="0" w:space="0" w:color="000000"/>
+              <w:left w:val="none" w:sz="0" w:space="0" w:color="000000"/>
+              <w:right w:val="none" w:sz="0" w:space="0" w:color="000000"/>
+            </w:tcBorders>
+            <w:shd w:val="clear" w:color="auto" w:fill="FFFFFF"/>
+            <w:tcMar>
+              <w:top w:w="0" w:type="dxa"/>
+              <w:bottom w:w="0" w:type="dxa"/>
+              <w:left w:w="0" w:type="dxa"/>
+              <w:right w:w="0" w:type="dxa"/>
+            </w:tcMar>
+            <w:vAlign w:val="top"/>
+          </w:tcPr>
+          <w:p>
+            <w:pPr>
+              <w:pStyle w:val="Normal"/>
+              <w:jc w:val="center"/>
+              <w:pBdr>
+                <w:bottom w:val="none" w:sz="0" w:space="0" w:color="000000"/>
+                <w:top w:val="none" w:sz="0" w:space="0" w:color="000000"/>
+                <w:left w:val="none" w:sz="0" w:space="0" w:color="000000"/>
+                <w:right w:val="none" w:sz="0" w:space="0" w:color="000000"/>
+              </w:pBdr>
+              <w:spacing w:after="100" w:before="100" w:line="240"/>
+              <w:ind w:left="100" w:right="100" w:firstLine="0" w:firstLineChars="0"/>
+              <w:rPr>
+                <w:rFonts w:ascii="Helvetica" w:hAnsi="Helvetica" w:eastAsia="Helvetica" w:cs="Helvetica"/>
+                <w:i w:val="false"/>
+                <w:b w:val="false"/>
+                <w:u w:val="none"/>
+                <w:sz w:val="22"/>
+                <w:szCs w:val="22"/>
+                <w:color w:val="000000"/>
+              </w:rPr>
+            </w:pPr>
+            <w:r>
+              <w:rPr>
+                <w:rFonts w:ascii="Helvetica" w:hAnsi="Helvetica" w:eastAsia="Helvetica" w:cs="Helvetica"/>
+                <w:i w:val="false"/>
+                <w:b w:val="false"/>
+                <w:u w:val="none"/>
+                <w:sz w:val="22"/>
+                <w:szCs w:val="22"/>
+                <w:color w:val="000000"/>
+              </w:rPr>
+              <w:t xml:space="preserve">0.98, 1.07</w:t>
+            </w:r>
+          </w:p>
+        </w:tc>
+        <w:tc>
+          <w:tcPr>
+            <w:tcBorders>
+              <w:bottom w:val="none" w:sz="0" w:space="0" w:color="000000"/>
+              <w:top w:val="none" w:sz="0" w:space="0" w:color="000000"/>
+              <w:left w:val="none" w:sz="0" w:space="0" w:color="000000"/>
+              <w:right w:val="none" w:sz="0" w:space="0" w:color="000000"/>
+            </w:tcBorders>
+            <w:shd w:val="clear" w:color="auto" w:fill="FFFFFF"/>
+            <w:tcMar>
+              <w:top w:w="0" w:type="dxa"/>
+              <w:bottom w:w="0" w:type="dxa"/>
+              <w:left w:w="0" w:type="dxa"/>
+              <w:right w:w="0" w:type="dxa"/>
+            </w:tcMar>
+            <w:vAlign w:val="top"/>
+          </w:tcPr>
+          <w:p>
+            <w:pPr>
+              <w:pStyle w:val="Normal"/>
+              <w:jc w:val="center"/>
+              <w:pBdr>
+                <w:bottom w:val="none" w:sz="0" w:space="0" w:color="000000"/>
+                <w:top w:val="none" w:sz="0" w:space="0" w:color="000000"/>
+                <w:left w:val="none" w:sz="0" w:space="0" w:color="000000"/>
+                <w:right w:val="none" w:sz="0" w:space="0" w:color="000000"/>
+              </w:pBdr>
+              <w:spacing w:after="100" w:before="100" w:line="240"/>
+              <w:ind w:left="100" w:right="100" w:firstLine="0" w:firstLineChars="0"/>
+              <w:rPr>
+                <w:rFonts w:ascii="Helvetica" w:hAnsi="Helvetica" w:eastAsia="Helvetica" w:cs="Helvetica"/>
+                <w:i w:val="false"/>
+                <w:b w:val="false"/>
+                <w:u w:val="none"/>
+                <w:sz w:val="22"/>
+                <w:szCs w:val="22"/>
+                <w:color w:val="000000"/>
+              </w:rPr>
+            </w:pPr>
+            <w:r>
+              <w:rPr>
+                <w:rFonts w:ascii="Helvetica" w:hAnsi="Helvetica" w:eastAsia="Helvetica" w:cs="Helvetica"/>
+                <w:i w:val="false"/>
+                <w:b w:val="false"/>
+                <w:u w:val="none"/>
+                <w:sz w:val="22"/>
+                <w:szCs w:val="22"/>
+                <w:color w:val="000000"/>
+              </w:rPr>
+              <w:t xml:space="preserve">0.210</w:t>
             </w:r>
           </w:p>
         </w:tc>
@@ -16076,113 +16076,113 @@
                 <w:szCs w:val="22"/>
                 <w:color w:val="000000"/>
               </w:rPr>
-              <w:t xml:space="preserve">0.78</w:t>
-            </w:r>
-          </w:p>
-        </w:tc>
-        <w:tc>
-          <w:tcPr>
-            <w:tcBorders>
-              <w:bottom w:val="none" w:sz="0" w:space="0" w:color="000000"/>
-              <w:top w:val="none" w:sz="0" w:space="0" w:color="000000"/>
-              <w:left w:val="none" w:sz="0" w:space="0" w:color="000000"/>
-              <w:right w:val="none" w:sz="0" w:space="0" w:color="000000"/>
-            </w:tcBorders>
-            <w:shd w:val="clear" w:color="auto" w:fill="FFFFFF"/>
-            <w:tcMar>
-              <w:top w:w="0" w:type="dxa"/>
-              <w:bottom w:w="0" w:type="dxa"/>
-              <w:left w:w="0" w:type="dxa"/>
-              <w:right w:w="0" w:type="dxa"/>
-            </w:tcMar>
-            <w:vAlign w:val="top"/>
-          </w:tcPr>
-          <w:p>
-            <w:pPr>
-              <w:pStyle w:val="Normal"/>
-              <w:jc w:val="center"/>
-              <w:pBdr>
-                <w:bottom w:val="none" w:sz="0" w:space="0" w:color="000000"/>
-                <w:top w:val="none" w:sz="0" w:space="0" w:color="000000"/>
-                <w:left w:val="none" w:sz="0" w:space="0" w:color="000000"/>
-                <w:right w:val="none" w:sz="0" w:space="0" w:color="000000"/>
-              </w:pBdr>
-              <w:spacing w:after="100" w:before="100" w:line="240"/>
-              <w:ind w:left="100" w:right="100" w:firstLine="0" w:firstLineChars="0"/>
-              <w:rPr>
-                <w:rFonts w:ascii="Helvetica" w:hAnsi="Helvetica" w:eastAsia="Helvetica" w:cs="Helvetica"/>
-                <w:i w:val="false"/>
-                <w:b w:val="false"/>
-                <w:u w:val="none"/>
-                <w:sz w:val="22"/>
-                <w:szCs w:val="22"/>
-                <w:color w:val="000000"/>
-              </w:rPr>
-            </w:pPr>
-            <w:r>
-              <w:rPr>
-                <w:rFonts w:ascii="Helvetica" w:hAnsi="Helvetica" w:eastAsia="Helvetica" w:cs="Helvetica"/>
-                <w:i w:val="false"/>
-                <w:b w:val="false"/>
-                <w:u w:val="none"/>
-                <w:sz w:val="22"/>
-                <w:szCs w:val="22"/>
-                <w:color w:val="000000"/>
-              </w:rPr>
-              <w:t xml:space="preserve">0.49, 1.24</w:t>
-            </w:r>
-          </w:p>
-        </w:tc>
-        <w:tc>
-          <w:tcPr>
-            <w:tcBorders>
-              <w:bottom w:val="none" w:sz="0" w:space="0" w:color="000000"/>
-              <w:top w:val="none" w:sz="0" w:space="0" w:color="000000"/>
-              <w:left w:val="none" w:sz="0" w:space="0" w:color="000000"/>
-              <w:right w:val="none" w:sz="0" w:space="0" w:color="000000"/>
-            </w:tcBorders>
-            <w:shd w:val="clear" w:color="auto" w:fill="FFFFFF"/>
-            <w:tcMar>
-              <w:top w:w="0" w:type="dxa"/>
-              <w:bottom w:w="0" w:type="dxa"/>
-              <w:left w:w="0" w:type="dxa"/>
-              <w:right w:w="0" w:type="dxa"/>
-            </w:tcMar>
-            <w:vAlign w:val="top"/>
-          </w:tcPr>
-          <w:p>
-            <w:pPr>
-              <w:pStyle w:val="Normal"/>
-              <w:jc w:val="center"/>
-              <w:pBdr>
-                <w:bottom w:val="none" w:sz="0" w:space="0" w:color="000000"/>
-                <w:top w:val="none" w:sz="0" w:space="0" w:color="000000"/>
-                <w:left w:val="none" w:sz="0" w:space="0" w:color="000000"/>
-                <w:right w:val="none" w:sz="0" w:space="0" w:color="000000"/>
-              </w:pBdr>
-              <w:spacing w:after="100" w:before="100" w:line="240"/>
-              <w:ind w:left="100" w:right="100" w:firstLine="0" w:firstLineChars="0"/>
-              <w:rPr>
-                <w:rFonts w:ascii="Helvetica" w:hAnsi="Helvetica" w:eastAsia="Helvetica" w:cs="Helvetica"/>
-                <w:i w:val="false"/>
-                <w:b w:val="false"/>
-                <w:u w:val="none"/>
-                <w:sz w:val="22"/>
-                <w:szCs w:val="22"/>
-                <w:color w:val="000000"/>
-              </w:rPr>
-            </w:pPr>
-            <w:r>
-              <w:rPr>
-                <w:rFonts w:ascii="Helvetica" w:hAnsi="Helvetica" w:eastAsia="Helvetica" w:cs="Helvetica"/>
-                <w:i w:val="false"/>
-                <w:b w:val="false"/>
-                <w:u w:val="none"/>
-                <w:sz w:val="22"/>
-                <w:szCs w:val="22"/>
-                <w:color w:val="000000"/>
-              </w:rPr>
-              <w:t xml:space="preserve">0.300</w:t>
+              <w:t xml:space="preserve">0.79</w:t>
+            </w:r>
+          </w:p>
+        </w:tc>
+        <w:tc>
+          <w:tcPr>
+            <w:tcBorders>
+              <w:bottom w:val="none" w:sz="0" w:space="0" w:color="000000"/>
+              <w:top w:val="none" w:sz="0" w:space="0" w:color="000000"/>
+              <w:left w:val="none" w:sz="0" w:space="0" w:color="000000"/>
+              <w:right w:val="none" w:sz="0" w:space="0" w:color="000000"/>
+            </w:tcBorders>
+            <w:shd w:val="clear" w:color="auto" w:fill="FFFFFF"/>
+            <w:tcMar>
+              <w:top w:w="0" w:type="dxa"/>
+              <w:bottom w:w="0" w:type="dxa"/>
+              <w:left w:w="0" w:type="dxa"/>
+              <w:right w:w="0" w:type="dxa"/>
+            </w:tcMar>
+            <w:vAlign w:val="top"/>
+          </w:tcPr>
+          <w:p>
+            <w:pPr>
+              <w:pStyle w:val="Normal"/>
+              <w:jc w:val="center"/>
+              <w:pBdr>
+                <w:bottom w:val="none" w:sz="0" w:space="0" w:color="000000"/>
+                <w:top w:val="none" w:sz="0" w:space="0" w:color="000000"/>
+                <w:left w:val="none" w:sz="0" w:space="0" w:color="000000"/>
+                <w:right w:val="none" w:sz="0" w:space="0" w:color="000000"/>
+              </w:pBdr>
+              <w:spacing w:after="100" w:before="100" w:line="240"/>
+              <w:ind w:left="100" w:right="100" w:firstLine="0" w:firstLineChars="0"/>
+              <w:rPr>
+                <w:rFonts w:ascii="Helvetica" w:hAnsi="Helvetica" w:eastAsia="Helvetica" w:cs="Helvetica"/>
+                <w:i w:val="false"/>
+                <w:b w:val="false"/>
+                <w:u w:val="none"/>
+                <w:sz w:val="22"/>
+                <w:szCs w:val="22"/>
+                <w:color w:val="000000"/>
+              </w:rPr>
+            </w:pPr>
+            <w:r>
+              <w:rPr>
+                <w:rFonts w:ascii="Helvetica" w:hAnsi="Helvetica" w:eastAsia="Helvetica" w:cs="Helvetica"/>
+                <w:i w:val="false"/>
+                <w:b w:val="false"/>
+                <w:u w:val="none"/>
+                <w:sz w:val="22"/>
+                <w:szCs w:val="22"/>
+                <w:color w:val="000000"/>
+              </w:rPr>
+              <w:t xml:space="preserve">0.49, 1.25</w:t>
+            </w:r>
+          </w:p>
+        </w:tc>
+        <w:tc>
+          <w:tcPr>
+            <w:tcBorders>
+              <w:bottom w:val="none" w:sz="0" w:space="0" w:color="000000"/>
+              <w:top w:val="none" w:sz="0" w:space="0" w:color="000000"/>
+              <w:left w:val="none" w:sz="0" w:space="0" w:color="000000"/>
+              <w:right w:val="none" w:sz="0" w:space="0" w:color="000000"/>
+            </w:tcBorders>
+            <w:shd w:val="clear" w:color="auto" w:fill="FFFFFF"/>
+            <w:tcMar>
+              <w:top w:w="0" w:type="dxa"/>
+              <w:bottom w:w="0" w:type="dxa"/>
+              <w:left w:w="0" w:type="dxa"/>
+              <w:right w:w="0" w:type="dxa"/>
+            </w:tcMar>
+            <w:vAlign w:val="top"/>
+          </w:tcPr>
+          <w:p>
+            <w:pPr>
+              <w:pStyle w:val="Normal"/>
+              <w:jc w:val="center"/>
+              <w:pBdr>
+                <w:bottom w:val="none" w:sz="0" w:space="0" w:color="000000"/>
+                <w:top w:val="none" w:sz="0" w:space="0" w:color="000000"/>
+                <w:left w:val="none" w:sz="0" w:space="0" w:color="000000"/>
+                <w:right w:val="none" w:sz="0" w:space="0" w:color="000000"/>
+              </w:pBdr>
+              <w:spacing w:after="100" w:before="100" w:line="240"/>
+              <w:ind w:left="100" w:right="100" w:firstLine="0" w:firstLineChars="0"/>
+              <w:rPr>
+                <w:rFonts w:ascii="Helvetica" w:hAnsi="Helvetica" w:eastAsia="Helvetica" w:cs="Helvetica"/>
+                <w:i w:val="false"/>
+                <w:b w:val="false"/>
+                <w:u w:val="none"/>
+                <w:sz w:val="22"/>
+                <w:szCs w:val="22"/>
+                <w:color w:val="000000"/>
+              </w:rPr>
+            </w:pPr>
+            <w:r>
+              <w:rPr>
+                <w:rFonts w:ascii="Helvetica" w:hAnsi="Helvetica" w:eastAsia="Helvetica" w:cs="Helvetica"/>
+                <w:i w:val="false"/>
+                <w:b w:val="false"/>
+                <w:u w:val="none"/>
+                <w:sz w:val="22"/>
+                <w:szCs w:val="22"/>
+                <w:color w:val="000000"/>
+              </w:rPr>
+              <w:t xml:space="preserve">0.310</w:t>
             </w:r>
           </w:p>
         </w:tc>
@@ -16559,60 +16559,60 @@
                 <w:szCs w:val="22"/>
                 <w:color w:val="000000"/>
               </w:rPr>
-              <w:t xml:space="preserve">4.57</w:t>
-            </w:r>
-          </w:p>
-        </w:tc>
-        <w:tc>
-          <w:tcPr>
-            <w:tcBorders>
-              <w:bottom w:val="none" w:sz="0" w:space="0" w:color="000000"/>
-              <w:top w:val="none" w:sz="0" w:space="0" w:color="000000"/>
-              <w:left w:val="none" w:sz="0" w:space="0" w:color="000000"/>
-              <w:right w:val="none" w:sz="0" w:space="0" w:color="000000"/>
-            </w:tcBorders>
-            <w:shd w:val="clear" w:color="auto" w:fill="FFFFFF"/>
-            <w:tcMar>
-              <w:top w:w="0" w:type="dxa"/>
-              <w:bottom w:w="0" w:type="dxa"/>
-              <w:left w:w="0" w:type="dxa"/>
-              <w:right w:w="0" w:type="dxa"/>
-            </w:tcMar>
-            <w:vAlign w:val="top"/>
-          </w:tcPr>
-          <w:p>
-            <w:pPr>
-              <w:pStyle w:val="Normal"/>
-              <w:jc w:val="center"/>
-              <w:pBdr>
-                <w:bottom w:val="none" w:sz="0" w:space="0" w:color="000000"/>
-                <w:top w:val="none" w:sz="0" w:space="0" w:color="000000"/>
-                <w:left w:val="none" w:sz="0" w:space="0" w:color="000000"/>
-                <w:right w:val="none" w:sz="0" w:space="0" w:color="000000"/>
-              </w:pBdr>
-              <w:spacing w:after="100" w:before="100" w:line="240"/>
-              <w:ind w:left="100" w:right="100" w:firstLine="0" w:firstLineChars="0"/>
-              <w:rPr>
-                <w:rFonts w:ascii="Helvetica" w:hAnsi="Helvetica" w:eastAsia="Helvetica" w:cs="Helvetica"/>
-                <w:i w:val="false"/>
-                <w:b w:val="false"/>
-                <w:u w:val="none"/>
-                <w:sz w:val="22"/>
-                <w:szCs w:val="22"/>
-                <w:color w:val="000000"/>
-              </w:rPr>
-            </w:pPr>
-            <w:r>
-              <w:rPr>
-                <w:rFonts w:ascii="Helvetica" w:hAnsi="Helvetica" w:eastAsia="Helvetica" w:cs="Helvetica"/>
-                <w:i w:val="false"/>
-                <w:b w:val="false"/>
-                <w:u w:val="none"/>
-                <w:sz w:val="22"/>
-                <w:szCs w:val="22"/>
-                <w:color w:val="000000"/>
-              </w:rPr>
-              <w:t xml:space="preserve">0.55, 37.8</w:t>
+              <w:t xml:space="preserve">4.52</w:t>
+            </w:r>
+          </w:p>
+        </w:tc>
+        <w:tc>
+          <w:tcPr>
+            <w:tcBorders>
+              <w:bottom w:val="none" w:sz="0" w:space="0" w:color="000000"/>
+              <w:top w:val="none" w:sz="0" w:space="0" w:color="000000"/>
+              <w:left w:val="none" w:sz="0" w:space="0" w:color="000000"/>
+              <w:right w:val="none" w:sz="0" w:space="0" w:color="000000"/>
+            </w:tcBorders>
+            <w:shd w:val="clear" w:color="auto" w:fill="FFFFFF"/>
+            <w:tcMar>
+              <w:top w:w="0" w:type="dxa"/>
+              <w:bottom w:w="0" w:type="dxa"/>
+              <w:left w:w="0" w:type="dxa"/>
+              <w:right w:w="0" w:type="dxa"/>
+            </w:tcMar>
+            <w:vAlign w:val="top"/>
+          </w:tcPr>
+          <w:p>
+            <w:pPr>
+              <w:pStyle w:val="Normal"/>
+              <w:jc w:val="center"/>
+              <w:pBdr>
+                <w:bottom w:val="none" w:sz="0" w:space="0" w:color="000000"/>
+                <w:top w:val="none" w:sz="0" w:space="0" w:color="000000"/>
+                <w:left w:val="none" w:sz="0" w:space="0" w:color="000000"/>
+                <w:right w:val="none" w:sz="0" w:space="0" w:color="000000"/>
+              </w:pBdr>
+              <w:spacing w:after="100" w:before="100" w:line="240"/>
+              <w:ind w:left="100" w:right="100" w:firstLine="0" w:firstLineChars="0"/>
+              <w:rPr>
+                <w:rFonts w:ascii="Helvetica" w:hAnsi="Helvetica" w:eastAsia="Helvetica" w:cs="Helvetica"/>
+                <w:i w:val="false"/>
+                <w:b w:val="false"/>
+                <w:u w:val="none"/>
+                <w:sz w:val="22"/>
+                <w:szCs w:val="22"/>
+                <w:color w:val="000000"/>
+              </w:rPr>
+            </w:pPr>
+            <w:r>
+              <w:rPr>
+                <w:rFonts w:ascii="Helvetica" w:hAnsi="Helvetica" w:eastAsia="Helvetica" w:cs="Helvetica"/>
+                <w:i w:val="false"/>
+                <w:b w:val="false"/>
+                <w:u w:val="none"/>
+                <w:sz w:val="22"/>
+                <w:szCs w:val="22"/>
+                <w:color w:val="000000"/>
+              </w:rPr>
+              <w:t xml:space="preserve">0.54, 37.4</w:t>
             </w:r>
           </w:p>
         </w:tc>
@@ -17042,120 +17042,120 @@
                 <w:szCs w:val="22"/>
                 <w:color w:val="000000"/>
               </w:rPr>
-              <w:t xml:space="preserve">1.07</w:t>
-            </w:r>
-          </w:p>
-        </w:tc>
-        <w:tc>
-          <w:tcPr>
-            <w:tcBorders>
-              <w:bottom w:val="none" w:sz="0" w:space="0" w:color="000000"/>
-              <w:top w:val="none" w:sz="0" w:space="0" w:color="000000"/>
-              <w:left w:val="none" w:sz="0" w:space="0" w:color="000000"/>
-              <w:right w:val="none" w:sz="0" w:space="0" w:color="000000"/>
-            </w:tcBorders>
-            <w:shd w:val="clear" w:color="auto" w:fill="FFFFFF"/>
-            <w:tcMar>
-              <w:top w:w="0" w:type="dxa"/>
-              <w:bottom w:w="0" w:type="dxa"/>
-              <w:left w:w="0" w:type="dxa"/>
-              <w:right w:w="0" w:type="dxa"/>
-            </w:tcMar>
-            <w:vAlign w:val="top"/>
-          </w:tcPr>
-          <w:p>
-            <w:pPr>
-              <w:pStyle w:val="Normal"/>
-              <w:jc w:val="center"/>
-              <w:pBdr>
-                <w:bottom w:val="none" w:sz="0" w:space="0" w:color="000000"/>
-                <w:top w:val="none" w:sz="0" w:space="0" w:color="000000"/>
-                <w:left w:val="none" w:sz="0" w:space="0" w:color="000000"/>
-                <w:right w:val="none" w:sz="0" w:space="0" w:color="000000"/>
-              </w:pBdr>
-              <w:spacing w:after="100" w:before="100" w:line="240"/>
-              <w:ind w:left="100" w:right="100" w:firstLine="0" w:firstLineChars="0"/>
-              <w:rPr>
-                <w:rFonts w:ascii="Helvetica" w:hAnsi="Helvetica" w:eastAsia="Helvetica" w:cs="Helvetica"/>
-                <w:i w:val="false"/>
-                <w:b w:val="false"/>
-                <w:u w:val="none"/>
-                <w:sz w:val="22"/>
-                <w:szCs w:val="22"/>
-                <w:color w:val="000000"/>
-              </w:rPr>
-            </w:pPr>
-            <w:r>
-              <w:rPr>
-                <w:rFonts w:ascii="Helvetica" w:hAnsi="Helvetica" w:eastAsia="Helvetica" w:cs="Helvetica"/>
-                <w:i w:val="false"/>
-                <w:b w:val="false"/>
-                <w:u w:val="none"/>
-                <w:sz w:val="22"/>
-                <w:szCs w:val="22"/>
-                <w:color w:val="000000"/>
-              </w:rPr>
-              <w:t xml:space="preserve">0.58, 1.97</w:t>
-            </w:r>
-          </w:p>
-        </w:tc>
-        <w:tc>
-          <w:tcPr>
-            <w:tcBorders>
-              <w:bottom w:val="none" w:sz="0" w:space="0" w:color="000000"/>
-              <w:top w:val="none" w:sz="0" w:space="0" w:color="000000"/>
-              <w:left w:val="none" w:sz="0" w:space="0" w:color="000000"/>
-              <w:right w:val="none" w:sz="0" w:space="0" w:color="000000"/>
-            </w:tcBorders>
-            <w:shd w:val="clear" w:color="auto" w:fill="FFFFFF"/>
-            <w:tcMar>
-              <w:top w:w="0" w:type="dxa"/>
-              <w:bottom w:w="0" w:type="dxa"/>
-              <w:left w:w="0" w:type="dxa"/>
-              <w:right w:w="0" w:type="dxa"/>
-            </w:tcMar>
-            <w:vAlign w:val="top"/>
-          </w:tcPr>
-          <w:p>
-            <w:pPr>
-              <w:pStyle w:val="Normal"/>
-              <w:jc w:val="center"/>
-              <w:pBdr>
-                <w:bottom w:val="none" w:sz="0" w:space="0" w:color="000000"/>
-                <w:top w:val="none" w:sz="0" w:space="0" w:color="000000"/>
-                <w:left w:val="none" w:sz="0" w:space="0" w:color="000000"/>
-                <w:right w:val="none" w:sz="0" w:space="0" w:color="000000"/>
-              </w:pBdr>
-              <w:spacing w:after="100" w:before="100" w:line="240"/>
-              <w:ind w:left="100" w:right="100" w:firstLine="0" w:firstLineChars="0"/>
-              <w:rPr>
-                <w:rFonts w:ascii="Helvetica" w:hAnsi="Helvetica" w:eastAsia="Helvetica" w:cs="Helvetica"/>
-                <w:i w:val="false"/>
-                <w:b w:val="false"/>
-                <w:u w:val="none"/>
-                <w:sz w:val="22"/>
-                <w:szCs w:val="22"/>
-                <w:color w:val="000000"/>
-              </w:rPr>
-            </w:pPr>
-            <w:r>
-              <w:rPr>
-                <w:rFonts w:ascii="Helvetica" w:hAnsi="Helvetica" w:eastAsia="Helvetica" w:cs="Helvetica"/>
-                <w:i w:val="false"/>
-                <w:b w:val="false"/>
-                <w:u w:val="none"/>
-                <w:sz w:val="22"/>
-                <w:szCs w:val="22"/>
-                <w:color w:val="000000"/>
-              </w:rPr>
-              <w:t xml:space="preserve">0.840</w:t>
+              <w:t xml:space="preserve">1.05</w:t>
+            </w:r>
+          </w:p>
+        </w:tc>
+        <w:tc>
+          <w:tcPr>
+            <w:tcBorders>
+              <w:bottom w:val="none" w:sz="0" w:space="0" w:color="000000"/>
+              <w:top w:val="none" w:sz="0" w:space="0" w:color="000000"/>
+              <w:left w:val="none" w:sz="0" w:space="0" w:color="000000"/>
+              <w:right w:val="none" w:sz="0" w:space="0" w:color="000000"/>
+            </w:tcBorders>
+            <w:shd w:val="clear" w:color="auto" w:fill="FFFFFF"/>
+            <w:tcMar>
+              <w:top w:w="0" w:type="dxa"/>
+              <w:bottom w:w="0" w:type="dxa"/>
+              <w:left w:w="0" w:type="dxa"/>
+              <w:right w:w="0" w:type="dxa"/>
+            </w:tcMar>
+            <w:vAlign w:val="top"/>
+          </w:tcPr>
+          <w:p>
+            <w:pPr>
+              <w:pStyle w:val="Normal"/>
+              <w:jc w:val="center"/>
+              <w:pBdr>
+                <w:bottom w:val="none" w:sz="0" w:space="0" w:color="000000"/>
+                <w:top w:val="none" w:sz="0" w:space="0" w:color="000000"/>
+                <w:left w:val="none" w:sz="0" w:space="0" w:color="000000"/>
+                <w:right w:val="none" w:sz="0" w:space="0" w:color="000000"/>
+              </w:pBdr>
+              <w:spacing w:after="100" w:before="100" w:line="240"/>
+              <w:ind w:left="100" w:right="100" w:firstLine="0" w:firstLineChars="0"/>
+              <w:rPr>
+                <w:rFonts w:ascii="Helvetica" w:hAnsi="Helvetica" w:eastAsia="Helvetica" w:cs="Helvetica"/>
+                <w:i w:val="false"/>
+                <w:b w:val="false"/>
+                <w:u w:val="none"/>
+                <w:sz w:val="22"/>
+                <w:szCs w:val="22"/>
+                <w:color w:val="000000"/>
+              </w:rPr>
+            </w:pPr>
+            <w:r>
+              <w:rPr>
+                <w:rFonts w:ascii="Helvetica" w:hAnsi="Helvetica" w:eastAsia="Helvetica" w:cs="Helvetica"/>
+                <w:i w:val="false"/>
+                <w:b w:val="false"/>
+                <w:u w:val="none"/>
+                <w:sz w:val="22"/>
+                <w:szCs w:val="22"/>
+                <w:color w:val="000000"/>
+              </w:rPr>
+              <w:t xml:space="preserve">0.57, 1.93</w:t>
+            </w:r>
+          </w:p>
+        </w:tc>
+        <w:tc>
+          <w:tcPr>
+            <w:tcBorders>
+              <w:bottom w:val="none" w:sz="0" w:space="0" w:color="000000"/>
+              <w:top w:val="none" w:sz="0" w:space="0" w:color="000000"/>
+              <w:left w:val="none" w:sz="0" w:space="0" w:color="000000"/>
+              <w:right w:val="none" w:sz="0" w:space="0" w:color="000000"/>
+            </w:tcBorders>
+            <w:shd w:val="clear" w:color="auto" w:fill="FFFFFF"/>
+            <w:tcMar>
+              <w:top w:w="0" w:type="dxa"/>
+              <w:bottom w:w="0" w:type="dxa"/>
+              <w:left w:w="0" w:type="dxa"/>
+              <w:right w:w="0" w:type="dxa"/>
+            </w:tcMar>
+            <w:vAlign w:val="top"/>
+          </w:tcPr>
+          <w:p>
+            <w:pPr>
+              <w:pStyle w:val="Normal"/>
+              <w:jc w:val="center"/>
+              <w:pBdr>
+                <w:bottom w:val="none" w:sz="0" w:space="0" w:color="000000"/>
+                <w:top w:val="none" w:sz="0" w:space="0" w:color="000000"/>
+                <w:left w:val="none" w:sz="0" w:space="0" w:color="000000"/>
+                <w:right w:val="none" w:sz="0" w:space="0" w:color="000000"/>
+              </w:pBdr>
+              <w:spacing w:after="100" w:before="100" w:line="240"/>
+              <w:ind w:left="100" w:right="100" w:firstLine="0" w:firstLineChars="0"/>
+              <w:rPr>
+                <w:rFonts w:ascii="Helvetica" w:hAnsi="Helvetica" w:eastAsia="Helvetica" w:cs="Helvetica"/>
+                <w:i w:val="false"/>
+                <w:b w:val="false"/>
+                <w:u w:val="none"/>
+                <w:sz w:val="22"/>
+                <w:szCs w:val="22"/>
+                <w:color w:val="000000"/>
+              </w:rPr>
+            </w:pPr>
+            <w:r>
+              <w:rPr>
+                <w:rFonts w:ascii="Helvetica" w:hAnsi="Helvetica" w:eastAsia="Helvetica" w:cs="Helvetica"/>
+                <w:i w:val="false"/>
+                <w:b w:val="false"/>
+                <w:u w:val="none"/>
+                <w:sz w:val="22"/>
+                <w:szCs w:val="22"/>
+                <w:color w:val="000000"/>
+              </w:rPr>
+              <w:t xml:space="preserve">0.870</w:t>
             </w:r>
           </w:p>
         </w:tc>
       </w:tr>
       <w:tr>
         <w:trPr>
-          <w:trHeight w:val="598" w:hRule="auto"/>
+          <w:trHeight w:val="619" w:hRule="auto"/>
         </w:trPr>
         body35
         <w:tc>
@@ -17207,7 +17207,7 @@
                 <w:szCs w:val="22"/>
                 <w:color w:val="000000"/>
               </w:rPr>
-              <w:t xml:space="preserve">cockcroft</w:t>
+              <w:t xml:space="preserve">ckd_epi_gfr_cre_cys</w:t>
             </w:r>
           </w:p>
         </w:tc>
@@ -17313,7 +17313,7 @@
                 <w:szCs w:val="22"/>
                 <w:color w:val="000000"/>
               </w:rPr>
-              <w:t xml:space="preserve">0.99</w:t>
+              <w:t xml:space="preserve">0.98</w:t>
             </w:r>
           </w:p>
         </w:tc>
@@ -17366,7 +17366,7 @@
                 <w:szCs w:val="22"/>
                 <w:color w:val="000000"/>
               </w:rPr>
-              <w:t xml:space="preserve">0.98, 0.99</w:t>
+              <w:t xml:space="preserve">0.97, 0.98</w:t>
             </w:r>
           </w:p>
         </w:tc>
@@ -17525,7 +17525,7 @@
                 <w:szCs w:val="22"/>
                 <w:color w:val="000000"/>
               </w:rPr>
-              <w:t xml:space="preserve">0.99</w:t>
+              <w:t xml:space="preserve">0.98</w:t>
             </w:r>
           </w:p>
         </w:tc>
@@ -17578,7 +17578,7 @@
                 <w:szCs w:val="22"/>
                 <w:color w:val="000000"/>
               </w:rPr>
-              <w:t xml:space="preserve">0.98, 1.00</w:t>
+              <w:t xml:space="preserve">0.97, 0.99</w:t>
             </w:r>
           </w:p>
         </w:tc>
@@ -17631,7 +17631,7 @@
                 <w:szCs w:val="22"/>
                 <w:color w:val="000000"/>
               </w:rPr>
-              <w:t xml:space="preserve">0.005</w:t>
+              <w:t xml:space="preserve">0.004</w:t>
             </w:r>
           </w:p>
         </w:tc>

--- a/docs/tables/entire/sec5_ckd_composite.docx
+++ b/docs/tables/entire/sec5_ckd_composite.docx
@@ -1156,7 +1156,7 @@
                 <w:szCs w:val="22"/>
                 <w:color w:val="000000"/>
               </w:rPr>
-              <w:t xml:space="preserve">0.94, 1.20</w:t>
+              <w:t xml:space="preserve">0.94, 1.19</w:t>
             </w:r>
           </w:p>
         </w:tc>
@@ -1209,7 +1209,7 @@
                 <w:szCs w:val="22"/>
                 <w:color w:val="000000"/>
               </w:rPr>
-              <w:t xml:space="preserve">0.360</w:t>
+              <w:t xml:space="preserve">0.380</w:t>
             </w:r>
           </w:p>
         </w:tc>
@@ -1586,113 +1586,113 @@
                 <w:szCs w:val="22"/>
                 <w:color w:val="000000"/>
               </w:rPr>
-              <w:t xml:space="preserve">1.05</w:t>
-            </w:r>
-          </w:p>
-        </w:tc>
-        <w:tc>
-          <w:tcPr>
-            <w:tcBorders>
-              <w:bottom w:val="none" w:sz="0" w:space="0" w:color="000000"/>
-              <w:top w:val="none" w:sz="0" w:space="0" w:color="000000"/>
-              <w:left w:val="none" w:sz="0" w:space="0" w:color="000000"/>
-              <w:right w:val="none" w:sz="0" w:space="0" w:color="000000"/>
-            </w:tcBorders>
-            <w:shd w:val="clear" w:color="auto" w:fill="FFFFFF"/>
-            <w:tcMar>
-              <w:top w:w="0" w:type="dxa"/>
-              <w:bottom w:w="0" w:type="dxa"/>
-              <w:left w:w="0" w:type="dxa"/>
-              <w:right w:w="0" w:type="dxa"/>
-            </w:tcMar>
-            <w:vAlign w:val="top"/>
-          </w:tcPr>
-          <w:p>
-            <w:pPr>
-              <w:pStyle w:val="Normal"/>
-              <w:jc w:val="center"/>
-              <w:pBdr>
-                <w:bottom w:val="none" w:sz="0" w:space="0" w:color="000000"/>
-                <w:top w:val="none" w:sz="0" w:space="0" w:color="000000"/>
-                <w:left w:val="none" w:sz="0" w:space="0" w:color="000000"/>
-                <w:right w:val="none" w:sz="0" w:space="0" w:color="000000"/>
-              </w:pBdr>
-              <w:spacing w:after="100" w:before="100" w:line="240"/>
-              <w:ind w:left="100" w:right="100" w:firstLine="0" w:firstLineChars="0"/>
-              <w:rPr>
-                <w:rFonts w:ascii="Helvetica" w:hAnsi="Helvetica" w:eastAsia="Helvetica" w:cs="Helvetica"/>
-                <w:i w:val="false"/>
-                <w:b w:val="false"/>
-                <w:u w:val="none"/>
-                <w:sz w:val="22"/>
-                <w:szCs w:val="22"/>
-                <w:color w:val="000000"/>
-              </w:rPr>
-            </w:pPr>
-            <w:r>
-              <w:rPr>
-                <w:rFonts w:ascii="Helvetica" w:hAnsi="Helvetica" w:eastAsia="Helvetica" w:cs="Helvetica"/>
-                <w:i w:val="false"/>
-                <w:b w:val="false"/>
-                <w:u w:val="none"/>
-                <w:sz w:val="22"/>
-                <w:szCs w:val="22"/>
-                <w:color w:val="000000"/>
-              </w:rPr>
-              <w:t xml:space="preserve">1.02, 1.08</w:t>
-            </w:r>
-          </w:p>
-        </w:tc>
-        <w:tc>
-          <w:tcPr>
-            <w:tcBorders>
-              <w:bottom w:val="none" w:sz="0" w:space="0" w:color="000000"/>
-              <w:top w:val="none" w:sz="0" w:space="0" w:color="000000"/>
-              <w:left w:val="none" w:sz="0" w:space="0" w:color="000000"/>
-              <w:right w:val="none" w:sz="0" w:space="0" w:color="000000"/>
-            </w:tcBorders>
-            <w:shd w:val="clear" w:color="auto" w:fill="FFFFFF"/>
-            <w:tcMar>
-              <w:top w:w="0" w:type="dxa"/>
-              <w:bottom w:w="0" w:type="dxa"/>
-              <w:left w:w="0" w:type="dxa"/>
-              <w:right w:w="0" w:type="dxa"/>
-            </w:tcMar>
-            <w:vAlign w:val="top"/>
-          </w:tcPr>
-          <w:p>
-            <w:pPr>
-              <w:pStyle w:val="Normal"/>
-              <w:jc w:val="center"/>
-              <w:pBdr>
-                <w:bottom w:val="none" w:sz="0" w:space="0" w:color="000000"/>
-                <w:top w:val="none" w:sz="0" w:space="0" w:color="000000"/>
-                <w:left w:val="none" w:sz="0" w:space="0" w:color="000000"/>
-                <w:right w:val="none" w:sz="0" w:space="0" w:color="000000"/>
-              </w:pBdr>
-              <w:spacing w:after="100" w:before="100" w:line="240"/>
-              <w:ind w:left="100" w:right="100" w:firstLine="0" w:firstLineChars="0"/>
-              <w:rPr>
-                <w:rFonts w:ascii="Helvetica" w:hAnsi="Helvetica" w:eastAsia="Helvetica" w:cs="Helvetica"/>
-                <w:i w:val="false"/>
-                <w:b w:val="false"/>
-                <w:u w:val="none"/>
-                <w:sz w:val="22"/>
-                <w:szCs w:val="22"/>
-                <w:color w:val="000000"/>
-              </w:rPr>
-            </w:pPr>
-            <w:r>
-              <w:rPr>
-                <w:rFonts w:ascii="Helvetica" w:hAnsi="Helvetica" w:eastAsia="Helvetica" w:cs="Helvetica"/>
-                <w:i w:val="false"/>
-                <w:b w:val="false"/>
-                <w:u w:val="none"/>
-                <w:sz w:val="22"/>
-                <w:szCs w:val="22"/>
-                <w:color w:val="000000"/>
-              </w:rPr>
-              <w:t xml:space="preserve">0.003</w:t>
+              <w:t xml:space="preserve">1.04</w:t>
+            </w:r>
+          </w:p>
+        </w:tc>
+        <w:tc>
+          <w:tcPr>
+            <w:tcBorders>
+              <w:bottom w:val="none" w:sz="0" w:space="0" w:color="000000"/>
+              <w:top w:val="none" w:sz="0" w:space="0" w:color="000000"/>
+              <w:left w:val="none" w:sz="0" w:space="0" w:color="000000"/>
+              <w:right w:val="none" w:sz="0" w:space="0" w:color="000000"/>
+            </w:tcBorders>
+            <w:shd w:val="clear" w:color="auto" w:fill="FFFFFF"/>
+            <w:tcMar>
+              <w:top w:w="0" w:type="dxa"/>
+              <w:bottom w:w="0" w:type="dxa"/>
+              <w:left w:w="0" w:type="dxa"/>
+              <w:right w:w="0" w:type="dxa"/>
+            </w:tcMar>
+            <w:vAlign w:val="top"/>
+          </w:tcPr>
+          <w:p>
+            <w:pPr>
+              <w:pStyle w:val="Normal"/>
+              <w:jc w:val="center"/>
+              <w:pBdr>
+                <w:bottom w:val="none" w:sz="0" w:space="0" w:color="000000"/>
+                <w:top w:val="none" w:sz="0" w:space="0" w:color="000000"/>
+                <w:left w:val="none" w:sz="0" w:space="0" w:color="000000"/>
+                <w:right w:val="none" w:sz="0" w:space="0" w:color="000000"/>
+              </w:pBdr>
+              <w:spacing w:after="100" w:before="100" w:line="240"/>
+              <w:ind w:left="100" w:right="100" w:firstLine="0" w:firstLineChars="0"/>
+              <w:rPr>
+                <w:rFonts w:ascii="Helvetica" w:hAnsi="Helvetica" w:eastAsia="Helvetica" w:cs="Helvetica"/>
+                <w:i w:val="false"/>
+                <w:b w:val="false"/>
+                <w:u w:val="none"/>
+                <w:sz w:val="22"/>
+                <w:szCs w:val="22"/>
+                <w:color w:val="000000"/>
+              </w:rPr>
+            </w:pPr>
+            <w:r>
+              <w:rPr>
+                <w:rFonts w:ascii="Helvetica" w:hAnsi="Helvetica" w:eastAsia="Helvetica" w:cs="Helvetica"/>
+                <w:i w:val="false"/>
+                <w:b w:val="false"/>
+                <w:u w:val="none"/>
+                <w:sz w:val="22"/>
+                <w:szCs w:val="22"/>
+                <w:color w:val="000000"/>
+              </w:rPr>
+              <w:t xml:space="preserve">1.01, 1.07</w:t>
+            </w:r>
+          </w:p>
+        </w:tc>
+        <w:tc>
+          <w:tcPr>
+            <w:tcBorders>
+              <w:bottom w:val="none" w:sz="0" w:space="0" w:color="000000"/>
+              <w:top w:val="none" w:sz="0" w:space="0" w:color="000000"/>
+              <w:left w:val="none" w:sz="0" w:space="0" w:color="000000"/>
+              <w:right w:val="none" w:sz="0" w:space="0" w:color="000000"/>
+            </w:tcBorders>
+            <w:shd w:val="clear" w:color="auto" w:fill="FFFFFF"/>
+            <w:tcMar>
+              <w:top w:w="0" w:type="dxa"/>
+              <w:bottom w:w="0" w:type="dxa"/>
+              <w:left w:w="0" w:type="dxa"/>
+              <w:right w:w="0" w:type="dxa"/>
+            </w:tcMar>
+            <w:vAlign w:val="top"/>
+          </w:tcPr>
+          <w:p>
+            <w:pPr>
+              <w:pStyle w:val="Normal"/>
+              <w:jc w:val="center"/>
+              <w:pBdr>
+                <w:bottom w:val="none" w:sz="0" w:space="0" w:color="000000"/>
+                <w:top w:val="none" w:sz="0" w:space="0" w:color="000000"/>
+                <w:left w:val="none" w:sz="0" w:space="0" w:color="000000"/>
+                <w:right w:val="none" w:sz="0" w:space="0" w:color="000000"/>
+              </w:pBdr>
+              <w:spacing w:after="100" w:before="100" w:line="240"/>
+              <w:ind w:left="100" w:right="100" w:firstLine="0" w:firstLineChars="0"/>
+              <w:rPr>
+                <w:rFonts w:ascii="Helvetica" w:hAnsi="Helvetica" w:eastAsia="Helvetica" w:cs="Helvetica"/>
+                <w:i w:val="false"/>
+                <w:b w:val="false"/>
+                <w:u w:val="none"/>
+                <w:sz w:val="22"/>
+                <w:szCs w:val="22"/>
+                <w:color w:val="000000"/>
+              </w:rPr>
+            </w:pPr>
+            <w:r>
+              <w:rPr>
+                <w:rFonts w:ascii="Helvetica" w:hAnsi="Helvetica" w:eastAsia="Helvetica" w:cs="Helvetica"/>
+                <w:i w:val="false"/>
+                <w:b w:val="false"/>
+                <w:u w:val="none"/>
+                <w:sz w:val="22"/>
+                <w:szCs w:val="22"/>
+                <w:color w:val="000000"/>
+              </w:rPr>
+              <w:t xml:space="preserve">0.004</w:t>
             </w:r>
           </w:p>
         </w:tc>
@@ -3141,7 +3141,7 @@
                 <w:szCs w:val="22"/>
                 <w:color w:val="000000"/>
               </w:rPr>
-              <w:t xml:space="preserve">0.850</w:t>
+              <w:t xml:space="preserve">0.860</w:t>
             </w:r>
           </w:p>
         </w:tc>
@@ -3571,60 +3571,60 @@
                 <w:szCs w:val="22"/>
                 <w:color w:val="000000"/>
               </w:rPr>
-              <w:t xml:space="preserve">0.91, 1.08</w:t>
-            </w:r>
-          </w:p>
-        </w:tc>
-        <w:tc>
-          <w:tcPr>
-            <w:tcBorders>
-              <w:bottom w:val="none" w:sz="0" w:space="0" w:color="000000"/>
-              <w:top w:val="none" w:sz="0" w:space="0" w:color="000000"/>
-              <w:left w:val="none" w:sz="0" w:space="0" w:color="000000"/>
-              <w:right w:val="none" w:sz="0" w:space="0" w:color="000000"/>
-            </w:tcBorders>
-            <w:shd w:val="clear" w:color="auto" w:fill="FFFFFF"/>
-            <w:tcMar>
-              <w:top w:w="0" w:type="dxa"/>
-              <w:bottom w:w="0" w:type="dxa"/>
-              <w:left w:w="0" w:type="dxa"/>
-              <w:right w:w="0" w:type="dxa"/>
-            </w:tcMar>
-            <w:vAlign w:val="top"/>
-          </w:tcPr>
-          <w:p>
-            <w:pPr>
-              <w:pStyle w:val="Normal"/>
-              <w:jc w:val="center"/>
-              <w:pBdr>
-                <w:bottom w:val="none" w:sz="0" w:space="0" w:color="000000"/>
-                <w:top w:val="none" w:sz="0" w:space="0" w:color="000000"/>
-                <w:left w:val="none" w:sz="0" w:space="0" w:color="000000"/>
-                <w:right w:val="none" w:sz="0" w:space="0" w:color="000000"/>
-              </w:pBdr>
-              <w:spacing w:after="100" w:before="100" w:line="240"/>
-              <w:ind w:left="100" w:right="100" w:firstLine="0" w:firstLineChars="0"/>
-              <w:rPr>
-                <w:rFonts w:ascii="Helvetica" w:hAnsi="Helvetica" w:eastAsia="Helvetica" w:cs="Helvetica"/>
-                <w:i w:val="false"/>
-                <w:b w:val="false"/>
-                <w:u w:val="none"/>
-                <w:sz w:val="22"/>
-                <w:szCs w:val="22"/>
-                <w:color w:val="000000"/>
-              </w:rPr>
-            </w:pPr>
-            <w:r>
-              <w:rPr>
-                <w:rFonts w:ascii="Helvetica" w:hAnsi="Helvetica" w:eastAsia="Helvetica" w:cs="Helvetica"/>
-                <w:i w:val="false"/>
-                <w:b w:val="false"/>
-                <w:u w:val="none"/>
-                <w:sz w:val="22"/>
-                <w:szCs w:val="22"/>
-                <w:color w:val="000000"/>
-              </w:rPr>
-              <w:t xml:space="preserve">0.820</w:t>
+              <w:t xml:space="preserve">0.90, 1.08</w:t>
+            </w:r>
+          </w:p>
+        </w:tc>
+        <w:tc>
+          <w:tcPr>
+            <w:tcBorders>
+              <w:bottom w:val="none" w:sz="0" w:space="0" w:color="000000"/>
+              <w:top w:val="none" w:sz="0" w:space="0" w:color="000000"/>
+              <w:left w:val="none" w:sz="0" w:space="0" w:color="000000"/>
+              <w:right w:val="none" w:sz="0" w:space="0" w:color="000000"/>
+            </w:tcBorders>
+            <w:shd w:val="clear" w:color="auto" w:fill="FFFFFF"/>
+            <w:tcMar>
+              <w:top w:w="0" w:type="dxa"/>
+              <w:bottom w:w="0" w:type="dxa"/>
+              <w:left w:w="0" w:type="dxa"/>
+              <w:right w:w="0" w:type="dxa"/>
+            </w:tcMar>
+            <w:vAlign w:val="top"/>
+          </w:tcPr>
+          <w:p>
+            <w:pPr>
+              <w:pStyle w:val="Normal"/>
+              <w:jc w:val="center"/>
+              <w:pBdr>
+                <w:bottom w:val="none" w:sz="0" w:space="0" w:color="000000"/>
+                <w:top w:val="none" w:sz="0" w:space="0" w:color="000000"/>
+                <w:left w:val="none" w:sz="0" w:space="0" w:color="000000"/>
+                <w:right w:val="none" w:sz="0" w:space="0" w:color="000000"/>
+              </w:pBdr>
+              <w:spacing w:after="100" w:before="100" w:line="240"/>
+              <w:ind w:left="100" w:right="100" w:firstLine="0" w:firstLineChars="0"/>
+              <w:rPr>
+                <w:rFonts w:ascii="Helvetica" w:hAnsi="Helvetica" w:eastAsia="Helvetica" w:cs="Helvetica"/>
+                <w:i w:val="false"/>
+                <w:b w:val="false"/>
+                <w:u w:val="none"/>
+                <w:sz w:val="22"/>
+                <w:szCs w:val="22"/>
+                <w:color w:val="000000"/>
+              </w:rPr>
+            </w:pPr>
+            <w:r>
+              <w:rPr>
+                <w:rFonts w:ascii="Helvetica" w:hAnsi="Helvetica" w:eastAsia="Helvetica" w:cs="Helvetica"/>
+                <w:i w:val="false"/>
+                <w:b w:val="false"/>
+                <w:u w:val="none"/>
+                <w:sz w:val="22"/>
+                <w:szCs w:val="22"/>
+                <w:color w:val="000000"/>
+              </w:rPr>
+              <w:t xml:space="preserve">0.780</w:t>
             </w:r>
           </w:p>
         </w:tc>
@@ -4967,113 +4967,113 @@
                 <w:szCs w:val="22"/>
                 <w:color w:val="000000"/>
               </w:rPr>
-              <w:t xml:space="preserve">0.79</w:t>
-            </w:r>
-          </w:p>
-        </w:tc>
-        <w:tc>
-          <w:tcPr>
-            <w:tcBorders>
-              <w:bottom w:val="none" w:sz="0" w:space="0" w:color="000000"/>
-              <w:top w:val="none" w:sz="0" w:space="0" w:color="000000"/>
-              <w:left w:val="none" w:sz="0" w:space="0" w:color="000000"/>
-              <w:right w:val="none" w:sz="0" w:space="0" w:color="000000"/>
-            </w:tcBorders>
-            <w:shd w:val="clear" w:color="auto" w:fill="FFFFFF"/>
-            <w:tcMar>
-              <w:top w:w="0" w:type="dxa"/>
-              <w:bottom w:w="0" w:type="dxa"/>
-              <w:left w:w="0" w:type="dxa"/>
-              <w:right w:w="0" w:type="dxa"/>
-            </w:tcMar>
-            <w:vAlign w:val="top"/>
-          </w:tcPr>
-          <w:p>
-            <w:pPr>
-              <w:pStyle w:val="Normal"/>
-              <w:jc w:val="center"/>
-              <w:pBdr>
-                <w:bottom w:val="none" w:sz="0" w:space="0" w:color="000000"/>
-                <w:top w:val="none" w:sz="0" w:space="0" w:color="000000"/>
-                <w:left w:val="none" w:sz="0" w:space="0" w:color="000000"/>
-                <w:right w:val="none" w:sz="0" w:space="0" w:color="000000"/>
-              </w:pBdr>
-              <w:spacing w:after="100" w:before="100" w:line="240"/>
-              <w:ind w:left="100" w:right="100" w:firstLine="0" w:firstLineChars="0"/>
-              <w:rPr>
-                <w:rFonts w:ascii="Helvetica" w:hAnsi="Helvetica" w:eastAsia="Helvetica" w:cs="Helvetica"/>
-                <w:i w:val="false"/>
-                <w:b w:val="false"/>
-                <w:u w:val="none"/>
-                <w:sz w:val="22"/>
-                <w:szCs w:val="22"/>
-                <w:color w:val="000000"/>
-              </w:rPr>
-            </w:pPr>
-            <w:r>
-              <w:rPr>
-                <w:rFonts w:ascii="Helvetica" w:hAnsi="Helvetica" w:eastAsia="Helvetica" w:cs="Helvetica"/>
-                <w:i w:val="false"/>
-                <w:b w:val="false"/>
-                <w:u w:val="none"/>
-                <w:sz w:val="22"/>
-                <w:szCs w:val="22"/>
-                <w:color w:val="000000"/>
-              </w:rPr>
-              <w:t xml:space="preserve">0.47, 1.33</w:t>
-            </w:r>
-          </w:p>
-        </w:tc>
-        <w:tc>
-          <w:tcPr>
-            <w:tcBorders>
-              <w:bottom w:val="none" w:sz="0" w:space="0" w:color="000000"/>
-              <w:top w:val="none" w:sz="0" w:space="0" w:color="000000"/>
-              <w:left w:val="none" w:sz="0" w:space="0" w:color="000000"/>
-              <w:right w:val="none" w:sz="0" w:space="0" w:color="000000"/>
-            </w:tcBorders>
-            <w:shd w:val="clear" w:color="auto" w:fill="FFFFFF"/>
-            <w:tcMar>
-              <w:top w:w="0" w:type="dxa"/>
-              <w:bottom w:w="0" w:type="dxa"/>
-              <w:left w:w="0" w:type="dxa"/>
-              <w:right w:w="0" w:type="dxa"/>
-            </w:tcMar>
-            <w:vAlign w:val="top"/>
-          </w:tcPr>
-          <w:p>
-            <w:pPr>
-              <w:pStyle w:val="Normal"/>
-              <w:jc w:val="center"/>
-              <w:pBdr>
-                <w:bottom w:val="none" w:sz="0" w:space="0" w:color="000000"/>
-                <w:top w:val="none" w:sz="0" w:space="0" w:color="000000"/>
-                <w:left w:val="none" w:sz="0" w:space="0" w:color="000000"/>
-                <w:right w:val="none" w:sz="0" w:space="0" w:color="000000"/>
-              </w:pBdr>
-              <w:spacing w:after="100" w:before="100" w:line="240"/>
-              <w:ind w:left="100" w:right="100" w:firstLine="0" w:firstLineChars="0"/>
-              <w:rPr>
-                <w:rFonts w:ascii="Helvetica" w:hAnsi="Helvetica" w:eastAsia="Helvetica" w:cs="Helvetica"/>
-                <w:i w:val="false"/>
-                <w:b w:val="false"/>
-                <w:u w:val="none"/>
-                <w:sz w:val="22"/>
-                <w:szCs w:val="22"/>
-                <w:color w:val="000000"/>
-              </w:rPr>
-            </w:pPr>
-            <w:r>
-              <w:rPr>
-                <w:rFonts w:ascii="Helvetica" w:hAnsi="Helvetica" w:eastAsia="Helvetica" w:cs="Helvetica"/>
-                <w:i w:val="false"/>
-                <w:b w:val="false"/>
-                <w:u w:val="none"/>
-                <w:sz w:val="22"/>
-                <w:szCs w:val="22"/>
-                <w:color w:val="000000"/>
-              </w:rPr>
-              <w:t xml:space="preserve">0.370</w:t>
+              <w:t xml:space="preserve">0.81</w:t>
+            </w:r>
+          </w:p>
+        </w:tc>
+        <w:tc>
+          <w:tcPr>
+            <w:tcBorders>
+              <w:bottom w:val="none" w:sz="0" w:space="0" w:color="000000"/>
+              <w:top w:val="none" w:sz="0" w:space="0" w:color="000000"/>
+              <w:left w:val="none" w:sz="0" w:space="0" w:color="000000"/>
+              <w:right w:val="none" w:sz="0" w:space="0" w:color="000000"/>
+            </w:tcBorders>
+            <w:shd w:val="clear" w:color="auto" w:fill="FFFFFF"/>
+            <w:tcMar>
+              <w:top w:w="0" w:type="dxa"/>
+              <w:bottom w:w="0" w:type="dxa"/>
+              <w:left w:w="0" w:type="dxa"/>
+              <w:right w:w="0" w:type="dxa"/>
+            </w:tcMar>
+            <w:vAlign w:val="top"/>
+          </w:tcPr>
+          <w:p>
+            <w:pPr>
+              <w:pStyle w:val="Normal"/>
+              <w:jc w:val="center"/>
+              <w:pBdr>
+                <w:bottom w:val="none" w:sz="0" w:space="0" w:color="000000"/>
+                <w:top w:val="none" w:sz="0" w:space="0" w:color="000000"/>
+                <w:left w:val="none" w:sz="0" w:space="0" w:color="000000"/>
+                <w:right w:val="none" w:sz="0" w:space="0" w:color="000000"/>
+              </w:pBdr>
+              <w:spacing w:after="100" w:before="100" w:line="240"/>
+              <w:ind w:left="100" w:right="100" w:firstLine="0" w:firstLineChars="0"/>
+              <w:rPr>
+                <w:rFonts w:ascii="Helvetica" w:hAnsi="Helvetica" w:eastAsia="Helvetica" w:cs="Helvetica"/>
+                <w:i w:val="false"/>
+                <w:b w:val="false"/>
+                <w:u w:val="none"/>
+                <w:sz w:val="22"/>
+                <w:szCs w:val="22"/>
+                <w:color w:val="000000"/>
+              </w:rPr>
+            </w:pPr>
+            <w:r>
+              <w:rPr>
+                <w:rFonts w:ascii="Helvetica" w:hAnsi="Helvetica" w:eastAsia="Helvetica" w:cs="Helvetica"/>
+                <w:i w:val="false"/>
+                <w:b w:val="false"/>
+                <w:u w:val="none"/>
+                <w:sz w:val="22"/>
+                <w:szCs w:val="22"/>
+                <w:color w:val="000000"/>
+              </w:rPr>
+              <w:t xml:space="preserve">0.48, 1.36</w:t>
+            </w:r>
+          </w:p>
+        </w:tc>
+        <w:tc>
+          <w:tcPr>
+            <w:tcBorders>
+              <w:bottom w:val="none" w:sz="0" w:space="0" w:color="000000"/>
+              <w:top w:val="none" w:sz="0" w:space="0" w:color="000000"/>
+              <w:left w:val="none" w:sz="0" w:space="0" w:color="000000"/>
+              <w:right w:val="none" w:sz="0" w:space="0" w:color="000000"/>
+            </w:tcBorders>
+            <w:shd w:val="clear" w:color="auto" w:fill="FFFFFF"/>
+            <w:tcMar>
+              <w:top w:w="0" w:type="dxa"/>
+              <w:bottom w:w="0" w:type="dxa"/>
+              <w:left w:w="0" w:type="dxa"/>
+              <w:right w:w="0" w:type="dxa"/>
+            </w:tcMar>
+            <w:vAlign w:val="top"/>
+          </w:tcPr>
+          <w:p>
+            <w:pPr>
+              <w:pStyle w:val="Normal"/>
+              <w:jc w:val="center"/>
+              <w:pBdr>
+                <w:bottom w:val="none" w:sz="0" w:space="0" w:color="000000"/>
+                <w:top w:val="none" w:sz="0" w:space="0" w:color="000000"/>
+                <w:left w:val="none" w:sz="0" w:space="0" w:color="000000"/>
+                <w:right w:val="none" w:sz="0" w:space="0" w:color="000000"/>
+              </w:pBdr>
+              <w:spacing w:after="100" w:before="100" w:line="240"/>
+              <w:ind w:left="100" w:right="100" w:firstLine="0" w:firstLineChars="0"/>
+              <w:rPr>
+                <w:rFonts w:ascii="Helvetica" w:hAnsi="Helvetica" w:eastAsia="Helvetica" w:cs="Helvetica"/>
+                <w:i w:val="false"/>
+                <w:b w:val="false"/>
+                <w:u w:val="none"/>
+                <w:sz w:val="22"/>
+                <w:szCs w:val="22"/>
+                <w:color w:val="000000"/>
+              </w:rPr>
+            </w:pPr>
+            <w:r>
+              <w:rPr>
+                <w:rFonts w:ascii="Helvetica" w:hAnsi="Helvetica" w:eastAsia="Helvetica" w:cs="Helvetica"/>
+                <w:i w:val="false"/>
+                <w:b w:val="false"/>
+                <w:u w:val="none"/>
+                <w:sz w:val="22"/>
+                <w:szCs w:val="22"/>
+                <w:color w:val="000000"/>
+              </w:rPr>
+              <w:t xml:space="preserve">0.420</w:t>
             </w:r>
           </w:p>
         </w:tc>
@@ -6416,113 +6416,113 @@
                 <w:szCs w:val="22"/>
                 <w:color w:val="000000"/>
               </w:rPr>
-              <w:t xml:space="preserve">1.42</w:t>
-            </w:r>
-          </w:p>
-        </w:tc>
-        <w:tc>
-          <w:tcPr>
-            <w:tcBorders>
-              <w:bottom w:val="none" w:sz="0" w:space="0" w:color="000000"/>
-              <w:top w:val="none" w:sz="0" w:space="0" w:color="000000"/>
-              <w:left w:val="none" w:sz="0" w:space="0" w:color="000000"/>
-              <w:right w:val="none" w:sz="0" w:space="0" w:color="000000"/>
-            </w:tcBorders>
-            <w:shd w:val="clear" w:color="auto" w:fill="FFFFFF"/>
-            <w:tcMar>
-              <w:top w:w="0" w:type="dxa"/>
-              <w:bottom w:w="0" w:type="dxa"/>
-              <w:left w:w="0" w:type="dxa"/>
-              <w:right w:w="0" w:type="dxa"/>
-            </w:tcMar>
-            <w:vAlign w:val="top"/>
-          </w:tcPr>
-          <w:p>
-            <w:pPr>
-              <w:pStyle w:val="Normal"/>
-              <w:jc w:val="center"/>
-              <w:pBdr>
-                <w:bottom w:val="none" w:sz="0" w:space="0" w:color="000000"/>
-                <w:top w:val="none" w:sz="0" w:space="0" w:color="000000"/>
-                <w:left w:val="none" w:sz="0" w:space="0" w:color="000000"/>
-                <w:right w:val="none" w:sz="0" w:space="0" w:color="000000"/>
-              </w:pBdr>
-              <w:spacing w:after="100" w:before="100" w:line="240"/>
-              <w:ind w:left="100" w:right="100" w:firstLine="0" w:firstLineChars="0"/>
-              <w:rPr>
-                <w:rFonts w:ascii="Helvetica" w:hAnsi="Helvetica" w:eastAsia="Helvetica" w:cs="Helvetica"/>
-                <w:i w:val="false"/>
-                <w:b w:val="false"/>
-                <w:u w:val="none"/>
-                <w:sz w:val="22"/>
-                <w:szCs w:val="22"/>
-                <w:color w:val="000000"/>
-              </w:rPr>
-            </w:pPr>
-            <w:r>
-              <w:rPr>
-                <w:rFonts w:ascii="Helvetica" w:hAnsi="Helvetica" w:eastAsia="Helvetica" w:cs="Helvetica"/>
-                <w:i w:val="false"/>
-                <w:b w:val="false"/>
-                <w:u w:val="none"/>
-                <w:sz w:val="22"/>
-                <w:szCs w:val="22"/>
-                <w:color w:val="000000"/>
-              </w:rPr>
-              <w:t xml:space="preserve">0.28, 7.19</w:t>
-            </w:r>
-          </w:p>
-        </w:tc>
-        <w:tc>
-          <w:tcPr>
-            <w:tcBorders>
-              <w:bottom w:val="none" w:sz="0" w:space="0" w:color="000000"/>
-              <w:top w:val="none" w:sz="0" w:space="0" w:color="000000"/>
-              <w:left w:val="none" w:sz="0" w:space="0" w:color="000000"/>
-              <w:right w:val="none" w:sz="0" w:space="0" w:color="000000"/>
-            </w:tcBorders>
-            <w:shd w:val="clear" w:color="auto" w:fill="FFFFFF"/>
-            <w:tcMar>
-              <w:top w:w="0" w:type="dxa"/>
-              <w:bottom w:w="0" w:type="dxa"/>
-              <w:left w:w="0" w:type="dxa"/>
-              <w:right w:w="0" w:type="dxa"/>
-            </w:tcMar>
-            <w:vAlign w:val="top"/>
-          </w:tcPr>
-          <w:p>
-            <w:pPr>
-              <w:pStyle w:val="Normal"/>
-              <w:jc w:val="center"/>
-              <w:pBdr>
-                <w:bottom w:val="none" w:sz="0" w:space="0" w:color="000000"/>
-                <w:top w:val="none" w:sz="0" w:space="0" w:color="000000"/>
-                <w:left w:val="none" w:sz="0" w:space="0" w:color="000000"/>
-                <w:right w:val="none" w:sz="0" w:space="0" w:color="000000"/>
-              </w:pBdr>
-              <w:spacing w:after="100" w:before="100" w:line="240"/>
-              <w:ind w:left="100" w:right="100" w:firstLine="0" w:firstLineChars="0"/>
-              <w:rPr>
-                <w:rFonts w:ascii="Helvetica" w:hAnsi="Helvetica" w:eastAsia="Helvetica" w:cs="Helvetica"/>
-                <w:i w:val="false"/>
-                <w:b w:val="false"/>
-                <w:u w:val="none"/>
-                <w:sz w:val="22"/>
-                <w:szCs w:val="22"/>
-                <w:color w:val="000000"/>
-              </w:rPr>
-            </w:pPr>
-            <w:r>
-              <w:rPr>
-                <w:rFonts w:ascii="Helvetica" w:hAnsi="Helvetica" w:eastAsia="Helvetica" w:cs="Helvetica"/>
-                <w:i w:val="false"/>
-                <w:b w:val="false"/>
-                <w:u w:val="none"/>
-                <w:sz w:val="22"/>
-                <w:szCs w:val="22"/>
-                <w:color w:val="000000"/>
-              </w:rPr>
-              <w:t xml:space="preserve">0.670</w:t>
+              <w:t xml:space="preserve">1.41</w:t>
+            </w:r>
+          </w:p>
+        </w:tc>
+        <w:tc>
+          <w:tcPr>
+            <w:tcBorders>
+              <w:bottom w:val="none" w:sz="0" w:space="0" w:color="000000"/>
+              <w:top w:val="none" w:sz="0" w:space="0" w:color="000000"/>
+              <w:left w:val="none" w:sz="0" w:space="0" w:color="000000"/>
+              <w:right w:val="none" w:sz="0" w:space="0" w:color="000000"/>
+            </w:tcBorders>
+            <w:shd w:val="clear" w:color="auto" w:fill="FFFFFF"/>
+            <w:tcMar>
+              <w:top w:w="0" w:type="dxa"/>
+              <w:bottom w:w="0" w:type="dxa"/>
+              <w:left w:w="0" w:type="dxa"/>
+              <w:right w:w="0" w:type="dxa"/>
+            </w:tcMar>
+            <w:vAlign w:val="top"/>
+          </w:tcPr>
+          <w:p>
+            <w:pPr>
+              <w:pStyle w:val="Normal"/>
+              <w:jc w:val="center"/>
+              <w:pBdr>
+                <w:bottom w:val="none" w:sz="0" w:space="0" w:color="000000"/>
+                <w:top w:val="none" w:sz="0" w:space="0" w:color="000000"/>
+                <w:left w:val="none" w:sz="0" w:space="0" w:color="000000"/>
+                <w:right w:val="none" w:sz="0" w:space="0" w:color="000000"/>
+              </w:pBdr>
+              <w:spacing w:after="100" w:before="100" w:line="240"/>
+              <w:ind w:left="100" w:right="100" w:firstLine="0" w:firstLineChars="0"/>
+              <w:rPr>
+                <w:rFonts w:ascii="Helvetica" w:hAnsi="Helvetica" w:eastAsia="Helvetica" w:cs="Helvetica"/>
+                <w:i w:val="false"/>
+                <w:b w:val="false"/>
+                <w:u w:val="none"/>
+                <w:sz w:val="22"/>
+                <w:szCs w:val="22"/>
+                <w:color w:val="000000"/>
+              </w:rPr>
+            </w:pPr>
+            <w:r>
+              <w:rPr>
+                <w:rFonts w:ascii="Helvetica" w:hAnsi="Helvetica" w:eastAsia="Helvetica" w:cs="Helvetica"/>
+                <w:i w:val="false"/>
+                <w:b w:val="false"/>
+                <w:u w:val="none"/>
+                <w:sz w:val="22"/>
+                <w:szCs w:val="22"/>
+                <w:color w:val="000000"/>
+              </w:rPr>
+              <w:t xml:space="preserve">0.28, 7.06</w:t>
+            </w:r>
+          </w:p>
+        </w:tc>
+        <w:tc>
+          <w:tcPr>
+            <w:tcBorders>
+              <w:bottom w:val="none" w:sz="0" w:space="0" w:color="000000"/>
+              <w:top w:val="none" w:sz="0" w:space="0" w:color="000000"/>
+              <w:left w:val="none" w:sz="0" w:space="0" w:color="000000"/>
+              <w:right w:val="none" w:sz="0" w:space="0" w:color="000000"/>
+            </w:tcBorders>
+            <w:shd w:val="clear" w:color="auto" w:fill="FFFFFF"/>
+            <w:tcMar>
+              <w:top w:w="0" w:type="dxa"/>
+              <w:bottom w:w="0" w:type="dxa"/>
+              <w:left w:w="0" w:type="dxa"/>
+              <w:right w:w="0" w:type="dxa"/>
+            </w:tcMar>
+            <w:vAlign w:val="top"/>
+          </w:tcPr>
+          <w:p>
+            <w:pPr>
+              <w:pStyle w:val="Normal"/>
+              <w:jc w:val="center"/>
+              <w:pBdr>
+                <w:bottom w:val="none" w:sz="0" w:space="0" w:color="000000"/>
+                <w:top w:val="none" w:sz="0" w:space="0" w:color="000000"/>
+                <w:left w:val="none" w:sz="0" w:space="0" w:color="000000"/>
+                <w:right w:val="none" w:sz="0" w:space="0" w:color="000000"/>
+              </w:pBdr>
+              <w:spacing w:after="100" w:before="100" w:line="240"/>
+              <w:ind w:left="100" w:right="100" w:firstLine="0" w:firstLineChars="0"/>
+              <w:rPr>
+                <w:rFonts w:ascii="Helvetica" w:hAnsi="Helvetica" w:eastAsia="Helvetica" w:cs="Helvetica"/>
+                <w:i w:val="false"/>
+                <w:b w:val="false"/>
+                <w:u w:val="none"/>
+                <w:sz w:val="22"/>
+                <w:szCs w:val="22"/>
+                <w:color w:val="000000"/>
+              </w:rPr>
+            </w:pPr>
+            <w:r>
+              <w:rPr>
+                <w:rFonts w:ascii="Helvetica" w:hAnsi="Helvetica" w:eastAsia="Helvetica" w:cs="Helvetica"/>
+                <w:i w:val="false"/>
+                <w:b w:val="false"/>
+                <w:u w:val="none"/>
+                <w:sz w:val="22"/>
+                <w:szCs w:val="22"/>
+                <w:color w:val="000000"/>
+              </w:rPr>
+              <w:t xml:space="preserve">0.680</w:t>
             </w:r>
           </w:p>
         </w:tc>
@@ -6899,113 +6899,113 @@
                 <w:szCs w:val="22"/>
                 <w:color w:val="000000"/>
               </w:rPr>
-              <w:t xml:space="preserve">2.02</w:t>
-            </w:r>
-          </w:p>
-        </w:tc>
-        <w:tc>
-          <w:tcPr>
-            <w:tcBorders>
-              <w:bottom w:val="none" w:sz="0" w:space="0" w:color="000000"/>
-              <w:top w:val="none" w:sz="0" w:space="0" w:color="000000"/>
-              <w:left w:val="none" w:sz="0" w:space="0" w:color="000000"/>
-              <w:right w:val="none" w:sz="0" w:space="0" w:color="000000"/>
-            </w:tcBorders>
-            <w:shd w:val="clear" w:color="auto" w:fill="FFFFFF"/>
-            <w:tcMar>
-              <w:top w:w="0" w:type="dxa"/>
-              <w:bottom w:w="0" w:type="dxa"/>
-              <w:left w:w="0" w:type="dxa"/>
-              <w:right w:w="0" w:type="dxa"/>
-            </w:tcMar>
-            <w:vAlign w:val="top"/>
-          </w:tcPr>
-          <w:p>
-            <w:pPr>
-              <w:pStyle w:val="Normal"/>
-              <w:jc w:val="center"/>
-              <w:pBdr>
-                <w:bottom w:val="none" w:sz="0" w:space="0" w:color="000000"/>
-                <w:top w:val="none" w:sz="0" w:space="0" w:color="000000"/>
-                <w:left w:val="none" w:sz="0" w:space="0" w:color="000000"/>
-                <w:right w:val="none" w:sz="0" w:space="0" w:color="000000"/>
-              </w:pBdr>
-              <w:spacing w:after="100" w:before="100" w:line="240"/>
-              <w:ind w:left="100" w:right="100" w:firstLine="0" w:firstLineChars="0"/>
-              <w:rPr>
-                <w:rFonts w:ascii="Helvetica" w:hAnsi="Helvetica" w:eastAsia="Helvetica" w:cs="Helvetica"/>
-                <w:i w:val="false"/>
-                <w:b w:val="false"/>
-                <w:u w:val="none"/>
-                <w:sz w:val="22"/>
-                <w:szCs w:val="22"/>
-                <w:color w:val="000000"/>
-              </w:rPr>
-            </w:pPr>
-            <w:r>
-              <w:rPr>
-                <w:rFonts w:ascii="Helvetica" w:hAnsi="Helvetica" w:eastAsia="Helvetica" w:cs="Helvetica"/>
-                <w:i w:val="false"/>
-                <w:b w:val="false"/>
-                <w:u w:val="none"/>
-                <w:sz w:val="22"/>
-                <w:szCs w:val="22"/>
-                <w:color w:val="000000"/>
-              </w:rPr>
-              <w:t xml:space="preserve">0.58, 7.01</w:t>
-            </w:r>
-          </w:p>
-        </w:tc>
-        <w:tc>
-          <w:tcPr>
-            <w:tcBorders>
-              <w:bottom w:val="none" w:sz="0" w:space="0" w:color="000000"/>
-              <w:top w:val="none" w:sz="0" w:space="0" w:color="000000"/>
-              <w:left w:val="none" w:sz="0" w:space="0" w:color="000000"/>
-              <w:right w:val="none" w:sz="0" w:space="0" w:color="000000"/>
-            </w:tcBorders>
-            <w:shd w:val="clear" w:color="auto" w:fill="FFFFFF"/>
-            <w:tcMar>
-              <w:top w:w="0" w:type="dxa"/>
-              <w:bottom w:w="0" w:type="dxa"/>
-              <w:left w:w="0" w:type="dxa"/>
-              <w:right w:w="0" w:type="dxa"/>
-            </w:tcMar>
-            <w:vAlign w:val="top"/>
-          </w:tcPr>
-          <w:p>
-            <w:pPr>
-              <w:pStyle w:val="Normal"/>
-              <w:jc w:val="center"/>
-              <w:pBdr>
-                <w:bottom w:val="none" w:sz="0" w:space="0" w:color="000000"/>
-                <w:top w:val="none" w:sz="0" w:space="0" w:color="000000"/>
-                <w:left w:val="none" w:sz="0" w:space="0" w:color="000000"/>
-                <w:right w:val="none" w:sz="0" w:space="0" w:color="000000"/>
-              </w:pBdr>
-              <w:spacing w:after="100" w:before="100" w:line="240"/>
-              <w:ind w:left="100" w:right="100" w:firstLine="0" w:firstLineChars="0"/>
-              <w:rPr>
-                <w:rFonts w:ascii="Helvetica" w:hAnsi="Helvetica" w:eastAsia="Helvetica" w:cs="Helvetica"/>
-                <w:i w:val="false"/>
-                <w:b w:val="false"/>
-                <w:u w:val="none"/>
-                <w:sz w:val="22"/>
-                <w:szCs w:val="22"/>
-                <w:color w:val="000000"/>
-              </w:rPr>
-            </w:pPr>
-            <w:r>
-              <w:rPr>
-                <w:rFonts w:ascii="Helvetica" w:hAnsi="Helvetica" w:eastAsia="Helvetica" w:cs="Helvetica"/>
-                <w:i w:val="false"/>
-                <w:b w:val="false"/>
-                <w:u w:val="none"/>
-                <w:sz w:val="22"/>
-                <w:szCs w:val="22"/>
-                <w:color w:val="000000"/>
-              </w:rPr>
-              <w:t xml:space="preserve">0.270</w:t>
+              <w:t xml:space="preserve">1.92</w:t>
+            </w:r>
+          </w:p>
+        </w:tc>
+        <w:tc>
+          <w:tcPr>
+            <w:tcBorders>
+              <w:bottom w:val="none" w:sz="0" w:space="0" w:color="000000"/>
+              <w:top w:val="none" w:sz="0" w:space="0" w:color="000000"/>
+              <w:left w:val="none" w:sz="0" w:space="0" w:color="000000"/>
+              <w:right w:val="none" w:sz="0" w:space="0" w:color="000000"/>
+            </w:tcBorders>
+            <w:shd w:val="clear" w:color="auto" w:fill="FFFFFF"/>
+            <w:tcMar>
+              <w:top w:w="0" w:type="dxa"/>
+              <w:bottom w:w="0" w:type="dxa"/>
+              <w:left w:w="0" w:type="dxa"/>
+              <w:right w:w="0" w:type="dxa"/>
+            </w:tcMar>
+            <w:vAlign w:val="top"/>
+          </w:tcPr>
+          <w:p>
+            <w:pPr>
+              <w:pStyle w:val="Normal"/>
+              <w:jc w:val="center"/>
+              <w:pBdr>
+                <w:bottom w:val="none" w:sz="0" w:space="0" w:color="000000"/>
+                <w:top w:val="none" w:sz="0" w:space="0" w:color="000000"/>
+                <w:left w:val="none" w:sz="0" w:space="0" w:color="000000"/>
+                <w:right w:val="none" w:sz="0" w:space="0" w:color="000000"/>
+              </w:pBdr>
+              <w:spacing w:after="100" w:before="100" w:line="240"/>
+              <w:ind w:left="100" w:right="100" w:firstLine="0" w:firstLineChars="0"/>
+              <w:rPr>
+                <w:rFonts w:ascii="Helvetica" w:hAnsi="Helvetica" w:eastAsia="Helvetica" w:cs="Helvetica"/>
+                <w:i w:val="false"/>
+                <w:b w:val="false"/>
+                <w:u w:val="none"/>
+                <w:sz w:val="22"/>
+                <w:szCs w:val="22"/>
+                <w:color w:val="000000"/>
+              </w:rPr>
+            </w:pPr>
+            <w:r>
+              <w:rPr>
+                <w:rFonts w:ascii="Helvetica" w:hAnsi="Helvetica" w:eastAsia="Helvetica" w:cs="Helvetica"/>
+                <w:i w:val="false"/>
+                <w:b w:val="false"/>
+                <w:u w:val="none"/>
+                <w:sz w:val="22"/>
+                <w:szCs w:val="22"/>
+                <w:color w:val="000000"/>
+              </w:rPr>
+              <w:t xml:space="preserve">0.56, 6.57</w:t>
+            </w:r>
+          </w:p>
+        </w:tc>
+        <w:tc>
+          <w:tcPr>
+            <w:tcBorders>
+              <w:bottom w:val="none" w:sz="0" w:space="0" w:color="000000"/>
+              <w:top w:val="none" w:sz="0" w:space="0" w:color="000000"/>
+              <w:left w:val="none" w:sz="0" w:space="0" w:color="000000"/>
+              <w:right w:val="none" w:sz="0" w:space="0" w:color="000000"/>
+            </w:tcBorders>
+            <w:shd w:val="clear" w:color="auto" w:fill="FFFFFF"/>
+            <w:tcMar>
+              <w:top w:w="0" w:type="dxa"/>
+              <w:bottom w:w="0" w:type="dxa"/>
+              <w:left w:w="0" w:type="dxa"/>
+              <w:right w:w="0" w:type="dxa"/>
+            </w:tcMar>
+            <w:vAlign w:val="top"/>
+          </w:tcPr>
+          <w:p>
+            <w:pPr>
+              <w:pStyle w:val="Normal"/>
+              <w:jc w:val="center"/>
+              <w:pBdr>
+                <w:bottom w:val="none" w:sz="0" w:space="0" w:color="000000"/>
+                <w:top w:val="none" w:sz="0" w:space="0" w:color="000000"/>
+                <w:left w:val="none" w:sz="0" w:space="0" w:color="000000"/>
+                <w:right w:val="none" w:sz="0" w:space="0" w:color="000000"/>
+              </w:pBdr>
+              <w:spacing w:after="100" w:before="100" w:line="240"/>
+              <w:ind w:left="100" w:right="100" w:firstLine="0" w:firstLineChars="0"/>
+              <w:rPr>
+                <w:rFonts w:ascii="Helvetica" w:hAnsi="Helvetica" w:eastAsia="Helvetica" w:cs="Helvetica"/>
+                <w:i w:val="false"/>
+                <w:b w:val="false"/>
+                <w:u w:val="none"/>
+                <w:sz w:val="22"/>
+                <w:szCs w:val="22"/>
+                <w:color w:val="000000"/>
+              </w:rPr>
+            </w:pPr>
+            <w:r>
+              <w:rPr>
+                <w:rFonts w:ascii="Helvetica" w:hAnsi="Helvetica" w:eastAsia="Helvetica" w:cs="Helvetica"/>
+                <w:i w:val="false"/>
+                <w:b w:val="false"/>
+                <w:u w:val="none"/>
+                <w:sz w:val="22"/>
+                <w:szCs w:val="22"/>
+                <w:color w:val="000000"/>
+              </w:rPr>
+              <w:t xml:space="preserve">0.300</w:t>
             </w:r>
           </w:p>
         </w:tc>
@@ -7382,60 +7382,60 @@
                 <w:szCs w:val="22"/>
                 <w:color w:val="000000"/>
               </w:rPr>
-              <w:t xml:space="preserve">2.38</w:t>
-            </w:r>
-          </w:p>
-        </w:tc>
-        <w:tc>
-          <w:tcPr>
-            <w:tcBorders>
-              <w:bottom w:val="none" w:sz="0" w:space="0" w:color="000000"/>
-              <w:top w:val="none" w:sz="0" w:space="0" w:color="000000"/>
-              <w:left w:val="none" w:sz="0" w:space="0" w:color="000000"/>
-              <w:right w:val="none" w:sz="0" w:space="0" w:color="000000"/>
-            </w:tcBorders>
-            <w:shd w:val="clear" w:color="auto" w:fill="FFFFFF"/>
-            <w:tcMar>
-              <w:top w:w="0" w:type="dxa"/>
-              <w:bottom w:w="0" w:type="dxa"/>
-              <w:left w:w="0" w:type="dxa"/>
-              <w:right w:w="0" w:type="dxa"/>
-            </w:tcMar>
-            <w:vAlign w:val="top"/>
-          </w:tcPr>
-          <w:p>
-            <w:pPr>
-              <w:pStyle w:val="Normal"/>
-              <w:jc w:val="center"/>
-              <w:pBdr>
-                <w:bottom w:val="none" w:sz="0" w:space="0" w:color="000000"/>
-                <w:top w:val="none" w:sz="0" w:space="0" w:color="000000"/>
-                <w:left w:val="none" w:sz="0" w:space="0" w:color="000000"/>
-                <w:right w:val="none" w:sz="0" w:space="0" w:color="000000"/>
-              </w:pBdr>
-              <w:spacing w:after="100" w:before="100" w:line="240"/>
-              <w:ind w:left="100" w:right="100" w:firstLine="0" w:firstLineChars="0"/>
-              <w:rPr>
-                <w:rFonts w:ascii="Helvetica" w:hAnsi="Helvetica" w:eastAsia="Helvetica" w:cs="Helvetica"/>
-                <w:i w:val="false"/>
-                <w:b w:val="false"/>
-                <w:u w:val="none"/>
-                <w:sz w:val="22"/>
-                <w:szCs w:val="22"/>
-                <w:color w:val="000000"/>
-              </w:rPr>
-            </w:pPr>
-            <w:r>
-              <w:rPr>
-                <w:rFonts w:ascii="Helvetica" w:hAnsi="Helvetica" w:eastAsia="Helvetica" w:cs="Helvetica"/>
-                <w:i w:val="false"/>
-                <w:b w:val="false"/>
-                <w:u w:val="none"/>
-                <w:sz w:val="22"/>
-                <w:szCs w:val="22"/>
-                <w:color w:val="000000"/>
-              </w:rPr>
-              <w:t xml:space="preserve">0.65, 8.69</w:t>
+              <w:t xml:space="preserve">2.41</w:t>
+            </w:r>
+          </w:p>
+        </w:tc>
+        <w:tc>
+          <w:tcPr>
+            <w:tcBorders>
+              <w:bottom w:val="none" w:sz="0" w:space="0" w:color="000000"/>
+              <w:top w:val="none" w:sz="0" w:space="0" w:color="000000"/>
+              <w:left w:val="none" w:sz="0" w:space="0" w:color="000000"/>
+              <w:right w:val="none" w:sz="0" w:space="0" w:color="000000"/>
+            </w:tcBorders>
+            <w:shd w:val="clear" w:color="auto" w:fill="FFFFFF"/>
+            <w:tcMar>
+              <w:top w:w="0" w:type="dxa"/>
+              <w:bottom w:w="0" w:type="dxa"/>
+              <w:left w:w="0" w:type="dxa"/>
+              <w:right w:w="0" w:type="dxa"/>
+            </w:tcMar>
+            <w:vAlign w:val="top"/>
+          </w:tcPr>
+          <w:p>
+            <w:pPr>
+              <w:pStyle w:val="Normal"/>
+              <w:jc w:val="center"/>
+              <w:pBdr>
+                <w:bottom w:val="none" w:sz="0" w:space="0" w:color="000000"/>
+                <w:top w:val="none" w:sz="0" w:space="0" w:color="000000"/>
+                <w:left w:val="none" w:sz="0" w:space="0" w:color="000000"/>
+                <w:right w:val="none" w:sz="0" w:space="0" w:color="000000"/>
+              </w:pBdr>
+              <w:spacing w:after="100" w:before="100" w:line="240"/>
+              <w:ind w:left="100" w:right="100" w:firstLine="0" w:firstLineChars="0"/>
+              <w:rPr>
+                <w:rFonts w:ascii="Helvetica" w:hAnsi="Helvetica" w:eastAsia="Helvetica" w:cs="Helvetica"/>
+                <w:i w:val="false"/>
+                <w:b w:val="false"/>
+                <w:u w:val="none"/>
+                <w:sz w:val="22"/>
+                <w:szCs w:val="22"/>
+                <w:color w:val="000000"/>
+              </w:rPr>
+            </w:pPr>
+            <w:r>
+              <w:rPr>
+                <w:rFonts w:ascii="Helvetica" w:hAnsi="Helvetica" w:eastAsia="Helvetica" w:cs="Helvetica"/>
+                <w:i w:val="false"/>
+                <w:b w:val="false"/>
+                <w:u w:val="none"/>
+                <w:sz w:val="22"/>
+                <w:szCs w:val="22"/>
+                <w:color w:val="000000"/>
+              </w:rPr>
+              <w:t xml:space="preserve">0.65, 8.89</w:t>
             </w:r>
           </w:p>
         </w:tc>
@@ -7865,60 +7865,60 @@
                 <w:szCs w:val="22"/>
                 <w:color w:val="000000"/>
               </w:rPr>
-              <w:t xml:space="preserve">1.02</w:t>
-            </w:r>
-          </w:p>
-        </w:tc>
-        <w:tc>
-          <w:tcPr>
-            <w:tcBorders>
-              <w:bottom w:val="none" w:sz="0" w:space="0" w:color="000000"/>
-              <w:top w:val="none" w:sz="0" w:space="0" w:color="000000"/>
-              <w:left w:val="none" w:sz="0" w:space="0" w:color="000000"/>
-              <w:right w:val="none" w:sz="0" w:space="0" w:color="000000"/>
-            </w:tcBorders>
-            <w:shd w:val="clear" w:color="auto" w:fill="FFFFFF"/>
-            <w:tcMar>
-              <w:top w:w="0" w:type="dxa"/>
-              <w:bottom w:w="0" w:type="dxa"/>
-              <w:left w:w="0" w:type="dxa"/>
-              <w:right w:w="0" w:type="dxa"/>
-            </w:tcMar>
-            <w:vAlign w:val="top"/>
-          </w:tcPr>
-          <w:p>
-            <w:pPr>
-              <w:pStyle w:val="Normal"/>
-              <w:jc w:val="center"/>
-              <w:pBdr>
-                <w:bottom w:val="none" w:sz="0" w:space="0" w:color="000000"/>
-                <w:top w:val="none" w:sz="0" w:space="0" w:color="000000"/>
-                <w:left w:val="none" w:sz="0" w:space="0" w:color="000000"/>
-                <w:right w:val="none" w:sz="0" w:space="0" w:color="000000"/>
-              </w:pBdr>
-              <w:spacing w:after="100" w:before="100" w:line="240"/>
-              <w:ind w:left="100" w:right="100" w:firstLine="0" w:firstLineChars="0"/>
-              <w:rPr>
-                <w:rFonts w:ascii="Helvetica" w:hAnsi="Helvetica" w:eastAsia="Helvetica" w:cs="Helvetica"/>
-                <w:i w:val="false"/>
-                <w:b w:val="false"/>
-                <w:u w:val="none"/>
-                <w:sz w:val="22"/>
-                <w:szCs w:val="22"/>
-                <w:color w:val="000000"/>
-              </w:rPr>
-            </w:pPr>
-            <w:r>
-              <w:rPr>
-                <w:rFonts w:ascii="Helvetica" w:hAnsi="Helvetica" w:eastAsia="Helvetica" w:cs="Helvetica"/>
-                <w:i w:val="false"/>
-                <w:b w:val="false"/>
-                <w:u w:val="none"/>
-                <w:sz w:val="22"/>
-                <w:szCs w:val="22"/>
-                <w:color w:val="000000"/>
-              </w:rPr>
-              <w:t xml:space="preserve">0.31, 3.30</w:t>
+              <w:t xml:space="preserve">1.01</w:t>
+            </w:r>
+          </w:p>
+        </w:tc>
+        <w:tc>
+          <w:tcPr>
+            <w:tcBorders>
+              <w:bottom w:val="none" w:sz="0" w:space="0" w:color="000000"/>
+              <w:top w:val="none" w:sz="0" w:space="0" w:color="000000"/>
+              <w:left w:val="none" w:sz="0" w:space="0" w:color="000000"/>
+              <w:right w:val="none" w:sz="0" w:space="0" w:color="000000"/>
+            </w:tcBorders>
+            <w:shd w:val="clear" w:color="auto" w:fill="FFFFFF"/>
+            <w:tcMar>
+              <w:top w:w="0" w:type="dxa"/>
+              <w:bottom w:w="0" w:type="dxa"/>
+              <w:left w:w="0" w:type="dxa"/>
+              <w:right w:w="0" w:type="dxa"/>
+            </w:tcMar>
+            <w:vAlign w:val="top"/>
+          </w:tcPr>
+          <w:p>
+            <w:pPr>
+              <w:pStyle w:val="Normal"/>
+              <w:jc w:val="center"/>
+              <w:pBdr>
+                <w:bottom w:val="none" w:sz="0" w:space="0" w:color="000000"/>
+                <w:top w:val="none" w:sz="0" w:space="0" w:color="000000"/>
+                <w:left w:val="none" w:sz="0" w:space="0" w:color="000000"/>
+                <w:right w:val="none" w:sz="0" w:space="0" w:color="000000"/>
+              </w:pBdr>
+              <w:spacing w:after="100" w:before="100" w:line="240"/>
+              <w:ind w:left="100" w:right="100" w:firstLine="0" w:firstLineChars="0"/>
+              <w:rPr>
+                <w:rFonts w:ascii="Helvetica" w:hAnsi="Helvetica" w:eastAsia="Helvetica" w:cs="Helvetica"/>
+                <w:i w:val="false"/>
+                <w:b w:val="false"/>
+                <w:u w:val="none"/>
+                <w:sz w:val="22"/>
+                <w:szCs w:val="22"/>
+                <w:color w:val="000000"/>
+              </w:rPr>
+            </w:pPr>
+            <w:r>
+              <w:rPr>
+                <w:rFonts w:ascii="Helvetica" w:hAnsi="Helvetica" w:eastAsia="Helvetica" w:cs="Helvetica"/>
+                <w:i w:val="false"/>
+                <w:b w:val="false"/>
+                <w:u w:val="none"/>
+                <w:sz w:val="22"/>
+                <w:szCs w:val="22"/>
+                <w:color w:val="000000"/>
+              </w:rPr>
+              <w:t xml:space="preserve">0.31, 3.29</w:t>
             </w:r>
           </w:p>
         </w:tc>
@@ -8348,113 +8348,113 @@
                 <w:szCs w:val="22"/>
                 <w:color w:val="000000"/>
               </w:rPr>
-              <w:t xml:space="preserve">0.46</w:t>
-            </w:r>
-          </w:p>
-        </w:tc>
-        <w:tc>
-          <w:tcPr>
-            <w:tcBorders>
-              <w:bottom w:val="none" w:sz="0" w:space="0" w:color="000000"/>
-              <w:top w:val="none" w:sz="0" w:space="0" w:color="000000"/>
-              <w:left w:val="none" w:sz="0" w:space="0" w:color="000000"/>
-              <w:right w:val="none" w:sz="0" w:space="0" w:color="000000"/>
-            </w:tcBorders>
-            <w:shd w:val="clear" w:color="auto" w:fill="FFFFFF"/>
-            <w:tcMar>
-              <w:top w:w="0" w:type="dxa"/>
-              <w:bottom w:w="0" w:type="dxa"/>
-              <w:left w:w="0" w:type="dxa"/>
-              <w:right w:w="0" w:type="dxa"/>
-            </w:tcMar>
-            <w:vAlign w:val="top"/>
-          </w:tcPr>
-          <w:p>
-            <w:pPr>
-              <w:pStyle w:val="Normal"/>
-              <w:jc w:val="center"/>
-              <w:pBdr>
-                <w:bottom w:val="none" w:sz="0" w:space="0" w:color="000000"/>
-                <w:top w:val="none" w:sz="0" w:space="0" w:color="000000"/>
-                <w:left w:val="none" w:sz="0" w:space="0" w:color="000000"/>
-                <w:right w:val="none" w:sz="0" w:space="0" w:color="000000"/>
-              </w:pBdr>
-              <w:spacing w:after="100" w:before="100" w:line="240"/>
-              <w:ind w:left="100" w:right="100" w:firstLine="0" w:firstLineChars="0"/>
-              <w:rPr>
-                <w:rFonts w:ascii="Helvetica" w:hAnsi="Helvetica" w:eastAsia="Helvetica" w:cs="Helvetica"/>
-                <w:i w:val="false"/>
-                <w:b w:val="false"/>
-                <w:u w:val="none"/>
-                <w:sz w:val="22"/>
-                <w:szCs w:val="22"/>
-                <w:color w:val="000000"/>
-              </w:rPr>
-            </w:pPr>
-            <w:r>
-              <w:rPr>
-                <w:rFonts w:ascii="Helvetica" w:hAnsi="Helvetica" w:eastAsia="Helvetica" w:cs="Helvetica"/>
-                <w:i w:val="false"/>
-                <w:b w:val="false"/>
-                <w:u w:val="none"/>
-                <w:sz w:val="22"/>
-                <w:szCs w:val="22"/>
-                <w:color w:val="000000"/>
-              </w:rPr>
-              <w:t xml:space="preserve">0.11, 1.88</w:t>
-            </w:r>
-          </w:p>
-        </w:tc>
-        <w:tc>
-          <w:tcPr>
-            <w:tcBorders>
-              <w:bottom w:val="none" w:sz="0" w:space="0" w:color="000000"/>
-              <w:top w:val="none" w:sz="0" w:space="0" w:color="000000"/>
-              <w:left w:val="none" w:sz="0" w:space="0" w:color="000000"/>
-              <w:right w:val="none" w:sz="0" w:space="0" w:color="000000"/>
-            </w:tcBorders>
-            <w:shd w:val="clear" w:color="auto" w:fill="FFFFFF"/>
-            <w:tcMar>
-              <w:top w:w="0" w:type="dxa"/>
-              <w:bottom w:w="0" w:type="dxa"/>
-              <w:left w:w="0" w:type="dxa"/>
-              <w:right w:w="0" w:type="dxa"/>
-            </w:tcMar>
-            <w:vAlign w:val="top"/>
-          </w:tcPr>
-          <w:p>
-            <w:pPr>
-              <w:pStyle w:val="Normal"/>
-              <w:jc w:val="center"/>
-              <w:pBdr>
-                <w:bottom w:val="none" w:sz="0" w:space="0" w:color="000000"/>
-                <w:top w:val="none" w:sz="0" w:space="0" w:color="000000"/>
-                <w:left w:val="none" w:sz="0" w:space="0" w:color="000000"/>
-                <w:right w:val="none" w:sz="0" w:space="0" w:color="000000"/>
-              </w:pBdr>
-              <w:spacing w:after="100" w:before="100" w:line="240"/>
-              <w:ind w:left="100" w:right="100" w:firstLine="0" w:firstLineChars="0"/>
-              <w:rPr>
-                <w:rFonts w:ascii="Helvetica" w:hAnsi="Helvetica" w:eastAsia="Helvetica" w:cs="Helvetica"/>
-                <w:i w:val="false"/>
-                <w:b w:val="false"/>
-                <w:u w:val="none"/>
-                <w:sz w:val="22"/>
-                <w:szCs w:val="22"/>
-                <w:color w:val="000000"/>
-              </w:rPr>
-            </w:pPr>
-            <w:r>
-              <w:rPr>
-                <w:rFonts w:ascii="Helvetica" w:hAnsi="Helvetica" w:eastAsia="Helvetica" w:cs="Helvetica"/>
-                <w:i w:val="false"/>
-                <w:b w:val="false"/>
-                <w:u w:val="none"/>
-                <w:sz w:val="22"/>
-                <w:szCs w:val="22"/>
-                <w:color w:val="000000"/>
-              </w:rPr>
-              <w:t xml:space="preserve">0.280</w:t>
+              <w:t xml:space="preserve">0.44</w:t>
+            </w:r>
+          </w:p>
+        </w:tc>
+        <w:tc>
+          <w:tcPr>
+            <w:tcBorders>
+              <w:bottom w:val="none" w:sz="0" w:space="0" w:color="000000"/>
+              <w:top w:val="none" w:sz="0" w:space="0" w:color="000000"/>
+              <w:left w:val="none" w:sz="0" w:space="0" w:color="000000"/>
+              <w:right w:val="none" w:sz="0" w:space="0" w:color="000000"/>
+            </w:tcBorders>
+            <w:shd w:val="clear" w:color="auto" w:fill="FFFFFF"/>
+            <w:tcMar>
+              <w:top w:w="0" w:type="dxa"/>
+              <w:bottom w:w="0" w:type="dxa"/>
+              <w:left w:w="0" w:type="dxa"/>
+              <w:right w:w="0" w:type="dxa"/>
+            </w:tcMar>
+            <w:vAlign w:val="top"/>
+          </w:tcPr>
+          <w:p>
+            <w:pPr>
+              <w:pStyle w:val="Normal"/>
+              <w:jc w:val="center"/>
+              <w:pBdr>
+                <w:bottom w:val="none" w:sz="0" w:space="0" w:color="000000"/>
+                <w:top w:val="none" w:sz="0" w:space="0" w:color="000000"/>
+                <w:left w:val="none" w:sz="0" w:space="0" w:color="000000"/>
+                <w:right w:val="none" w:sz="0" w:space="0" w:color="000000"/>
+              </w:pBdr>
+              <w:spacing w:after="100" w:before="100" w:line="240"/>
+              <w:ind w:left="100" w:right="100" w:firstLine="0" w:firstLineChars="0"/>
+              <w:rPr>
+                <w:rFonts w:ascii="Helvetica" w:hAnsi="Helvetica" w:eastAsia="Helvetica" w:cs="Helvetica"/>
+                <w:i w:val="false"/>
+                <w:b w:val="false"/>
+                <w:u w:val="none"/>
+                <w:sz w:val="22"/>
+                <w:szCs w:val="22"/>
+                <w:color w:val="000000"/>
+              </w:rPr>
+            </w:pPr>
+            <w:r>
+              <w:rPr>
+                <w:rFonts w:ascii="Helvetica" w:hAnsi="Helvetica" w:eastAsia="Helvetica" w:cs="Helvetica"/>
+                <w:i w:val="false"/>
+                <w:b w:val="false"/>
+                <w:u w:val="none"/>
+                <w:sz w:val="22"/>
+                <w:szCs w:val="22"/>
+                <w:color w:val="000000"/>
+              </w:rPr>
+              <w:t xml:space="preserve">0.11, 1.77</w:t>
+            </w:r>
+          </w:p>
+        </w:tc>
+        <w:tc>
+          <w:tcPr>
+            <w:tcBorders>
+              <w:bottom w:val="none" w:sz="0" w:space="0" w:color="000000"/>
+              <w:top w:val="none" w:sz="0" w:space="0" w:color="000000"/>
+              <w:left w:val="none" w:sz="0" w:space="0" w:color="000000"/>
+              <w:right w:val="none" w:sz="0" w:space="0" w:color="000000"/>
+            </w:tcBorders>
+            <w:shd w:val="clear" w:color="auto" w:fill="FFFFFF"/>
+            <w:tcMar>
+              <w:top w:w="0" w:type="dxa"/>
+              <w:bottom w:w="0" w:type="dxa"/>
+              <w:left w:w="0" w:type="dxa"/>
+              <w:right w:w="0" w:type="dxa"/>
+            </w:tcMar>
+            <w:vAlign w:val="top"/>
+          </w:tcPr>
+          <w:p>
+            <w:pPr>
+              <w:pStyle w:val="Normal"/>
+              <w:jc w:val="center"/>
+              <w:pBdr>
+                <w:bottom w:val="none" w:sz="0" w:space="0" w:color="000000"/>
+                <w:top w:val="none" w:sz="0" w:space="0" w:color="000000"/>
+                <w:left w:val="none" w:sz="0" w:space="0" w:color="000000"/>
+                <w:right w:val="none" w:sz="0" w:space="0" w:color="000000"/>
+              </w:pBdr>
+              <w:spacing w:after="100" w:before="100" w:line="240"/>
+              <w:ind w:left="100" w:right="100" w:firstLine="0" w:firstLineChars="0"/>
+              <w:rPr>
+                <w:rFonts w:ascii="Helvetica" w:hAnsi="Helvetica" w:eastAsia="Helvetica" w:cs="Helvetica"/>
+                <w:i w:val="false"/>
+                <w:b w:val="false"/>
+                <w:u w:val="none"/>
+                <w:sz w:val="22"/>
+                <w:szCs w:val="22"/>
+                <w:color w:val="000000"/>
+              </w:rPr>
+            </w:pPr>
+            <w:r>
+              <w:rPr>
+                <w:rFonts w:ascii="Helvetica" w:hAnsi="Helvetica" w:eastAsia="Helvetica" w:cs="Helvetica"/>
+                <w:i w:val="false"/>
+                <w:b w:val="false"/>
+                <w:u w:val="none"/>
+                <w:sz w:val="22"/>
+                <w:szCs w:val="22"/>
+                <w:color w:val="000000"/>
+              </w:rPr>
+              <w:t xml:space="preserve">0.250</w:t>
             </w:r>
           </w:p>
         </w:tc>
@@ -8831,113 +8831,113 @@
                 <w:szCs w:val="22"/>
                 <w:color w:val="000000"/>
               </w:rPr>
-              <w:t xml:space="preserve">0.69</w:t>
-            </w:r>
-          </w:p>
-        </w:tc>
-        <w:tc>
-          <w:tcPr>
-            <w:tcBorders>
-              <w:bottom w:val="none" w:sz="0" w:space="0" w:color="000000"/>
-              <w:top w:val="none" w:sz="0" w:space="0" w:color="000000"/>
-              <w:left w:val="none" w:sz="0" w:space="0" w:color="000000"/>
-              <w:right w:val="none" w:sz="0" w:space="0" w:color="000000"/>
-            </w:tcBorders>
-            <w:shd w:val="clear" w:color="auto" w:fill="FFFFFF"/>
-            <w:tcMar>
-              <w:top w:w="0" w:type="dxa"/>
-              <w:bottom w:w="0" w:type="dxa"/>
-              <w:left w:w="0" w:type="dxa"/>
-              <w:right w:w="0" w:type="dxa"/>
-            </w:tcMar>
-            <w:vAlign w:val="top"/>
-          </w:tcPr>
-          <w:p>
-            <w:pPr>
-              <w:pStyle w:val="Normal"/>
-              <w:jc w:val="center"/>
-              <w:pBdr>
-                <w:bottom w:val="none" w:sz="0" w:space="0" w:color="000000"/>
-                <w:top w:val="none" w:sz="0" w:space="0" w:color="000000"/>
-                <w:left w:val="none" w:sz="0" w:space="0" w:color="000000"/>
-                <w:right w:val="none" w:sz="0" w:space="0" w:color="000000"/>
-              </w:pBdr>
-              <w:spacing w:after="100" w:before="100" w:line="240"/>
-              <w:ind w:left="100" w:right="100" w:firstLine="0" w:firstLineChars="0"/>
-              <w:rPr>
-                <w:rFonts w:ascii="Helvetica" w:hAnsi="Helvetica" w:eastAsia="Helvetica" w:cs="Helvetica"/>
-                <w:i w:val="false"/>
-                <w:b w:val="false"/>
-                <w:u w:val="none"/>
-                <w:sz w:val="22"/>
-                <w:szCs w:val="22"/>
-                <w:color w:val="000000"/>
-              </w:rPr>
-            </w:pPr>
-            <w:r>
-              <w:rPr>
-                <w:rFonts w:ascii="Helvetica" w:hAnsi="Helvetica" w:eastAsia="Helvetica" w:cs="Helvetica"/>
-                <w:i w:val="false"/>
-                <w:b w:val="false"/>
-                <w:u w:val="none"/>
-                <w:sz w:val="22"/>
-                <w:szCs w:val="22"/>
-                <w:color w:val="000000"/>
-              </w:rPr>
-              <w:t xml:space="preserve">0.17, 2.77</w:t>
-            </w:r>
-          </w:p>
-        </w:tc>
-        <w:tc>
-          <w:tcPr>
-            <w:tcBorders>
-              <w:bottom w:val="none" w:sz="0" w:space="0" w:color="000000"/>
-              <w:top w:val="none" w:sz="0" w:space="0" w:color="000000"/>
-              <w:left w:val="none" w:sz="0" w:space="0" w:color="000000"/>
-              <w:right w:val="none" w:sz="0" w:space="0" w:color="000000"/>
-            </w:tcBorders>
-            <w:shd w:val="clear" w:color="auto" w:fill="FFFFFF"/>
-            <w:tcMar>
-              <w:top w:w="0" w:type="dxa"/>
-              <w:bottom w:w="0" w:type="dxa"/>
-              <w:left w:w="0" w:type="dxa"/>
-              <w:right w:w="0" w:type="dxa"/>
-            </w:tcMar>
-            <w:vAlign w:val="top"/>
-          </w:tcPr>
-          <w:p>
-            <w:pPr>
-              <w:pStyle w:val="Normal"/>
-              <w:jc w:val="center"/>
-              <w:pBdr>
-                <w:bottom w:val="none" w:sz="0" w:space="0" w:color="000000"/>
-                <w:top w:val="none" w:sz="0" w:space="0" w:color="000000"/>
-                <w:left w:val="none" w:sz="0" w:space="0" w:color="000000"/>
-                <w:right w:val="none" w:sz="0" w:space="0" w:color="000000"/>
-              </w:pBdr>
-              <w:spacing w:after="100" w:before="100" w:line="240"/>
-              <w:ind w:left="100" w:right="100" w:firstLine="0" w:firstLineChars="0"/>
-              <w:rPr>
-                <w:rFonts w:ascii="Helvetica" w:hAnsi="Helvetica" w:eastAsia="Helvetica" w:cs="Helvetica"/>
-                <w:i w:val="false"/>
-                <w:b w:val="false"/>
-                <w:u w:val="none"/>
-                <w:sz w:val="22"/>
-                <w:szCs w:val="22"/>
-                <w:color w:val="000000"/>
-              </w:rPr>
-            </w:pPr>
-            <w:r>
-              <w:rPr>
-                <w:rFonts w:ascii="Helvetica" w:hAnsi="Helvetica" w:eastAsia="Helvetica" w:cs="Helvetica"/>
-                <w:i w:val="false"/>
-                <w:b w:val="false"/>
-                <w:u w:val="none"/>
-                <w:sz w:val="22"/>
-                <w:szCs w:val="22"/>
-                <w:color w:val="000000"/>
-              </w:rPr>
-              <w:t xml:space="preserve">0.600</w:t>
+              <w:t xml:space="preserve">0.61</w:t>
+            </w:r>
+          </w:p>
+        </w:tc>
+        <w:tc>
+          <w:tcPr>
+            <w:tcBorders>
+              <w:bottom w:val="none" w:sz="0" w:space="0" w:color="000000"/>
+              <w:top w:val="none" w:sz="0" w:space="0" w:color="000000"/>
+              <w:left w:val="none" w:sz="0" w:space="0" w:color="000000"/>
+              <w:right w:val="none" w:sz="0" w:space="0" w:color="000000"/>
+            </w:tcBorders>
+            <w:shd w:val="clear" w:color="auto" w:fill="FFFFFF"/>
+            <w:tcMar>
+              <w:top w:w="0" w:type="dxa"/>
+              <w:bottom w:w="0" w:type="dxa"/>
+              <w:left w:w="0" w:type="dxa"/>
+              <w:right w:w="0" w:type="dxa"/>
+            </w:tcMar>
+            <w:vAlign w:val="top"/>
+          </w:tcPr>
+          <w:p>
+            <w:pPr>
+              <w:pStyle w:val="Normal"/>
+              <w:jc w:val="center"/>
+              <w:pBdr>
+                <w:bottom w:val="none" w:sz="0" w:space="0" w:color="000000"/>
+                <w:top w:val="none" w:sz="0" w:space="0" w:color="000000"/>
+                <w:left w:val="none" w:sz="0" w:space="0" w:color="000000"/>
+                <w:right w:val="none" w:sz="0" w:space="0" w:color="000000"/>
+              </w:pBdr>
+              <w:spacing w:after="100" w:before="100" w:line="240"/>
+              <w:ind w:left="100" w:right="100" w:firstLine="0" w:firstLineChars="0"/>
+              <w:rPr>
+                <w:rFonts w:ascii="Helvetica" w:hAnsi="Helvetica" w:eastAsia="Helvetica" w:cs="Helvetica"/>
+                <w:i w:val="false"/>
+                <w:b w:val="false"/>
+                <w:u w:val="none"/>
+                <w:sz w:val="22"/>
+                <w:szCs w:val="22"/>
+                <w:color w:val="000000"/>
+              </w:rPr>
+            </w:pPr>
+            <w:r>
+              <w:rPr>
+                <w:rFonts w:ascii="Helvetica" w:hAnsi="Helvetica" w:eastAsia="Helvetica" w:cs="Helvetica"/>
+                <w:i w:val="false"/>
+                <w:b w:val="false"/>
+                <w:u w:val="none"/>
+                <w:sz w:val="22"/>
+                <w:szCs w:val="22"/>
+                <w:color w:val="000000"/>
+              </w:rPr>
+              <w:t xml:space="preserve">0.15, 2.51</w:t>
+            </w:r>
+          </w:p>
+        </w:tc>
+        <w:tc>
+          <w:tcPr>
+            <w:tcBorders>
+              <w:bottom w:val="none" w:sz="0" w:space="0" w:color="000000"/>
+              <w:top w:val="none" w:sz="0" w:space="0" w:color="000000"/>
+              <w:left w:val="none" w:sz="0" w:space="0" w:color="000000"/>
+              <w:right w:val="none" w:sz="0" w:space="0" w:color="000000"/>
+            </w:tcBorders>
+            <w:shd w:val="clear" w:color="auto" w:fill="FFFFFF"/>
+            <w:tcMar>
+              <w:top w:w="0" w:type="dxa"/>
+              <w:bottom w:w="0" w:type="dxa"/>
+              <w:left w:w="0" w:type="dxa"/>
+              <w:right w:w="0" w:type="dxa"/>
+            </w:tcMar>
+            <w:vAlign w:val="top"/>
+          </w:tcPr>
+          <w:p>
+            <w:pPr>
+              <w:pStyle w:val="Normal"/>
+              <w:jc w:val="center"/>
+              <w:pBdr>
+                <w:bottom w:val="none" w:sz="0" w:space="0" w:color="000000"/>
+                <w:top w:val="none" w:sz="0" w:space="0" w:color="000000"/>
+                <w:left w:val="none" w:sz="0" w:space="0" w:color="000000"/>
+                <w:right w:val="none" w:sz="0" w:space="0" w:color="000000"/>
+              </w:pBdr>
+              <w:spacing w:after="100" w:before="100" w:line="240"/>
+              <w:ind w:left="100" w:right="100" w:firstLine="0" w:firstLineChars="0"/>
+              <w:rPr>
+                <w:rFonts w:ascii="Helvetica" w:hAnsi="Helvetica" w:eastAsia="Helvetica" w:cs="Helvetica"/>
+                <w:i w:val="false"/>
+                <w:b w:val="false"/>
+                <w:u w:val="none"/>
+                <w:sz w:val="22"/>
+                <w:szCs w:val="22"/>
+                <w:color w:val="000000"/>
+              </w:rPr>
+            </w:pPr>
+            <w:r>
+              <w:rPr>
+                <w:rFonts w:ascii="Helvetica" w:hAnsi="Helvetica" w:eastAsia="Helvetica" w:cs="Helvetica"/>
+                <w:i w:val="false"/>
+                <w:b w:val="false"/>
+                <w:u w:val="none"/>
+                <w:sz w:val="22"/>
+                <w:szCs w:val="22"/>
+                <w:color w:val="000000"/>
+              </w:rPr>
+              <w:t xml:space="preserve">0.490</w:t>
             </w:r>
           </w:p>
         </w:tc>
@@ -10280,113 +10280,113 @@
                 <w:szCs w:val="22"/>
                 <w:color w:val="000000"/>
               </w:rPr>
-              <w:t xml:space="preserve">0.99</w:t>
-            </w:r>
-          </w:p>
-        </w:tc>
-        <w:tc>
-          <w:tcPr>
-            <w:tcBorders>
-              <w:bottom w:val="none" w:sz="0" w:space="0" w:color="000000"/>
-              <w:top w:val="none" w:sz="0" w:space="0" w:color="000000"/>
-              <w:left w:val="none" w:sz="0" w:space="0" w:color="000000"/>
-              <w:right w:val="none" w:sz="0" w:space="0" w:color="000000"/>
-            </w:tcBorders>
-            <w:shd w:val="clear" w:color="auto" w:fill="FFFFFF"/>
-            <w:tcMar>
-              <w:top w:w="0" w:type="dxa"/>
-              <w:bottom w:w="0" w:type="dxa"/>
-              <w:left w:w="0" w:type="dxa"/>
-              <w:right w:w="0" w:type="dxa"/>
-            </w:tcMar>
-            <w:vAlign w:val="top"/>
-          </w:tcPr>
-          <w:p>
-            <w:pPr>
-              <w:pStyle w:val="Normal"/>
-              <w:jc w:val="center"/>
-              <w:pBdr>
-                <w:bottom w:val="none" w:sz="0" w:space="0" w:color="000000"/>
-                <w:top w:val="none" w:sz="0" w:space="0" w:color="000000"/>
-                <w:left w:val="none" w:sz="0" w:space="0" w:color="000000"/>
-                <w:right w:val="none" w:sz="0" w:space="0" w:color="000000"/>
-              </w:pBdr>
-              <w:spacing w:after="100" w:before="100" w:line="240"/>
-              <w:ind w:left="100" w:right="100" w:firstLine="0" w:firstLineChars="0"/>
-              <w:rPr>
-                <w:rFonts w:ascii="Helvetica" w:hAnsi="Helvetica" w:eastAsia="Helvetica" w:cs="Helvetica"/>
-                <w:i w:val="false"/>
-                <w:b w:val="false"/>
-                <w:u w:val="none"/>
-                <w:sz w:val="22"/>
-                <w:szCs w:val="22"/>
-                <w:color w:val="000000"/>
-              </w:rPr>
-            </w:pPr>
-            <w:r>
-              <w:rPr>
-                <w:rFonts w:ascii="Helvetica" w:hAnsi="Helvetica" w:eastAsia="Helvetica" w:cs="Helvetica"/>
-                <w:i w:val="false"/>
-                <w:b w:val="false"/>
-                <w:u w:val="none"/>
-                <w:sz w:val="22"/>
-                <w:szCs w:val="22"/>
-                <w:color w:val="000000"/>
-              </w:rPr>
-              <w:t xml:space="preserve">0.53, 1.82</w:t>
-            </w:r>
-          </w:p>
-        </w:tc>
-        <w:tc>
-          <w:tcPr>
-            <w:tcBorders>
-              <w:bottom w:val="none" w:sz="0" w:space="0" w:color="000000"/>
-              <w:top w:val="none" w:sz="0" w:space="0" w:color="000000"/>
-              <w:left w:val="none" w:sz="0" w:space="0" w:color="000000"/>
-              <w:right w:val="none" w:sz="0" w:space="0" w:color="000000"/>
-            </w:tcBorders>
-            <w:shd w:val="clear" w:color="auto" w:fill="FFFFFF"/>
-            <w:tcMar>
-              <w:top w:w="0" w:type="dxa"/>
-              <w:bottom w:w="0" w:type="dxa"/>
-              <w:left w:w="0" w:type="dxa"/>
-              <w:right w:w="0" w:type="dxa"/>
-            </w:tcMar>
-            <w:vAlign w:val="top"/>
-          </w:tcPr>
-          <w:p>
-            <w:pPr>
-              <w:pStyle w:val="Normal"/>
-              <w:jc w:val="center"/>
-              <w:pBdr>
-                <w:bottom w:val="none" w:sz="0" w:space="0" w:color="000000"/>
-                <w:top w:val="none" w:sz="0" w:space="0" w:color="000000"/>
-                <w:left w:val="none" w:sz="0" w:space="0" w:color="000000"/>
-                <w:right w:val="none" w:sz="0" w:space="0" w:color="000000"/>
-              </w:pBdr>
-              <w:spacing w:after="100" w:before="100" w:line="240"/>
-              <w:ind w:left="100" w:right="100" w:firstLine="0" w:firstLineChars="0"/>
-              <w:rPr>
-                <w:rFonts w:ascii="Helvetica" w:hAnsi="Helvetica" w:eastAsia="Helvetica" w:cs="Helvetica"/>
-                <w:i w:val="false"/>
-                <w:b w:val="false"/>
-                <w:u w:val="none"/>
-                <w:sz w:val="22"/>
-                <w:szCs w:val="22"/>
-                <w:color w:val="000000"/>
-              </w:rPr>
-            </w:pPr>
-            <w:r>
-              <w:rPr>
-                <w:rFonts w:ascii="Helvetica" w:hAnsi="Helvetica" w:eastAsia="Helvetica" w:cs="Helvetica"/>
-                <w:i w:val="false"/>
-                <w:b w:val="false"/>
-                <w:u w:val="none"/>
-                <w:sz w:val="22"/>
-                <w:szCs w:val="22"/>
-                <w:color w:val="000000"/>
-              </w:rPr>
-              <w:t xml:space="preserve">0.970</w:t>
+              <w:t xml:space="preserve">0.94</w:t>
+            </w:r>
+          </w:p>
+        </w:tc>
+        <w:tc>
+          <w:tcPr>
+            <w:tcBorders>
+              <w:bottom w:val="none" w:sz="0" w:space="0" w:color="000000"/>
+              <w:top w:val="none" w:sz="0" w:space="0" w:color="000000"/>
+              <w:left w:val="none" w:sz="0" w:space="0" w:color="000000"/>
+              <w:right w:val="none" w:sz="0" w:space="0" w:color="000000"/>
+            </w:tcBorders>
+            <w:shd w:val="clear" w:color="auto" w:fill="FFFFFF"/>
+            <w:tcMar>
+              <w:top w:w="0" w:type="dxa"/>
+              <w:bottom w:w="0" w:type="dxa"/>
+              <w:left w:w="0" w:type="dxa"/>
+              <w:right w:w="0" w:type="dxa"/>
+            </w:tcMar>
+            <w:vAlign w:val="top"/>
+          </w:tcPr>
+          <w:p>
+            <w:pPr>
+              <w:pStyle w:val="Normal"/>
+              <w:jc w:val="center"/>
+              <w:pBdr>
+                <w:bottom w:val="none" w:sz="0" w:space="0" w:color="000000"/>
+                <w:top w:val="none" w:sz="0" w:space="0" w:color="000000"/>
+                <w:left w:val="none" w:sz="0" w:space="0" w:color="000000"/>
+                <w:right w:val="none" w:sz="0" w:space="0" w:color="000000"/>
+              </w:pBdr>
+              <w:spacing w:after="100" w:before="100" w:line="240"/>
+              <w:ind w:left="100" w:right="100" w:firstLine="0" w:firstLineChars="0"/>
+              <w:rPr>
+                <w:rFonts w:ascii="Helvetica" w:hAnsi="Helvetica" w:eastAsia="Helvetica" w:cs="Helvetica"/>
+                <w:i w:val="false"/>
+                <w:b w:val="false"/>
+                <w:u w:val="none"/>
+                <w:sz w:val="22"/>
+                <w:szCs w:val="22"/>
+                <w:color w:val="000000"/>
+              </w:rPr>
+            </w:pPr>
+            <w:r>
+              <w:rPr>
+                <w:rFonts w:ascii="Helvetica" w:hAnsi="Helvetica" w:eastAsia="Helvetica" w:cs="Helvetica"/>
+                <w:i w:val="false"/>
+                <w:b w:val="false"/>
+                <w:u w:val="none"/>
+                <w:sz w:val="22"/>
+                <w:szCs w:val="22"/>
+                <w:color w:val="000000"/>
+              </w:rPr>
+              <w:t xml:space="preserve">0.51, 1.74</w:t>
+            </w:r>
+          </w:p>
+        </w:tc>
+        <w:tc>
+          <w:tcPr>
+            <w:tcBorders>
+              <w:bottom w:val="none" w:sz="0" w:space="0" w:color="000000"/>
+              <w:top w:val="none" w:sz="0" w:space="0" w:color="000000"/>
+              <w:left w:val="none" w:sz="0" w:space="0" w:color="000000"/>
+              <w:right w:val="none" w:sz="0" w:space="0" w:color="000000"/>
+            </w:tcBorders>
+            <w:shd w:val="clear" w:color="auto" w:fill="FFFFFF"/>
+            <w:tcMar>
+              <w:top w:w="0" w:type="dxa"/>
+              <w:bottom w:w="0" w:type="dxa"/>
+              <w:left w:w="0" w:type="dxa"/>
+              <w:right w:w="0" w:type="dxa"/>
+            </w:tcMar>
+            <w:vAlign w:val="top"/>
+          </w:tcPr>
+          <w:p>
+            <w:pPr>
+              <w:pStyle w:val="Normal"/>
+              <w:jc w:val="center"/>
+              <w:pBdr>
+                <w:bottom w:val="none" w:sz="0" w:space="0" w:color="000000"/>
+                <w:top w:val="none" w:sz="0" w:space="0" w:color="000000"/>
+                <w:left w:val="none" w:sz="0" w:space="0" w:color="000000"/>
+                <w:right w:val="none" w:sz="0" w:space="0" w:color="000000"/>
+              </w:pBdr>
+              <w:spacing w:after="100" w:before="100" w:line="240"/>
+              <w:ind w:left="100" w:right="100" w:firstLine="0" w:firstLineChars="0"/>
+              <w:rPr>
+                <w:rFonts w:ascii="Helvetica" w:hAnsi="Helvetica" w:eastAsia="Helvetica" w:cs="Helvetica"/>
+                <w:i w:val="false"/>
+                <w:b w:val="false"/>
+                <w:u w:val="none"/>
+                <w:sz w:val="22"/>
+                <w:szCs w:val="22"/>
+                <w:color w:val="000000"/>
+              </w:rPr>
+            </w:pPr>
+            <w:r>
+              <w:rPr>
+                <w:rFonts w:ascii="Helvetica" w:hAnsi="Helvetica" w:eastAsia="Helvetica" w:cs="Helvetica"/>
+                <w:i w:val="false"/>
+                <w:b w:val="false"/>
+                <w:u w:val="none"/>
+                <w:sz w:val="22"/>
+                <w:szCs w:val="22"/>
+                <w:color w:val="000000"/>
+              </w:rPr>
+              <w:t xml:space="preserve">0.850</w:t>
             </w:r>
           </w:p>
         </w:tc>
@@ -11729,60 +11729,60 @@
                 <w:szCs w:val="22"/>
                 <w:color w:val="000000"/>
               </w:rPr>
-              <w:t xml:space="preserve">5.10</w:t>
-            </w:r>
-          </w:p>
-        </w:tc>
-        <w:tc>
-          <w:tcPr>
-            <w:tcBorders>
-              <w:bottom w:val="none" w:sz="0" w:space="0" w:color="000000"/>
-              <w:top w:val="none" w:sz="0" w:space="0" w:color="000000"/>
-              <w:left w:val="none" w:sz="0" w:space="0" w:color="000000"/>
-              <w:right w:val="none" w:sz="0" w:space="0" w:color="000000"/>
-            </w:tcBorders>
-            <w:shd w:val="clear" w:color="auto" w:fill="FFFFFF"/>
-            <w:tcMar>
-              <w:top w:w="0" w:type="dxa"/>
-              <w:bottom w:w="0" w:type="dxa"/>
-              <w:left w:w="0" w:type="dxa"/>
-              <w:right w:w="0" w:type="dxa"/>
-            </w:tcMar>
-            <w:vAlign w:val="top"/>
-          </w:tcPr>
-          <w:p>
-            <w:pPr>
-              <w:pStyle w:val="Normal"/>
-              <w:jc w:val="center"/>
-              <w:pBdr>
-                <w:bottom w:val="none" w:sz="0" w:space="0" w:color="000000"/>
-                <w:top w:val="none" w:sz="0" w:space="0" w:color="000000"/>
-                <w:left w:val="none" w:sz="0" w:space="0" w:color="000000"/>
-                <w:right w:val="none" w:sz="0" w:space="0" w:color="000000"/>
-              </w:pBdr>
-              <w:spacing w:after="100" w:before="100" w:line="240"/>
-              <w:ind w:left="100" w:right="100" w:firstLine="0" w:firstLineChars="0"/>
-              <w:rPr>
-                <w:rFonts w:ascii="Helvetica" w:hAnsi="Helvetica" w:eastAsia="Helvetica" w:cs="Helvetica"/>
-                <w:i w:val="false"/>
-                <w:b w:val="false"/>
-                <w:u w:val="none"/>
-                <w:sz w:val="22"/>
-                <w:szCs w:val="22"/>
-                <w:color w:val="000000"/>
-              </w:rPr>
-            </w:pPr>
-            <w:r>
-              <w:rPr>
-                <w:rFonts w:ascii="Helvetica" w:hAnsi="Helvetica" w:eastAsia="Helvetica" w:cs="Helvetica"/>
-                <w:i w:val="false"/>
-                <w:b w:val="false"/>
-                <w:u w:val="none"/>
-                <w:sz w:val="22"/>
-                <w:szCs w:val="22"/>
-                <w:color w:val="000000"/>
-              </w:rPr>
-              <w:t xml:space="preserve">2.57, 10.1</w:t>
+              <w:t xml:space="preserve">4.89</w:t>
+            </w:r>
+          </w:p>
+        </w:tc>
+        <w:tc>
+          <w:tcPr>
+            <w:tcBorders>
+              <w:bottom w:val="none" w:sz="0" w:space="0" w:color="000000"/>
+              <w:top w:val="none" w:sz="0" w:space="0" w:color="000000"/>
+              <w:left w:val="none" w:sz="0" w:space="0" w:color="000000"/>
+              <w:right w:val="none" w:sz="0" w:space="0" w:color="000000"/>
+            </w:tcBorders>
+            <w:shd w:val="clear" w:color="auto" w:fill="FFFFFF"/>
+            <w:tcMar>
+              <w:top w:w="0" w:type="dxa"/>
+              <w:bottom w:w="0" w:type="dxa"/>
+              <w:left w:w="0" w:type="dxa"/>
+              <w:right w:w="0" w:type="dxa"/>
+            </w:tcMar>
+            <w:vAlign w:val="top"/>
+          </w:tcPr>
+          <w:p>
+            <w:pPr>
+              <w:pStyle w:val="Normal"/>
+              <w:jc w:val="center"/>
+              <w:pBdr>
+                <w:bottom w:val="none" w:sz="0" w:space="0" w:color="000000"/>
+                <w:top w:val="none" w:sz="0" w:space="0" w:color="000000"/>
+                <w:left w:val="none" w:sz="0" w:space="0" w:color="000000"/>
+                <w:right w:val="none" w:sz="0" w:space="0" w:color="000000"/>
+              </w:pBdr>
+              <w:spacing w:after="100" w:before="100" w:line="240"/>
+              <w:ind w:left="100" w:right="100" w:firstLine="0" w:firstLineChars="0"/>
+              <w:rPr>
+                <w:rFonts w:ascii="Helvetica" w:hAnsi="Helvetica" w:eastAsia="Helvetica" w:cs="Helvetica"/>
+                <w:i w:val="false"/>
+                <w:b w:val="false"/>
+                <w:u w:val="none"/>
+                <w:sz w:val="22"/>
+                <w:szCs w:val="22"/>
+                <w:color w:val="000000"/>
+              </w:rPr>
+            </w:pPr>
+            <w:r>
+              <w:rPr>
+                <w:rFonts w:ascii="Helvetica" w:hAnsi="Helvetica" w:eastAsia="Helvetica" w:cs="Helvetica"/>
+                <w:i w:val="false"/>
+                <w:b w:val="false"/>
+                <w:u w:val="none"/>
+                <w:sz w:val="22"/>
+                <w:szCs w:val="22"/>
+                <w:color w:val="000000"/>
+              </w:rPr>
+              <w:t xml:space="preserve">2.47, 9.66</w:t>
             </w:r>
           </w:p>
         </w:tc>
@@ -13178,113 +13178,113 @@
                 <w:szCs w:val="22"/>
                 <w:color w:val="000000"/>
               </w:rPr>
-              <w:t xml:space="preserve">1.96</w:t>
-            </w:r>
-          </w:p>
-        </w:tc>
-        <w:tc>
-          <w:tcPr>
-            <w:tcBorders>
-              <w:bottom w:val="none" w:sz="0" w:space="0" w:color="000000"/>
-              <w:top w:val="none" w:sz="0" w:space="0" w:color="000000"/>
-              <w:left w:val="none" w:sz="0" w:space="0" w:color="000000"/>
-              <w:right w:val="none" w:sz="0" w:space="0" w:color="000000"/>
-            </w:tcBorders>
-            <w:shd w:val="clear" w:color="auto" w:fill="FFFFFF"/>
-            <w:tcMar>
-              <w:top w:w="0" w:type="dxa"/>
-              <w:bottom w:w="0" w:type="dxa"/>
-              <w:left w:w="0" w:type="dxa"/>
-              <w:right w:w="0" w:type="dxa"/>
-            </w:tcMar>
-            <w:vAlign w:val="top"/>
-          </w:tcPr>
-          <w:p>
-            <w:pPr>
-              <w:pStyle w:val="Normal"/>
-              <w:jc w:val="center"/>
-              <w:pBdr>
-                <w:bottom w:val="none" w:sz="0" w:space="0" w:color="000000"/>
-                <w:top w:val="none" w:sz="0" w:space="0" w:color="000000"/>
-                <w:left w:val="none" w:sz="0" w:space="0" w:color="000000"/>
-                <w:right w:val="none" w:sz="0" w:space="0" w:color="000000"/>
-              </w:pBdr>
-              <w:spacing w:after="100" w:before="100" w:line="240"/>
-              <w:ind w:left="100" w:right="100" w:firstLine="0" w:firstLineChars="0"/>
-              <w:rPr>
-                <w:rFonts w:ascii="Helvetica" w:hAnsi="Helvetica" w:eastAsia="Helvetica" w:cs="Helvetica"/>
-                <w:i w:val="false"/>
-                <w:b w:val="false"/>
-                <w:u w:val="none"/>
-                <w:sz w:val="22"/>
-                <w:szCs w:val="22"/>
-                <w:color w:val="000000"/>
-              </w:rPr>
-            </w:pPr>
-            <w:r>
-              <w:rPr>
-                <w:rFonts w:ascii="Helvetica" w:hAnsi="Helvetica" w:eastAsia="Helvetica" w:cs="Helvetica"/>
-                <w:i w:val="false"/>
-                <w:b w:val="false"/>
-                <w:u w:val="none"/>
-                <w:sz w:val="22"/>
-                <w:szCs w:val="22"/>
-                <w:color w:val="000000"/>
-              </w:rPr>
-              <w:t xml:space="preserve">1.06, 3.64</w:t>
-            </w:r>
-          </w:p>
-        </w:tc>
-        <w:tc>
-          <w:tcPr>
-            <w:tcBorders>
-              <w:bottom w:val="none" w:sz="0" w:space="0" w:color="000000"/>
-              <w:top w:val="none" w:sz="0" w:space="0" w:color="000000"/>
-              <w:left w:val="none" w:sz="0" w:space="0" w:color="000000"/>
-              <w:right w:val="none" w:sz="0" w:space="0" w:color="000000"/>
-            </w:tcBorders>
-            <w:shd w:val="clear" w:color="auto" w:fill="FFFFFF"/>
-            <w:tcMar>
-              <w:top w:w="0" w:type="dxa"/>
-              <w:bottom w:w="0" w:type="dxa"/>
-              <w:left w:w="0" w:type="dxa"/>
-              <w:right w:w="0" w:type="dxa"/>
-            </w:tcMar>
-            <w:vAlign w:val="top"/>
-          </w:tcPr>
-          <w:p>
-            <w:pPr>
-              <w:pStyle w:val="Normal"/>
-              <w:jc w:val="center"/>
-              <w:pBdr>
-                <w:bottom w:val="none" w:sz="0" w:space="0" w:color="000000"/>
-                <w:top w:val="none" w:sz="0" w:space="0" w:color="000000"/>
-                <w:left w:val="none" w:sz="0" w:space="0" w:color="000000"/>
-                <w:right w:val="none" w:sz="0" w:space="0" w:color="000000"/>
-              </w:pBdr>
-              <w:spacing w:after="100" w:before="100" w:line="240"/>
-              <w:ind w:left="100" w:right="100" w:firstLine="0" w:firstLineChars="0"/>
-              <w:rPr>
-                <w:rFonts w:ascii="Helvetica" w:hAnsi="Helvetica" w:eastAsia="Helvetica" w:cs="Helvetica"/>
-                <w:i w:val="false"/>
-                <w:b w:val="false"/>
-                <w:u w:val="none"/>
-                <w:sz w:val="22"/>
-                <w:szCs w:val="22"/>
-                <w:color w:val="000000"/>
-              </w:rPr>
-            </w:pPr>
-            <w:r>
-              <w:rPr>
-                <w:rFonts w:ascii="Helvetica" w:hAnsi="Helvetica" w:eastAsia="Helvetica" w:cs="Helvetica"/>
-                <w:i w:val="false"/>
-                <w:b w:val="false"/>
-                <w:u w:val="none"/>
-                <w:sz w:val="22"/>
-                <w:szCs w:val="22"/>
-                <w:color w:val="000000"/>
-              </w:rPr>
-              <w:t xml:space="preserve">0.032</w:t>
+              <w:t xml:space="preserve">1.88</w:t>
+            </w:r>
+          </w:p>
+        </w:tc>
+        <w:tc>
+          <w:tcPr>
+            <w:tcBorders>
+              <w:bottom w:val="none" w:sz="0" w:space="0" w:color="000000"/>
+              <w:top w:val="none" w:sz="0" w:space="0" w:color="000000"/>
+              <w:left w:val="none" w:sz="0" w:space="0" w:color="000000"/>
+              <w:right w:val="none" w:sz="0" w:space="0" w:color="000000"/>
+            </w:tcBorders>
+            <w:shd w:val="clear" w:color="auto" w:fill="FFFFFF"/>
+            <w:tcMar>
+              <w:top w:w="0" w:type="dxa"/>
+              <w:bottom w:w="0" w:type="dxa"/>
+              <w:left w:w="0" w:type="dxa"/>
+              <w:right w:w="0" w:type="dxa"/>
+            </w:tcMar>
+            <w:vAlign w:val="top"/>
+          </w:tcPr>
+          <w:p>
+            <w:pPr>
+              <w:pStyle w:val="Normal"/>
+              <w:jc w:val="center"/>
+              <w:pBdr>
+                <w:bottom w:val="none" w:sz="0" w:space="0" w:color="000000"/>
+                <w:top w:val="none" w:sz="0" w:space="0" w:color="000000"/>
+                <w:left w:val="none" w:sz="0" w:space="0" w:color="000000"/>
+                <w:right w:val="none" w:sz="0" w:space="0" w:color="000000"/>
+              </w:pBdr>
+              <w:spacing w:after="100" w:before="100" w:line="240"/>
+              <w:ind w:left="100" w:right="100" w:firstLine="0" w:firstLineChars="0"/>
+              <w:rPr>
+                <w:rFonts w:ascii="Helvetica" w:hAnsi="Helvetica" w:eastAsia="Helvetica" w:cs="Helvetica"/>
+                <w:i w:val="false"/>
+                <w:b w:val="false"/>
+                <w:u w:val="none"/>
+                <w:sz w:val="22"/>
+                <w:szCs w:val="22"/>
+                <w:color w:val="000000"/>
+              </w:rPr>
+            </w:pPr>
+            <w:r>
+              <w:rPr>
+                <w:rFonts w:ascii="Helvetica" w:hAnsi="Helvetica" w:eastAsia="Helvetica" w:cs="Helvetica"/>
+                <w:i w:val="false"/>
+                <w:b w:val="false"/>
+                <w:u w:val="none"/>
+                <w:sz w:val="22"/>
+                <w:szCs w:val="22"/>
+                <w:color w:val="000000"/>
+              </w:rPr>
+              <w:t xml:space="preserve">1.03, 3.42</w:t>
+            </w:r>
+          </w:p>
+        </w:tc>
+        <w:tc>
+          <w:tcPr>
+            <w:tcBorders>
+              <w:bottom w:val="none" w:sz="0" w:space="0" w:color="000000"/>
+              <w:top w:val="none" w:sz="0" w:space="0" w:color="000000"/>
+              <w:left w:val="none" w:sz="0" w:space="0" w:color="000000"/>
+              <w:right w:val="none" w:sz="0" w:space="0" w:color="000000"/>
+            </w:tcBorders>
+            <w:shd w:val="clear" w:color="auto" w:fill="FFFFFF"/>
+            <w:tcMar>
+              <w:top w:w="0" w:type="dxa"/>
+              <w:bottom w:w="0" w:type="dxa"/>
+              <w:left w:w="0" w:type="dxa"/>
+              <w:right w:w="0" w:type="dxa"/>
+            </w:tcMar>
+            <w:vAlign w:val="top"/>
+          </w:tcPr>
+          <w:p>
+            <w:pPr>
+              <w:pStyle w:val="Normal"/>
+              <w:jc w:val="center"/>
+              <w:pBdr>
+                <w:bottom w:val="none" w:sz="0" w:space="0" w:color="000000"/>
+                <w:top w:val="none" w:sz="0" w:space="0" w:color="000000"/>
+                <w:left w:val="none" w:sz="0" w:space="0" w:color="000000"/>
+                <w:right w:val="none" w:sz="0" w:space="0" w:color="000000"/>
+              </w:pBdr>
+              <w:spacing w:after="100" w:before="100" w:line="240"/>
+              <w:ind w:left="100" w:right="100" w:firstLine="0" w:firstLineChars="0"/>
+              <w:rPr>
+                <w:rFonts w:ascii="Helvetica" w:hAnsi="Helvetica" w:eastAsia="Helvetica" w:cs="Helvetica"/>
+                <w:i w:val="false"/>
+                <w:b w:val="false"/>
+                <w:u w:val="none"/>
+                <w:sz w:val="22"/>
+                <w:szCs w:val="22"/>
+                <w:color w:val="000000"/>
+              </w:rPr>
+            </w:pPr>
+            <w:r>
+              <w:rPr>
+                <w:rFonts w:ascii="Helvetica" w:hAnsi="Helvetica" w:eastAsia="Helvetica" w:cs="Helvetica"/>
+                <w:i w:val="false"/>
+                <w:b w:val="false"/>
+                <w:u w:val="none"/>
+                <w:sz w:val="22"/>
+                <w:szCs w:val="22"/>
+                <w:color w:val="000000"/>
+              </w:rPr>
+              <w:t xml:space="preserve">0.039</w:t>
             </w:r>
           </w:p>
         </w:tc>
@@ -13661,113 +13661,113 @@
                 <w:szCs w:val="22"/>
                 <w:color w:val="000000"/>
               </w:rPr>
-              <w:t xml:space="preserve">1.15</w:t>
-            </w:r>
-          </w:p>
-        </w:tc>
-        <w:tc>
-          <w:tcPr>
-            <w:tcBorders>
-              <w:bottom w:val="none" w:sz="0" w:space="0" w:color="000000"/>
-              <w:top w:val="none" w:sz="0" w:space="0" w:color="000000"/>
-              <w:left w:val="none" w:sz="0" w:space="0" w:color="000000"/>
-              <w:right w:val="none" w:sz="0" w:space="0" w:color="000000"/>
-            </w:tcBorders>
-            <w:shd w:val="clear" w:color="auto" w:fill="FFFFFF"/>
-            <w:tcMar>
-              <w:top w:w="0" w:type="dxa"/>
-              <w:bottom w:w="0" w:type="dxa"/>
-              <w:left w:w="0" w:type="dxa"/>
-              <w:right w:w="0" w:type="dxa"/>
-            </w:tcMar>
-            <w:vAlign w:val="top"/>
-          </w:tcPr>
-          <w:p>
-            <w:pPr>
-              <w:pStyle w:val="Normal"/>
-              <w:jc w:val="center"/>
-              <w:pBdr>
-                <w:bottom w:val="none" w:sz="0" w:space="0" w:color="000000"/>
-                <w:top w:val="none" w:sz="0" w:space="0" w:color="000000"/>
-                <w:left w:val="none" w:sz="0" w:space="0" w:color="000000"/>
-                <w:right w:val="none" w:sz="0" w:space="0" w:color="000000"/>
-              </w:pBdr>
-              <w:spacing w:after="100" w:before="100" w:line="240"/>
-              <w:ind w:left="100" w:right="100" w:firstLine="0" w:firstLineChars="0"/>
-              <w:rPr>
-                <w:rFonts w:ascii="Helvetica" w:hAnsi="Helvetica" w:eastAsia="Helvetica" w:cs="Helvetica"/>
-                <w:i w:val="false"/>
-                <w:b w:val="false"/>
-                <w:u w:val="none"/>
-                <w:sz w:val="22"/>
-                <w:szCs w:val="22"/>
-                <w:color w:val="000000"/>
-              </w:rPr>
-            </w:pPr>
-            <w:r>
-              <w:rPr>
-                <w:rFonts w:ascii="Helvetica" w:hAnsi="Helvetica" w:eastAsia="Helvetica" w:cs="Helvetica"/>
-                <w:i w:val="false"/>
-                <w:b w:val="false"/>
-                <w:u w:val="none"/>
-                <w:sz w:val="22"/>
-                <w:szCs w:val="22"/>
-                <w:color w:val="000000"/>
-              </w:rPr>
-              <w:t xml:space="preserve">0.46, 2.86</w:t>
-            </w:r>
-          </w:p>
-        </w:tc>
-        <w:tc>
-          <w:tcPr>
-            <w:tcBorders>
-              <w:bottom w:val="none" w:sz="0" w:space="0" w:color="000000"/>
-              <w:top w:val="none" w:sz="0" w:space="0" w:color="000000"/>
-              <w:left w:val="none" w:sz="0" w:space="0" w:color="000000"/>
-              <w:right w:val="none" w:sz="0" w:space="0" w:color="000000"/>
-            </w:tcBorders>
-            <w:shd w:val="clear" w:color="auto" w:fill="FFFFFF"/>
-            <w:tcMar>
-              <w:top w:w="0" w:type="dxa"/>
-              <w:bottom w:w="0" w:type="dxa"/>
-              <w:left w:w="0" w:type="dxa"/>
-              <w:right w:w="0" w:type="dxa"/>
-            </w:tcMar>
-            <w:vAlign w:val="top"/>
-          </w:tcPr>
-          <w:p>
-            <w:pPr>
-              <w:pStyle w:val="Normal"/>
-              <w:jc w:val="center"/>
-              <w:pBdr>
-                <w:bottom w:val="none" w:sz="0" w:space="0" w:color="000000"/>
-                <w:top w:val="none" w:sz="0" w:space="0" w:color="000000"/>
-                <w:left w:val="none" w:sz="0" w:space="0" w:color="000000"/>
-                <w:right w:val="none" w:sz="0" w:space="0" w:color="000000"/>
-              </w:pBdr>
-              <w:spacing w:after="100" w:before="100" w:line="240"/>
-              <w:ind w:left="100" w:right="100" w:firstLine="0" w:firstLineChars="0"/>
-              <w:rPr>
-                <w:rFonts w:ascii="Helvetica" w:hAnsi="Helvetica" w:eastAsia="Helvetica" w:cs="Helvetica"/>
-                <w:i w:val="false"/>
-                <w:b w:val="false"/>
-                <w:u w:val="none"/>
-                <w:sz w:val="22"/>
-                <w:szCs w:val="22"/>
-                <w:color w:val="000000"/>
-              </w:rPr>
-            </w:pPr>
-            <w:r>
-              <w:rPr>
-                <w:rFonts w:ascii="Helvetica" w:hAnsi="Helvetica" w:eastAsia="Helvetica" w:cs="Helvetica"/>
-                <w:i w:val="false"/>
-                <w:b w:val="false"/>
-                <w:u w:val="none"/>
-                <w:sz w:val="22"/>
-                <w:szCs w:val="22"/>
-                <w:color w:val="000000"/>
-              </w:rPr>
-              <w:t xml:space="preserve">0.760</w:t>
+              <w:t xml:space="preserve">1.18</w:t>
+            </w:r>
+          </w:p>
+        </w:tc>
+        <w:tc>
+          <w:tcPr>
+            <w:tcBorders>
+              <w:bottom w:val="none" w:sz="0" w:space="0" w:color="000000"/>
+              <w:top w:val="none" w:sz="0" w:space="0" w:color="000000"/>
+              <w:left w:val="none" w:sz="0" w:space="0" w:color="000000"/>
+              <w:right w:val="none" w:sz="0" w:space="0" w:color="000000"/>
+            </w:tcBorders>
+            <w:shd w:val="clear" w:color="auto" w:fill="FFFFFF"/>
+            <w:tcMar>
+              <w:top w:w="0" w:type="dxa"/>
+              <w:bottom w:w="0" w:type="dxa"/>
+              <w:left w:w="0" w:type="dxa"/>
+              <w:right w:w="0" w:type="dxa"/>
+            </w:tcMar>
+            <w:vAlign w:val="top"/>
+          </w:tcPr>
+          <w:p>
+            <w:pPr>
+              <w:pStyle w:val="Normal"/>
+              <w:jc w:val="center"/>
+              <w:pBdr>
+                <w:bottom w:val="none" w:sz="0" w:space="0" w:color="000000"/>
+                <w:top w:val="none" w:sz="0" w:space="0" w:color="000000"/>
+                <w:left w:val="none" w:sz="0" w:space="0" w:color="000000"/>
+                <w:right w:val="none" w:sz="0" w:space="0" w:color="000000"/>
+              </w:pBdr>
+              <w:spacing w:after="100" w:before="100" w:line="240"/>
+              <w:ind w:left="100" w:right="100" w:firstLine="0" w:firstLineChars="0"/>
+              <w:rPr>
+                <w:rFonts w:ascii="Helvetica" w:hAnsi="Helvetica" w:eastAsia="Helvetica" w:cs="Helvetica"/>
+                <w:i w:val="false"/>
+                <w:b w:val="false"/>
+                <w:u w:val="none"/>
+                <w:sz w:val="22"/>
+                <w:szCs w:val="22"/>
+                <w:color w:val="000000"/>
+              </w:rPr>
+            </w:pPr>
+            <w:r>
+              <w:rPr>
+                <w:rFonts w:ascii="Helvetica" w:hAnsi="Helvetica" w:eastAsia="Helvetica" w:cs="Helvetica"/>
+                <w:i w:val="false"/>
+                <w:b w:val="false"/>
+                <w:u w:val="none"/>
+                <w:sz w:val="22"/>
+                <w:szCs w:val="22"/>
+                <w:color w:val="000000"/>
+              </w:rPr>
+              <w:t xml:space="preserve">0.47, 2.94</w:t>
+            </w:r>
+          </w:p>
+        </w:tc>
+        <w:tc>
+          <w:tcPr>
+            <w:tcBorders>
+              <w:bottom w:val="none" w:sz="0" w:space="0" w:color="000000"/>
+              <w:top w:val="none" w:sz="0" w:space="0" w:color="000000"/>
+              <w:left w:val="none" w:sz="0" w:space="0" w:color="000000"/>
+              <w:right w:val="none" w:sz="0" w:space="0" w:color="000000"/>
+            </w:tcBorders>
+            <w:shd w:val="clear" w:color="auto" w:fill="FFFFFF"/>
+            <w:tcMar>
+              <w:top w:w="0" w:type="dxa"/>
+              <w:bottom w:w="0" w:type="dxa"/>
+              <w:left w:w="0" w:type="dxa"/>
+              <w:right w:w="0" w:type="dxa"/>
+            </w:tcMar>
+            <w:vAlign w:val="top"/>
+          </w:tcPr>
+          <w:p>
+            <w:pPr>
+              <w:pStyle w:val="Normal"/>
+              <w:jc w:val="center"/>
+              <w:pBdr>
+                <w:bottom w:val="none" w:sz="0" w:space="0" w:color="000000"/>
+                <w:top w:val="none" w:sz="0" w:space="0" w:color="000000"/>
+                <w:left w:val="none" w:sz="0" w:space="0" w:color="000000"/>
+                <w:right w:val="none" w:sz="0" w:space="0" w:color="000000"/>
+              </w:pBdr>
+              <w:spacing w:after="100" w:before="100" w:line="240"/>
+              <w:ind w:left="100" w:right="100" w:firstLine="0" w:firstLineChars="0"/>
+              <w:rPr>
+                <w:rFonts w:ascii="Helvetica" w:hAnsi="Helvetica" w:eastAsia="Helvetica" w:cs="Helvetica"/>
+                <w:i w:val="false"/>
+                <w:b w:val="false"/>
+                <w:u w:val="none"/>
+                <w:sz w:val="22"/>
+                <w:szCs w:val="22"/>
+                <w:color w:val="000000"/>
+              </w:rPr>
+            </w:pPr>
+            <w:r>
+              <w:rPr>
+                <w:rFonts w:ascii="Helvetica" w:hAnsi="Helvetica" w:eastAsia="Helvetica" w:cs="Helvetica"/>
+                <w:i w:val="false"/>
+                <w:b w:val="false"/>
+                <w:u w:val="none"/>
+                <w:sz w:val="22"/>
+                <w:szCs w:val="22"/>
+                <w:color w:val="000000"/>
+              </w:rPr>
+              <w:t xml:space="preserve">0.730</w:t>
             </w:r>
           </w:p>
         </w:tc>
@@ -14144,113 +14144,113 @@
                 <w:szCs w:val="22"/>
                 <w:color w:val="000000"/>
               </w:rPr>
-              <w:t xml:space="preserve">2.39</w:t>
-            </w:r>
-          </w:p>
-        </w:tc>
-        <w:tc>
-          <w:tcPr>
-            <w:tcBorders>
-              <w:bottom w:val="none" w:sz="0" w:space="0" w:color="000000"/>
-              <w:top w:val="none" w:sz="0" w:space="0" w:color="000000"/>
-              <w:left w:val="none" w:sz="0" w:space="0" w:color="000000"/>
-              <w:right w:val="none" w:sz="0" w:space="0" w:color="000000"/>
-            </w:tcBorders>
-            <w:shd w:val="clear" w:color="auto" w:fill="FFFFFF"/>
-            <w:tcMar>
-              <w:top w:w="0" w:type="dxa"/>
-              <w:bottom w:w="0" w:type="dxa"/>
-              <w:left w:w="0" w:type="dxa"/>
-              <w:right w:w="0" w:type="dxa"/>
-            </w:tcMar>
-            <w:vAlign w:val="top"/>
-          </w:tcPr>
-          <w:p>
-            <w:pPr>
-              <w:pStyle w:val="Normal"/>
-              <w:jc w:val="center"/>
-              <w:pBdr>
-                <w:bottom w:val="none" w:sz="0" w:space="0" w:color="000000"/>
-                <w:top w:val="none" w:sz="0" w:space="0" w:color="000000"/>
-                <w:left w:val="none" w:sz="0" w:space="0" w:color="000000"/>
-                <w:right w:val="none" w:sz="0" w:space="0" w:color="000000"/>
-              </w:pBdr>
-              <w:spacing w:after="100" w:before="100" w:line="240"/>
-              <w:ind w:left="100" w:right="100" w:firstLine="0" w:firstLineChars="0"/>
-              <w:rPr>
-                <w:rFonts w:ascii="Helvetica" w:hAnsi="Helvetica" w:eastAsia="Helvetica" w:cs="Helvetica"/>
-                <w:i w:val="false"/>
-                <w:b w:val="false"/>
-                <w:u w:val="none"/>
-                <w:sz w:val="22"/>
-                <w:szCs w:val="22"/>
-                <w:color w:val="000000"/>
-              </w:rPr>
-            </w:pPr>
-            <w:r>
-              <w:rPr>
-                <w:rFonts w:ascii="Helvetica" w:hAnsi="Helvetica" w:eastAsia="Helvetica" w:cs="Helvetica"/>
-                <w:i w:val="false"/>
-                <w:b w:val="false"/>
-                <w:u w:val="none"/>
-                <w:sz w:val="22"/>
-                <w:szCs w:val="22"/>
-                <w:color w:val="000000"/>
-              </w:rPr>
-              <w:t xml:space="preserve">0.87, 6.59</w:t>
-            </w:r>
-          </w:p>
-        </w:tc>
-        <w:tc>
-          <w:tcPr>
-            <w:tcBorders>
-              <w:bottom w:val="none" w:sz="0" w:space="0" w:color="000000"/>
-              <w:top w:val="none" w:sz="0" w:space="0" w:color="000000"/>
-              <w:left w:val="none" w:sz="0" w:space="0" w:color="000000"/>
-              <w:right w:val="none" w:sz="0" w:space="0" w:color="000000"/>
-            </w:tcBorders>
-            <w:shd w:val="clear" w:color="auto" w:fill="FFFFFF"/>
-            <w:tcMar>
-              <w:top w:w="0" w:type="dxa"/>
-              <w:bottom w:w="0" w:type="dxa"/>
-              <w:left w:w="0" w:type="dxa"/>
-              <w:right w:w="0" w:type="dxa"/>
-            </w:tcMar>
-            <w:vAlign w:val="top"/>
-          </w:tcPr>
-          <w:p>
-            <w:pPr>
-              <w:pStyle w:val="Normal"/>
-              <w:jc w:val="center"/>
-              <w:pBdr>
-                <w:bottom w:val="none" w:sz="0" w:space="0" w:color="000000"/>
-                <w:top w:val="none" w:sz="0" w:space="0" w:color="000000"/>
-                <w:left w:val="none" w:sz="0" w:space="0" w:color="000000"/>
-                <w:right w:val="none" w:sz="0" w:space="0" w:color="000000"/>
-              </w:pBdr>
-              <w:spacing w:after="100" w:before="100" w:line="240"/>
-              <w:ind w:left="100" w:right="100" w:firstLine="0" w:firstLineChars="0"/>
-              <w:rPr>
-                <w:rFonts w:ascii="Helvetica" w:hAnsi="Helvetica" w:eastAsia="Helvetica" w:cs="Helvetica"/>
-                <w:i w:val="false"/>
-                <w:b w:val="false"/>
-                <w:u w:val="none"/>
-                <w:sz w:val="22"/>
-                <w:szCs w:val="22"/>
-                <w:color w:val="000000"/>
-              </w:rPr>
-            </w:pPr>
-            <w:r>
-              <w:rPr>
-                <w:rFonts w:ascii="Helvetica" w:hAnsi="Helvetica" w:eastAsia="Helvetica" w:cs="Helvetica"/>
-                <w:i w:val="false"/>
-                <w:b w:val="false"/>
-                <w:u w:val="none"/>
-                <w:sz w:val="22"/>
-                <w:szCs w:val="22"/>
-                <w:color w:val="000000"/>
-              </w:rPr>
-              <w:t xml:space="preserve">0.092</w:t>
+              <w:t xml:space="preserve">2.45</w:t>
+            </w:r>
+          </w:p>
+        </w:tc>
+        <w:tc>
+          <w:tcPr>
+            <w:tcBorders>
+              <w:bottom w:val="none" w:sz="0" w:space="0" w:color="000000"/>
+              <w:top w:val="none" w:sz="0" w:space="0" w:color="000000"/>
+              <w:left w:val="none" w:sz="0" w:space="0" w:color="000000"/>
+              <w:right w:val="none" w:sz="0" w:space="0" w:color="000000"/>
+            </w:tcBorders>
+            <w:shd w:val="clear" w:color="auto" w:fill="FFFFFF"/>
+            <w:tcMar>
+              <w:top w:w="0" w:type="dxa"/>
+              <w:bottom w:w="0" w:type="dxa"/>
+              <w:left w:w="0" w:type="dxa"/>
+              <w:right w:w="0" w:type="dxa"/>
+            </w:tcMar>
+            <w:vAlign w:val="top"/>
+          </w:tcPr>
+          <w:p>
+            <w:pPr>
+              <w:pStyle w:val="Normal"/>
+              <w:jc w:val="center"/>
+              <w:pBdr>
+                <w:bottom w:val="none" w:sz="0" w:space="0" w:color="000000"/>
+                <w:top w:val="none" w:sz="0" w:space="0" w:color="000000"/>
+                <w:left w:val="none" w:sz="0" w:space="0" w:color="000000"/>
+                <w:right w:val="none" w:sz="0" w:space="0" w:color="000000"/>
+              </w:pBdr>
+              <w:spacing w:after="100" w:before="100" w:line="240"/>
+              <w:ind w:left="100" w:right="100" w:firstLine="0" w:firstLineChars="0"/>
+              <w:rPr>
+                <w:rFonts w:ascii="Helvetica" w:hAnsi="Helvetica" w:eastAsia="Helvetica" w:cs="Helvetica"/>
+                <w:i w:val="false"/>
+                <w:b w:val="false"/>
+                <w:u w:val="none"/>
+                <w:sz w:val="22"/>
+                <w:szCs w:val="22"/>
+                <w:color w:val="000000"/>
+              </w:rPr>
+            </w:pPr>
+            <w:r>
+              <w:rPr>
+                <w:rFonts w:ascii="Helvetica" w:hAnsi="Helvetica" w:eastAsia="Helvetica" w:cs="Helvetica"/>
+                <w:i w:val="false"/>
+                <w:b w:val="false"/>
+                <w:u w:val="none"/>
+                <w:sz w:val="22"/>
+                <w:szCs w:val="22"/>
+                <w:color w:val="000000"/>
+              </w:rPr>
+              <w:t xml:space="preserve">0.88, 6.85</w:t>
+            </w:r>
+          </w:p>
+        </w:tc>
+        <w:tc>
+          <w:tcPr>
+            <w:tcBorders>
+              <w:bottom w:val="none" w:sz="0" w:space="0" w:color="000000"/>
+              <w:top w:val="none" w:sz="0" w:space="0" w:color="000000"/>
+              <w:left w:val="none" w:sz="0" w:space="0" w:color="000000"/>
+              <w:right w:val="none" w:sz="0" w:space="0" w:color="000000"/>
+            </w:tcBorders>
+            <w:shd w:val="clear" w:color="auto" w:fill="FFFFFF"/>
+            <w:tcMar>
+              <w:top w:w="0" w:type="dxa"/>
+              <w:bottom w:w="0" w:type="dxa"/>
+              <w:left w:w="0" w:type="dxa"/>
+              <w:right w:w="0" w:type="dxa"/>
+            </w:tcMar>
+            <w:vAlign w:val="top"/>
+          </w:tcPr>
+          <w:p>
+            <w:pPr>
+              <w:pStyle w:val="Normal"/>
+              <w:jc w:val="center"/>
+              <w:pBdr>
+                <w:bottom w:val="none" w:sz="0" w:space="0" w:color="000000"/>
+                <w:top w:val="none" w:sz="0" w:space="0" w:color="000000"/>
+                <w:left w:val="none" w:sz="0" w:space="0" w:color="000000"/>
+                <w:right w:val="none" w:sz="0" w:space="0" w:color="000000"/>
+              </w:pBdr>
+              <w:spacing w:after="100" w:before="100" w:line="240"/>
+              <w:ind w:left="100" w:right="100" w:firstLine="0" w:firstLineChars="0"/>
+              <w:rPr>
+                <w:rFonts w:ascii="Helvetica" w:hAnsi="Helvetica" w:eastAsia="Helvetica" w:cs="Helvetica"/>
+                <w:i w:val="false"/>
+                <w:b w:val="false"/>
+                <w:u w:val="none"/>
+                <w:sz w:val="22"/>
+                <w:szCs w:val="22"/>
+                <w:color w:val="000000"/>
+              </w:rPr>
+            </w:pPr>
+            <w:r>
+              <w:rPr>
+                <w:rFonts w:ascii="Helvetica" w:hAnsi="Helvetica" w:eastAsia="Helvetica" w:cs="Helvetica"/>
+                <w:i w:val="false"/>
+                <w:b w:val="false"/>
+                <w:u w:val="none"/>
+                <w:sz w:val="22"/>
+                <w:szCs w:val="22"/>
+                <w:color w:val="000000"/>
+              </w:rPr>
+              <w:t xml:space="preserve">0.088</w:t>
             </w:r>
           </w:p>
         </w:tc>
@@ -14627,113 +14627,113 @@
                 <w:szCs w:val="22"/>
                 <w:color w:val="000000"/>
               </w:rPr>
-              <w:t xml:space="preserve">0.83</w:t>
-            </w:r>
-          </w:p>
-        </w:tc>
-        <w:tc>
-          <w:tcPr>
-            <w:tcBorders>
-              <w:bottom w:val="none" w:sz="0" w:space="0" w:color="000000"/>
-              <w:top w:val="none" w:sz="0" w:space="0" w:color="000000"/>
-              <w:left w:val="none" w:sz="0" w:space="0" w:color="000000"/>
-              <w:right w:val="none" w:sz="0" w:space="0" w:color="000000"/>
-            </w:tcBorders>
-            <w:shd w:val="clear" w:color="auto" w:fill="FFFFFF"/>
-            <w:tcMar>
-              <w:top w:w="0" w:type="dxa"/>
-              <w:bottom w:w="0" w:type="dxa"/>
-              <w:left w:w="0" w:type="dxa"/>
-              <w:right w:w="0" w:type="dxa"/>
-            </w:tcMar>
-            <w:vAlign w:val="top"/>
-          </w:tcPr>
-          <w:p>
-            <w:pPr>
-              <w:pStyle w:val="Normal"/>
-              <w:jc w:val="center"/>
-              <w:pBdr>
-                <w:bottom w:val="none" w:sz="0" w:space="0" w:color="000000"/>
-                <w:top w:val="none" w:sz="0" w:space="0" w:color="000000"/>
-                <w:left w:val="none" w:sz="0" w:space="0" w:color="000000"/>
-                <w:right w:val="none" w:sz="0" w:space="0" w:color="000000"/>
-              </w:pBdr>
-              <w:spacing w:after="100" w:before="100" w:line="240"/>
-              <w:ind w:left="100" w:right="100" w:firstLine="0" w:firstLineChars="0"/>
-              <w:rPr>
-                <w:rFonts w:ascii="Helvetica" w:hAnsi="Helvetica" w:eastAsia="Helvetica" w:cs="Helvetica"/>
-                <w:i w:val="false"/>
-                <w:b w:val="false"/>
-                <w:u w:val="none"/>
-                <w:sz w:val="22"/>
-                <w:szCs w:val="22"/>
-                <w:color w:val="000000"/>
-              </w:rPr>
-            </w:pPr>
-            <w:r>
-              <w:rPr>
-                <w:rFonts w:ascii="Helvetica" w:hAnsi="Helvetica" w:eastAsia="Helvetica" w:cs="Helvetica"/>
-                <w:i w:val="false"/>
-                <w:b w:val="false"/>
-                <w:u w:val="none"/>
-                <w:sz w:val="22"/>
-                <w:szCs w:val="22"/>
-                <w:color w:val="000000"/>
-              </w:rPr>
-              <w:t xml:space="preserve">0.33, 2.10</w:t>
-            </w:r>
-          </w:p>
-        </w:tc>
-        <w:tc>
-          <w:tcPr>
-            <w:tcBorders>
-              <w:bottom w:val="none" w:sz="0" w:space="0" w:color="000000"/>
-              <w:top w:val="none" w:sz="0" w:space="0" w:color="000000"/>
-              <w:left w:val="none" w:sz="0" w:space="0" w:color="000000"/>
-              <w:right w:val="none" w:sz="0" w:space="0" w:color="000000"/>
-            </w:tcBorders>
-            <w:shd w:val="clear" w:color="auto" w:fill="FFFFFF"/>
-            <w:tcMar>
-              <w:top w:w="0" w:type="dxa"/>
-              <w:bottom w:w="0" w:type="dxa"/>
-              <w:left w:w="0" w:type="dxa"/>
-              <w:right w:w="0" w:type="dxa"/>
-            </w:tcMar>
-            <w:vAlign w:val="top"/>
-          </w:tcPr>
-          <w:p>
-            <w:pPr>
-              <w:pStyle w:val="Normal"/>
-              <w:jc w:val="center"/>
-              <w:pBdr>
-                <w:bottom w:val="none" w:sz="0" w:space="0" w:color="000000"/>
-                <w:top w:val="none" w:sz="0" w:space="0" w:color="000000"/>
-                <w:left w:val="none" w:sz="0" w:space="0" w:color="000000"/>
-                <w:right w:val="none" w:sz="0" w:space="0" w:color="000000"/>
-              </w:pBdr>
-              <w:spacing w:after="100" w:before="100" w:line="240"/>
-              <w:ind w:left="100" w:right="100" w:firstLine="0" w:firstLineChars="0"/>
-              <w:rPr>
-                <w:rFonts w:ascii="Helvetica" w:hAnsi="Helvetica" w:eastAsia="Helvetica" w:cs="Helvetica"/>
-                <w:i w:val="false"/>
-                <w:b w:val="false"/>
-                <w:u w:val="none"/>
-                <w:sz w:val="22"/>
-                <w:szCs w:val="22"/>
-                <w:color w:val="000000"/>
-              </w:rPr>
-            </w:pPr>
-            <w:r>
-              <w:rPr>
-                <w:rFonts w:ascii="Helvetica" w:hAnsi="Helvetica" w:eastAsia="Helvetica" w:cs="Helvetica"/>
-                <w:i w:val="false"/>
-                <w:b w:val="false"/>
-                <w:u w:val="none"/>
-                <w:sz w:val="22"/>
-                <w:szCs w:val="22"/>
-                <w:color w:val="000000"/>
-              </w:rPr>
-              <w:t xml:space="preserve">0.700</w:t>
+              <w:t xml:space="preserve">0.79</w:t>
+            </w:r>
+          </w:p>
+        </w:tc>
+        <w:tc>
+          <w:tcPr>
+            <w:tcBorders>
+              <w:bottom w:val="none" w:sz="0" w:space="0" w:color="000000"/>
+              <w:top w:val="none" w:sz="0" w:space="0" w:color="000000"/>
+              <w:left w:val="none" w:sz="0" w:space="0" w:color="000000"/>
+              <w:right w:val="none" w:sz="0" w:space="0" w:color="000000"/>
+            </w:tcBorders>
+            <w:shd w:val="clear" w:color="auto" w:fill="FFFFFF"/>
+            <w:tcMar>
+              <w:top w:w="0" w:type="dxa"/>
+              <w:bottom w:w="0" w:type="dxa"/>
+              <w:left w:w="0" w:type="dxa"/>
+              <w:right w:w="0" w:type="dxa"/>
+            </w:tcMar>
+            <w:vAlign w:val="top"/>
+          </w:tcPr>
+          <w:p>
+            <w:pPr>
+              <w:pStyle w:val="Normal"/>
+              <w:jc w:val="center"/>
+              <w:pBdr>
+                <w:bottom w:val="none" w:sz="0" w:space="0" w:color="000000"/>
+                <w:top w:val="none" w:sz="0" w:space="0" w:color="000000"/>
+                <w:left w:val="none" w:sz="0" w:space="0" w:color="000000"/>
+                <w:right w:val="none" w:sz="0" w:space="0" w:color="000000"/>
+              </w:pBdr>
+              <w:spacing w:after="100" w:before="100" w:line="240"/>
+              <w:ind w:left="100" w:right="100" w:firstLine="0" w:firstLineChars="0"/>
+              <w:rPr>
+                <w:rFonts w:ascii="Helvetica" w:hAnsi="Helvetica" w:eastAsia="Helvetica" w:cs="Helvetica"/>
+                <w:i w:val="false"/>
+                <w:b w:val="false"/>
+                <w:u w:val="none"/>
+                <w:sz w:val="22"/>
+                <w:szCs w:val="22"/>
+                <w:color w:val="000000"/>
+              </w:rPr>
+            </w:pPr>
+            <w:r>
+              <w:rPr>
+                <w:rFonts w:ascii="Helvetica" w:hAnsi="Helvetica" w:eastAsia="Helvetica" w:cs="Helvetica"/>
+                <w:i w:val="false"/>
+                <w:b w:val="false"/>
+                <w:u w:val="none"/>
+                <w:sz w:val="22"/>
+                <w:szCs w:val="22"/>
+                <w:color w:val="000000"/>
+              </w:rPr>
+              <w:t xml:space="preserve">0.31, 1.99</w:t>
+            </w:r>
+          </w:p>
+        </w:tc>
+        <w:tc>
+          <w:tcPr>
+            <w:tcBorders>
+              <w:bottom w:val="none" w:sz="0" w:space="0" w:color="000000"/>
+              <w:top w:val="none" w:sz="0" w:space="0" w:color="000000"/>
+              <w:left w:val="none" w:sz="0" w:space="0" w:color="000000"/>
+              <w:right w:val="none" w:sz="0" w:space="0" w:color="000000"/>
+            </w:tcBorders>
+            <w:shd w:val="clear" w:color="auto" w:fill="FFFFFF"/>
+            <w:tcMar>
+              <w:top w:w="0" w:type="dxa"/>
+              <w:bottom w:w="0" w:type="dxa"/>
+              <w:left w:w="0" w:type="dxa"/>
+              <w:right w:w="0" w:type="dxa"/>
+            </w:tcMar>
+            <w:vAlign w:val="top"/>
+          </w:tcPr>
+          <w:p>
+            <w:pPr>
+              <w:pStyle w:val="Normal"/>
+              <w:jc w:val="center"/>
+              <w:pBdr>
+                <w:bottom w:val="none" w:sz="0" w:space="0" w:color="000000"/>
+                <w:top w:val="none" w:sz="0" w:space="0" w:color="000000"/>
+                <w:left w:val="none" w:sz="0" w:space="0" w:color="000000"/>
+                <w:right w:val="none" w:sz="0" w:space="0" w:color="000000"/>
+              </w:pBdr>
+              <w:spacing w:after="100" w:before="100" w:line="240"/>
+              <w:ind w:left="100" w:right="100" w:firstLine="0" w:firstLineChars="0"/>
+              <w:rPr>
+                <w:rFonts w:ascii="Helvetica" w:hAnsi="Helvetica" w:eastAsia="Helvetica" w:cs="Helvetica"/>
+                <w:i w:val="false"/>
+                <w:b w:val="false"/>
+                <w:u w:val="none"/>
+                <w:sz w:val="22"/>
+                <w:szCs w:val="22"/>
+                <w:color w:val="000000"/>
+              </w:rPr>
+            </w:pPr>
+            <w:r>
+              <w:rPr>
+                <w:rFonts w:ascii="Helvetica" w:hAnsi="Helvetica" w:eastAsia="Helvetica" w:cs="Helvetica"/>
+                <w:i w:val="false"/>
+                <w:b w:val="false"/>
+                <w:u w:val="none"/>
+                <w:sz w:val="22"/>
+                <w:szCs w:val="22"/>
+                <w:color w:val="000000"/>
+              </w:rPr>
+              <w:t xml:space="preserve">0.610</w:t>
             </w:r>
           </w:p>
         </w:tc>
@@ -15110,113 +15110,113 @@
                 <w:szCs w:val="22"/>
                 <w:color w:val="000000"/>
               </w:rPr>
-              <w:t xml:space="preserve">1.05</w:t>
-            </w:r>
-          </w:p>
-        </w:tc>
-        <w:tc>
-          <w:tcPr>
-            <w:tcBorders>
-              <w:bottom w:val="none" w:sz="0" w:space="0" w:color="000000"/>
-              <w:top w:val="none" w:sz="0" w:space="0" w:color="000000"/>
-              <w:left w:val="none" w:sz="0" w:space="0" w:color="000000"/>
-              <w:right w:val="none" w:sz="0" w:space="0" w:color="000000"/>
-            </w:tcBorders>
-            <w:shd w:val="clear" w:color="auto" w:fill="FFFFFF"/>
-            <w:tcMar>
-              <w:top w:w="0" w:type="dxa"/>
-              <w:bottom w:w="0" w:type="dxa"/>
-              <w:left w:w="0" w:type="dxa"/>
-              <w:right w:w="0" w:type="dxa"/>
-            </w:tcMar>
-            <w:vAlign w:val="top"/>
-          </w:tcPr>
-          <w:p>
-            <w:pPr>
-              <w:pStyle w:val="Normal"/>
-              <w:jc w:val="center"/>
-              <w:pBdr>
-                <w:bottom w:val="none" w:sz="0" w:space="0" w:color="000000"/>
-                <w:top w:val="none" w:sz="0" w:space="0" w:color="000000"/>
-                <w:left w:val="none" w:sz="0" w:space="0" w:color="000000"/>
-                <w:right w:val="none" w:sz="0" w:space="0" w:color="000000"/>
-              </w:pBdr>
-              <w:spacing w:after="100" w:before="100" w:line="240"/>
-              <w:ind w:left="100" w:right="100" w:firstLine="0" w:firstLineChars="0"/>
-              <w:rPr>
-                <w:rFonts w:ascii="Helvetica" w:hAnsi="Helvetica" w:eastAsia="Helvetica" w:cs="Helvetica"/>
-                <w:i w:val="false"/>
-                <w:b w:val="false"/>
-                <w:u w:val="none"/>
-                <w:sz w:val="22"/>
-                <w:szCs w:val="22"/>
-                <w:color w:val="000000"/>
-              </w:rPr>
-            </w:pPr>
-            <w:r>
-              <w:rPr>
-                <w:rFonts w:ascii="Helvetica" w:hAnsi="Helvetica" w:eastAsia="Helvetica" w:cs="Helvetica"/>
-                <w:i w:val="false"/>
-                <w:b w:val="false"/>
-                <w:u w:val="none"/>
-                <w:sz w:val="22"/>
-                <w:szCs w:val="22"/>
-                <w:color w:val="000000"/>
-              </w:rPr>
-              <w:t xml:space="preserve">0.59, 1.86</w:t>
-            </w:r>
-          </w:p>
-        </w:tc>
-        <w:tc>
-          <w:tcPr>
-            <w:tcBorders>
-              <w:bottom w:val="none" w:sz="0" w:space="0" w:color="000000"/>
-              <w:top w:val="none" w:sz="0" w:space="0" w:color="000000"/>
-              <w:left w:val="none" w:sz="0" w:space="0" w:color="000000"/>
-              <w:right w:val="none" w:sz="0" w:space="0" w:color="000000"/>
-            </w:tcBorders>
-            <w:shd w:val="clear" w:color="auto" w:fill="FFFFFF"/>
-            <w:tcMar>
-              <w:top w:w="0" w:type="dxa"/>
-              <w:bottom w:w="0" w:type="dxa"/>
-              <w:left w:w="0" w:type="dxa"/>
-              <w:right w:w="0" w:type="dxa"/>
-            </w:tcMar>
-            <w:vAlign w:val="top"/>
-          </w:tcPr>
-          <w:p>
-            <w:pPr>
-              <w:pStyle w:val="Normal"/>
-              <w:jc w:val="center"/>
-              <w:pBdr>
-                <w:bottom w:val="none" w:sz="0" w:space="0" w:color="000000"/>
-                <w:top w:val="none" w:sz="0" w:space="0" w:color="000000"/>
-                <w:left w:val="none" w:sz="0" w:space="0" w:color="000000"/>
-                <w:right w:val="none" w:sz="0" w:space="0" w:color="000000"/>
-              </w:pBdr>
-              <w:spacing w:after="100" w:before="100" w:line="240"/>
-              <w:ind w:left="100" w:right="100" w:firstLine="0" w:firstLineChars="0"/>
-              <w:rPr>
-                <w:rFonts w:ascii="Helvetica" w:hAnsi="Helvetica" w:eastAsia="Helvetica" w:cs="Helvetica"/>
-                <w:i w:val="false"/>
-                <w:b w:val="false"/>
-                <w:u w:val="none"/>
-                <w:sz w:val="22"/>
-                <w:szCs w:val="22"/>
-                <w:color w:val="000000"/>
-              </w:rPr>
-            </w:pPr>
-            <w:r>
-              <w:rPr>
-                <w:rFonts w:ascii="Helvetica" w:hAnsi="Helvetica" w:eastAsia="Helvetica" w:cs="Helvetica"/>
-                <w:i w:val="false"/>
-                <w:b w:val="false"/>
-                <w:u w:val="none"/>
-                <w:sz w:val="22"/>
-                <w:szCs w:val="22"/>
-                <w:color w:val="000000"/>
-              </w:rPr>
-              <w:t xml:space="preserve">0.860</w:t>
+              <w:t xml:space="preserve">1.04</w:t>
+            </w:r>
+          </w:p>
+        </w:tc>
+        <w:tc>
+          <w:tcPr>
+            <w:tcBorders>
+              <w:bottom w:val="none" w:sz="0" w:space="0" w:color="000000"/>
+              <w:top w:val="none" w:sz="0" w:space="0" w:color="000000"/>
+              <w:left w:val="none" w:sz="0" w:space="0" w:color="000000"/>
+              <w:right w:val="none" w:sz="0" w:space="0" w:color="000000"/>
+            </w:tcBorders>
+            <w:shd w:val="clear" w:color="auto" w:fill="FFFFFF"/>
+            <w:tcMar>
+              <w:top w:w="0" w:type="dxa"/>
+              <w:bottom w:w="0" w:type="dxa"/>
+              <w:left w:w="0" w:type="dxa"/>
+              <w:right w:w="0" w:type="dxa"/>
+            </w:tcMar>
+            <w:vAlign w:val="top"/>
+          </w:tcPr>
+          <w:p>
+            <w:pPr>
+              <w:pStyle w:val="Normal"/>
+              <w:jc w:val="center"/>
+              <w:pBdr>
+                <w:bottom w:val="none" w:sz="0" w:space="0" w:color="000000"/>
+                <w:top w:val="none" w:sz="0" w:space="0" w:color="000000"/>
+                <w:left w:val="none" w:sz="0" w:space="0" w:color="000000"/>
+                <w:right w:val="none" w:sz="0" w:space="0" w:color="000000"/>
+              </w:pBdr>
+              <w:spacing w:after="100" w:before="100" w:line="240"/>
+              <w:ind w:left="100" w:right="100" w:firstLine="0" w:firstLineChars="0"/>
+              <w:rPr>
+                <w:rFonts w:ascii="Helvetica" w:hAnsi="Helvetica" w:eastAsia="Helvetica" w:cs="Helvetica"/>
+                <w:i w:val="false"/>
+                <w:b w:val="false"/>
+                <w:u w:val="none"/>
+                <w:sz w:val="22"/>
+                <w:szCs w:val="22"/>
+                <w:color w:val="000000"/>
+              </w:rPr>
+            </w:pPr>
+            <w:r>
+              <w:rPr>
+                <w:rFonts w:ascii="Helvetica" w:hAnsi="Helvetica" w:eastAsia="Helvetica" w:cs="Helvetica"/>
+                <w:i w:val="false"/>
+                <w:b w:val="false"/>
+                <w:u w:val="none"/>
+                <w:sz w:val="22"/>
+                <w:szCs w:val="22"/>
+                <w:color w:val="000000"/>
+              </w:rPr>
+              <w:t xml:space="preserve">0.58, 1.86</w:t>
+            </w:r>
+          </w:p>
+        </w:tc>
+        <w:tc>
+          <w:tcPr>
+            <w:tcBorders>
+              <w:bottom w:val="none" w:sz="0" w:space="0" w:color="000000"/>
+              <w:top w:val="none" w:sz="0" w:space="0" w:color="000000"/>
+              <w:left w:val="none" w:sz="0" w:space="0" w:color="000000"/>
+              <w:right w:val="none" w:sz="0" w:space="0" w:color="000000"/>
+            </w:tcBorders>
+            <w:shd w:val="clear" w:color="auto" w:fill="FFFFFF"/>
+            <w:tcMar>
+              <w:top w:w="0" w:type="dxa"/>
+              <w:bottom w:w="0" w:type="dxa"/>
+              <w:left w:w="0" w:type="dxa"/>
+              <w:right w:w="0" w:type="dxa"/>
+            </w:tcMar>
+            <w:vAlign w:val="top"/>
+          </w:tcPr>
+          <w:p>
+            <w:pPr>
+              <w:pStyle w:val="Normal"/>
+              <w:jc w:val="center"/>
+              <w:pBdr>
+                <w:bottom w:val="none" w:sz="0" w:space="0" w:color="000000"/>
+                <w:top w:val="none" w:sz="0" w:space="0" w:color="000000"/>
+                <w:left w:val="none" w:sz="0" w:space="0" w:color="000000"/>
+                <w:right w:val="none" w:sz="0" w:space="0" w:color="000000"/>
+              </w:pBdr>
+              <w:spacing w:after="100" w:before="100" w:line="240"/>
+              <w:ind w:left="100" w:right="100" w:firstLine="0" w:firstLineChars="0"/>
+              <w:rPr>
+                <w:rFonts w:ascii="Helvetica" w:hAnsi="Helvetica" w:eastAsia="Helvetica" w:cs="Helvetica"/>
+                <w:i w:val="false"/>
+                <w:b w:val="false"/>
+                <w:u w:val="none"/>
+                <w:sz w:val="22"/>
+                <w:szCs w:val="22"/>
+                <w:color w:val="000000"/>
+              </w:rPr>
+            </w:pPr>
+            <w:r>
+              <w:rPr>
+                <w:rFonts w:ascii="Helvetica" w:hAnsi="Helvetica" w:eastAsia="Helvetica" w:cs="Helvetica"/>
+                <w:i w:val="false"/>
+                <w:b w:val="false"/>
+                <w:u w:val="none"/>
+                <w:sz w:val="22"/>
+                <w:szCs w:val="22"/>
+                <w:color w:val="000000"/>
+              </w:rPr>
+              <w:t xml:space="preserve">0.890</w:t>
             </w:r>
           </w:p>
         </w:tc>
@@ -15699,7 +15699,7 @@
                 <w:szCs w:val="22"/>
                 <w:color w:val="000000"/>
               </w:rPr>
-              <w:t xml:space="preserve">0.210</w:t>
+              <w:t xml:space="preserve">0.230</w:t>
             </w:r>
           </w:p>
         </w:tc>
@@ -16129,543 +16129,60 @@
                 <w:szCs w:val="22"/>
                 <w:color w:val="000000"/>
               </w:rPr>
-              <w:t xml:space="preserve">0.49, 1.25</w:t>
-            </w:r>
-          </w:p>
-        </w:tc>
-        <w:tc>
-          <w:tcPr>
-            <w:tcBorders>
-              <w:bottom w:val="none" w:sz="0" w:space="0" w:color="000000"/>
-              <w:top w:val="none" w:sz="0" w:space="0" w:color="000000"/>
-              <w:left w:val="none" w:sz="0" w:space="0" w:color="000000"/>
-              <w:right w:val="none" w:sz="0" w:space="0" w:color="000000"/>
-            </w:tcBorders>
-            <w:shd w:val="clear" w:color="auto" w:fill="FFFFFF"/>
-            <w:tcMar>
-              <w:top w:w="0" w:type="dxa"/>
-              <w:bottom w:w="0" w:type="dxa"/>
-              <w:left w:w="0" w:type="dxa"/>
-              <w:right w:w="0" w:type="dxa"/>
-            </w:tcMar>
-            <w:vAlign w:val="top"/>
-          </w:tcPr>
-          <w:p>
-            <w:pPr>
-              <w:pStyle w:val="Normal"/>
-              <w:jc w:val="center"/>
-              <w:pBdr>
-                <w:bottom w:val="none" w:sz="0" w:space="0" w:color="000000"/>
-                <w:top w:val="none" w:sz="0" w:space="0" w:color="000000"/>
-                <w:left w:val="none" w:sz="0" w:space="0" w:color="000000"/>
-                <w:right w:val="none" w:sz="0" w:space="0" w:color="000000"/>
-              </w:pBdr>
-              <w:spacing w:after="100" w:before="100" w:line="240"/>
-              <w:ind w:left="100" w:right="100" w:firstLine="0" w:firstLineChars="0"/>
-              <w:rPr>
-                <w:rFonts w:ascii="Helvetica" w:hAnsi="Helvetica" w:eastAsia="Helvetica" w:cs="Helvetica"/>
-                <w:i w:val="false"/>
-                <w:b w:val="false"/>
-                <w:u w:val="none"/>
-                <w:sz w:val="22"/>
-                <w:szCs w:val="22"/>
-                <w:color w:val="000000"/>
-              </w:rPr>
-            </w:pPr>
-            <w:r>
-              <w:rPr>
-                <w:rFonts w:ascii="Helvetica" w:hAnsi="Helvetica" w:eastAsia="Helvetica" w:cs="Helvetica"/>
-                <w:i w:val="false"/>
-                <w:b w:val="false"/>
-                <w:u w:val="none"/>
-                <w:sz w:val="22"/>
-                <w:szCs w:val="22"/>
-                <w:color w:val="000000"/>
-              </w:rPr>
-              <w:t xml:space="preserve">0.310</w:t>
-            </w:r>
-          </w:p>
-        </w:tc>
-      </w:tr>
-      <w:tr>
-        <w:trPr>
-          <w:trHeight w:val="598" w:hRule="auto"/>
-        </w:trPr>
-        body33
-        <w:tc>
-          <w:tcPr>
-            <w:tcBorders>
-              <w:bottom w:val="none" w:sz="0" w:space="0" w:color="000000"/>
-              <w:top w:val="none" w:sz="0" w:space="0" w:color="000000"/>
-              <w:left w:val="none" w:sz="0" w:space="0" w:color="000000"/>
-              <w:right w:val="none" w:sz="0" w:space="0" w:color="000000"/>
-            </w:tcBorders>
-            <w:shd w:val="clear" w:color="auto" w:fill="FFFFFF"/>
-            <w:tcMar>
-              <w:top w:w="0" w:type="dxa"/>
-              <w:bottom w:w="0" w:type="dxa"/>
-              <w:left w:w="0" w:type="dxa"/>
-              <w:right w:w="0" w:type="dxa"/>
-            </w:tcMar>
-            <w:vAlign w:val="top"/>
-          </w:tcPr>
-          <w:p>
-            <w:pPr>
-              <w:pStyle w:val="Normal"/>
-              <w:jc w:val="left"/>
-              <w:pBdr>
-                <w:bottom w:val="none" w:sz="0" w:space="0" w:color="000000"/>
-                <w:top w:val="none" w:sz="0" w:space="0" w:color="000000"/>
-                <w:left w:val="none" w:sz="0" w:space="0" w:color="000000"/>
-                <w:right w:val="none" w:sz="0" w:space="0" w:color="000000"/>
-              </w:pBdr>
-              <w:spacing w:after="100" w:before="100" w:line="240"/>
-              <w:ind w:left="100" w:right="100" w:firstLine="0" w:firstLineChars="0"/>
-              <w:rPr>
-                <w:rFonts w:ascii="Helvetica" w:hAnsi="Helvetica" w:eastAsia="Helvetica" w:cs="Helvetica"/>
-                <w:i w:val="false"/>
-                <w:b w:val="false"/>
-                <w:u w:val="none"/>
-                <w:sz w:val="22"/>
-                <w:szCs w:val="22"/>
-                <w:color w:val="000000"/>
-              </w:rPr>
-            </w:pPr>
-            <w:r>
-              <w:rPr>
-                <w:rFonts w:ascii="Helvetica" w:hAnsi="Helvetica" w:eastAsia="Helvetica" w:cs="Helvetica"/>
-                <w:i w:val="false"/>
-                <w:b w:val="false"/>
-                <w:u w:val="none"/>
-                <w:sz w:val="22"/>
-                <w:szCs w:val="22"/>
-                <w:color w:val="000000"/>
-              </w:rPr>
-              <w:t xml:space="preserve">steroids</w:t>
-            </w:r>
-          </w:p>
-        </w:tc>
-        <w:tc>
-          <w:tcPr>
-            <w:tcBorders>
-              <w:bottom w:val="none" w:sz="0" w:space="0" w:color="000000"/>
-              <w:top w:val="none" w:sz="0" w:space="0" w:color="000000"/>
-              <w:left w:val="none" w:sz="0" w:space="0" w:color="000000"/>
-              <w:right w:val="none" w:sz="0" w:space="0" w:color="000000"/>
-            </w:tcBorders>
-            <w:shd w:val="clear" w:color="auto" w:fill="FFFFFF"/>
-            <w:tcMar>
-              <w:top w:w="0" w:type="dxa"/>
-              <w:bottom w:w="0" w:type="dxa"/>
-              <w:left w:w="0" w:type="dxa"/>
-              <w:right w:w="0" w:type="dxa"/>
-            </w:tcMar>
-            <w:vAlign w:val="top"/>
-          </w:tcPr>
-          <w:p>
-            <w:pPr>
-              <w:pStyle w:val="Normal"/>
-              <w:jc w:val="center"/>
-              <w:pBdr>
-                <w:bottom w:val="none" w:sz="0" w:space="0" w:color="000000"/>
-                <w:top w:val="none" w:sz="0" w:space="0" w:color="000000"/>
-                <w:left w:val="none" w:sz="0" w:space="0" w:color="000000"/>
-                <w:right w:val="none" w:sz="0" w:space="0" w:color="000000"/>
-              </w:pBdr>
-              <w:spacing w:after="100" w:before="100" w:line="240"/>
-              <w:ind w:left="100" w:right="100" w:firstLine="0" w:firstLineChars="0"/>
-              <w:rPr>
-                <w:rFonts w:ascii="Helvetica" w:hAnsi="Helvetica" w:eastAsia="Helvetica" w:cs="Helvetica"/>
-                <w:i w:val="false"/>
-                <w:b w:val="false"/>
-                <w:u w:val="none"/>
-                <w:sz w:val="22"/>
-                <w:szCs w:val="22"/>
-                <w:color w:val="000000"/>
-              </w:rPr>
-            </w:pPr>
-            <w:r>
-              <w:rPr>
-                <w:rFonts w:ascii="Helvetica" w:hAnsi="Helvetica" w:eastAsia="Helvetica" w:cs="Helvetica"/>
-                <w:i w:val="false"/>
-                <w:b w:val="false"/>
-                <w:u w:val="none"/>
-                <w:sz w:val="22"/>
-                <w:szCs w:val="22"/>
-                <w:color w:val="000000"/>
-              </w:rPr>
-              <w:t xml:space="preserve">943</w:t>
-            </w:r>
-          </w:p>
-        </w:tc>
-        <w:tc>
-          <w:tcPr>
-            <w:tcBorders>
-              <w:bottom w:val="none" w:sz="0" w:space="0" w:color="000000"/>
-              <w:top w:val="none" w:sz="0" w:space="0" w:color="000000"/>
-              <w:left w:val="none" w:sz="0" w:space="0" w:color="000000"/>
-              <w:right w:val="none" w:sz="0" w:space="0" w:color="000000"/>
-            </w:tcBorders>
-            <w:shd w:val="clear" w:color="auto" w:fill="FFFFFF"/>
-            <w:tcMar>
-              <w:top w:w="0" w:type="dxa"/>
-              <w:bottom w:w="0" w:type="dxa"/>
-              <w:left w:w="0" w:type="dxa"/>
-              <w:right w:w="0" w:type="dxa"/>
-            </w:tcMar>
-            <w:vAlign w:val="top"/>
-          </w:tcPr>
-          <w:p>
-            <w:pPr>
-              <w:pStyle w:val="Normal"/>
-              <w:jc w:val="center"/>
-              <w:pBdr>
-                <w:bottom w:val="none" w:sz="0" w:space="0" w:color="000000"/>
-                <w:top w:val="none" w:sz="0" w:space="0" w:color="000000"/>
-                <w:left w:val="none" w:sz="0" w:space="0" w:color="000000"/>
-                <w:right w:val="none" w:sz="0" w:space="0" w:color="000000"/>
-              </w:pBdr>
-              <w:spacing w:after="100" w:before="100" w:line="240"/>
-              <w:ind w:left="100" w:right="100" w:firstLine="0" w:firstLineChars="0"/>
-              <w:rPr>
-                <w:rFonts w:ascii="Helvetica" w:hAnsi="Helvetica" w:eastAsia="Helvetica" w:cs="Helvetica"/>
-                <w:i w:val="false"/>
-                <w:b w:val="false"/>
-                <w:u w:val="none"/>
-                <w:sz w:val="22"/>
-                <w:szCs w:val="22"/>
-                <w:color w:val="000000"/>
-              </w:rPr>
-            </w:pPr>
-            <w:r>
-              <w:rPr>
-                <w:rFonts w:ascii="Helvetica" w:hAnsi="Helvetica" w:eastAsia="Helvetica" w:cs="Helvetica"/>
-                <w:i w:val="false"/>
-                <w:b w:val="false"/>
-                <w:u w:val="none"/>
-                <w:sz w:val="22"/>
-                <w:szCs w:val="22"/>
-                <w:color w:val="000000"/>
-              </w:rPr>
-              <w:t xml:space="preserve">3.52</w:t>
-            </w:r>
-          </w:p>
-        </w:tc>
-        <w:tc>
-          <w:tcPr>
-            <w:tcBorders>
-              <w:bottom w:val="none" w:sz="0" w:space="0" w:color="000000"/>
-              <w:top w:val="none" w:sz="0" w:space="0" w:color="000000"/>
-              <w:left w:val="none" w:sz="0" w:space="0" w:color="000000"/>
-              <w:right w:val="none" w:sz="0" w:space="0" w:color="000000"/>
-            </w:tcBorders>
-            <w:shd w:val="clear" w:color="auto" w:fill="FFFFFF"/>
-            <w:tcMar>
-              <w:top w:w="0" w:type="dxa"/>
-              <w:bottom w:w="0" w:type="dxa"/>
-              <w:left w:w="0" w:type="dxa"/>
-              <w:right w:w="0" w:type="dxa"/>
-            </w:tcMar>
-            <w:vAlign w:val="top"/>
-          </w:tcPr>
-          <w:p>
-            <w:pPr>
-              <w:pStyle w:val="Normal"/>
-              <w:jc w:val="center"/>
-              <w:pBdr>
-                <w:bottom w:val="none" w:sz="0" w:space="0" w:color="000000"/>
-                <w:top w:val="none" w:sz="0" w:space="0" w:color="000000"/>
-                <w:left w:val="none" w:sz="0" w:space="0" w:color="000000"/>
-                <w:right w:val="none" w:sz="0" w:space="0" w:color="000000"/>
-              </w:pBdr>
-              <w:spacing w:after="100" w:before="100" w:line="240"/>
-              <w:ind w:left="100" w:right="100" w:firstLine="0" w:firstLineChars="0"/>
-              <w:rPr>
-                <w:rFonts w:ascii="Helvetica" w:hAnsi="Helvetica" w:eastAsia="Helvetica" w:cs="Helvetica"/>
-                <w:i w:val="false"/>
-                <w:b w:val="false"/>
-                <w:u w:val="none"/>
-                <w:sz w:val="22"/>
-                <w:szCs w:val="22"/>
-                <w:color w:val="000000"/>
-              </w:rPr>
-            </w:pPr>
-            <w:r>
-              <w:rPr>
-                <w:rFonts w:ascii="Helvetica" w:hAnsi="Helvetica" w:eastAsia="Helvetica" w:cs="Helvetica"/>
-                <w:i w:val="false"/>
-                <w:b w:val="false"/>
-                <w:u w:val="none"/>
-                <w:sz w:val="22"/>
-                <w:szCs w:val="22"/>
-                <w:color w:val="000000"/>
-              </w:rPr>
-              <w:t xml:space="preserve">0.48, 25.9</w:t>
-            </w:r>
-          </w:p>
-        </w:tc>
-        <w:tc>
-          <w:tcPr>
-            <w:tcBorders>
-              <w:bottom w:val="none" w:sz="0" w:space="0" w:color="000000"/>
-              <w:top w:val="none" w:sz="0" w:space="0" w:color="000000"/>
-              <w:left w:val="none" w:sz="0" w:space="0" w:color="000000"/>
-              <w:right w:val="none" w:sz="0" w:space="0" w:color="000000"/>
-            </w:tcBorders>
-            <w:shd w:val="clear" w:color="auto" w:fill="FFFFFF"/>
-            <w:tcMar>
-              <w:top w:w="0" w:type="dxa"/>
-              <w:bottom w:w="0" w:type="dxa"/>
-              <w:left w:w="0" w:type="dxa"/>
-              <w:right w:w="0" w:type="dxa"/>
-            </w:tcMar>
-            <w:vAlign w:val="top"/>
-          </w:tcPr>
-          <w:p>
-            <w:pPr>
-              <w:pStyle w:val="Normal"/>
-              <w:jc w:val="center"/>
-              <w:pBdr>
-                <w:bottom w:val="none" w:sz="0" w:space="0" w:color="000000"/>
-                <w:top w:val="none" w:sz="0" w:space="0" w:color="000000"/>
-                <w:left w:val="none" w:sz="0" w:space="0" w:color="000000"/>
-                <w:right w:val="none" w:sz="0" w:space="0" w:color="000000"/>
-              </w:pBdr>
-              <w:spacing w:after="100" w:before="100" w:line="240"/>
-              <w:ind w:left="100" w:right="100" w:firstLine="0" w:firstLineChars="0"/>
-              <w:rPr>
-                <w:rFonts w:ascii="Helvetica" w:hAnsi="Helvetica" w:eastAsia="Helvetica" w:cs="Helvetica"/>
-                <w:i w:val="false"/>
-                <w:b w:val="false"/>
-                <w:u w:val="none"/>
-                <w:sz w:val="22"/>
-                <w:szCs w:val="22"/>
-                <w:color w:val="000000"/>
-              </w:rPr>
-            </w:pPr>
-            <w:r>
-              <w:rPr>
-                <w:rFonts w:ascii="Helvetica" w:hAnsi="Helvetica" w:eastAsia="Helvetica" w:cs="Helvetica"/>
-                <w:i w:val="false"/>
-                <w:b w:val="false"/>
-                <w:u w:val="none"/>
-                <w:sz w:val="22"/>
-                <w:szCs w:val="22"/>
-                <w:color w:val="000000"/>
-              </w:rPr>
-              <w:t xml:space="preserve">0.220</w:t>
-            </w:r>
-          </w:p>
-        </w:tc>
-        <w:tc>
-          <w:tcPr>
-            <w:tcBorders>
-              <w:bottom w:val="none" w:sz="0" w:space="0" w:color="000000"/>
-              <w:top w:val="none" w:sz="0" w:space="0" w:color="000000"/>
-              <w:left w:val="none" w:sz="0" w:space="0" w:color="000000"/>
-              <w:right w:val="none" w:sz="0" w:space="0" w:color="000000"/>
-            </w:tcBorders>
-            <w:shd w:val="clear" w:color="auto" w:fill="FFFFFF"/>
-            <w:tcMar>
-              <w:top w:w="0" w:type="dxa"/>
-              <w:bottom w:w="0" w:type="dxa"/>
-              <w:left w:w="0" w:type="dxa"/>
-              <w:right w:w="0" w:type="dxa"/>
-            </w:tcMar>
-            <w:vAlign w:val="top"/>
-          </w:tcPr>
-          <w:p>
-            <w:pPr>
-              <w:pStyle w:val="Normal"/>
-              <w:jc w:val="center"/>
-              <w:pBdr>
-                <w:bottom w:val="none" w:sz="0" w:space="0" w:color="000000"/>
-                <w:top w:val="none" w:sz="0" w:space="0" w:color="000000"/>
-                <w:left w:val="none" w:sz="0" w:space="0" w:color="000000"/>
-                <w:right w:val="none" w:sz="0" w:space="0" w:color="000000"/>
-              </w:pBdr>
-              <w:spacing w:after="100" w:before="100" w:line="240"/>
-              <w:ind w:left="100" w:right="100" w:firstLine="0" w:firstLineChars="0"/>
-              <w:rPr>
-                <w:rFonts w:ascii="Helvetica" w:hAnsi="Helvetica" w:eastAsia="Helvetica" w:cs="Helvetica"/>
-                <w:i w:val="false"/>
-                <w:b w:val="false"/>
-                <w:u w:val="none"/>
-                <w:sz w:val="22"/>
-                <w:szCs w:val="22"/>
-                <w:color w:val="000000"/>
-              </w:rPr>
-            </w:pPr>
-            <w:r>
-              <w:rPr>
-                <w:rFonts w:ascii="Helvetica" w:hAnsi="Helvetica" w:eastAsia="Helvetica" w:cs="Helvetica"/>
-                <w:i w:val="false"/>
-                <w:b w:val="false"/>
-                <w:u w:val="none"/>
-                <w:sz w:val="22"/>
-                <w:szCs w:val="22"/>
-                <w:color w:val="000000"/>
-              </w:rPr>
-              <w:t xml:space="preserve">943</w:t>
-            </w:r>
-          </w:p>
-        </w:tc>
-        <w:tc>
-          <w:tcPr>
-            <w:tcBorders>
-              <w:bottom w:val="none" w:sz="0" w:space="0" w:color="000000"/>
-              <w:top w:val="none" w:sz="0" w:space="0" w:color="000000"/>
-              <w:left w:val="none" w:sz="0" w:space="0" w:color="000000"/>
-              <w:right w:val="none" w:sz="0" w:space="0" w:color="000000"/>
-            </w:tcBorders>
-            <w:shd w:val="clear" w:color="auto" w:fill="FFFFFF"/>
-            <w:tcMar>
-              <w:top w:w="0" w:type="dxa"/>
-              <w:bottom w:w="0" w:type="dxa"/>
-              <w:left w:w="0" w:type="dxa"/>
-              <w:right w:w="0" w:type="dxa"/>
-            </w:tcMar>
-            <w:vAlign w:val="top"/>
-          </w:tcPr>
-          <w:p>
-            <w:pPr>
-              <w:pStyle w:val="Normal"/>
-              <w:jc w:val="center"/>
-              <w:pBdr>
-                <w:bottom w:val="none" w:sz="0" w:space="0" w:color="000000"/>
-                <w:top w:val="none" w:sz="0" w:space="0" w:color="000000"/>
-                <w:left w:val="none" w:sz="0" w:space="0" w:color="000000"/>
-                <w:right w:val="none" w:sz="0" w:space="0" w:color="000000"/>
-              </w:pBdr>
-              <w:spacing w:after="100" w:before="100" w:line="240"/>
-              <w:ind w:left="100" w:right="100" w:firstLine="0" w:firstLineChars="0"/>
-              <w:rPr>
-                <w:rFonts w:ascii="Helvetica" w:hAnsi="Helvetica" w:eastAsia="Helvetica" w:cs="Helvetica"/>
-                <w:i w:val="false"/>
-                <w:b w:val="false"/>
-                <w:u w:val="none"/>
-                <w:sz w:val="22"/>
-                <w:szCs w:val="22"/>
-                <w:color w:val="000000"/>
-              </w:rPr>
-            </w:pPr>
-            <w:r>
-              <w:rPr>
-                <w:rFonts w:ascii="Helvetica" w:hAnsi="Helvetica" w:eastAsia="Helvetica" w:cs="Helvetica"/>
-                <w:i w:val="false"/>
-                <w:b w:val="false"/>
-                <w:u w:val="none"/>
-                <w:sz w:val="22"/>
-                <w:szCs w:val="22"/>
-                <w:color w:val="000000"/>
-              </w:rPr>
-              <w:t xml:space="preserve">4.52</w:t>
-            </w:r>
-          </w:p>
-        </w:tc>
-        <w:tc>
-          <w:tcPr>
-            <w:tcBorders>
-              <w:bottom w:val="none" w:sz="0" w:space="0" w:color="000000"/>
-              <w:top w:val="none" w:sz="0" w:space="0" w:color="000000"/>
-              <w:left w:val="none" w:sz="0" w:space="0" w:color="000000"/>
-              <w:right w:val="none" w:sz="0" w:space="0" w:color="000000"/>
-            </w:tcBorders>
-            <w:shd w:val="clear" w:color="auto" w:fill="FFFFFF"/>
-            <w:tcMar>
-              <w:top w:w="0" w:type="dxa"/>
-              <w:bottom w:w="0" w:type="dxa"/>
-              <w:left w:w="0" w:type="dxa"/>
-              <w:right w:w="0" w:type="dxa"/>
-            </w:tcMar>
-            <w:vAlign w:val="top"/>
-          </w:tcPr>
-          <w:p>
-            <w:pPr>
-              <w:pStyle w:val="Normal"/>
-              <w:jc w:val="center"/>
-              <w:pBdr>
-                <w:bottom w:val="none" w:sz="0" w:space="0" w:color="000000"/>
-                <w:top w:val="none" w:sz="0" w:space="0" w:color="000000"/>
-                <w:left w:val="none" w:sz="0" w:space="0" w:color="000000"/>
-                <w:right w:val="none" w:sz="0" w:space="0" w:color="000000"/>
-              </w:pBdr>
-              <w:spacing w:after="100" w:before="100" w:line="240"/>
-              <w:ind w:left="100" w:right="100" w:firstLine="0" w:firstLineChars="0"/>
-              <w:rPr>
-                <w:rFonts w:ascii="Helvetica" w:hAnsi="Helvetica" w:eastAsia="Helvetica" w:cs="Helvetica"/>
-                <w:i w:val="false"/>
-                <w:b w:val="false"/>
-                <w:u w:val="none"/>
-                <w:sz w:val="22"/>
-                <w:szCs w:val="22"/>
-                <w:color w:val="000000"/>
-              </w:rPr>
-            </w:pPr>
-            <w:r>
-              <w:rPr>
-                <w:rFonts w:ascii="Helvetica" w:hAnsi="Helvetica" w:eastAsia="Helvetica" w:cs="Helvetica"/>
-                <w:i w:val="false"/>
-                <w:b w:val="false"/>
-                <w:u w:val="none"/>
-                <w:sz w:val="22"/>
-                <w:szCs w:val="22"/>
-                <w:color w:val="000000"/>
-              </w:rPr>
-              <w:t xml:space="preserve">0.54, 37.4</w:t>
-            </w:r>
-          </w:p>
-        </w:tc>
-        <w:tc>
-          <w:tcPr>
-            <w:tcBorders>
-              <w:bottom w:val="none" w:sz="0" w:space="0" w:color="000000"/>
-              <w:top w:val="none" w:sz="0" w:space="0" w:color="000000"/>
-              <w:left w:val="none" w:sz="0" w:space="0" w:color="000000"/>
-              <w:right w:val="none" w:sz="0" w:space="0" w:color="000000"/>
-            </w:tcBorders>
-            <w:shd w:val="clear" w:color="auto" w:fill="FFFFFF"/>
-            <w:tcMar>
-              <w:top w:w="0" w:type="dxa"/>
-              <w:bottom w:w="0" w:type="dxa"/>
-              <w:left w:w="0" w:type="dxa"/>
-              <w:right w:w="0" w:type="dxa"/>
-            </w:tcMar>
-            <w:vAlign w:val="top"/>
-          </w:tcPr>
-          <w:p>
-            <w:pPr>
-              <w:pStyle w:val="Normal"/>
-              <w:jc w:val="center"/>
-              <w:pBdr>
-                <w:bottom w:val="none" w:sz="0" w:space="0" w:color="000000"/>
-                <w:top w:val="none" w:sz="0" w:space="0" w:color="000000"/>
-                <w:left w:val="none" w:sz="0" w:space="0" w:color="000000"/>
-                <w:right w:val="none" w:sz="0" w:space="0" w:color="000000"/>
-              </w:pBdr>
-              <w:spacing w:after="100" w:before="100" w:line="240"/>
-              <w:ind w:left="100" w:right="100" w:firstLine="0" w:firstLineChars="0"/>
-              <w:rPr>
-                <w:rFonts w:ascii="Helvetica" w:hAnsi="Helvetica" w:eastAsia="Helvetica" w:cs="Helvetica"/>
-                <w:i w:val="false"/>
-                <w:b w:val="false"/>
-                <w:u w:val="none"/>
-                <w:sz w:val="22"/>
-                <w:szCs w:val="22"/>
-                <w:color w:val="000000"/>
-              </w:rPr>
-            </w:pPr>
-            <w:r>
-              <w:rPr>
-                <w:rFonts w:ascii="Helvetica" w:hAnsi="Helvetica" w:eastAsia="Helvetica" w:cs="Helvetica"/>
-                <w:i w:val="false"/>
-                <w:b w:val="false"/>
-                <w:u w:val="none"/>
-                <w:sz w:val="22"/>
-                <w:szCs w:val="22"/>
-                <w:color w:val="000000"/>
-              </w:rPr>
-              <w:t xml:space="preserve">0.160</w:t>
+              <w:t xml:space="preserve">0.49, 1.26</w:t>
+            </w:r>
+          </w:p>
+        </w:tc>
+        <w:tc>
+          <w:tcPr>
+            <w:tcBorders>
+              <w:bottom w:val="none" w:sz="0" w:space="0" w:color="000000"/>
+              <w:top w:val="none" w:sz="0" w:space="0" w:color="000000"/>
+              <w:left w:val="none" w:sz="0" w:space="0" w:color="000000"/>
+              <w:right w:val="none" w:sz="0" w:space="0" w:color="000000"/>
+            </w:tcBorders>
+            <w:shd w:val="clear" w:color="auto" w:fill="FFFFFF"/>
+            <w:tcMar>
+              <w:top w:w="0" w:type="dxa"/>
+              <w:bottom w:w="0" w:type="dxa"/>
+              <w:left w:w="0" w:type="dxa"/>
+              <w:right w:w="0" w:type="dxa"/>
+            </w:tcMar>
+            <w:vAlign w:val="top"/>
+          </w:tcPr>
+          <w:p>
+            <w:pPr>
+              <w:pStyle w:val="Normal"/>
+              <w:jc w:val="center"/>
+              <w:pBdr>
+                <w:bottom w:val="none" w:sz="0" w:space="0" w:color="000000"/>
+                <w:top w:val="none" w:sz="0" w:space="0" w:color="000000"/>
+                <w:left w:val="none" w:sz="0" w:space="0" w:color="000000"/>
+                <w:right w:val="none" w:sz="0" w:space="0" w:color="000000"/>
+              </w:pBdr>
+              <w:spacing w:after="100" w:before="100" w:line="240"/>
+              <w:ind w:left="100" w:right="100" w:firstLine="0" w:firstLineChars="0"/>
+              <w:rPr>
+                <w:rFonts w:ascii="Helvetica" w:hAnsi="Helvetica" w:eastAsia="Helvetica" w:cs="Helvetica"/>
+                <w:i w:val="false"/>
+                <w:b w:val="false"/>
+                <w:u w:val="none"/>
+                <w:sz w:val="22"/>
+                <w:szCs w:val="22"/>
+                <w:color w:val="000000"/>
+              </w:rPr>
+            </w:pPr>
+            <w:r>
+              <w:rPr>
+                <w:rFonts w:ascii="Helvetica" w:hAnsi="Helvetica" w:eastAsia="Helvetica" w:cs="Helvetica"/>
+                <w:i w:val="false"/>
+                <w:b w:val="false"/>
+                <w:u w:val="none"/>
+                <w:sz w:val="22"/>
+                <w:szCs w:val="22"/>
+                <w:color w:val="000000"/>
+              </w:rPr>
+              <w:t xml:space="preserve">0.320</w:t>
             </w:r>
           </w:p>
         </w:tc>
@@ -16674,7 +16191,7 @@
         <w:trPr>
           <w:trHeight w:val="616" w:hRule="auto"/>
         </w:trPr>
-        body34
+        body33
         <w:tc>
           <w:tcPr>
             <w:tcBorders>
@@ -17042,113 +16559,113 @@
                 <w:szCs w:val="22"/>
                 <w:color w:val="000000"/>
               </w:rPr>
-              <w:t xml:space="preserve">1.05</w:t>
-            </w:r>
-          </w:p>
-        </w:tc>
-        <w:tc>
-          <w:tcPr>
-            <w:tcBorders>
-              <w:bottom w:val="none" w:sz="0" w:space="0" w:color="000000"/>
-              <w:top w:val="none" w:sz="0" w:space="0" w:color="000000"/>
-              <w:left w:val="none" w:sz="0" w:space="0" w:color="000000"/>
-              <w:right w:val="none" w:sz="0" w:space="0" w:color="000000"/>
-            </w:tcBorders>
-            <w:shd w:val="clear" w:color="auto" w:fill="FFFFFF"/>
-            <w:tcMar>
-              <w:top w:w="0" w:type="dxa"/>
-              <w:bottom w:w="0" w:type="dxa"/>
-              <w:left w:w="0" w:type="dxa"/>
-              <w:right w:w="0" w:type="dxa"/>
-            </w:tcMar>
-            <w:vAlign w:val="top"/>
-          </w:tcPr>
-          <w:p>
-            <w:pPr>
-              <w:pStyle w:val="Normal"/>
-              <w:jc w:val="center"/>
-              <w:pBdr>
-                <w:bottom w:val="none" w:sz="0" w:space="0" w:color="000000"/>
-                <w:top w:val="none" w:sz="0" w:space="0" w:color="000000"/>
-                <w:left w:val="none" w:sz="0" w:space="0" w:color="000000"/>
-                <w:right w:val="none" w:sz="0" w:space="0" w:color="000000"/>
-              </w:pBdr>
-              <w:spacing w:after="100" w:before="100" w:line="240"/>
-              <w:ind w:left="100" w:right="100" w:firstLine="0" w:firstLineChars="0"/>
-              <w:rPr>
-                <w:rFonts w:ascii="Helvetica" w:hAnsi="Helvetica" w:eastAsia="Helvetica" w:cs="Helvetica"/>
-                <w:i w:val="false"/>
-                <w:b w:val="false"/>
-                <w:u w:val="none"/>
-                <w:sz w:val="22"/>
-                <w:szCs w:val="22"/>
-                <w:color w:val="000000"/>
-              </w:rPr>
-            </w:pPr>
-            <w:r>
-              <w:rPr>
-                <w:rFonts w:ascii="Helvetica" w:hAnsi="Helvetica" w:eastAsia="Helvetica" w:cs="Helvetica"/>
-                <w:i w:val="false"/>
-                <w:b w:val="false"/>
-                <w:u w:val="none"/>
-                <w:sz w:val="22"/>
-                <w:szCs w:val="22"/>
-                <w:color w:val="000000"/>
-              </w:rPr>
-              <w:t xml:space="preserve">0.57, 1.93</w:t>
-            </w:r>
-          </w:p>
-        </w:tc>
-        <w:tc>
-          <w:tcPr>
-            <w:tcBorders>
-              <w:bottom w:val="none" w:sz="0" w:space="0" w:color="000000"/>
-              <w:top w:val="none" w:sz="0" w:space="0" w:color="000000"/>
-              <w:left w:val="none" w:sz="0" w:space="0" w:color="000000"/>
-              <w:right w:val="none" w:sz="0" w:space="0" w:color="000000"/>
-            </w:tcBorders>
-            <w:shd w:val="clear" w:color="auto" w:fill="FFFFFF"/>
-            <w:tcMar>
-              <w:top w:w="0" w:type="dxa"/>
-              <w:bottom w:w="0" w:type="dxa"/>
-              <w:left w:w="0" w:type="dxa"/>
-              <w:right w:w="0" w:type="dxa"/>
-            </w:tcMar>
-            <w:vAlign w:val="top"/>
-          </w:tcPr>
-          <w:p>
-            <w:pPr>
-              <w:pStyle w:val="Normal"/>
-              <w:jc w:val="center"/>
-              <w:pBdr>
-                <w:bottom w:val="none" w:sz="0" w:space="0" w:color="000000"/>
-                <w:top w:val="none" w:sz="0" w:space="0" w:color="000000"/>
-                <w:left w:val="none" w:sz="0" w:space="0" w:color="000000"/>
-                <w:right w:val="none" w:sz="0" w:space="0" w:color="000000"/>
-              </w:pBdr>
-              <w:spacing w:after="100" w:before="100" w:line="240"/>
-              <w:ind w:left="100" w:right="100" w:firstLine="0" w:firstLineChars="0"/>
-              <w:rPr>
-                <w:rFonts w:ascii="Helvetica" w:hAnsi="Helvetica" w:eastAsia="Helvetica" w:cs="Helvetica"/>
-                <w:i w:val="false"/>
-                <w:b w:val="false"/>
-                <w:u w:val="none"/>
-                <w:sz w:val="22"/>
-                <w:szCs w:val="22"/>
-                <w:color w:val="000000"/>
-              </w:rPr>
-            </w:pPr>
-            <w:r>
-              <w:rPr>
-                <w:rFonts w:ascii="Helvetica" w:hAnsi="Helvetica" w:eastAsia="Helvetica" w:cs="Helvetica"/>
-                <w:i w:val="false"/>
-                <w:b w:val="false"/>
-                <w:u w:val="none"/>
-                <w:sz w:val="22"/>
-                <w:szCs w:val="22"/>
-                <w:color w:val="000000"/>
-              </w:rPr>
-              <w:t xml:space="preserve">0.870</w:t>
+              <w:t xml:space="preserve">1.07</w:t>
+            </w:r>
+          </w:p>
+        </w:tc>
+        <w:tc>
+          <w:tcPr>
+            <w:tcBorders>
+              <w:bottom w:val="none" w:sz="0" w:space="0" w:color="000000"/>
+              <w:top w:val="none" w:sz="0" w:space="0" w:color="000000"/>
+              <w:left w:val="none" w:sz="0" w:space="0" w:color="000000"/>
+              <w:right w:val="none" w:sz="0" w:space="0" w:color="000000"/>
+            </w:tcBorders>
+            <w:shd w:val="clear" w:color="auto" w:fill="FFFFFF"/>
+            <w:tcMar>
+              <w:top w:w="0" w:type="dxa"/>
+              <w:bottom w:w="0" w:type="dxa"/>
+              <w:left w:w="0" w:type="dxa"/>
+              <w:right w:w="0" w:type="dxa"/>
+            </w:tcMar>
+            <w:vAlign w:val="top"/>
+          </w:tcPr>
+          <w:p>
+            <w:pPr>
+              <w:pStyle w:val="Normal"/>
+              <w:jc w:val="center"/>
+              <w:pBdr>
+                <w:bottom w:val="none" w:sz="0" w:space="0" w:color="000000"/>
+                <w:top w:val="none" w:sz="0" w:space="0" w:color="000000"/>
+                <w:left w:val="none" w:sz="0" w:space="0" w:color="000000"/>
+                <w:right w:val="none" w:sz="0" w:space="0" w:color="000000"/>
+              </w:pBdr>
+              <w:spacing w:after="100" w:before="100" w:line="240"/>
+              <w:ind w:left="100" w:right="100" w:firstLine="0" w:firstLineChars="0"/>
+              <w:rPr>
+                <w:rFonts w:ascii="Helvetica" w:hAnsi="Helvetica" w:eastAsia="Helvetica" w:cs="Helvetica"/>
+                <w:i w:val="false"/>
+                <w:b w:val="false"/>
+                <w:u w:val="none"/>
+                <w:sz w:val="22"/>
+                <w:szCs w:val="22"/>
+                <w:color w:val="000000"/>
+              </w:rPr>
+            </w:pPr>
+            <w:r>
+              <w:rPr>
+                <w:rFonts w:ascii="Helvetica" w:hAnsi="Helvetica" w:eastAsia="Helvetica" w:cs="Helvetica"/>
+                <w:i w:val="false"/>
+                <w:b w:val="false"/>
+                <w:u w:val="none"/>
+                <w:sz w:val="22"/>
+                <w:szCs w:val="22"/>
+                <w:color w:val="000000"/>
+              </w:rPr>
+              <w:t xml:space="preserve">0.59, 1.97</w:t>
+            </w:r>
+          </w:p>
+        </w:tc>
+        <w:tc>
+          <w:tcPr>
+            <w:tcBorders>
+              <w:bottom w:val="none" w:sz="0" w:space="0" w:color="000000"/>
+              <w:top w:val="none" w:sz="0" w:space="0" w:color="000000"/>
+              <w:left w:val="none" w:sz="0" w:space="0" w:color="000000"/>
+              <w:right w:val="none" w:sz="0" w:space="0" w:color="000000"/>
+            </w:tcBorders>
+            <w:shd w:val="clear" w:color="auto" w:fill="FFFFFF"/>
+            <w:tcMar>
+              <w:top w:w="0" w:type="dxa"/>
+              <w:bottom w:w="0" w:type="dxa"/>
+              <w:left w:w="0" w:type="dxa"/>
+              <w:right w:w="0" w:type="dxa"/>
+            </w:tcMar>
+            <w:vAlign w:val="top"/>
+          </w:tcPr>
+          <w:p>
+            <w:pPr>
+              <w:pStyle w:val="Normal"/>
+              <w:jc w:val="center"/>
+              <w:pBdr>
+                <w:bottom w:val="none" w:sz="0" w:space="0" w:color="000000"/>
+                <w:top w:val="none" w:sz="0" w:space="0" w:color="000000"/>
+                <w:left w:val="none" w:sz="0" w:space="0" w:color="000000"/>
+                <w:right w:val="none" w:sz="0" w:space="0" w:color="000000"/>
+              </w:pBdr>
+              <w:spacing w:after="100" w:before="100" w:line="240"/>
+              <w:ind w:left="100" w:right="100" w:firstLine="0" w:firstLineChars="0"/>
+              <w:rPr>
+                <w:rFonts w:ascii="Helvetica" w:hAnsi="Helvetica" w:eastAsia="Helvetica" w:cs="Helvetica"/>
+                <w:i w:val="false"/>
+                <w:b w:val="false"/>
+                <w:u w:val="none"/>
+                <w:sz w:val="22"/>
+                <w:szCs w:val="22"/>
+                <w:color w:val="000000"/>
+              </w:rPr>
+            </w:pPr>
+            <w:r>
+              <w:rPr>
+                <w:rFonts w:ascii="Helvetica" w:hAnsi="Helvetica" w:eastAsia="Helvetica" w:cs="Helvetica"/>
+                <w:i w:val="false"/>
+                <w:b w:val="false"/>
+                <w:u w:val="none"/>
+                <w:sz w:val="22"/>
+                <w:szCs w:val="22"/>
+                <w:color w:val="000000"/>
+              </w:rPr>
+              <w:t xml:space="preserve">0.820</w:t>
             </w:r>
           </w:p>
         </w:tc>
@@ -17157,7 +16674,7 @@
         <w:trPr>
           <w:trHeight w:val="619" w:hRule="auto"/>
         </w:trPr>
-        body35
+        body34
         <w:tc>
           <w:tcPr>
             <w:tcBorders>

--- a/docs/tables/entire/sec5_ckd_composite.docx
+++ b/docs/tables/entire/sec5_ckd_composite.docx
@@ -1103,7 +1103,7 @@
                 <w:szCs w:val="22"/>
                 <w:color w:val="000000"/>
               </w:rPr>
-              <w:t xml:space="preserve">1.06</w:t>
+              <w:t xml:space="preserve">1.16</w:t>
             </w:r>
           </w:p>
         </w:tc>
@@ -1156,7 +1156,7 @@
                 <w:szCs w:val="22"/>
                 <w:color w:val="000000"/>
               </w:rPr>
-              <w:t xml:space="preserve">0.94, 1.19</w:t>
+              <w:t xml:space="preserve">1.04, 1.30</w:t>
             </w:r>
           </w:p>
         </w:tc>
@@ -1209,7 +1209,7 @@
                 <w:szCs w:val="22"/>
                 <w:color w:val="000000"/>
               </w:rPr>
-              <w:t xml:space="preserve">0.380</w:t>
+              <w:t xml:space="preserve">0.008</w:t>
             </w:r>
           </w:p>
         </w:tc>
@@ -3035,113 +3035,113 @@
                 <w:szCs w:val="22"/>
                 <w:color w:val="000000"/>
               </w:rPr>
-              <w:t xml:space="preserve">0.95</w:t>
-            </w:r>
-          </w:p>
-        </w:tc>
-        <w:tc>
-          <w:tcPr>
-            <w:tcBorders>
-              <w:bottom w:val="none" w:sz="0" w:space="0" w:color="000000"/>
-              <w:top w:val="none" w:sz="0" w:space="0" w:color="000000"/>
-              <w:left w:val="none" w:sz="0" w:space="0" w:color="000000"/>
-              <w:right w:val="none" w:sz="0" w:space="0" w:color="000000"/>
-            </w:tcBorders>
-            <w:shd w:val="clear" w:color="auto" w:fill="FFFFFF"/>
-            <w:tcMar>
-              <w:top w:w="0" w:type="dxa"/>
-              <w:bottom w:w="0" w:type="dxa"/>
-              <w:left w:w="0" w:type="dxa"/>
-              <w:right w:w="0" w:type="dxa"/>
-            </w:tcMar>
-            <w:vAlign w:val="top"/>
-          </w:tcPr>
-          <w:p>
-            <w:pPr>
-              <w:pStyle w:val="Normal"/>
-              <w:jc w:val="center"/>
-              <w:pBdr>
-                <w:bottom w:val="none" w:sz="0" w:space="0" w:color="000000"/>
-                <w:top w:val="none" w:sz="0" w:space="0" w:color="000000"/>
-                <w:left w:val="none" w:sz="0" w:space="0" w:color="000000"/>
-                <w:right w:val="none" w:sz="0" w:space="0" w:color="000000"/>
-              </w:pBdr>
-              <w:spacing w:after="100" w:before="100" w:line="240"/>
-              <w:ind w:left="100" w:right="100" w:firstLine="0" w:firstLineChars="0"/>
-              <w:rPr>
-                <w:rFonts w:ascii="Helvetica" w:hAnsi="Helvetica" w:eastAsia="Helvetica" w:cs="Helvetica"/>
-                <w:i w:val="false"/>
-                <w:b w:val="false"/>
-                <w:u w:val="none"/>
-                <w:sz w:val="22"/>
-                <w:szCs w:val="22"/>
-                <w:color w:val="000000"/>
-              </w:rPr>
-            </w:pPr>
-            <w:r>
-              <w:rPr>
-                <w:rFonts w:ascii="Helvetica" w:hAnsi="Helvetica" w:eastAsia="Helvetica" w:cs="Helvetica"/>
-                <w:i w:val="false"/>
-                <w:b w:val="false"/>
-                <w:u w:val="none"/>
-                <w:sz w:val="22"/>
-                <w:szCs w:val="22"/>
-                <w:color w:val="000000"/>
-              </w:rPr>
-              <w:t xml:space="preserve">0.54, 1.67</w:t>
-            </w:r>
-          </w:p>
-        </w:tc>
-        <w:tc>
-          <w:tcPr>
-            <w:tcBorders>
-              <w:bottom w:val="none" w:sz="0" w:space="0" w:color="000000"/>
-              <w:top w:val="none" w:sz="0" w:space="0" w:color="000000"/>
-              <w:left w:val="none" w:sz="0" w:space="0" w:color="000000"/>
-              <w:right w:val="none" w:sz="0" w:space="0" w:color="000000"/>
-            </w:tcBorders>
-            <w:shd w:val="clear" w:color="auto" w:fill="FFFFFF"/>
-            <w:tcMar>
-              <w:top w:w="0" w:type="dxa"/>
-              <w:bottom w:w="0" w:type="dxa"/>
-              <w:left w:w="0" w:type="dxa"/>
-              <w:right w:w="0" w:type="dxa"/>
-            </w:tcMar>
-            <w:vAlign w:val="top"/>
-          </w:tcPr>
-          <w:p>
-            <w:pPr>
-              <w:pStyle w:val="Normal"/>
-              <w:jc w:val="center"/>
-              <w:pBdr>
-                <w:bottom w:val="none" w:sz="0" w:space="0" w:color="000000"/>
-                <w:top w:val="none" w:sz="0" w:space="0" w:color="000000"/>
-                <w:left w:val="none" w:sz="0" w:space="0" w:color="000000"/>
-                <w:right w:val="none" w:sz="0" w:space="0" w:color="000000"/>
-              </w:pBdr>
-              <w:spacing w:after="100" w:before="100" w:line="240"/>
-              <w:ind w:left="100" w:right="100" w:firstLine="0" w:firstLineChars="0"/>
-              <w:rPr>
-                <w:rFonts w:ascii="Helvetica" w:hAnsi="Helvetica" w:eastAsia="Helvetica" w:cs="Helvetica"/>
-                <w:i w:val="false"/>
-                <w:b w:val="false"/>
-                <w:u w:val="none"/>
-                <w:sz w:val="22"/>
-                <w:szCs w:val="22"/>
-                <w:color w:val="000000"/>
-              </w:rPr>
-            </w:pPr>
-            <w:r>
-              <w:rPr>
-                <w:rFonts w:ascii="Helvetica" w:hAnsi="Helvetica" w:eastAsia="Helvetica" w:cs="Helvetica"/>
-                <w:i w:val="false"/>
-                <w:b w:val="false"/>
-                <w:u w:val="none"/>
-                <w:sz w:val="22"/>
-                <w:szCs w:val="22"/>
-                <w:color w:val="000000"/>
-              </w:rPr>
-              <w:t xml:space="preserve">0.860</w:t>
+              <w:t xml:space="preserve">0.96</w:t>
+            </w:r>
+          </w:p>
+        </w:tc>
+        <w:tc>
+          <w:tcPr>
+            <w:tcBorders>
+              <w:bottom w:val="none" w:sz="0" w:space="0" w:color="000000"/>
+              <w:top w:val="none" w:sz="0" w:space="0" w:color="000000"/>
+              <w:left w:val="none" w:sz="0" w:space="0" w:color="000000"/>
+              <w:right w:val="none" w:sz="0" w:space="0" w:color="000000"/>
+            </w:tcBorders>
+            <w:shd w:val="clear" w:color="auto" w:fill="FFFFFF"/>
+            <w:tcMar>
+              <w:top w:w="0" w:type="dxa"/>
+              <w:bottom w:w="0" w:type="dxa"/>
+              <w:left w:w="0" w:type="dxa"/>
+              <w:right w:w="0" w:type="dxa"/>
+            </w:tcMar>
+            <w:vAlign w:val="top"/>
+          </w:tcPr>
+          <w:p>
+            <w:pPr>
+              <w:pStyle w:val="Normal"/>
+              <w:jc w:val="center"/>
+              <w:pBdr>
+                <w:bottom w:val="none" w:sz="0" w:space="0" w:color="000000"/>
+                <w:top w:val="none" w:sz="0" w:space="0" w:color="000000"/>
+                <w:left w:val="none" w:sz="0" w:space="0" w:color="000000"/>
+                <w:right w:val="none" w:sz="0" w:space="0" w:color="000000"/>
+              </w:pBdr>
+              <w:spacing w:after="100" w:before="100" w:line="240"/>
+              <w:ind w:left="100" w:right="100" w:firstLine="0" w:firstLineChars="0"/>
+              <w:rPr>
+                <w:rFonts w:ascii="Helvetica" w:hAnsi="Helvetica" w:eastAsia="Helvetica" w:cs="Helvetica"/>
+                <w:i w:val="false"/>
+                <w:b w:val="false"/>
+                <w:u w:val="none"/>
+                <w:sz w:val="22"/>
+                <w:szCs w:val="22"/>
+                <w:color w:val="000000"/>
+              </w:rPr>
+            </w:pPr>
+            <w:r>
+              <w:rPr>
+                <w:rFonts w:ascii="Helvetica" w:hAnsi="Helvetica" w:eastAsia="Helvetica" w:cs="Helvetica"/>
+                <w:i w:val="false"/>
+                <w:b w:val="false"/>
+                <w:u w:val="none"/>
+                <w:sz w:val="22"/>
+                <w:szCs w:val="22"/>
+                <w:color w:val="000000"/>
+              </w:rPr>
+              <w:t xml:space="preserve">0.54, 1.68</w:t>
+            </w:r>
+          </w:p>
+        </w:tc>
+        <w:tc>
+          <w:tcPr>
+            <w:tcBorders>
+              <w:bottom w:val="none" w:sz="0" w:space="0" w:color="000000"/>
+              <w:top w:val="none" w:sz="0" w:space="0" w:color="000000"/>
+              <w:left w:val="none" w:sz="0" w:space="0" w:color="000000"/>
+              <w:right w:val="none" w:sz="0" w:space="0" w:color="000000"/>
+            </w:tcBorders>
+            <w:shd w:val="clear" w:color="auto" w:fill="FFFFFF"/>
+            <w:tcMar>
+              <w:top w:w="0" w:type="dxa"/>
+              <w:bottom w:w="0" w:type="dxa"/>
+              <w:left w:w="0" w:type="dxa"/>
+              <w:right w:w="0" w:type="dxa"/>
+            </w:tcMar>
+            <w:vAlign w:val="top"/>
+          </w:tcPr>
+          <w:p>
+            <w:pPr>
+              <w:pStyle w:val="Normal"/>
+              <w:jc w:val="center"/>
+              <w:pBdr>
+                <w:bottom w:val="none" w:sz="0" w:space="0" w:color="000000"/>
+                <w:top w:val="none" w:sz="0" w:space="0" w:color="000000"/>
+                <w:left w:val="none" w:sz="0" w:space="0" w:color="000000"/>
+                <w:right w:val="none" w:sz="0" w:space="0" w:color="000000"/>
+              </w:pBdr>
+              <w:spacing w:after="100" w:before="100" w:line="240"/>
+              <w:ind w:left="100" w:right="100" w:firstLine="0" w:firstLineChars="0"/>
+              <w:rPr>
+                <w:rFonts w:ascii="Helvetica" w:hAnsi="Helvetica" w:eastAsia="Helvetica" w:cs="Helvetica"/>
+                <w:i w:val="false"/>
+                <w:b w:val="false"/>
+                <w:u w:val="none"/>
+                <w:sz w:val="22"/>
+                <w:szCs w:val="22"/>
+                <w:color w:val="000000"/>
+              </w:rPr>
+            </w:pPr>
+            <w:r>
+              <w:rPr>
+                <w:rFonts w:ascii="Helvetica" w:hAnsi="Helvetica" w:eastAsia="Helvetica" w:cs="Helvetica"/>
+                <w:i w:val="false"/>
+                <w:b w:val="false"/>
+                <w:u w:val="none"/>
+                <w:sz w:val="22"/>
+                <w:szCs w:val="22"/>
+                <w:color w:val="000000"/>
+              </w:rPr>
+              <w:t xml:space="preserve">0.880</w:t>
             </w:r>
           </w:p>
         </w:tc>
@@ -6416,113 +6416,113 @@
                 <w:szCs w:val="22"/>
                 <w:color w:val="000000"/>
               </w:rPr>
-              <w:t xml:space="preserve">1.41</w:t>
-            </w:r>
-          </w:p>
-        </w:tc>
-        <w:tc>
-          <w:tcPr>
-            <w:tcBorders>
-              <w:bottom w:val="none" w:sz="0" w:space="0" w:color="000000"/>
-              <w:top w:val="none" w:sz="0" w:space="0" w:color="000000"/>
-              <w:left w:val="none" w:sz="0" w:space="0" w:color="000000"/>
-              <w:right w:val="none" w:sz="0" w:space="0" w:color="000000"/>
-            </w:tcBorders>
-            <w:shd w:val="clear" w:color="auto" w:fill="FFFFFF"/>
-            <w:tcMar>
-              <w:top w:w="0" w:type="dxa"/>
-              <w:bottom w:w="0" w:type="dxa"/>
-              <w:left w:w="0" w:type="dxa"/>
-              <w:right w:w="0" w:type="dxa"/>
-            </w:tcMar>
-            <w:vAlign w:val="top"/>
-          </w:tcPr>
-          <w:p>
-            <w:pPr>
-              <w:pStyle w:val="Normal"/>
-              <w:jc w:val="center"/>
-              <w:pBdr>
-                <w:bottom w:val="none" w:sz="0" w:space="0" w:color="000000"/>
-                <w:top w:val="none" w:sz="0" w:space="0" w:color="000000"/>
-                <w:left w:val="none" w:sz="0" w:space="0" w:color="000000"/>
-                <w:right w:val="none" w:sz="0" w:space="0" w:color="000000"/>
-              </w:pBdr>
-              <w:spacing w:after="100" w:before="100" w:line="240"/>
-              <w:ind w:left="100" w:right="100" w:firstLine="0" w:firstLineChars="0"/>
-              <w:rPr>
-                <w:rFonts w:ascii="Helvetica" w:hAnsi="Helvetica" w:eastAsia="Helvetica" w:cs="Helvetica"/>
-                <w:i w:val="false"/>
-                <w:b w:val="false"/>
-                <w:u w:val="none"/>
-                <w:sz w:val="22"/>
-                <w:szCs w:val="22"/>
-                <w:color w:val="000000"/>
-              </w:rPr>
-            </w:pPr>
-            <w:r>
-              <w:rPr>
-                <w:rFonts w:ascii="Helvetica" w:hAnsi="Helvetica" w:eastAsia="Helvetica" w:cs="Helvetica"/>
-                <w:i w:val="false"/>
-                <w:b w:val="false"/>
-                <w:u w:val="none"/>
-                <w:sz w:val="22"/>
-                <w:szCs w:val="22"/>
-                <w:color w:val="000000"/>
-              </w:rPr>
-              <w:t xml:space="preserve">0.28, 7.06</w:t>
-            </w:r>
-          </w:p>
-        </w:tc>
-        <w:tc>
-          <w:tcPr>
-            <w:tcBorders>
-              <w:bottom w:val="none" w:sz="0" w:space="0" w:color="000000"/>
-              <w:top w:val="none" w:sz="0" w:space="0" w:color="000000"/>
-              <w:left w:val="none" w:sz="0" w:space="0" w:color="000000"/>
-              <w:right w:val="none" w:sz="0" w:space="0" w:color="000000"/>
-            </w:tcBorders>
-            <w:shd w:val="clear" w:color="auto" w:fill="FFFFFF"/>
-            <w:tcMar>
-              <w:top w:w="0" w:type="dxa"/>
-              <w:bottom w:w="0" w:type="dxa"/>
-              <w:left w:w="0" w:type="dxa"/>
-              <w:right w:w="0" w:type="dxa"/>
-            </w:tcMar>
-            <w:vAlign w:val="top"/>
-          </w:tcPr>
-          <w:p>
-            <w:pPr>
-              <w:pStyle w:val="Normal"/>
-              <w:jc w:val="center"/>
-              <w:pBdr>
-                <w:bottom w:val="none" w:sz="0" w:space="0" w:color="000000"/>
-                <w:top w:val="none" w:sz="0" w:space="0" w:color="000000"/>
-                <w:left w:val="none" w:sz="0" w:space="0" w:color="000000"/>
-                <w:right w:val="none" w:sz="0" w:space="0" w:color="000000"/>
-              </w:pBdr>
-              <w:spacing w:after="100" w:before="100" w:line="240"/>
-              <w:ind w:left="100" w:right="100" w:firstLine="0" w:firstLineChars="0"/>
-              <w:rPr>
-                <w:rFonts w:ascii="Helvetica" w:hAnsi="Helvetica" w:eastAsia="Helvetica" w:cs="Helvetica"/>
-                <w:i w:val="false"/>
-                <w:b w:val="false"/>
-                <w:u w:val="none"/>
-                <w:sz w:val="22"/>
-                <w:szCs w:val="22"/>
-                <w:color w:val="000000"/>
-              </w:rPr>
-            </w:pPr>
-            <w:r>
-              <w:rPr>
-                <w:rFonts w:ascii="Helvetica" w:hAnsi="Helvetica" w:eastAsia="Helvetica" w:cs="Helvetica"/>
-                <w:i w:val="false"/>
-                <w:b w:val="false"/>
-                <w:u w:val="none"/>
-                <w:sz w:val="22"/>
-                <w:szCs w:val="22"/>
-                <w:color w:val="000000"/>
-              </w:rPr>
-              <w:t xml:space="preserve">0.680</w:t>
+              <w:t xml:space="preserve">1.42</w:t>
+            </w:r>
+          </w:p>
+        </w:tc>
+        <w:tc>
+          <w:tcPr>
+            <w:tcBorders>
+              <w:bottom w:val="none" w:sz="0" w:space="0" w:color="000000"/>
+              <w:top w:val="none" w:sz="0" w:space="0" w:color="000000"/>
+              <w:left w:val="none" w:sz="0" w:space="0" w:color="000000"/>
+              <w:right w:val="none" w:sz="0" w:space="0" w:color="000000"/>
+            </w:tcBorders>
+            <w:shd w:val="clear" w:color="auto" w:fill="FFFFFF"/>
+            <w:tcMar>
+              <w:top w:w="0" w:type="dxa"/>
+              <w:bottom w:w="0" w:type="dxa"/>
+              <w:left w:w="0" w:type="dxa"/>
+              <w:right w:w="0" w:type="dxa"/>
+            </w:tcMar>
+            <w:vAlign w:val="top"/>
+          </w:tcPr>
+          <w:p>
+            <w:pPr>
+              <w:pStyle w:val="Normal"/>
+              <w:jc w:val="center"/>
+              <w:pBdr>
+                <w:bottom w:val="none" w:sz="0" w:space="0" w:color="000000"/>
+                <w:top w:val="none" w:sz="0" w:space="0" w:color="000000"/>
+                <w:left w:val="none" w:sz="0" w:space="0" w:color="000000"/>
+                <w:right w:val="none" w:sz="0" w:space="0" w:color="000000"/>
+              </w:pBdr>
+              <w:spacing w:after="100" w:before="100" w:line="240"/>
+              <w:ind w:left="100" w:right="100" w:firstLine="0" w:firstLineChars="0"/>
+              <w:rPr>
+                <w:rFonts w:ascii="Helvetica" w:hAnsi="Helvetica" w:eastAsia="Helvetica" w:cs="Helvetica"/>
+                <w:i w:val="false"/>
+                <w:b w:val="false"/>
+                <w:u w:val="none"/>
+                <w:sz w:val="22"/>
+                <w:szCs w:val="22"/>
+                <w:color w:val="000000"/>
+              </w:rPr>
+            </w:pPr>
+            <w:r>
+              <w:rPr>
+                <w:rFonts w:ascii="Helvetica" w:hAnsi="Helvetica" w:eastAsia="Helvetica" w:cs="Helvetica"/>
+                <w:i w:val="false"/>
+                <w:b w:val="false"/>
+                <w:u w:val="none"/>
+                <w:sz w:val="22"/>
+                <w:szCs w:val="22"/>
+                <w:color w:val="000000"/>
+              </w:rPr>
+              <w:t xml:space="preserve">0.28, 7.15</w:t>
+            </w:r>
+          </w:p>
+        </w:tc>
+        <w:tc>
+          <w:tcPr>
+            <w:tcBorders>
+              <w:bottom w:val="none" w:sz="0" w:space="0" w:color="000000"/>
+              <w:top w:val="none" w:sz="0" w:space="0" w:color="000000"/>
+              <w:left w:val="none" w:sz="0" w:space="0" w:color="000000"/>
+              <w:right w:val="none" w:sz="0" w:space="0" w:color="000000"/>
+            </w:tcBorders>
+            <w:shd w:val="clear" w:color="auto" w:fill="FFFFFF"/>
+            <w:tcMar>
+              <w:top w:w="0" w:type="dxa"/>
+              <w:bottom w:w="0" w:type="dxa"/>
+              <w:left w:w="0" w:type="dxa"/>
+              <w:right w:w="0" w:type="dxa"/>
+            </w:tcMar>
+            <w:vAlign w:val="top"/>
+          </w:tcPr>
+          <w:p>
+            <w:pPr>
+              <w:pStyle w:val="Normal"/>
+              <w:jc w:val="center"/>
+              <w:pBdr>
+                <w:bottom w:val="none" w:sz="0" w:space="0" w:color="000000"/>
+                <w:top w:val="none" w:sz="0" w:space="0" w:color="000000"/>
+                <w:left w:val="none" w:sz="0" w:space="0" w:color="000000"/>
+                <w:right w:val="none" w:sz="0" w:space="0" w:color="000000"/>
+              </w:pBdr>
+              <w:spacing w:after="100" w:before="100" w:line="240"/>
+              <w:ind w:left="100" w:right="100" w:firstLine="0" w:firstLineChars="0"/>
+              <w:rPr>
+                <w:rFonts w:ascii="Helvetica" w:hAnsi="Helvetica" w:eastAsia="Helvetica" w:cs="Helvetica"/>
+                <w:i w:val="false"/>
+                <w:b w:val="false"/>
+                <w:u w:val="none"/>
+                <w:sz w:val="22"/>
+                <w:szCs w:val="22"/>
+                <w:color w:val="000000"/>
+              </w:rPr>
+            </w:pPr>
+            <w:r>
+              <w:rPr>
+                <w:rFonts w:ascii="Helvetica" w:hAnsi="Helvetica" w:eastAsia="Helvetica" w:cs="Helvetica"/>
+                <w:i w:val="false"/>
+                <w:b w:val="false"/>
+                <w:u w:val="none"/>
+                <w:sz w:val="22"/>
+                <w:szCs w:val="22"/>
+                <w:color w:val="000000"/>
+              </w:rPr>
+              <w:t xml:space="preserve">0.670</w:t>
             </w:r>
           </w:p>
         </w:tc>
@@ -6899,60 +6899,60 @@
                 <w:szCs w:val="22"/>
                 <w:color w:val="000000"/>
               </w:rPr>
-              <w:t xml:space="preserve">1.92</w:t>
-            </w:r>
-          </w:p>
-        </w:tc>
-        <w:tc>
-          <w:tcPr>
-            <w:tcBorders>
-              <w:bottom w:val="none" w:sz="0" w:space="0" w:color="000000"/>
-              <w:top w:val="none" w:sz="0" w:space="0" w:color="000000"/>
-              <w:left w:val="none" w:sz="0" w:space="0" w:color="000000"/>
-              <w:right w:val="none" w:sz="0" w:space="0" w:color="000000"/>
-            </w:tcBorders>
-            <w:shd w:val="clear" w:color="auto" w:fill="FFFFFF"/>
-            <w:tcMar>
-              <w:top w:w="0" w:type="dxa"/>
-              <w:bottom w:w="0" w:type="dxa"/>
-              <w:left w:w="0" w:type="dxa"/>
-              <w:right w:w="0" w:type="dxa"/>
-            </w:tcMar>
-            <w:vAlign w:val="top"/>
-          </w:tcPr>
-          <w:p>
-            <w:pPr>
-              <w:pStyle w:val="Normal"/>
-              <w:jc w:val="center"/>
-              <w:pBdr>
-                <w:bottom w:val="none" w:sz="0" w:space="0" w:color="000000"/>
-                <w:top w:val="none" w:sz="0" w:space="0" w:color="000000"/>
-                <w:left w:val="none" w:sz="0" w:space="0" w:color="000000"/>
-                <w:right w:val="none" w:sz="0" w:space="0" w:color="000000"/>
-              </w:pBdr>
-              <w:spacing w:after="100" w:before="100" w:line="240"/>
-              <w:ind w:left="100" w:right="100" w:firstLine="0" w:firstLineChars="0"/>
-              <w:rPr>
-                <w:rFonts w:ascii="Helvetica" w:hAnsi="Helvetica" w:eastAsia="Helvetica" w:cs="Helvetica"/>
-                <w:i w:val="false"/>
-                <w:b w:val="false"/>
-                <w:u w:val="none"/>
-                <w:sz w:val="22"/>
-                <w:szCs w:val="22"/>
-                <w:color w:val="000000"/>
-              </w:rPr>
-            </w:pPr>
-            <w:r>
-              <w:rPr>
-                <w:rFonts w:ascii="Helvetica" w:hAnsi="Helvetica" w:eastAsia="Helvetica" w:cs="Helvetica"/>
-                <w:i w:val="false"/>
-                <w:b w:val="false"/>
-                <w:u w:val="none"/>
-                <w:sz w:val="22"/>
-                <w:szCs w:val="22"/>
-                <w:color w:val="000000"/>
-              </w:rPr>
-              <w:t xml:space="preserve">0.56, 6.57</w:t>
+              <w:t xml:space="preserve">1.91</w:t>
+            </w:r>
+          </w:p>
+        </w:tc>
+        <w:tc>
+          <w:tcPr>
+            <w:tcBorders>
+              <w:bottom w:val="none" w:sz="0" w:space="0" w:color="000000"/>
+              <w:top w:val="none" w:sz="0" w:space="0" w:color="000000"/>
+              <w:left w:val="none" w:sz="0" w:space="0" w:color="000000"/>
+              <w:right w:val="none" w:sz="0" w:space="0" w:color="000000"/>
+            </w:tcBorders>
+            <w:shd w:val="clear" w:color="auto" w:fill="FFFFFF"/>
+            <w:tcMar>
+              <w:top w:w="0" w:type="dxa"/>
+              <w:bottom w:w="0" w:type="dxa"/>
+              <w:left w:w="0" w:type="dxa"/>
+              <w:right w:w="0" w:type="dxa"/>
+            </w:tcMar>
+            <w:vAlign w:val="top"/>
+          </w:tcPr>
+          <w:p>
+            <w:pPr>
+              <w:pStyle w:val="Normal"/>
+              <w:jc w:val="center"/>
+              <w:pBdr>
+                <w:bottom w:val="none" w:sz="0" w:space="0" w:color="000000"/>
+                <w:top w:val="none" w:sz="0" w:space="0" w:color="000000"/>
+                <w:left w:val="none" w:sz="0" w:space="0" w:color="000000"/>
+                <w:right w:val="none" w:sz="0" w:space="0" w:color="000000"/>
+              </w:pBdr>
+              <w:spacing w:after="100" w:before="100" w:line="240"/>
+              <w:ind w:left="100" w:right="100" w:firstLine="0" w:firstLineChars="0"/>
+              <w:rPr>
+                <w:rFonts w:ascii="Helvetica" w:hAnsi="Helvetica" w:eastAsia="Helvetica" w:cs="Helvetica"/>
+                <w:i w:val="false"/>
+                <w:b w:val="false"/>
+                <w:u w:val="none"/>
+                <w:sz w:val="22"/>
+                <w:szCs w:val="22"/>
+                <w:color w:val="000000"/>
+              </w:rPr>
+            </w:pPr>
+            <w:r>
+              <w:rPr>
+                <w:rFonts w:ascii="Helvetica" w:hAnsi="Helvetica" w:eastAsia="Helvetica" w:cs="Helvetica"/>
+                <w:i w:val="false"/>
+                <w:b w:val="false"/>
+                <w:u w:val="none"/>
+                <w:sz w:val="22"/>
+                <w:szCs w:val="22"/>
+                <w:color w:val="000000"/>
+              </w:rPr>
+              <w:t xml:space="preserve">0.56, 6.56</w:t>
             </w:r>
           </w:p>
         </w:tc>
@@ -7382,113 +7382,113 @@
                 <w:szCs w:val="22"/>
                 <w:color w:val="000000"/>
               </w:rPr>
-              <w:t xml:space="preserve">2.41</w:t>
-            </w:r>
-          </w:p>
-        </w:tc>
-        <w:tc>
-          <w:tcPr>
-            <w:tcBorders>
-              <w:bottom w:val="none" w:sz="0" w:space="0" w:color="000000"/>
-              <w:top w:val="none" w:sz="0" w:space="0" w:color="000000"/>
-              <w:left w:val="none" w:sz="0" w:space="0" w:color="000000"/>
-              <w:right w:val="none" w:sz="0" w:space="0" w:color="000000"/>
-            </w:tcBorders>
-            <w:shd w:val="clear" w:color="auto" w:fill="FFFFFF"/>
-            <w:tcMar>
-              <w:top w:w="0" w:type="dxa"/>
-              <w:bottom w:w="0" w:type="dxa"/>
-              <w:left w:w="0" w:type="dxa"/>
-              <w:right w:w="0" w:type="dxa"/>
-            </w:tcMar>
-            <w:vAlign w:val="top"/>
-          </w:tcPr>
-          <w:p>
-            <w:pPr>
-              <w:pStyle w:val="Normal"/>
-              <w:jc w:val="center"/>
-              <w:pBdr>
-                <w:bottom w:val="none" w:sz="0" w:space="0" w:color="000000"/>
-                <w:top w:val="none" w:sz="0" w:space="0" w:color="000000"/>
-                <w:left w:val="none" w:sz="0" w:space="0" w:color="000000"/>
-                <w:right w:val="none" w:sz="0" w:space="0" w:color="000000"/>
-              </w:pBdr>
-              <w:spacing w:after="100" w:before="100" w:line="240"/>
-              <w:ind w:left="100" w:right="100" w:firstLine="0" w:firstLineChars="0"/>
-              <w:rPr>
-                <w:rFonts w:ascii="Helvetica" w:hAnsi="Helvetica" w:eastAsia="Helvetica" w:cs="Helvetica"/>
-                <w:i w:val="false"/>
-                <w:b w:val="false"/>
-                <w:u w:val="none"/>
-                <w:sz w:val="22"/>
-                <w:szCs w:val="22"/>
-                <w:color w:val="000000"/>
-              </w:rPr>
-            </w:pPr>
-            <w:r>
-              <w:rPr>
-                <w:rFonts w:ascii="Helvetica" w:hAnsi="Helvetica" w:eastAsia="Helvetica" w:cs="Helvetica"/>
-                <w:i w:val="false"/>
-                <w:b w:val="false"/>
-                <w:u w:val="none"/>
-                <w:sz w:val="22"/>
-                <w:szCs w:val="22"/>
-                <w:color w:val="000000"/>
-              </w:rPr>
-              <w:t xml:space="preserve">0.65, 8.89</w:t>
-            </w:r>
-          </w:p>
-        </w:tc>
-        <w:tc>
-          <w:tcPr>
-            <w:tcBorders>
-              <w:bottom w:val="none" w:sz="0" w:space="0" w:color="000000"/>
-              <w:top w:val="none" w:sz="0" w:space="0" w:color="000000"/>
-              <w:left w:val="none" w:sz="0" w:space="0" w:color="000000"/>
-              <w:right w:val="none" w:sz="0" w:space="0" w:color="000000"/>
-            </w:tcBorders>
-            <w:shd w:val="clear" w:color="auto" w:fill="FFFFFF"/>
-            <w:tcMar>
-              <w:top w:w="0" w:type="dxa"/>
-              <w:bottom w:w="0" w:type="dxa"/>
-              <w:left w:w="0" w:type="dxa"/>
-              <w:right w:w="0" w:type="dxa"/>
-            </w:tcMar>
-            <w:vAlign w:val="top"/>
-          </w:tcPr>
-          <w:p>
-            <w:pPr>
-              <w:pStyle w:val="Normal"/>
-              <w:jc w:val="center"/>
-              <w:pBdr>
-                <w:bottom w:val="none" w:sz="0" w:space="0" w:color="000000"/>
-                <w:top w:val="none" w:sz="0" w:space="0" w:color="000000"/>
-                <w:left w:val="none" w:sz="0" w:space="0" w:color="000000"/>
-                <w:right w:val="none" w:sz="0" w:space="0" w:color="000000"/>
-              </w:pBdr>
-              <w:spacing w:after="100" w:before="100" w:line="240"/>
-              <w:ind w:left="100" w:right="100" w:firstLine="0" w:firstLineChars="0"/>
-              <w:rPr>
-                <w:rFonts w:ascii="Helvetica" w:hAnsi="Helvetica" w:eastAsia="Helvetica" w:cs="Helvetica"/>
-                <w:i w:val="false"/>
-                <w:b w:val="false"/>
-                <w:u w:val="none"/>
-                <w:sz w:val="22"/>
-                <w:szCs w:val="22"/>
-                <w:color w:val="000000"/>
-              </w:rPr>
-            </w:pPr>
-            <w:r>
-              <w:rPr>
-                <w:rFonts w:ascii="Helvetica" w:hAnsi="Helvetica" w:eastAsia="Helvetica" w:cs="Helvetica"/>
-                <w:i w:val="false"/>
-                <w:b w:val="false"/>
-                <w:u w:val="none"/>
-                <w:sz w:val="22"/>
-                <w:szCs w:val="22"/>
-                <w:color w:val="000000"/>
-              </w:rPr>
-              <w:t xml:space="preserve">0.190</w:t>
+              <w:t xml:space="preserve">2.42</w:t>
+            </w:r>
+          </w:p>
+        </w:tc>
+        <w:tc>
+          <w:tcPr>
+            <w:tcBorders>
+              <w:bottom w:val="none" w:sz="0" w:space="0" w:color="000000"/>
+              <w:top w:val="none" w:sz="0" w:space="0" w:color="000000"/>
+              <w:left w:val="none" w:sz="0" w:space="0" w:color="000000"/>
+              <w:right w:val="none" w:sz="0" w:space="0" w:color="000000"/>
+            </w:tcBorders>
+            <w:shd w:val="clear" w:color="auto" w:fill="FFFFFF"/>
+            <w:tcMar>
+              <w:top w:w="0" w:type="dxa"/>
+              <w:bottom w:w="0" w:type="dxa"/>
+              <w:left w:w="0" w:type="dxa"/>
+              <w:right w:w="0" w:type="dxa"/>
+            </w:tcMar>
+            <w:vAlign w:val="top"/>
+          </w:tcPr>
+          <w:p>
+            <w:pPr>
+              <w:pStyle w:val="Normal"/>
+              <w:jc w:val="center"/>
+              <w:pBdr>
+                <w:bottom w:val="none" w:sz="0" w:space="0" w:color="000000"/>
+                <w:top w:val="none" w:sz="0" w:space="0" w:color="000000"/>
+                <w:left w:val="none" w:sz="0" w:space="0" w:color="000000"/>
+                <w:right w:val="none" w:sz="0" w:space="0" w:color="000000"/>
+              </w:pBdr>
+              <w:spacing w:after="100" w:before="100" w:line="240"/>
+              <w:ind w:left="100" w:right="100" w:firstLine="0" w:firstLineChars="0"/>
+              <w:rPr>
+                <w:rFonts w:ascii="Helvetica" w:hAnsi="Helvetica" w:eastAsia="Helvetica" w:cs="Helvetica"/>
+                <w:i w:val="false"/>
+                <w:b w:val="false"/>
+                <w:u w:val="none"/>
+                <w:sz w:val="22"/>
+                <w:szCs w:val="22"/>
+                <w:color w:val="000000"/>
+              </w:rPr>
+            </w:pPr>
+            <w:r>
+              <w:rPr>
+                <w:rFonts w:ascii="Helvetica" w:hAnsi="Helvetica" w:eastAsia="Helvetica" w:cs="Helvetica"/>
+                <w:i w:val="false"/>
+                <w:b w:val="false"/>
+                <w:u w:val="none"/>
+                <w:sz w:val="22"/>
+                <w:szCs w:val="22"/>
+                <w:color w:val="000000"/>
+              </w:rPr>
+              <w:t xml:space="preserve">0.66, 8.95</w:t>
+            </w:r>
+          </w:p>
+        </w:tc>
+        <w:tc>
+          <w:tcPr>
+            <w:tcBorders>
+              <w:bottom w:val="none" w:sz="0" w:space="0" w:color="000000"/>
+              <w:top w:val="none" w:sz="0" w:space="0" w:color="000000"/>
+              <w:left w:val="none" w:sz="0" w:space="0" w:color="000000"/>
+              <w:right w:val="none" w:sz="0" w:space="0" w:color="000000"/>
+            </w:tcBorders>
+            <w:shd w:val="clear" w:color="auto" w:fill="FFFFFF"/>
+            <w:tcMar>
+              <w:top w:w="0" w:type="dxa"/>
+              <w:bottom w:w="0" w:type="dxa"/>
+              <w:left w:w="0" w:type="dxa"/>
+              <w:right w:w="0" w:type="dxa"/>
+            </w:tcMar>
+            <w:vAlign w:val="top"/>
+          </w:tcPr>
+          <w:p>
+            <w:pPr>
+              <w:pStyle w:val="Normal"/>
+              <w:jc w:val="center"/>
+              <w:pBdr>
+                <w:bottom w:val="none" w:sz="0" w:space="0" w:color="000000"/>
+                <w:top w:val="none" w:sz="0" w:space="0" w:color="000000"/>
+                <w:left w:val="none" w:sz="0" w:space="0" w:color="000000"/>
+                <w:right w:val="none" w:sz="0" w:space="0" w:color="000000"/>
+              </w:pBdr>
+              <w:spacing w:after="100" w:before="100" w:line="240"/>
+              <w:ind w:left="100" w:right="100" w:firstLine="0" w:firstLineChars="0"/>
+              <w:rPr>
+                <w:rFonts w:ascii="Helvetica" w:hAnsi="Helvetica" w:eastAsia="Helvetica" w:cs="Helvetica"/>
+                <w:i w:val="false"/>
+                <w:b w:val="false"/>
+                <w:u w:val="none"/>
+                <w:sz w:val="22"/>
+                <w:szCs w:val="22"/>
+                <w:color w:val="000000"/>
+              </w:rPr>
+            </w:pPr>
+            <w:r>
+              <w:rPr>
+                <w:rFonts w:ascii="Helvetica" w:hAnsi="Helvetica" w:eastAsia="Helvetica" w:cs="Helvetica"/>
+                <w:i w:val="false"/>
+                <w:b w:val="false"/>
+                <w:u w:val="none"/>
+                <w:sz w:val="22"/>
+                <w:szCs w:val="22"/>
+                <w:color w:val="000000"/>
+              </w:rPr>
+              <w:t xml:space="preserve">0.180</w:t>
             </w:r>
           </w:p>
         </w:tc>
@@ -7865,60 +7865,60 @@
                 <w:szCs w:val="22"/>
                 <w:color w:val="000000"/>
               </w:rPr>
-              <w:t xml:space="preserve">1.01</w:t>
-            </w:r>
-          </w:p>
-        </w:tc>
-        <w:tc>
-          <w:tcPr>
-            <w:tcBorders>
-              <w:bottom w:val="none" w:sz="0" w:space="0" w:color="000000"/>
-              <w:top w:val="none" w:sz="0" w:space="0" w:color="000000"/>
-              <w:left w:val="none" w:sz="0" w:space="0" w:color="000000"/>
-              <w:right w:val="none" w:sz="0" w:space="0" w:color="000000"/>
-            </w:tcBorders>
-            <w:shd w:val="clear" w:color="auto" w:fill="FFFFFF"/>
-            <w:tcMar>
-              <w:top w:w="0" w:type="dxa"/>
-              <w:bottom w:w="0" w:type="dxa"/>
-              <w:left w:w="0" w:type="dxa"/>
-              <w:right w:w="0" w:type="dxa"/>
-            </w:tcMar>
-            <w:vAlign w:val="top"/>
-          </w:tcPr>
-          <w:p>
-            <w:pPr>
-              <w:pStyle w:val="Normal"/>
-              <w:jc w:val="center"/>
-              <w:pBdr>
-                <w:bottom w:val="none" w:sz="0" w:space="0" w:color="000000"/>
-                <w:top w:val="none" w:sz="0" w:space="0" w:color="000000"/>
-                <w:left w:val="none" w:sz="0" w:space="0" w:color="000000"/>
-                <w:right w:val="none" w:sz="0" w:space="0" w:color="000000"/>
-              </w:pBdr>
-              <w:spacing w:after="100" w:before="100" w:line="240"/>
-              <w:ind w:left="100" w:right="100" w:firstLine="0" w:firstLineChars="0"/>
-              <w:rPr>
-                <w:rFonts w:ascii="Helvetica" w:hAnsi="Helvetica" w:eastAsia="Helvetica" w:cs="Helvetica"/>
-                <w:i w:val="false"/>
-                <w:b w:val="false"/>
-                <w:u w:val="none"/>
-                <w:sz w:val="22"/>
-                <w:szCs w:val="22"/>
-                <w:color w:val="000000"/>
-              </w:rPr>
-            </w:pPr>
-            <w:r>
-              <w:rPr>
-                <w:rFonts w:ascii="Helvetica" w:hAnsi="Helvetica" w:eastAsia="Helvetica" w:cs="Helvetica"/>
-                <w:i w:val="false"/>
-                <w:b w:val="false"/>
-                <w:u w:val="none"/>
-                <w:sz w:val="22"/>
-                <w:szCs w:val="22"/>
-                <w:color w:val="000000"/>
-              </w:rPr>
-              <w:t xml:space="preserve">0.31, 3.29</w:t>
+              <w:t xml:space="preserve">1.02</w:t>
+            </w:r>
+          </w:p>
+        </w:tc>
+        <w:tc>
+          <w:tcPr>
+            <w:tcBorders>
+              <w:bottom w:val="none" w:sz="0" w:space="0" w:color="000000"/>
+              <w:top w:val="none" w:sz="0" w:space="0" w:color="000000"/>
+              <w:left w:val="none" w:sz="0" w:space="0" w:color="000000"/>
+              <w:right w:val="none" w:sz="0" w:space="0" w:color="000000"/>
+            </w:tcBorders>
+            <w:shd w:val="clear" w:color="auto" w:fill="FFFFFF"/>
+            <w:tcMar>
+              <w:top w:w="0" w:type="dxa"/>
+              <w:bottom w:w="0" w:type="dxa"/>
+              <w:left w:w="0" w:type="dxa"/>
+              <w:right w:w="0" w:type="dxa"/>
+            </w:tcMar>
+            <w:vAlign w:val="top"/>
+          </w:tcPr>
+          <w:p>
+            <w:pPr>
+              <w:pStyle w:val="Normal"/>
+              <w:jc w:val="center"/>
+              <w:pBdr>
+                <w:bottom w:val="none" w:sz="0" w:space="0" w:color="000000"/>
+                <w:top w:val="none" w:sz="0" w:space="0" w:color="000000"/>
+                <w:left w:val="none" w:sz="0" w:space="0" w:color="000000"/>
+                <w:right w:val="none" w:sz="0" w:space="0" w:color="000000"/>
+              </w:pBdr>
+              <w:spacing w:after="100" w:before="100" w:line="240"/>
+              <w:ind w:left="100" w:right="100" w:firstLine="0" w:firstLineChars="0"/>
+              <w:rPr>
+                <w:rFonts w:ascii="Helvetica" w:hAnsi="Helvetica" w:eastAsia="Helvetica" w:cs="Helvetica"/>
+                <w:i w:val="false"/>
+                <w:b w:val="false"/>
+                <w:u w:val="none"/>
+                <w:sz w:val="22"/>
+                <w:szCs w:val="22"/>
+                <w:color w:val="000000"/>
+              </w:rPr>
+            </w:pPr>
+            <w:r>
+              <w:rPr>
+                <w:rFonts w:ascii="Helvetica" w:hAnsi="Helvetica" w:eastAsia="Helvetica" w:cs="Helvetica"/>
+                <w:i w:val="false"/>
+                <w:b w:val="false"/>
+                <w:u w:val="none"/>
+                <w:sz w:val="22"/>
+                <w:szCs w:val="22"/>
+                <w:color w:val="000000"/>
+              </w:rPr>
+              <w:t xml:space="preserve">0.31, 3.31</w:t>
             </w:r>
           </w:p>
         </w:tc>
@@ -8348,113 +8348,113 @@
                 <w:szCs w:val="22"/>
                 <w:color w:val="000000"/>
               </w:rPr>
-              <w:t xml:space="preserve">0.44</w:t>
-            </w:r>
-          </w:p>
-        </w:tc>
-        <w:tc>
-          <w:tcPr>
-            <w:tcBorders>
-              <w:bottom w:val="none" w:sz="0" w:space="0" w:color="000000"/>
-              <w:top w:val="none" w:sz="0" w:space="0" w:color="000000"/>
-              <w:left w:val="none" w:sz="0" w:space="0" w:color="000000"/>
-              <w:right w:val="none" w:sz="0" w:space="0" w:color="000000"/>
-            </w:tcBorders>
-            <w:shd w:val="clear" w:color="auto" w:fill="FFFFFF"/>
-            <w:tcMar>
-              <w:top w:w="0" w:type="dxa"/>
-              <w:bottom w:w="0" w:type="dxa"/>
-              <w:left w:w="0" w:type="dxa"/>
-              <w:right w:w="0" w:type="dxa"/>
-            </w:tcMar>
-            <w:vAlign w:val="top"/>
-          </w:tcPr>
-          <w:p>
-            <w:pPr>
-              <w:pStyle w:val="Normal"/>
-              <w:jc w:val="center"/>
-              <w:pBdr>
-                <w:bottom w:val="none" w:sz="0" w:space="0" w:color="000000"/>
-                <w:top w:val="none" w:sz="0" w:space="0" w:color="000000"/>
-                <w:left w:val="none" w:sz="0" w:space="0" w:color="000000"/>
-                <w:right w:val="none" w:sz="0" w:space="0" w:color="000000"/>
-              </w:pBdr>
-              <w:spacing w:after="100" w:before="100" w:line="240"/>
-              <w:ind w:left="100" w:right="100" w:firstLine="0" w:firstLineChars="0"/>
-              <w:rPr>
-                <w:rFonts w:ascii="Helvetica" w:hAnsi="Helvetica" w:eastAsia="Helvetica" w:cs="Helvetica"/>
-                <w:i w:val="false"/>
-                <w:b w:val="false"/>
-                <w:u w:val="none"/>
-                <w:sz w:val="22"/>
-                <w:szCs w:val="22"/>
-                <w:color w:val="000000"/>
-              </w:rPr>
-            </w:pPr>
-            <w:r>
-              <w:rPr>
-                <w:rFonts w:ascii="Helvetica" w:hAnsi="Helvetica" w:eastAsia="Helvetica" w:cs="Helvetica"/>
-                <w:i w:val="false"/>
-                <w:b w:val="false"/>
-                <w:u w:val="none"/>
-                <w:sz w:val="22"/>
-                <w:szCs w:val="22"/>
-                <w:color w:val="000000"/>
-              </w:rPr>
-              <w:t xml:space="preserve">0.11, 1.77</w:t>
-            </w:r>
-          </w:p>
-        </w:tc>
-        <w:tc>
-          <w:tcPr>
-            <w:tcBorders>
-              <w:bottom w:val="none" w:sz="0" w:space="0" w:color="000000"/>
-              <w:top w:val="none" w:sz="0" w:space="0" w:color="000000"/>
-              <w:left w:val="none" w:sz="0" w:space="0" w:color="000000"/>
-              <w:right w:val="none" w:sz="0" w:space="0" w:color="000000"/>
-            </w:tcBorders>
-            <w:shd w:val="clear" w:color="auto" w:fill="FFFFFF"/>
-            <w:tcMar>
-              <w:top w:w="0" w:type="dxa"/>
-              <w:bottom w:w="0" w:type="dxa"/>
-              <w:left w:w="0" w:type="dxa"/>
-              <w:right w:w="0" w:type="dxa"/>
-            </w:tcMar>
-            <w:vAlign w:val="top"/>
-          </w:tcPr>
-          <w:p>
-            <w:pPr>
-              <w:pStyle w:val="Normal"/>
-              <w:jc w:val="center"/>
-              <w:pBdr>
-                <w:bottom w:val="none" w:sz="0" w:space="0" w:color="000000"/>
-                <w:top w:val="none" w:sz="0" w:space="0" w:color="000000"/>
-                <w:left w:val="none" w:sz="0" w:space="0" w:color="000000"/>
-                <w:right w:val="none" w:sz="0" w:space="0" w:color="000000"/>
-              </w:pBdr>
-              <w:spacing w:after="100" w:before="100" w:line="240"/>
-              <w:ind w:left="100" w:right="100" w:firstLine="0" w:firstLineChars="0"/>
-              <w:rPr>
-                <w:rFonts w:ascii="Helvetica" w:hAnsi="Helvetica" w:eastAsia="Helvetica" w:cs="Helvetica"/>
-                <w:i w:val="false"/>
-                <w:b w:val="false"/>
-                <w:u w:val="none"/>
-                <w:sz w:val="22"/>
-                <w:szCs w:val="22"/>
-                <w:color w:val="000000"/>
-              </w:rPr>
-            </w:pPr>
-            <w:r>
-              <w:rPr>
-                <w:rFonts w:ascii="Helvetica" w:hAnsi="Helvetica" w:eastAsia="Helvetica" w:cs="Helvetica"/>
-                <w:i w:val="false"/>
-                <w:b w:val="false"/>
-                <w:u w:val="none"/>
-                <w:sz w:val="22"/>
-                <w:szCs w:val="22"/>
-                <w:color w:val="000000"/>
-              </w:rPr>
-              <w:t xml:space="preserve">0.250</w:t>
+              <w:t xml:space="preserve">0.43</w:t>
+            </w:r>
+          </w:p>
+        </w:tc>
+        <w:tc>
+          <w:tcPr>
+            <w:tcBorders>
+              <w:bottom w:val="none" w:sz="0" w:space="0" w:color="000000"/>
+              <w:top w:val="none" w:sz="0" w:space="0" w:color="000000"/>
+              <w:left w:val="none" w:sz="0" w:space="0" w:color="000000"/>
+              <w:right w:val="none" w:sz="0" w:space="0" w:color="000000"/>
+            </w:tcBorders>
+            <w:shd w:val="clear" w:color="auto" w:fill="FFFFFF"/>
+            <w:tcMar>
+              <w:top w:w="0" w:type="dxa"/>
+              <w:bottom w:w="0" w:type="dxa"/>
+              <w:left w:w="0" w:type="dxa"/>
+              <w:right w:w="0" w:type="dxa"/>
+            </w:tcMar>
+            <w:vAlign w:val="top"/>
+          </w:tcPr>
+          <w:p>
+            <w:pPr>
+              <w:pStyle w:val="Normal"/>
+              <w:jc w:val="center"/>
+              <w:pBdr>
+                <w:bottom w:val="none" w:sz="0" w:space="0" w:color="000000"/>
+                <w:top w:val="none" w:sz="0" w:space="0" w:color="000000"/>
+                <w:left w:val="none" w:sz="0" w:space="0" w:color="000000"/>
+                <w:right w:val="none" w:sz="0" w:space="0" w:color="000000"/>
+              </w:pBdr>
+              <w:spacing w:after="100" w:before="100" w:line="240"/>
+              <w:ind w:left="100" w:right="100" w:firstLine="0" w:firstLineChars="0"/>
+              <w:rPr>
+                <w:rFonts w:ascii="Helvetica" w:hAnsi="Helvetica" w:eastAsia="Helvetica" w:cs="Helvetica"/>
+                <w:i w:val="false"/>
+                <w:b w:val="false"/>
+                <w:u w:val="none"/>
+                <w:sz w:val="22"/>
+                <w:szCs w:val="22"/>
+                <w:color w:val="000000"/>
+              </w:rPr>
+            </w:pPr>
+            <w:r>
+              <w:rPr>
+                <w:rFonts w:ascii="Helvetica" w:hAnsi="Helvetica" w:eastAsia="Helvetica" w:cs="Helvetica"/>
+                <w:i w:val="false"/>
+                <w:b w:val="false"/>
+                <w:u w:val="none"/>
+                <w:sz w:val="22"/>
+                <w:szCs w:val="22"/>
+                <w:color w:val="000000"/>
+              </w:rPr>
+              <w:t xml:space="preserve">0.11, 1.76</w:t>
+            </w:r>
+          </w:p>
+        </w:tc>
+        <w:tc>
+          <w:tcPr>
+            <w:tcBorders>
+              <w:bottom w:val="none" w:sz="0" w:space="0" w:color="000000"/>
+              <w:top w:val="none" w:sz="0" w:space="0" w:color="000000"/>
+              <w:left w:val="none" w:sz="0" w:space="0" w:color="000000"/>
+              <w:right w:val="none" w:sz="0" w:space="0" w:color="000000"/>
+            </w:tcBorders>
+            <w:shd w:val="clear" w:color="auto" w:fill="FFFFFF"/>
+            <w:tcMar>
+              <w:top w:w="0" w:type="dxa"/>
+              <w:bottom w:w="0" w:type="dxa"/>
+              <w:left w:w="0" w:type="dxa"/>
+              <w:right w:w="0" w:type="dxa"/>
+            </w:tcMar>
+            <w:vAlign w:val="top"/>
+          </w:tcPr>
+          <w:p>
+            <w:pPr>
+              <w:pStyle w:val="Normal"/>
+              <w:jc w:val="center"/>
+              <w:pBdr>
+                <w:bottom w:val="none" w:sz="0" w:space="0" w:color="000000"/>
+                <w:top w:val="none" w:sz="0" w:space="0" w:color="000000"/>
+                <w:left w:val="none" w:sz="0" w:space="0" w:color="000000"/>
+                <w:right w:val="none" w:sz="0" w:space="0" w:color="000000"/>
+              </w:pBdr>
+              <w:spacing w:after="100" w:before="100" w:line="240"/>
+              <w:ind w:left="100" w:right="100" w:firstLine="0" w:firstLineChars="0"/>
+              <w:rPr>
+                <w:rFonts w:ascii="Helvetica" w:hAnsi="Helvetica" w:eastAsia="Helvetica" w:cs="Helvetica"/>
+                <w:i w:val="false"/>
+                <w:b w:val="false"/>
+                <w:u w:val="none"/>
+                <w:sz w:val="22"/>
+                <w:szCs w:val="22"/>
+                <w:color w:val="000000"/>
+              </w:rPr>
+            </w:pPr>
+            <w:r>
+              <w:rPr>
+                <w:rFonts w:ascii="Helvetica" w:hAnsi="Helvetica" w:eastAsia="Helvetica" w:cs="Helvetica"/>
+                <w:i w:val="false"/>
+                <w:b w:val="false"/>
+                <w:u w:val="none"/>
+                <w:sz w:val="22"/>
+                <w:szCs w:val="22"/>
+                <w:color w:val="000000"/>
+              </w:rPr>
+              <w:t xml:space="preserve">0.240</w:t>
             </w:r>
           </w:p>
         </w:tc>
@@ -8884,60 +8884,60 @@
                 <w:szCs w:val="22"/>
                 <w:color w:val="000000"/>
               </w:rPr>
-              <w:t xml:space="preserve">0.15, 2.51</w:t>
-            </w:r>
-          </w:p>
-        </w:tc>
-        <w:tc>
-          <w:tcPr>
-            <w:tcBorders>
-              <w:bottom w:val="none" w:sz="0" w:space="0" w:color="000000"/>
-              <w:top w:val="none" w:sz="0" w:space="0" w:color="000000"/>
-              <w:left w:val="none" w:sz="0" w:space="0" w:color="000000"/>
-              <w:right w:val="none" w:sz="0" w:space="0" w:color="000000"/>
-            </w:tcBorders>
-            <w:shd w:val="clear" w:color="auto" w:fill="FFFFFF"/>
-            <w:tcMar>
-              <w:top w:w="0" w:type="dxa"/>
-              <w:bottom w:w="0" w:type="dxa"/>
-              <w:left w:w="0" w:type="dxa"/>
-              <w:right w:w="0" w:type="dxa"/>
-            </w:tcMar>
-            <w:vAlign w:val="top"/>
-          </w:tcPr>
-          <w:p>
-            <w:pPr>
-              <w:pStyle w:val="Normal"/>
-              <w:jc w:val="center"/>
-              <w:pBdr>
-                <w:bottom w:val="none" w:sz="0" w:space="0" w:color="000000"/>
-                <w:top w:val="none" w:sz="0" w:space="0" w:color="000000"/>
-                <w:left w:val="none" w:sz="0" w:space="0" w:color="000000"/>
-                <w:right w:val="none" w:sz="0" w:space="0" w:color="000000"/>
-              </w:pBdr>
-              <w:spacing w:after="100" w:before="100" w:line="240"/>
-              <w:ind w:left="100" w:right="100" w:firstLine="0" w:firstLineChars="0"/>
-              <w:rPr>
-                <w:rFonts w:ascii="Helvetica" w:hAnsi="Helvetica" w:eastAsia="Helvetica" w:cs="Helvetica"/>
-                <w:i w:val="false"/>
-                <w:b w:val="false"/>
-                <w:u w:val="none"/>
-                <w:sz w:val="22"/>
-                <w:szCs w:val="22"/>
-                <w:color w:val="000000"/>
-              </w:rPr>
-            </w:pPr>
-            <w:r>
-              <w:rPr>
-                <w:rFonts w:ascii="Helvetica" w:hAnsi="Helvetica" w:eastAsia="Helvetica" w:cs="Helvetica"/>
-                <w:i w:val="false"/>
-                <w:b w:val="false"/>
-                <w:u w:val="none"/>
-                <w:sz w:val="22"/>
-                <w:szCs w:val="22"/>
-                <w:color w:val="000000"/>
-              </w:rPr>
-              <w:t xml:space="preserve">0.490</w:t>
+              <w:t xml:space="preserve">0.15, 2.54</w:t>
+            </w:r>
+          </w:p>
+        </w:tc>
+        <w:tc>
+          <w:tcPr>
+            <w:tcBorders>
+              <w:bottom w:val="none" w:sz="0" w:space="0" w:color="000000"/>
+              <w:top w:val="none" w:sz="0" w:space="0" w:color="000000"/>
+              <w:left w:val="none" w:sz="0" w:space="0" w:color="000000"/>
+              <w:right w:val="none" w:sz="0" w:space="0" w:color="000000"/>
+            </w:tcBorders>
+            <w:shd w:val="clear" w:color="auto" w:fill="FFFFFF"/>
+            <w:tcMar>
+              <w:top w:w="0" w:type="dxa"/>
+              <w:bottom w:w="0" w:type="dxa"/>
+              <w:left w:w="0" w:type="dxa"/>
+              <w:right w:w="0" w:type="dxa"/>
+            </w:tcMar>
+            <w:vAlign w:val="top"/>
+          </w:tcPr>
+          <w:p>
+            <w:pPr>
+              <w:pStyle w:val="Normal"/>
+              <w:jc w:val="center"/>
+              <w:pBdr>
+                <w:bottom w:val="none" w:sz="0" w:space="0" w:color="000000"/>
+                <w:top w:val="none" w:sz="0" w:space="0" w:color="000000"/>
+                <w:left w:val="none" w:sz="0" w:space="0" w:color="000000"/>
+                <w:right w:val="none" w:sz="0" w:space="0" w:color="000000"/>
+              </w:pBdr>
+              <w:spacing w:after="100" w:before="100" w:line="240"/>
+              <w:ind w:left="100" w:right="100" w:firstLine="0" w:firstLineChars="0"/>
+              <w:rPr>
+                <w:rFonts w:ascii="Helvetica" w:hAnsi="Helvetica" w:eastAsia="Helvetica" w:cs="Helvetica"/>
+                <w:i w:val="false"/>
+                <w:b w:val="false"/>
+                <w:u w:val="none"/>
+                <w:sz w:val="22"/>
+                <w:szCs w:val="22"/>
+                <w:color w:val="000000"/>
+              </w:rPr>
+            </w:pPr>
+            <w:r>
+              <w:rPr>
+                <w:rFonts w:ascii="Helvetica" w:hAnsi="Helvetica" w:eastAsia="Helvetica" w:cs="Helvetica"/>
+                <w:i w:val="false"/>
+                <w:b w:val="false"/>
+                <w:u w:val="none"/>
+                <w:sz w:val="22"/>
+                <w:szCs w:val="22"/>
+                <w:color w:val="000000"/>
+              </w:rPr>
+              <w:t xml:space="preserve">0.500</w:t>
             </w:r>
           </w:p>
         </w:tc>
@@ -10280,113 +10280,113 @@
                 <w:szCs w:val="22"/>
                 <w:color w:val="000000"/>
               </w:rPr>
-              <w:t xml:space="preserve">0.94</w:t>
-            </w:r>
-          </w:p>
-        </w:tc>
-        <w:tc>
-          <w:tcPr>
-            <w:tcBorders>
-              <w:bottom w:val="none" w:sz="0" w:space="0" w:color="000000"/>
-              <w:top w:val="none" w:sz="0" w:space="0" w:color="000000"/>
-              <w:left w:val="none" w:sz="0" w:space="0" w:color="000000"/>
-              <w:right w:val="none" w:sz="0" w:space="0" w:color="000000"/>
-            </w:tcBorders>
-            <w:shd w:val="clear" w:color="auto" w:fill="FFFFFF"/>
-            <w:tcMar>
-              <w:top w:w="0" w:type="dxa"/>
-              <w:bottom w:w="0" w:type="dxa"/>
-              <w:left w:w="0" w:type="dxa"/>
-              <w:right w:w="0" w:type="dxa"/>
-            </w:tcMar>
-            <w:vAlign w:val="top"/>
-          </w:tcPr>
-          <w:p>
-            <w:pPr>
-              <w:pStyle w:val="Normal"/>
-              <w:jc w:val="center"/>
-              <w:pBdr>
-                <w:bottom w:val="none" w:sz="0" w:space="0" w:color="000000"/>
-                <w:top w:val="none" w:sz="0" w:space="0" w:color="000000"/>
-                <w:left w:val="none" w:sz="0" w:space="0" w:color="000000"/>
-                <w:right w:val="none" w:sz="0" w:space="0" w:color="000000"/>
-              </w:pBdr>
-              <w:spacing w:after="100" w:before="100" w:line="240"/>
-              <w:ind w:left="100" w:right="100" w:firstLine="0" w:firstLineChars="0"/>
-              <w:rPr>
-                <w:rFonts w:ascii="Helvetica" w:hAnsi="Helvetica" w:eastAsia="Helvetica" w:cs="Helvetica"/>
-                <w:i w:val="false"/>
-                <w:b w:val="false"/>
-                <w:u w:val="none"/>
-                <w:sz w:val="22"/>
-                <w:szCs w:val="22"/>
-                <w:color w:val="000000"/>
-              </w:rPr>
-            </w:pPr>
-            <w:r>
-              <w:rPr>
-                <w:rFonts w:ascii="Helvetica" w:hAnsi="Helvetica" w:eastAsia="Helvetica" w:cs="Helvetica"/>
-                <w:i w:val="false"/>
-                <w:b w:val="false"/>
-                <w:u w:val="none"/>
-                <w:sz w:val="22"/>
-                <w:szCs w:val="22"/>
-                <w:color w:val="000000"/>
-              </w:rPr>
-              <w:t xml:space="preserve">0.51, 1.74</w:t>
-            </w:r>
-          </w:p>
-        </w:tc>
-        <w:tc>
-          <w:tcPr>
-            <w:tcBorders>
-              <w:bottom w:val="none" w:sz="0" w:space="0" w:color="000000"/>
-              <w:top w:val="none" w:sz="0" w:space="0" w:color="000000"/>
-              <w:left w:val="none" w:sz="0" w:space="0" w:color="000000"/>
-              <w:right w:val="none" w:sz="0" w:space="0" w:color="000000"/>
-            </w:tcBorders>
-            <w:shd w:val="clear" w:color="auto" w:fill="FFFFFF"/>
-            <w:tcMar>
-              <w:top w:w="0" w:type="dxa"/>
-              <w:bottom w:w="0" w:type="dxa"/>
-              <w:left w:w="0" w:type="dxa"/>
-              <w:right w:w="0" w:type="dxa"/>
-            </w:tcMar>
-            <w:vAlign w:val="top"/>
-          </w:tcPr>
-          <w:p>
-            <w:pPr>
-              <w:pStyle w:val="Normal"/>
-              <w:jc w:val="center"/>
-              <w:pBdr>
-                <w:bottom w:val="none" w:sz="0" w:space="0" w:color="000000"/>
-                <w:top w:val="none" w:sz="0" w:space="0" w:color="000000"/>
-                <w:left w:val="none" w:sz="0" w:space="0" w:color="000000"/>
-                <w:right w:val="none" w:sz="0" w:space="0" w:color="000000"/>
-              </w:pBdr>
-              <w:spacing w:after="100" w:before="100" w:line="240"/>
-              <w:ind w:left="100" w:right="100" w:firstLine="0" w:firstLineChars="0"/>
-              <w:rPr>
-                <w:rFonts w:ascii="Helvetica" w:hAnsi="Helvetica" w:eastAsia="Helvetica" w:cs="Helvetica"/>
-                <w:i w:val="false"/>
-                <w:b w:val="false"/>
-                <w:u w:val="none"/>
-                <w:sz w:val="22"/>
-                <w:szCs w:val="22"/>
-                <w:color w:val="000000"/>
-              </w:rPr>
-            </w:pPr>
-            <w:r>
-              <w:rPr>
-                <w:rFonts w:ascii="Helvetica" w:hAnsi="Helvetica" w:eastAsia="Helvetica" w:cs="Helvetica"/>
-                <w:i w:val="false"/>
-                <w:b w:val="false"/>
-                <w:u w:val="none"/>
-                <w:sz w:val="22"/>
-                <w:szCs w:val="22"/>
-                <w:color w:val="000000"/>
-              </w:rPr>
-              <w:t xml:space="preserve">0.850</w:t>
+              <w:t xml:space="preserve">0.95</w:t>
+            </w:r>
+          </w:p>
+        </w:tc>
+        <w:tc>
+          <w:tcPr>
+            <w:tcBorders>
+              <w:bottom w:val="none" w:sz="0" w:space="0" w:color="000000"/>
+              <w:top w:val="none" w:sz="0" w:space="0" w:color="000000"/>
+              <w:left w:val="none" w:sz="0" w:space="0" w:color="000000"/>
+              <w:right w:val="none" w:sz="0" w:space="0" w:color="000000"/>
+            </w:tcBorders>
+            <w:shd w:val="clear" w:color="auto" w:fill="FFFFFF"/>
+            <w:tcMar>
+              <w:top w:w="0" w:type="dxa"/>
+              <w:bottom w:w="0" w:type="dxa"/>
+              <w:left w:w="0" w:type="dxa"/>
+              <w:right w:w="0" w:type="dxa"/>
+            </w:tcMar>
+            <w:vAlign w:val="top"/>
+          </w:tcPr>
+          <w:p>
+            <w:pPr>
+              <w:pStyle w:val="Normal"/>
+              <w:jc w:val="center"/>
+              <w:pBdr>
+                <w:bottom w:val="none" w:sz="0" w:space="0" w:color="000000"/>
+                <w:top w:val="none" w:sz="0" w:space="0" w:color="000000"/>
+                <w:left w:val="none" w:sz="0" w:space="0" w:color="000000"/>
+                <w:right w:val="none" w:sz="0" w:space="0" w:color="000000"/>
+              </w:pBdr>
+              <w:spacing w:after="100" w:before="100" w:line="240"/>
+              <w:ind w:left="100" w:right="100" w:firstLine="0" w:firstLineChars="0"/>
+              <w:rPr>
+                <w:rFonts w:ascii="Helvetica" w:hAnsi="Helvetica" w:eastAsia="Helvetica" w:cs="Helvetica"/>
+                <w:i w:val="false"/>
+                <w:b w:val="false"/>
+                <w:u w:val="none"/>
+                <w:sz w:val="22"/>
+                <w:szCs w:val="22"/>
+                <w:color w:val="000000"/>
+              </w:rPr>
+            </w:pPr>
+            <w:r>
+              <w:rPr>
+                <w:rFonts w:ascii="Helvetica" w:hAnsi="Helvetica" w:eastAsia="Helvetica" w:cs="Helvetica"/>
+                <w:i w:val="false"/>
+                <w:b w:val="false"/>
+                <w:u w:val="none"/>
+                <w:sz w:val="22"/>
+                <w:szCs w:val="22"/>
+                <w:color w:val="000000"/>
+              </w:rPr>
+              <w:t xml:space="preserve">0.51, 1.75</w:t>
+            </w:r>
+          </w:p>
+        </w:tc>
+        <w:tc>
+          <w:tcPr>
+            <w:tcBorders>
+              <w:bottom w:val="none" w:sz="0" w:space="0" w:color="000000"/>
+              <w:top w:val="none" w:sz="0" w:space="0" w:color="000000"/>
+              <w:left w:val="none" w:sz="0" w:space="0" w:color="000000"/>
+              <w:right w:val="none" w:sz="0" w:space="0" w:color="000000"/>
+            </w:tcBorders>
+            <w:shd w:val="clear" w:color="auto" w:fill="FFFFFF"/>
+            <w:tcMar>
+              <w:top w:w="0" w:type="dxa"/>
+              <w:bottom w:w="0" w:type="dxa"/>
+              <w:left w:w="0" w:type="dxa"/>
+              <w:right w:w="0" w:type="dxa"/>
+            </w:tcMar>
+            <w:vAlign w:val="top"/>
+          </w:tcPr>
+          <w:p>
+            <w:pPr>
+              <w:pStyle w:val="Normal"/>
+              <w:jc w:val="center"/>
+              <w:pBdr>
+                <w:bottom w:val="none" w:sz="0" w:space="0" w:color="000000"/>
+                <w:top w:val="none" w:sz="0" w:space="0" w:color="000000"/>
+                <w:left w:val="none" w:sz="0" w:space="0" w:color="000000"/>
+                <w:right w:val="none" w:sz="0" w:space="0" w:color="000000"/>
+              </w:pBdr>
+              <w:spacing w:after="100" w:before="100" w:line="240"/>
+              <w:ind w:left="100" w:right="100" w:firstLine="0" w:firstLineChars="0"/>
+              <w:rPr>
+                <w:rFonts w:ascii="Helvetica" w:hAnsi="Helvetica" w:eastAsia="Helvetica" w:cs="Helvetica"/>
+                <w:i w:val="false"/>
+                <w:b w:val="false"/>
+                <w:u w:val="none"/>
+                <w:sz w:val="22"/>
+                <w:szCs w:val="22"/>
+                <w:color w:val="000000"/>
+              </w:rPr>
+            </w:pPr>
+            <w:r>
+              <w:rPr>
+                <w:rFonts w:ascii="Helvetica" w:hAnsi="Helvetica" w:eastAsia="Helvetica" w:cs="Helvetica"/>
+                <w:i w:val="false"/>
+                <w:b w:val="false"/>
+                <w:u w:val="none"/>
+                <w:sz w:val="22"/>
+                <w:szCs w:val="22"/>
+                <w:color w:val="000000"/>
+              </w:rPr>
+              <w:t xml:space="preserve">0.860</w:t>
             </w:r>
           </w:p>
         </w:tc>
@@ -11729,60 +11729,60 @@
                 <w:szCs w:val="22"/>
                 <w:color w:val="000000"/>
               </w:rPr>
-              <w:t xml:space="preserve">4.89</w:t>
-            </w:r>
-          </w:p>
-        </w:tc>
-        <w:tc>
-          <w:tcPr>
-            <w:tcBorders>
-              <w:bottom w:val="none" w:sz="0" w:space="0" w:color="000000"/>
-              <w:top w:val="none" w:sz="0" w:space="0" w:color="000000"/>
-              <w:left w:val="none" w:sz="0" w:space="0" w:color="000000"/>
-              <w:right w:val="none" w:sz="0" w:space="0" w:color="000000"/>
-            </w:tcBorders>
-            <w:shd w:val="clear" w:color="auto" w:fill="FFFFFF"/>
-            <w:tcMar>
-              <w:top w:w="0" w:type="dxa"/>
-              <w:bottom w:w="0" w:type="dxa"/>
-              <w:left w:w="0" w:type="dxa"/>
-              <w:right w:w="0" w:type="dxa"/>
-            </w:tcMar>
-            <w:vAlign w:val="top"/>
-          </w:tcPr>
-          <w:p>
-            <w:pPr>
-              <w:pStyle w:val="Normal"/>
-              <w:jc w:val="center"/>
-              <w:pBdr>
-                <w:bottom w:val="none" w:sz="0" w:space="0" w:color="000000"/>
-                <w:top w:val="none" w:sz="0" w:space="0" w:color="000000"/>
-                <w:left w:val="none" w:sz="0" w:space="0" w:color="000000"/>
-                <w:right w:val="none" w:sz="0" w:space="0" w:color="000000"/>
-              </w:pBdr>
-              <w:spacing w:after="100" w:before="100" w:line="240"/>
-              <w:ind w:left="100" w:right="100" w:firstLine="0" w:firstLineChars="0"/>
-              <w:rPr>
-                <w:rFonts w:ascii="Helvetica" w:hAnsi="Helvetica" w:eastAsia="Helvetica" w:cs="Helvetica"/>
-                <w:i w:val="false"/>
-                <w:b w:val="false"/>
-                <w:u w:val="none"/>
-                <w:sz w:val="22"/>
-                <w:szCs w:val="22"/>
-                <w:color w:val="000000"/>
-              </w:rPr>
-            </w:pPr>
-            <w:r>
-              <w:rPr>
-                <w:rFonts w:ascii="Helvetica" w:hAnsi="Helvetica" w:eastAsia="Helvetica" w:cs="Helvetica"/>
-                <w:i w:val="false"/>
-                <w:b w:val="false"/>
-                <w:u w:val="none"/>
-                <w:sz w:val="22"/>
-                <w:szCs w:val="22"/>
-                <w:color w:val="000000"/>
-              </w:rPr>
-              <w:t xml:space="preserve">2.47, 9.66</w:t>
+              <w:t xml:space="preserve">4.97</w:t>
+            </w:r>
+          </w:p>
+        </w:tc>
+        <w:tc>
+          <w:tcPr>
+            <w:tcBorders>
+              <w:bottom w:val="none" w:sz="0" w:space="0" w:color="000000"/>
+              <w:top w:val="none" w:sz="0" w:space="0" w:color="000000"/>
+              <w:left w:val="none" w:sz="0" w:space="0" w:color="000000"/>
+              <w:right w:val="none" w:sz="0" w:space="0" w:color="000000"/>
+            </w:tcBorders>
+            <w:shd w:val="clear" w:color="auto" w:fill="FFFFFF"/>
+            <w:tcMar>
+              <w:top w:w="0" w:type="dxa"/>
+              <w:bottom w:w="0" w:type="dxa"/>
+              <w:left w:w="0" w:type="dxa"/>
+              <w:right w:w="0" w:type="dxa"/>
+            </w:tcMar>
+            <w:vAlign w:val="top"/>
+          </w:tcPr>
+          <w:p>
+            <w:pPr>
+              <w:pStyle w:val="Normal"/>
+              <w:jc w:val="center"/>
+              <w:pBdr>
+                <w:bottom w:val="none" w:sz="0" w:space="0" w:color="000000"/>
+                <w:top w:val="none" w:sz="0" w:space="0" w:color="000000"/>
+                <w:left w:val="none" w:sz="0" w:space="0" w:color="000000"/>
+                <w:right w:val="none" w:sz="0" w:space="0" w:color="000000"/>
+              </w:pBdr>
+              <w:spacing w:after="100" w:before="100" w:line="240"/>
+              <w:ind w:left="100" w:right="100" w:firstLine="0" w:firstLineChars="0"/>
+              <w:rPr>
+                <w:rFonts w:ascii="Helvetica" w:hAnsi="Helvetica" w:eastAsia="Helvetica" w:cs="Helvetica"/>
+                <w:i w:val="false"/>
+                <w:b w:val="false"/>
+                <w:u w:val="none"/>
+                <w:sz w:val="22"/>
+                <w:szCs w:val="22"/>
+                <w:color w:val="000000"/>
+              </w:rPr>
+            </w:pPr>
+            <w:r>
+              <w:rPr>
+                <w:rFonts w:ascii="Helvetica" w:hAnsi="Helvetica" w:eastAsia="Helvetica" w:cs="Helvetica"/>
+                <w:i w:val="false"/>
+                <w:b w:val="false"/>
+                <w:u w:val="none"/>
+                <w:sz w:val="22"/>
+                <w:szCs w:val="22"/>
+                <w:color w:val="000000"/>
+              </w:rPr>
+              <w:t xml:space="preserve">2.50, 9.85</w:t>
             </w:r>
           </w:p>
         </w:tc>
@@ -13284,7 +13284,7 @@
                 <w:szCs w:val="22"/>
                 <w:color w:val="000000"/>
               </w:rPr>
-              <w:t xml:space="preserve">0.039</w:t>
+              <w:t xml:space="preserve">0.040</w:t>
             </w:r>
           </w:p>
         </w:tc>
@@ -13714,60 +13714,60 @@
                 <w:szCs w:val="22"/>
                 <w:color w:val="000000"/>
               </w:rPr>
-              <w:t xml:space="preserve">0.47, 2.94</w:t>
-            </w:r>
-          </w:p>
-        </w:tc>
-        <w:tc>
-          <w:tcPr>
-            <w:tcBorders>
-              <w:bottom w:val="none" w:sz="0" w:space="0" w:color="000000"/>
-              <w:top w:val="none" w:sz="0" w:space="0" w:color="000000"/>
-              <w:left w:val="none" w:sz="0" w:space="0" w:color="000000"/>
-              <w:right w:val="none" w:sz="0" w:space="0" w:color="000000"/>
-            </w:tcBorders>
-            <w:shd w:val="clear" w:color="auto" w:fill="FFFFFF"/>
-            <w:tcMar>
-              <w:top w:w="0" w:type="dxa"/>
-              <w:bottom w:w="0" w:type="dxa"/>
-              <w:left w:w="0" w:type="dxa"/>
-              <w:right w:w="0" w:type="dxa"/>
-            </w:tcMar>
-            <w:vAlign w:val="top"/>
-          </w:tcPr>
-          <w:p>
-            <w:pPr>
-              <w:pStyle w:val="Normal"/>
-              <w:jc w:val="center"/>
-              <w:pBdr>
-                <w:bottom w:val="none" w:sz="0" w:space="0" w:color="000000"/>
-                <w:top w:val="none" w:sz="0" w:space="0" w:color="000000"/>
-                <w:left w:val="none" w:sz="0" w:space="0" w:color="000000"/>
-                <w:right w:val="none" w:sz="0" w:space="0" w:color="000000"/>
-              </w:pBdr>
-              <w:spacing w:after="100" w:before="100" w:line="240"/>
-              <w:ind w:left="100" w:right="100" w:firstLine="0" w:firstLineChars="0"/>
-              <w:rPr>
-                <w:rFonts w:ascii="Helvetica" w:hAnsi="Helvetica" w:eastAsia="Helvetica" w:cs="Helvetica"/>
-                <w:i w:val="false"/>
-                <w:b w:val="false"/>
-                <w:u w:val="none"/>
-                <w:sz w:val="22"/>
-                <w:szCs w:val="22"/>
-                <w:color w:val="000000"/>
-              </w:rPr>
-            </w:pPr>
-            <w:r>
-              <w:rPr>
-                <w:rFonts w:ascii="Helvetica" w:hAnsi="Helvetica" w:eastAsia="Helvetica" w:cs="Helvetica"/>
-                <w:i w:val="false"/>
-                <w:b w:val="false"/>
-                <w:u w:val="none"/>
-                <w:sz w:val="22"/>
-                <w:szCs w:val="22"/>
-                <w:color w:val="000000"/>
-              </w:rPr>
-              <w:t xml:space="preserve">0.730</w:t>
+              <w:t xml:space="preserve">0.47, 2.96</w:t>
+            </w:r>
+          </w:p>
+        </w:tc>
+        <w:tc>
+          <w:tcPr>
+            <w:tcBorders>
+              <w:bottom w:val="none" w:sz="0" w:space="0" w:color="000000"/>
+              <w:top w:val="none" w:sz="0" w:space="0" w:color="000000"/>
+              <w:left w:val="none" w:sz="0" w:space="0" w:color="000000"/>
+              <w:right w:val="none" w:sz="0" w:space="0" w:color="000000"/>
+            </w:tcBorders>
+            <w:shd w:val="clear" w:color="auto" w:fill="FFFFFF"/>
+            <w:tcMar>
+              <w:top w:w="0" w:type="dxa"/>
+              <w:bottom w:w="0" w:type="dxa"/>
+              <w:left w:w="0" w:type="dxa"/>
+              <w:right w:w="0" w:type="dxa"/>
+            </w:tcMar>
+            <w:vAlign w:val="top"/>
+          </w:tcPr>
+          <w:p>
+            <w:pPr>
+              <w:pStyle w:val="Normal"/>
+              <w:jc w:val="center"/>
+              <w:pBdr>
+                <w:bottom w:val="none" w:sz="0" w:space="0" w:color="000000"/>
+                <w:top w:val="none" w:sz="0" w:space="0" w:color="000000"/>
+                <w:left w:val="none" w:sz="0" w:space="0" w:color="000000"/>
+                <w:right w:val="none" w:sz="0" w:space="0" w:color="000000"/>
+              </w:pBdr>
+              <w:spacing w:after="100" w:before="100" w:line="240"/>
+              <w:ind w:left="100" w:right="100" w:firstLine="0" w:firstLineChars="0"/>
+              <w:rPr>
+                <w:rFonts w:ascii="Helvetica" w:hAnsi="Helvetica" w:eastAsia="Helvetica" w:cs="Helvetica"/>
+                <w:i w:val="false"/>
+                <w:b w:val="false"/>
+                <w:u w:val="none"/>
+                <w:sz w:val="22"/>
+                <w:szCs w:val="22"/>
+                <w:color w:val="000000"/>
+              </w:rPr>
+            </w:pPr>
+            <w:r>
+              <w:rPr>
+                <w:rFonts w:ascii="Helvetica" w:hAnsi="Helvetica" w:eastAsia="Helvetica" w:cs="Helvetica"/>
+                <w:i w:val="false"/>
+                <w:b w:val="false"/>
+                <w:u w:val="none"/>
+                <w:sz w:val="22"/>
+                <w:szCs w:val="22"/>
+                <w:color w:val="000000"/>
+              </w:rPr>
+              <w:t xml:space="preserve">0.720</w:t>
             </w:r>
           </w:p>
         </w:tc>
@@ -14144,113 +14144,113 @@
                 <w:szCs w:val="22"/>
                 <w:color w:val="000000"/>
               </w:rPr>
-              <w:t xml:space="preserve">2.45</w:t>
-            </w:r>
-          </w:p>
-        </w:tc>
-        <w:tc>
-          <w:tcPr>
-            <w:tcBorders>
-              <w:bottom w:val="none" w:sz="0" w:space="0" w:color="000000"/>
-              <w:top w:val="none" w:sz="0" w:space="0" w:color="000000"/>
-              <w:left w:val="none" w:sz="0" w:space="0" w:color="000000"/>
-              <w:right w:val="none" w:sz="0" w:space="0" w:color="000000"/>
-            </w:tcBorders>
-            <w:shd w:val="clear" w:color="auto" w:fill="FFFFFF"/>
-            <w:tcMar>
-              <w:top w:w="0" w:type="dxa"/>
-              <w:bottom w:w="0" w:type="dxa"/>
-              <w:left w:w="0" w:type="dxa"/>
-              <w:right w:w="0" w:type="dxa"/>
-            </w:tcMar>
-            <w:vAlign w:val="top"/>
-          </w:tcPr>
-          <w:p>
-            <w:pPr>
-              <w:pStyle w:val="Normal"/>
-              <w:jc w:val="center"/>
-              <w:pBdr>
-                <w:bottom w:val="none" w:sz="0" w:space="0" w:color="000000"/>
-                <w:top w:val="none" w:sz="0" w:space="0" w:color="000000"/>
-                <w:left w:val="none" w:sz="0" w:space="0" w:color="000000"/>
-                <w:right w:val="none" w:sz="0" w:space="0" w:color="000000"/>
-              </w:pBdr>
-              <w:spacing w:after="100" w:before="100" w:line="240"/>
-              <w:ind w:left="100" w:right="100" w:firstLine="0" w:firstLineChars="0"/>
-              <w:rPr>
-                <w:rFonts w:ascii="Helvetica" w:hAnsi="Helvetica" w:eastAsia="Helvetica" w:cs="Helvetica"/>
-                <w:i w:val="false"/>
-                <w:b w:val="false"/>
-                <w:u w:val="none"/>
-                <w:sz w:val="22"/>
-                <w:szCs w:val="22"/>
-                <w:color w:val="000000"/>
-              </w:rPr>
-            </w:pPr>
-            <w:r>
-              <w:rPr>
-                <w:rFonts w:ascii="Helvetica" w:hAnsi="Helvetica" w:eastAsia="Helvetica" w:cs="Helvetica"/>
-                <w:i w:val="false"/>
-                <w:b w:val="false"/>
-                <w:u w:val="none"/>
-                <w:sz w:val="22"/>
-                <w:szCs w:val="22"/>
-                <w:color w:val="000000"/>
-              </w:rPr>
-              <w:t xml:space="preserve">0.88, 6.85</w:t>
-            </w:r>
-          </w:p>
-        </w:tc>
-        <w:tc>
-          <w:tcPr>
-            <w:tcBorders>
-              <w:bottom w:val="none" w:sz="0" w:space="0" w:color="000000"/>
-              <w:top w:val="none" w:sz="0" w:space="0" w:color="000000"/>
-              <w:left w:val="none" w:sz="0" w:space="0" w:color="000000"/>
-              <w:right w:val="none" w:sz="0" w:space="0" w:color="000000"/>
-            </w:tcBorders>
-            <w:shd w:val="clear" w:color="auto" w:fill="FFFFFF"/>
-            <w:tcMar>
-              <w:top w:w="0" w:type="dxa"/>
-              <w:bottom w:w="0" w:type="dxa"/>
-              <w:left w:w="0" w:type="dxa"/>
-              <w:right w:w="0" w:type="dxa"/>
-            </w:tcMar>
-            <w:vAlign w:val="top"/>
-          </w:tcPr>
-          <w:p>
-            <w:pPr>
-              <w:pStyle w:val="Normal"/>
-              <w:jc w:val="center"/>
-              <w:pBdr>
-                <w:bottom w:val="none" w:sz="0" w:space="0" w:color="000000"/>
-                <w:top w:val="none" w:sz="0" w:space="0" w:color="000000"/>
-                <w:left w:val="none" w:sz="0" w:space="0" w:color="000000"/>
-                <w:right w:val="none" w:sz="0" w:space="0" w:color="000000"/>
-              </w:pBdr>
-              <w:spacing w:after="100" w:before="100" w:line="240"/>
-              <w:ind w:left="100" w:right="100" w:firstLine="0" w:firstLineChars="0"/>
-              <w:rPr>
-                <w:rFonts w:ascii="Helvetica" w:hAnsi="Helvetica" w:eastAsia="Helvetica" w:cs="Helvetica"/>
-                <w:i w:val="false"/>
-                <w:b w:val="false"/>
-                <w:u w:val="none"/>
-                <w:sz w:val="22"/>
-                <w:szCs w:val="22"/>
-                <w:color w:val="000000"/>
-              </w:rPr>
-            </w:pPr>
-            <w:r>
-              <w:rPr>
-                <w:rFonts w:ascii="Helvetica" w:hAnsi="Helvetica" w:eastAsia="Helvetica" w:cs="Helvetica"/>
-                <w:i w:val="false"/>
-                <w:b w:val="false"/>
-                <w:u w:val="none"/>
-                <w:sz w:val="22"/>
-                <w:szCs w:val="22"/>
-                <w:color w:val="000000"/>
-              </w:rPr>
-              <w:t xml:space="preserve">0.088</w:t>
+              <w:t xml:space="preserve">2.50</w:t>
+            </w:r>
+          </w:p>
+        </w:tc>
+        <w:tc>
+          <w:tcPr>
+            <w:tcBorders>
+              <w:bottom w:val="none" w:sz="0" w:space="0" w:color="000000"/>
+              <w:top w:val="none" w:sz="0" w:space="0" w:color="000000"/>
+              <w:left w:val="none" w:sz="0" w:space="0" w:color="000000"/>
+              <w:right w:val="none" w:sz="0" w:space="0" w:color="000000"/>
+            </w:tcBorders>
+            <w:shd w:val="clear" w:color="auto" w:fill="FFFFFF"/>
+            <w:tcMar>
+              <w:top w:w="0" w:type="dxa"/>
+              <w:bottom w:w="0" w:type="dxa"/>
+              <w:left w:w="0" w:type="dxa"/>
+              <w:right w:w="0" w:type="dxa"/>
+            </w:tcMar>
+            <w:vAlign w:val="top"/>
+          </w:tcPr>
+          <w:p>
+            <w:pPr>
+              <w:pStyle w:val="Normal"/>
+              <w:jc w:val="center"/>
+              <w:pBdr>
+                <w:bottom w:val="none" w:sz="0" w:space="0" w:color="000000"/>
+                <w:top w:val="none" w:sz="0" w:space="0" w:color="000000"/>
+                <w:left w:val="none" w:sz="0" w:space="0" w:color="000000"/>
+                <w:right w:val="none" w:sz="0" w:space="0" w:color="000000"/>
+              </w:pBdr>
+              <w:spacing w:after="100" w:before="100" w:line="240"/>
+              <w:ind w:left="100" w:right="100" w:firstLine="0" w:firstLineChars="0"/>
+              <w:rPr>
+                <w:rFonts w:ascii="Helvetica" w:hAnsi="Helvetica" w:eastAsia="Helvetica" w:cs="Helvetica"/>
+                <w:i w:val="false"/>
+                <w:b w:val="false"/>
+                <w:u w:val="none"/>
+                <w:sz w:val="22"/>
+                <w:szCs w:val="22"/>
+                <w:color w:val="000000"/>
+              </w:rPr>
+            </w:pPr>
+            <w:r>
+              <w:rPr>
+                <w:rFonts w:ascii="Helvetica" w:hAnsi="Helvetica" w:eastAsia="Helvetica" w:cs="Helvetica"/>
+                <w:i w:val="false"/>
+                <w:b w:val="false"/>
+                <w:u w:val="none"/>
+                <w:sz w:val="22"/>
+                <w:szCs w:val="22"/>
+                <w:color w:val="000000"/>
+              </w:rPr>
+              <w:t xml:space="preserve">0.89, 7.02</w:t>
+            </w:r>
+          </w:p>
+        </w:tc>
+        <w:tc>
+          <w:tcPr>
+            <w:tcBorders>
+              <w:bottom w:val="none" w:sz="0" w:space="0" w:color="000000"/>
+              <w:top w:val="none" w:sz="0" w:space="0" w:color="000000"/>
+              <w:left w:val="none" w:sz="0" w:space="0" w:color="000000"/>
+              <w:right w:val="none" w:sz="0" w:space="0" w:color="000000"/>
+            </w:tcBorders>
+            <w:shd w:val="clear" w:color="auto" w:fill="FFFFFF"/>
+            <w:tcMar>
+              <w:top w:w="0" w:type="dxa"/>
+              <w:bottom w:w="0" w:type="dxa"/>
+              <w:left w:w="0" w:type="dxa"/>
+              <w:right w:w="0" w:type="dxa"/>
+            </w:tcMar>
+            <w:vAlign w:val="top"/>
+          </w:tcPr>
+          <w:p>
+            <w:pPr>
+              <w:pStyle w:val="Normal"/>
+              <w:jc w:val="center"/>
+              <w:pBdr>
+                <w:bottom w:val="none" w:sz="0" w:space="0" w:color="000000"/>
+                <w:top w:val="none" w:sz="0" w:space="0" w:color="000000"/>
+                <w:left w:val="none" w:sz="0" w:space="0" w:color="000000"/>
+                <w:right w:val="none" w:sz="0" w:space="0" w:color="000000"/>
+              </w:pBdr>
+              <w:spacing w:after="100" w:before="100" w:line="240"/>
+              <w:ind w:left="100" w:right="100" w:firstLine="0" w:firstLineChars="0"/>
+              <w:rPr>
+                <w:rFonts w:ascii="Helvetica" w:hAnsi="Helvetica" w:eastAsia="Helvetica" w:cs="Helvetica"/>
+                <w:i w:val="false"/>
+                <w:b w:val="false"/>
+                <w:u w:val="none"/>
+                <w:sz w:val="22"/>
+                <w:szCs w:val="22"/>
+                <w:color w:val="000000"/>
+              </w:rPr>
+            </w:pPr>
+            <w:r>
+              <w:rPr>
+                <w:rFonts w:ascii="Helvetica" w:hAnsi="Helvetica" w:eastAsia="Helvetica" w:cs="Helvetica"/>
+                <w:i w:val="false"/>
+                <w:b w:val="false"/>
+                <w:u w:val="none"/>
+                <w:sz w:val="22"/>
+                <w:szCs w:val="22"/>
+                <w:color w:val="000000"/>
+              </w:rPr>
+              <w:t xml:space="preserve">0.081</w:t>
             </w:r>
           </w:p>
         </w:tc>
@@ -14680,60 +14680,60 @@
                 <w:szCs w:val="22"/>
                 <w:color w:val="000000"/>
               </w:rPr>
-              <w:t xml:space="preserve">0.31, 1.99</w:t>
-            </w:r>
-          </w:p>
-        </w:tc>
-        <w:tc>
-          <w:tcPr>
-            <w:tcBorders>
-              <w:bottom w:val="none" w:sz="0" w:space="0" w:color="000000"/>
-              <w:top w:val="none" w:sz="0" w:space="0" w:color="000000"/>
-              <w:left w:val="none" w:sz="0" w:space="0" w:color="000000"/>
-              <w:right w:val="none" w:sz="0" w:space="0" w:color="000000"/>
-            </w:tcBorders>
-            <w:shd w:val="clear" w:color="auto" w:fill="FFFFFF"/>
-            <w:tcMar>
-              <w:top w:w="0" w:type="dxa"/>
-              <w:bottom w:w="0" w:type="dxa"/>
-              <w:left w:w="0" w:type="dxa"/>
-              <w:right w:w="0" w:type="dxa"/>
-            </w:tcMar>
-            <w:vAlign w:val="top"/>
-          </w:tcPr>
-          <w:p>
-            <w:pPr>
-              <w:pStyle w:val="Normal"/>
-              <w:jc w:val="center"/>
-              <w:pBdr>
-                <w:bottom w:val="none" w:sz="0" w:space="0" w:color="000000"/>
-                <w:top w:val="none" w:sz="0" w:space="0" w:color="000000"/>
-                <w:left w:val="none" w:sz="0" w:space="0" w:color="000000"/>
-                <w:right w:val="none" w:sz="0" w:space="0" w:color="000000"/>
-              </w:pBdr>
-              <w:spacing w:after="100" w:before="100" w:line="240"/>
-              <w:ind w:left="100" w:right="100" w:firstLine="0" w:firstLineChars="0"/>
-              <w:rPr>
-                <w:rFonts w:ascii="Helvetica" w:hAnsi="Helvetica" w:eastAsia="Helvetica" w:cs="Helvetica"/>
-                <w:i w:val="false"/>
-                <w:b w:val="false"/>
-                <w:u w:val="none"/>
-                <w:sz w:val="22"/>
-                <w:szCs w:val="22"/>
-                <w:color w:val="000000"/>
-              </w:rPr>
-            </w:pPr>
-            <w:r>
-              <w:rPr>
-                <w:rFonts w:ascii="Helvetica" w:hAnsi="Helvetica" w:eastAsia="Helvetica" w:cs="Helvetica"/>
-                <w:i w:val="false"/>
-                <w:b w:val="false"/>
-                <w:u w:val="none"/>
-                <w:sz w:val="22"/>
-                <w:szCs w:val="22"/>
-                <w:color w:val="000000"/>
-              </w:rPr>
-              <w:t xml:space="preserve">0.610</w:t>
+              <w:t xml:space="preserve">0.31, 2.01</w:t>
+            </w:r>
+          </w:p>
+        </w:tc>
+        <w:tc>
+          <w:tcPr>
+            <w:tcBorders>
+              <w:bottom w:val="none" w:sz="0" w:space="0" w:color="000000"/>
+              <w:top w:val="none" w:sz="0" w:space="0" w:color="000000"/>
+              <w:left w:val="none" w:sz="0" w:space="0" w:color="000000"/>
+              <w:right w:val="none" w:sz="0" w:space="0" w:color="000000"/>
+            </w:tcBorders>
+            <w:shd w:val="clear" w:color="auto" w:fill="FFFFFF"/>
+            <w:tcMar>
+              <w:top w:w="0" w:type="dxa"/>
+              <w:bottom w:w="0" w:type="dxa"/>
+              <w:left w:w="0" w:type="dxa"/>
+              <w:right w:w="0" w:type="dxa"/>
+            </w:tcMar>
+            <w:vAlign w:val="top"/>
+          </w:tcPr>
+          <w:p>
+            <w:pPr>
+              <w:pStyle w:val="Normal"/>
+              <w:jc w:val="center"/>
+              <w:pBdr>
+                <w:bottom w:val="none" w:sz="0" w:space="0" w:color="000000"/>
+                <w:top w:val="none" w:sz="0" w:space="0" w:color="000000"/>
+                <w:left w:val="none" w:sz="0" w:space="0" w:color="000000"/>
+                <w:right w:val="none" w:sz="0" w:space="0" w:color="000000"/>
+              </w:pBdr>
+              <w:spacing w:after="100" w:before="100" w:line="240"/>
+              <w:ind w:left="100" w:right="100" w:firstLine="0" w:firstLineChars="0"/>
+              <w:rPr>
+                <w:rFonts w:ascii="Helvetica" w:hAnsi="Helvetica" w:eastAsia="Helvetica" w:cs="Helvetica"/>
+                <w:i w:val="false"/>
+                <w:b w:val="false"/>
+                <w:u w:val="none"/>
+                <w:sz w:val="22"/>
+                <w:szCs w:val="22"/>
+                <w:color w:val="000000"/>
+              </w:rPr>
+            </w:pPr>
+            <w:r>
+              <w:rPr>
+                <w:rFonts w:ascii="Helvetica" w:hAnsi="Helvetica" w:eastAsia="Helvetica" w:cs="Helvetica"/>
+                <w:i w:val="false"/>
+                <w:b w:val="false"/>
+                <w:u w:val="none"/>
+                <w:sz w:val="22"/>
+                <w:szCs w:val="22"/>
+                <w:color w:val="000000"/>
+              </w:rPr>
+              <w:t xml:space="preserve">0.620</w:t>
             </w:r>
           </w:p>
         </w:tc>
@@ -15110,113 +15110,113 @@
                 <w:szCs w:val="22"/>
                 <w:color w:val="000000"/>
               </w:rPr>
-              <w:t xml:space="preserve">1.04</w:t>
-            </w:r>
-          </w:p>
-        </w:tc>
-        <w:tc>
-          <w:tcPr>
-            <w:tcBorders>
-              <w:bottom w:val="none" w:sz="0" w:space="0" w:color="000000"/>
-              <w:top w:val="none" w:sz="0" w:space="0" w:color="000000"/>
-              <w:left w:val="none" w:sz="0" w:space="0" w:color="000000"/>
-              <w:right w:val="none" w:sz="0" w:space="0" w:color="000000"/>
-            </w:tcBorders>
-            <w:shd w:val="clear" w:color="auto" w:fill="FFFFFF"/>
-            <w:tcMar>
-              <w:top w:w="0" w:type="dxa"/>
-              <w:bottom w:w="0" w:type="dxa"/>
-              <w:left w:w="0" w:type="dxa"/>
-              <w:right w:w="0" w:type="dxa"/>
-            </w:tcMar>
-            <w:vAlign w:val="top"/>
-          </w:tcPr>
-          <w:p>
-            <w:pPr>
-              <w:pStyle w:val="Normal"/>
-              <w:jc w:val="center"/>
-              <w:pBdr>
-                <w:bottom w:val="none" w:sz="0" w:space="0" w:color="000000"/>
-                <w:top w:val="none" w:sz="0" w:space="0" w:color="000000"/>
-                <w:left w:val="none" w:sz="0" w:space="0" w:color="000000"/>
-                <w:right w:val="none" w:sz="0" w:space="0" w:color="000000"/>
-              </w:pBdr>
-              <w:spacing w:after="100" w:before="100" w:line="240"/>
-              <w:ind w:left="100" w:right="100" w:firstLine="0" w:firstLineChars="0"/>
-              <w:rPr>
-                <w:rFonts w:ascii="Helvetica" w:hAnsi="Helvetica" w:eastAsia="Helvetica" w:cs="Helvetica"/>
-                <w:i w:val="false"/>
-                <w:b w:val="false"/>
-                <w:u w:val="none"/>
-                <w:sz w:val="22"/>
-                <w:szCs w:val="22"/>
-                <w:color w:val="000000"/>
-              </w:rPr>
-            </w:pPr>
-            <w:r>
-              <w:rPr>
-                <w:rFonts w:ascii="Helvetica" w:hAnsi="Helvetica" w:eastAsia="Helvetica" w:cs="Helvetica"/>
-                <w:i w:val="false"/>
-                <w:b w:val="false"/>
-                <w:u w:val="none"/>
-                <w:sz w:val="22"/>
-                <w:szCs w:val="22"/>
-                <w:color w:val="000000"/>
-              </w:rPr>
-              <w:t xml:space="preserve">0.58, 1.86</w:t>
-            </w:r>
-          </w:p>
-        </w:tc>
-        <w:tc>
-          <w:tcPr>
-            <w:tcBorders>
-              <w:bottom w:val="none" w:sz="0" w:space="0" w:color="000000"/>
-              <w:top w:val="none" w:sz="0" w:space="0" w:color="000000"/>
-              <w:left w:val="none" w:sz="0" w:space="0" w:color="000000"/>
-              <w:right w:val="none" w:sz="0" w:space="0" w:color="000000"/>
-            </w:tcBorders>
-            <w:shd w:val="clear" w:color="auto" w:fill="FFFFFF"/>
-            <w:tcMar>
-              <w:top w:w="0" w:type="dxa"/>
-              <w:bottom w:w="0" w:type="dxa"/>
-              <w:left w:w="0" w:type="dxa"/>
-              <w:right w:w="0" w:type="dxa"/>
-            </w:tcMar>
-            <w:vAlign w:val="top"/>
-          </w:tcPr>
-          <w:p>
-            <w:pPr>
-              <w:pStyle w:val="Normal"/>
-              <w:jc w:val="center"/>
-              <w:pBdr>
-                <w:bottom w:val="none" w:sz="0" w:space="0" w:color="000000"/>
-                <w:top w:val="none" w:sz="0" w:space="0" w:color="000000"/>
-                <w:left w:val="none" w:sz="0" w:space="0" w:color="000000"/>
-                <w:right w:val="none" w:sz="0" w:space="0" w:color="000000"/>
-              </w:pBdr>
-              <w:spacing w:after="100" w:before="100" w:line="240"/>
-              <w:ind w:left="100" w:right="100" w:firstLine="0" w:firstLineChars="0"/>
-              <w:rPr>
-                <w:rFonts w:ascii="Helvetica" w:hAnsi="Helvetica" w:eastAsia="Helvetica" w:cs="Helvetica"/>
-                <w:i w:val="false"/>
-                <w:b w:val="false"/>
-                <w:u w:val="none"/>
-                <w:sz w:val="22"/>
-                <w:szCs w:val="22"/>
-                <w:color w:val="000000"/>
-              </w:rPr>
-            </w:pPr>
-            <w:r>
-              <w:rPr>
-                <w:rFonts w:ascii="Helvetica" w:hAnsi="Helvetica" w:eastAsia="Helvetica" w:cs="Helvetica"/>
-                <w:i w:val="false"/>
-                <w:b w:val="false"/>
-                <w:u w:val="none"/>
-                <w:sz w:val="22"/>
-                <w:szCs w:val="22"/>
-                <w:color w:val="000000"/>
-              </w:rPr>
-              <w:t xml:space="preserve">0.890</w:t>
+              <w:t xml:space="preserve">1.03</w:t>
+            </w:r>
+          </w:p>
+        </w:tc>
+        <w:tc>
+          <w:tcPr>
+            <w:tcBorders>
+              <w:bottom w:val="none" w:sz="0" w:space="0" w:color="000000"/>
+              <w:top w:val="none" w:sz="0" w:space="0" w:color="000000"/>
+              <w:left w:val="none" w:sz="0" w:space="0" w:color="000000"/>
+              <w:right w:val="none" w:sz="0" w:space="0" w:color="000000"/>
+            </w:tcBorders>
+            <w:shd w:val="clear" w:color="auto" w:fill="FFFFFF"/>
+            <w:tcMar>
+              <w:top w:w="0" w:type="dxa"/>
+              <w:bottom w:w="0" w:type="dxa"/>
+              <w:left w:w="0" w:type="dxa"/>
+              <w:right w:w="0" w:type="dxa"/>
+            </w:tcMar>
+            <w:vAlign w:val="top"/>
+          </w:tcPr>
+          <w:p>
+            <w:pPr>
+              <w:pStyle w:val="Normal"/>
+              <w:jc w:val="center"/>
+              <w:pBdr>
+                <w:bottom w:val="none" w:sz="0" w:space="0" w:color="000000"/>
+                <w:top w:val="none" w:sz="0" w:space="0" w:color="000000"/>
+                <w:left w:val="none" w:sz="0" w:space="0" w:color="000000"/>
+                <w:right w:val="none" w:sz="0" w:space="0" w:color="000000"/>
+              </w:pBdr>
+              <w:spacing w:after="100" w:before="100" w:line="240"/>
+              <w:ind w:left="100" w:right="100" w:firstLine="0" w:firstLineChars="0"/>
+              <w:rPr>
+                <w:rFonts w:ascii="Helvetica" w:hAnsi="Helvetica" w:eastAsia="Helvetica" w:cs="Helvetica"/>
+                <w:i w:val="false"/>
+                <w:b w:val="false"/>
+                <w:u w:val="none"/>
+                <w:sz w:val="22"/>
+                <w:szCs w:val="22"/>
+                <w:color w:val="000000"/>
+              </w:rPr>
+            </w:pPr>
+            <w:r>
+              <w:rPr>
+                <w:rFonts w:ascii="Helvetica" w:hAnsi="Helvetica" w:eastAsia="Helvetica" w:cs="Helvetica"/>
+                <w:i w:val="false"/>
+                <w:b w:val="false"/>
+                <w:u w:val="none"/>
+                <w:sz w:val="22"/>
+                <w:szCs w:val="22"/>
+                <w:color w:val="000000"/>
+              </w:rPr>
+              <w:t xml:space="preserve">0.58, 1.84</w:t>
+            </w:r>
+          </w:p>
+        </w:tc>
+        <w:tc>
+          <w:tcPr>
+            <w:tcBorders>
+              <w:bottom w:val="none" w:sz="0" w:space="0" w:color="000000"/>
+              <w:top w:val="none" w:sz="0" w:space="0" w:color="000000"/>
+              <w:left w:val="none" w:sz="0" w:space="0" w:color="000000"/>
+              <w:right w:val="none" w:sz="0" w:space="0" w:color="000000"/>
+            </w:tcBorders>
+            <w:shd w:val="clear" w:color="auto" w:fill="FFFFFF"/>
+            <w:tcMar>
+              <w:top w:w="0" w:type="dxa"/>
+              <w:bottom w:w="0" w:type="dxa"/>
+              <w:left w:w="0" w:type="dxa"/>
+              <w:right w:w="0" w:type="dxa"/>
+            </w:tcMar>
+            <w:vAlign w:val="top"/>
+          </w:tcPr>
+          <w:p>
+            <w:pPr>
+              <w:pStyle w:val="Normal"/>
+              <w:jc w:val="center"/>
+              <w:pBdr>
+                <w:bottom w:val="none" w:sz="0" w:space="0" w:color="000000"/>
+                <w:top w:val="none" w:sz="0" w:space="0" w:color="000000"/>
+                <w:left w:val="none" w:sz="0" w:space="0" w:color="000000"/>
+                <w:right w:val="none" w:sz="0" w:space="0" w:color="000000"/>
+              </w:pBdr>
+              <w:spacing w:after="100" w:before="100" w:line="240"/>
+              <w:ind w:left="100" w:right="100" w:firstLine="0" w:firstLineChars="0"/>
+              <w:rPr>
+                <w:rFonts w:ascii="Helvetica" w:hAnsi="Helvetica" w:eastAsia="Helvetica" w:cs="Helvetica"/>
+                <w:i w:val="false"/>
+                <w:b w:val="false"/>
+                <w:u w:val="none"/>
+                <w:sz w:val="22"/>
+                <w:szCs w:val="22"/>
+                <w:color w:val="000000"/>
+              </w:rPr>
+            </w:pPr>
+            <w:r>
+              <w:rPr>
+                <w:rFonts w:ascii="Helvetica" w:hAnsi="Helvetica" w:eastAsia="Helvetica" w:cs="Helvetica"/>
+                <w:i w:val="false"/>
+                <w:b w:val="false"/>
+                <w:u w:val="none"/>
+                <w:sz w:val="22"/>
+                <w:szCs w:val="22"/>
+                <w:color w:val="000000"/>
+              </w:rPr>
+              <w:t xml:space="preserve">0.910</w:t>
             </w:r>
           </w:p>
         </w:tc>
@@ -16612,60 +16612,60 @@
                 <w:szCs w:val="22"/>
                 <w:color w:val="000000"/>
               </w:rPr>
-              <w:t xml:space="preserve">0.59, 1.97</w:t>
-            </w:r>
-          </w:p>
-        </w:tc>
-        <w:tc>
-          <w:tcPr>
-            <w:tcBorders>
-              <w:bottom w:val="none" w:sz="0" w:space="0" w:color="000000"/>
-              <w:top w:val="none" w:sz="0" w:space="0" w:color="000000"/>
-              <w:left w:val="none" w:sz="0" w:space="0" w:color="000000"/>
-              <w:right w:val="none" w:sz="0" w:space="0" w:color="000000"/>
-            </w:tcBorders>
-            <w:shd w:val="clear" w:color="auto" w:fill="FFFFFF"/>
-            <w:tcMar>
-              <w:top w:w="0" w:type="dxa"/>
-              <w:bottom w:w="0" w:type="dxa"/>
-              <w:left w:w="0" w:type="dxa"/>
-              <w:right w:w="0" w:type="dxa"/>
-            </w:tcMar>
-            <w:vAlign w:val="top"/>
-          </w:tcPr>
-          <w:p>
-            <w:pPr>
-              <w:pStyle w:val="Normal"/>
-              <w:jc w:val="center"/>
-              <w:pBdr>
-                <w:bottom w:val="none" w:sz="0" w:space="0" w:color="000000"/>
-                <w:top w:val="none" w:sz="0" w:space="0" w:color="000000"/>
-                <w:left w:val="none" w:sz="0" w:space="0" w:color="000000"/>
-                <w:right w:val="none" w:sz="0" w:space="0" w:color="000000"/>
-              </w:pBdr>
-              <w:spacing w:after="100" w:before="100" w:line="240"/>
-              <w:ind w:left="100" w:right="100" w:firstLine="0" w:firstLineChars="0"/>
-              <w:rPr>
-                <w:rFonts w:ascii="Helvetica" w:hAnsi="Helvetica" w:eastAsia="Helvetica" w:cs="Helvetica"/>
-                <w:i w:val="false"/>
-                <w:b w:val="false"/>
-                <w:u w:val="none"/>
-                <w:sz w:val="22"/>
-                <w:szCs w:val="22"/>
-                <w:color w:val="000000"/>
-              </w:rPr>
-            </w:pPr>
-            <w:r>
-              <w:rPr>
-                <w:rFonts w:ascii="Helvetica" w:hAnsi="Helvetica" w:eastAsia="Helvetica" w:cs="Helvetica"/>
-                <w:i w:val="false"/>
-                <w:b w:val="false"/>
-                <w:u w:val="none"/>
-                <w:sz w:val="22"/>
-                <w:szCs w:val="22"/>
-                <w:color w:val="000000"/>
-              </w:rPr>
-              <w:t xml:space="preserve">0.820</w:t>
+              <w:t xml:space="preserve">0.58, 1.95</w:t>
+            </w:r>
+          </w:p>
+        </w:tc>
+        <w:tc>
+          <w:tcPr>
+            <w:tcBorders>
+              <w:bottom w:val="none" w:sz="0" w:space="0" w:color="000000"/>
+              <w:top w:val="none" w:sz="0" w:space="0" w:color="000000"/>
+              <w:left w:val="none" w:sz="0" w:space="0" w:color="000000"/>
+              <w:right w:val="none" w:sz="0" w:space="0" w:color="000000"/>
+            </w:tcBorders>
+            <w:shd w:val="clear" w:color="auto" w:fill="FFFFFF"/>
+            <w:tcMar>
+              <w:top w:w="0" w:type="dxa"/>
+              <w:bottom w:w="0" w:type="dxa"/>
+              <w:left w:w="0" w:type="dxa"/>
+              <w:right w:w="0" w:type="dxa"/>
+            </w:tcMar>
+            <w:vAlign w:val="top"/>
+          </w:tcPr>
+          <w:p>
+            <w:pPr>
+              <w:pStyle w:val="Normal"/>
+              <w:jc w:val="center"/>
+              <w:pBdr>
+                <w:bottom w:val="none" w:sz="0" w:space="0" w:color="000000"/>
+                <w:top w:val="none" w:sz="0" w:space="0" w:color="000000"/>
+                <w:left w:val="none" w:sz="0" w:space="0" w:color="000000"/>
+                <w:right w:val="none" w:sz="0" w:space="0" w:color="000000"/>
+              </w:pBdr>
+              <w:spacing w:after="100" w:before="100" w:line="240"/>
+              <w:ind w:left="100" w:right="100" w:firstLine="0" w:firstLineChars="0"/>
+              <w:rPr>
+                <w:rFonts w:ascii="Helvetica" w:hAnsi="Helvetica" w:eastAsia="Helvetica" w:cs="Helvetica"/>
+                <w:i w:val="false"/>
+                <w:b w:val="false"/>
+                <w:u w:val="none"/>
+                <w:sz w:val="22"/>
+                <w:szCs w:val="22"/>
+                <w:color w:val="000000"/>
+              </w:rPr>
+            </w:pPr>
+            <w:r>
+              <w:rPr>
+                <w:rFonts w:ascii="Helvetica" w:hAnsi="Helvetica" w:eastAsia="Helvetica" w:cs="Helvetica"/>
+                <w:i w:val="false"/>
+                <w:b w:val="false"/>
+                <w:u w:val="none"/>
+                <w:sz w:val="22"/>
+                <w:szCs w:val="22"/>
+                <w:color w:val="000000"/>
+              </w:rPr>
+              <w:t xml:space="preserve">0.830</w:t>
             </w:r>
           </w:p>
         </w:tc>
@@ -16724,7 +16724,7 @@
                 <w:szCs w:val="22"/>
                 <w:color w:val="000000"/>
               </w:rPr>
-              <w:t xml:space="preserve">ckd_epi_gfr_cre_cys</w:t>
+              <w:t xml:space="preserve">baseline_cre_egfr</w:t>
             </w:r>
           </w:p>
         </w:tc>
@@ -16883,7 +16883,7 @@
                 <w:szCs w:val="22"/>
                 <w:color w:val="000000"/>
               </w:rPr>
-              <w:t xml:space="preserve">0.97, 0.98</w:t>
+              <w:t xml:space="preserve">0.97, 0.99</w:t>
             </w:r>
           </w:p>
         </w:tc>
@@ -17148,7 +17148,7 @@
                 <w:szCs w:val="22"/>
                 <w:color w:val="000000"/>
               </w:rPr>
-              <w:t xml:space="preserve">0.004</w:t>
+              <w:t xml:space="preserve">0.005</w:t>
             </w:r>
           </w:p>
         </w:tc>
